--- a/Egészséges életmódot támogató webalkalmazás fejlesztése ASP.NET MVC és Angular alapokon.docx
+++ b/Egészséges életmódot támogató webalkalmazás fejlesztése ASP.NET MVC és Angular alapokon.docx
@@ -504,14 +504,24 @@
       <w:pPr>
         <w:pStyle w:val="Cmlapkarstanszk"/>
       </w:pPr>
-      <w:fldSimple w:instr=" DOCPROPERTY  Company  \* MERGEFORMAT ">
-        <w:r>
-          <w:t xml:space="preserve">Automatizálási és Alkalmazott Informatikai Tanszék </w:t>
-        </w:r>
-        <w:r>
-          <w:t>Tanszék</w:t>
-        </w:r>
-      </w:fldSimple>
+      <w:r>
+        <w:fldChar w:fldCharType="begin"/>
+      </w:r>
+      <w:r>
+        <w:instrText xml:space="preserve"> DOCPROPERTY  Company  \* MERGEFORMAT </w:instrText>
+      </w:r>
+      <w:r>
+        <w:fldChar w:fldCharType="separate"/>
+      </w:r>
+      <w:r>
+        <w:t xml:space="preserve">Automatizálási és Alkalmazott Informatikai Tanszék </w:t>
+      </w:r>
+      <w:r>
+        <w:t>Tanszék</w:t>
+      </w:r>
+      <w:r>
+        <w:fldChar w:fldCharType="end"/>
+      </w:r>
     </w:p>
     <w:p/>
     <w:p/>
@@ -542,6 +552,7 @@
       </w:pPr>
       <w:r>
         <w:rPr>
+          <w:noProof/>
           <w:lang w:eastAsia="hu-HU"/>
         </w:rPr>
         <mc:AlternateContent>
@@ -746,6 +757,8 @@
         <w:lastRenderedPageBreak/>
         <w:t>Tartalomjegyzék</w:t>
       </w:r>
+      <w:bookmarkStart w:id="0" w:name="_GoBack"/>
+      <w:bookmarkEnd w:id="0"/>
     </w:p>
     <w:p>
       <w:pPr>
@@ -768,7 +781,7 @@
       <w:r>
         <w:fldChar w:fldCharType="separate"/>
       </w:r>
-      <w:hyperlink w:anchor="_Toc209367471" w:history="1">
+      <w:hyperlink w:anchor="_Toc209525197" w:history="1">
         <w:r>
           <w:rPr>
             <w:rStyle w:val="Hiperhivatkozs"/>
@@ -795,7 +808,7 @@
             <w:noProof/>
             <w:webHidden/>
           </w:rPr>
-          <w:instrText xml:space="preserve"> PAGEREF _Toc209367471 \h </w:instrText>
+          <w:instrText xml:space="preserve"> PAGEREF _Toc209525197 \h </w:instrText>
         </w:r>
         <w:r>
           <w:rPr>
@@ -838,7 +851,7 @@
           <w:lang w:eastAsia="hu-HU"/>
         </w:rPr>
       </w:pPr>
-      <w:hyperlink w:anchor="_Toc209367472" w:history="1">
+      <w:hyperlink w:anchor="_Toc209525198" w:history="1">
         <w:r>
           <w:rPr>
             <w:rStyle w:val="Hiperhivatkozs"/>
@@ -865,7 +878,7 @@
             <w:noProof/>
             <w:webHidden/>
           </w:rPr>
-          <w:instrText xml:space="preserve"> PAGEREF _Toc209367472 \h </w:instrText>
+          <w:instrText xml:space="preserve"> PAGEREF _Toc209525198 \h </w:instrText>
         </w:r>
         <w:r>
           <w:rPr>
@@ -908,27 +921,13 @@
           <w:lang w:eastAsia="hu-HU"/>
         </w:rPr>
       </w:pPr>
-      <w:hyperlink w:anchor="_Toc209367473" w:history="1">
+      <w:hyperlink w:anchor="_Toc209525199" w:history="1">
         <w:r>
           <w:rPr>
             <w:rStyle w:val="Hiperhivatkozs"/>
             <w:noProof/>
           </w:rPr>
-          <w:t>1 Beveze</w:t>
-        </w:r>
-        <w:r>
-          <w:rPr>
-            <w:rStyle w:val="Hiperhivatkozs"/>
-            <w:noProof/>
-          </w:rPr>
-          <w:t>t</w:t>
-        </w:r>
-        <w:r>
-          <w:rPr>
-            <w:rStyle w:val="Hiperhivatkozs"/>
-            <w:noProof/>
-          </w:rPr>
-          <w:t>és</w:t>
+          <w:t>1 Bevezetés</w:t>
         </w:r>
         <w:r>
           <w:rPr>
@@ -949,7 +948,7 @@
             <w:noProof/>
             <w:webHidden/>
           </w:rPr>
-          <w:instrText xml:space="preserve"> PAGEREF _Toc209367473 \h </w:instrText>
+          <w:instrText xml:space="preserve"> PAGEREF _Toc209525199 \h </w:instrText>
         </w:r>
         <w:r>
           <w:rPr>
@@ -994,7 +993,7 @@
           <w:lang w:eastAsia="hu-HU"/>
         </w:rPr>
       </w:pPr>
-      <w:hyperlink w:anchor="_Toc209367474" w:history="1">
+      <w:hyperlink w:anchor="_Toc209525200" w:history="1">
         <w:r>
           <w:rPr>
             <w:rStyle w:val="Hiperhivatkozs"/>
@@ -1021,7 +1020,79 @@
             <w:noProof/>
             <w:webHidden/>
           </w:rPr>
-          <w:instrText xml:space="preserve"> PAGEREF _Toc209367474 \h </w:instrText>
+          <w:instrText xml:space="preserve"> PAGEREF _Toc209525200 \h </w:instrText>
+        </w:r>
+        <w:r>
+          <w:rPr>
+            <w:noProof/>
+            <w:webHidden/>
+          </w:rPr>
+        </w:r>
+        <w:r>
+          <w:rPr>
+            <w:noProof/>
+            <w:webHidden/>
+          </w:rPr>
+          <w:fldChar w:fldCharType="separate"/>
+        </w:r>
+        <w:r>
+          <w:rPr>
+            <w:noProof/>
+            <w:webHidden/>
+          </w:rPr>
+          <w:t>9</w:t>
+        </w:r>
+        <w:r>
+          <w:rPr>
+            <w:noProof/>
+            <w:webHidden/>
+          </w:rPr>
+          <w:fldChar w:fldCharType="end"/>
+        </w:r>
+      </w:hyperlink>
+    </w:p>
+    <w:p>
+      <w:pPr>
+        <w:pStyle w:val="TJ2"/>
+        <w:tabs>
+          <w:tab w:val="right" w:leader="dot" w:pos="8494"/>
+        </w:tabs>
+        <w:rPr>
+          <w:rFonts w:asciiTheme="minorHAnsi" w:eastAsiaTheme="minorEastAsia" w:hAnsiTheme="minorHAnsi" w:cstheme="minorBidi"/>
+          <w:noProof/>
+          <w:sz w:val="22"/>
+          <w:szCs w:val="22"/>
+          <w:lang w:eastAsia="hu-HU"/>
+        </w:rPr>
+      </w:pPr>
+      <w:hyperlink w:anchor="_Toc209525201" w:history="1">
+        <w:r>
+          <w:rPr>
+            <w:rStyle w:val="Hiperhivatkozs"/>
+            <w:noProof/>
+          </w:rPr>
+          <w:t>1.2 Motiváció</w:t>
+        </w:r>
+        <w:r>
+          <w:rPr>
+            <w:noProof/>
+            <w:webHidden/>
+          </w:rPr>
+          <w:tab/>
+        </w:r>
+        <w:r>
+          <w:rPr>
+            <w:noProof/>
+            <w:webHidden/>
+          </w:rPr>
+          <w:fldChar w:fldCharType="begin"/>
+        </w:r>
+        <w:r>
+          <w:rPr>
+            <w:noProof/>
+            <w:webHidden/>
+          </w:rPr>
+          <w:instrText xml:space="preserve"> PAGEREF _Toc209525201 \h </w:instrText>
         </w:r>
         <w:r>
           <w:rPr>
@@ -1064,7 +1135,7 @@
           <w:lang w:eastAsia="hu-HU"/>
         </w:rPr>
       </w:pPr>
-      <w:hyperlink w:anchor="_Toc209367475" w:history="1">
+      <w:hyperlink w:anchor="_Toc209525202" w:history="1">
         <w:r>
           <w:rPr>
             <w:rStyle w:val="Hiperhivatkozs"/>
@@ -1091,7 +1162,7 @@
             <w:noProof/>
             <w:webHidden/>
           </w:rPr>
-          <w:instrText xml:space="preserve"> PAGEREF _Toc209367475 \h </w:instrText>
+          <w:instrText xml:space="preserve"> PAGEREF _Toc209525202 \h </w:instrText>
         </w:r>
         <w:r>
           <w:rPr>
@@ -1136,7 +1207,7 @@
           <w:lang w:eastAsia="hu-HU"/>
         </w:rPr>
       </w:pPr>
-      <w:hyperlink w:anchor="_Toc209367476" w:history="1">
+      <w:hyperlink w:anchor="_Toc209525203" w:history="1">
         <w:r>
           <w:rPr>
             <w:rStyle w:val="Hiperhivatkozs"/>
@@ -1163,7 +1234,7 @@
             <w:noProof/>
             <w:webHidden/>
           </w:rPr>
-          <w:instrText xml:space="preserve"> PAGEREF _Toc209367476 \h </w:instrText>
+          <w:instrText xml:space="preserve"> PAGEREF _Toc209525203 \h </w:instrText>
         </w:r>
         <w:r>
           <w:rPr>
@@ -1208,7 +1279,7 @@
           <w:lang w:eastAsia="hu-HU"/>
         </w:rPr>
       </w:pPr>
-      <w:hyperlink w:anchor="_Toc209367477" w:history="1">
+      <w:hyperlink w:anchor="_Toc209525204" w:history="1">
         <w:r>
           <w:rPr>
             <w:rStyle w:val="Hiperhivatkozs"/>
@@ -1235,7 +1306,7 @@
             <w:noProof/>
             <w:webHidden/>
           </w:rPr>
-          <w:instrText xml:space="preserve"> PAGEREF _Toc209367477 \h </w:instrText>
+          <w:instrText xml:space="preserve"> PAGEREF _Toc209525204 \h </w:instrText>
         </w:r>
         <w:r>
           <w:rPr>
@@ -1280,7 +1351,7 @@
           <w:lang w:eastAsia="hu-HU"/>
         </w:rPr>
       </w:pPr>
-      <w:hyperlink w:anchor="_Toc209367478" w:history="1">
+      <w:hyperlink w:anchor="_Toc209525205" w:history="1">
         <w:r>
           <w:rPr>
             <w:rStyle w:val="Hiperhivatkozs"/>
@@ -1307,7 +1378,7 @@
             <w:noProof/>
             <w:webHidden/>
           </w:rPr>
-          <w:instrText xml:space="preserve"> PAGEREF _Toc209367478 \h </w:instrText>
+          <w:instrText xml:space="preserve"> PAGEREF _Toc209525205 \h </w:instrText>
         </w:r>
         <w:r>
           <w:rPr>
@@ -1352,7 +1423,7 @@
           <w:lang w:eastAsia="hu-HU"/>
         </w:rPr>
       </w:pPr>
-      <w:hyperlink w:anchor="_Toc209367479" w:history="1">
+      <w:hyperlink w:anchor="_Toc209525206" w:history="1">
         <w:r>
           <w:rPr>
             <w:rStyle w:val="Hiperhivatkozs"/>
@@ -1379,7 +1450,7 @@
             <w:noProof/>
             <w:webHidden/>
           </w:rPr>
-          <w:instrText xml:space="preserve"> PAGEREF _Toc209367479 \h </w:instrText>
+          <w:instrText xml:space="preserve"> PAGEREF _Toc209525206 \h </w:instrText>
         </w:r>
         <w:r>
           <w:rPr>
@@ -1424,7 +1495,7 @@
           <w:lang w:eastAsia="hu-HU"/>
         </w:rPr>
       </w:pPr>
-      <w:hyperlink w:anchor="_Toc209367480" w:history="1">
+      <w:hyperlink w:anchor="_Toc209525207" w:history="1">
         <w:r>
           <w:rPr>
             <w:rStyle w:val="Hiperhivatkozs"/>
@@ -1451,7 +1522,7 @@
             <w:noProof/>
             <w:webHidden/>
           </w:rPr>
-          <w:instrText xml:space="preserve"> PAGEREF _Toc209367480 \h </w:instrText>
+          <w:instrText xml:space="preserve"> PAGEREF _Toc209525207 \h </w:instrText>
         </w:r>
         <w:r>
           <w:rPr>
@@ -1496,7 +1567,7 @@
           <w:lang w:eastAsia="hu-HU"/>
         </w:rPr>
       </w:pPr>
-      <w:hyperlink w:anchor="_Toc209367481" w:history="1">
+      <w:hyperlink w:anchor="_Toc209525208" w:history="1">
         <w:r>
           <w:rPr>
             <w:rStyle w:val="Hiperhivatkozs"/>
@@ -1523,7 +1594,7 @@
             <w:noProof/>
             <w:webHidden/>
           </w:rPr>
-          <w:instrText xml:space="preserve"> PAGEREF _Toc209367481 \h </w:instrText>
+          <w:instrText xml:space="preserve"> PAGEREF _Toc209525208 \h </w:instrText>
         </w:r>
         <w:r>
           <w:rPr>
@@ -1568,7 +1639,7 @@
           <w:lang w:eastAsia="hu-HU"/>
         </w:rPr>
       </w:pPr>
-      <w:hyperlink w:anchor="_Toc209367482" w:history="1">
+      <w:hyperlink w:anchor="_Toc209525209" w:history="1">
         <w:r>
           <w:rPr>
             <w:rStyle w:val="Hiperhivatkozs"/>
@@ -1595,7 +1666,7 @@
             <w:noProof/>
             <w:webHidden/>
           </w:rPr>
-          <w:instrText xml:space="preserve"> PAGEREF _Toc209367482 \h </w:instrText>
+          <w:instrText xml:space="preserve"> PAGEREF _Toc209525209 \h </w:instrText>
         </w:r>
         <w:r>
           <w:rPr>
@@ -1640,7 +1711,7 @@
           <w:lang w:eastAsia="hu-HU"/>
         </w:rPr>
       </w:pPr>
-      <w:hyperlink w:anchor="_Toc209367483" w:history="1">
+      <w:hyperlink w:anchor="_Toc209525210" w:history="1">
         <w:r>
           <w:rPr>
             <w:rStyle w:val="Hiperhivatkozs"/>
@@ -1667,7 +1738,7 @@
             <w:noProof/>
             <w:webHidden/>
           </w:rPr>
-          <w:instrText xml:space="preserve"> PAGEREF _Toc209367483 \h </w:instrText>
+          <w:instrText xml:space="preserve"> PAGEREF _Toc209525210 \h </w:instrText>
         </w:r>
         <w:r>
           <w:rPr>
@@ -1712,7 +1783,7 @@
           <w:lang w:eastAsia="hu-HU"/>
         </w:rPr>
       </w:pPr>
-      <w:hyperlink w:anchor="_Toc209367484" w:history="1">
+      <w:hyperlink w:anchor="_Toc209525211" w:history="1">
         <w:r>
           <w:rPr>
             <w:rStyle w:val="Hiperhivatkozs"/>
@@ -1739,7 +1810,7 @@
             <w:noProof/>
             <w:webHidden/>
           </w:rPr>
-          <w:instrText xml:space="preserve"> PAGEREF _Toc209367484 \h </w:instrText>
+          <w:instrText xml:space="preserve"> PAGEREF _Toc209525211 \h </w:instrText>
         </w:r>
         <w:r>
           <w:rPr>
@@ -1784,7 +1855,7 @@
           <w:lang w:eastAsia="hu-HU"/>
         </w:rPr>
       </w:pPr>
-      <w:hyperlink w:anchor="_Toc209367485" w:history="1">
+      <w:hyperlink w:anchor="_Toc209525212" w:history="1">
         <w:r>
           <w:rPr>
             <w:rStyle w:val="Hiperhivatkozs"/>
@@ -1811,7 +1882,7 @@
             <w:noProof/>
             <w:webHidden/>
           </w:rPr>
-          <w:instrText xml:space="preserve"> PAGEREF _Toc209367485 \h </w:instrText>
+          <w:instrText xml:space="preserve"> PAGEREF _Toc209525212 \h </w:instrText>
         </w:r>
         <w:r>
           <w:rPr>
@@ -1856,7 +1927,7 @@
           <w:lang w:eastAsia="hu-HU"/>
         </w:rPr>
       </w:pPr>
-      <w:hyperlink w:anchor="_Toc209367486" w:history="1">
+      <w:hyperlink w:anchor="_Toc209525213" w:history="1">
         <w:r>
           <w:rPr>
             <w:rStyle w:val="Hiperhivatkozs"/>
@@ -1883,7 +1954,7 @@
             <w:noProof/>
             <w:webHidden/>
           </w:rPr>
-          <w:instrText xml:space="preserve"> PAGEREF _Toc209367486 \h </w:instrText>
+          <w:instrText xml:space="preserve"> PAGEREF _Toc209525213 \h </w:instrText>
         </w:r>
         <w:r>
           <w:rPr>
@@ -1928,7 +1999,7 @@
           <w:lang w:eastAsia="hu-HU"/>
         </w:rPr>
       </w:pPr>
-      <w:hyperlink w:anchor="_Toc209367487" w:history="1">
+      <w:hyperlink w:anchor="_Toc209525214" w:history="1">
         <w:r>
           <w:rPr>
             <w:rStyle w:val="Hiperhivatkozs"/>
@@ -1955,7 +2026,7 @@
             <w:noProof/>
             <w:webHidden/>
           </w:rPr>
-          <w:instrText xml:space="preserve"> PAGEREF _Toc209367487 \h </w:instrText>
+          <w:instrText xml:space="preserve"> PAGEREF _Toc209525214 \h </w:instrText>
         </w:r>
         <w:r>
           <w:rPr>
@@ -2000,7 +2071,7 @@
           <w:lang w:eastAsia="hu-HU"/>
         </w:rPr>
       </w:pPr>
-      <w:hyperlink w:anchor="_Toc209367488" w:history="1">
+      <w:hyperlink w:anchor="_Toc209525215" w:history="1">
         <w:r>
           <w:rPr>
             <w:rStyle w:val="Hiperhivatkozs"/>
@@ -2027,7 +2098,7 @@
             <w:noProof/>
             <w:webHidden/>
           </w:rPr>
-          <w:instrText xml:space="preserve"> PAGEREF _Toc209367488 \h </w:instrText>
+          <w:instrText xml:space="preserve"> PAGEREF _Toc209525215 \h </w:instrText>
         </w:r>
         <w:r>
           <w:rPr>
@@ -2072,7 +2143,7 @@
           <w:lang w:eastAsia="hu-HU"/>
         </w:rPr>
       </w:pPr>
-      <w:hyperlink w:anchor="_Toc209367489" w:history="1">
+      <w:hyperlink w:anchor="_Toc209525216" w:history="1">
         <w:r>
           <w:rPr>
             <w:rStyle w:val="Hiperhivatkozs"/>
@@ -2099,7 +2170,7 @@
             <w:noProof/>
             <w:webHidden/>
           </w:rPr>
-          <w:instrText xml:space="preserve"> PAGEREF _Toc209367489 \h </w:instrText>
+          <w:instrText xml:space="preserve"> PAGEREF _Toc209525216 \h </w:instrText>
         </w:r>
         <w:r>
           <w:rPr>
@@ -2144,7 +2215,7 @@
           <w:lang w:eastAsia="hu-HU"/>
         </w:rPr>
       </w:pPr>
-      <w:hyperlink w:anchor="_Toc209367490" w:history="1">
+      <w:hyperlink w:anchor="_Toc209525217" w:history="1">
         <w:r>
           <w:rPr>
             <w:rStyle w:val="Hiperhivatkozs"/>
@@ -2171,7 +2242,7 @@
             <w:noProof/>
             <w:webHidden/>
           </w:rPr>
-          <w:instrText xml:space="preserve"> PAGEREF _Toc209367490 \h </w:instrText>
+          <w:instrText xml:space="preserve"> PAGEREF _Toc209525217 \h </w:instrText>
         </w:r>
         <w:r>
           <w:rPr>
@@ -2216,13 +2287,13 @@
           <w:lang w:eastAsia="hu-HU"/>
         </w:rPr>
       </w:pPr>
-      <w:hyperlink w:anchor="_Toc209367491" w:history="1">
+      <w:hyperlink w:anchor="_Toc209525218" w:history="1">
         <w:r>
           <w:rPr>
             <w:rStyle w:val="Hiperhivatkozs"/>
             <w:noProof/>
           </w:rPr>
-          <w:t>2.4.1 MYSQL</w:t>
+          <w:t>2.4.1 MYSQL Server</w:t>
         </w:r>
         <w:r>
           <w:rPr>
@@ -2243,7 +2314,7 @@
             <w:noProof/>
             <w:webHidden/>
           </w:rPr>
-          <w:instrText xml:space="preserve"> PAGEREF _Toc209367491 \h </w:instrText>
+          <w:instrText xml:space="preserve"> PAGEREF _Toc209525218 \h </w:instrText>
         </w:r>
         <w:r>
           <w:rPr>
@@ -2288,7 +2359,7 @@
           <w:lang w:eastAsia="hu-HU"/>
         </w:rPr>
       </w:pPr>
-      <w:hyperlink w:anchor="_Toc209367492" w:history="1">
+      <w:hyperlink w:anchor="_Toc209525219" w:history="1">
         <w:r>
           <w:rPr>
             <w:rStyle w:val="Hiperhivatkozs"/>
@@ -2315,7 +2386,7 @@
             <w:noProof/>
             <w:webHidden/>
           </w:rPr>
-          <w:instrText xml:space="preserve"> PAGEREF _Toc209367492 \h </w:instrText>
+          <w:instrText xml:space="preserve"> PAGEREF _Toc209525219 \h </w:instrText>
         </w:r>
         <w:r>
           <w:rPr>
@@ -2360,7 +2431,7 @@
           <w:lang w:eastAsia="hu-HU"/>
         </w:rPr>
       </w:pPr>
-      <w:hyperlink w:anchor="_Toc209367493" w:history="1">
+      <w:hyperlink w:anchor="_Toc209525220" w:history="1">
         <w:r>
           <w:rPr>
             <w:rStyle w:val="Hiperhivatkozs"/>
@@ -2387,7 +2458,7 @@
             <w:noProof/>
             <w:webHidden/>
           </w:rPr>
-          <w:instrText xml:space="preserve"> PAGEREF _Toc209367493 \h </w:instrText>
+          <w:instrText xml:space="preserve"> PAGEREF _Toc209525220 \h </w:instrText>
         </w:r>
         <w:r>
           <w:rPr>
@@ -2432,7 +2503,7 @@
           <w:lang w:eastAsia="hu-HU"/>
         </w:rPr>
       </w:pPr>
-      <w:hyperlink w:anchor="_Toc209367494" w:history="1">
+      <w:hyperlink w:anchor="_Toc209525221" w:history="1">
         <w:r>
           <w:rPr>
             <w:rStyle w:val="Hiperhivatkozs"/>
@@ -2459,7 +2530,7 @@
             <w:noProof/>
             <w:webHidden/>
           </w:rPr>
-          <w:instrText xml:space="preserve"> PAGEREF _Toc209367494 \h </w:instrText>
+          <w:instrText xml:space="preserve"> PAGEREF _Toc209525221 \h </w:instrText>
         </w:r>
         <w:r>
           <w:rPr>
@@ -2504,7 +2575,7 @@
           <w:lang w:eastAsia="hu-HU"/>
         </w:rPr>
       </w:pPr>
-      <w:hyperlink w:anchor="_Toc209367495" w:history="1">
+      <w:hyperlink w:anchor="_Toc209525222" w:history="1">
         <w:r>
           <w:rPr>
             <w:rStyle w:val="Hiperhivatkozs"/>
@@ -2531,7 +2602,7 @@
             <w:noProof/>
             <w:webHidden/>
           </w:rPr>
-          <w:instrText xml:space="preserve"> PAGEREF _Toc209367495 \h </w:instrText>
+          <w:instrText xml:space="preserve"> PAGEREF _Toc209525222 \h </w:instrText>
         </w:r>
         <w:r>
           <w:rPr>
@@ -2576,7 +2647,7 @@
           <w:lang w:eastAsia="hu-HU"/>
         </w:rPr>
       </w:pPr>
-      <w:hyperlink w:anchor="_Toc209367496" w:history="1">
+      <w:hyperlink w:anchor="_Toc209525223" w:history="1">
         <w:r>
           <w:rPr>
             <w:rStyle w:val="Hiperhivatkozs"/>
@@ -2603,7 +2674,7 @@
             <w:noProof/>
             <w:webHidden/>
           </w:rPr>
-          <w:instrText xml:space="preserve"> PAGEREF _Toc209367496 \h </w:instrText>
+          <w:instrText xml:space="preserve"> PAGEREF _Toc209525223 \h </w:instrText>
         </w:r>
         <w:r>
           <w:rPr>
@@ -2648,7 +2719,7 @@
           <w:lang w:eastAsia="hu-HU"/>
         </w:rPr>
       </w:pPr>
-      <w:hyperlink w:anchor="_Toc209367497" w:history="1">
+      <w:hyperlink w:anchor="_Toc209525224" w:history="1">
         <w:r>
           <w:rPr>
             <w:rStyle w:val="Hiperhivatkozs"/>
@@ -2675,7 +2746,7 @@
             <w:noProof/>
             <w:webHidden/>
           </w:rPr>
-          <w:instrText xml:space="preserve"> PAGEREF _Toc209367497 \h </w:instrText>
+          <w:instrText xml:space="preserve"> PAGEREF _Toc209525224 \h </w:instrText>
         </w:r>
         <w:r>
           <w:rPr>
@@ -2718,13 +2789,13 @@
           <w:lang w:eastAsia="hu-HU"/>
         </w:rPr>
       </w:pPr>
-      <w:hyperlink w:anchor="_Toc209367498" w:history="1">
+      <w:hyperlink w:anchor="_Toc209525225" w:history="1">
         <w:r>
           <w:rPr>
             <w:rStyle w:val="Hiperhivatkozs"/>
             <w:noProof/>
           </w:rPr>
-          <w:t>3 Utolsó simítások</w:t>
+          <w:t>3 Követelmény- és problématér elemzés</w:t>
         </w:r>
         <w:r>
           <w:rPr>
@@ -2745,7 +2816,7 @@
             <w:noProof/>
             <w:webHidden/>
           </w:rPr>
-          <w:instrText xml:space="preserve"> PAGEREF _Toc209367498 \h </w:instrText>
+          <w:instrText xml:space="preserve"> PAGEREF _Toc209525225 \h </w:instrText>
         </w:r>
         <w:r>
           <w:rPr>
@@ -2765,7 +2836,295 @@
             <w:noProof/>
             <w:webHidden/>
           </w:rPr>
-          <w:t>21</w:t>
+          <w:t>20</w:t>
+        </w:r>
+        <w:r>
+          <w:rPr>
+            <w:noProof/>
+            <w:webHidden/>
+          </w:rPr>
+          <w:fldChar w:fldCharType="end"/>
+        </w:r>
+      </w:hyperlink>
+    </w:p>
+    <w:p>
+      <w:pPr>
+        <w:pStyle w:val="TJ2"/>
+        <w:tabs>
+          <w:tab w:val="right" w:leader="dot" w:pos="8494"/>
+        </w:tabs>
+        <w:rPr>
+          <w:rFonts w:asciiTheme="minorHAnsi" w:eastAsiaTheme="minorEastAsia" w:hAnsiTheme="minorHAnsi" w:cstheme="minorBidi"/>
+          <w:noProof/>
+          <w:sz w:val="22"/>
+          <w:szCs w:val="22"/>
+          <w:lang w:eastAsia="hu-HU"/>
+        </w:rPr>
+      </w:pPr>
+      <w:hyperlink w:anchor="_Toc209525226" w:history="1">
+        <w:r>
+          <w:rPr>
+            <w:rStyle w:val="Hiperhivatkozs"/>
+            <w:noProof/>
+          </w:rPr>
+          <w:t>3.1 Funkcionális követelmények (regisztráció, profil, ételek/receptek, napi napló, aktivitás, e-mail)</w:t>
+        </w:r>
+        <w:r>
+          <w:rPr>
+            <w:noProof/>
+            <w:webHidden/>
+          </w:rPr>
+          <w:tab/>
+        </w:r>
+        <w:r>
+          <w:rPr>
+            <w:noProof/>
+            <w:webHidden/>
+          </w:rPr>
+          <w:fldChar w:fldCharType="begin"/>
+        </w:r>
+        <w:r>
+          <w:rPr>
+            <w:noProof/>
+            <w:webHidden/>
+          </w:rPr>
+          <w:instrText xml:space="preserve"> PAGEREF _Toc209525226 \h </w:instrText>
+        </w:r>
+        <w:r>
+          <w:rPr>
+            <w:noProof/>
+            <w:webHidden/>
+          </w:rPr>
+        </w:r>
+        <w:r>
+          <w:rPr>
+            <w:noProof/>
+            <w:webHidden/>
+          </w:rPr>
+          <w:fldChar w:fldCharType="separate"/>
+        </w:r>
+        <w:r>
+          <w:rPr>
+            <w:noProof/>
+            <w:webHidden/>
+          </w:rPr>
+          <w:t>20</w:t>
+        </w:r>
+        <w:r>
+          <w:rPr>
+            <w:noProof/>
+            <w:webHidden/>
+          </w:rPr>
+          <w:fldChar w:fldCharType="end"/>
+        </w:r>
+      </w:hyperlink>
+    </w:p>
+    <w:p>
+      <w:pPr>
+        <w:pStyle w:val="TJ2"/>
+        <w:tabs>
+          <w:tab w:val="right" w:leader="dot" w:pos="8494"/>
+        </w:tabs>
+        <w:rPr>
+          <w:rFonts w:asciiTheme="minorHAnsi" w:eastAsiaTheme="minorEastAsia" w:hAnsiTheme="minorHAnsi" w:cstheme="minorBidi"/>
+          <w:noProof/>
+          <w:sz w:val="22"/>
+          <w:szCs w:val="22"/>
+          <w:lang w:eastAsia="hu-HU"/>
+        </w:rPr>
+      </w:pPr>
+      <w:hyperlink w:anchor="_Toc209525227" w:history="1">
+        <w:r>
+          <w:rPr>
+            <w:rStyle w:val="Hiperhivatkozs"/>
+            <w:noProof/>
+          </w:rPr>
+          <w:t>3.2 Nemfunkcionális (biztonság, teljesítmény, skálázhatóság, használhatóság)</w:t>
+        </w:r>
+        <w:r>
+          <w:rPr>
+            <w:noProof/>
+            <w:webHidden/>
+          </w:rPr>
+          <w:tab/>
+        </w:r>
+        <w:r>
+          <w:rPr>
+            <w:noProof/>
+            <w:webHidden/>
+          </w:rPr>
+          <w:fldChar w:fldCharType="begin"/>
+        </w:r>
+        <w:r>
+          <w:rPr>
+            <w:noProof/>
+            <w:webHidden/>
+          </w:rPr>
+          <w:instrText xml:space="preserve"> PAGEREF _Toc209525227 \h </w:instrText>
+        </w:r>
+        <w:r>
+          <w:rPr>
+            <w:noProof/>
+            <w:webHidden/>
+          </w:rPr>
+        </w:r>
+        <w:r>
+          <w:rPr>
+            <w:noProof/>
+            <w:webHidden/>
+          </w:rPr>
+          <w:fldChar w:fldCharType="separate"/>
+        </w:r>
+        <w:r>
+          <w:rPr>
+            <w:noProof/>
+            <w:webHidden/>
+          </w:rPr>
+          <w:t>20</w:t>
+        </w:r>
+        <w:r>
+          <w:rPr>
+            <w:noProof/>
+            <w:webHidden/>
+          </w:rPr>
+          <w:fldChar w:fldCharType="end"/>
+        </w:r>
+      </w:hyperlink>
+    </w:p>
+    <w:p>
+      <w:pPr>
+        <w:pStyle w:val="TJ2"/>
+        <w:tabs>
+          <w:tab w:val="right" w:leader="dot" w:pos="8494"/>
+        </w:tabs>
+        <w:rPr>
+          <w:rFonts w:asciiTheme="minorHAnsi" w:eastAsiaTheme="minorEastAsia" w:hAnsiTheme="minorHAnsi" w:cstheme="minorBidi"/>
+          <w:noProof/>
+          <w:sz w:val="22"/>
+          <w:szCs w:val="22"/>
+          <w:lang w:eastAsia="hu-HU"/>
+        </w:rPr>
+      </w:pPr>
+      <w:hyperlink w:anchor="_Toc209525228" w:history="1">
+        <w:r>
+          <w:rPr>
+            <w:rStyle w:val="Hiperhivatkozs"/>
+            <w:noProof/>
+          </w:rPr>
+          <w:t>3.3 Szerepkörök és fő use case-ek</w:t>
+        </w:r>
+        <w:r>
+          <w:rPr>
+            <w:noProof/>
+            <w:webHidden/>
+          </w:rPr>
+          <w:tab/>
+        </w:r>
+        <w:r>
+          <w:rPr>
+            <w:noProof/>
+            <w:webHidden/>
+          </w:rPr>
+          <w:fldChar w:fldCharType="begin"/>
+        </w:r>
+        <w:r>
+          <w:rPr>
+            <w:noProof/>
+            <w:webHidden/>
+          </w:rPr>
+          <w:instrText xml:space="preserve"> PAGEREF _Toc209525228 \h </w:instrText>
+        </w:r>
+        <w:r>
+          <w:rPr>
+            <w:noProof/>
+            <w:webHidden/>
+          </w:rPr>
+        </w:r>
+        <w:r>
+          <w:rPr>
+            <w:noProof/>
+            <w:webHidden/>
+          </w:rPr>
+          <w:fldChar w:fldCharType="separate"/>
+        </w:r>
+        <w:r>
+          <w:rPr>
+            <w:noProof/>
+            <w:webHidden/>
+          </w:rPr>
+          <w:t>20</w:t>
+        </w:r>
+        <w:r>
+          <w:rPr>
+            <w:noProof/>
+            <w:webHidden/>
+          </w:rPr>
+          <w:fldChar w:fldCharType="end"/>
+        </w:r>
+      </w:hyperlink>
+    </w:p>
+    <w:p>
+      <w:pPr>
+        <w:pStyle w:val="TJ2"/>
+        <w:tabs>
+          <w:tab w:val="right" w:leader="dot" w:pos="8494"/>
+        </w:tabs>
+        <w:rPr>
+          <w:rFonts w:asciiTheme="minorHAnsi" w:eastAsiaTheme="minorEastAsia" w:hAnsiTheme="minorHAnsi" w:cstheme="minorBidi"/>
+          <w:noProof/>
+          <w:sz w:val="22"/>
+          <w:szCs w:val="22"/>
+          <w:lang w:eastAsia="hu-HU"/>
+        </w:rPr>
+      </w:pPr>
+      <w:hyperlink w:anchor="_Toc209525229" w:history="1">
+        <w:r>
+          <w:rPr>
+            <w:rStyle w:val="Hiperhivatkozs"/>
+            <w:noProof/>
+          </w:rPr>
+          <w:t>3.4 Kapcsolódó megoldások és irodalmi áttekintés (piaci/app példák, UX tanulságok)</w:t>
+        </w:r>
+        <w:r>
+          <w:rPr>
+            <w:noProof/>
+            <w:webHidden/>
+          </w:rPr>
+          <w:tab/>
+        </w:r>
+        <w:r>
+          <w:rPr>
+            <w:noProof/>
+            <w:webHidden/>
+          </w:rPr>
+          <w:fldChar w:fldCharType="begin"/>
+        </w:r>
+        <w:r>
+          <w:rPr>
+            <w:noProof/>
+            <w:webHidden/>
+          </w:rPr>
+          <w:instrText xml:space="preserve"> PAGEREF _Toc209525229 \h </w:instrText>
+        </w:r>
+        <w:r>
+          <w:rPr>
+            <w:noProof/>
+            <w:webHidden/>
+          </w:rPr>
+        </w:r>
+        <w:r>
+          <w:rPr>
+            <w:noProof/>
+            <w:webHidden/>
+          </w:rPr>
+          <w:fldChar w:fldCharType="separate"/>
+        </w:r>
+        <w:r>
+          <w:rPr>
+            <w:noProof/>
+            <w:webHidden/>
+          </w:rPr>
+          <w:t>20</w:t>
         </w:r>
         <w:r>
           <w:rPr>
@@ -2788,13 +3147,13 @@
           <w:lang w:eastAsia="hu-HU"/>
         </w:rPr>
       </w:pPr>
-      <w:hyperlink w:anchor="_Toc209367499" w:history="1">
+      <w:hyperlink w:anchor="_Toc209525230" w:history="1">
         <w:r>
           <w:rPr>
             <w:rStyle w:val="Hiperhivatkozs"/>
             <w:noProof/>
           </w:rPr>
-          <w:t>Irodalomjegyzék</w:t>
+          <w:t>4 Rendszer- és architektúraterv (SPA–API–DB, döntések indoklása)</w:t>
         </w:r>
         <w:r>
           <w:rPr>
@@ -2815,7 +3174,7 @@
             <w:noProof/>
             <w:webHidden/>
           </w:rPr>
-          <w:instrText xml:space="preserve"> PAGEREF _Toc209367499 \h </w:instrText>
+          <w:instrText xml:space="preserve"> PAGEREF _Toc209525230 \h </w:instrText>
         </w:r>
         <w:r>
           <w:rPr>
@@ -2835,7 +3194,7 @@
             <w:noProof/>
             <w:webHidden/>
           </w:rPr>
-          <w:t>22</w:t>
+          <w:t>21</w:t>
         </w:r>
         <w:r>
           <w:rPr>
@@ -2858,12 +3217,502 @@
           <w:lang w:eastAsia="hu-HU"/>
         </w:rPr>
       </w:pPr>
-      <w:hyperlink w:anchor="_Toc209367500" w:history="1">
+      <w:hyperlink w:anchor="_Toc209525231" w:history="1">
         <w:r>
           <w:rPr>
             <w:rStyle w:val="Hiperhivatkozs"/>
             <w:noProof/>
           </w:rPr>
+          <w:t>5 Adatmodell és API-k (ERD, entitások, DTO-k, végpontok, validációk)</w:t>
+        </w:r>
+        <w:r>
+          <w:rPr>
+            <w:noProof/>
+            <w:webHidden/>
+          </w:rPr>
+          <w:tab/>
+        </w:r>
+        <w:r>
+          <w:rPr>
+            <w:noProof/>
+            <w:webHidden/>
+          </w:rPr>
+          <w:fldChar w:fldCharType="begin"/>
+        </w:r>
+        <w:r>
+          <w:rPr>
+            <w:noProof/>
+            <w:webHidden/>
+          </w:rPr>
+          <w:instrText xml:space="preserve"> PAGEREF _Toc209525231 \h </w:instrText>
+        </w:r>
+        <w:r>
+          <w:rPr>
+            <w:noProof/>
+            <w:webHidden/>
+          </w:rPr>
+        </w:r>
+        <w:r>
+          <w:rPr>
+            <w:noProof/>
+            <w:webHidden/>
+          </w:rPr>
+          <w:fldChar w:fldCharType="separate"/>
+        </w:r>
+        <w:r>
+          <w:rPr>
+            <w:noProof/>
+            <w:webHidden/>
+          </w:rPr>
+          <w:t>23</w:t>
+        </w:r>
+        <w:r>
+          <w:rPr>
+            <w:noProof/>
+            <w:webHidden/>
+          </w:rPr>
+          <w:fldChar w:fldCharType="end"/>
+        </w:r>
+      </w:hyperlink>
+    </w:p>
+    <w:p>
+      <w:pPr>
+        <w:pStyle w:val="TJ1"/>
+        <w:rPr>
+          <w:rFonts w:asciiTheme="minorHAnsi" w:eastAsiaTheme="minorEastAsia" w:hAnsiTheme="minorHAnsi" w:cstheme="minorBidi"/>
+          <w:b w:val="0"/>
+          <w:noProof/>
+          <w:sz w:val="22"/>
+          <w:szCs w:val="22"/>
+          <w:lang w:eastAsia="hu-HU"/>
+        </w:rPr>
+      </w:pPr>
+      <w:hyperlink w:anchor="_Toc209525232" w:history="1">
+        <w:r>
+          <w:rPr>
+            <w:rStyle w:val="Hiperhivatkozs"/>
+            <w:noProof/>
+          </w:rPr>
+          <w:t>6 Frontend megvalósítás (űrlapok, űrlap-validáció, állapotkezelés, navigáció)</w:t>
+        </w:r>
+        <w:r>
+          <w:rPr>
+            <w:noProof/>
+            <w:webHidden/>
+          </w:rPr>
+          <w:tab/>
+        </w:r>
+        <w:r>
+          <w:rPr>
+            <w:noProof/>
+            <w:webHidden/>
+          </w:rPr>
+          <w:fldChar w:fldCharType="begin"/>
+        </w:r>
+        <w:r>
+          <w:rPr>
+            <w:noProof/>
+            <w:webHidden/>
+          </w:rPr>
+          <w:instrText xml:space="preserve"> PAGEREF _Toc209525232 \h </w:instrText>
+        </w:r>
+        <w:r>
+          <w:rPr>
+            <w:noProof/>
+            <w:webHidden/>
+          </w:rPr>
+        </w:r>
+        <w:r>
+          <w:rPr>
+            <w:noProof/>
+            <w:webHidden/>
+          </w:rPr>
+          <w:fldChar w:fldCharType="separate"/>
+        </w:r>
+        <w:r>
+          <w:rPr>
+            <w:noProof/>
+            <w:webHidden/>
+          </w:rPr>
+          <w:t>24</w:t>
+        </w:r>
+        <w:r>
+          <w:rPr>
+            <w:noProof/>
+            <w:webHidden/>
+          </w:rPr>
+          <w:fldChar w:fldCharType="end"/>
+        </w:r>
+      </w:hyperlink>
+    </w:p>
+    <w:p>
+      <w:pPr>
+        <w:pStyle w:val="TJ1"/>
+        <w:rPr>
+          <w:rFonts w:asciiTheme="minorHAnsi" w:eastAsiaTheme="minorEastAsia" w:hAnsiTheme="minorHAnsi" w:cstheme="minorBidi"/>
+          <w:b w:val="0"/>
+          <w:noProof/>
+          <w:sz w:val="22"/>
+          <w:szCs w:val="22"/>
+          <w:lang w:eastAsia="hu-HU"/>
+        </w:rPr>
+      </w:pPr>
+      <w:hyperlink w:anchor="_Toc209525233" w:history="1">
+        <w:r>
+          <w:rPr>
+            <w:rStyle w:val="Hiperhivatkozs"/>
+            <w:noProof/>
+          </w:rPr>
+          <w:t>7 Backend megvalósítás (rétegek, szolgáltatások, tranzakciók, háttérfeladatok)</w:t>
+        </w:r>
+        <w:r>
+          <w:rPr>
+            <w:noProof/>
+            <w:webHidden/>
+          </w:rPr>
+          <w:tab/>
+        </w:r>
+        <w:r>
+          <w:rPr>
+            <w:noProof/>
+            <w:webHidden/>
+          </w:rPr>
+          <w:fldChar w:fldCharType="begin"/>
+        </w:r>
+        <w:r>
+          <w:rPr>
+            <w:noProof/>
+            <w:webHidden/>
+          </w:rPr>
+          <w:instrText xml:space="preserve"> PAGEREF _Toc209525233 \h </w:instrText>
+        </w:r>
+        <w:r>
+          <w:rPr>
+            <w:noProof/>
+            <w:webHidden/>
+          </w:rPr>
+        </w:r>
+        <w:r>
+          <w:rPr>
+            <w:noProof/>
+            <w:webHidden/>
+          </w:rPr>
+          <w:fldChar w:fldCharType="separate"/>
+        </w:r>
+        <w:r>
+          <w:rPr>
+            <w:noProof/>
+            <w:webHidden/>
+          </w:rPr>
+          <w:t>25</w:t>
+        </w:r>
+        <w:r>
+          <w:rPr>
+            <w:noProof/>
+            <w:webHidden/>
+          </w:rPr>
+          <w:fldChar w:fldCharType="end"/>
+        </w:r>
+      </w:hyperlink>
+    </w:p>
+    <w:p>
+      <w:pPr>
+        <w:pStyle w:val="TJ1"/>
+        <w:rPr>
+          <w:rFonts w:asciiTheme="minorHAnsi" w:eastAsiaTheme="minorEastAsia" w:hAnsiTheme="minorHAnsi" w:cstheme="minorBidi"/>
+          <w:b w:val="0"/>
+          <w:noProof/>
+          <w:sz w:val="22"/>
+          <w:szCs w:val="22"/>
+          <w:lang w:eastAsia="hu-HU"/>
+        </w:rPr>
+      </w:pPr>
+      <w:hyperlink w:anchor="_Toc209525234" w:history="1">
+        <w:r>
+          <w:rPr>
+            <w:rStyle w:val="Hiperhivatkozs"/>
+            <w:noProof/>
+          </w:rPr>
+          <w:t>8 Továbbfejlesztési irányok (ajánlórendszer, adatvizualizáció, mobil, többnyelvűség)</w:t>
+        </w:r>
+        <w:r>
+          <w:rPr>
+            <w:noProof/>
+            <w:webHidden/>
+          </w:rPr>
+          <w:tab/>
+        </w:r>
+        <w:r>
+          <w:rPr>
+            <w:noProof/>
+            <w:webHidden/>
+          </w:rPr>
+          <w:fldChar w:fldCharType="begin"/>
+        </w:r>
+        <w:r>
+          <w:rPr>
+            <w:noProof/>
+            <w:webHidden/>
+          </w:rPr>
+          <w:instrText xml:space="preserve"> PAGEREF _Toc209525234 \h </w:instrText>
+        </w:r>
+        <w:r>
+          <w:rPr>
+            <w:noProof/>
+            <w:webHidden/>
+          </w:rPr>
+        </w:r>
+        <w:r>
+          <w:rPr>
+            <w:noProof/>
+            <w:webHidden/>
+          </w:rPr>
+          <w:fldChar w:fldCharType="separate"/>
+        </w:r>
+        <w:r>
+          <w:rPr>
+            <w:noProof/>
+            <w:webHidden/>
+          </w:rPr>
+          <w:t>26</w:t>
+        </w:r>
+        <w:r>
+          <w:rPr>
+            <w:noProof/>
+            <w:webHidden/>
+          </w:rPr>
+          <w:fldChar w:fldCharType="end"/>
+        </w:r>
+      </w:hyperlink>
+    </w:p>
+    <w:p>
+      <w:pPr>
+        <w:pStyle w:val="TJ1"/>
+        <w:rPr>
+          <w:rFonts w:asciiTheme="minorHAnsi" w:eastAsiaTheme="minorEastAsia" w:hAnsiTheme="minorHAnsi" w:cstheme="minorBidi"/>
+          <w:b w:val="0"/>
+          <w:noProof/>
+          <w:sz w:val="22"/>
+          <w:szCs w:val="22"/>
+          <w:lang w:eastAsia="hu-HU"/>
+        </w:rPr>
+      </w:pPr>
+      <w:hyperlink w:anchor="_Toc209525235" w:history="1">
+        <w:r>
+          <w:rPr>
+            <w:rStyle w:val="Hiperhivatkozs"/>
+            <w:noProof/>
+          </w:rPr>
+          <w:t>9 Következtetések és értékelés</w:t>
+        </w:r>
+        <w:r>
+          <w:rPr>
+            <w:noProof/>
+            <w:webHidden/>
+          </w:rPr>
+          <w:tab/>
+        </w:r>
+        <w:r>
+          <w:rPr>
+            <w:noProof/>
+            <w:webHidden/>
+          </w:rPr>
+          <w:fldChar w:fldCharType="begin"/>
+        </w:r>
+        <w:r>
+          <w:rPr>
+            <w:noProof/>
+            <w:webHidden/>
+          </w:rPr>
+          <w:instrText xml:space="preserve"> PAGEREF _Toc209525235 \h </w:instrText>
+        </w:r>
+        <w:r>
+          <w:rPr>
+            <w:noProof/>
+            <w:webHidden/>
+          </w:rPr>
+        </w:r>
+        <w:r>
+          <w:rPr>
+            <w:noProof/>
+            <w:webHidden/>
+          </w:rPr>
+          <w:fldChar w:fldCharType="separate"/>
+        </w:r>
+        <w:r>
+          <w:rPr>
+            <w:noProof/>
+            <w:webHidden/>
+          </w:rPr>
+          <w:t>27</w:t>
+        </w:r>
+        <w:r>
+          <w:rPr>
+            <w:noProof/>
+            <w:webHidden/>
+          </w:rPr>
+          <w:fldChar w:fldCharType="end"/>
+        </w:r>
+      </w:hyperlink>
+    </w:p>
+    <w:p>
+      <w:pPr>
+        <w:pStyle w:val="TJ1"/>
+        <w:rPr>
+          <w:rFonts w:asciiTheme="minorHAnsi" w:eastAsiaTheme="minorEastAsia" w:hAnsiTheme="minorHAnsi" w:cstheme="minorBidi"/>
+          <w:b w:val="0"/>
+          <w:noProof/>
+          <w:sz w:val="22"/>
+          <w:szCs w:val="22"/>
+          <w:lang w:eastAsia="hu-HU"/>
+        </w:rPr>
+      </w:pPr>
+      <w:hyperlink w:anchor="_Toc209525236" w:history="1">
+        <w:r>
+          <w:rPr>
+            <w:rStyle w:val="Hiperhivatkozs"/>
+            <w:noProof/>
+          </w:rPr>
+          <w:t>10 Utolsó simítások</w:t>
+        </w:r>
+        <w:r>
+          <w:rPr>
+            <w:noProof/>
+            <w:webHidden/>
+          </w:rPr>
+          <w:tab/>
+        </w:r>
+        <w:r>
+          <w:rPr>
+            <w:noProof/>
+            <w:webHidden/>
+          </w:rPr>
+          <w:fldChar w:fldCharType="begin"/>
+        </w:r>
+        <w:r>
+          <w:rPr>
+            <w:noProof/>
+            <w:webHidden/>
+          </w:rPr>
+          <w:instrText xml:space="preserve"> PAGEREF _Toc209525236 \h </w:instrText>
+        </w:r>
+        <w:r>
+          <w:rPr>
+            <w:noProof/>
+            <w:webHidden/>
+          </w:rPr>
+        </w:r>
+        <w:r>
+          <w:rPr>
+            <w:noProof/>
+            <w:webHidden/>
+          </w:rPr>
+          <w:fldChar w:fldCharType="separate"/>
+        </w:r>
+        <w:r>
+          <w:rPr>
+            <w:noProof/>
+            <w:webHidden/>
+          </w:rPr>
+          <w:t>28</w:t>
+        </w:r>
+        <w:r>
+          <w:rPr>
+            <w:noProof/>
+            <w:webHidden/>
+          </w:rPr>
+          <w:fldChar w:fldCharType="end"/>
+        </w:r>
+      </w:hyperlink>
+    </w:p>
+    <w:p>
+      <w:pPr>
+        <w:pStyle w:val="TJ1"/>
+        <w:rPr>
+          <w:rFonts w:asciiTheme="minorHAnsi" w:eastAsiaTheme="minorEastAsia" w:hAnsiTheme="minorHAnsi" w:cstheme="minorBidi"/>
+          <w:b w:val="0"/>
+          <w:noProof/>
+          <w:sz w:val="22"/>
+          <w:szCs w:val="22"/>
+          <w:lang w:eastAsia="hu-HU"/>
+        </w:rPr>
+      </w:pPr>
+      <w:hyperlink w:anchor="_Toc209525237" w:history="1">
+        <w:r>
+          <w:rPr>
+            <w:rStyle w:val="Hiperhivatkozs"/>
+            <w:noProof/>
+          </w:rPr>
+          <w:t>Irodalomjegyzék</w:t>
+        </w:r>
+        <w:r>
+          <w:rPr>
+            <w:noProof/>
+            <w:webHidden/>
+          </w:rPr>
+          <w:tab/>
+        </w:r>
+        <w:r>
+          <w:rPr>
+            <w:noProof/>
+            <w:webHidden/>
+          </w:rPr>
+          <w:fldChar w:fldCharType="begin"/>
+        </w:r>
+        <w:r>
+          <w:rPr>
+            <w:noProof/>
+            <w:webHidden/>
+          </w:rPr>
+          <w:instrText xml:space="preserve"> PAGEREF _Toc209525237 \h </w:instrText>
+        </w:r>
+        <w:r>
+          <w:rPr>
+            <w:noProof/>
+            <w:webHidden/>
+          </w:rPr>
+        </w:r>
+        <w:r>
+          <w:rPr>
+            <w:noProof/>
+            <w:webHidden/>
+          </w:rPr>
+          <w:fldChar w:fldCharType="separate"/>
+        </w:r>
+        <w:r>
+          <w:rPr>
+            <w:noProof/>
+            <w:webHidden/>
+          </w:rPr>
+          <w:t>29</w:t>
+        </w:r>
+        <w:r>
+          <w:rPr>
+            <w:noProof/>
+            <w:webHidden/>
+          </w:rPr>
+          <w:fldChar w:fldCharType="end"/>
+        </w:r>
+      </w:hyperlink>
+    </w:p>
+    <w:p>
+      <w:pPr>
+        <w:pStyle w:val="TJ1"/>
+        <w:rPr>
+          <w:rFonts w:asciiTheme="minorHAnsi" w:eastAsiaTheme="minorEastAsia" w:hAnsiTheme="minorHAnsi" w:cstheme="minorBidi"/>
+          <w:b w:val="0"/>
+          <w:noProof/>
+          <w:sz w:val="22"/>
+          <w:szCs w:val="22"/>
+          <w:lang w:eastAsia="hu-HU"/>
+        </w:rPr>
+      </w:pPr>
+      <w:hyperlink w:anchor="_Toc209525238" w:history="1">
+        <w:r>
+          <w:rPr>
+            <w:rStyle w:val="Hiperhivatkozs"/>
+            <w:noProof/>
+          </w:rPr>
           <w:t>Függelék</w:t>
         </w:r>
         <w:r>
@@ -2885,7 +3734,7 @@
             <w:noProof/>
             <w:webHidden/>
           </w:rPr>
-          <w:instrText xml:space="preserve"> PAGEREF _Toc209367500 \h </w:instrText>
+          <w:instrText xml:space="preserve"> PAGEREF _Toc209525238 \h </w:instrText>
         </w:r>
         <w:r>
           <w:rPr>
@@ -2905,7 +3754,7 @@
             <w:noProof/>
             <w:webHidden/>
           </w:rPr>
-          <w:t>23</w:t>
+          <w:t>30</w:t>
         </w:r>
         <w:r>
           <w:rPr>
@@ -3032,7 +3881,7 @@
         <w:rPr>
           <w:noProof/>
         </w:rPr>
-        <w:t>2025. 09. 21.</w:t>
+        <w:t>2025. 09. 23.</w:t>
       </w:r>
       <w:r>
         <w:fldChar w:fldCharType="end"/>
@@ -3086,12 +3935,12 @@
       <w:pPr>
         <w:pStyle w:val="Fejezetcimszmozsnlkl"/>
       </w:pPr>
-      <w:bookmarkStart w:id="0" w:name="_Toc209367471"/>
+      <w:bookmarkStart w:id="1" w:name="_Toc209525197"/>
       <w:r>
         <w:lastRenderedPageBreak/>
         <w:t>Összefoglaló</w:t>
       </w:r>
-      <w:bookmarkEnd w:id="0"/>
+      <w:bookmarkEnd w:id="1"/>
     </w:p>
     <w:p>
       <w:r>
@@ -3102,12 +3951,12 @@
       <w:pPr>
         <w:pStyle w:val="Fejezetcimszmozsnlkl"/>
       </w:pPr>
-      <w:bookmarkStart w:id="1" w:name="_Toc209367472"/>
+      <w:bookmarkStart w:id="2" w:name="_Toc209525198"/>
       <w:r>
         <w:lastRenderedPageBreak/>
         <w:t>Abstract</w:t>
       </w:r>
-      <w:bookmarkEnd w:id="1"/>
+      <w:bookmarkEnd w:id="2"/>
     </w:p>
     <w:p>
       <w:r>
@@ -3118,24 +3967,24 @@
       <w:pPr>
         <w:pStyle w:val="Cmsor1"/>
       </w:pPr>
-      <w:bookmarkStart w:id="2" w:name="_Toc332797397"/>
-      <w:bookmarkStart w:id="3" w:name="_Toc209367473"/>
+      <w:bookmarkStart w:id="3" w:name="_Toc332797397"/>
+      <w:bookmarkStart w:id="4" w:name="_Toc209525199"/>
       <w:r>
         <w:lastRenderedPageBreak/>
         <w:t>Bevezetés</w:t>
       </w:r>
-      <w:bookmarkEnd w:id="2"/>
       <w:bookmarkEnd w:id="3"/>
+      <w:bookmarkEnd w:id="4"/>
     </w:p>
     <w:p>
       <w:pPr>
         <w:pStyle w:val="Cmsor2"/>
       </w:pPr>
-      <w:bookmarkStart w:id="4" w:name="_Toc209367474"/>
+      <w:bookmarkStart w:id="5" w:name="_Toc209525200"/>
       <w:r>
         <w:t>Célkitűzés</w:t>
       </w:r>
-      <w:bookmarkEnd w:id="4"/>
+      <w:bookmarkEnd w:id="5"/>
     </w:p>
     <w:p>
       <w:r>
@@ -3152,9 +4001,11 @@
       <w:pPr>
         <w:pStyle w:val="Cmsor2"/>
       </w:pPr>
+      <w:bookmarkStart w:id="6" w:name="_Toc209525201"/>
       <w:r>
         <w:t>Motiváció</w:t>
       </w:r>
+      <w:bookmarkEnd w:id="6"/>
     </w:p>
     <w:p>
       <w:r>
@@ -3193,22 +4044,22 @@
       <w:pPr>
         <w:pStyle w:val="Cmsor1"/>
       </w:pPr>
-      <w:bookmarkStart w:id="5" w:name="_Toc209367475"/>
+      <w:bookmarkStart w:id="7" w:name="_Toc209525202"/>
       <w:r>
         <w:lastRenderedPageBreak/>
         <w:t>Felhasznált technológiák</w:t>
       </w:r>
-      <w:bookmarkEnd w:id="5"/>
+      <w:bookmarkEnd w:id="7"/>
     </w:p>
     <w:p>
       <w:pPr>
         <w:pStyle w:val="Cmsor2"/>
       </w:pPr>
-      <w:bookmarkStart w:id="6" w:name="_Toc209367476"/>
+      <w:bookmarkStart w:id="8" w:name="_Toc209525203"/>
       <w:r>
         <w:t>Technikai háttér</w:t>
       </w:r>
-      <w:bookmarkEnd w:id="6"/>
+      <w:bookmarkEnd w:id="8"/>
     </w:p>
     <w:p>
       <w:r>
@@ -3220,21 +4071,21 @@
       <w:pPr>
         <w:pStyle w:val="Cmsor2"/>
       </w:pPr>
-      <w:bookmarkStart w:id="7" w:name="_Toc209367477"/>
+      <w:bookmarkStart w:id="9" w:name="_Toc209525204"/>
       <w:r>
         <w:t>Szerver oldali technológiák:</w:t>
       </w:r>
-      <w:bookmarkEnd w:id="7"/>
+      <w:bookmarkEnd w:id="9"/>
     </w:p>
     <w:p>
       <w:pPr>
         <w:pStyle w:val="Cmsor3"/>
       </w:pPr>
-      <w:bookmarkStart w:id="8" w:name="_Toc209367478"/>
+      <w:bookmarkStart w:id="10" w:name="_Toc209525205"/>
       <w:r>
         <w:t>ASP.NET Core</w:t>
       </w:r>
-      <w:bookmarkEnd w:id="8"/>
+      <w:bookmarkEnd w:id="10"/>
     </w:p>
     <w:p>
       <w:r>
@@ -3430,11 +4281,11 @@
       <w:pPr>
         <w:pStyle w:val="Cmsor3"/>
       </w:pPr>
-      <w:bookmarkStart w:id="9" w:name="_Toc209367479"/>
+      <w:bookmarkStart w:id="11" w:name="_Toc209525206"/>
       <w:r>
         <w:t>Hitelesítés / Autorizáció</w:t>
       </w:r>
-      <w:bookmarkEnd w:id="9"/>
+      <w:bookmarkEnd w:id="11"/>
     </w:p>
     <w:p>
       <w:pPr>
@@ -3498,11 +4349,11 @@
       <w:pPr>
         <w:pStyle w:val="Cmsor3"/>
       </w:pPr>
-      <w:bookmarkStart w:id="10" w:name="_Toc209367480"/>
+      <w:bookmarkStart w:id="12" w:name="_Toc209525207"/>
       <w:r>
         <w:t>E-mail szolgáltatás</w:t>
       </w:r>
-      <w:bookmarkEnd w:id="10"/>
+      <w:bookmarkEnd w:id="12"/>
     </w:p>
     <w:p>
       <w:r>
@@ -3543,11 +4394,11 @@
       <w:pPr>
         <w:pStyle w:val="Cmsor3"/>
       </w:pPr>
-      <w:bookmarkStart w:id="11" w:name="_Toc209367481"/>
+      <w:bookmarkStart w:id="13" w:name="_Toc209525208"/>
       <w:r>
         <w:t>OpenApi/Swagger</w:t>
       </w:r>
-      <w:bookmarkEnd w:id="11"/>
+      <w:bookmarkEnd w:id="13"/>
       <w:r>
         <w:t xml:space="preserve"> </w:t>
       </w:r>
@@ -3569,21 +4420,18 @@
         <w:t>A Swagger eszközöket az eredeti „Swagger” specifikáció mögött álló csapat fejlesztette ki. A Swagger a leghatékonyabb és legkönnyebben használható eszközöket kínálja az OpenAPI specifikáció teljes kihasználásához.</w:t>
       </w:r>
       <w:r>
-        <w:t xml:space="preserve"> Egyszerűsítse munkafolyamatát. </w:t>
-      </w:r>
-      <w:r>
-        <w:t>Egyszerűsítse API-ja építési folyamatát a tervezés, a dokumentáció és a megvalósítás automatikus szinkronizálásával és frissítésével.</w:t>
+        <w:t xml:space="preserve"> Egyszerűsítse munkafolyamatát. Egyszerűsítse API-ja építési folyamatát a tervezés, a dokumentáció és a megvalósítás automatikus szinkronizálásával és frissítésével.</w:t>
       </w:r>
     </w:p>
     <w:p>
       <w:pPr>
         <w:pStyle w:val="Cmsor3"/>
       </w:pPr>
-      <w:bookmarkStart w:id="12" w:name="_Toc209367482"/>
+      <w:bookmarkStart w:id="14" w:name="_Toc209525209"/>
       <w:r>
         <w:t>NSwag</w:t>
       </w:r>
-      <w:bookmarkEnd w:id="12"/>
+      <w:bookmarkEnd w:id="14"/>
     </w:p>
     <w:p>
       <w:r>
@@ -3665,126 +4513,106 @@
       <w:pPr>
         <w:pStyle w:val="Kpalrs"/>
       </w:pPr>
+      <w:fldSimple w:instr=" STYLEREF 3 \s ">
+        <w:r>
+          <w:rPr>
+            <w:noProof/>
+          </w:rPr>
+          <w:t>2.2.4</w:t>
+        </w:r>
+      </w:fldSimple>
+      <w:r>
+        <w:noBreakHyphen/>
+      </w:r>
+      <w:fldSimple w:instr=" SEQ ábra \* ARABIC \s 3 ">
+        <w:r>
+          <w:rPr>
+            <w:noProof/>
+          </w:rPr>
+          <w:t>1</w:t>
+        </w:r>
+      </w:fldSimple>
+      <w:r>
+        <w:t>. ábra Nswag generálás folyamata</w:t>
+      </w:r>
       <w:r>
         <w:fldChar w:fldCharType="begin"/>
       </w:r>
       <w:r>
-        <w:instrText xml:space="preserve"> STYLEREF 3 \s </w:instrText>
+        <w:instrText xml:space="preserve"> REF _Ref209364537 \r \h </w:instrText>
       </w:r>
       <w:r>
         <w:fldChar w:fldCharType="separate"/>
       </w:r>
       <w:r>
-        <w:rPr>
-          <w:noProof/>
-        </w:rPr>
-        <w:t>2.2.4</w:t>
+        <w:t>[6]</w:t>
       </w:r>
       <w:r>
         <w:fldChar w:fldCharType="end"/>
       </w:r>
-      <w:r>
-        <w:noBreakHyphen/>
+    </w:p>
+    <w:p>
+      <w:pPr>
+        <w:pStyle w:val="Cmsor4"/>
+      </w:pPr>
+      <w:r>
+        <w:t>Entity Framework</w:t>
+      </w:r>
+    </w:p>
+    <w:p>
+      <w:pPr>
+        <w:ind w:firstLine="0"/>
+      </w:pPr>
+      <w:r>
+        <w:t>Az Entity Framework egy modern objektum-relációs leképező, amellyel tiszta, hordozható és magas szintű adatelérési réteget hozhat</w:t>
+      </w:r>
+      <w:r>
+        <w:t>ó</w:t>
+      </w:r>
+      <w:r>
+        <w:t xml:space="preserve"> létre .NET (C#) használatával számos különböző adatbázison, például az SQL Database-en, az SQLite-en, a MySQL-en, a PostgreSQL-en. Támogatja a LINQ-lekérdezéseket, a változáskövetést, a frissítéseket és a séma</w:t>
+      </w:r>
+      <w:r>
+        <w:t xml:space="preserve"> </w:t>
+      </w:r>
+      <w:r>
+        <w:t>migrálásokat.</w:t>
       </w:r>
       <w:r>
         <w:fldChar w:fldCharType="begin"/>
       </w:r>
       <w:r>
-        <w:instrText xml:space="preserve"> SEQ ábra \* ARABIC \s 3 </w:instrText>
+        <w:instrText xml:space="preserve"> REF _Ref209365059 \r \h </w:instrText>
       </w:r>
       <w:r>
         <w:fldChar w:fldCharType="separate"/>
       </w:r>
       <w:r>
-        <w:rPr>
-          <w:noProof/>
-        </w:rPr>
-        <w:t>1</w:t>
+        <w:t>[7]</w:t>
       </w:r>
       <w:r>
         <w:fldChar w:fldCharType="end"/>
       </w:r>
-      <w:r>
-        <w:t>. ábra Nswag generálás folyamata</w:t>
-      </w:r>
-      <w:r>
-        <w:fldChar w:fldCharType="begin"/>
-      </w:r>
-      <w:r>
-        <w:instrText xml:space="preserve"> REF _Ref209364537 \r \h </w:instrText>
-      </w:r>
-      <w:r>
-        <w:fldChar w:fldCharType="separate"/>
-      </w:r>
-      <w:r>
-        <w:t>[6]</w:t>
-      </w:r>
-      <w:r>
-        <w:fldChar w:fldCharType="end"/>
-      </w:r>
-    </w:p>
-    <w:p>
-      <w:pPr>
-        <w:pStyle w:val="Cmsor4"/>
-      </w:pPr>
-      <w:r>
-        <w:t>Entity Framework</w:t>
-      </w:r>
-    </w:p>
-    <w:p>
-      <w:pPr>
-        <w:ind w:firstLine="0"/>
-      </w:pPr>
-      <w:r>
-        <w:t>Az Entity Framework egy modern objektum-relációs leképező, amellyel tiszta, hordozható és magas szintű adatelérési réteget hozhat</w:t>
-      </w:r>
-      <w:r>
-        <w:t>ó</w:t>
-      </w:r>
-      <w:r>
-        <w:t xml:space="preserve"> létre .NET (C#) használatával számos különböző adatbázison, például az SQL Database-en, az SQLite-en, a MySQL-en, a PostgreSQL-en. Támogatja a LINQ-lekérdezéseket, a változáskövetést, a frissítéseket és a séma</w:t>
-      </w:r>
-      <w:r>
-        <w:t xml:space="preserve"> </w:t>
-      </w:r>
-      <w:r>
-        <w:t>migrálásokat.</w:t>
-      </w:r>
-      <w:r>
-        <w:fldChar w:fldCharType="begin"/>
-      </w:r>
-      <w:r>
-        <w:instrText xml:space="preserve"> REF _Ref209365059 \r \h </w:instrText>
-      </w:r>
-      <w:r>
-        <w:fldChar w:fldCharType="separate"/>
-      </w:r>
-      <w:r>
-        <w:t>[7]</w:t>
-      </w:r>
-      <w:r>
-        <w:fldChar w:fldCharType="end"/>
-      </w:r>
     </w:p>
     <w:p>
       <w:pPr>
         <w:pStyle w:val="Cmsor2"/>
       </w:pPr>
-      <w:bookmarkStart w:id="13" w:name="_Toc209367483"/>
+      <w:bookmarkStart w:id="15" w:name="_Toc209525210"/>
       <w:r>
         <w:t>Kliens oldali technológiák:</w:t>
       </w:r>
-      <w:bookmarkEnd w:id="13"/>
+      <w:bookmarkEnd w:id="15"/>
     </w:p>
     <w:p>
       <w:pPr>
         <w:pStyle w:val="Cmsor3"/>
       </w:pPr>
-      <w:bookmarkStart w:id="14" w:name="_Toc209367484"/>
+      <w:bookmarkStart w:id="16" w:name="_Toc209525211"/>
       <w:r>
         <w:t>HTML</w:t>
       </w:r>
-      <w:bookmarkEnd w:id="14"/>
+      <w:bookmarkEnd w:id="16"/>
     </w:p>
     <w:p>
       <w:r>
@@ -3804,13 +4632,7 @@
         <w:fldChar w:fldCharType="separate"/>
       </w:r>
       <w:r>
-        <w:t>[</w:t>
-      </w:r>
-      <w:r>
-        <w:t>1</w:t>
-      </w:r>
-      <w:r>
-        <w:t>]</w:t>
+        <w:t>[1]</w:t>
       </w:r>
       <w:r>
         <w:fldChar w:fldCharType="end"/>
@@ -3820,11 +4642,11 @@
       <w:pPr>
         <w:pStyle w:val="Cmsor3"/>
       </w:pPr>
-      <w:bookmarkStart w:id="15" w:name="_Toc209367485"/>
+      <w:bookmarkStart w:id="17" w:name="_Toc209525212"/>
       <w:r>
         <w:t>CSS</w:t>
       </w:r>
-      <w:bookmarkEnd w:id="15"/>
+      <w:bookmarkEnd w:id="17"/>
     </w:p>
     <w:p>
       <w:r>
@@ -3859,11 +4681,11 @@
       <w:pPr>
         <w:pStyle w:val="Cmsor3"/>
       </w:pPr>
-      <w:bookmarkStart w:id="16" w:name="_Toc209367486"/>
+      <w:bookmarkStart w:id="18" w:name="_Toc209525213"/>
       <w:r>
         <w:t>Bootstrap</w:t>
       </w:r>
-      <w:bookmarkEnd w:id="16"/>
+      <w:bookmarkEnd w:id="18"/>
     </w:p>
     <w:p>
       <w:r>
@@ -3889,10 +4711,7 @@
         <w:fldChar w:fldCharType="separate"/>
       </w:r>
       <w:r>
-        <w:t>[1</w:t>
-      </w:r>
-      <w:r>
-        <w:t>]</w:t>
+        <w:t>[1]</w:t>
       </w:r>
       <w:r>
         <w:fldChar w:fldCharType="end"/>
@@ -3902,11 +4721,11 @@
       <w:pPr>
         <w:pStyle w:val="Cmsor3"/>
       </w:pPr>
-      <w:bookmarkStart w:id="17" w:name="_Toc209367487"/>
+      <w:bookmarkStart w:id="19" w:name="_Toc209525214"/>
       <w:r>
         <w:t>JavaSricpt</w:t>
       </w:r>
-      <w:bookmarkEnd w:id="17"/>
+      <w:bookmarkEnd w:id="19"/>
     </w:p>
     <w:p>
       <w:r>
@@ -3922,21 +4741,18 @@
         <w:footnoteReference w:id="2"/>
       </w:r>
       <w:r>
-        <w:t xml:space="preserve"> is. A tervezője a Netscape Communications Corporation. Eredetileg</w:t>
+        <w:t xml:space="preserve"> is. A tervezője a Netscape Communications Corporation. Eredetileg </w:t>
+      </w:r>
+      <w:r>
+        <w:t>LiveScript volt a neve, melyet a későbbiek folyamán megváltoztattak. A JavaScript nyelven megírt kódot elhelyezhetjük a HTML fájlban is, úgymint a HTML dokumentum fejlécében és törzsében is külön fájlban. A HTML elemen belül (például a</w:t>
+      </w:r>
+      <w:r>
+        <w:t xml:space="preserve"> &lt;body&gt;</w:t>
       </w:r>
       <w:r>
         <w:t xml:space="preserve"> </w:t>
       </w:r>
       <w:r>
-        <w:t>LiveScript volt a neve, melyet a későbbiek folyamán megváltoztattak. A JavaScript nyelven megírt kódot elhelyezhetjük a HTML fájlban is, úgymint a HTML dokumentum fejlécében és törzsében is külön fájlban. A HTML elemen belül (például a</w:t>
-      </w:r>
-      <w:r>
-        <w:t xml:space="preserve"> &lt;body&gt;</w:t>
-      </w:r>
-      <w:r>
-        <w:t xml:space="preserve"> </w:t>
-      </w:r>
-      <w:r>
         <w:t xml:space="preserve">vagy &lt;form&gt; </w:t>
       </w:r>
       <w:r>
@@ -3961,10 +4777,7 @@
         <w:t xml:space="preserve">’’ </w:t>
       </w:r>
       <w:r>
-        <w:t xml:space="preserve">elem jelzi a böngészőnek, hogy a továbbiakban parancsok fognak következni a </w:t>
-      </w:r>
-      <w:r>
-        <w:t xml:space="preserve">’’&lt;script&gt;’’ </w:t>
+        <w:t xml:space="preserve">elem jelzi a böngészőnek, hogy a továbbiakban parancsok fognak következni a ’’&lt;script&gt;’’ </w:t>
       </w:r>
       <w:r>
         <w:t xml:space="preserve">elemig. Mindezek mellett találhatóak benne kivételek is, például az eseménykezelők. A JavaScript kód megjelenítéséhez általában böngészőket használunk. Előfordulhat olyan is, hogy különböző böngészők más végeredményt szolgáltatnak (ez lehet hibaüzenet, de akár a kereső is leállhat). A nyelv használható a weben kívül is, azaz a kiszolgáló oldalán, a webkiszolgálón. A JavaScript és a kiszolgálói nyelvek között az egyik legnagyobb különbség az, hogy a JavaScript nyelvet a böngésző futtatja, míg a kiszolgálói nyelvet az adott webkiszolgáló (mely az adatok küldése miatt előfordulhat, hogy lassú). A programozási nyelvben több általános műveletet lehet végrehajtani, mint például: változó deklarálás, függvények létrehozása, hívása, saját osztály létrehozása. Használható még a JavaScript a reklámok és üzenetek megjelenítésére az adott weboldalon vagy külön ablakban, tartalom ellenőrzésére (akár a </w:t>
@@ -3993,11 +4806,11 @@
       <w:pPr>
         <w:pStyle w:val="Cmsor3"/>
       </w:pPr>
-      <w:bookmarkStart w:id="18" w:name="_Toc209367488"/>
+      <w:bookmarkStart w:id="20" w:name="_Toc209525215"/>
       <w:r>
         <w:t>TypeScript</w:t>
       </w:r>
-      <w:bookmarkEnd w:id="18"/>
+      <w:bookmarkEnd w:id="20"/>
     </w:p>
     <w:p>
       <w:r>
@@ -4031,7 +4844,7 @@
       <w:r>
         <w:t xml:space="preserve">  </w:t>
       </w:r>
-      <w:bookmarkStart w:id="19" w:name="_Toc209367489"/>
+      <w:bookmarkStart w:id="21" w:name="_Toc209525216"/>
       <w:r>
         <w:rPr>
           <w:rStyle w:val="Kiemels2"/>
@@ -4040,7 +4853,7 @@
         </w:rPr>
         <w:t>Angular</w:t>
       </w:r>
-      <w:bookmarkEnd w:id="19"/>
+      <w:bookmarkEnd w:id="21"/>
       <w:r>
         <w:rPr>
           <w:rStyle w:val="Kiemels2"/>
@@ -4058,13 +4871,7 @@
         <w:t xml:space="preserve"> amely a következőeket tartalmazza: </w:t>
       </w:r>
       <w:r>
-        <w:t>Komponens alapú keretrendszer skálázható webes alkalmazások készítéséhez</w:t>
-      </w:r>
-      <w:r>
-        <w:t xml:space="preserve">. </w:t>
-      </w:r>
-      <w:r>
-        <w:t>Jól integrált könyvtárak gyűjteménye, amelyek számos funkciót lefednek, beleértve az útvonalválasztást</w:t>
+        <w:t>Komponens alapú keretrendszer skálázható webes alkalmazások készítéséhez. Jól integrált könyvtárak gyűjteménye, amelyek számos funkciót lefednek, beleértve az útvonalválasztást</w:t>
       </w:r>
       <w:r>
         <w:t>(routing)</w:t>
@@ -4076,10 +4883,7 @@
         <w:t>(forms)</w:t>
       </w:r>
       <w:r>
-        <w:t>, a kliens-szerver kommunikációt és egyebeket</w:t>
-      </w:r>
-      <w:r>
-        <w:t xml:space="preserve">. </w:t>
+        <w:t xml:space="preserve">, a kliens-szerver kommunikációt és egyebeket. </w:t>
       </w:r>
       <w:r>
         <w:t xml:space="preserve">Számos fejlesztői eszköz(tools) megtalálható benne </w:t>
@@ -4091,10 +4895,7 @@
         <w:t>segítenek a kód fejlesztésében</w:t>
       </w:r>
       <w:r>
-        <w:t>,</w:t>
-      </w:r>
-      <w:r>
-        <w:t xml:space="preserve"> tesztelésében és frissítésében. </w:t>
+        <w:t xml:space="preserve">, tesztelésében és frissítésében. </w:t>
       </w:r>
       <w:r>
         <w:t>Az Angular</w:t>
@@ -4122,24 +4923,24 @@
       <w:pPr>
         <w:pStyle w:val="Cmsor2"/>
       </w:pPr>
-      <w:bookmarkStart w:id="20" w:name="_Toc209367490"/>
+      <w:bookmarkStart w:id="22" w:name="_Toc209525217"/>
       <w:r>
         <w:t>Adattárolás:</w:t>
       </w:r>
-      <w:bookmarkEnd w:id="20"/>
+      <w:bookmarkEnd w:id="22"/>
     </w:p>
     <w:p>
       <w:pPr>
         <w:pStyle w:val="Cmsor3"/>
       </w:pPr>
-      <w:bookmarkStart w:id="21" w:name="_Toc209367491"/>
+      <w:bookmarkStart w:id="23" w:name="_Toc209525218"/>
       <w:r>
         <w:t>MYSQL</w:t>
       </w:r>
-      <w:bookmarkEnd w:id="21"/>
       <w:r>
         <w:t xml:space="preserve"> Server</w:t>
       </w:r>
+      <w:bookmarkEnd w:id="23"/>
     </w:p>
     <w:p>
       <w:r>
@@ -4196,11 +4997,11 @@
       <w:pPr>
         <w:pStyle w:val="Cmsor3"/>
       </w:pPr>
-      <w:bookmarkStart w:id="22" w:name="_Toc209367492"/>
+      <w:bookmarkStart w:id="24" w:name="_Toc209525219"/>
       <w:r>
         <w:t>Fájlrendszer</w:t>
       </w:r>
-      <w:bookmarkEnd w:id="22"/>
+      <w:bookmarkEnd w:id="24"/>
     </w:p>
     <w:p>
       <w:r>
@@ -4240,21 +5041,21 @@
       <w:pPr>
         <w:pStyle w:val="Cmsor2"/>
       </w:pPr>
-      <w:bookmarkStart w:id="23" w:name="_Toc209367493"/>
+      <w:bookmarkStart w:id="25" w:name="_Toc209525220"/>
       <w:r>
         <w:t>Fejlesztőkörnyezet:</w:t>
       </w:r>
-      <w:bookmarkEnd w:id="23"/>
+      <w:bookmarkEnd w:id="25"/>
     </w:p>
     <w:p>
       <w:pPr>
         <w:pStyle w:val="Cmsor3"/>
       </w:pPr>
-      <w:bookmarkStart w:id="24" w:name="_Toc209367494"/>
+      <w:bookmarkStart w:id="26" w:name="_Toc209525221"/>
       <w:r>
         <w:t>Visual Studio Code</w:t>
       </w:r>
-      <w:bookmarkEnd w:id="24"/>
+      <w:bookmarkEnd w:id="26"/>
     </w:p>
     <w:p>
       <w:r>
@@ -4280,11 +5081,11 @@
       <w:pPr>
         <w:pStyle w:val="Cmsor3"/>
       </w:pPr>
-      <w:bookmarkStart w:id="25" w:name="_Toc209367495"/>
+      <w:bookmarkStart w:id="27" w:name="_Toc209525222"/>
       <w:r>
         <w:t>Visual Studio</w:t>
       </w:r>
-      <w:bookmarkEnd w:id="25"/>
+      <w:bookmarkEnd w:id="27"/>
       <w:r>
         <w:t xml:space="preserve"> </w:t>
       </w:r>
@@ -4329,21 +5130,21 @@
       <w:pPr>
         <w:pStyle w:val="Cmsor2"/>
       </w:pPr>
-      <w:bookmarkStart w:id="26" w:name="_Toc209367496"/>
+      <w:bookmarkStart w:id="28" w:name="_Toc209525223"/>
       <w:r>
         <w:t>Munkafolyamat követése:</w:t>
       </w:r>
-      <w:bookmarkEnd w:id="26"/>
+      <w:bookmarkEnd w:id="28"/>
     </w:p>
     <w:p>
       <w:pPr>
         <w:pStyle w:val="Cmsor3"/>
       </w:pPr>
-      <w:bookmarkStart w:id="27" w:name="_Toc209367497"/>
+      <w:bookmarkStart w:id="29" w:name="_Toc209525224"/>
       <w:r>
         <w:t>GitHub</w:t>
       </w:r>
-      <w:bookmarkEnd w:id="27"/>
+      <w:bookmarkEnd w:id="29"/>
     </w:p>
     <w:p>
       <w:r>
@@ -4380,6 +5181,10 @@
         <w:pStyle w:val="Kp"/>
       </w:pPr>
       <w:r>
+        <w:rPr>
+          <w:noProof/>
+          <w:lang w:eastAsia="hu-HU"/>
+        </w:rPr>
         <w:drawing>
           <wp:inline distT="0" distB="0" distL="0" distR="0" wp14:anchorId="5FBDF584" wp14:editId="1D4A037F">
             <wp:extent cx="3995314" cy="2826882"/>
@@ -4427,86 +5232,64 @@
       <w:pPr>
         <w:pStyle w:val="Kpalrs"/>
       </w:pPr>
+      <w:fldSimple w:instr=" STYLEREF 3 \s ">
+        <w:r>
+          <w:rPr>
+            <w:noProof/>
+          </w:rPr>
+          <w:t>2.7.1</w:t>
+        </w:r>
+      </w:fldSimple>
+      <w:r>
+        <w:noBreakHyphen/>
+      </w:r>
+      <w:fldSimple w:instr=" SEQ ábra \* ARABIC \s 3 ">
+        <w:r>
+          <w:rPr>
+            <w:noProof/>
+          </w:rPr>
+          <w:t>1</w:t>
+        </w:r>
+      </w:fldSimple>
+      <w:r>
+        <w:t>. ábra GitHub munkafolyamat</w:t>
+      </w:r>
       <w:r>
         <w:fldChar w:fldCharType="begin"/>
       </w:r>
       <w:r>
-        <w:instrText xml:space="preserve"> STYLEREF 3 \s </w:instrText>
+        <w:instrText xml:space="preserve"> REF _Ref209359631 \r \h </w:instrText>
       </w:r>
       <w:r>
         <w:fldChar w:fldCharType="separate"/>
       </w:r>
       <w:r>
-        <w:rPr>
-          <w:noProof/>
-        </w:rPr>
-        <w:t>2.7.1</w:t>
+        <w:t>[1]</w:t>
       </w:r>
       <w:r>
         <w:fldChar w:fldCharType="end"/>
       </w:r>
-      <w:r>
-        <w:noBreakHyphen/>
-      </w:r>
-      <w:r>
-        <w:fldChar w:fldCharType="begin"/>
-      </w:r>
-      <w:r>
-        <w:instrText xml:space="preserve"> SEQ ábra \* ARABIC \s 3 </w:instrText>
-      </w:r>
-      <w:r>
-        <w:fldChar w:fldCharType="separate"/>
-      </w:r>
-      <w:r>
-        <w:rPr>
-          <w:noProof/>
-        </w:rPr>
-        <w:t>1</w:t>
-      </w:r>
-      <w:r>
-        <w:fldChar w:fldCharType="end"/>
-      </w:r>
-      <w:r>
-        <w:t>. ábra GitHub munkafolyamat</w:t>
-      </w:r>
-      <w:r>
-        <w:fldChar w:fldCharType="begin"/>
-      </w:r>
-      <w:r>
-        <w:instrText xml:space="preserve"> REF _Ref209359631 \r \h </w:instrText>
-      </w:r>
-      <w:r>
-        <w:fldChar w:fldCharType="separate"/>
-      </w:r>
-      <w:r>
-        <w:t>[</w:t>
-      </w:r>
-      <w:r>
-        <w:t>1</w:t>
-      </w:r>
-      <w:r>
-        <w:t>]</w:t>
-      </w:r>
-      <w:r>
-        <w:fldChar w:fldCharType="end"/>
-      </w:r>
     </w:p>
     <w:p>
       <w:pPr>
         <w:pStyle w:val="Cmsor1"/>
       </w:pPr>
+      <w:bookmarkStart w:id="30" w:name="_Toc209525225"/>
       <w:r>
         <w:lastRenderedPageBreak/>
         <w:t>Követelmény- és problématér elemzés</w:t>
       </w:r>
+      <w:bookmarkEnd w:id="30"/>
     </w:p>
     <w:p>
       <w:pPr>
         <w:pStyle w:val="Cmsor2"/>
       </w:pPr>
+      <w:bookmarkStart w:id="31" w:name="_Toc209525226"/>
       <w:r>
         <w:t>Funkcionális követelmények (regisztráció, profil, ételek/receptek, napi napló, aktivitás, e-mail)</w:t>
       </w:r>
+      <w:bookmarkEnd w:id="31"/>
     </w:p>
     <w:p>
       <w:r>
@@ -4553,9 +5336,11 @@
       <w:pPr>
         <w:pStyle w:val="Cmsor2"/>
       </w:pPr>
+      <w:bookmarkStart w:id="32" w:name="_Toc209525227"/>
       <w:r>
         <w:t>Nemfunkcionális (biztonság, teljesítmény, skálázhatóság, használhatóság)</w:t>
       </w:r>
+      <w:bookmarkEnd w:id="32"/>
     </w:p>
     <w:p>
       <w:r>
@@ -4566,9 +5351,11 @@
       <w:pPr>
         <w:pStyle w:val="Cmsor2"/>
       </w:pPr>
+      <w:bookmarkStart w:id="33" w:name="_Toc209525228"/>
       <w:r>
         <w:t>Szerepkörök és fő use case-ek</w:t>
       </w:r>
+      <w:bookmarkEnd w:id="33"/>
     </w:p>
     <w:p>
       <w:r>
@@ -4622,8 +5409,13 @@
         <w:pStyle w:val="Cmsor2"/>
       </w:pPr>
       <w:r>
-        <w:t xml:space="preserve"> Kapcsolódó megoldások és irodalmi áttekintés (piaci/app példák, UX tanulságok)</w:t>
-      </w:r>
+        <w:t xml:space="preserve"> </w:t>
+      </w:r>
+      <w:bookmarkStart w:id="34" w:name="_Toc209525229"/>
+      <w:r>
+        <w:t>Kapcsolódó megoldások és irodalmi áttekintés (piaci/app példák, UX tanulságok)</w:t>
+      </w:r>
+      <w:bookmarkEnd w:id="34"/>
     </w:p>
     <w:p>
       <w:pPr>
@@ -4631,7 +5423,11 @@
       </w:pPr>
       <w:r>
         <w:lastRenderedPageBreak/>
-        <w:t xml:space="preserve"> Rendszer- </w:t>
+        <w:t xml:space="preserve"> </w:t>
+      </w:r>
+      <w:bookmarkStart w:id="35" w:name="_Toc209525230"/>
+      <w:r>
+        <w:t xml:space="preserve">Rendszer- </w:t>
       </w:r>
       <w:r>
         <w:t>és architektúraterv (SPA–API–DB</w:t>
@@ -4639,6 +5435,7 @@
       <w:r>
         <w:t>, döntések indoklása)</w:t>
       </w:r>
+      <w:bookmarkEnd w:id="35"/>
     </w:p>
     <w:p>
       <w:r>
@@ -4653,10 +5450,12 @@
       <w:pPr>
         <w:pStyle w:val="Cmsor1"/>
       </w:pPr>
+      <w:bookmarkStart w:id="36" w:name="_Toc209525231"/>
       <w:r>
         <w:lastRenderedPageBreak/>
         <w:t>Adatmodell és API-k (ERD, entitások, DTO-k, végpontok, validációk)</w:t>
       </w:r>
+      <w:bookmarkEnd w:id="36"/>
     </w:p>
     <w:p>
       <w:r>
@@ -4721,56 +5520,62 @@
       <w:pPr>
         <w:pStyle w:val="Cmsor1"/>
       </w:pPr>
+      <w:bookmarkStart w:id="37" w:name="_Toc209525232"/>
       <w:r>
         <w:lastRenderedPageBreak/>
         <w:t>Frontend megvalósítás (űrlapok, űrlap-validáció, állapotkezelés, navigáció)</w:t>
       </w:r>
+      <w:bookmarkEnd w:id="37"/>
     </w:p>
     <w:p>
       <w:pPr>
         <w:pStyle w:val="Cmsor1"/>
       </w:pPr>
+      <w:bookmarkStart w:id="38" w:name="_Toc209525233"/>
       <w:r>
         <w:lastRenderedPageBreak/>
         <w:t>Backend megvalósítás (rétegek, szolgáltatások, tranzakciók, háttérfeladatok)</w:t>
       </w:r>
+      <w:bookmarkEnd w:id="38"/>
     </w:p>
     <w:p>
       <w:pPr>
         <w:pStyle w:val="Cmsor1"/>
       </w:pPr>
+      <w:bookmarkStart w:id="39" w:name="_Toc209525234"/>
       <w:r>
         <w:lastRenderedPageBreak/>
         <w:t>Továbbfejlesztési irányok (ajánlórendszer, adatvizualizáció, mobil, többnyelvűség)</w:t>
       </w:r>
+      <w:bookmarkEnd w:id="39"/>
       <w:r>
         <w:t xml:space="preserve"> </w:t>
       </w:r>
-      <w:bookmarkStart w:id="28" w:name="_GoBack"/>
-      <w:bookmarkEnd w:id="28"/>
     </w:p>
     <w:p>
       <w:pPr>
         <w:pStyle w:val="Cmsor1"/>
       </w:pPr>
+      <w:bookmarkStart w:id="40" w:name="_Toc209525235"/>
       <w:r>
         <w:lastRenderedPageBreak/>
         <w:t>Következtetések és értékelés</w:t>
       </w:r>
+      <w:bookmarkEnd w:id="40"/>
     </w:p>
     <w:p/>
     <w:p>
       <w:pPr>
         <w:pStyle w:val="Cmsor1"/>
       </w:pPr>
-      <w:bookmarkStart w:id="29" w:name="_Toc332797403"/>
-      <w:bookmarkStart w:id="30" w:name="_Toc209367498"/>
+      <w:bookmarkStart w:id="41" w:name="_Toc332797403"/>
+      <w:bookmarkStart w:id="42" w:name="_Toc209525236"/>
       <w:r>
         <w:lastRenderedPageBreak/>
         <w:t>Utolsó simítások</w:t>
       </w:r>
-      <w:bookmarkEnd w:id="29"/>
-      <w:bookmarkEnd w:id="30"/>
+      <w:bookmarkEnd w:id="41"/>
+      <w:bookmarkEnd w:id="42"/>
     </w:p>
     <w:p>
       <w:r>
@@ -4833,12 +5638,12 @@
       <w:pPr>
         <w:pStyle w:val="Fejezetcimszmozsnlkl"/>
       </w:pPr>
-      <w:bookmarkStart w:id="31" w:name="_Toc209367499"/>
+      <w:bookmarkStart w:id="43" w:name="_Toc209525237"/>
       <w:r>
         <w:lastRenderedPageBreak/>
         <w:t>Irodalomjegyzék</w:t>
       </w:r>
-      <w:bookmarkEnd w:id="31"/>
+      <w:bookmarkEnd w:id="43"/>
     </w:p>
     <w:p>
       <w:pPr>
@@ -4847,14 +5652,14 @@
           <w:rStyle w:val="Irodalomjegyzkforrs"/>
         </w:rPr>
       </w:pPr>
-      <w:bookmarkStart w:id="32" w:name="_Ref209359631"/>
+      <w:bookmarkStart w:id="44" w:name="_Ref209359631"/>
       <w:r>
         <w:rPr>
           <w:rStyle w:val="Irodalomjegyzkforrs"/>
         </w:rPr>
         <w:t>Pásztori Péter Benjámin, Laboratóriumi információmenedzsment-rendszerek automatikus dokumentumgeneráló moduljának fejlesztése</w:t>
       </w:r>
-      <w:bookmarkEnd w:id="32"/>
+      <w:bookmarkEnd w:id="44"/>
     </w:p>
     <w:p>
       <w:pPr>
@@ -4868,7 +5673,7 @@
       <w:r>
         <w:t xml:space="preserve"> </w:t>
       </w:r>
-      <w:bookmarkStart w:id="33" w:name="_Ref209362811"/>
+      <w:bookmarkStart w:id="45" w:name="_Ref209362811"/>
       <w:r>
         <w:t>ASP.NET Core áttekintése  Avai</w:t>
       </w:r>
@@ -4895,7 +5700,7 @@
       <w:r>
         <w:t>].</w:t>
       </w:r>
-      <w:bookmarkEnd w:id="33"/>
+      <w:bookmarkEnd w:id="45"/>
     </w:p>
     <w:p>
       <w:pPr>
@@ -4904,7 +5709,7 @@
           <w:i/>
         </w:rPr>
       </w:pPr>
-      <w:bookmarkStart w:id="34" w:name="_Ref209363367"/>
+      <w:bookmarkStart w:id="46" w:name="_Ref209363367"/>
       <w:r>
         <w:rPr>
           <w:rStyle w:val="Irodalomjegyzkforrs"/>
@@ -4928,7 +5733,7 @@
       <w:r>
         <w:t>[Hozzáférés dátuma: 21 09 2025].</w:t>
       </w:r>
-      <w:bookmarkEnd w:id="34"/>
+      <w:bookmarkEnd w:id="46"/>
     </w:p>
     <w:p>
       <w:pPr>
@@ -4937,7 +5742,7 @@
           <w:i/>
         </w:rPr>
       </w:pPr>
-      <w:bookmarkStart w:id="35" w:name="_Ref209363480"/>
+      <w:bookmarkStart w:id="47" w:name="_Ref209363480"/>
       <w:r>
         <w:rPr>
           <w:rStyle w:val="Irodalomjegyzkforrs"/>
@@ -4967,7 +5772,7 @@
       <w:r>
         <w:t>[Hozzáférés dátuma: 21 09 2025].</w:t>
       </w:r>
-      <w:bookmarkEnd w:id="35"/>
+      <w:bookmarkEnd w:id="47"/>
     </w:p>
     <w:p>
       <w:pPr>
@@ -4976,7 +5781,7 @@
           <w:rStyle w:val="Irodalomjegyzkforrs"/>
         </w:rPr>
       </w:pPr>
-      <w:bookmarkStart w:id="36" w:name="_Ref209363742"/>
+      <w:bookmarkStart w:id="48" w:name="_Ref209363742"/>
       <w:r>
         <w:rPr>
           <w:rStyle w:val="Irodalomjegyzkforrs"/>
@@ -5000,7 +5805,7 @@
       <w:r>
         <w:t>[Hozzáférés dátuma: 21 09 2025].</w:t>
       </w:r>
-      <w:bookmarkEnd w:id="36"/>
+      <w:bookmarkEnd w:id="48"/>
     </w:p>
     <w:p>
       <w:pPr>
@@ -5009,7 +5814,7 @@
           <w:rStyle w:val="Irodalomjegyzkforrs"/>
         </w:rPr>
       </w:pPr>
-      <w:bookmarkStart w:id="37" w:name="_Ref209364537"/>
+      <w:bookmarkStart w:id="49" w:name="_Ref209364537"/>
       <w:r>
         <w:rPr>
           <w:i/>
@@ -5034,7 +5839,7 @@
       <w:r>
         <w:t>[Hozzáférés dátuma: 21 09 2025].</w:t>
       </w:r>
-      <w:bookmarkEnd w:id="37"/>
+      <w:bookmarkEnd w:id="49"/>
     </w:p>
     <w:p>
       <w:pPr>
@@ -5043,7 +5848,7 @@
           <w:i/>
         </w:rPr>
       </w:pPr>
-      <w:bookmarkStart w:id="38" w:name="_Ref209365059"/>
+      <w:bookmarkStart w:id="50" w:name="_Ref209365059"/>
       <w:r>
         <w:rPr>
           <w:i/>
@@ -5068,7 +5873,7 @@
       <w:r>
         <w:t>[Hozzáférés dátuma: 21 09 2025].</w:t>
       </w:r>
-      <w:bookmarkEnd w:id="38"/>
+      <w:bookmarkEnd w:id="50"/>
     </w:p>
     <w:p>
       <w:pPr>
@@ -5077,7 +5882,7 @@
           <w:i/>
         </w:rPr>
       </w:pPr>
-      <w:bookmarkStart w:id="39" w:name="_Ref209365830"/>
+      <w:bookmarkStart w:id="51" w:name="_Ref209365830"/>
       <w:r>
         <w:rPr>
           <w:rStyle w:val="Irodalomjegyzkforrs"/>
@@ -5104,7 +5909,7 @@
         </w:rPr>
         <w:t xml:space="preserve"> </w:t>
       </w:r>
-      <w:bookmarkEnd w:id="39"/>
+      <w:bookmarkEnd w:id="51"/>
       <w:r>
         <w:t>[Hozzáférés dátuma: 21 09 2025].</w:t>
       </w:r>
@@ -5116,7 +5921,7 @@
           <w:i/>
         </w:rPr>
       </w:pPr>
-      <w:bookmarkStart w:id="40" w:name="_Ref209366468"/>
+      <w:bookmarkStart w:id="52" w:name="_Ref209366468"/>
       <w:r>
         <w:rPr>
           <w:rStyle w:val="Irodalomjegyzkforrs"/>
@@ -5140,7 +5945,7 @@
       <w:r>
         <w:t>[Hozzáférés dátuma: 21 09 2025].</w:t>
       </w:r>
-      <w:bookmarkEnd w:id="40"/>
+      <w:bookmarkEnd w:id="52"/>
     </w:p>
     <w:p>
       <w:pPr>
@@ -5229,12 +6034,12 @@
       <w:pPr>
         <w:pStyle w:val="Fejezetcimszmozsnlkl"/>
       </w:pPr>
-      <w:bookmarkStart w:id="41" w:name="_Toc209367500"/>
+      <w:bookmarkStart w:id="53" w:name="_Toc209525238"/>
       <w:r>
         <w:lastRenderedPageBreak/>
         <w:t>Függelék</w:t>
       </w:r>
-      <w:bookmarkEnd w:id="41"/>
+      <w:bookmarkEnd w:id="53"/>
     </w:p>
     <w:p/>
     <w:sectPr>
@@ -5325,7 +6130,7 @@
         <w:rStyle w:val="Oldalszm"/>
         <w:noProof/>
       </w:rPr>
-      <w:t>29</w:t>
+      <w:t>30</w:t>
     </w:r>
     <w:r>
       <w:rPr>
@@ -5405,10 +6210,7 @@
         <w:footnoteRef/>
       </w:r>
       <w:r>
-        <w:t xml:space="preserve"> </w:t>
-      </w:r>
-      <w:r>
-        <w:t>Parancsnyelv: A kód a böngészőben fut. Ez egy értelmezett nyelv, a böngésző soronként hajtja végre a kódokat (ezeket egyszerű írni és megváltoztatni is). Amikor a kódot tartalmazó HTML fájl módosításra kerül, a böngésző már a módosított formátumot tölti be.</w:t>
+        <w:t xml:space="preserve"> Parancsnyelv: A kód a böngészőben fut. Ez egy értelmezett nyelv, a böngésző soronként hajtja végre a kódokat (ezeket egyszerű írni és megváltoztatni is). Amikor a kódot tartalmazó HTML fájl módosításra kerül, a böngésző már a módosított formátumot tölti be.</w:t>
       </w:r>
     </w:p>
   </w:footnote>
@@ -7824,6 +8626,7 @@
   <w:style w:type="character" w:default="1" w:styleId="Bekezdsalapbettpusa">
     <w:name w:val="Default Paragraph Font"/>
     <w:uiPriority w:val="1"/>
+    <w:semiHidden/>
     <w:unhideWhenUsed/>
   </w:style>
   <w:style w:type="table" w:default="1" w:styleId="Normltblzat">
@@ -9043,7 +9846,7 @@
 </file>
 
 <file path=customXml/itemProps1.xml><?xml version="1.0" encoding="utf-8"?>
-<ds:datastoreItem xmlns:ds="http://schemas.openxmlformats.org/officeDocument/2006/customXml" ds:itemID="{98F5773B-4677-4562-8FDB-73ECBD29D782}">
+<ds:datastoreItem xmlns:ds="http://schemas.openxmlformats.org/officeDocument/2006/customXml" ds:itemID="{B8DEDA85-5FBE-498E-A418-40C4EF1C8BD6}">
   <ds:schemaRefs>
     <ds:schemaRef ds:uri="http://schemas.openxmlformats.org/officeDocument/2006/bibliography"/>
   </ds:schemaRefs>

--- a/Egészséges életmódot támogató webalkalmazás fejlesztése ASP.NET MVC és Angular alapokon.docx
+++ b/Egészséges életmódot támogató webalkalmazás fejlesztése ASP.NET MVC és Angular alapokon.docx
@@ -409,7 +409,7 @@
       <w:r>
         <w:fldChar w:fldCharType="separate"/>
       </w:r>
-      <w:hyperlink w:anchor="_Toc214917719" w:history="1">
+      <w:hyperlink w:anchor="_Toc215038824" w:history="1">
         <w:r>
           <w:rPr>
             <w:rStyle w:val="Hiperhivatkozs"/>
@@ -436,7 +436,7 @@
             <w:noProof/>
             <w:webHidden/>
           </w:rPr>
-          <w:instrText xml:space="preserve"> PAGEREF _Toc214917719 \h </w:instrText>
+          <w:instrText xml:space="preserve"> PAGEREF _Toc215038824 \h </w:instrText>
         </w:r>
         <w:r>
           <w:rPr>
@@ -456,7 +456,7 @@
             <w:noProof/>
             <w:webHidden/>
           </w:rPr>
-          <w:t>7</w:t>
+          <w:t>8</w:t>
         </w:r>
         <w:r>
           <w:rPr>
@@ -479,7 +479,7 @@
           <w:lang w:eastAsia="hu-HU"/>
         </w:rPr>
       </w:pPr>
-      <w:hyperlink w:anchor="_Toc214917720" w:history="1">
+      <w:hyperlink w:anchor="_Toc215038825" w:history="1">
         <w:r>
           <w:rPr>
             <w:rStyle w:val="Hiperhivatkozs"/>
@@ -506,7 +506,7 @@
             <w:noProof/>
             <w:webHidden/>
           </w:rPr>
-          <w:instrText xml:space="preserve"> PAGEREF _Toc214917720 \h </w:instrText>
+          <w:instrText xml:space="preserve"> PAGEREF _Toc215038825 \h </w:instrText>
         </w:r>
         <w:r>
           <w:rPr>
@@ -526,7 +526,7 @@
             <w:noProof/>
             <w:webHidden/>
           </w:rPr>
-          <w:t>8</w:t>
+          <w:t>9</w:t>
         </w:r>
         <w:r>
           <w:rPr>
@@ -549,7 +549,7 @@
           <w:lang w:eastAsia="hu-HU"/>
         </w:rPr>
       </w:pPr>
-      <w:hyperlink w:anchor="_Toc214917721" w:history="1">
+      <w:hyperlink w:anchor="_Toc215038826" w:history="1">
         <w:r>
           <w:rPr>
             <w:rStyle w:val="Hiperhivatkozs"/>
@@ -576,7 +576,7 @@
             <w:noProof/>
             <w:webHidden/>
           </w:rPr>
-          <w:instrText xml:space="preserve"> PAGEREF _Toc214917721 \h </w:instrText>
+          <w:instrText xml:space="preserve"> PAGEREF _Toc215038826 \h </w:instrText>
         </w:r>
         <w:r>
           <w:rPr>
@@ -596,7 +596,7 @@
             <w:noProof/>
             <w:webHidden/>
           </w:rPr>
-          <w:t>9</w:t>
+          <w:t>10</w:t>
         </w:r>
         <w:r>
           <w:rPr>
@@ -619,7 +619,7 @@
           <w:lang w:eastAsia="hu-HU"/>
         </w:rPr>
       </w:pPr>
-      <w:hyperlink w:anchor="_Toc214917722" w:history="1">
+      <w:hyperlink w:anchor="_Toc215038827" w:history="1">
         <w:r>
           <w:rPr>
             <w:rStyle w:val="Hiperhivatkozs"/>
@@ -646,7 +646,7 @@
             <w:noProof/>
             <w:webHidden/>
           </w:rPr>
-          <w:instrText xml:space="preserve"> PAGEREF _Toc214917722 \h </w:instrText>
+          <w:instrText xml:space="preserve"> PAGEREF _Toc215038827 \h </w:instrText>
         </w:r>
         <w:r>
           <w:rPr>
@@ -666,7 +666,7 @@
             <w:noProof/>
             <w:webHidden/>
           </w:rPr>
-          <w:t>12</w:t>
+          <w:t>13</w:t>
         </w:r>
         <w:r>
           <w:rPr>
@@ -691,7 +691,7 @@
           <w:lang w:eastAsia="hu-HU"/>
         </w:rPr>
       </w:pPr>
-      <w:hyperlink w:anchor="_Toc214917723" w:history="1">
+      <w:hyperlink w:anchor="_Toc215038828" w:history="1">
         <w:r>
           <w:rPr>
             <w:rStyle w:val="Hiperhivatkozs"/>
@@ -718,7 +718,7 @@
             <w:noProof/>
             <w:webHidden/>
           </w:rPr>
-          <w:instrText xml:space="preserve"> PAGEREF _Toc214917723 \h </w:instrText>
+          <w:instrText xml:space="preserve"> PAGEREF _Toc215038828 \h </w:instrText>
         </w:r>
         <w:r>
           <w:rPr>
@@ -738,7 +738,7 @@
             <w:noProof/>
             <w:webHidden/>
           </w:rPr>
-          <w:t>12</w:t>
+          <w:t>13</w:t>
         </w:r>
         <w:r>
           <w:rPr>
@@ -763,7 +763,7 @@
           <w:lang w:eastAsia="hu-HU"/>
         </w:rPr>
       </w:pPr>
-      <w:hyperlink w:anchor="_Toc214917724" w:history="1">
+      <w:hyperlink w:anchor="_Toc215038829" w:history="1">
         <w:r>
           <w:rPr>
             <w:rStyle w:val="Hiperhivatkozs"/>
@@ -790,7 +790,7 @@
             <w:noProof/>
             <w:webHidden/>
           </w:rPr>
-          <w:instrText xml:space="preserve"> PAGEREF _Toc214917724 \h </w:instrText>
+          <w:instrText xml:space="preserve"> PAGEREF _Toc215038829 \h </w:instrText>
         </w:r>
         <w:r>
           <w:rPr>
@@ -810,7 +810,7 @@
             <w:noProof/>
             <w:webHidden/>
           </w:rPr>
-          <w:t>12</w:t>
+          <w:t>13</w:t>
         </w:r>
         <w:r>
           <w:rPr>
@@ -835,13 +835,13 @@
           <w:lang w:eastAsia="hu-HU"/>
         </w:rPr>
       </w:pPr>
-      <w:hyperlink w:anchor="_Toc214917725" w:history="1">
+      <w:hyperlink w:anchor="_Toc215038830" w:history="1">
         <w:r>
           <w:rPr>
             <w:rStyle w:val="Hiperhivatkozs"/>
             <w:noProof/>
           </w:rPr>
-          <w:t>2.2.1 ASP.NET Core</w:t>
+          <w:t>ASP.NET Core</w:t>
         </w:r>
         <w:r>
           <w:rPr>
@@ -862,7 +862,7 @@
             <w:noProof/>
             <w:webHidden/>
           </w:rPr>
-          <w:instrText xml:space="preserve"> PAGEREF _Toc214917725 \h </w:instrText>
+          <w:instrText xml:space="preserve"> PAGEREF _Toc215038830 \h </w:instrText>
         </w:r>
         <w:r>
           <w:rPr>
@@ -882,7 +882,7 @@
             <w:noProof/>
             <w:webHidden/>
           </w:rPr>
-          <w:t>12</w:t>
+          <w:t>13</w:t>
         </w:r>
         <w:r>
           <w:rPr>
@@ -907,13 +907,13 @@
           <w:lang w:eastAsia="hu-HU"/>
         </w:rPr>
       </w:pPr>
-      <w:hyperlink w:anchor="_Toc214917726" w:history="1">
+      <w:hyperlink w:anchor="_Toc215038831" w:history="1">
         <w:r>
           <w:rPr>
             <w:rStyle w:val="Hiperhivatkozs"/>
             <w:noProof/>
           </w:rPr>
-          <w:t>2.2.2 Hitelesítés / Autorizáció</w:t>
+          <w:t>Hitelesítés / Autorizáció</w:t>
         </w:r>
         <w:r>
           <w:rPr>
@@ -934,7 +934,7 @@
             <w:noProof/>
             <w:webHidden/>
           </w:rPr>
-          <w:instrText xml:space="preserve"> PAGEREF _Toc214917726 \h </w:instrText>
+          <w:instrText xml:space="preserve"> PAGEREF _Toc215038831 \h </w:instrText>
         </w:r>
         <w:r>
           <w:rPr>
@@ -954,7 +954,7 @@
             <w:noProof/>
             <w:webHidden/>
           </w:rPr>
-          <w:t>13</w:t>
+          <w:t>14</w:t>
         </w:r>
         <w:r>
           <w:rPr>
@@ -979,13 +979,13 @@
           <w:lang w:eastAsia="hu-HU"/>
         </w:rPr>
       </w:pPr>
-      <w:hyperlink w:anchor="_Toc214917727" w:history="1">
+      <w:hyperlink w:anchor="_Toc215038832" w:history="1">
         <w:r>
           <w:rPr>
             <w:rStyle w:val="Hiperhivatkozs"/>
             <w:noProof/>
           </w:rPr>
-          <w:t>2.2.3 E-mail szolgáltatás</w:t>
+          <w:t>E-mail szolgáltatás</w:t>
         </w:r>
         <w:r>
           <w:rPr>
@@ -1006,7 +1006,7 @@
             <w:noProof/>
             <w:webHidden/>
           </w:rPr>
-          <w:instrText xml:space="preserve"> PAGEREF _Toc214917727 \h </w:instrText>
+          <w:instrText xml:space="preserve"> PAGEREF _Toc215038832 \h </w:instrText>
         </w:r>
         <w:r>
           <w:rPr>
@@ -1026,7 +1026,7 @@
             <w:noProof/>
             <w:webHidden/>
           </w:rPr>
-          <w:t>14</w:t>
+          <w:t>15</w:t>
         </w:r>
         <w:r>
           <w:rPr>
@@ -1051,13 +1051,13 @@
           <w:lang w:eastAsia="hu-HU"/>
         </w:rPr>
       </w:pPr>
-      <w:hyperlink w:anchor="_Toc214917728" w:history="1">
+      <w:hyperlink w:anchor="_Toc215038833" w:history="1">
         <w:r>
           <w:rPr>
             <w:rStyle w:val="Hiperhivatkozs"/>
             <w:noProof/>
           </w:rPr>
-          <w:t>2.2.4 API dokumentáció és kliensgenerálás (Swagger és NSwag)</w:t>
+          <w:t>API dokumentáció és kliensgenerálás (Swagger és NSwag)</w:t>
         </w:r>
         <w:r>
           <w:rPr>
@@ -1078,7 +1078,7 @@
             <w:noProof/>
             <w:webHidden/>
           </w:rPr>
-          <w:instrText xml:space="preserve"> PAGEREF _Toc214917728 \h </w:instrText>
+          <w:instrText xml:space="preserve"> PAGEREF _Toc215038833 \h </w:instrText>
         </w:r>
         <w:r>
           <w:rPr>
@@ -1098,7 +1098,7 @@
             <w:noProof/>
             <w:webHidden/>
           </w:rPr>
-          <w:t>14</w:t>
+          <w:t>15</w:t>
         </w:r>
         <w:r>
           <w:rPr>
@@ -1123,13 +1123,13 @@
           <w:lang w:eastAsia="hu-HU"/>
         </w:rPr>
       </w:pPr>
-      <w:hyperlink w:anchor="_Toc214917729" w:history="1">
+      <w:hyperlink w:anchor="_Toc215038834" w:history="1">
         <w:r>
           <w:rPr>
             <w:rStyle w:val="Hiperhivatkozs"/>
             <w:noProof/>
           </w:rPr>
-          <w:t>2.2.5 Entity Framework</w:t>
+          <w:t>Entity Framework</w:t>
         </w:r>
         <w:r>
           <w:rPr>
@@ -1150,7 +1150,7 @@
             <w:noProof/>
             <w:webHidden/>
           </w:rPr>
-          <w:instrText xml:space="preserve"> PAGEREF _Toc214917729 \h </w:instrText>
+          <w:instrText xml:space="preserve"> PAGEREF _Toc215038834 \h </w:instrText>
         </w:r>
         <w:r>
           <w:rPr>
@@ -1170,7 +1170,7 @@
             <w:noProof/>
             <w:webHidden/>
           </w:rPr>
-          <w:t>15</w:t>
+          <w:t>16</w:t>
         </w:r>
         <w:r>
           <w:rPr>
@@ -1195,7 +1195,7 @@
           <w:lang w:eastAsia="hu-HU"/>
         </w:rPr>
       </w:pPr>
-      <w:hyperlink w:anchor="_Toc214917730" w:history="1">
+      <w:hyperlink w:anchor="_Toc215038835" w:history="1">
         <w:r>
           <w:rPr>
             <w:rStyle w:val="Hiperhivatkozs"/>
@@ -1222,7 +1222,7 @@
             <w:noProof/>
             <w:webHidden/>
           </w:rPr>
-          <w:instrText xml:space="preserve"> PAGEREF _Toc214917730 \h </w:instrText>
+          <w:instrText xml:space="preserve"> PAGEREF _Toc215038835 \h </w:instrText>
         </w:r>
         <w:r>
           <w:rPr>
@@ -1242,7 +1242,7 @@
             <w:noProof/>
             <w:webHidden/>
           </w:rPr>
-          <w:t>15</w:t>
+          <w:t>16</w:t>
         </w:r>
         <w:r>
           <w:rPr>
@@ -1267,13 +1267,13 @@
           <w:lang w:eastAsia="hu-HU"/>
         </w:rPr>
       </w:pPr>
-      <w:hyperlink w:anchor="_Toc214917731" w:history="1">
+      <w:hyperlink w:anchor="_Toc215038836" w:history="1">
         <w:r>
           <w:rPr>
             <w:rStyle w:val="Hiperhivatkozs"/>
             <w:noProof/>
           </w:rPr>
-          <w:t>2.3.1 Angular</w:t>
+          <w:t>Angular</w:t>
         </w:r>
         <w:r>
           <w:rPr>
@@ -1294,7 +1294,7 @@
             <w:noProof/>
             <w:webHidden/>
           </w:rPr>
-          <w:instrText xml:space="preserve"> PAGEREF _Toc214917731 \h </w:instrText>
+          <w:instrText xml:space="preserve"> PAGEREF _Toc215038836 \h </w:instrText>
         </w:r>
         <w:r>
           <w:rPr>
@@ -1314,7 +1314,7 @@
             <w:noProof/>
             <w:webHidden/>
           </w:rPr>
-          <w:t>16</w:t>
+          <w:t>17</w:t>
         </w:r>
         <w:r>
           <w:rPr>
@@ -1339,13 +1339,13 @@
           <w:lang w:eastAsia="hu-HU"/>
         </w:rPr>
       </w:pPr>
-      <w:hyperlink w:anchor="_Toc214917732" w:history="1">
+      <w:hyperlink w:anchor="_Toc215038837" w:history="1">
         <w:r>
           <w:rPr>
             <w:rStyle w:val="Hiperhivatkozs"/>
             <w:noProof/>
           </w:rPr>
-          <w:t>2.3.2 TypeScript</w:t>
+          <w:t>TypeScript</w:t>
         </w:r>
         <w:r>
           <w:rPr>
@@ -1366,7 +1366,7 @@
             <w:noProof/>
             <w:webHidden/>
           </w:rPr>
-          <w:instrText xml:space="preserve"> PAGEREF _Toc214917732 \h </w:instrText>
+          <w:instrText xml:space="preserve"> PAGEREF _Toc215038837 \h </w:instrText>
         </w:r>
         <w:r>
           <w:rPr>
@@ -1386,7 +1386,7 @@
             <w:noProof/>
             <w:webHidden/>
           </w:rPr>
-          <w:t>16</w:t>
+          <w:t>17</w:t>
         </w:r>
         <w:r>
           <w:rPr>
@@ -1411,13 +1411,13 @@
           <w:lang w:eastAsia="hu-HU"/>
         </w:rPr>
       </w:pPr>
-      <w:hyperlink w:anchor="_Toc214917733" w:history="1">
+      <w:hyperlink w:anchor="_Toc215038838" w:history="1">
         <w:r>
           <w:rPr>
             <w:rStyle w:val="Hiperhivatkozs"/>
             <w:noProof/>
           </w:rPr>
-          <w:t>2.3.3 HTML és CSS</w:t>
+          <w:t>HTML és CSS</w:t>
         </w:r>
         <w:r>
           <w:rPr>
@@ -1438,7 +1438,7 @@
             <w:noProof/>
             <w:webHidden/>
           </w:rPr>
-          <w:instrText xml:space="preserve"> PAGEREF _Toc214917733 \h </w:instrText>
+          <w:instrText xml:space="preserve"> PAGEREF _Toc215038838 \h </w:instrText>
         </w:r>
         <w:r>
           <w:rPr>
@@ -1458,7 +1458,7 @@
             <w:noProof/>
             <w:webHidden/>
           </w:rPr>
-          <w:t>17</w:t>
+          <w:t>18</w:t>
         </w:r>
         <w:r>
           <w:rPr>
@@ -1483,13 +1483,13 @@
           <w:lang w:eastAsia="hu-HU"/>
         </w:rPr>
       </w:pPr>
-      <w:hyperlink w:anchor="_Toc214917734" w:history="1">
+      <w:hyperlink w:anchor="_Toc215038839" w:history="1">
         <w:r>
           <w:rPr>
             <w:rStyle w:val="Hiperhivatkozs"/>
             <w:noProof/>
           </w:rPr>
-          <w:t>2.3.4 Bootstrap és Bootswatch</w:t>
+          <w:t>Bootstrap és Bootswatch</w:t>
         </w:r>
         <w:r>
           <w:rPr>
@@ -1510,7 +1510,7 @@
             <w:noProof/>
             <w:webHidden/>
           </w:rPr>
-          <w:instrText xml:space="preserve"> PAGEREF _Toc214917734 \h </w:instrText>
+          <w:instrText xml:space="preserve"> PAGEREF _Toc215038839 \h </w:instrText>
         </w:r>
         <w:r>
           <w:rPr>
@@ -1530,7 +1530,7 @@
             <w:noProof/>
             <w:webHidden/>
           </w:rPr>
-          <w:t>17</w:t>
+          <w:t>18</w:t>
         </w:r>
         <w:r>
           <w:rPr>
@@ -1555,7 +1555,7 @@
           <w:lang w:eastAsia="hu-HU"/>
         </w:rPr>
       </w:pPr>
-      <w:hyperlink w:anchor="_Toc214917735" w:history="1">
+      <w:hyperlink w:anchor="_Toc215038840" w:history="1">
         <w:r>
           <w:rPr>
             <w:rStyle w:val="Hiperhivatkozs"/>
@@ -1582,7 +1582,7 @@
             <w:noProof/>
             <w:webHidden/>
           </w:rPr>
-          <w:instrText xml:space="preserve"> PAGEREF _Toc214917735 \h </w:instrText>
+          <w:instrText xml:space="preserve"> PAGEREF _Toc215038840 \h </w:instrText>
         </w:r>
         <w:r>
           <w:rPr>
@@ -1602,7 +1602,7 @@
             <w:noProof/>
             <w:webHidden/>
           </w:rPr>
-          <w:t>18</w:t>
+          <w:t>19</w:t>
         </w:r>
         <w:r>
           <w:rPr>
@@ -1627,13 +1627,13 @@
           <w:lang w:eastAsia="hu-HU"/>
         </w:rPr>
       </w:pPr>
-      <w:hyperlink w:anchor="_Toc214917736" w:history="1">
+      <w:hyperlink w:anchor="_Toc215038841" w:history="1">
         <w:r>
           <w:rPr>
             <w:rStyle w:val="Hiperhivatkozs"/>
             <w:noProof/>
           </w:rPr>
-          <w:t>2.4.1 Microsoft SQL Server</w:t>
+          <w:t>Microsoft SQL Server</w:t>
         </w:r>
         <w:r>
           <w:rPr>
@@ -1654,7 +1654,7 @@
             <w:noProof/>
             <w:webHidden/>
           </w:rPr>
-          <w:instrText xml:space="preserve"> PAGEREF _Toc214917736 \h </w:instrText>
+          <w:instrText xml:space="preserve"> PAGEREF _Toc215038841 \h </w:instrText>
         </w:r>
         <w:r>
           <w:rPr>
@@ -1674,7 +1674,7 @@
             <w:noProof/>
             <w:webHidden/>
           </w:rPr>
-          <w:t>18</w:t>
+          <w:t>19</w:t>
         </w:r>
         <w:r>
           <w:rPr>
@@ -1699,7 +1699,7 @@
           <w:lang w:eastAsia="hu-HU"/>
         </w:rPr>
       </w:pPr>
-      <w:hyperlink w:anchor="_Toc214917737" w:history="1">
+      <w:hyperlink w:anchor="_Toc215038842" w:history="1">
         <w:r>
           <w:rPr>
             <w:rStyle w:val="Hiperhivatkozs"/>
@@ -1726,7 +1726,7 @@
             <w:noProof/>
             <w:webHidden/>
           </w:rPr>
-          <w:instrText xml:space="preserve"> PAGEREF _Toc214917737 \h </w:instrText>
+          <w:instrText xml:space="preserve"> PAGEREF _Toc215038842 \h </w:instrText>
         </w:r>
         <w:r>
           <w:rPr>
@@ -1746,7 +1746,7 @@
             <w:noProof/>
             <w:webHidden/>
           </w:rPr>
-          <w:t>18</w:t>
+          <w:t>19</w:t>
         </w:r>
         <w:r>
           <w:rPr>
@@ -1771,13 +1771,13 @@
           <w:lang w:eastAsia="hu-HU"/>
         </w:rPr>
       </w:pPr>
-      <w:hyperlink w:anchor="_Toc214917738" w:history="1">
+      <w:hyperlink w:anchor="_Toc215038843" w:history="1">
         <w:r>
           <w:rPr>
             <w:rStyle w:val="Hiperhivatkozs"/>
             <w:noProof/>
           </w:rPr>
-          <w:t>2.5.1 Visual Studio Code</w:t>
+          <w:t>Visual Studio Code</w:t>
         </w:r>
         <w:r>
           <w:rPr>
@@ -1798,7 +1798,7 @@
             <w:noProof/>
             <w:webHidden/>
           </w:rPr>
-          <w:instrText xml:space="preserve"> PAGEREF _Toc214917738 \h </w:instrText>
+          <w:instrText xml:space="preserve"> PAGEREF _Toc215038843 \h </w:instrText>
         </w:r>
         <w:r>
           <w:rPr>
@@ -1818,7 +1818,7 @@
             <w:noProof/>
             <w:webHidden/>
           </w:rPr>
-          <w:t>18</w:t>
+          <w:t>19</w:t>
         </w:r>
         <w:r>
           <w:rPr>
@@ -1843,13 +1843,13 @@
           <w:lang w:eastAsia="hu-HU"/>
         </w:rPr>
       </w:pPr>
-      <w:hyperlink w:anchor="_Toc214917739" w:history="1">
+      <w:hyperlink w:anchor="_Toc215038844" w:history="1">
         <w:r>
           <w:rPr>
             <w:rStyle w:val="Hiperhivatkozs"/>
             <w:noProof/>
           </w:rPr>
-          <w:t>2.5.2 Visual Studio 2022</w:t>
+          <w:t>Visual Studio 2022</w:t>
         </w:r>
         <w:r>
           <w:rPr>
@@ -1870,7 +1870,7 @@
             <w:noProof/>
             <w:webHidden/>
           </w:rPr>
-          <w:instrText xml:space="preserve"> PAGEREF _Toc214917739 \h </w:instrText>
+          <w:instrText xml:space="preserve"> PAGEREF _Toc215038844 \h </w:instrText>
         </w:r>
         <w:r>
           <w:rPr>
@@ -1890,7 +1890,7 @@
             <w:noProof/>
             <w:webHidden/>
           </w:rPr>
-          <w:t>19</w:t>
+          <w:t>20</w:t>
         </w:r>
         <w:r>
           <w:rPr>
@@ -1915,13 +1915,13 @@
           <w:lang w:eastAsia="hu-HU"/>
         </w:rPr>
       </w:pPr>
-      <w:hyperlink w:anchor="_Toc214917740" w:history="1">
+      <w:hyperlink w:anchor="_Toc215038845" w:history="1">
         <w:r>
           <w:rPr>
             <w:rStyle w:val="Hiperhivatkozs"/>
             <w:noProof/>
           </w:rPr>
-          <w:t>2.5.3 Munkafolyamat követése</w:t>
+          <w:t>Munkafolyamat követése</w:t>
         </w:r>
         <w:r>
           <w:rPr>
@@ -1942,7 +1942,7 @@
             <w:noProof/>
             <w:webHidden/>
           </w:rPr>
-          <w:instrText xml:space="preserve"> PAGEREF _Toc214917740 \h </w:instrText>
+          <w:instrText xml:space="preserve"> PAGEREF _Toc215038845 \h </w:instrText>
         </w:r>
         <w:r>
           <w:rPr>
@@ -1962,7 +1962,7 @@
             <w:noProof/>
             <w:webHidden/>
           </w:rPr>
-          <w:t>19</w:t>
+          <w:t>20</w:t>
         </w:r>
         <w:r>
           <w:rPr>
@@ -1987,13 +1987,13 @@
           <w:lang w:eastAsia="hu-HU"/>
         </w:rPr>
       </w:pPr>
-      <w:hyperlink w:anchor="_Toc214917741" w:history="1">
+      <w:hyperlink w:anchor="_Toc215038846" w:history="1">
         <w:r>
           <w:rPr>
             <w:rStyle w:val="Hiperhivatkozs"/>
             <w:noProof/>
           </w:rPr>
-          <w:t>2.5.4 Verziókezelés (Git és GitHub)</w:t>
+          <w:t>Verziókezelés (Git és GitHub)</w:t>
         </w:r>
         <w:r>
           <w:rPr>
@@ -2014,7 +2014,7 @@
             <w:noProof/>
             <w:webHidden/>
           </w:rPr>
-          <w:instrText xml:space="preserve"> PAGEREF _Toc214917741 \h </w:instrText>
+          <w:instrText xml:space="preserve"> PAGEREF _Toc215038846 \h </w:instrText>
         </w:r>
         <w:r>
           <w:rPr>
@@ -2034,7 +2034,7 @@
             <w:noProof/>
             <w:webHidden/>
           </w:rPr>
-          <w:t>19</w:t>
+          <w:t>20</w:t>
         </w:r>
         <w:r>
           <w:rPr>
@@ -2057,7 +2057,7 @@
           <w:lang w:eastAsia="hu-HU"/>
         </w:rPr>
       </w:pPr>
-      <w:hyperlink w:anchor="_Toc214917742" w:history="1">
+      <w:hyperlink w:anchor="_Toc215038847" w:history="1">
         <w:r>
           <w:rPr>
             <w:rStyle w:val="Hiperhivatkozs"/>
@@ -2084,7 +2084,7 @@
             <w:noProof/>
             <w:webHidden/>
           </w:rPr>
-          <w:instrText xml:space="preserve"> PAGEREF _Toc214917742 \h </w:instrText>
+          <w:instrText xml:space="preserve"> PAGEREF _Toc215038847 \h </w:instrText>
         </w:r>
         <w:r>
           <w:rPr>
@@ -2104,7 +2104,7 @@
             <w:noProof/>
             <w:webHidden/>
           </w:rPr>
-          <w:t>21</w:t>
+          <w:t>22</w:t>
         </w:r>
         <w:r>
           <w:rPr>
@@ -2129,7 +2129,7 @@
           <w:lang w:eastAsia="hu-HU"/>
         </w:rPr>
       </w:pPr>
-      <w:hyperlink w:anchor="_Toc214917743" w:history="1">
+      <w:hyperlink w:anchor="_Toc215038848" w:history="1">
         <w:r>
           <w:rPr>
             <w:rStyle w:val="Hiperhivatkozs"/>
@@ -2156,7 +2156,7 @@
             <w:noProof/>
             <w:webHidden/>
           </w:rPr>
-          <w:instrText xml:space="preserve"> PAGEREF _Toc214917743 \h </w:instrText>
+          <w:instrText xml:space="preserve"> PAGEREF _Toc215038848 \h </w:instrText>
         </w:r>
         <w:r>
           <w:rPr>
@@ -2176,7 +2176,7 @@
             <w:noProof/>
             <w:webHidden/>
           </w:rPr>
-          <w:t>21</w:t>
+          <w:t>22</w:t>
         </w:r>
         <w:r>
           <w:rPr>
@@ -2201,7 +2201,7 @@
           <w:lang w:eastAsia="hu-HU"/>
         </w:rPr>
       </w:pPr>
-      <w:hyperlink w:anchor="_Toc214917744" w:history="1">
+      <w:hyperlink w:anchor="_Toc215038849" w:history="1">
         <w:r>
           <w:rPr>
             <w:rStyle w:val="Hiperhivatkozs"/>
@@ -2228,7 +2228,7 @@
             <w:noProof/>
             <w:webHidden/>
           </w:rPr>
-          <w:instrText xml:space="preserve"> PAGEREF _Toc214917744 \h </w:instrText>
+          <w:instrText xml:space="preserve"> PAGEREF _Toc215038849 \h </w:instrText>
         </w:r>
         <w:r>
           <w:rPr>
@@ -2248,7 +2248,7 @@
             <w:noProof/>
             <w:webHidden/>
           </w:rPr>
-          <w:t>22</w:t>
+          <w:t>23</w:t>
         </w:r>
         <w:r>
           <w:rPr>
@@ -2273,7 +2273,7 @@
           <w:lang w:eastAsia="hu-HU"/>
         </w:rPr>
       </w:pPr>
-      <w:hyperlink w:anchor="_Toc214917745" w:history="1">
+      <w:hyperlink w:anchor="_Toc215038850" w:history="1">
         <w:r>
           <w:rPr>
             <w:rStyle w:val="Hiperhivatkozs"/>
@@ -2300,7 +2300,7 @@
             <w:noProof/>
             <w:webHidden/>
           </w:rPr>
-          <w:instrText xml:space="preserve"> PAGEREF _Toc214917745 \h </w:instrText>
+          <w:instrText xml:space="preserve"> PAGEREF _Toc215038850 \h </w:instrText>
         </w:r>
         <w:r>
           <w:rPr>
@@ -2320,7 +2320,7 @@
             <w:noProof/>
             <w:webHidden/>
           </w:rPr>
-          <w:t>22</w:t>
+          <w:t>23</w:t>
         </w:r>
         <w:r>
           <w:rPr>
@@ -2345,7 +2345,7 @@
           <w:lang w:eastAsia="hu-HU"/>
         </w:rPr>
       </w:pPr>
-      <w:hyperlink w:anchor="_Toc214917746" w:history="1">
+      <w:hyperlink w:anchor="_Toc215038851" w:history="1">
         <w:r>
           <w:rPr>
             <w:rStyle w:val="Hiperhivatkozs"/>
@@ -2372,7 +2372,7 @@
             <w:noProof/>
             <w:webHidden/>
           </w:rPr>
-          <w:instrText xml:space="preserve"> PAGEREF _Toc214917746 \h </w:instrText>
+          <w:instrText xml:space="preserve"> PAGEREF _Toc215038851 \h </w:instrText>
         </w:r>
         <w:r>
           <w:rPr>
@@ -2392,7 +2392,7 @@
             <w:noProof/>
             <w:webHidden/>
           </w:rPr>
-          <w:t>23</w:t>
+          <w:t>24</w:t>
         </w:r>
         <w:r>
           <w:rPr>
@@ -2417,7 +2417,7 @@
           <w:lang w:eastAsia="hu-HU"/>
         </w:rPr>
       </w:pPr>
-      <w:hyperlink w:anchor="_Toc214917747" w:history="1">
+      <w:hyperlink w:anchor="_Toc215038852" w:history="1">
         <w:r>
           <w:rPr>
             <w:rStyle w:val="Hiperhivatkozs"/>
@@ -2444,7 +2444,7 @@
             <w:noProof/>
             <w:webHidden/>
           </w:rPr>
-          <w:instrText xml:space="preserve"> PAGEREF _Toc214917747 \h </w:instrText>
+          <w:instrText xml:space="preserve"> PAGEREF _Toc215038852 \h </w:instrText>
         </w:r>
         <w:r>
           <w:rPr>
@@ -2464,7 +2464,7 @@
             <w:noProof/>
             <w:webHidden/>
           </w:rPr>
-          <w:t>24</w:t>
+          <w:t>25</w:t>
         </w:r>
         <w:r>
           <w:rPr>
@@ -2489,7 +2489,7 @@
           <w:lang w:eastAsia="hu-HU"/>
         </w:rPr>
       </w:pPr>
-      <w:hyperlink w:anchor="_Toc214917748" w:history="1">
+      <w:hyperlink w:anchor="_Toc215038853" w:history="1">
         <w:r>
           <w:rPr>
             <w:rStyle w:val="Hiperhivatkozs"/>
@@ -2516,7 +2516,7 @@
             <w:noProof/>
             <w:webHidden/>
           </w:rPr>
-          <w:instrText xml:space="preserve"> PAGEREF _Toc214917748 \h </w:instrText>
+          <w:instrText xml:space="preserve"> PAGEREF _Toc215038853 \h </w:instrText>
         </w:r>
         <w:r>
           <w:rPr>
@@ -2536,7 +2536,7 @@
             <w:noProof/>
             <w:webHidden/>
           </w:rPr>
-          <w:t>25</w:t>
+          <w:t>26</w:t>
         </w:r>
         <w:r>
           <w:rPr>
@@ -2559,7 +2559,7 @@
           <w:lang w:eastAsia="hu-HU"/>
         </w:rPr>
       </w:pPr>
-      <w:hyperlink w:anchor="_Toc214917749" w:history="1">
+      <w:hyperlink w:anchor="_Toc215038854" w:history="1">
         <w:r>
           <w:rPr>
             <w:rStyle w:val="Hiperhivatkozs"/>
@@ -2586,7 +2586,7 @@
             <w:noProof/>
             <w:webHidden/>
           </w:rPr>
-          <w:instrText xml:space="preserve"> PAGEREF _Toc214917749 \h </w:instrText>
+          <w:instrText xml:space="preserve"> PAGEREF _Toc215038854 \h </w:instrText>
         </w:r>
         <w:r>
           <w:rPr>
@@ -2606,7 +2606,7 @@
             <w:noProof/>
             <w:webHidden/>
           </w:rPr>
-          <w:t>26</w:t>
+          <w:t>27</w:t>
         </w:r>
         <w:r>
           <w:rPr>
@@ -2631,21 +2631,13 @@
           <w:lang w:eastAsia="hu-HU"/>
         </w:rPr>
       </w:pPr>
-      <w:hyperlink w:anchor="_Toc214917750" w:history="1">
+      <w:hyperlink w:anchor="_Toc215038855" w:history="1">
         <w:r>
           <w:rPr>
             <w:rStyle w:val="Hiperhivatkozs"/>
             <w:noProof/>
-            <w:lang w:eastAsia="hu-HU"/>
-          </w:rPr>
-          <w:t>4.1</w:t>
-        </w:r>
-        <w:r>
-          <w:rPr>
-            <w:rStyle w:val="Hiperhivatkozs"/>
-            <w:noProof/>
-          </w:rPr>
-          <w:t xml:space="preserve"> Rendszertervezés és Adatmodell (kb. 5-8 oldal)</w:t>
+          </w:rPr>
+          <w:t>4.1 Rendszertervezés és Adatmodell (kb. 5-8 oldal)</w:t>
         </w:r>
         <w:r>
           <w:rPr>
@@ -2666,7 +2658,7 @@
             <w:noProof/>
             <w:webHidden/>
           </w:rPr>
-          <w:instrText xml:space="preserve"> PAGEREF _Toc214917750 \h </w:instrText>
+          <w:instrText xml:space="preserve"> PAGEREF _Toc215038855 \h </w:instrText>
         </w:r>
         <w:r>
           <w:rPr>
@@ -2686,7 +2678,7 @@
             <w:noProof/>
             <w:webHidden/>
           </w:rPr>
-          <w:t>26</w:t>
+          <w:t>27</w:t>
         </w:r>
         <w:r>
           <w:rPr>
@@ -2711,13 +2703,13 @@
           <w:lang w:eastAsia="hu-HU"/>
         </w:rPr>
       </w:pPr>
-      <w:hyperlink w:anchor="_Toc214917751" w:history="1">
+      <w:hyperlink w:anchor="_Toc215038856" w:history="1">
         <w:r>
           <w:rPr>
             <w:rStyle w:val="Hiperhivatkozs"/>
             <w:noProof/>
           </w:rPr>
-          <w:t>4.1.1 Adatbázis koncepció:</w:t>
+          <w:t>Adatbázis koncepció:</w:t>
         </w:r>
         <w:r>
           <w:rPr>
@@ -2738,7 +2730,7 @@
             <w:noProof/>
             <w:webHidden/>
           </w:rPr>
-          <w:instrText xml:space="preserve"> PAGEREF _Toc214917751 \h </w:instrText>
+          <w:instrText xml:space="preserve"> PAGEREF _Toc215038856 \h </w:instrText>
         </w:r>
         <w:r>
           <w:rPr>
@@ -2758,7 +2750,7 @@
             <w:noProof/>
             <w:webHidden/>
           </w:rPr>
-          <w:t>26</w:t>
+          <w:t>27</w:t>
         </w:r>
         <w:r>
           <w:rPr>
@@ -2783,13 +2775,13 @@
           <w:lang w:eastAsia="hu-HU"/>
         </w:rPr>
       </w:pPr>
-      <w:hyperlink w:anchor="_Toc214917752" w:history="1">
+      <w:hyperlink w:anchor="_Toc215038857" w:history="1">
         <w:r>
           <w:rPr>
             <w:rStyle w:val="Hiperhivatkozs"/>
             <w:noProof/>
           </w:rPr>
-          <w:t>4.1.2 Az Adatmodell részletezése:</w:t>
+          <w:t>Az Adatmodell részletezése:</w:t>
         </w:r>
         <w:r>
           <w:rPr>
@@ -2810,7 +2802,7 @@
             <w:noProof/>
             <w:webHidden/>
           </w:rPr>
-          <w:instrText xml:space="preserve"> PAGEREF _Toc214917752 \h </w:instrText>
+          <w:instrText xml:space="preserve"> PAGEREF _Toc215038857 \h </w:instrText>
         </w:r>
         <w:r>
           <w:rPr>
@@ -2830,7 +2822,7 @@
             <w:noProof/>
             <w:webHidden/>
           </w:rPr>
-          <w:t>26</w:t>
+          <w:t>27</w:t>
         </w:r>
         <w:r>
           <w:rPr>
@@ -2855,13 +2847,13 @@
           <w:lang w:eastAsia="hu-HU"/>
         </w:rPr>
       </w:pPr>
-      <w:hyperlink w:anchor="_Toc214917753" w:history="1">
+      <w:hyperlink w:anchor="_Toc215038858" w:history="1">
         <w:r>
           <w:rPr>
             <w:rStyle w:val="Hiperhivatkozs"/>
             <w:noProof/>
           </w:rPr>
-          <w:t>4.1.3 DTO-k szerepe:</w:t>
+          <w:t>DTO-k szerepe:</w:t>
         </w:r>
         <w:r>
           <w:rPr>
@@ -2882,7 +2874,7 @@
             <w:noProof/>
             <w:webHidden/>
           </w:rPr>
-          <w:instrText xml:space="preserve"> PAGEREF _Toc214917753 \h </w:instrText>
+          <w:instrText xml:space="preserve"> PAGEREF _Toc215038858 \h </w:instrText>
         </w:r>
         <w:r>
           <w:rPr>
@@ -2902,7 +2894,7 @@
             <w:noProof/>
             <w:webHidden/>
           </w:rPr>
-          <w:t>26</w:t>
+          <w:t>29</w:t>
         </w:r>
         <w:r>
           <w:rPr>
@@ -2927,7 +2919,7 @@
           <w:lang w:eastAsia="hu-HU"/>
         </w:rPr>
       </w:pPr>
-      <w:hyperlink w:anchor="_Toc214917754" w:history="1">
+      <w:hyperlink w:anchor="_Toc215038859" w:history="1">
         <w:r>
           <w:rPr>
             <w:rStyle w:val="Hiperhivatkozs"/>
@@ -2954,7 +2946,7 @@
             <w:noProof/>
             <w:webHidden/>
           </w:rPr>
-          <w:instrText xml:space="preserve"> PAGEREF _Toc214917754 \h </w:instrText>
+          <w:instrText xml:space="preserve"> PAGEREF _Toc215038859 \h </w:instrText>
         </w:r>
         <w:r>
           <w:rPr>
@@ -2974,7 +2966,7 @@
             <w:noProof/>
             <w:webHidden/>
           </w:rPr>
-          <w:t>26</w:t>
+          <w:t>29</w:t>
         </w:r>
         <w:r>
           <w:rPr>
@@ -2999,13 +2991,13 @@
           <w:lang w:eastAsia="hu-HU"/>
         </w:rPr>
       </w:pPr>
-      <w:hyperlink w:anchor="_Toc214917755" w:history="1">
+      <w:hyperlink w:anchor="_Toc215038860" w:history="1">
         <w:r>
           <w:rPr>
             <w:rStyle w:val="Hiperhivatkozs"/>
             <w:noProof/>
           </w:rPr>
-          <w:t>4.2.1 Architektúra:</w:t>
+          <w:t>Architektúra és Tervezési minták:</w:t>
         </w:r>
         <w:r>
           <w:rPr>
@@ -3026,7 +3018,7 @@
             <w:noProof/>
             <w:webHidden/>
           </w:rPr>
-          <w:instrText xml:space="preserve"> PAGEREF _Toc214917755 \h </w:instrText>
+          <w:instrText xml:space="preserve"> PAGEREF _Toc215038860 \h </w:instrText>
         </w:r>
         <w:r>
           <w:rPr>
@@ -3046,7 +3038,7 @@
             <w:noProof/>
             <w:webHidden/>
           </w:rPr>
-          <w:t>26</w:t>
+          <w:t>30</w:t>
         </w:r>
         <w:r>
           <w:rPr>
@@ -3071,13 +3063,13 @@
           <w:lang w:eastAsia="hu-HU"/>
         </w:rPr>
       </w:pPr>
-      <w:hyperlink w:anchor="_Toc214917756" w:history="1">
+      <w:hyperlink w:anchor="_Toc215038861" w:history="1">
         <w:r>
           <w:rPr>
             <w:rStyle w:val="Hiperhivatkozs"/>
             <w:noProof/>
           </w:rPr>
-          <w:t>4.2.2 Hitelesítés és biztonság:</w:t>
+          <w:t>Hitelesítés és biztonság:</w:t>
         </w:r>
         <w:r>
           <w:rPr>
@@ -3098,7 +3090,7 @@
             <w:noProof/>
             <w:webHidden/>
           </w:rPr>
-          <w:instrText xml:space="preserve"> PAGEREF _Toc214917756 \h </w:instrText>
+          <w:instrText xml:space="preserve"> PAGEREF _Toc215038861 \h </w:instrText>
         </w:r>
         <w:r>
           <w:rPr>
@@ -3118,7 +3110,7 @@
             <w:noProof/>
             <w:webHidden/>
           </w:rPr>
-          <w:t>26</w:t>
+          <w:t>30</w:t>
         </w:r>
         <w:r>
           <w:rPr>
@@ -3143,13 +3135,13 @@
           <w:lang w:eastAsia="hu-HU"/>
         </w:rPr>
       </w:pPr>
-      <w:hyperlink w:anchor="_Toc214917757" w:history="1">
+      <w:hyperlink w:anchor="_Toc215038862" w:history="1">
         <w:r>
           <w:rPr>
             <w:rStyle w:val="Hiperhivatkozs"/>
             <w:noProof/>
           </w:rPr>
-          <w:t>4.2.3 Üzleti logika - A Naplózás magja:</w:t>
+          <w:t>Felhasználói profil és Célok kezelése</w:t>
         </w:r>
         <w:r>
           <w:rPr>
@@ -3170,7 +3162,7 @@
             <w:noProof/>
             <w:webHidden/>
           </w:rPr>
-          <w:instrText xml:space="preserve"> PAGEREF _Toc214917757 \h </w:instrText>
+          <w:instrText xml:space="preserve"> PAGEREF _Toc215038862 \h </w:instrText>
         </w:r>
         <w:r>
           <w:rPr>
@@ -3190,7 +3182,7 @@
             <w:noProof/>
             <w:webHidden/>
           </w:rPr>
-          <w:t>26</w:t>
+          <w:t>31</w:t>
         </w:r>
         <w:r>
           <w:rPr>
@@ -3215,13 +3207,13 @@
           <w:lang w:eastAsia="hu-HU"/>
         </w:rPr>
       </w:pPr>
-      <w:hyperlink w:anchor="_Toc214917758" w:history="1">
+      <w:hyperlink w:anchor="_Toc215038863" w:history="1">
         <w:r>
           <w:rPr>
             <w:rStyle w:val="Hiperhivatkozs"/>
             <w:noProof/>
           </w:rPr>
-          <w:t>4.2.4 Receptkezelés logikája:</w:t>
+          <w:t>Alapanyagok (Food) és Tevékenységek kezelése</w:t>
         </w:r>
         <w:r>
           <w:rPr>
@@ -3242,7 +3234,7 @@
             <w:noProof/>
             <w:webHidden/>
           </w:rPr>
-          <w:instrText xml:space="preserve"> PAGEREF _Toc214917758 \h </w:instrText>
+          <w:instrText xml:space="preserve"> PAGEREF _Toc215038863 \h </w:instrText>
         </w:r>
         <w:r>
           <w:rPr>
@@ -3262,7 +3254,7 @@
             <w:noProof/>
             <w:webHidden/>
           </w:rPr>
-          <w:t>27</w:t>
+          <w:t>31</w:t>
         </w:r>
         <w:r>
           <w:rPr>
@@ -3287,13 +3279,13 @@
           <w:lang w:eastAsia="hu-HU"/>
         </w:rPr>
       </w:pPr>
-      <w:hyperlink w:anchor="_Toc214917759" w:history="1">
+      <w:hyperlink w:anchor="_Toc215038864" w:history="1">
         <w:r>
           <w:rPr>
             <w:rStyle w:val="Hiperhivatkozs"/>
             <w:noProof/>
           </w:rPr>
-          <w:t>4.2.5 API Dokumentáció:</w:t>
+          <w:t>Receptkezelés logikája:</w:t>
         </w:r>
         <w:r>
           <w:rPr>
@@ -3314,7 +3306,7 @@
             <w:noProof/>
             <w:webHidden/>
           </w:rPr>
-          <w:instrText xml:space="preserve"> PAGEREF _Toc214917759 \h </w:instrText>
+          <w:instrText xml:space="preserve"> PAGEREF _Toc215038864 \h </w:instrText>
         </w:r>
         <w:r>
           <w:rPr>
@@ -3334,7 +3326,223 @@
             <w:noProof/>
             <w:webHidden/>
           </w:rPr>
-          <w:t>27</w:t>
+          <w:t>32</w:t>
+        </w:r>
+        <w:r>
+          <w:rPr>
+            <w:noProof/>
+            <w:webHidden/>
+          </w:rPr>
+          <w:fldChar w:fldCharType="end"/>
+        </w:r>
+      </w:hyperlink>
+    </w:p>
+    <w:p>
+      <w:pPr>
+        <w:pStyle w:val="TJ3"/>
+        <w:tabs>
+          <w:tab w:val="right" w:leader="dot" w:pos="8494"/>
+        </w:tabs>
+        <w:rPr>
+          <w:rFonts w:asciiTheme="minorHAnsi" w:eastAsiaTheme="minorEastAsia" w:hAnsiTheme="minorHAnsi" w:cstheme="minorBidi"/>
+          <w:noProof/>
+          <w:sz w:val="22"/>
+          <w:szCs w:val="22"/>
+          <w:lang w:eastAsia="hu-HU"/>
+        </w:rPr>
+      </w:pPr>
+      <w:hyperlink w:anchor="_Toc215038865" w:history="1">
+        <w:r>
+          <w:rPr>
+            <w:rStyle w:val="Hiperhivatkozs"/>
+            <w:noProof/>
+          </w:rPr>
+          <w:t>Üzleti logika - A Naplózás magja:</w:t>
+        </w:r>
+        <w:r>
+          <w:rPr>
+            <w:noProof/>
+            <w:webHidden/>
+          </w:rPr>
+          <w:tab/>
+        </w:r>
+        <w:r>
+          <w:rPr>
+            <w:noProof/>
+            <w:webHidden/>
+          </w:rPr>
+          <w:fldChar w:fldCharType="begin"/>
+        </w:r>
+        <w:r>
+          <w:rPr>
+            <w:noProof/>
+            <w:webHidden/>
+          </w:rPr>
+          <w:instrText xml:space="preserve"> PAGEREF _Toc215038865 \h </w:instrText>
+        </w:r>
+        <w:r>
+          <w:rPr>
+            <w:noProof/>
+            <w:webHidden/>
+          </w:rPr>
+        </w:r>
+        <w:r>
+          <w:rPr>
+            <w:noProof/>
+            <w:webHidden/>
+          </w:rPr>
+          <w:fldChar w:fldCharType="separate"/>
+        </w:r>
+        <w:r>
+          <w:rPr>
+            <w:noProof/>
+            <w:webHidden/>
+          </w:rPr>
+          <w:t>32</w:t>
+        </w:r>
+        <w:r>
+          <w:rPr>
+            <w:noProof/>
+            <w:webHidden/>
+          </w:rPr>
+          <w:fldChar w:fldCharType="end"/>
+        </w:r>
+      </w:hyperlink>
+    </w:p>
+    <w:p>
+      <w:pPr>
+        <w:pStyle w:val="TJ3"/>
+        <w:tabs>
+          <w:tab w:val="right" w:leader="dot" w:pos="8494"/>
+        </w:tabs>
+        <w:rPr>
+          <w:rFonts w:asciiTheme="minorHAnsi" w:eastAsiaTheme="minorEastAsia" w:hAnsiTheme="minorHAnsi" w:cstheme="minorBidi"/>
+          <w:noProof/>
+          <w:sz w:val="22"/>
+          <w:szCs w:val="22"/>
+          <w:lang w:eastAsia="hu-HU"/>
+        </w:rPr>
+      </w:pPr>
+      <w:hyperlink w:anchor="_Toc215038866" w:history="1">
+        <w:r>
+          <w:rPr>
+            <w:rStyle w:val="Hiperhivatkozs"/>
+            <w:noProof/>
+          </w:rPr>
+          <w:t>Adatszolgáltatás a vizualizációhoz (Grafikon és Naptár)</w:t>
+        </w:r>
+        <w:r>
+          <w:rPr>
+            <w:noProof/>
+            <w:webHidden/>
+          </w:rPr>
+          <w:tab/>
+        </w:r>
+        <w:r>
+          <w:rPr>
+            <w:noProof/>
+            <w:webHidden/>
+          </w:rPr>
+          <w:fldChar w:fldCharType="begin"/>
+        </w:r>
+        <w:r>
+          <w:rPr>
+            <w:noProof/>
+            <w:webHidden/>
+          </w:rPr>
+          <w:instrText xml:space="preserve"> PAGEREF _Toc215038866 \h </w:instrText>
+        </w:r>
+        <w:r>
+          <w:rPr>
+            <w:noProof/>
+            <w:webHidden/>
+          </w:rPr>
+        </w:r>
+        <w:r>
+          <w:rPr>
+            <w:noProof/>
+            <w:webHidden/>
+          </w:rPr>
+          <w:fldChar w:fldCharType="separate"/>
+        </w:r>
+        <w:r>
+          <w:rPr>
+            <w:noProof/>
+            <w:webHidden/>
+          </w:rPr>
+          <w:t>33</w:t>
+        </w:r>
+        <w:r>
+          <w:rPr>
+            <w:noProof/>
+            <w:webHidden/>
+          </w:rPr>
+          <w:fldChar w:fldCharType="end"/>
+        </w:r>
+      </w:hyperlink>
+    </w:p>
+    <w:p>
+      <w:pPr>
+        <w:pStyle w:val="TJ3"/>
+        <w:tabs>
+          <w:tab w:val="right" w:leader="dot" w:pos="8494"/>
+        </w:tabs>
+        <w:rPr>
+          <w:rFonts w:asciiTheme="minorHAnsi" w:eastAsiaTheme="minorEastAsia" w:hAnsiTheme="minorHAnsi" w:cstheme="minorBidi"/>
+          <w:noProof/>
+          <w:sz w:val="22"/>
+          <w:szCs w:val="22"/>
+          <w:lang w:eastAsia="hu-HU"/>
+        </w:rPr>
+      </w:pPr>
+      <w:hyperlink w:anchor="_Toc215038867" w:history="1">
+        <w:r>
+          <w:rPr>
+            <w:rStyle w:val="Hiperhivatkozs"/>
+            <w:noProof/>
+          </w:rPr>
+          <w:t>API Dokumentáció:</w:t>
+        </w:r>
+        <w:r>
+          <w:rPr>
+            <w:noProof/>
+            <w:webHidden/>
+          </w:rPr>
+          <w:tab/>
+        </w:r>
+        <w:r>
+          <w:rPr>
+            <w:noProof/>
+            <w:webHidden/>
+          </w:rPr>
+          <w:fldChar w:fldCharType="begin"/>
+        </w:r>
+        <w:r>
+          <w:rPr>
+            <w:noProof/>
+            <w:webHidden/>
+          </w:rPr>
+          <w:instrText xml:space="preserve"> PAGEREF _Toc215038867 \h </w:instrText>
+        </w:r>
+        <w:r>
+          <w:rPr>
+            <w:noProof/>
+            <w:webHidden/>
+          </w:rPr>
+        </w:r>
+        <w:r>
+          <w:rPr>
+            <w:noProof/>
+            <w:webHidden/>
+          </w:rPr>
+          <w:fldChar w:fldCharType="separate"/>
+        </w:r>
+        <w:r>
+          <w:rPr>
+            <w:noProof/>
+            <w:webHidden/>
+          </w:rPr>
+          <w:t>34</w:t>
         </w:r>
         <w:r>
           <w:rPr>
@@ -3359,13 +3567,27 @@
           <w:lang w:eastAsia="hu-HU"/>
         </w:rPr>
       </w:pPr>
-      <w:hyperlink w:anchor="_Toc214917760" w:history="1">
+      <w:hyperlink w:anchor="_Toc215038868" w:history="1">
         <w:r>
           <w:rPr>
             <w:rStyle w:val="Hiperhivatkozs"/>
             <w:noProof/>
           </w:rPr>
-          <w:t>4.3 A Frontend megvalósítása (Angular) (kb. 10-15 oldal)</w:t>
+          <w:t>4.3 A Frontend megvalósít</w:t>
+        </w:r>
+        <w:r>
+          <w:rPr>
+            <w:rStyle w:val="Hiperhivatkozs"/>
+            <w:noProof/>
+          </w:rPr>
+          <w:t>á</w:t>
+        </w:r>
+        <w:r>
+          <w:rPr>
+            <w:rStyle w:val="Hiperhivatkozs"/>
+            <w:noProof/>
+          </w:rPr>
+          <w:t>sa (Angular) (kb. 10-15 oldal)</w:t>
         </w:r>
         <w:r>
           <w:rPr>
@@ -3386,7 +3608,7 @@
             <w:noProof/>
             <w:webHidden/>
           </w:rPr>
-          <w:instrText xml:space="preserve"> PAGEREF _Toc214917760 \h </w:instrText>
+          <w:instrText xml:space="preserve"> PAGEREF _Toc215038868 \h </w:instrText>
         </w:r>
         <w:r>
           <w:rPr>
@@ -3406,7 +3628,7 @@
             <w:noProof/>
             <w:webHidden/>
           </w:rPr>
-          <w:t>27</w:t>
+          <w:t>34</w:t>
         </w:r>
         <w:r>
           <w:rPr>
@@ -3431,13 +3653,13 @@
           <w:lang w:eastAsia="hu-HU"/>
         </w:rPr>
       </w:pPr>
-      <w:hyperlink w:anchor="_Toc214917761" w:history="1">
+      <w:hyperlink w:anchor="_Toc215038869" w:history="1">
         <w:r>
           <w:rPr>
             <w:rStyle w:val="Hiperhivatkozs"/>
             <w:noProof/>
           </w:rPr>
-          <w:t>4.3.1 API kommunikáció:</w:t>
+          <w:t>Navigáció és Útvonal-védelem (Routing &amp; Security)</w:t>
         </w:r>
         <w:r>
           <w:rPr>
@@ -3458,7 +3680,7 @@
             <w:noProof/>
             <w:webHidden/>
           </w:rPr>
-          <w:instrText xml:space="preserve"> PAGEREF _Toc214917761 \h </w:instrText>
+          <w:instrText xml:space="preserve"> PAGEREF _Toc215038869 \h </w:instrText>
         </w:r>
         <w:r>
           <w:rPr>
@@ -3478,7 +3700,7 @@
             <w:noProof/>
             <w:webHidden/>
           </w:rPr>
-          <w:t>27</w:t>
+          <w:t>38</w:t>
         </w:r>
         <w:r>
           <w:rPr>
@@ -3503,13 +3725,13 @@
           <w:lang w:eastAsia="hu-HU"/>
         </w:rPr>
       </w:pPr>
-      <w:hyperlink w:anchor="_Toc214917762" w:history="1">
+      <w:hyperlink w:anchor="_Toc215038870" w:history="1">
         <w:r>
           <w:rPr>
             <w:rStyle w:val="Hiperhivatkozs"/>
             <w:noProof/>
           </w:rPr>
-          <w:t>4.3.2 Komplex komponensek:</w:t>
+          <w:t>Kommunikáció a Backenddel (API Layer)</w:t>
         </w:r>
         <w:r>
           <w:rPr>
@@ -3530,7 +3752,7 @@
             <w:noProof/>
             <w:webHidden/>
           </w:rPr>
-          <w:instrText xml:space="preserve"> PAGEREF _Toc214917762 \h </w:instrText>
+          <w:instrText xml:space="preserve"> PAGEREF _Toc215038870 \h </w:instrText>
         </w:r>
         <w:r>
           <w:rPr>
@@ -3550,7 +3772,7 @@
             <w:noProof/>
             <w:webHidden/>
           </w:rPr>
-          <w:t>27</w:t>
+          <w:t>40</w:t>
         </w:r>
         <w:r>
           <w:rPr>
@@ -3575,13 +3797,13 @@
           <w:lang w:eastAsia="hu-HU"/>
         </w:rPr>
       </w:pPr>
-      <w:hyperlink w:anchor="_Toc214917763" w:history="1">
+      <w:hyperlink w:anchor="_Toc215038871" w:history="1">
         <w:r>
           <w:rPr>
             <w:rStyle w:val="Hiperhivatkozs"/>
             <w:noProof/>
           </w:rPr>
-          <w:t>4.3.3 Felhasználói élmény:</w:t>
+          <w:t>4.3.5  Adatkezelés és Törzsadatok (CRUD)</w:t>
         </w:r>
         <w:r>
           <w:rPr>
@@ -3602,7 +3824,7 @@
             <w:noProof/>
             <w:webHidden/>
           </w:rPr>
-          <w:instrText xml:space="preserve"> PAGEREF _Toc214917763 \h </w:instrText>
+          <w:instrText xml:space="preserve"> PAGEREF _Toc215038871 \h </w:instrText>
         </w:r>
         <w:r>
           <w:rPr>
@@ -3622,7 +3844,151 @@
             <w:noProof/>
             <w:webHidden/>
           </w:rPr>
-          <w:t>27</w:t>
+          <w:t>44</w:t>
+        </w:r>
+        <w:r>
+          <w:rPr>
+            <w:noProof/>
+            <w:webHidden/>
+          </w:rPr>
+          <w:fldChar w:fldCharType="end"/>
+        </w:r>
+      </w:hyperlink>
+    </w:p>
+    <w:p>
+      <w:pPr>
+        <w:pStyle w:val="TJ3"/>
+        <w:tabs>
+          <w:tab w:val="right" w:leader="dot" w:pos="8494"/>
+        </w:tabs>
+        <w:rPr>
+          <w:rFonts w:asciiTheme="minorHAnsi" w:eastAsiaTheme="minorEastAsia" w:hAnsiTheme="minorHAnsi" w:cstheme="minorBidi"/>
+          <w:noProof/>
+          <w:sz w:val="22"/>
+          <w:szCs w:val="22"/>
+          <w:lang w:eastAsia="hu-HU"/>
+        </w:rPr>
+      </w:pPr>
+      <w:hyperlink w:anchor="_Toc215038872" w:history="1">
+        <w:r>
+          <w:rPr>
+            <w:rStyle w:val="Hiperhivatkozs"/>
+            <w:noProof/>
+          </w:rPr>
+          <w:t>4.3.6 Komplex űrlapkezelés: Receptkészítő</w:t>
+        </w:r>
+        <w:r>
+          <w:rPr>
+            <w:noProof/>
+            <w:webHidden/>
+          </w:rPr>
+          <w:tab/>
+        </w:r>
+        <w:r>
+          <w:rPr>
+            <w:noProof/>
+            <w:webHidden/>
+          </w:rPr>
+          <w:fldChar w:fldCharType="begin"/>
+        </w:r>
+        <w:r>
+          <w:rPr>
+            <w:noProof/>
+            <w:webHidden/>
+          </w:rPr>
+          <w:instrText xml:space="preserve"> PAGEREF _Toc215038872 \h </w:instrText>
+        </w:r>
+        <w:r>
+          <w:rPr>
+            <w:noProof/>
+            <w:webHidden/>
+          </w:rPr>
+        </w:r>
+        <w:r>
+          <w:rPr>
+            <w:noProof/>
+            <w:webHidden/>
+          </w:rPr>
+          <w:fldChar w:fldCharType="separate"/>
+        </w:r>
+        <w:r>
+          <w:rPr>
+            <w:noProof/>
+            <w:webHidden/>
+          </w:rPr>
+          <w:t>46</w:t>
+        </w:r>
+        <w:r>
+          <w:rPr>
+            <w:noProof/>
+            <w:webHidden/>
+          </w:rPr>
+          <w:fldChar w:fldCharType="end"/>
+        </w:r>
+      </w:hyperlink>
+    </w:p>
+    <w:p>
+      <w:pPr>
+        <w:pStyle w:val="TJ3"/>
+        <w:tabs>
+          <w:tab w:val="right" w:leader="dot" w:pos="8494"/>
+        </w:tabs>
+        <w:rPr>
+          <w:rFonts w:asciiTheme="minorHAnsi" w:eastAsiaTheme="minorEastAsia" w:hAnsiTheme="minorHAnsi" w:cstheme="minorBidi"/>
+          <w:noProof/>
+          <w:sz w:val="22"/>
+          <w:szCs w:val="22"/>
+          <w:lang w:eastAsia="hu-HU"/>
+        </w:rPr>
+      </w:pPr>
+      <w:hyperlink w:anchor="_Toc215038873" w:history="1">
+        <w:r>
+          <w:rPr>
+            <w:rStyle w:val="Hiperhivatkozs"/>
+            <w:noProof/>
+          </w:rPr>
+          <w:t>4.3.5. A Naplózás megvalósítása (Daily Note)</w:t>
+        </w:r>
+        <w:r>
+          <w:rPr>
+            <w:noProof/>
+            <w:webHidden/>
+          </w:rPr>
+          <w:tab/>
+        </w:r>
+        <w:r>
+          <w:rPr>
+            <w:noProof/>
+            <w:webHidden/>
+          </w:rPr>
+          <w:fldChar w:fldCharType="begin"/>
+        </w:r>
+        <w:r>
+          <w:rPr>
+            <w:noProof/>
+            <w:webHidden/>
+          </w:rPr>
+          <w:instrText xml:space="preserve"> PAGEREF _Toc215038873 \h </w:instrText>
+        </w:r>
+        <w:r>
+          <w:rPr>
+            <w:noProof/>
+            <w:webHidden/>
+          </w:rPr>
+        </w:r>
+        <w:r>
+          <w:rPr>
+            <w:noProof/>
+            <w:webHidden/>
+          </w:rPr>
+          <w:fldChar w:fldCharType="separate"/>
+        </w:r>
+        <w:r>
+          <w:rPr>
+            <w:noProof/>
+            <w:webHidden/>
+          </w:rPr>
+          <w:t>48</w:t>
         </w:r>
         <w:r>
           <w:rPr>
@@ -3645,7 +4011,7 @@
           <w:lang w:eastAsia="hu-HU"/>
         </w:rPr>
       </w:pPr>
-      <w:hyperlink w:anchor="_Toc214917764" w:history="1">
+      <w:hyperlink w:anchor="_Toc215038874" w:history="1">
         <w:r>
           <w:rPr>
             <w:rStyle w:val="Hiperhivatkozs"/>
@@ -3672,7 +4038,7 @@
             <w:noProof/>
             <w:webHidden/>
           </w:rPr>
-          <w:instrText xml:space="preserve"> PAGEREF _Toc214917764 \h </w:instrText>
+          <w:instrText xml:space="preserve"> PAGEREF _Toc215038874 \h </w:instrText>
         </w:r>
         <w:r>
           <w:rPr>
@@ -3692,7 +4058,7 @@
             <w:noProof/>
             <w:webHidden/>
           </w:rPr>
-          <w:t>28</w:t>
+          <w:t>50</w:t>
         </w:r>
         <w:r>
           <w:rPr>
@@ -3717,7 +4083,7 @@
           <w:lang w:eastAsia="hu-HU"/>
         </w:rPr>
       </w:pPr>
-      <w:hyperlink w:anchor="_Toc214917765" w:history="1">
+      <w:hyperlink w:anchor="_Toc215038875" w:history="1">
         <w:r>
           <w:rPr>
             <w:rStyle w:val="Hiperhivatkozs"/>
@@ -3744,7 +4110,7 @@
             <w:noProof/>
             <w:webHidden/>
           </w:rPr>
-          <w:instrText xml:space="preserve"> PAGEREF _Toc214917765 \h </w:instrText>
+          <w:instrText xml:space="preserve"> PAGEREF _Toc215038875 \h </w:instrText>
         </w:r>
         <w:r>
           <w:rPr>
@@ -3764,7 +4130,7 @@
             <w:noProof/>
             <w:webHidden/>
           </w:rPr>
-          <w:t>28</w:t>
+          <w:t>50</w:t>
         </w:r>
         <w:r>
           <w:rPr>
@@ -3789,13 +4155,13 @@
           <w:lang w:eastAsia="hu-HU"/>
         </w:rPr>
       </w:pPr>
-      <w:hyperlink w:anchor="_Toc214917766" w:history="1">
+      <w:hyperlink w:anchor="_Toc215038876" w:history="1">
         <w:r>
           <w:rPr>
             <w:rStyle w:val="Hiperhivatkozs"/>
             <w:noProof/>
           </w:rPr>
-          <w:t>5.1.1 Tartalomjegyzék</w:t>
+          <w:t>Tartalomjegyzék</w:t>
         </w:r>
         <w:r>
           <w:rPr>
@@ -3816,7 +4182,7 @@
             <w:noProof/>
             <w:webHidden/>
           </w:rPr>
-          <w:instrText xml:space="preserve"> PAGEREF _Toc214917766 \h </w:instrText>
+          <w:instrText xml:space="preserve"> PAGEREF _Toc215038876 \h </w:instrText>
         </w:r>
         <w:r>
           <w:rPr>
@@ -3836,7 +4202,7 @@
             <w:noProof/>
             <w:webHidden/>
           </w:rPr>
-          <w:t>28</w:t>
+          <w:t>50</w:t>
         </w:r>
         <w:r>
           <w:rPr>
@@ -3861,13 +4227,13 @@
           <w:lang w:eastAsia="hu-HU"/>
         </w:rPr>
       </w:pPr>
-      <w:hyperlink w:anchor="_Toc214917767" w:history="1">
+      <w:hyperlink w:anchor="_Toc215038877" w:history="1">
         <w:r>
           <w:rPr>
             <w:rStyle w:val="Hiperhivatkozs"/>
             <w:noProof/>
           </w:rPr>
-          <w:t>5.1.2 Tartalmi összefoglaló</w:t>
+          <w:t>Tartalmi összefoglaló</w:t>
         </w:r>
         <w:r>
           <w:rPr>
@@ -3888,7 +4254,7 @@
             <w:noProof/>
             <w:webHidden/>
           </w:rPr>
-          <w:instrText xml:space="preserve"> PAGEREF _Toc214917767 \h </w:instrText>
+          <w:instrText xml:space="preserve"> PAGEREF _Toc215038877 \h </w:instrText>
         </w:r>
         <w:r>
           <w:rPr>
@@ -3908,7 +4274,7 @@
             <w:noProof/>
             <w:webHidden/>
           </w:rPr>
-          <w:t>28</w:t>
+          <w:t>50</w:t>
         </w:r>
         <w:r>
           <w:rPr>
@@ -3933,13 +4299,13 @@
           <w:lang w:eastAsia="hu-HU"/>
         </w:rPr>
       </w:pPr>
-      <w:hyperlink w:anchor="_Toc214917768" w:history="1">
+      <w:hyperlink w:anchor="_Toc215038878" w:history="1">
         <w:r>
           <w:rPr>
             <w:rStyle w:val="Hiperhivatkozs"/>
             <w:noProof/>
           </w:rPr>
-          <w:t>5.1.3 Bevezetés</w:t>
+          <w:t>Bevezetés</w:t>
         </w:r>
         <w:r>
           <w:rPr>
@@ -3960,7 +4326,7 @@
             <w:noProof/>
             <w:webHidden/>
           </w:rPr>
-          <w:instrText xml:space="preserve"> PAGEREF _Toc214917768 \h </w:instrText>
+          <w:instrText xml:space="preserve"> PAGEREF _Toc215038878 \h </w:instrText>
         </w:r>
         <w:r>
           <w:rPr>
@@ -3980,7 +4346,7 @@
             <w:noProof/>
             <w:webHidden/>
           </w:rPr>
-          <w:t>29</w:t>
+          <w:t>51</w:t>
         </w:r>
         <w:r>
           <w:rPr>
@@ -4005,13 +4371,13 @@
           <w:lang w:eastAsia="hu-HU"/>
         </w:rPr>
       </w:pPr>
-      <w:hyperlink w:anchor="_Toc214917769" w:history="1">
+      <w:hyperlink w:anchor="_Toc215038879" w:history="1">
         <w:r>
           <w:rPr>
             <w:rStyle w:val="Hiperhivatkozs"/>
             <w:noProof/>
           </w:rPr>
-          <w:t>5.1.4 Irodalomkutatás, technológiák, hasonló alkotások bemutatása</w:t>
+          <w:t>Irodalomkutatás, technológiák, hasonló alkotások bemutatása</w:t>
         </w:r>
         <w:r>
           <w:rPr>
@@ -4032,7 +4398,7 @@
             <w:noProof/>
             <w:webHidden/>
           </w:rPr>
-          <w:instrText xml:space="preserve"> PAGEREF _Toc214917769 \h </w:instrText>
+          <w:instrText xml:space="preserve"> PAGEREF _Toc215038879 \h </w:instrText>
         </w:r>
         <w:r>
           <w:rPr>
@@ -4052,7 +4418,7 @@
             <w:noProof/>
             <w:webHidden/>
           </w:rPr>
-          <w:t>30</w:t>
+          <w:t>52</w:t>
         </w:r>
         <w:r>
           <w:rPr>
@@ -4077,13 +4443,13 @@
           <w:lang w:eastAsia="hu-HU"/>
         </w:rPr>
       </w:pPr>
-      <w:hyperlink w:anchor="_Toc214917770" w:history="1">
+      <w:hyperlink w:anchor="_Toc215038880" w:history="1">
         <w:r>
           <w:rPr>
             <w:rStyle w:val="Hiperhivatkozs"/>
             <w:noProof/>
           </w:rPr>
-          <w:t>5.1.5 A feladatkiírás pontosítása és részletes elemzése</w:t>
+          <w:t>A feladatkiírás pontosítása és részletes elemzése</w:t>
         </w:r>
         <w:r>
           <w:rPr>
@@ -4104,7 +4470,7 @@
             <w:noProof/>
             <w:webHidden/>
           </w:rPr>
-          <w:instrText xml:space="preserve"> PAGEREF _Toc214917770 \h </w:instrText>
+          <w:instrText xml:space="preserve"> PAGEREF _Toc215038880 \h </w:instrText>
         </w:r>
         <w:r>
           <w:rPr>
@@ -4124,7 +4490,7 @@
             <w:noProof/>
             <w:webHidden/>
           </w:rPr>
-          <w:t>30</w:t>
+          <w:t>52</w:t>
         </w:r>
         <w:r>
           <w:rPr>
@@ -4149,13 +4515,13 @@
           <w:lang w:eastAsia="hu-HU"/>
         </w:rPr>
       </w:pPr>
-      <w:hyperlink w:anchor="_Toc214917771" w:history="1">
+      <w:hyperlink w:anchor="_Toc215038881" w:history="1">
         <w:r>
           <w:rPr>
             <w:rStyle w:val="Hiperhivatkozs"/>
             <w:noProof/>
           </w:rPr>
-          <w:t>5.1.6 Önálló munka bemutatása</w:t>
+          <w:t>Önálló munka bemutatása</w:t>
         </w:r>
         <w:r>
           <w:rPr>
@@ -4176,7 +4542,7 @@
             <w:noProof/>
             <w:webHidden/>
           </w:rPr>
-          <w:instrText xml:space="preserve"> PAGEREF _Toc214917771 \h </w:instrText>
+          <w:instrText xml:space="preserve"> PAGEREF _Toc215038881 \h </w:instrText>
         </w:r>
         <w:r>
           <w:rPr>
@@ -4196,7 +4562,7 @@
             <w:noProof/>
             <w:webHidden/>
           </w:rPr>
-          <w:t>31</w:t>
+          <w:t>53</w:t>
         </w:r>
         <w:r>
           <w:rPr>
@@ -4221,13 +4587,13 @@
           <w:lang w:eastAsia="hu-HU"/>
         </w:rPr>
       </w:pPr>
-      <w:hyperlink w:anchor="_Toc214917772" w:history="1">
+      <w:hyperlink w:anchor="_Toc215038882" w:history="1">
         <w:r>
           <w:rPr>
             <w:rStyle w:val="Hiperhivatkozs"/>
             <w:noProof/>
           </w:rPr>
-          <w:t>5.1.7 Önálló munka értékelése, mérések, tesztelés, eredmények bemutatása</w:t>
+          <w:t>Önálló munka értékelése, mérések, tesztelés, eredmények bemutatása</w:t>
         </w:r>
         <w:r>
           <w:rPr>
@@ -4248,7 +4614,7 @@
             <w:noProof/>
             <w:webHidden/>
           </w:rPr>
-          <w:instrText xml:space="preserve"> PAGEREF _Toc214917772 \h </w:instrText>
+          <w:instrText xml:space="preserve"> PAGEREF _Toc215038882 \h </w:instrText>
         </w:r>
         <w:r>
           <w:rPr>
@@ -4268,7 +4634,7 @@
             <w:noProof/>
             <w:webHidden/>
           </w:rPr>
-          <w:t>32</w:t>
+          <w:t>54</w:t>
         </w:r>
         <w:r>
           <w:rPr>
@@ -4293,13 +4659,13 @@
           <w:lang w:eastAsia="hu-HU"/>
         </w:rPr>
       </w:pPr>
-      <w:hyperlink w:anchor="_Toc214917773" w:history="1">
+      <w:hyperlink w:anchor="_Toc215038883" w:history="1">
         <w:r>
           <w:rPr>
             <w:rStyle w:val="Hiperhivatkozs"/>
             <w:noProof/>
           </w:rPr>
-          <w:t>5.1.8 Összefoglaló</w:t>
+          <w:t>Összefoglaló</w:t>
         </w:r>
         <w:r>
           <w:rPr>
@@ -4320,7 +4686,7 @@
             <w:noProof/>
             <w:webHidden/>
           </w:rPr>
-          <w:instrText xml:space="preserve"> PAGEREF _Toc214917773 \h </w:instrText>
+          <w:instrText xml:space="preserve"> PAGEREF _Toc215038883 \h </w:instrText>
         </w:r>
         <w:r>
           <w:rPr>
@@ -4340,7 +4706,7 @@
             <w:noProof/>
             <w:webHidden/>
           </w:rPr>
-          <w:t>32</w:t>
+          <w:t>54</w:t>
         </w:r>
         <w:r>
           <w:rPr>
@@ -4365,13 +4731,13 @@
           <w:lang w:eastAsia="hu-HU"/>
         </w:rPr>
       </w:pPr>
-      <w:hyperlink w:anchor="_Toc214917774" w:history="1">
+      <w:hyperlink w:anchor="_Toc215038884" w:history="1">
         <w:r>
           <w:rPr>
             <w:rStyle w:val="Hiperhivatkozs"/>
             <w:noProof/>
           </w:rPr>
-          <w:t>5.1.9 Köszönetnyilvánítások</w:t>
+          <w:t>Köszönetnyilvánítások</w:t>
         </w:r>
         <w:r>
           <w:rPr>
@@ -4392,7 +4758,7 @@
             <w:noProof/>
             <w:webHidden/>
           </w:rPr>
-          <w:instrText xml:space="preserve"> PAGEREF _Toc214917774 \h </w:instrText>
+          <w:instrText xml:space="preserve"> PAGEREF _Toc215038884 \h </w:instrText>
         </w:r>
         <w:r>
           <w:rPr>
@@ -4412,7 +4778,7 @@
             <w:noProof/>
             <w:webHidden/>
           </w:rPr>
-          <w:t>32</w:t>
+          <w:t>54</w:t>
         </w:r>
         <w:r>
           <w:rPr>
@@ -4437,13 +4803,13 @@
           <w:lang w:eastAsia="hu-HU"/>
         </w:rPr>
       </w:pPr>
-      <w:hyperlink w:anchor="_Toc214917775" w:history="1">
+      <w:hyperlink w:anchor="_Toc215038885" w:history="1">
         <w:r>
           <w:rPr>
             <w:rStyle w:val="Hiperhivatkozs"/>
             <w:noProof/>
           </w:rPr>
-          <w:t>5.1.10 Részletes és pontos irodalomjegyzék</w:t>
+          <w:t>Részletes és pontos irodalomjegyzék</w:t>
         </w:r>
         <w:r>
           <w:rPr>
@@ -4464,7 +4830,7 @@
             <w:noProof/>
             <w:webHidden/>
           </w:rPr>
-          <w:instrText xml:space="preserve"> PAGEREF _Toc214917775 \h </w:instrText>
+          <w:instrText xml:space="preserve"> PAGEREF _Toc215038885 \h </w:instrText>
         </w:r>
         <w:r>
           <w:rPr>
@@ -4484,7 +4850,7 @@
             <w:noProof/>
             <w:webHidden/>
           </w:rPr>
-          <w:t>33</w:t>
+          <w:t>55</w:t>
         </w:r>
         <w:r>
           <w:rPr>
@@ -4509,13 +4875,13 @@
           <w:lang w:eastAsia="hu-HU"/>
         </w:rPr>
       </w:pPr>
-      <w:hyperlink w:anchor="_Toc214917776" w:history="1">
+      <w:hyperlink w:anchor="_Toc215038886" w:history="1">
         <w:r>
           <w:rPr>
             <w:rStyle w:val="Hiperhivatkozs"/>
             <w:noProof/>
           </w:rPr>
-          <w:t>5.1.11 Ábrajegyzék, táblázatjegyzék</w:t>
+          <w:t>Ábrajegyzék, táblázatjegyzék</w:t>
         </w:r>
         <w:r>
           <w:rPr>
@@ -4536,7 +4902,7 @@
             <w:noProof/>
             <w:webHidden/>
           </w:rPr>
-          <w:instrText xml:space="preserve"> PAGEREF _Toc214917776 \h </w:instrText>
+          <w:instrText xml:space="preserve"> PAGEREF _Toc215038886 \h </w:instrText>
         </w:r>
         <w:r>
           <w:rPr>
@@ -4556,7 +4922,7 @@
             <w:noProof/>
             <w:webHidden/>
           </w:rPr>
-          <w:t>33</w:t>
+          <w:t>55</w:t>
         </w:r>
         <w:r>
           <w:rPr>
@@ -4581,13 +4947,13 @@
           <w:lang w:eastAsia="hu-HU"/>
         </w:rPr>
       </w:pPr>
-      <w:hyperlink w:anchor="_Toc214917777" w:history="1">
+      <w:hyperlink w:anchor="_Toc215038887" w:history="1">
         <w:r>
           <w:rPr>
             <w:rStyle w:val="Hiperhivatkozs"/>
             <w:noProof/>
           </w:rPr>
-          <w:t>5.1.12 Függelék</w:t>
+          <w:t>Függelék</w:t>
         </w:r>
         <w:r>
           <w:rPr>
@@ -4608,7 +4974,7 @@
             <w:noProof/>
             <w:webHidden/>
           </w:rPr>
-          <w:instrText xml:space="preserve"> PAGEREF _Toc214917777 \h </w:instrText>
+          <w:instrText xml:space="preserve"> PAGEREF _Toc215038887 \h </w:instrText>
         </w:r>
         <w:r>
           <w:rPr>
@@ -4628,7 +4994,7 @@
             <w:noProof/>
             <w:webHidden/>
           </w:rPr>
-          <w:t>33</w:t>
+          <w:t>55</w:t>
         </w:r>
         <w:r>
           <w:rPr>
@@ -4653,7 +5019,7 @@
           <w:lang w:eastAsia="hu-HU"/>
         </w:rPr>
       </w:pPr>
-      <w:hyperlink w:anchor="_Toc214917778" w:history="1">
+      <w:hyperlink w:anchor="_Toc215038888" w:history="1">
         <w:r>
           <w:rPr>
             <w:rStyle w:val="Hiperhivatkozs"/>
@@ -4680,7 +5046,7 @@
             <w:noProof/>
             <w:webHidden/>
           </w:rPr>
-          <w:instrText xml:space="preserve"> PAGEREF _Toc214917778 \h </w:instrText>
+          <w:instrText xml:space="preserve"> PAGEREF _Toc215038888 \h </w:instrText>
         </w:r>
         <w:r>
           <w:rPr>
@@ -4700,7 +5066,7 @@
             <w:noProof/>
             <w:webHidden/>
           </w:rPr>
-          <w:t>33</w:t>
+          <w:t>55</w:t>
         </w:r>
         <w:r>
           <w:rPr>
@@ -4725,13 +5091,13 @@
           <w:lang w:eastAsia="hu-HU"/>
         </w:rPr>
       </w:pPr>
-      <w:hyperlink w:anchor="_Toc214917779" w:history="1">
+      <w:hyperlink w:anchor="_Toc215038889" w:history="1">
         <w:r>
           <w:rPr>
             <w:rStyle w:val="Hiperhivatkozs"/>
             <w:noProof/>
           </w:rPr>
-          <w:t>5.2.1 Stílus</w:t>
+          <w:t>Stílus</w:t>
         </w:r>
         <w:r>
           <w:rPr>
@@ -4752,7 +5118,7 @@
             <w:noProof/>
             <w:webHidden/>
           </w:rPr>
-          <w:instrText xml:space="preserve"> PAGEREF _Toc214917779 \h </w:instrText>
+          <w:instrText xml:space="preserve"> PAGEREF _Toc215038889 \h </w:instrText>
         </w:r>
         <w:r>
           <w:rPr>
@@ -4772,7 +5138,7 @@
             <w:noProof/>
             <w:webHidden/>
           </w:rPr>
-          <w:t>33</w:t>
+          <w:t>55</w:t>
         </w:r>
         <w:r>
           <w:rPr>
@@ -4797,13 +5163,13 @@
           <w:lang w:eastAsia="hu-HU"/>
         </w:rPr>
       </w:pPr>
-      <w:hyperlink w:anchor="_Toc214917780" w:history="1">
+      <w:hyperlink w:anchor="_Toc215038890" w:history="1">
         <w:r>
           <w:rPr>
             <w:rStyle w:val="Hiperhivatkozs"/>
             <w:noProof/>
           </w:rPr>
-          <w:t>5.2.2 E/1</w:t>
+          <w:t>E/1</w:t>
         </w:r>
         <w:r>
           <w:rPr>
@@ -4824,7 +5190,7 @@
             <w:noProof/>
             <w:webHidden/>
           </w:rPr>
-          <w:instrText xml:space="preserve"> PAGEREF _Toc214917780 \h </w:instrText>
+          <w:instrText xml:space="preserve"> PAGEREF _Toc215038890 \h </w:instrText>
         </w:r>
         <w:r>
           <w:rPr>
@@ -4844,7 +5210,7 @@
             <w:noProof/>
             <w:webHidden/>
           </w:rPr>
-          <w:t>33</w:t>
+          <w:t>55</w:t>
         </w:r>
         <w:r>
           <w:rPr>
@@ -4869,13 +5235,13 @@
           <w:lang w:eastAsia="hu-HU"/>
         </w:rPr>
       </w:pPr>
-      <w:hyperlink w:anchor="_Toc214917781" w:history="1">
+      <w:hyperlink w:anchor="_Toc215038891" w:history="1">
         <w:r>
           <w:rPr>
             <w:rStyle w:val="Hiperhivatkozs"/>
             <w:noProof/>
           </w:rPr>
-          <w:t>5.2.3 Rövidítések</w:t>
+          <w:t>Rövidítések</w:t>
         </w:r>
         <w:r>
           <w:rPr>
@@ -4896,7 +5262,7 @@
             <w:noProof/>
             <w:webHidden/>
           </w:rPr>
-          <w:instrText xml:space="preserve"> PAGEREF _Toc214917781 \h </w:instrText>
+          <w:instrText xml:space="preserve"> PAGEREF _Toc215038891 \h </w:instrText>
         </w:r>
         <w:r>
           <w:rPr>
@@ -4916,7 +5282,7 @@
             <w:noProof/>
             <w:webHidden/>
           </w:rPr>
-          <w:t>34</w:t>
+          <w:t>56</w:t>
         </w:r>
         <w:r>
           <w:rPr>
@@ -4941,13 +5307,13 @@
           <w:lang w:eastAsia="hu-HU"/>
         </w:rPr>
       </w:pPr>
-      <w:hyperlink w:anchor="_Toc214917782" w:history="1">
+      <w:hyperlink w:anchor="_Toc215038892" w:history="1">
         <w:r>
           <w:rPr>
             <w:rStyle w:val="Hiperhivatkozs"/>
             <w:noProof/>
           </w:rPr>
-          <w:t>5.2.4 Technológia megválasztása</w:t>
+          <w:t>Technológia megválasztása</w:t>
         </w:r>
         <w:r>
           <w:rPr>
@@ -4968,7 +5334,7 @@
             <w:noProof/>
             <w:webHidden/>
           </w:rPr>
-          <w:instrText xml:space="preserve"> PAGEREF _Toc214917782 \h </w:instrText>
+          <w:instrText xml:space="preserve"> PAGEREF _Toc215038892 \h </w:instrText>
         </w:r>
         <w:r>
           <w:rPr>
@@ -4988,7 +5354,7 @@
             <w:noProof/>
             <w:webHidden/>
           </w:rPr>
-          <w:t>34</w:t>
+          <w:t>56</w:t>
         </w:r>
         <w:r>
           <w:rPr>
@@ -5013,7 +5379,7 @@
           <w:lang w:eastAsia="hu-HU"/>
         </w:rPr>
       </w:pPr>
-      <w:hyperlink w:anchor="_Toc214917783" w:history="1">
+      <w:hyperlink w:anchor="_Toc215038893" w:history="1">
         <w:r>
           <w:rPr>
             <w:rStyle w:val="Hiperhivatkozs"/>
@@ -5040,7 +5406,7 @@
             <w:noProof/>
             <w:webHidden/>
           </w:rPr>
-          <w:instrText xml:space="preserve"> PAGEREF _Toc214917783 \h </w:instrText>
+          <w:instrText xml:space="preserve"> PAGEREF _Toc215038893 \h </w:instrText>
         </w:r>
         <w:r>
           <w:rPr>
@@ -5060,7 +5426,7 @@
             <w:noProof/>
             <w:webHidden/>
           </w:rPr>
-          <w:t>34</w:t>
+          <w:t>56</w:t>
         </w:r>
         <w:r>
           <w:rPr>
@@ -5083,7 +5449,7 @@
           <w:lang w:eastAsia="hu-HU"/>
         </w:rPr>
       </w:pPr>
-      <w:hyperlink w:anchor="_Toc214917784" w:history="1">
+      <w:hyperlink w:anchor="_Toc215038894" w:history="1">
         <w:r>
           <w:rPr>
             <w:rStyle w:val="Hiperhivatkozs"/>
@@ -5110,7 +5476,7 @@
             <w:noProof/>
             <w:webHidden/>
           </w:rPr>
-          <w:instrText xml:space="preserve"> PAGEREF _Toc214917784 \h </w:instrText>
+          <w:instrText xml:space="preserve"> PAGEREF _Toc215038894 \h </w:instrText>
         </w:r>
         <w:r>
           <w:rPr>
@@ -5130,7 +5496,7 @@
             <w:noProof/>
             <w:webHidden/>
           </w:rPr>
-          <w:t>36</w:t>
+          <w:t>58</w:t>
         </w:r>
         <w:r>
           <w:rPr>
@@ -5155,7 +5521,7 @@
           <w:lang w:eastAsia="hu-HU"/>
         </w:rPr>
       </w:pPr>
-      <w:hyperlink w:anchor="_Toc214917785" w:history="1">
+      <w:hyperlink w:anchor="_Toc215038895" w:history="1">
         <w:r>
           <w:rPr>
             <w:rStyle w:val="Hiperhivatkozs"/>
@@ -5182,7 +5548,7 @@
             <w:noProof/>
             <w:webHidden/>
           </w:rPr>
-          <w:instrText xml:space="preserve"> PAGEREF _Toc214917785 \h </w:instrText>
+          <w:instrText xml:space="preserve"> PAGEREF _Toc215038895 \h </w:instrText>
         </w:r>
         <w:r>
           <w:rPr>
@@ -5202,7 +5568,7 @@
             <w:noProof/>
             <w:webHidden/>
           </w:rPr>
-          <w:t>36</w:t>
+          <w:t>58</w:t>
         </w:r>
         <w:r>
           <w:rPr>
@@ -5227,7 +5593,7 @@
           <w:lang w:eastAsia="hu-HU"/>
         </w:rPr>
       </w:pPr>
-      <w:hyperlink w:anchor="_Toc214917786" w:history="1">
+      <w:hyperlink w:anchor="_Toc215038896" w:history="1">
         <w:r>
           <w:rPr>
             <w:rStyle w:val="Hiperhivatkozs"/>
@@ -5254,7 +5620,7 @@
             <w:noProof/>
             <w:webHidden/>
           </w:rPr>
-          <w:instrText xml:space="preserve"> PAGEREF _Toc214917786 \h </w:instrText>
+          <w:instrText xml:space="preserve"> PAGEREF _Toc215038896 \h </w:instrText>
         </w:r>
         <w:r>
           <w:rPr>
@@ -5274,7 +5640,7 @@
             <w:noProof/>
             <w:webHidden/>
           </w:rPr>
-          <w:t>36</w:t>
+          <w:t>58</w:t>
         </w:r>
         <w:r>
           <w:rPr>
@@ -5299,7 +5665,7 @@
           <w:lang w:eastAsia="hu-HU"/>
         </w:rPr>
       </w:pPr>
-      <w:hyperlink w:anchor="_Toc214917787" w:history="1">
+      <w:hyperlink w:anchor="_Toc215038897" w:history="1">
         <w:r>
           <w:rPr>
             <w:rStyle w:val="Hiperhivatkozs"/>
@@ -5326,7 +5692,7 @@
             <w:noProof/>
             <w:webHidden/>
           </w:rPr>
-          <w:instrText xml:space="preserve"> PAGEREF _Toc214917787 \h </w:instrText>
+          <w:instrText xml:space="preserve"> PAGEREF _Toc215038897 \h </w:instrText>
         </w:r>
         <w:r>
           <w:rPr>
@@ -5346,7 +5712,7 @@
             <w:noProof/>
             <w:webHidden/>
           </w:rPr>
-          <w:t>37</w:t>
+          <w:t>59</w:t>
         </w:r>
         <w:r>
           <w:rPr>
@@ -5371,7 +5737,7 @@
           <w:lang w:eastAsia="hu-HU"/>
         </w:rPr>
       </w:pPr>
-      <w:hyperlink w:anchor="_Toc214917788" w:history="1">
+      <w:hyperlink w:anchor="_Toc215038898" w:history="1">
         <w:r>
           <w:rPr>
             <w:rStyle w:val="Hiperhivatkozs"/>
@@ -5398,7 +5764,7 @@
             <w:noProof/>
             <w:webHidden/>
           </w:rPr>
-          <w:instrText xml:space="preserve"> PAGEREF _Toc214917788 \h </w:instrText>
+          <w:instrText xml:space="preserve"> PAGEREF _Toc215038898 \h </w:instrText>
         </w:r>
         <w:r>
           <w:rPr>
@@ -5418,7 +5784,7 @@
             <w:noProof/>
             <w:webHidden/>
           </w:rPr>
-          <w:t>37</w:t>
+          <w:t>59</w:t>
         </w:r>
         <w:r>
           <w:rPr>
@@ -5443,7 +5809,7 @@
           <w:lang w:eastAsia="hu-HU"/>
         </w:rPr>
       </w:pPr>
-      <w:hyperlink w:anchor="_Toc214917789" w:history="1">
+      <w:hyperlink w:anchor="_Toc215038899" w:history="1">
         <w:r>
           <w:rPr>
             <w:rStyle w:val="Hiperhivatkozs"/>
@@ -5470,7 +5836,7 @@
             <w:noProof/>
             <w:webHidden/>
           </w:rPr>
-          <w:instrText xml:space="preserve"> PAGEREF _Toc214917789 \h </w:instrText>
+          <w:instrText xml:space="preserve"> PAGEREF _Toc215038899 \h </w:instrText>
         </w:r>
         <w:r>
           <w:rPr>
@@ -5490,7 +5856,7 @@
             <w:noProof/>
             <w:webHidden/>
           </w:rPr>
-          <w:t>38</w:t>
+          <w:t>60</w:t>
         </w:r>
         <w:r>
           <w:rPr>
@@ -5515,7 +5881,7 @@
           <w:lang w:eastAsia="hu-HU"/>
         </w:rPr>
       </w:pPr>
-      <w:hyperlink w:anchor="_Toc214917790" w:history="1">
+      <w:hyperlink w:anchor="_Toc215038900" w:history="1">
         <w:r>
           <w:rPr>
             <w:rStyle w:val="Hiperhivatkozs"/>
@@ -5542,7 +5908,7 @@
             <w:noProof/>
             <w:webHidden/>
           </w:rPr>
-          <w:instrText xml:space="preserve"> PAGEREF _Toc214917790 \h </w:instrText>
+          <w:instrText xml:space="preserve"> PAGEREF _Toc215038900 \h </w:instrText>
         </w:r>
         <w:r>
           <w:rPr>
@@ -5562,7 +5928,7 @@
             <w:noProof/>
             <w:webHidden/>
           </w:rPr>
-          <w:t>38</w:t>
+          <w:t>60</w:t>
         </w:r>
         <w:r>
           <w:rPr>
@@ -5587,13 +5953,13 @@
           <w:lang w:eastAsia="hu-HU"/>
         </w:rPr>
       </w:pPr>
-      <w:hyperlink w:anchor="_Toc214917791" w:history="1">
+      <w:hyperlink w:anchor="_Toc215038901" w:history="1">
         <w:r>
           <w:rPr>
             <w:rStyle w:val="Hiperhivatkozs"/>
             <w:noProof/>
           </w:rPr>
-          <w:t>6.6.1 Elgépelések</w:t>
+          <w:t>Elgépelések</w:t>
         </w:r>
         <w:r>
           <w:rPr>
@@ -5614,7 +5980,7 @@
             <w:noProof/>
             <w:webHidden/>
           </w:rPr>
-          <w:instrText xml:space="preserve"> PAGEREF _Toc214917791 \h </w:instrText>
+          <w:instrText xml:space="preserve"> PAGEREF _Toc215038901 \h </w:instrText>
         </w:r>
         <w:r>
           <w:rPr>
@@ -5634,7 +6000,7 @@
             <w:noProof/>
             <w:webHidden/>
           </w:rPr>
-          <w:t>38</w:t>
+          <w:t>60</w:t>
         </w:r>
         <w:r>
           <w:rPr>
@@ -5659,13 +6025,13 @@
           <w:lang w:eastAsia="hu-HU"/>
         </w:rPr>
       </w:pPr>
-      <w:hyperlink w:anchor="_Toc214917792" w:history="1">
+      <w:hyperlink w:anchor="_Toc215038902" w:history="1">
         <w:r>
           <w:rPr>
             <w:rStyle w:val="Hiperhivatkozs"/>
             <w:noProof/>
           </w:rPr>
-          <w:t>6.6.2 Egyeztetés hiánya</w:t>
+          <w:t>Egyeztetés hiánya</w:t>
         </w:r>
         <w:r>
           <w:rPr>
@@ -5686,7 +6052,7 @@
             <w:noProof/>
             <w:webHidden/>
           </w:rPr>
-          <w:instrText xml:space="preserve"> PAGEREF _Toc214917792 \h </w:instrText>
+          <w:instrText xml:space="preserve"> PAGEREF _Toc215038902 \h </w:instrText>
         </w:r>
         <w:r>
           <w:rPr>
@@ -5706,7 +6072,7 @@
             <w:noProof/>
             <w:webHidden/>
           </w:rPr>
-          <w:t>38</w:t>
+          <w:t>60</w:t>
         </w:r>
         <w:r>
           <w:rPr>
@@ -5731,13 +6097,13 @@
           <w:lang w:eastAsia="hu-HU"/>
         </w:rPr>
       </w:pPr>
-      <w:hyperlink w:anchor="_Toc214917793" w:history="1">
+      <w:hyperlink w:anchor="_Toc215038903" w:history="1">
         <w:r>
           <w:rPr>
             <w:rStyle w:val="Hiperhivatkozs"/>
             <w:noProof/>
           </w:rPr>
-          <w:t>6.6.3 Külföldi szavak, kifejezések</w:t>
+          <w:t>Külföldi szavak, kifejezések</w:t>
         </w:r>
         <w:r>
           <w:rPr>
@@ -5758,7 +6124,7 @@
             <w:noProof/>
             <w:webHidden/>
           </w:rPr>
-          <w:instrText xml:space="preserve"> PAGEREF _Toc214917793 \h </w:instrText>
+          <w:instrText xml:space="preserve"> PAGEREF _Toc215038903 \h </w:instrText>
         </w:r>
         <w:r>
           <w:rPr>
@@ -5778,7 +6144,7 @@
             <w:noProof/>
             <w:webHidden/>
           </w:rPr>
-          <w:t>38</w:t>
+          <w:t>60</w:t>
         </w:r>
         <w:r>
           <w:rPr>
@@ -5803,13 +6169,13 @@
           <w:lang w:eastAsia="hu-HU"/>
         </w:rPr>
       </w:pPr>
-      <w:hyperlink w:anchor="_Toc214917794" w:history="1">
+      <w:hyperlink w:anchor="_Toc215038904" w:history="1">
         <w:r>
           <w:rPr>
             <w:rStyle w:val="Hiperhivatkozs"/>
             <w:noProof/>
           </w:rPr>
-          <w:t>6.6.4 Stb.</w:t>
+          <w:t>Stb.</w:t>
         </w:r>
         <w:r>
           <w:rPr>
@@ -5830,7 +6196,7 @@
             <w:noProof/>
             <w:webHidden/>
           </w:rPr>
-          <w:instrText xml:space="preserve"> PAGEREF _Toc214917794 \h </w:instrText>
+          <w:instrText xml:space="preserve"> PAGEREF _Toc215038904 \h </w:instrText>
         </w:r>
         <w:r>
           <w:rPr>
@@ -5850,7 +6216,7 @@
             <w:noProof/>
             <w:webHidden/>
           </w:rPr>
-          <w:t>39</w:t>
+          <w:t>61</w:t>
         </w:r>
         <w:r>
           <w:rPr>
@@ -5875,13 +6241,13 @@
           <w:lang w:eastAsia="hu-HU"/>
         </w:rPr>
       </w:pPr>
-      <w:hyperlink w:anchor="_Toc214917795" w:history="1">
+      <w:hyperlink w:anchor="_Toc215038905" w:history="1">
         <w:r>
           <w:rPr>
             <w:rStyle w:val="Hiperhivatkozs"/>
             <w:noProof/>
           </w:rPr>
-          <w:t>6.6.5 Helyesírás ellenőrző</w:t>
+          <w:t>Helyesírás ellenőrző</w:t>
         </w:r>
         <w:r>
           <w:rPr>
@@ -5902,7 +6268,7 @@
             <w:noProof/>
             <w:webHidden/>
           </w:rPr>
-          <w:instrText xml:space="preserve"> PAGEREF _Toc214917795 \h </w:instrText>
+          <w:instrText xml:space="preserve"> PAGEREF _Toc215038905 \h </w:instrText>
         </w:r>
         <w:r>
           <w:rPr>
@@ -5922,7 +6288,7 @@
             <w:noProof/>
             <w:webHidden/>
           </w:rPr>
-          <w:t>39</w:t>
+          <w:t>61</w:t>
         </w:r>
         <w:r>
           <w:rPr>
@@ -5947,7 +6313,7 @@
           <w:lang w:eastAsia="hu-HU"/>
         </w:rPr>
       </w:pPr>
-      <w:hyperlink w:anchor="_Toc214917796" w:history="1">
+      <w:hyperlink w:anchor="_Toc215038906" w:history="1">
         <w:r>
           <w:rPr>
             <w:rStyle w:val="Hiperhivatkozs"/>
@@ -5974,7 +6340,7 @@
             <w:noProof/>
             <w:webHidden/>
           </w:rPr>
-          <w:instrText xml:space="preserve"> PAGEREF _Toc214917796 \h </w:instrText>
+          <w:instrText xml:space="preserve"> PAGEREF _Toc215038906 \h </w:instrText>
         </w:r>
         <w:r>
           <w:rPr>
@@ -5994,7 +6360,7 @@
             <w:noProof/>
             <w:webHidden/>
           </w:rPr>
-          <w:t>40</w:t>
+          <w:t>62</w:t>
         </w:r>
         <w:r>
           <w:rPr>
@@ -6019,13 +6385,13 @@
           <w:lang w:eastAsia="hu-HU"/>
         </w:rPr>
       </w:pPr>
-      <w:hyperlink w:anchor="_Toc214917797" w:history="1">
+      <w:hyperlink w:anchor="_Toc215038907" w:history="1">
         <w:r>
           <w:rPr>
             <w:rStyle w:val="Hiperhivatkozs"/>
             <w:noProof/>
           </w:rPr>
-          <w:t>6.7.1 Beszúrás, formázás</w:t>
+          <w:t>Beszúrás, formázás</w:t>
         </w:r>
         <w:r>
           <w:rPr>
@@ -6046,7 +6412,7 @@
             <w:noProof/>
             <w:webHidden/>
           </w:rPr>
-          <w:instrText xml:space="preserve"> PAGEREF _Toc214917797 \h </w:instrText>
+          <w:instrText xml:space="preserve"> PAGEREF _Toc215038907 \h </w:instrText>
         </w:r>
         <w:r>
           <w:rPr>
@@ -6066,7 +6432,7 @@
             <w:noProof/>
             <w:webHidden/>
           </w:rPr>
-          <w:t>40</w:t>
+          <w:t>62</w:t>
         </w:r>
         <w:r>
           <w:rPr>
@@ -6091,13 +6457,13 @@
           <w:lang w:eastAsia="hu-HU"/>
         </w:rPr>
       </w:pPr>
-      <w:hyperlink w:anchor="_Toc214917798" w:history="1">
+      <w:hyperlink w:anchor="_Toc215038908" w:history="1">
         <w:r>
           <w:rPr>
             <w:rStyle w:val="Hiperhivatkozs"/>
             <w:noProof/>
           </w:rPr>
-          <w:t>6.7.2 Képminőség</w:t>
+          <w:t>Képminőség</w:t>
         </w:r>
         <w:r>
           <w:rPr>
@@ -6118,7 +6484,7 @@
             <w:noProof/>
             <w:webHidden/>
           </w:rPr>
-          <w:instrText xml:space="preserve"> PAGEREF _Toc214917798 \h </w:instrText>
+          <w:instrText xml:space="preserve"> PAGEREF _Toc215038908 \h </w:instrText>
         </w:r>
         <w:r>
           <w:rPr>
@@ -6138,7 +6504,7 @@
             <w:noProof/>
             <w:webHidden/>
           </w:rPr>
-          <w:t>40</w:t>
+          <w:t>62</w:t>
         </w:r>
         <w:r>
           <w:rPr>
@@ -6163,7 +6529,7 @@
           <w:lang w:eastAsia="hu-HU"/>
         </w:rPr>
       </w:pPr>
-      <w:hyperlink w:anchor="_Toc214917799" w:history="1">
+      <w:hyperlink w:anchor="_Toc215038909" w:history="1">
         <w:r>
           <w:rPr>
             <w:rStyle w:val="Hiperhivatkozs"/>
@@ -6190,7 +6556,7 @@
             <w:noProof/>
             <w:webHidden/>
           </w:rPr>
-          <w:instrText xml:space="preserve"> PAGEREF _Toc214917799 \h </w:instrText>
+          <w:instrText xml:space="preserve"> PAGEREF _Toc215038909 \h </w:instrText>
         </w:r>
         <w:r>
           <w:rPr>
@@ -6210,7 +6576,7 @@
             <w:noProof/>
             <w:webHidden/>
           </w:rPr>
-          <w:t>41</w:t>
+          <w:t>63</w:t>
         </w:r>
         <w:r>
           <w:rPr>
@@ -6235,7 +6601,7 @@
           <w:lang w:eastAsia="hu-HU"/>
         </w:rPr>
       </w:pPr>
-      <w:hyperlink w:anchor="_Toc214917800" w:history="1">
+      <w:hyperlink w:anchor="_Toc215038910" w:history="1">
         <w:r>
           <w:rPr>
             <w:rStyle w:val="Hiperhivatkozs"/>
@@ -6262,7 +6628,7 @@
             <w:noProof/>
             <w:webHidden/>
           </w:rPr>
-          <w:instrText xml:space="preserve"> PAGEREF _Toc214917800 \h </w:instrText>
+          <w:instrText xml:space="preserve"> PAGEREF _Toc215038910 \h </w:instrText>
         </w:r>
         <w:r>
           <w:rPr>
@@ -6282,7 +6648,7 @@
             <w:noProof/>
             <w:webHidden/>
           </w:rPr>
-          <w:t>42</w:t>
+          <w:t>64</w:t>
         </w:r>
         <w:r>
           <w:rPr>
@@ -6307,13 +6673,13 @@
           <w:lang w:eastAsia="hu-HU"/>
         </w:rPr>
       </w:pPr>
-      <w:hyperlink w:anchor="_Toc214917801" w:history="1">
+      <w:hyperlink w:anchor="_Toc215038911" w:history="1">
         <w:r>
           <w:rPr>
             <w:rStyle w:val="Hiperhivatkozs"/>
             <w:noProof/>
           </w:rPr>
-          <w:t>6.9.1 Pozícionálás</w:t>
+          <w:t>Pozícionálás</w:t>
         </w:r>
         <w:r>
           <w:rPr>
@@ -6334,7 +6700,7 @@
             <w:noProof/>
             <w:webHidden/>
           </w:rPr>
-          <w:instrText xml:space="preserve"> PAGEREF _Toc214917801 \h </w:instrText>
+          <w:instrText xml:space="preserve"> PAGEREF _Toc215038911 \h </w:instrText>
         </w:r>
         <w:r>
           <w:rPr>
@@ -6354,7 +6720,7 @@
             <w:noProof/>
             <w:webHidden/>
           </w:rPr>
-          <w:t>42</w:t>
+          <w:t>64</w:t>
         </w:r>
         <w:r>
           <w:rPr>
@@ -6379,13 +6745,13 @@
           <w:lang w:eastAsia="hu-HU"/>
         </w:rPr>
       </w:pPr>
-      <w:hyperlink w:anchor="_Toc214917802" w:history="1">
+      <w:hyperlink w:anchor="_Toc215038912" w:history="1">
         <w:r>
           <w:rPr>
             <w:rStyle w:val="Hiperhivatkozs"/>
             <w:noProof/>
           </w:rPr>
-          <w:t>6.9.2 Mikor kell hivatkoznom?</w:t>
+          <w:t>Mikor kell hivatkoznom?</w:t>
         </w:r>
         <w:r>
           <w:rPr>
@@ -6406,7 +6772,7 @@
             <w:noProof/>
             <w:webHidden/>
           </w:rPr>
-          <w:instrText xml:space="preserve"> PAGEREF _Toc214917802 \h </w:instrText>
+          <w:instrText xml:space="preserve"> PAGEREF _Toc215038912 \h </w:instrText>
         </w:r>
         <w:r>
           <w:rPr>
@@ -6426,7 +6792,7 @@
             <w:noProof/>
             <w:webHidden/>
           </w:rPr>
-          <w:t>43</w:t>
+          <w:t>65</w:t>
         </w:r>
         <w:r>
           <w:rPr>
@@ -6451,7 +6817,7 @@
           <w:lang w:eastAsia="hu-HU"/>
         </w:rPr>
       </w:pPr>
-      <w:hyperlink w:anchor="_Toc214917803" w:history="1">
+      <w:hyperlink w:anchor="_Toc215038913" w:history="1">
         <w:r>
           <w:rPr>
             <w:rStyle w:val="Hiperhivatkozs"/>
@@ -6478,7 +6844,7 @@
             <w:noProof/>
             <w:webHidden/>
           </w:rPr>
-          <w:instrText xml:space="preserve"> PAGEREF _Toc214917803 \h </w:instrText>
+          <w:instrText xml:space="preserve"> PAGEREF _Toc215038913 \h </w:instrText>
         </w:r>
         <w:r>
           <w:rPr>
@@ -6498,7 +6864,7 @@
             <w:noProof/>
             <w:webHidden/>
           </w:rPr>
-          <w:t>43</w:t>
+          <w:t>65</w:t>
         </w:r>
         <w:r>
           <w:rPr>
@@ -6523,13 +6889,13 @@
           <w:lang w:eastAsia="hu-HU"/>
         </w:rPr>
       </w:pPr>
-      <w:hyperlink w:anchor="_Toc214917804" w:history="1">
+      <w:hyperlink w:anchor="_Toc215038914" w:history="1">
         <w:r>
           <w:rPr>
             <w:rStyle w:val="Hiperhivatkozs"/>
             <w:noProof/>
           </w:rPr>
-          <w:t>6.10.1 Navigációs ablak</w:t>
+          <w:t>Navigációs ablak</w:t>
         </w:r>
         <w:r>
           <w:rPr>
@@ -6550,7 +6916,7 @@
             <w:noProof/>
             <w:webHidden/>
           </w:rPr>
-          <w:instrText xml:space="preserve"> PAGEREF _Toc214917804 \h </w:instrText>
+          <w:instrText xml:space="preserve"> PAGEREF _Toc215038914 \h </w:instrText>
         </w:r>
         <w:r>
           <w:rPr>
@@ -6570,7 +6936,7 @@
             <w:noProof/>
             <w:webHidden/>
           </w:rPr>
-          <w:t>43</w:t>
+          <w:t>65</w:t>
         </w:r>
         <w:r>
           <w:rPr>
@@ -6595,13 +6961,13 @@
           <w:lang w:eastAsia="hu-HU"/>
         </w:rPr>
       </w:pPr>
-      <w:hyperlink w:anchor="_Toc214917805" w:history="1">
+      <w:hyperlink w:anchor="_Toc215038915" w:history="1">
         <w:r>
           <w:rPr>
             <w:rStyle w:val="Hiperhivatkozs"/>
             <w:noProof/>
           </w:rPr>
-          <w:t>6.10.2 Megjegyzések</w:t>
+          <w:t>Megjegyzések</w:t>
         </w:r>
         <w:r>
           <w:rPr>
@@ -6622,7 +6988,7 @@
             <w:noProof/>
             <w:webHidden/>
           </w:rPr>
-          <w:instrText xml:space="preserve"> PAGEREF _Toc214917805 \h </w:instrText>
+          <w:instrText xml:space="preserve"> PAGEREF _Toc215038915 \h </w:instrText>
         </w:r>
         <w:r>
           <w:rPr>
@@ -6642,7 +7008,7 @@
             <w:noProof/>
             <w:webHidden/>
           </w:rPr>
-          <w:t>43</w:t>
+          <w:t>65</w:t>
         </w:r>
         <w:r>
           <w:rPr>
@@ -6667,13 +7033,13 @@
           <w:lang w:eastAsia="hu-HU"/>
         </w:rPr>
       </w:pPr>
-      <w:hyperlink w:anchor="_Toc214917806" w:history="1">
+      <w:hyperlink w:anchor="_Toc215038916" w:history="1">
         <w:r>
           <w:rPr>
             <w:rStyle w:val="Hiperhivatkozs"/>
             <w:noProof/>
           </w:rPr>
-          <w:t>6.10.3 Korrektúra</w:t>
+          <w:t>Korrektúra</w:t>
         </w:r>
         <w:r>
           <w:rPr>
@@ -6694,7 +7060,7 @@
             <w:noProof/>
             <w:webHidden/>
           </w:rPr>
-          <w:instrText xml:space="preserve"> PAGEREF _Toc214917806 \h </w:instrText>
+          <w:instrText xml:space="preserve"> PAGEREF _Toc215038916 \h </w:instrText>
         </w:r>
         <w:r>
           <w:rPr>
@@ -6714,7 +7080,7 @@
             <w:noProof/>
             <w:webHidden/>
           </w:rPr>
-          <w:t>44</w:t>
+          <w:t>66</w:t>
         </w:r>
         <w:r>
           <w:rPr>
@@ -6739,13 +7105,13 @@
           <w:lang w:eastAsia="hu-HU"/>
         </w:rPr>
       </w:pPr>
-      <w:hyperlink w:anchor="_Toc214917807" w:history="1">
+      <w:hyperlink w:anchor="_Toc215038917" w:history="1">
         <w:r>
           <w:rPr>
             <w:rStyle w:val="Hiperhivatkozs"/>
             <w:noProof/>
           </w:rPr>
-          <w:t>6.10.4 Gyorsbillentyűk</w:t>
+          <w:t>Gyorsbillentyűk</w:t>
         </w:r>
         <w:r>
           <w:rPr>
@@ -6766,7 +7132,7 @@
             <w:noProof/>
             <w:webHidden/>
           </w:rPr>
-          <w:instrText xml:space="preserve"> PAGEREF _Toc214917807 \h </w:instrText>
+          <w:instrText xml:space="preserve"> PAGEREF _Toc215038917 \h </w:instrText>
         </w:r>
         <w:r>
           <w:rPr>
@@ -6786,7 +7152,7 @@
             <w:noProof/>
             <w:webHidden/>
           </w:rPr>
-          <w:t>44</w:t>
+          <w:t>66</w:t>
         </w:r>
         <w:r>
           <w:rPr>
@@ -6811,7 +7177,7 @@
           <w:lang w:eastAsia="hu-HU"/>
         </w:rPr>
       </w:pPr>
-      <w:hyperlink w:anchor="_Toc214917808" w:history="1">
+      <w:hyperlink w:anchor="_Toc215038918" w:history="1">
         <w:r>
           <w:rPr>
             <w:rStyle w:val="Hiperhivatkozs"/>
@@ -6838,7 +7204,7 @@
             <w:noProof/>
             <w:webHidden/>
           </w:rPr>
-          <w:instrText xml:space="preserve"> PAGEREF _Toc214917808 \h </w:instrText>
+          <w:instrText xml:space="preserve"> PAGEREF _Toc215038918 \h </w:instrText>
         </w:r>
         <w:r>
           <w:rPr>
@@ -6858,7 +7224,7 @@
             <w:noProof/>
             <w:webHidden/>
           </w:rPr>
-          <w:t>44</w:t>
+          <w:t>66</w:t>
         </w:r>
         <w:r>
           <w:rPr>
@@ -6883,13 +7249,13 @@
           <w:lang w:eastAsia="hu-HU"/>
         </w:rPr>
       </w:pPr>
-      <w:hyperlink w:anchor="_Toc214917809" w:history="1">
+      <w:hyperlink w:anchor="_Toc215038919" w:history="1">
         <w:r>
           <w:rPr>
             <w:rStyle w:val="Hiperhivatkozs"/>
             <w:noProof/>
           </w:rPr>
-          <w:t>6.11.1 Formázás</w:t>
+          <w:t>Formázás</w:t>
         </w:r>
         <w:r>
           <w:rPr>
@@ -6910,7 +7276,7 @@
             <w:noProof/>
             <w:webHidden/>
           </w:rPr>
-          <w:instrText xml:space="preserve"> PAGEREF _Toc214917809 \h </w:instrText>
+          <w:instrText xml:space="preserve"> PAGEREF _Toc215038919 \h </w:instrText>
         </w:r>
         <w:r>
           <w:rPr>
@@ -6930,7 +7296,7 @@
             <w:noProof/>
             <w:webHidden/>
           </w:rPr>
-          <w:t>45</w:t>
+          <w:t>67</w:t>
         </w:r>
         <w:r>
           <w:rPr>
@@ -6955,13 +7321,13 @@
           <w:lang w:eastAsia="hu-HU"/>
         </w:rPr>
       </w:pPr>
-      <w:hyperlink w:anchor="_Toc214917810" w:history="1">
+      <w:hyperlink w:anchor="_Toc215038920" w:history="1">
         <w:r>
           <w:rPr>
             <w:rStyle w:val="Hiperhivatkozs"/>
             <w:noProof/>
           </w:rPr>
-          <w:t>6.11.2 Irodalomjegyzék</w:t>
+          <w:t>Irodalomjegyzék</w:t>
         </w:r>
         <w:r>
           <w:rPr>
@@ -6982,7 +7348,7 @@
             <w:noProof/>
             <w:webHidden/>
           </w:rPr>
-          <w:instrText xml:space="preserve"> PAGEREF _Toc214917810 \h </w:instrText>
+          <w:instrText xml:space="preserve"> PAGEREF _Toc215038920 \h </w:instrText>
         </w:r>
         <w:r>
           <w:rPr>
@@ -7002,7 +7368,7 @@
             <w:noProof/>
             <w:webHidden/>
           </w:rPr>
-          <w:t>46</w:t>
+          <w:t>68</w:t>
         </w:r>
         <w:r>
           <w:rPr>
@@ -7027,7 +7393,7 @@
           <w:lang w:eastAsia="hu-HU"/>
         </w:rPr>
       </w:pPr>
-      <w:hyperlink w:anchor="_Toc214917811" w:history="1">
+      <w:hyperlink w:anchor="_Toc215038921" w:history="1">
         <w:r>
           <w:rPr>
             <w:rStyle w:val="Hiperhivatkozs"/>
@@ -7054,7 +7420,7 @@
             <w:noProof/>
             <w:webHidden/>
           </w:rPr>
-          <w:instrText xml:space="preserve"> PAGEREF _Toc214917811 \h </w:instrText>
+          <w:instrText xml:space="preserve"> PAGEREF _Toc215038921 \h </w:instrText>
         </w:r>
         <w:r>
           <w:rPr>
@@ -7074,7 +7440,7 @@
             <w:noProof/>
             <w:webHidden/>
           </w:rPr>
-          <w:t>46</w:t>
+          <w:t>68</w:t>
         </w:r>
         <w:r>
           <w:rPr>
@@ -7097,7 +7463,7 @@
           <w:lang w:eastAsia="hu-HU"/>
         </w:rPr>
       </w:pPr>
-      <w:hyperlink w:anchor="_Toc214917812" w:history="1">
+      <w:hyperlink w:anchor="_Toc215038922" w:history="1">
         <w:r>
           <w:rPr>
             <w:rStyle w:val="Hiperhivatkozs"/>
@@ -7124,7 +7490,7 @@
             <w:noProof/>
             <w:webHidden/>
           </w:rPr>
-          <w:instrText xml:space="preserve"> PAGEREF _Toc214917812 \h </w:instrText>
+          <w:instrText xml:space="preserve"> PAGEREF _Toc215038922 \h </w:instrText>
         </w:r>
         <w:r>
           <w:rPr>
@@ -7144,7 +7510,7 @@
             <w:noProof/>
             <w:webHidden/>
           </w:rPr>
-          <w:t>47</w:t>
+          <w:t>69</w:t>
         </w:r>
         <w:r>
           <w:rPr>
@@ -7167,7 +7533,7 @@
           <w:lang w:eastAsia="hu-HU"/>
         </w:rPr>
       </w:pPr>
-      <w:hyperlink w:anchor="_Toc214917813" w:history="1">
+      <w:hyperlink w:anchor="_Toc215038923" w:history="1">
         <w:r>
           <w:rPr>
             <w:rStyle w:val="Hiperhivatkozs"/>
@@ -7194,7 +7560,7 @@
             <w:noProof/>
             <w:webHidden/>
           </w:rPr>
-          <w:instrText xml:space="preserve"> PAGEREF _Toc214917813 \h </w:instrText>
+          <w:instrText xml:space="preserve"> PAGEREF _Toc215038923 \h </w:instrText>
         </w:r>
         <w:r>
           <w:rPr>
@@ -7214,7 +7580,7 @@
             <w:noProof/>
             <w:webHidden/>
           </w:rPr>
-          <w:t>48</w:t>
+          <w:t>70</w:t>
         </w:r>
         <w:r>
           <w:rPr>
@@ -7237,7 +7603,7 @@
           <w:lang w:eastAsia="hu-HU"/>
         </w:rPr>
       </w:pPr>
-      <w:hyperlink w:anchor="_Toc214917814" w:history="1">
+      <w:hyperlink w:anchor="_Toc215038924" w:history="1">
         <w:r>
           <w:rPr>
             <w:rStyle w:val="Hiperhivatkozs"/>
@@ -7264,7 +7630,7 @@
             <w:noProof/>
             <w:webHidden/>
           </w:rPr>
-          <w:instrText xml:space="preserve"> PAGEREF _Toc214917814 \h </w:instrText>
+          <w:instrText xml:space="preserve"> PAGEREF _Toc215038924 \h </w:instrText>
         </w:r>
         <w:r>
           <w:rPr>
@@ -7284,7 +7650,7 @@
             <w:noProof/>
             <w:webHidden/>
           </w:rPr>
-          <w:t>49</w:t>
+          <w:t>71</w:t>
         </w:r>
         <w:r>
           <w:rPr>
@@ -7483,7 +7849,7 @@
       <w:pPr>
         <w:pStyle w:val="Fejezetcimszmozsnlkl"/>
       </w:pPr>
-      <w:bookmarkStart w:id="6" w:name="_Toc214917719"/>
+      <w:bookmarkStart w:id="6" w:name="_Toc215038824"/>
       <w:r>
         <w:lastRenderedPageBreak/>
         <w:t>Összefoglaló</w:t>
@@ -7591,7 +7957,7 @@
       <w:pPr>
         <w:pStyle w:val="Fejezetcimszmozsnlkl"/>
       </w:pPr>
-      <w:bookmarkStart w:id="12" w:name="_Toc214917720"/>
+      <w:bookmarkStart w:id="12" w:name="_Toc215038825"/>
       <w:r>
         <w:lastRenderedPageBreak/>
         <w:t>Abstract</w:t>
@@ -7632,7 +7998,7 @@
         <w:pStyle w:val="Cmsor1"/>
       </w:pPr>
       <w:bookmarkStart w:id="13" w:name="_Toc332797397"/>
-      <w:bookmarkStart w:id="14" w:name="_Toc214917721"/>
+      <w:bookmarkStart w:id="14" w:name="_Toc215038826"/>
       <w:r>
         <w:lastRenderedPageBreak/>
         <w:t>Bevezetés</w:t>
@@ -7979,13 +8345,13 @@
       <w:pPr>
         <w:pStyle w:val="Cmsor1"/>
       </w:pPr>
-      <w:bookmarkStart w:id="15" w:name="_Toc214917722"/>
-      <w:bookmarkStart w:id="16" w:name="_Toc332797398"/>
+      <w:bookmarkStart w:id="15" w:name="_Toc332797398"/>
+      <w:bookmarkStart w:id="16" w:name="_Toc215038827"/>
       <w:r>
         <w:lastRenderedPageBreak/>
         <w:t>Irodalomkutatás, technológiák, hasonló alkotások bemutatása</w:t>
       </w:r>
-      <w:bookmarkEnd w:id="15"/>
+      <w:bookmarkEnd w:id="16"/>
     </w:p>
     <w:p>
       <w:pPr>
@@ -7997,7 +8363,7 @@
         <w:pStyle w:val="Cmsor2"/>
       </w:pPr>
       <w:bookmarkStart w:id="17" w:name="_Toc209525203"/>
-      <w:bookmarkStart w:id="18" w:name="_Toc214917723"/>
+      <w:bookmarkStart w:id="18" w:name="_Toc215038828"/>
       <w:r>
         <w:t>Technikai háttér</w:t>
       </w:r>
@@ -8071,7 +8437,7 @@
         <w:pStyle w:val="Cmsor2"/>
       </w:pPr>
       <w:bookmarkStart w:id="19" w:name="_Toc209525204"/>
-      <w:bookmarkStart w:id="20" w:name="_Toc214917724"/>
+      <w:bookmarkStart w:id="20" w:name="_Toc215038829"/>
       <w:r>
         <w:t>Szerver oldali technológiák:</w:t>
       </w:r>
@@ -8083,7 +8449,7 @@
         <w:pStyle w:val="Cmsor3"/>
       </w:pPr>
       <w:bookmarkStart w:id="21" w:name="_Toc209525205"/>
-      <w:bookmarkStart w:id="22" w:name="_Toc214917725"/>
+      <w:bookmarkStart w:id="22" w:name="_Toc215038830"/>
       <w:r>
         <w:t>ASP</w:t>
       </w:r>
@@ -8204,7 +8570,7 @@
         <w:pStyle w:val="Cmsor3"/>
       </w:pPr>
       <w:bookmarkStart w:id="23" w:name="_Toc209525206"/>
-      <w:bookmarkStart w:id="24" w:name="_Toc214917726"/>
+      <w:bookmarkStart w:id="24" w:name="_Toc215038831"/>
       <w:r>
         <w:t>Hitelesítés / Autorizáció</w:t>
       </w:r>
@@ -8263,7 +8629,7 @@
       <w:pPr>
         <w:pStyle w:val="Cmsor3"/>
       </w:pPr>
-      <w:bookmarkStart w:id="26" w:name="_Toc214917727"/>
+      <w:bookmarkStart w:id="26" w:name="_Toc215038832"/>
       <w:proofErr w:type="gramStart"/>
       <w:r>
         <w:lastRenderedPageBreak/>
@@ -8313,7 +8679,7 @@
       <w:pPr>
         <w:pStyle w:val="Cmsor3"/>
       </w:pPr>
-      <w:bookmarkStart w:id="28" w:name="_Toc214917728"/>
+      <w:bookmarkStart w:id="28" w:name="_Toc215038833"/>
       <w:bookmarkEnd w:id="27"/>
       <w:r>
         <w:t>API dokumentáció és kliensgenerálás (Swagger és NSwag)</w:t>
@@ -8500,7 +8866,7 @@
       <w:pPr>
         <w:pStyle w:val="Cmsor3"/>
       </w:pPr>
-      <w:bookmarkStart w:id="30" w:name="_Toc214917729"/>
+      <w:bookmarkStart w:id="30" w:name="_Toc215038834"/>
       <w:r>
         <w:t>Entity Framework</w:t>
       </w:r>
@@ -8551,7 +8917,7 @@
         <w:pStyle w:val="Cmsor2"/>
       </w:pPr>
       <w:bookmarkStart w:id="31" w:name="_Toc209525210"/>
-      <w:bookmarkStart w:id="32" w:name="_Toc214917730"/>
+      <w:bookmarkStart w:id="32" w:name="_Toc215038835"/>
       <w:proofErr w:type="gramStart"/>
       <w:r>
         <w:t>Kliens</w:t>
@@ -8596,7 +8962,7 @@
         <w:t xml:space="preserve">  </w:t>
       </w:r>
       <w:bookmarkStart w:id="33" w:name="_Toc209525216"/>
-      <w:bookmarkStart w:id="34" w:name="_Toc214917731"/>
+      <w:bookmarkStart w:id="34" w:name="_Toc215038836"/>
       <w:r>
         <w:rPr>
           <w:rStyle w:val="Kiemels2"/>
@@ -8732,7 +9098,7 @@
         <w:pStyle w:val="Cmsor3"/>
       </w:pPr>
       <w:bookmarkStart w:id="35" w:name="_Toc209525215"/>
-      <w:bookmarkStart w:id="36" w:name="_Toc214917732"/>
+      <w:bookmarkStart w:id="36" w:name="_Toc215038837"/>
       <w:r>
         <w:t>TypeScript</w:t>
       </w:r>
@@ -8793,7 +9159,7 @@
       <w:pPr>
         <w:pStyle w:val="Cmsor3"/>
       </w:pPr>
-      <w:bookmarkStart w:id="37" w:name="_Toc214917733"/>
+      <w:bookmarkStart w:id="37" w:name="_Toc215038838"/>
       <w:r>
         <w:t>HTML és CSS</w:t>
       </w:r>
@@ -8840,7 +9206,7 @@
       <w:r>
         <w:t xml:space="preserve"> </w:t>
       </w:r>
-      <w:bookmarkStart w:id="38" w:name="_Toc214917734"/>
+      <w:bookmarkStart w:id="38" w:name="_Toc215038839"/>
       <w:r>
         <w:t>Bootstrap és Bootswatch</w:t>
       </w:r>
@@ -8864,7 +9230,7 @@
         <w:pStyle w:val="Cmsor2"/>
       </w:pPr>
       <w:bookmarkStart w:id="39" w:name="_Toc209525217"/>
-      <w:bookmarkStart w:id="40" w:name="_Toc214917735"/>
+      <w:bookmarkStart w:id="40" w:name="_Toc215038840"/>
       <w:r>
         <w:lastRenderedPageBreak/>
         <w:t>Adattárolás:</w:t>
@@ -8876,7 +9242,7 @@
       <w:pPr>
         <w:pStyle w:val="Cmsor3"/>
       </w:pPr>
-      <w:bookmarkStart w:id="41" w:name="_Toc214917736"/>
+      <w:bookmarkStart w:id="41" w:name="_Toc215038841"/>
       <w:r>
         <w:t>Microsoft SQL Server</w:t>
       </w:r>
@@ -8932,7 +9298,7 @@
         <w:pStyle w:val="Cmsor2"/>
       </w:pPr>
       <w:bookmarkStart w:id="43" w:name="_Toc209525220"/>
-      <w:bookmarkStart w:id="44" w:name="_Toc214917737"/>
+      <w:bookmarkStart w:id="44" w:name="_Toc215038842"/>
       <w:r>
         <w:t>Fejlesztőkörnyezet:</w:t>
       </w:r>
@@ -8948,7 +9314,7 @@
       <w:pPr>
         <w:pStyle w:val="Cmsor3"/>
       </w:pPr>
-      <w:bookmarkStart w:id="45" w:name="_Toc214917738"/>
+      <w:bookmarkStart w:id="45" w:name="_Toc215038843"/>
       <w:r>
         <w:t>Visual Studio Code</w:t>
       </w:r>
@@ -9029,7 +9395,7 @@
       <w:pPr>
         <w:pStyle w:val="Cmsor3"/>
       </w:pPr>
-      <w:bookmarkStart w:id="46" w:name="_Toc214917739"/>
+      <w:bookmarkStart w:id="46" w:name="_Toc215038844"/>
       <w:r>
         <w:lastRenderedPageBreak/>
         <w:t>Visual Studio 2022</w:t>
@@ -9128,7 +9494,7 @@
       <w:r>
         <w:t xml:space="preserve"> </w:t>
       </w:r>
-      <w:bookmarkStart w:id="47" w:name="_Toc214917740"/>
+      <w:bookmarkStart w:id="47" w:name="_Toc215038845"/>
       <w:r>
         <w:t>Munkafolyamat követése</w:t>
       </w:r>
@@ -9138,7 +9504,7 @@
       <w:pPr>
         <w:pStyle w:val="Cmsor3"/>
       </w:pPr>
-      <w:bookmarkStart w:id="48" w:name="_Toc214917741"/>
+      <w:bookmarkStart w:id="48" w:name="_Toc215038846"/>
       <w:r>
         <w:t>Verziókezelés (Git és GitHub)</w:t>
       </w:r>
@@ -9325,15 +9691,7 @@
         <w:fldChar w:fldCharType="end"/>
       </w:r>
       <w:r>
-        <w:t xml:space="preserve">. </w:t>
-      </w:r>
-      <w:proofErr w:type="gramStart"/>
-      <w:r>
-        <w:t>ábra</w:t>
-      </w:r>
-      <w:proofErr w:type="gramEnd"/>
-      <w:r>
-        <w:t xml:space="preserve"> GitHub munkafolyamat</w:t>
+        <w:t>. ábra GitHub munkafolyamat</w:t>
       </w:r>
       <w:r>
         <w:fldChar w:fldCharType="begin"/>
@@ -9355,7 +9713,7 @@
       <w:pPr>
         <w:pStyle w:val="Cmsor1"/>
       </w:pPr>
-      <w:bookmarkStart w:id="49" w:name="_Toc214917742"/>
+      <w:bookmarkStart w:id="49" w:name="_Toc215038847"/>
       <w:r>
         <w:lastRenderedPageBreak/>
         <w:t>A feladatkiírás pontosítása és részletes elemzése</w:t>
@@ -9366,7 +9724,7 @@
       <w:pPr>
         <w:pStyle w:val="Cmsor2"/>
       </w:pPr>
-      <w:bookmarkStart w:id="50" w:name="_Toc214917743"/>
+      <w:bookmarkStart w:id="50" w:name="_Toc215038848"/>
       <w:proofErr w:type="gramStart"/>
       <w:r>
         <w:t>Funkcionális</w:t>
@@ -9738,7 +10096,7 @@
       <w:pPr>
         <w:pStyle w:val="Cmsor2"/>
       </w:pPr>
-      <w:bookmarkStart w:id="51" w:name="_Toc214917744"/>
+      <w:bookmarkStart w:id="51" w:name="_Toc215038849"/>
       <w:r>
         <w:t>Nem-funkcionális követelmények</w:t>
       </w:r>
@@ -9829,7 +10187,7 @@
       <w:pPr>
         <w:pStyle w:val="Cmsor2"/>
       </w:pPr>
-      <w:bookmarkStart w:id="52" w:name="_Toc214917745"/>
+      <w:bookmarkStart w:id="52" w:name="_Toc215038850"/>
       <w:r>
         <w:t>Szerepkörök és használati esetek</w:t>
       </w:r>
@@ -9940,7 +10298,7 @@
       <w:r>
         <w:t xml:space="preserve"> </w:t>
       </w:r>
-      <w:bookmarkStart w:id="53" w:name="_Toc214917746"/>
+      <w:bookmarkStart w:id="53" w:name="_Toc215038851"/>
       <w:r>
         <w:t>Rendszerarchitektúra</w:t>
       </w:r>
@@ -10108,7 +10466,7 @@
       <w:pPr>
         <w:pStyle w:val="Cmsor2"/>
       </w:pPr>
-      <w:bookmarkStart w:id="54" w:name="_Toc214917747"/>
+      <w:bookmarkStart w:id="54" w:name="_Toc215038852"/>
       <w:r>
         <w:t>Adatbázis-tervezés</w:t>
       </w:r>
@@ -10246,7 +10604,7 @@
       <w:pPr>
         <w:pStyle w:val="Cmsor2"/>
       </w:pPr>
-      <w:bookmarkStart w:id="55" w:name="_Toc214917748"/>
+      <w:bookmarkStart w:id="55" w:name="_Toc215038853"/>
       <w:r>
         <w:t>Fejlesztési környezet és eszközök</w:t>
       </w:r>
@@ -10269,7 +10627,7 @@
       <w:pPr>
         <w:pStyle w:val="Cmsor1"/>
       </w:pPr>
-      <w:bookmarkStart w:id="56" w:name="_Toc214917749"/>
+      <w:bookmarkStart w:id="56" w:name="_Toc215038854"/>
       <w:r>
         <w:lastRenderedPageBreak/>
         <w:t>Önálló munka bemutatása</w:t>
@@ -10293,7 +10651,7 @@
       <w:pPr>
         <w:pStyle w:val="Cmsor2"/>
       </w:pPr>
-      <w:bookmarkStart w:id="57" w:name="_Toc214917750"/>
+      <w:bookmarkStart w:id="57" w:name="_Toc215038855"/>
       <w:r>
         <w:t>Rendszertervezés és Adatmodell (kb. 5-8 oldal)</w:t>
       </w:r>
@@ -10319,7 +10677,7 @@
       <w:r>
         <w:t xml:space="preserve"> </w:t>
       </w:r>
-      <w:bookmarkStart w:id="58" w:name="_Toc214917751"/>
+      <w:bookmarkStart w:id="58" w:name="_Toc215038856"/>
       <w:r>
         <w:t xml:space="preserve">Adatbázis </w:t>
       </w:r>
@@ -10337,7 +10695,6 @@
       <w:r>
         <w:t xml:space="preserve"> </w:t>
       </w:r>
-      <w:bookmarkStart w:id="59" w:name="_Toc214917752"/>
       <w:r>
         <w:t xml:space="preserve">Az adatok perzisztens tárolására Microsoft SQL </w:t>
       </w:r>
@@ -10439,13 +10796,13 @@
       <w:pPr>
         <w:pStyle w:val="Cmsor3"/>
       </w:pPr>
+      <w:bookmarkStart w:id="59" w:name="_Toc215038857"/>
       <w:r>
         <w:t>Az Adatmodell részletezése:</w:t>
       </w:r>
       <w:bookmarkEnd w:id="59"/>
     </w:p>
     <w:p>
-      <w:bookmarkStart w:id="60" w:name="_Toc214917753"/>
       <w:r>
         <w:t xml:space="preserve">Az alkalmazás adatmodelljét úgy terveztem meg, hogy az támogassa a felhasználók, ételek, receptek és a napi tevékenységek közötti </w:t>
       </w:r>
@@ -10639,6 +10996,7 @@
       <w:pPr>
         <w:pStyle w:val="Cmsor3"/>
       </w:pPr>
+      <w:bookmarkStart w:id="60" w:name="_Toc215038858"/>
       <w:r>
         <w:t>DTO-k szerepe:</w:t>
       </w:r>
@@ -10686,7 +11044,15 @@
       </w:r>
       <w:proofErr w:type="gramEnd"/>
       <w:r>
-        <w:t xml:space="preserve"> (pl. a felhasználó jelszavának hash-ét vagy belső azonosítókat). A UserDto például csak a megjelenítéshez szükséges adatokat (név, token, nem) tartalmazza.</w:t>
+        <w:t xml:space="preserve"> (pl. a felhasználó jelszavának hash-ét vagy belső azonosítókat). </w:t>
+      </w:r>
+      <w:proofErr w:type="gramStart"/>
+      <w:r>
+        <w:t>A</w:t>
+      </w:r>
+      <w:proofErr w:type="gramEnd"/>
+      <w:r>
+        <w:t xml:space="preserve"> UserDto például csak a megjelenítéshez szükséges adatokat (név, token, nem) tartalmazza.</w:t>
       </w:r>
     </w:p>
     <w:p>
@@ -10751,7 +11117,7 @@
       <w:r>
         <w:t xml:space="preserve"> </w:t>
       </w:r>
-      <w:bookmarkStart w:id="61" w:name="_Toc214917754"/>
+      <w:bookmarkStart w:id="61" w:name="_Toc215038859"/>
       <w:r>
         <w:t>A Backend megvalósítása (ASP</w:t>
       </w:r>
@@ -10795,7 +11161,7 @@
       <w:r>
         <w:t xml:space="preserve"> </w:t>
       </w:r>
-      <w:bookmarkStart w:id="62" w:name="_Toc214917755"/>
+      <w:bookmarkStart w:id="62" w:name="_Toc215038860"/>
       <w:r>
         <w:t>Architektúra</w:t>
       </w:r>
@@ -10811,7 +11177,6 @@
       </w:r>
     </w:p>
     <w:p>
-      <w:bookmarkStart w:id="63" w:name="_Toc214917756"/>
       <w:r>
         <w:t xml:space="preserve">A backend fejlesztése során a szoftverfejlesztésben elterjedt, többrétegű (N-tier) architektúrát követtem. Különös figyelmet fordítottam a felelősségi körök szétválasztására (Separation of Concerns). Bár az Entity Framework Core használata miatt a </w:t>
       </w:r>
@@ -10887,6 +11252,7 @@
       <w:pPr>
         <w:pStyle w:val="Cmsor3"/>
       </w:pPr>
+      <w:bookmarkStart w:id="63" w:name="_Toc215038861"/>
       <w:r>
         <w:t>Hitelesítés és biztonság:</w:t>
       </w:r>
@@ -11089,6 +11455,7 @@
       <w:pPr>
         <w:pStyle w:val="Cmsor3"/>
       </w:pPr>
+      <w:bookmarkStart w:id="64" w:name="_Toc215038862"/>
       <w:r>
         <w:t xml:space="preserve">Felhasználói </w:t>
       </w:r>
@@ -11100,6 +11467,7 @@
       <w:r>
         <w:t xml:space="preserve"> és Célok kezelése</w:t>
       </w:r>
+      <w:bookmarkEnd w:id="64"/>
     </w:p>
     <w:p>
       <w:r>
@@ -11119,10 +11487,7 @@
       </w:r>
       <w:proofErr w:type="gramEnd"/>
       <w:r>
-        <w:t xml:space="preserve"> UserProfileService osztályban valósítottam me</w:t>
-      </w:r>
-      <w:r>
-        <w:t>g.</w:t>
+        <w:t xml:space="preserve"> UserProfileService osztályban valósítottam meg.</w:t>
       </w:r>
     </w:p>
     <w:p>
@@ -11160,15 +11525,17 @@
         <w:pStyle w:val="Cmsor3"/>
       </w:pPr>
       <w:r>
-        <w:t xml:space="preserve"> Alapanyagok (Food) és Tevékenységek kezelése</w:t>
-      </w:r>
-    </w:p>
-    <w:p>
-      <w:r>
-        <w:t>A naplózás építőkockáit az ételek és</w:t>
-      </w:r>
-      <w:r>
-        <w:t xml:space="preserve"> a sporttevékenységek jelentik.</w:t>
+        <w:t xml:space="preserve"> </w:t>
+      </w:r>
+      <w:bookmarkStart w:id="65" w:name="_Toc215038863"/>
+      <w:r>
+        <w:t>Alapanyagok (Food) és Tevékenységek kezelése</w:t>
+      </w:r>
+      <w:bookmarkEnd w:id="65"/>
+    </w:p>
+    <w:p>
+      <w:r>
+        <w:t>A naplózás építőkockáit az ételek és a sporttevékenységek jelentik.</w:t>
       </w:r>
     </w:p>
     <w:p>
@@ -11192,10 +11559,7 @@
       </w:r>
       <w:proofErr w:type="gramStart"/>
       <w:r>
-        <w:t>me</w:t>
-      </w:r>
-      <w:r>
-        <w:t>tódus</w:t>
+        <w:t>metódus</w:t>
       </w:r>
       <w:proofErr w:type="gramEnd"/>
       <w:r>
@@ -11212,11 +11576,11 @@
       <w:pPr>
         <w:pStyle w:val="Cmsor3"/>
       </w:pPr>
-      <w:bookmarkStart w:id="64" w:name="_Toc214917758"/>
+      <w:bookmarkStart w:id="66" w:name="_Toc215038864"/>
       <w:r>
         <w:t>Receptkezelés logikája:</w:t>
       </w:r>
-      <w:bookmarkEnd w:id="64"/>
+      <w:bookmarkEnd w:id="66"/>
       <w:r>
         <w:t xml:space="preserve"> </w:t>
       </w:r>
@@ -11324,11 +11688,11 @@
       <w:r>
         <w:t xml:space="preserve"> </w:t>
       </w:r>
-      <w:bookmarkStart w:id="65" w:name="_Toc214917757"/>
+      <w:bookmarkStart w:id="67" w:name="_Toc215038865"/>
       <w:r>
         <w:t>Üzleti logika - A Naplózás magja:</w:t>
       </w:r>
-      <w:bookmarkEnd w:id="65"/>
+      <w:bookmarkEnd w:id="67"/>
       <w:r>
         <w:t xml:space="preserve"> </w:t>
       </w:r>
@@ -11533,9 +11897,11 @@
       <w:pPr>
         <w:pStyle w:val="Cmsor3"/>
       </w:pPr>
+      <w:bookmarkStart w:id="68" w:name="_Toc215038866"/>
       <w:r>
         <w:t>Adatszolgáltatás a vizualizációhoz (Grafikon és Naptár)</w:t>
       </w:r>
+      <w:bookmarkEnd w:id="68"/>
     </w:p>
     <w:p>
       <w:r>
@@ -11600,11 +11966,11 @@
       <w:pPr>
         <w:pStyle w:val="Cmsor3"/>
       </w:pPr>
-      <w:bookmarkStart w:id="66" w:name="_Toc214917759"/>
+      <w:bookmarkStart w:id="69" w:name="_Toc215038867"/>
       <w:r>
         <w:t>API Dokumentáció:</w:t>
       </w:r>
-      <w:bookmarkEnd w:id="66"/>
+      <w:bookmarkEnd w:id="69"/>
       <w:r>
         <w:t xml:space="preserve"> </w:t>
       </w:r>
@@ -11649,11 +12015,11 @@
       <w:pPr>
         <w:pStyle w:val="Cmsor2"/>
       </w:pPr>
-      <w:bookmarkStart w:id="67" w:name="_Toc214917760"/>
+      <w:bookmarkStart w:id="70" w:name="_Toc215038868"/>
       <w:r>
         <w:t>A Frontend megvalósítása (Angular) (kb. 10-15 oldal)</w:t>
       </w:r>
-      <w:bookmarkEnd w:id="67"/>
+      <w:bookmarkEnd w:id="70"/>
     </w:p>
     <w:p>
       <w:r>
@@ -11684,31 +12050,15 @@
     </w:p>
     <w:p>
       <w:pPr>
-        <w:pStyle w:val="NormlWeb"/>
-        <w:numPr>
-          <w:ilvl w:val="2"/>
-          <w:numId w:val="27"/>
-        </w:numPr>
-        <w:rPr>
-          <w:b/>
-          <w:bCs/>
-        </w:rPr>
-      </w:pPr>
-      <w:proofErr w:type="gramStart"/>
-      <w:r>
-        <w:rPr>
-          <w:b/>
-          <w:bCs/>
-        </w:rPr>
+        <w:pStyle w:val="Cmsor3"/>
+      </w:pPr>
+      <w:proofErr w:type="gramStart"/>
+      <w:r>
         <w:lastRenderedPageBreak/>
         <w:t>Kliens</w:t>
       </w:r>
       <w:proofErr w:type="gramEnd"/>
       <w:r>
-        <w:rPr>
-          <w:b/>
-          <w:bCs/>
-        </w:rPr>
         <w:t xml:space="preserve"> oldali architektúra és Modularitás</w:t>
       </w:r>
     </w:p>
@@ -11822,21 +12172,21 @@
         <w:rPr>
           <w:lang w:eastAsia="hu-HU"/>
         </w:rPr>
-        <w:t xml:space="preserve">AccountModule (Felhasználókezelés): A felhasználói azonosítással és fiókkezeléssel kapcsolatos összes logikát egy dedikált modulba (AccountModule) szerveztem ki. </w:t>
-      </w:r>
-      <w:proofErr w:type="gramStart"/>
-      <w:r>
-        <w:rPr>
-          <w:lang w:eastAsia="hu-HU"/>
-        </w:rPr>
-        <w:t>Ide tartoznak</w:t>
-      </w:r>
-      <w:proofErr w:type="gramEnd"/>
-      <w:r>
-        <w:rPr>
-          <w:lang w:eastAsia="hu-HU"/>
-        </w:rPr>
-        <w:t xml:space="preserve"> a bejelentkezés (LoginComponent), a regisztráció (RegisterComponent), valamint a jelszó-visszaállítás komponensei. Ezzel a megoldással elértem, hogy a hitelesítési logika fizikailag is elkülönüljön az alkalmazás üzleti </w:t>
+        <w:t xml:space="preserve">AccountModule (Felhasználókezelés): A felhasználói azonosítással és fiókkezeléssel kapcsolatos összes logikát egy dedikált modulba (AccountModule) szerveztem ki. Ide tartoznak a bejelentkezés (LoginComponent), a regisztráció (RegisterComponent), valamint a jelszó-visszaállítás </w:t>
+      </w:r>
+      <w:proofErr w:type="gramStart"/>
+      <w:r>
+        <w:rPr>
+          <w:lang w:eastAsia="hu-HU"/>
+        </w:rPr>
+        <w:t>komponensei</w:t>
+      </w:r>
+      <w:proofErr w:type="gramEnd"/>
+      <w:r>
+        <w:rPr>
+          <w:lang w:eastAsia="hu-HU"/>
+        </w:rPr>
+        <w:t xml:space="preserve">. Ezzel a megoldással elértem, hogy a hitelesítési logika fizikailag is elkülönüljön az alkalmazás üzleti </w:t>
       </w:r>
       <w:proofErr w:type="gramStart"/>
       <w:r>
@@ -11863,21 +12213,21 @@
         <w:rPr>
           <w:lang w:eastAsia="hu-HU"/>
         </w:rPr>
-        <w:t xml:space="preserve">SharedModule (Megosztott erőforrások): A kódduplikáció elkerülése (DRY - Don't Repeat Yourself elv) érdekében létrehoztam egy SharedModule-t. </w:t>
-      </w:r>
-      <w:proofErr w:type="gramStart"/>
-      <w:r>
-        <w:rPr>
-          <w:lang w:eastAsia="hu-HU"/>
-        </w:rPr>
-        <w:t>Ide gyűjtöttem</w:t>
-      </w:r>
-      <w:proofErr w:type="gramEnd"/>
-      <w:r>
-        <w:rPr>
-          <w:lang w:eastAsia="hu-HU"/>
-        </w:rPr>
-        <w:t xml:space="preserve"> minden olyan komponenst és modult, amelyet az alkalmazás több pontján is felhasználok.</w:t>
+        <w:t xml:space="preserve">SharedModule (Megosztott erőforrások): A kódduplikáció elkerülése (DRY - Don't Repeat Yourself elv) érdekében létrehoztam egy SharedModule-t. Ide gyűjtöttem minden olyan </w:t>
+      </w:r>
+      <w:proofErr w:type="gramStart"/>
+      <w:r>
+        <w:rPr>
+          <w:lang w:eastAsia="hu-HU"/>
+        </w:rPr>
+        <w:t>komponenst</w:t>
+      </w:r>
+      <w:proofErr w:type="gramEnd"/>
+      <w:r>
+        <w:rPr>
+          <w:lang w:eastAsia="hu-HU"/>
+        </w:rPr>
+        <w:t xml:space="preserve"> és modult, amelyet az alkalmazás több pontján is felhasználok.</w:t>
       </w:r>
     </w:p>
     <w:p>
@@ -11923,19 +12273,11 @@
           <w:lang w:eastAsia="hu-HU"/>
         </w:rPr>
       </w:pPr>
-      <w:proofErr w:type="gramStart"/>
-      <w:r>
-        <w:rPr>
-          <w:lang w:eastAsia="hu-HU"/>
-        </w:rPr>
-        <w:t>Ide került</w:t>
-      </w:r>
-      <w:proofErr w:type="gramEnd"/>
-      <w:r>
-        <w:rPr>
-          <w:lang w:eastAsia="hu-HU"/>
-        </w:rPr>
-        <w:t xml:space="preserve"> a NotificationComponent is, amely a felugró visszajelzéseket kezeli. Ennek a modulnak a használata lehetővé tette, hogy ezeket a </w:t>
+      <w:r>
+        <w:rPr>
+          <w:lang w:eastAsia="hu-HU"/>
+        </w:rPr>
+        <w:t xml:space="preserve">Ide került a NotificationComponent is, amely a felugró visszajelzéseket kezeli. Ennek a modulnak a használata lehetővé tette, hogy ezeket a </w:t>
       </w:r>
       <w:proofErr w:type="gramStart"/>
       <w:r>
@@ -12365,6 +12707,7 @@
       <w:pPr>
         <w:pStyle w:val="Cmsor3"/>
       </w:pPr>
+      <w:bookmarkStart w:id="71" w:name="_Toc215038869"/>
       <w:proofErr w:type="gramStart"/>
       <w:r>
         <w:lastRenderedPageBreak/>
@@ -12374,6 +12717,7 @@
       <w:r>
         <w:t xml:space="preserve"> és Útvonal-védelem (Routing &amp; Security)</w:t>
       </w:r>
+      <w:bookmarkEnd w:id="71"/>
     </w:p>
     <w:p>
       <w:r>
@@ -12385,15 +12729,7 @@
       </w:r>
       <w:proofErr w:type="gramEnd"/>
       <w:r>
-        <w:t xml:space="preserve"> oldali </w:t>
-      </w:r>
-      <w:proofErr w:type="gramStart"/>
-      <w:r>
-        <w:t>útvonalválasztás</w:t>
-      </w:r>
-      <w:proofErr w:type="gramEnd"/>
-      <w:r>
-        <w:t xml:space="preserve"> (Routing) helyes konfigurálása, hiszen ez határozza meg, hogy a felhasználó milyen tartalmat lát az URL alapján, anélkül, hogy az oldal újratöltődne. Ezt a logikát az Angular beépített RouterModule-jára építve, az app-routing.module.ts </w:t>
+        <w:t xml:space="preserve"> oldali útvonalválasztás (Routing) helyes konfigurálása, hiszen ez határozza meg, hogy a felhasználó milyen tartalmat lát az URL alapján, anélkül, hogy az oldal újratöltődne. Ezt a logikát az Angular beépített RouterModule-jára építve, az app-routing.module.ts </w:t>
       </w:r>
       <w:proofErr w:type="gramStart"/>
       <w:r>
@@ -12725,10 +13061,12 @@
       <w:pPr>
         <w:pStyle w:val="Cmsor3"/>
       </w:pPr>
+      <w:bookmarkStart w:id="72" w:name="_Toc215038870"/>
       <w:r>
         <w:lastRenderedPageBreak/>
         <w:t>Kommunikáció a Backenddel (API Layer)</w:t>
       </w:r>
+      <w:bookmarkEnd w:id="72"/>
     </w:p>
     <w:p>
       <w:r>
@@ -12936,11 +13274,11 @@
     <w:p>
       <w:proofErr w:type="gramStart"/>
       <w:r>
-        <w:t>this.dailyNoteClient.getDailyNote</w:t>
-      </w:r>
-      <w:proofErr w:type="gramEnd"/>
-      <w:r>
-        <w:t>(dateString).subscribe(result =&gt; {</w:t>
+        <w:t>this.dailyNoteClient.getDailyNote(</w:t>
+      </w:r>
+      <w:proofErr w:type="gramEnd"/>
+      <w:r>
+        <w:t>dateString).subscribe(result =&gt; {</w:t>
       </w:r>
     </w:p>
     <w:p>
@@ -13796,6 +14134,7 @@
       <w:pPr>
         <w:pStyle w:val="Cmsor3"/>
       </w:pPr>
+      <w:bookmarkStart w:id="73" w:name="_Toc215038871"/>
       <w:r>
         <w:t>4.3.</w:t>
       </w:r>
@@ -13811,6 +14150,7 @@
       <w:r>
         <w:t>)</w:t>
       </w:r>
+      <w:bookmarkEnd w:id="73"/>
     </w:p>
     <w:p>
       <w:pPr>
@@ -14585,7 +14925,11 @@
         <w:pStyle w:val="Cmsor3"/>
       </w:pPr>
       <w:r>
-        <w:t xml:space="preserve"> 4.3.</w:t>
+        <w:t xml:space="preserve"> </w:t>
+      </w:r>
+      <w:bookmarkStart w:id="74" w:name="_Toc215038872"/>
+      <w:r>
+        <w:t>4.3.</w:t>
       </w:r>
       <w:r>
         <w:t>6</w:t>
@@ -14601,6 +14945,7 @@
       <w:r>
         <w:t xml:space="preserve"> űrlapkezelés: Receptkészítő</w:t>
       </w:r>
+      <w:bookmarkEnd w:id="74"/>
     </w:p>
     <w:p>
       <w:pPr>
@@ -15040,21 +15385,7 @@
         <w:rPr>
           <w:lang w:eastAsia="hu-HU"/>
         </w:rPr>
-        <w:t xml:space="preserve">     </w:t>
-      </w:r>
-      <w:proofErr w:type="gramStart"/>
-      <w:r>
-        <w:rPr>
-          <w:lang w:eastAsia="hu-HU"/>
-        </w:rPr>
-        <w:t>this.sumCalorie</w:t>
-      </w:r>
-      <w:proofErr w:type="gramEnd"/>
-      <w:r>
-        <w:rPr>
-          <w:lang w:eastAsia="hu-HU"/>
-        </w:rPr>
-        <w:t xml:space="preserve"> += (food.calorie * ing.quantity / 100);</w:t>
+        <w:t xml:space="preserve">     this.sumCalorie += (food.calorie * ing.quantity / 100);</w:t>
       </w:r>
     </w:p>
     <w:p>
@@ -15074,14 +15405,14 @@
         <w:rPr>
           <w:lang w:eastAsia="hu-HU"/>
         </w:rPr>
-        <w:t>/ ..</w:t>
-      </w:r>
-      <w:proofErr w:type="gramEnd"/>
-      <w:r>
-        <w:rPr>
-          <w:lang w:eastAsia="hu-HU"/>
-        </w:rPr>
-        <w:t>.többi makró</w:t>
+        <w:t>/ .</w:t>
+      </w:r>
+      <w:proofErr w:type="gramEnd"/>
+      <w:r>
+        <w:rPr>
+          <w:lang w:eastAsia="hu-HU"/>
+        </w:rPr>
+        <w:t>..többi makró</w:t>
       </w:r>
     </w:p>
     <w:p>
@@ -15207,8 +15538,6 @@
           <w:lang w:eastAsia="hu-HU"/>
         </w:rPr>
       </w:pPr>
-      <w:bookmarkStart w:id="68" w:name="_GoBack"/>
-      <w:bookmarkEnd w:id="68"/>
       <w:r>
         <w:rPr>
           <w:lang w:eastAsia="hu-HU"/>
@@ -15287,159 +15616,724 @@
           <w:lang w:eastAsia="hu-HU"/>
         </w:rPr>
       </w:pPr>
+      <w:bookmarkStart w:id="75" w:name="_Toc215038873"/>
       <w:r>
         <w:t>4.3.5. A Naplózás megvalósítása (Daily Note)</w:t>
       </w:r>
+      <w:bookmarkEnd w:id="75"/>
+    </w:p>
+    <w:p>
+      <w:r>
+        <w:t xml:space="preserve">Az alkalmazás </w:t>
+      </w:r>
+      <w:proofErr w:type="gramStart"/>
+      <w:r>
+        <w:t>funkcionális</w:t>
+      </w:r>
+      <w:proofErr w:type="gramEnd"/>
+      <w:r>
+        <w:t xml:space="preserve"> központja a DailyNoteComponent, amely egy komplex állapotgépet valósít meg: kezeli a dátumváltást, koordinálja a modális ablakok láncolatát, és valós időben frissíti a napi összesítőket. Ebben a fejezetben részletesen bemutatom a </w:t>
+      </w:r>
+      <w:proofErr w:type="gramStart"/>
+      <w:r>
+        <w:t>komponens</w:t>
+      </w:r>
+      <w:proofErr w:type="gramEnd"/>
+      <w:r>
+        <w:t xml:space="preserve"> belső logikáját és az általa vezérelt folyamatokat.</w:t>
+      </w:r>
+    </w:p>
+    <w:p>
+      <w:pPr>
+        <w:pStyle w:val="Cmsor4"/>
+      </w:pPr>
+      <w:r>
+        <w:lastRenderedPageBreak/>
+        <w:t xml:space="preserve"> </w:t>
+      </w:r>
+      <w:proofErr w:type="gramStart"/>
+      <w:r>
+        <w:t>Inicializálás</w:t>
+      </w:r>
+      <w:proofErr w:type="gramEnd"/>
+      <w:r>
+        <w:t xml:space="preserve"> és Dátum-navigáció</w:t>
+      </w:r>
+    </w:p>
+    <w:p>
+      <w:r>
+        <w:t xml:space="preserve">A </w:t>
+      </w:r>
+      <w:proofErr w:type="gramStart"/>
+      <w:r>
+        <w:t>komponens</w:t>
+      </w:r>
+      <w:proofErr w:type="gramEnd"/>
+      <w:r>
+        <w:t xml:space="preserve"> életciklusa az ngOnInit metódussal kezdődik. Itt az elsődleges feladatom az volt, hogy a rendszer képes legyen bármilyen </w:t>
+      </w:r>
+      <w:proofErr w:type="gramStart"/>
+      <w:r>
+        <w:t>dátum</w:t>
+      </w:r>
+      <w:proofErr w:type="gramEnd"/>
+      <w:r>
+        <w:t xml:space="preserve"> adatait betölteni, ne csak a mai napét. Ezt az Angular ActivatedRoute szolgáltatásával valósítottam meg, feliratkozva a queryParams változásaira.</w:t>
+      </w:r>
+    </w:p>
+    <w:p>
+      <w:pPr>
+        <w:ind w:firstLine="0"/>
+      </w:pPr>
+      <w:r>
+        <w:t xml:space="preserve">A </w:t>
+      </w:r>
+      <w:proofErr w:type="gramStart"/>
+      <w:r>
+        <w:t>navigációt</w:t>
+      </w:r>
+      <w:proofErr w:type="gramEnd"/>
+      <w:r>
+        <w:t xml:space="preserve"> három dedikált metódus támogatja:</w:t>
+      </w:r>
+    </w:p>
+    <w:p>
+      <w:r>
+        <w:t xml:space="preserve">A </w:t>
+      </w:r>
+      <w:proofErr w:type="gramStart"/>
+      <w:r>
+        <w:t>loadDailyNote(</w:t>
+      </w:r>
+      <w:proofErr w:type="gramEnd"/>
+      <w:r>
+        <w:t xml:space="preserve">date: Date) a központi adatbetöltő függvény. Ez a DailyNoteClient-et használva aszinkron módon lekéri a backendtől a teljes napi adathalmazt (DailyNoteResponseDto). A válasz megérkezésekor nemcsak a dailyNote változót frissítem, hanem újraszámolom a "burnedCalories" (elégetett kalória) értékét is a </w:t>
+      </w:r>
+      <w:proofErr w:type="gramStart"/>
+      <w:r>
+        <w:t>calculateBurnedCalories(</w:t>
+      </w:r>
+      <w:proofErr w:type="gramEnd"/>
+      <w:r>
+        <w:t>) segédfüggvény meghívásával.</w:t>
+      </w:r>
+    </w:p>
+    <w:p>
+      <w:r>
+        <w:t xml:space="preserve">A loadPreviousNote() és loadNextNote() </w:t>
+      </w:r>
+      <w:proofErr w:type="gramStart"/>
+      <w:r>
+        <w:t>metódusok</w:t>
+      </w:r>
+      <w:proofErr w:type="gramEnd"/>
+      <w:r>
+        <w:t xml:space="preserve"> egyszerű dátum-aritmetikát végeznek: a jelenleg megjelenített dátumhoz képest egy napot vonnak ki vagy adnak hozzá, majd újra meghívják a betöltő logikát.</w:t>
+      </w:r>
+    </w:p>
+    <w:p>
+      <w:r>
+        <w:t xml:space="preserve">A naptár </w:t>
+      </w:r>
+      <w:proofErr w:type="gramStart"/>
+      <w:r>
+        <w:t>funkciót</w:t>
+      </w:r>
+      <w:proofErr w:type="gramEnd"/>
+      <w:r>
+        <w:t xml:space="preserve"> az openCalendar() metódus kezeli, amely egy NgbDatepicker komponenst tartalmazó modális ablakot nyit meg. A kiválasztás után a handleCalendarConfirm() végzi el a </w:t>
+      </w:r>
+      <w:proofErr w:type="gramStart"/>
+      <w:r>
+        <w:t>konverziót</w:t>
+      </w:r>
+      <w:proofErr w:type="gramEnd"/>
+      <w:r>
+        <w:t xml:space="preserve"> az Angular-specifikus dátumformátum és a natív JavaScript Date objektum között, majd frissíti a nézetet.</w:t>
+      </w:r>
+    </w:p>
+    <w:p>
+      <w:pPr>
+        <w:pStyle w:val="Cmsor4"/>
+      </w:pPr>
+      <w:r>
+        <w:t>Többlépcsős Hozzáadási Folyamat (Modal Chain)</w:t>
+      </w:r>
+    </w:p>
+    <w:p>
+      <w:r>
+        <w:t>Az új tételek rögzítését a jobb felhasználói élmény érdekében egy háromlépcsős folyamatra bontottam, ahol a DailyNoteComponent vezérli a modális ablakok közötti váltást.</w:t>
+      </w:r>
+    </w:p>
+    <w:p>
+      <w:r>
+        <w:t xml:space="preserve">1. Keresés és Szűrés (MealItemSearchComponent): A folyamat az openMealItemSearchModal(mealEntryId) </w:t>
+      </w:r>
+      <w:proofErr w:type="gramStart"/>
+      <w:r>
+        <w:t>metódussal</w:t>
+      </w:r>
+      <w:proofErr w:type="gramEnd"/>
+      <w:r>
+        <w:t xml:space="preserve"> indul, amelyet a felhasználó az "Add Food" gombra kattintva vált ki. Ez a függvény elmenti a kiválasztott étkezés (pl. Reggeli) azonosítóját, majd </w:t>
+      </w:r>
+      <w:proofErr w:type="gramStart"/>
+      <w:r>
+        <w:t>inicializálja</w:t>
+      </w:r>
+      <w:proofErr w:type="gramEnd"/>
+      <w:r>
+        <w:t xml:space="preserve"> a kereső komponenst. A MealItemSearchComponent-ben az onInputChange() </w:t>
+      </w:r>
+      <w:proofErr w:type="gramStart"/>
+      <w:r>
+        <w:t>metódus</w:t>
+      </w:r>
+      <w:proofErr w:type="gramEnd"/>
+      <w:r>
+        <w:t xml:space="preserve"> figyeli a gépelést. Hogy elkerüljem a szerver túlterhelését, egy RxJS Subject-et és debounceTime(300) operátort alkalmaztam, így a keresés csak akkor indul el (search </w:t>
+      </w:r>
+      <w:proofErr w:type="gramStart"/>
+      <w:r>
+        <w:t>metódus</w:t>
+      </w:r>
+      <w:proofErr w:type="gramEnd"/>
+      <w:r>
+        <w:t xml:space="preserve">), ha a felhasználó 300 milliszekundumig nem gépel. A clear() </w:t>
+      </w:r>
+      <w:proofErr w:type="gramStart"/>
+      <w:r>
+        <w:t>metódus</w:t>
+      </w:r>
+      <w:proofErr w:type="gramEnd"/>
+      <w:r>
+        <w:t xml:space="preserve"> biztosítja, hogy az ablak minden megnyitáskor tiszta találati listával induljon.</w:t>
+      </w:r>
+    </w:p>
+    <w:p>
+      <w:r>
+        <w:lastRenderedPageBreak/>
+        <w:t xml:space="preserve">2. Kiválasztás és Típusfelismerés: A keresőablak egy itemSelected eseményt bocsát ki kiválasztáskor. Ezt a fő </w:t>
+      </w:r>
+      <w:proofErr w:type="gramStart"/>
+      <w:r>
+        <w:t>komponens</w:t>
+      </w:r>
+      <w:proofErr w:type="gramEnd"/>
+      <w:r>
+        <w:t xml:space="preserve"> handleItemSelected() metódusa kapja el. Itt egy elágazással vizsgálom meg a kiválasztott elem típusát: amennyiben ételről van szó, bezárom a keresőt és a FoodQuantityModalComponent-et nyitom meg; recept esetén pedig a RecipeQuantityModalComponent-et.</w:t>
+      </w:r>
+    </w:p>
+    <w:p>
+      <w:r>
+        <w:t xml:space="preserve">3. Mennyiség megadása és Valós idejű számolás: A mennyiség-bekérő modálisok (FoodQuantityModalComponent) nemcsak adatbevitelt szolgálnak, hanem számolnak is. Implementáltam az onQuantityChange() </w:t>
+      </w:r>
+      <w:proofErr w:type="gramStart"/>
+      <w:r>
+        <w:t>metódust</w:t>
+      </w:r>
+      <w:proofErr w:type="gramEnd"/>
+      <w:r>
+        <w:t>, amely minden billentyűleütésre (ngModelChange) újraszámolja a tápértékeket. Például a fehérje számítása így történik: this.protein = (this.food.protein * this.quantity) / 100. Ezáltal a felhasználó azonnali visszajelzést kap arról, hogy az általa beírt mennyiség pontosan mennyi tápanyagot tartalmaz.</w:t>
+      </w:r>
+    </w:p>
+    <w:p>
+      <w:r>
+        <w:t xml:space="preserve">4. Mentés: A modális ablak save() </w:t>
+      </w:r>
+      <w:proofErr w:type="gramStart"/>
+      <w:r>
+        <w:t>metódusa</w:t>
+      </w:r>
+      <w:proofErr w:type="gramEnd"/>
+      <w:r>
+        <w:t xml:space="preserve"> végzi a tényleges API hívást. Létrehozza a megfelelő DTO-t (MealFoodCreateDto), és elküldi a szervernek. Siker esetén a modal egy added kimeneti eseményt (Output) emitál. Erre </w:t>
+      </w:r>
+      <w:proofErr w:type="gramStart"/>
+      <w:r>
+        <w:t>reagálva</w:t>
+      </w:r>
+      <w:proofErr w:type="gramEnd"/>
+      <w:r>
+        <w:t xml:space="preserve"> a fő komponens onItemAdded() metódusa lezárja az ablakot, eltünteti a szürke hátteret, és a loadDailyNote() meghívásával frissíti a teljes napi nézetet.</w:t>
+      </w:r>
+    </w:p>
+    <w:p>
+      <w:pPr>
+        <w:pStyle w:val="Cmsor4"/>
+      </w:pPr>
+      <w:r>
+        <w:t>Szerkesztés, Törlés és Karbantartás</w:t>
+      </w:r>
+    </w:p>
+    <w:p>
+      <w:r>
+        <w:t xml:space="preserve">A naplóbejegyzések utólagos módosítására teljes körű CRUD funkcionalitást biztosítottam, külön </w:t>
+      </w:r>
+      <w:proofErr w:type="gramStart"/>
+      <w:r>
+        <w:t>metódusokkal</w:t>
+      </w:r>
+      <w:proofErr w:type="gramEnd"/>
+      <w:r>
+        <w:t xml:space="preserve"> kezelve az eltérő entitásokat.</w:t>
+      </w:r>
+    </w:p>
+    <w:p>
+      <w:r>
+        <w:t xml:space="preserve">Szerkesztési logika: Amikor a felhasználó a listában egy tételre kattint, az editMealFood() vagy editMealRecipe() </w:t>
+      </w:r>
+      <w:proofErr w:type="gramStart"/>
+      <w:r>
+        <w:t>metódus</w:t>
+      </w:r>
+      <w:proofErr w:type="gramEnd"/>
+      <w:r>
+        <w:t xml:space="preserve"> fut le. Ez újra megnyitja a mennyiség-bekérő modált, de egy fontos különbséggel: átadja neki a szerkesztendő tétel azonosítóját (editingMealFoodId). A modal ngOnInit </w:t>
+      </w:r>
+      <w:proofErr w:type="gramStart"/>
+      <w:r>
+        <w:t>metódusa</w:t>
+      </w:r>
+      <w:proofErr w:type="gramEnd"/>
+      <w:r>
+        <w:t xml:space="preserve"> ezt érzékeli, és "Létrehozás" helyett "Frissítés" módba kapcsol, az API hívást pedig create-ről update-re cseréli. A sporttevékenységek módosításáért az editActivity() </w:t>
+      </w:r>
+      <w:proofErr w:type="gramStart"/>
+      <w:r>
+        <w:t>metódus</w:t>
+      </w:r>
+      <w:proofErr w:type="gramEnd"/>
+      <w:r>
+        <w:t xml:space="preserve"> felel. Ez visszatölti a kiválasztott tevékenység adatait a durationModal-ba, és engedélyezi a szerkesztést (isEditMode = true).</w:t>
+      </w:r>
+    </w:p>
+    <w:p>
+      <w:r>
+        <w:t xml:space="preserve">Törlés és Technikai kezelés: A deleteMealFood() és deleteActivity() </w:t>
+      </w:r>
+      <w:proofErr w:type="gramStart"/>
+      <w:r>
+        <w:t>metódusok</w:t>
+      </w:r>
+      <w:proofErr w:type="gramEnd"/>
+      <w:r>
+        <w:t xml:space="preserve"> közvetlenül hívják a megfelelő törlő végpontokat, majd a válasz után azonnal frissítik a nézetet. Mivel az alkalmazás sok modális ablakot használ, implementáltam egy </w:t>
+      </w:r>
+      <w:proofErr w:type="gramStart"/>
+      <w:r>
+        <w:t>closeAllModals(</w:t>
+      </w:r>
+      <w:proofErr w:type="gramEnd"/>
+      <w:r>
+        <w:t xml:space="preserve">) technikai segédfüggvényt. Ennek feladata, hogy ablakváltáskor vagy </w:t>
+      </w:r>
+      <w:r>
+        <w:lastRenderedPageBreak/>
+        <w:t xml:space="preserve">mentéskor </w:t>
+      </w:r>
+      <w:proofErr w:type="gramStart"/>
+      <w:r>
+        <w:t>manuálisan</w:t>
+      </w:r>
+      <w:proofErr w:type="gramEnd"/>
+      <w:r>
+        <w:t xml:space="preserve"> eltávolítsa a DOM-ból a beragadó modal-backdrop elemeket és a modal-open osztályt, biztosítva, hogy az alkalmazás felülete sose fagyjon le egy beragadt ablak miatt.</w:t>
+      </w:r>
+    </w:p>
+    <w:p>
+      <w:pPr>
+        <w:pStyle w:val="Cmsor4"/>
+      </w:pPr>
+      <w:r>
+        <w:t xml:space="preserve"> Testsúly, Aktivitás és Összesítés</w:t>
+      </w:r>
+    </w:p>
+    <w:p>
+      <w:r>
+        <w:t xml:space="preserve">A testsúly rögzítését a lehető legegyszerűbbre terveztem. A updateWeight() </w:t>
+      </w:r>
+      <w:proofErr w:type="gramStart"/>
+      <w:r>
+        <w:t>metódust</w:t>
+      </w:r>
+      <w:proofErr w:type="gramEnd"/>
+      <w:r>
+        <w:t xml:space="preserve"> közvetlenül a beviteli mező change (fókuszvesztés) eseményéhez kötöttem. Így, amint a felhasználó beírja az új adatot és továbbkattint, a rendszer a háttérben </w:t>
+      </w:r>
+      <w:proofErr w:type="gramStart"/>
+      <w:r>
+        <w:t>automatikusan</w:t>
+      </w:r>
+      <w:proofErr w:type="gramEnd"/>
+      <w:r>
+        <w:t xml:space="preserve"> elmenti azt.</w:t>
+      </w:r>
+    </w:p>
+    <w:p>
+      <w:r>
+        <w:t xml:space="preserve">A sporttevékenységeknél a saveActivity() </w:t>
+      </w:r>
+      <w:proofErr w:type="gramStart"/>
+      <w:r>
+        <w:t>metódus</w:t>
+      </w:r>
+      <w:proofErr w:type="gramEnd"/>
+      <w:r>
+        <w:t xml:space="preserve"> menti el az időtartamot. Ezt követően lefut a calculateBurnedCalories() </w:t>
+      </w:r>
+      <w:proofErr w:type="gramStart"/>
+      <w:r>
+        <w:t>metódus</w:t>
+      </w:r>
+      <w:proofErr w:type="gramEnd"/>
+      <w:r>
+        <w:t xml:space="preserve">. Ez a függvény végigiterál a naphoz tartozó összes aktivitáson, és a katalógusadatok </w:t>
+      </w:r>
+      <w:proofErr w:type="gramStart"/>
+      <w:r>
+        <w:t>alapján</w:t>
+      </w:r>
+      <w:proofErr w:type="gramEnd"/>
+      <w:r>
+        <w:t xml:space="preserve"> kliens oldalon összegzi az elégetett kalóriákat. Ezt az értéket a grafikus felületen, a kalória-folyamatsávon (Progress Bar) egy külön színnel jelenítem meg, vizualizálva a "ledolgozott" energiát.</w:t>
+      </w:r>
+    </w:p>
+    <w:p>
+      <w:r>
+        <w:t xml:space="preserve">Végezetül, az adatok hosszútávú elemzéséhez az openWeightHistoryModal() </w:t>
+      </w:r>
+      <w:proofErr w:type="gramStart"/>
+      <w:r>
+        <w:t>metódus</w:t>
+      </w:r>
+      <w:proofErr w:type="gramEnd"/>
+      <w:r>
+        <w:t xml:space="preserve"> példányosítja a WeightHistoryComponent-et. Ez a </w:t>
+      </w:r>
+      <w:proofErr w:type="gramStart"/>
+      <w:r>
+        <w:t>komponens</w:t>
+      </w:r>
+      <w:proofErr w:type="gramEnd"/>
+      <w:r>
+        <w:t xml:space="preserve"> önállóan kéri le a backendtől az idősoros súlyadatokat, és egy vonaldiagramon ábrázolja a felhasználó fejlődését.</w:t>
+      </w:r>
     </w:p>
     <w:p>
       <w:pPr>
         <w:pStyle w:val="NormlWeb"/>
       </w:pPr>
       <w:r>
-        <w:t xml:space="preserve">Az alkalmazás szíve a </w:t>
-      </w:r>
-      <w:r>
-        <w:rPr>
-          <w:rStyle w:val="HTML-kd"/>
-        </w:rPr>
-        <w:t>DailyNoteComponent</w:t>
-      </w:r>
-      <w:r>
-        <w:t xml:space="preserve">. Ez felelős a napi étkezések és </w:t>
-      </w:r>
-      <w:proofErr w:type="gramStart"/>
-      <w:r>
-        <w:t>aktivitások</w:t>
-      </w:r>
-      <w:proofErr w:type="gramEnd"/>
-      <w:r>
-        <w:t xml:space="preserve"> megjelenítéséért. A </w:t>
-      </w:r>
-      <w:proofErr w:type="gramStart"/>
-      <w:r>
-        <w:t>komponens</w:t>
-      </w:r>
-      <w:proofErr w:type="gramEnd"/>
-      <w:r>
-        <w:t xml:space="preserve"> inicializálásakor (</w:t>
-      </w:r>
-      <w:r>
-        <w:rPr>
-          <w:rStyle w:val="HTML-kd"/>
-        </w:rPr>
-        <w:t>ngOnInit</w:t>
-      </w:r>
-      <w:r>
-        <w:t xml:space="preserve">) lekéri az aktuális nap adatait, és a HTML sablonban az </w:t>
-      </w:r>
-      <w:r>
-        <w:rPr>
-          <w:rStyle w:val="HTML-kd"/>
-        </w:rPr>
-        <w:t>*ngFor</w:t>
-      </w:r>
-      <w:r>
-        <w:t xml:space="preserve"> direktívával rendereli ki az étkezéseket (Reggeli, Ebéd, stb.) és a tételeket.</w:t>
-      </w:r>
-    </w:p>
-    <w:p>
-      <w:pPr>
-        <w:pStyle w:val="NormlWeb"/>
-      </w:pPr>
-      <w:r>
-        <w:t xml:space="preserve">Az új ételek hozzáadását egy </w:t>
-      </w:r>
-      <w:proofErr w:type="gramStart"/>
-      <w:r>
-        <w:t>komplex</w:t>
-      </w:r>
-      <w:proofErr w:type="gramEnd"/>
-      <w:r>
-        <w:t xml:space="preserve"> interakcióval oldottam meg:</w:t>
-      </w:r>
-    </w:p>
-    <w:p>
-      <w:pPr>
-        <w:pStyle w:val="NormlWeb"/>
+        <w:rPr>
+          <w:b/>
+          <w:bCs/>
+        </w:rPr>
+        <w:t>4.3.8</w:t>
+      </w:r>
+      <w:r>
+        <w:rPr>
+          <w:b/>
+          <w:bCs/>
+        </w:rPr>
+        <w:t xml:space="preserve">. </w:t>
+      </w:r>
+      <w:proofErr w:type="gramStart"/>
+      <w:r>
+        <w:rPr>
+          <w:b/>
+          <w:bCs/>
+        </w:rPr>
+        <w:t>Profil</w:t>
+      </w:r>
+      <w:proofErr w:type="gramEnd"/>
+      <w:r>
+        <w:rPr>
+          <w:b/>
+          <w:bCs/>
+        </w:rPr>
+        <w:t xml:space="preserve"> és Statisztikák</w:t>
+      </w:r>
+    </w:p>
+    <w:p>
+      <w:r>
+        <w:t>Egy egészségmegőrző alkalmazásnál kulcsfontosságú a személyre szabhatóság és a fejlődés nyomon követése. Ezt a két funkcióterületet a CreateProfileComponent és a WeightHistoryComponent segítségével valósítottam meg.</w:t>
+      </w:r>
+    </w:p>
+    <w:p>
+      <w:pPr>
+        <w:pStyle w:val="Cmsor4"/>
+      </w:pPr>
+      <w:proofErr w:type="gramStart"/>
+      <w:r>
+        <w:t>Profil varázsló</w:t>
+      </w:r>
+      <w:proofErr w:type="gramEnd"/>
+      <w:r>
+        <w:t xml:space="preserve"> és Célok automatikus kezelése</w:t>
+      </w:r>
+    </w:p>
+    <w:p>
+      <w:r>
+        <w:t xml:space="preserve">A felhasználói </w:t>
+      </w:r>
+      <w:proofErr w:type="gramStart"/>
+      <w:r>
+        <w:t>profil</w:t>
+      </w:r>
+      <w:proofErr w:type="gramEnd"/>
+      <w:r>
+        <w:t xml:space="preserve"> nem csupán statikus adatok tárolására szolgál, hanem ez vezérli a napi kalória- és makrotápanyag-számításokat. A CreateProfileComponent űrlapját úgy terveztem meg, hogy az első bejelentkezéskor "varázslóként" (wizard) vezesse végig a felhasználót a beállításon, de később bármikor módosítható legyen a </w:t>
+      </w:r>
+      <w:proofErr w:type="gramStart"/>
+      <w:r>
+        <w:t>profil</w:t>
+      </w:r>
+      <w:proofErr w:type="gramEnd"/>
+      <w:r>
+        <w:t xml:space="preserve"> menüpontból.</w:t>
+      </w:r>
+    </w:p>
+    <w:p>
+      <w:r>
+        <w:t xml:space="preserve">Intelligens Cél-detektálás: A felhasználói élmény javítása érdekében nem kérem be </w:t>
+      </w:r>
+      <w:proofErr w:type="gramStart"/>
+      <w:r>
+        <w:t>explicit</w:t>
+      </w:r>
+      <w:proofErr w:type="gramEnd"/>
+      <w:r>
+        <w:t xml:space="preserve"> módon, hogy a felhasználó fogyni vagy hízni szeretne-e. Ehelyett </w:t>
+      </w:r>
+      <w:r>
+        <w:lastRenderedPageBreak/>
+        <w:t xml:space="preserve">implementáltam az updateGoalType() </w:t>
+      </w:r>
+      <w:proofErr w:type="gramStart"/>
+      <w:r>
+        <w:t>metódust</w:t>
+      </w:r>
+      <w:proofErr w:type="gramEnd"/>
+      <w:r>
+        <w:t>, amely a megadott Jelenlegi súly (weight) és Célsúly (goalWeight) mezők változásait figyeli (valueChanges).</w:t>
+      </w:r>
+    </w:p>
+    <w:p>
+      <w:pPr>
+        <w:pStyle w:val="Listaszerbekezds"/>
         <w:numPr>
           <w:ilvl w:val="0"/>
-          <w:numId w:val="31"/>
+          <w:numId w:val="47"/>
         </w:numPr>
       </w:pPr>
       <w:r>
-        <w:lastRenderedPageBreak/>
-        <w:t xml:space="preserve">A felhasználó kattintására megnyílik a </w:t>
-      </w:r>
-      <w:r>
-        <w:rPr>
-          <w:rStyle w:val="HTML-kd"/>
-        </w:rPr>
-        <w:t>MealItemSearchComponent</w:t>
-      </w:r>
-      <w:r>
-        <w:t xml:space="preserve"> modális ablak.</w:t>
-      </w:r>
-    </w:p>
-    <w:p>
-      <w:pPr>
-        <w:pStyle w:val="NormlWeb"/>
+        <w:t xml:space="preserve">Ha a célsúly kisebb, mint a jelenlegi, a rendszer </w:t>
+      </w:r>
+      <w:proofErr w:type="gramStart"/>
+      <w:r>
+        <w:t>automatikusan</w:t>
+      </w:r>
+      <w:proofErr w:type="gramEnd"/>
+      <w:r>
+        <w:t xml:space="preserve"> Fogyás (Cutting) módba áll.</w:t>
+      </w:r>
+    </w:p>
+    <w:p>
+      <w:pPr>
+        <w:pStyle w:val="Listaszerbekezds"/>
         <w:numPr>
           <w:ilvl w:val="0"/>
-          <w:numId w:val="31"/>
+          <w:numId w:val="47"/>
         </w:numPr>
       </w:pPr>
       <w:r>
-        <w:t>Itt a keresőmezőbe írt kifejezés alapján szűröm az ételeket és recepteket.</w:t>
-      </w:r>
-    </w:p>
-    <w:p>
-      <w:pPr>
-        <w:pStyle w:val="NormlWeb"/>
+        <w:t>Ha nagyobb, akkor Tömegnövelés (Bulking) módba.</w:t>
+      </w:r>
+    </w:p>
+    <w:p>
+      <w:pPr>
+        <w:pStyle w:val="Listaszerbekezds"/>
         <w:numPr>
           <w:ilvl w:val="0"/>
-          <w:numId w:val="31"/>
+          <w:numId w:val="47"/>
         </w:numPr>
       </w:pPr>
       <w:r>
-        <w:t xml:space="preserve">A kiválasztás után megnyílik a </w:t>
-      </w:r>
-      <w:r>
-        <w:rPr>
-          <w:rStyle w:val="HTML-kd"/>
-        </w:rPr>
-        <w:t>FoodQuantityModalComponent</w:t>
-      </w:r>
-      <w:r>
-        <w:t xml:space="preserve"> vagy </w:t>
-      </w:r>
-      <w:r>
-        <w:rPr>
-          <w:rStyle w:val="HTML-kd"/>
-        </w:rPr>
-        <w:t>RecipeQuantityModalComponent</w:t>
-      </w:r>
-      <w:r>
-        <w:t>, ahol a felhasználó megadja a mennyiséget.</w:t>
-      </w:r>
-    </w:p>
-    <w:p>
-      <w:pPr>
-        <w:pStyle w:val="NormlWeb"/>
+        <w:t>Ha egyenlő, akkor Súlytartás a cél. Ezt az állapotot a felületen egy letiltott (disabled), de informatív mezőben jelenítem meg, így a felhasználó azonnal látja, hogyan értelmezi a rendszer a megadott adatait.</w:t>
+      </w:r>
+    </w:p>
+    <w:p>
+      <w:proofErr w:type="gramStart"/>
+      <w:r>
+        <w:t>Aktivitási</w:t>
+      </w:r>
+      <w:proofErr w:type="gramEnd"/>
+      <w:r>
+        <w:t xml:space="preserve"> szint: A kalóriaszükséglet (TDEE) pontosításához egy legördülő menüben kínálok fel aktivitási szorzókat (1.2-től 1.9-ig), részletes leírással (pl. "Sedentary", "Very active"), hogy a felhasználó a valósághoz legközelebb álló értéket választhassa.</w:t>
+      </w:r>
+    </w:p>
+    <w:p>
+      <w:r>
+        <w:t xml:space="preserve">Adatbetöltés és Mentés: Az ngOnInit során az </w:t>
+      </w:r>
+      <w:proofErr w:type="gramStart"/>
+      <w:r>
+        <w:t>AccountClient.getProfile(</w:t>
+      </w:r>
+      <w:proofErr w:type="gramEnd"/>
+      <w:r>
+        <w:t xml:space="preserve">) segítségével próbálom betölteni a meglévő adatokat. Ha a szerver 204-es (No Content) választ küld, az azt jelenti, hogy ez egy új regisztráció, így az űrlap üresen </w:t>
+      </w:r>
+      <w:proofErr w:type="gramStart"/>
+      <w:r>
+        <w:t>inicializálódik</w:t>
+      </w:r>
+      <w:proofErr w:type="gramEnd"/>
+      <w:r>
+        <w:t xml:space="preserve">. Mentéskor a submit() </w:t>
+      </w:r>
+      <w:proofErr w:type="gramStart"/>
+      <w:r>
+        <w:t>metódus</w:t>
+      </w:r>
+      <w:proofErr w:type="gramEnd"/>
+      <w:r>
+        <w:t xml:space="preserve"> validálja az űrlapot, és elküldi az UpdateUserProfileDto-t a backendnek.</w:t>
+      </w:r>
+    </w:p>
+    <w:p>
+      <w:pPr>
+        <w:pStyle w:val="Cmsor4"/>
+      </w:pPr>
+      <w:r>
+        <w:t>Adatvizualizáció: Testsúlytörténet grafikon</w:t>
+      </w:r>
+    </w:p>
+    <w:p>
+      <w:r>
+        <w:t xml:space="preserve">A fejlődés vizuális visszacsatolása a legmotiválóbb eszköz. A testsúly alakulásának megjelenítésére a Chart.js </w:t>
+      </w:r>
+      <w:proofErr w:type="gramStart"/>
+      <w:r>
+        <w:t>könyvtárat</w:t>
+      </w:r>
+      <w:proofErr w:type="gramEnd"/>
+      <w:r>
+        <w:t xml:space="preserve"> (és annak idősoros kiegészítőjét, a chartjs-adapter-moment-et) integráltam a WeightHistoryComponent-be.</w:t>
+      </w:r>
+    </w:p>
+    <w:p>
+      <w:r>
+        <w:t>Architektúrális döntés: Azért választottam a Chart.js-t, mert ez egy ipari standard, Canvas-alapú megjelenítő, amely kiváló teljesítményt nyújt nagy adathalmazok esetén is, és rugalmasan testreszabható.</w:t>
+      </w:r>
+    </w:p>
+    <w:p>
+      <w:r>
+        <w:t xml:space="preserve">Adatfeldolgozás és Tisztítás: A backendtől kapott nyers DailyNoteResponseDto listát a createChartData() </w:t>
+      </w:r>
+      <w:proofErr w:type="gramStart"/>
+      <w:r>
+        <w:t>metódusban</w:t>
+      </w:r>
+      <w:proofErr w:type="gramEnd"/>
+      <w:r>
+        <w:t xml:space="preserve"> dolgozom fel.</w:t>
+      </w:r>
+    </w:p>
+    <w:p>
+      <w:pPr>
+        <w:pStyle w:val="Listaszerbekezds"/>
         <w:numPr>
           <w:ilvl w:val="0"/>
-          <w:numId w:val="31"/>
+          <w:numId w:val="48"/>
         </w:numPr>
       </w:pPr>
       <w:r>
-        <w:t xml:space="preserve">A mentés gombra kattintva a </w:t>
-      </w:r>
-      <w:proofErr w:type="gramStart"/>
-      <w:r>
-        <w:t>komponens</w:t>
-      </w:r>
-      <w:proofErr w:type="gramEnd"/>
-      <w:r>
-        <w:t xml:space="preserve"> meghívja az API-t, majd siker esetén azonnal frissíti a napló nézetét.</w:t>
+        <w:t>Szűrés: Kiszűröm azokat a napokat, ahol a súly 0 vagy érvénytelen, hogy ne torzuljon a grafikon.</w:t>
+      </w:r>
+    </w:p>
+    <w:p>
+      <w:pPr>
+        <w:pStyle w:val="Listaszerbekezds"/>
+        <w:numPr>
+          <w:ilvl w:val="0"/>
+          <w:numId w:val="48"/>
+        </w:numPr>
+      </w:pPr>
+      <w:r>
+        <w:t xml:space="preserve">Mapping: Az adatokat a Chart.js által várt </w:t>
+      </w:r>
+      <w:proofErr w:type="gramStart"/>
+      <w:r>
+        <w:t>{ x</w:t>
+      </w:r>
+      <w:proofErr w:type="gramEnd"/>
+      <w:r>
+        <w:t>: timestamp, y: weight } formátumra alakítom át.</w:t>
+      </w:r>
+    </w:p>
+    <w:p>
+      <w:pPr>
+        <w:pStyle w:val="Listaszerbekezds"/>
+        <w:numPr>
+          <w:ilvl w:val="0"/>
+          <w:numId w:val="48"/>
+        </w:numPr>
+      </w:pPr>
+      <w:r>
+        <w:lastRenderedPageBreak/>
+        <w:t xml:space="preserve">Minimum követelmény: A grafikon csak akkor jelenik meg, ha legalább 2 érvényes mérési </w:t>
+      </w:r>
+      <w:proofErr w:type="gramStart"/>
+      <w:r>
+        <w:t>pont rendelkezésre</w:t>
+      </w:r>
+      <w:proofErr w:type="gramEnd"/>
+      <w:r>
+        <w:t xml:space="preserve"> áll; ellenkező esetben egy figyelmeztető üzenetet jelenítek meg.</w:t>
+      </w:r>
+    </w:p>
+    <w:p>
+      <w:r>
+        <w:t xml:space="preserve">Technikai megvalósítás (Canvas kezelés): Mivel a grafikon gyakran modális </w:t>
+      </w:r>
+      <w:proofErr w:type="gramStart"/>
+      <w:r>
+        <w:t>ablakban</w:t>
+      </w:r>
+      <w:proofErr w:type="gramEnd"/>
+      <w:r>
+        <w:t xml:space="preserve"> jelenik meg, kritikus volt a renderelés időzítése. Az AfterViewInit életciklusban, a </w:t>
+      </w:r>
+      <w:proofErr w:type="gramStart"/>
+      <w:r>
+        <w:t>ChangeDetectorRef.detectChanges(</w:t>
+      </w:r>
+      <w:proofErr w:type="gramEnd"/>
+      <w:r>
+        <w:t>) és egy rövid késleltetés (setTimeout) kombinációjával biztosítottam, hogy a &lt;canvas&gt; elem már biztosan létezzen a DOM-ban, mielőtt a Chart.js megpróbálna rajzolni rá. Ezzel elkerültem a modális ablakoknál gyakori "üres grafikon" hibát.</w:t>
+      </w:r>
+    </w:p>
+    <w:p>
+      <w:r>
+        <w:t>Dinamikus Skálázás: A jobb olvashatóság érdekében a grafikon Y-tengelyét (Súly) nem 0-tól indítom, hanem dinamikusan számolom: a felhasználó legkisebb mért súlyából kivonok 5 kg-ot, és ezt állítom be minimumnak (lineChartOptions.scales['y']</w:t>
+      </w:r>
+      <w:proofErr w:type="gramStart"/>
+      <w:r>
+        <w:t>.min</w:t>
+      </w:r>
+      <w:proofErr w:type="gramEnd"/>
+      <w:r>
+        <w:t xml:space="preserve">). Ez biztosítja, hogy a súlyváltozás </w:t>
+      </w:r>
+      <w:proofErr w:type="gramStart"/>
+      <w:r>
+        <w:t>trendje</w:t>
+      </w:r>
+      <w:proofErr w:type="gramEnd"/>
+      <w:r>
+        <w:t xml:space="preserve"> (a vonal emelkedése vagy süllyedése) látványosan kirajzolódjon, még kis változások esetén is.</w:t>
       </w:r>
     </w:p>
     <w:p>
@@ -15451,271 +16345,305 @@
           <w:b/>
           <w:bCs/>
         </w:rPr>
-        <w:t>4.3.8</w:t>
+        <w:t>4.3.9</w:t>
       </w:r>
       <w:r>
         <w:rPr>
           <w:b/>
           <w:bCs/>
         </w:rPr>
-        <w:t xml:space="preserve">. </w:t>
-      </w:r>
-      <w:proofErr w:type="gramStart"/>
-      <w:r>
-        <w:rPr>
-          <w:b/>
-          <w:bCs/>
-        </w:rPr>
-        <w:t>Profil</w:t>
-      </w:r>
-      <w:proofErr w:type="gramEnd"/>
-      <w:r>
-        <w:rPr>
-          <w:b/>
-          <w:bCs/>
-        </w:rPr>
-        <w:t xml:space="preserve"> és Statisztikák</w:t>
-      </w:r>
-    </w:p>
-    <w:p>
-      <w:pPr>
-        <w:pStyle w:val="NormlWeb"/>
+        <w:t>. Felhasználói élmény (UX) elemek</w:t>
+      </w:r>
+    </w:p>
+    <w:p>
+      <w:r>
+        <w:t xml:space="preserve">Egy modern webalkalmazás nemcsak attól jó, hogy működik, hanem attól is, hogy folyamatosan kommunikál a felhasználóval. A fejlesztés során kiemelt figyelmet fordítottam arra, hogy a felhasználó soha ne érezze magát elveszve: minden sikeres vagy sikertelen műveletről visszajelzést adok, és kezelem a </w:t>
+      </w:r>
+      <w:proofErr w:type="gramStart"/>
+      <w:r>
+        <w:t>navigációs</w:t>
+      </w:r>
+      <w:proofErr w:type="gramEnd"/>
+      <w:r>
+        <w:t xml:space="preserve"> hibákat. Ezeket a </w:t>
+      </w:r>
+      <w:proofErr w:type="gramStart"/>
+      <w:r>
+        <w:t>funkciókat</w:t>
+      </w:r>
+      <w:proofErr w:type="gramEnd"/>
+      <w:r>
+        <w:t xml:space="preserve"> a SharedModule-ban, újrafelhasználható ko</w:t>
+      </w:r>
+      <w:r>
+        <w:t>mponensekként valósítottam meg.</w:t>
+      </w:r>
+    </w:p>
+    <w:p>
+      <w:pPr>
+        <w:pStyle w:val="Cmsor4"/>
+      </w:pPr>
+      <w:r>
+        <w:t xml:space="preserve"> Központosított Értesítési Rendszer (Notification)</w:t>
+      </w:r>
+    </w:p>
+    <w:p>
+      <w:r>
+        <w:t xml:space="preserve">A rendszerüzenetek (pl. "Sikeres regisztráció", "Hiba történt") megjelenítésére nem a böngésző beépített </w:t>
+      </w:r>
+      <w:proofErr w:type="gramStart"/>
+      <w:r>
+        <w:t>alert(</w:t>
+      </w:r>
+      <w:proofErr w:type="gramEnd"/>
+      <w:r>
+        <w:t>) ablakát, hanem egy saját fejlesztésű, modális alapú megoldást választottam. A NotificationComponent felelős az üzenetek megjelenítéséért.</w:t>
+      </w:r>
+    </w:p>
+    <w:p/>
+    <w:p>
+      <w:r>
+        <w:t xml:space="preserve">A </w:t>
+      </w:r>
+      <w:proofErr w:type="gramStart"/>
+      <w:r>
+        <w:t>komponens</w:t>
+      </w:r>
+      <w:proofErr w:type="gramEnd"/>
+      <w:r>
+        <w:t xml:space="preserve"> logikáját úgy terveztem, hogy dinamikusan alkalmazkodjon az üzenet típusához. Egy isSuccess logikai</w:t>
+      </w:r>
+      <w:r>
+        <w:t xml:space="preserve"> változó vezérli a megjelenést:</w:t>
+      </w:r>
+    </w:p>
+    <w:p>
+      <w:pPr>
+        <w:pStyle w:val="Listaszerbekezds"/>
         <w:numPr>
           <w:ilvl w:val="0"/>
-          <w:numId w:val="29"/>
+          <w:numId w:val="49"/>
         </w:numPr>
       </w:pPr>
       <w:r>
-        <w:rPr>
-          <w:i/>
-          <w:iCs/>
-        </w:rPr>
-        <w:t xml:space="preserve">Itt hivatkozol a </w:t>
-      </w:r>
-      <w:r>
-        <w:rPr>
-          <w:rStyle w:val="HTML-kd"/>
-          <w:i/>
-          <w:iCs/>
-        </w:rPr>
-        <w:t>pages/create-profile</w:t>
-      </w:r>
-      <w:r>
-        <w:rPr>
-          <w:i/>
-          <w:iCs/>
-        </w:rPr>
-        <w:t xml:space="preserve"> és </w:t>
-      </w:r>
-      <w:r>
-        <w:rPr>
-          <w:rStyle w:val="HTML-kd"/>
-          <w:i/>
-          <w:iCs/>
-        </w:rPr>
-        <w:t>pages/weight-history</w:t>
-      </w:r>
-      <w:r>
-        <w:rPr>
-          <w:i/>
-          <w:iCs/>
-        </w:rPr>
-        <w:t xml:space="preserve"> </w:t>
-      </w:r>
-      <w:proofErr w:type="gramStart"/>
-      <w:r>
-        <w:rPr>
-          <w:i/>
-          <w:iCs/>
-        </w:rPr>
-        <w:t>mappákra</w:t>
-      </w:r>
-      <w:proofErr w:type="gramEnd"/>
-      <w:r>
-        <w:rPr>
-          <w:i/>
-          <w:iCs/>
-        </w:rPr>
-        <w:t>.</w:t>
-      </w:r>
-    </w:p>
-    <w:p>
-      <w:pPr>
-        <w:pStyle w:val="NormlWeb"/>
+        <w:t>Siker esetén: A fejléc zöld háttérszínt (bg-success) kap.</w:t>
+      </w:r>
+    </w:p>
+    <w:p>
+      <w:pPr>
+        <w:pStyle w:val="Listaszerbekezds"/>
         <w:numPr>
           <w:ilvl w:val="0"/>
-          <w:numId w:val="29"/>
+          <w:numId w:val="49"/>
         </w:numPr>
       </w:pPr>
-      <w:proofErr w:type="gramStart"/>
-      <w:r>
+      <w:r>
+        <w:t>Hiba esetén: A fejléc pirosra (bg-danger) vált.</w:t>
+      </w:r>
+    </w:p>
+    <w:p/>
+    <w:p>
+      <w:r>
+        <w:lastRenderedPageBreak/>
+        <w:t xml:space="preserve">Ezt a dinamikus stílusozást az Angular [ngClass] </w:t>
+      </w:r>
+      <w:proofErr w:type="gramStart"/>
+      <w:r>
+        <w:t>direktívájával</w:t>
+      </w:r>
+      <w:proofErr w:type="gramEnd"/>
+      <w:r>
+        <w:t xml:space="preserve"> oldottam meg a HTML sablonban. A </w:t>
+      </w:r>
+      <w:proofErr w:type="gramStart"/>
+      <w:r>
+        <w:t>komponenst</w:t>
+      </w:r>
+      <w:proofErr w:type="gramEnd"/>
+      <w:r>
+        <w:t xml:space="preserve"> az ngx-bootstrap BsModalRef osztályával integráltam, így az alkalmazás bármely pontjáról (pl. a SharedService-en keresztül) programozottan megnyitha</w:t>
+      </w:r>
+      <w:r>
+        <w:t>tó és bezárható.</w:t>
+      </w:r>
+    </w:p>
+    <w:p>
+      <w:pPr>
+        <w:pStyle w:val="Cmsor4"/>
+      </w:pPr>
+      <w:r>
+        <w:t>Újrahasznosítható Validációs Üzenetek</w:t>
+      </w:r>
+    </w:p>
+    <w:p>
+      <w:r>
+        <w:t xml:space="preserve">Az űrlapok (Regisztráció, Bejelentkezés, Receptkészítés) validációjakor keletkező hibaüzenetek egységes megjelenítésére létrehoztam a </w:t>
+      </w:r>
+      <w:r>
+        <w:t>ValidationMessagesComponent-et.</w:t>
+      </w:r>
+    </w:p>
+    <w:p>
+      <w:r>
+        <w:t xml:space="preserve">Ez a </w:t>
+      </w:r>
+      <w:proofErr w:type="gramStart"/>
+      <w:r>
+        <w:t>komponens</w:t>
+      </w:r>
+      <w:proofErr w:type="gramEnd"/>
+      <w:r>
+        <w:t xml:space="preserve"> a "dumb component" (buta komponens) tervezési mintát követi: nincs saját üzleti logikája, kizárólag a megjelenítésért felel. Egy @Input() dekorátorral ellátott errorMessages tömböt vár a szülő </w:t>
+      </w:r>
+      <w:proofErr w:type="gramStart"/>
+      <w:r>
+        <w:t>komponenstől</w:t>
+      </w:r>
+      <w:proofErr w:type="gramEnd"/>
+      <w:r>
+        <w:t xml:space="preserve">. A HTML sablonban az *ngIf </w:t>
+      </w:r>
+      <w:proofErr w:type="gramStart"/>
+      <w:r>
+        <w:t>direktívával</w:t>
+      </w:r>
+      <w:proofErr w:type="gramEnd"/>
+      <w:r>
+        <w:t xml:space="preserve"> ellenőrzöm, hogy van-e megjelenítendő hiba, majd az *ngFor segítségével listázom ki azokat piros színnel (text-danger). Ezzel a megoldással elértem, hogy nem kellett minden egyes űrlapnál újraimplementálnom a hibamegjelenítő HTML </w:t>
+      </w:r>
+      <w:proofErr w:type="gramStart"/>
+      <w:r>
+        <w:t>struktúrát</w:t>
+      </w:r>
+      <w:proofErr w:type="gramEnd"/>
+      <w:r>
+        <w:t>, jelentősen csökkentve a kódduplik</w:t>
+      </w:r>
+      <w:r>
+        <w:t>ációt.</w:t>
+      </w:r>
+    </w:p>
+    <w:p>
+      <w:pPr>
+        <w:pStyle w:val="Cmsor4"/>
+      </w:pPr>
+      <w:r>
+        <w:t>Hibás útvonalak kezelése (404 Not Found)</w:t>
+      </w:r>
+    </w:p>
+    <w:p>
+      <w:r>
+        <w:t xml:space="preserve">A felhasználói élmény része a </w:t>
+      </w:r>
+      <w:proofErr w:type="gramStart"/>
+      <w:r>
+        <w:t>navigációs</w:t>
+      </w:r>
+      <w:proofErr w:type="gramEnd"/>
+      <w:r>
+        <w:t xml:space="preserve"> hibák elegáns kezelése is. Ha a felhasználó olyan URL-t ír be, amely nem létezik az alkalmazásban, a rendszer nem egy üres oldalt vagy konzolhibát mutat, hanem </w:t>
+      </w:r>
+      <w:r>
+        <w:t>betölti a NotFoundComponent-et.</w:t>
+      </w:r>
+      <w:bookmarkStart w:id="76" w:name="_GoBack"/>
+      <w:bookmarkEnd w:id="76"/>
+    </w:p>
+    <w:p>
+      <w:r>
+        <w:t xml:space="preserve">Ezt a </w:t>
+      </w:r>
+      <w:proofErr w:type="gramStart"/>
+      <w:r>
+        <w:t>komponenst</w:t>
+      </w:r>
+      <w:proofErr w:type="gramEnd"/>
+      <w:r>
+        <w:t xml:space="preserve"> a routing modul ** (wildcard) útvonalára kötöttem be. A felületen egyértelmű hibaüzenetet és egy "visszaút" gombot helyeztem el, amely a főoldalra (/food) </w:t>
+      </w:r>
+      <w:proofErr w:type="gramStart"/>
+      <w:r>
+        <w:t>navigálja</w:t>
+      </w:r>
+      <w:proofErr w:type="gramEnd"/>
+      <w:r>
+        <w:t xml:space="preserve"> a felhasználót, így biztosítva, hogy sose kerüljön zsákutcába.</w:t>
+      </w:r>
+    </w:p>
+    <w:p>
+      <w:pPr>
+        <w:pStyle w:val="Cmsor1"/>
+      </w:pPr>
+      <w:r>
+        <w:lastRenderedPageBreak/>
+        <w:t>Önálló munka értékelése, mérések, tesztelés, eredmények bemutatása</w:t>
+      </w:r>
+    </w:p>
+    <w:p>
+      <w:r>
+        <w:t xml:space="preserve">E fejezet szakdolgozatban 3-5, diplomamunkában 6-7 oldal lehet. Célja, hogy összegezve bemutassa az eredményeidet. Például, ha valamilyen algoritmust fejlesztettél, itt mutathatod be mérésekkel, diagramokkal, hogy milyen teljesítményt </w:t>
+      </w:r>
+      <w:proofErr w:type="gramStart"/>
+      <w:r>
+        <w:t>produkál</w:t>
+      </w:r>
+      <w:proofErr w:type="gramEnd"/>
+      <w:r>
+        <w:t xml:space="preserve"> a különböző megvalósításaihoz, vagy éppen mások implementációihoz képest. Ha egy weboldalt, vagy mobil alkalmazást készítettél, és készültek hozzá automatizált felülettesztek, vagy egység-tesztek, esetleg végeztetek felhasználói tesztelést, akkor azokat itt bemutathatod. Itt írhatsz a szoftver utóéletéről, pl. kikerült-e a Store-ba, elkezdték-e élesben használni, mik vele a tapasztalatok? Előfordulhat az is, hogy nincs külön mondanivalód ezekről, vagy ezeket logikusabb elmondani az előző fejezetben. Ilyen esetekben ez és az előző fejezet összevonható és összemosható egymással.</w:t>
+      </w:r>
+    </w:p>
+    <w:p>
+      <w:r>
+        <w:t>Unit tesztek (ha vannak a projektben, vagy ha tervezel írni).</w:t>
+      </w:r>
+    </w:p>
+    <w:p>
+      <w:r>
+        <w:t>A kész alkalmazás képernyőképes bemutatása működés közben (Use-case alapú bemutatás).</w:t>
+      </w:r>
+    </w:p>
+    <w:p>
+      <w:pPr>
         <w:rPr>
           <w:b/>
-          <w:bCs/>
-        </w:rPr>
-        <w:t>Profil varázsló</w:t>
-      </w:r>
-      <w:proofErr w:type="gramEnd"/>
-      <w:r>
-        <w:rPr>
-          <w:b/>
-          <w:bCs/>
-        </w:rPr>
-        <w:t>:</w:t>
-      </w:r>
-      <w:r>
-        <w:t xml:space="preserve"> A </w:t>
-      </w:r>
-      <w:r>
-        <w:rPr>
-          <w:rStyle w:val="HTML-kd"/>
-        </w:rPr>
-        <w:t>CreateProfileComponent</w:t>
-      </w:r>
-      <w:r>
-        <w:t xml:space="preserve"> logikája (célok beállítása).</w:t>
-      </w:r>
-    </w:p>
-    <w:p>
-      <w:pPr>
-        <w:pStyle w:val="NormlWeb"/>
-        <w:numPr>
-          <w:ilvl w:val="0"/>
-          <w:numId w:val="29"/>
-        </w:numPr>
-      </w:pPr>
-      <w:r>
-        <w:rPr>
-          <w:b/>
-          <w:bCs/>
-        </w:rPr>
-        <w:t>Adatvizualizáció:</w:t>
-      </w:r>
-      <w:r>
-        <w:t xml:space="preserve"> A </w:t>
-      </w:r>
-      <w:r>
-        <w:rPr>
-          <w:rStyle w:val="HTML-kd"/>
-        </w:rPr>
-        <w:t>WeightHistoryComponent</w:t>
-      </w:r>
-      <w:r>
-        <w:t xml:space="preserve"> bemutatása. Hogyan jeleníted meg a súlyváltozást? (Ha használtál chart libet, pl. ngx-charts vagy chart.js, itt említsd meg).</w:t>
-      </w:r>
-    </w:p>
-    <w:p>
-      <w:pPr>
-        <w:pStyle w:val="NormlWeb"/>
-      </w:pPr>
-      <w:r>
-        <w:rPr>
-          <w:b/>
-          <w:bCs/>
-        </w:rPr>
-        <w:t>4.3.9</w:t>
-      </w:r>
-      <w:r>
-        <w:rPr>
-          <w:b/>
-          <w:bCs/>
-        </w:rPr>
-        <w:t>. Felhasználói élmény (UX) elemek</w:t>
-      </w:r>
-    </w:p>
-    <w:p>
-      <w:pPr>
-        <w:pStyle w:val="NormlWeb"/>
-        <w:numPr>
-          <w:ilvl w:val="0"/>
-          <w:numId w:val="30"/>
-        </w:numPr>
-      </w:pPr>
-      <w:r>
-        <w:rPr>
-          <w:b/>
-          <w:bCs/>
-        </w:rPr>
-        <w:t>Visszajelzések:</w:t>
-      </w:r>
-      <w:r>
-        <w:t xml:space="preserve"> A </w:t>
-      </w:r>
-      <w:r>
-        <w:rPr>
-          <w:rStyle w:val="HTML-kd"/>
-        </w:rPr>
-        <w:t>shared/components/modals/notification</w:t>
-      </w:r>
-      <w:r>
-        <w:t xml:space="preserve"> és az </w:t>
-      </w:r>
-      <w:r>
-        <w:rPr>
-          <w:rStyle w:val="HTML-kd"/>
-        </w:rPr>
-        <w:t>ngx-toastr</w:t>
-      </w:r>
-      <w:r>
-        <w:t xml:space="preserve"> használata.</w:t>
-      </w:r>
-    </w:p>
-    <w:p>
-      <w:pPr>
-        <w:pStyle w:val="NormlWeb"/>
-        <w:numPr>
-          <w:ilvl w:val="0"/>
-          <w:numId w:val="30"/>
-        </w:numPr>
-      </w:pPr>
-      <w:r>
-        <w:rPr>
-          <w:b/>
-          <w:bCs/>
-        </w:rPr>
-        <w:t>Validációs üzenetek:</w:t>
-      </w:r>
-      <w:r>
-        <w:t xml:space="preserve"> A </w:t>
-      </w:r>
-      <w:r>
-        <w:rPr>
-          <w:rStyle w:val="HTML-kd"/>
-        </w:rPr>
-        <w:t>shared/components/errors/validation-messages</w:t>
-      </w:r>
-      <w:r>
-        <w:t xml:space="preserve"> </w:t>
-      </w:r>
-      <w:proofErr w:type="gramStart"/>
-      <w:r>
-        <w:t>komponens</w:t>
-      </w:r>
-      <w:proofErr w:type="gramEnd"/>
-      <w:r>
-        <w:t>, ami újrahasznosítható módon írja ki, ha pl. rövid a jelszó.</w:t>
-      </w:r>
-    </w:p>
-    <w:p/>
-    <w:p>
-      <w:pPr>
-        <w:pStyle w:val="Cmsor1"/>
-      </w:pPr>
-      <w:bookmarkStart w:id="69" w:name="_Toc214917764"/>
-      <w:r>
-        <w:lastRenderedPageBreak/>
-        <w:t>Tesztelés és Eredmények (kb. 5-8 oldal)</w:t>
-      </w:r>
-      <w:bookmarkEnd w:id="69"/>
-    </w:p>
-    <w:p>
-      <w:r>
-        <w:t>Unit tesztek (ha vannak a projektben, vagy ha tervezel írni).</w:t>
-      </w:r>
-    </w:p>
-    <w:p>
-      <w:r>
-        <w:t>A kész alkalmazás képernyőképes bemutatása működés közben (Use-case alapú bemutatás).</w:t>
+        </w:rPr>
+      </w:pPr>
+    </w:p>
+    <w:p>
+      <w:pPr>
+        <w:pStyle w:val="Cmsor3"/>
+      </w:pPr>
+      <w:r>
+        <w:t>Összefoglaló</w:t>
+      </w:r>
+    </w:p>
+    <w:p>
+      <w:r>
+        <w:t>Dolgozattípustól függetlenül 1 oldalban foglald össze az eredményeidet. E/1-ben és múlt időben. Megterveztem, megvalósítottam, eldöntöttem, leteszteltem… stb.</w:t>
+      </w:r>
+    </w:p>
+    <w:p>
+      <w:r>
+        <w:t>Itt kaphatnak helyet további max 1 oldalban a továbbfejlesztési lehetőségek. Milyen hiányosságait látod a rendszernek, illetve milyen lehetőségeket látsz a továbbfejlesztésére?</w:t>
+      </w:r>
+    </w:p>
+    <w:p>
+      <w:r>
+        <w:t xml:space="preserve">A dolgozat zárásánál sokan zavarba jönnek, miről lehetne írni. </w:t>
+      </w:r>
+      <w:proofErr w:type="gramStart"/>
+      <w:r>
+        <w:t>Praktikus</w:t>
+      </w:r>
+      <w:proofErr w:type="gramEnd"/>
+      <w:r>
+        <w:t xml:space="preserve"> tanács itt, hogy foglald össze a személyes tapasztalataidat (amik itt végre bátran lehetnek akár szubjektívak is </w:t>
+      </w:r>
+      <w:r>
+        <w:sym w:font="Wingdings" w:char="F04A"/>
+      </w:r>
+      <w:r>
+        <w:t>). Mit tanultál ebből a projektből? Mi a véleményed a technológiákról, amiket alkalmaztál? Beleszerettél az Android fejlesztésbe, vagy egy életre megutáltad? Ilyen és hasonló gondolatok kellemes oldott hangulatú végszót tudnak adni a dolgozatodnak.</w:t>
       </w:r>
     </w:p>
     <w:p/>
@@ -15724,11 +16652,11 @@
       <w:pPr>
         <w:pStyle w:val="Cmsor2"/>
       </w:pPr>
-      <w:bookmarkStart w:id="70" w:name="_Toc214917765"/>
+      <w:bookmarkStart w:id="77" w:name="_Toc215038875"/>
       <w:r>
         <w:t>Fejezetek</w:t>
       </w:r>
-      <w:bookmarkEnd w:id="70"/>
+      <w:bookmarkEnd w:id="77"/>
     </w:p>
     <w:p>
       <w:r>
@@ -15786,11 +16714,11 @@
       <w:pPr>
         <w:pStyle w:val="Cmsor3"/>
       </w:pPr>
-      <w:bookmarkStart w:id="71" w:name="_Toc214917766"/>
+      <w:bookmarkStart w:id="78" w:name="_Toc215038876"/>
       <w:r>
         <w:t>Tartalomjegyzék</w:t>
       </w:r>
-      <w:bookmarkEnd w:id="71"/>
+      <w:bookmarkEnd w:id="78"/>
     </w:p>
     <w:p>
       <w:r>
@@ -15812,11 +16740,11 @@
       <w:pPr>
         <w:pStyle w:val="Cmsor3"/>
       </w:pPr>
-      <w:bookmarkStart w:id="72" w:name="_Toc214917767"/>
+      <w:bookmarkStart w:id="79" w:name="_Toc215038877"/>
       <w:r>
         <w:t>Tartalmi összefoglaló</w:t>
       </w:r>
-      <w:bookmarkEnd w:id="72"/>
+      <w:bookmarkEnd w:id="79"/>
     </w:p>
     <w:p>
       <w:r>
@@ -15825,7 +16753,6 @@
     </w:p>
     <w:p>
       <w:r>
-        <w:lastRenderedPageBreak/>
         <w:t xml:space="preserve">A tartalmi összefoglaló készítésének szigorú műfaji szabályai vannak. Bár sokban hasonlít a könyvek hátoldalán látható ajánlókhoz, valójában sokkal több, mint kedvcsináló. Ez alapján az olvasónak el kell tudnia majd dönteni, hogy érdemes-e elolvasnia a dolgozatot, tartalmaz-e számára értékes </w:t>
       </w:r>
       <w:proofErr w:type="gramStart"/>
@@ -15890,6 +16817,7 @@
     </w:p>
     <w:p>
       <w:r>
+        <w:lastRenderedPageBreak/>
         <w:t>Tipp</w:t>
       </w:r>
       <w:r>
@@ -15916,11 +16844,11 @@
       <w:pPr>
         <w:pStyle w:val="Cmsor3"/>
       </w:pPr>
-      <w:bookmarkStart w:id="73" w:name="_Toc214917768"/>
+      <w:bookmarkStart w:id="80" w:name="_Toc215038878"/>
       <w:r>
         <w:t>Bevezetés</w:t>
       </w:r>
-      <w:bookmarkEnd w:id="73"/>
+      <w:bookmarkEnd w:id="80"/>
     </w:p>
     <w:p>
       <w:r>
@@ -16041,11 +16969,11 @@
       <w:pPr>
         <w:pStyle w:val="Cmsor3"/>
       </w:pPr>
-      <w:bookmarkStart w:id="74" w:name="_Toc214917769"/>
+      <w:bookmarkStart w:id="81" w:name="_Toc215038879"/>
       <w:r>
         <w:t>Irodalomkutatás, technológiák, hasonló alkotások bemutatása</w:t>
       </w:r>
-      <w:bookmarkEnd w:id="74"/>
+      <w:bookmarkEnd w:id="81"/>
     </w:p>
     <w:p>
       <w:r>
@@ -16085,7 +17013,11 @@
         <w:t>ge</w:t>
       </w:r>
       <w:r>
-        <w:t xml:space="preserve">, hogy bemutassa azt az alapot, amire a munkádat építetted. Ha tudományosabb munkát végzel, itt bemutathatod a szakirodalmat, mások munkáját, eredményeit, amikhez képest a sajátodat majd később meg tudod határozni. Egy </w:t>
+        <w:t xml:space="preserve">, hogy bemutassa azt az alapot, amire a munkádat </w:t>
+      </w:r>
+      <w:r>
+        <w:lastRenderedPageBreak/>
+        <w:t xml:space="preserve">építetted. Ha tudományosabb munkát végzel, itt bemutathatod a szakirodalmat, mások munkáját, eredményeit, amikhez képest a sajátodat majd később meg tudod határozni. Egy </w:t>
       </w:r>
       <w:proofErr w:type="gramStart"/>
       <w:r>
@@ -16138,11 +17070,11 @@
       <w:pPr>
         <w:pStyle w:val="Cmsor3"/>
       </w:pPr>
-      <w:bookmarkStart w:id="75" w:name="_Toc214917770"/>
+      <w:bookmarkStart w:id="82" w:name="_Toc215038880"/>
       <w:r>
         <w:t>A feladatkiírás pontosítása és részletes elemzése</w:t>
       </w:r>
-      <w:bookmarkEnd w:id="75"/>
+      <w:bookmarkEnd w:id="82"/>
     </w:p>
     <w:p>
       <w:proofErr w:type="gramStart"/>
@@ -16215,32 +17147,32 @@
       <w:pPr>
         <w:pStyle w:val="Cmsor3"/>
       </w:pPr>
-      <w:bookmarkStart w:id="76" w:name="_Toc214917771"/>
+      <w:bookmarkStart w:id="83" w:name="_Toc215038881"/>
+      <w:r>
+        <w:t>Önálló munka bemutatása</w:t>
+      </w:r>
+      <w:bookmarkEnd w:id="83"/>
+    </w:p>
+    <w:p>
+      <w:r>
+        <w:t>Ez a blokk egy, vagy több nagyobb fejezetet tartalmaz, mely bemutatja az elkészült megoldás műszaki felépítését, kiemelve az érdekesebb/bonyolultabb megoldásokat és a nem egyértelmű technológiai döntések indoklásait. Terjedelme szakdolgozatban kb. 30</w:t>
+      </w:r>
+      <w:r>
+        <w:t>-40</w:t>
+      </w:r>
+      <w:r>
+        <w:t>, diplomatervben kb. 40</w:t>
+      </w:r>
+      <w:r>
+        <w:t>-50</w:t>
+      </w:r>
+      <w:r>
+        <w:t xml:space="preserve"> oldal.</w:t>
+      </w:r>
+    </w:p>
+    <w:p>
       <w:r>
         <w:lastRenderedPageBreak/>
-        <w:t>Önálló munka bemutatása</w:t>
-      </w:r>
-      <w:bookmarkEnd w:id="76"/>
-    </w:p>
-    <w:p>
-      <w:r>
-        <w:t>Ez a blokk egy, vagy több nagyobb fejezetet tartalmaz, mely bemutatja az elkészült megoldás műszaki felépítését, kiemelve az érdekesebb/bonyolultabb megoldásokat és a nem egyértelmű technológiai döntések indoklásait. Terjedelme szakdolgozatban kb. 30</w:t>
-      </w:r>
-      <w:r>
-        <w:t>-40</w:t>
-      </w:r>
-      <w:r>
-        <w:t>, diplomatervben kb. 40</w:t>
-      </w:r>
-      <w:r>
-        <w:t>-50</w:t>
-      </w:r>
-      <w:r>
-        <w:t xml:space="preserve"> oldal.</w:t>
-      </w:r>
-    </w:p>
-    <w:p>
-      <w:r>
         <w:t xml:space="preserve">Nagyon fontos, hogy szemben az előző blokkal itt nem cél, hogy egy száraz dokumentációt készítsél. </w:t>
       </w:r>
       <w:proofErr w:type="gramStart"/>
@@ -16524,42 +17456,45 @@
       <w:pPr>
         <w:pStyle w:val="Cmsor3"/>
       </w:pPr>
-      <w:bookmarkStart w:id="77" w:name="_Toc214917772"/>
+      <w:bookmarkStart w:id="84" w:name="_Toc215038882"/>
+      <w:r>
+        <w:t>Önálló munka értékelése, mérések</w:t>
+      </w:r>
+      <w:r>
+        <w:t>, tesztelés</w:t>
+      </w:r>
+      <w:r>
+        <w:t>, eredmények bemutatása</w:t>
+      </w:r>
+      <w:bookmarkEnd w:id="84"/>
+    </w:p>
+    <w:p>
+      <w:r>
+        <w:t xml:space="preserve">E fejezet szakdolgozatban </w:t>
+      </w:r>
+      <w:r>
+        <w:t>3</w:t>
+      </w:r>
+      <w:r>
+        <w:t>-5, diplomamunkában 6-7 oldal lehet. Célja, hogy összegezve bemutassa az eredményeidet. Például</w:t>
+      </w:r>
+      <w:r>
+        <w:t>,</w:t>
+      </w:r>
+      <w:r>
+        <w:t xml:space="preserve"> ha valamilyen algoritmust fejlesztettél, itt mutathatod be mérésekkel, diagramokkal, hogy milyen teljesítményt </w:t>
+      </w:r>
+      <w:proofErr w:type="gramStart"/>
+      <w:r>
+        <w:t>produkál</w:t>
+      </w:r>
+      <w:proofErr w:type="gramEnd"/>
+      <w:r>
+        <w:t xml:space="preserve"> a különböző megvalósításaihoz, vagy éppen mások implementációihoz képest. Ha egy weboldalt, vagy mobil alkalmazást készítettél, és készültek hozzá automatizált </w:t>
+      </w:r>
       <w:r>
         <w:lastRenderedPageBreak/>
-        <w:t>Önálló munka értékelése, mérések</w:t>
-      </w:r>
-      <w:r>
-        <w:t>, tesztelés</w:t>
-      </w:r>
-      <w:r>
-        <w:t>, eredmények bemutatása</w:t>
-      </w:r>
-      <w:bookmarkEnd w:id="77"/>
-    </w:p>
-    <w:p>
-      <w:r>
-        <w:t xml:space="preserve">E fejezet szakdolgozatban </w:t>
-      </w:r>
-      <w:r>
-        <w:t>3</w:t>
-      </w:r>
-      <w:r>
-        <w:t>-5, diplomamunkában 6-7 oldal lehet. Célja, hogy összegezve bemutassa az eredményeidet. Például</w:t>
-      </w:r>
-      <w:r>
-        <w:t>,</w:t>
-      </w:r>
-      <w:r>
-        <w:t xml:space="preserve"> ha valamilyen algoritmust fejlesztettél, itt mutathatod be mérésekkel, diagramokkal, hogy milyen teljesítményt </w:t>
-      </w:r>
-      <w:proofErr w:type="gramStart"/>
-      <w:r>
-        <w:t>produkál</w:t>
-      </w:r>
-      <w:proofErr w:type="gramEnd"/>
-      <w:r>
-        <w:t xml:space="preserve"> a különböző megvalósításaihoz, vagy éppen mások implementációihoz képest. Ha egy weboldalt, vagy mobil alkalmazást készítettél, és készültek hozzá automatizált felülettesztek, vagy egység-tesztek</w:t>
+        <w:t>felülettesztek, vagy egység-tesztek</w:t>
       </w:r>
       <w:r>
         <w:t>, esetleg végeztetek felhasználói tesztelést</w:t>
@@ -16572,11 +17507,11 @@
       <w:pPr>
         <w:pStyle w:val="Cmsor3"/>
       </w:pPr>
-      <w:bookmarkStart w:id="78" w:name="_Toc214917773"/>
+      <w:bookmarkStart w:id="85" w:name="_Toc215038883"/>
       <w:r>
         <w:t>Összefoglaló</w:t>
       </w:r>
-      <w:bookmarkEnd w:id="78"/>
+      <w:bookmarkEnd w:id="85"/>
     </w:p>
     <w:p>
       <w:r>
@@ -16611,11 +17546,11 @@
       <w:pPr>
         <w:pStyle w:val="Cmsor3"/>
       </w:pPr>
-      <w:bookmarkStart w:id="79" w:name="_Toc214917774"/>
+      <w:bookmarkStart w:id="86" w:name="_Toc215038884"/>
       <w:r>
         <w:t>Köszönetnyilvánítások</w:t>
       </w:r>
-      <w:bookmarkEnd w:id="79"/>
+      <w:bookmarkEnd w:id="86"/>
     </w:p>
     <w:p>
       <w:r>
@@ -16649,141 +17584,138 @@
       </w:r>
       <w:proofErr w:type="gramEnd"/>
       <w:r>
-        <w:t xml:space="preserve"> a „Köszönöm XY-nak a JavaScript-</w:t>
-      </w:r>
+        <w:t xml:space="preserve"> a „Köszönöm XY-nak a JavaScript-ek hibakeresésében nyújtott segítségét és ZX-nek az alkalmazás megjelenéséhez adott értékes tanácsait” típusú köszönetnyilvánításoknak van értelme.</w:t>
+      </w:r>
+    </w:p>
+    <w:p>
+      <w:pPr>
+        <w:pStyle w:val="Cmsor3"/>
+      </w:pPr>
+      <w:bookmarkStart w:id="87" w:name="_Toc215038885"/>
+      <w:r>
+        <w:t>Részletes és pontos irodalomjegyzék</w:t>
+      </w:r>
+      <w:bookmarkEnd w:id="87"/>
+    </w:p>
+    <w:p>
+      <w:r>
+        <w:t xml:space="preserve">Ezt a Word generálja neked. Részletek a </w:t>
+      </w:r>
+      <w:r>
+        <w:fldChar w:fldCharType="begin"/>
+      </w:r>
+      <w:r>
+        <w:instrText xml:space="preserve"> REF _Ref433106519 \r \h </w:instrText>
+      </w:r>
+      <w:r>
+        <w:fldChar w:fldCharType="separate"/>
+      </w:r>
+      <w:r>
+        <w:t>3.9</w:t>
+      </w:r>
+      <w:r>
+        <w:fldChar w:fldCharType="end"/>
+      </w:r>
+      <w:r>
+        <w:t>. fejezetben.</w:t>
+      </w:r>
+    </w:p>
+    <w:p>
+      <w:pPr>
+        <w:pStyle w:val="Cmsor3"/>
+      </w:pPr>
+      <w:bookmarkStart w:id="88" w:name="_Toc215038886"/>
+      <w:r>
+        <w:t>Ábrajegyzék, táblázatjegyzék</w:t>
+      </w:r>
+      <w:bookmarkEnd w:id="88"/>
+    </w:p>
+    <w:p>
+      <w:r>
+        <w:t>Az esetek többségében felesleges.</w:t>
+      </w:r>
+    </w:p>
+    <w:p>
+      <w:pPr>
+        <w:pStyle w:val="Cmsor3"/>
+      </w:pPr>
+      <w:bookmarkStart w:id="89" w:name="_Toc215038887"/>
       <w:r>
         <w:lastRenderedPageBreak/>
-        <w:t>ek hibakeresésében nyújtott segítségét és ZX-nek az alkalmazás megjelenéséhez adott értékes tanácsait” típusú köszönetnyilvánításoknak van értelme.</w:t>
-      </w:r>
+        <w:t>Függelék</w:t>
+      </w:r>
+      <w:bookmarkEnd w:id="89"/>
+    </w:p>
+    <w:p>
+      <w:r>
+        <w:t xml:space="preserve">A függelékek </w:t>
+      </w:r>
+      <w:r>
+        <w:t>a törzstartalmon kívüli kiegészítések a dolgozathoz. Ide kerülhetnek a nagyobb ábrák, hosszabb példakódok, vagy részletes algoritmus bemutatások, amelyek csak lazábban kapcsolódnak a témához, ezért a dolgozatod törzsében nem mutattad be részletesen. A függelék nem kötelező tartalmi elem, sok esetben teljesen elhagyható.</w:t>
+      </w:r>
+    </w:p>
+    <w:p>
+      <w:pPr>
+        <w:pStyle w:val="Cmsor2"/>
+      </w:pPr>
+      <w:bookmarkStart w:id="90" w:name="_Toc215038888"/>
+      <w:r>
+        <w:t>Egyéb tartalmi elemek</w:t>
+      </w:r>
+      <w:bookmarkEnd w:id="90"/>
     </w:p>
     <w:p>
       <w:pPr>
         <w:pStyle w:val="Cmsor3"/>
       </w:pPr>
-      <w:bookmarkStart w:id="80" w:name="_Toc214917775"/>
-      <w:r>
-        <w:t>Részletes és pontos irodalomjegyzék</w:t>
-      </w:r>
-      <w:bookmarkEnd w:id="80"/>
-    </w:p>
-    <w:p>
-      <w:r>
-        <w:t xml:space="preserve">Ezt a Word generálja neked. Részletek a </w:t>
-      </w:r>
-      <w:r>
-        <w:fldChar w:fldCharType="begin"/>
-      </w:r>
-      <w:r>
-        <w:instrText xml:space="preserve"> REF _Ref433106519 \r \h </w:instrText>
-      </w:r>
-      <w:r>
-        <w:fldChar w:fldCharType="separate"/>
-      </w:r>
-      <w:r>
-        <w:t>3.9</w:t>
-      </w:r>
-      <w:r>
-        <w:fldChar w:fldCharType="end"/>
-      </w:r>
-      <w:r>
-        <w:t>. fejezetben.</w:t>
+      <w:bookmarkStart w:id="91" w:name="_Toc215038889"/>
+      <w:r>
+        <w:t>Stílus</w:t>
+      </w:r>
+      <w:bookmarkEnd w:id="91"/>
+    </w:p>
+    <w:p>
+      <w:r>
+        <w:t xml:space="preserve">A szakdolgozat/diplomaterv műfaját tekintve félúton van egy szoftverspecifikáció és egy irodalmi </w:t>
+      </w:r>
+      <w:proofErr w:type="gramStart"/>
+      <w:r>
+        <w:t>esszé</w:t>
+      </w:r>
+      <w:proofErr w:type="gramEnd"/>
+      <w:r>
+        <w:t xml:space="preserve"> között. Fontos, hogy a leírtak (a nyilvánvalóan szubjektív részeket leszámítva) általában </w:t>
+      </w:r>
+      <w:proofErr w:type="gramStart"/>
+      <w:r>
+        <w:t>objektív</w:t>
+      </w:r>
+      <w:proofErr w:type="gramEnd"/>
+      <w:r>
+        <w:t xml:space="preserve"> elemzés eredményei legyenek, mérnöki szemléletmódot tükrözzenek.</w:t>
+      </w:r>
+      <w:r>
+        <w:t xml:space="preserve"> Ugyanakkor</w:t>
+      </w:r>
+      <w:r>
+        <w:t xml:space="preserve"> </w:t>
+      </w:r>
+      <w:r>
+        <w:t>k</w:t>
+      </w:r>
+      <w:r>
+        <w:t>erüld a szoftverspecifikációk száraz stílusát, az értelmetlen felsorolásokat, s próbáld inkább (az objektivitás megtartása mellett) elbeszélő stílusban bemutatni a munkádat.</w:t>
       </w:r>
     </w:p>
     <w:p>
       <w:pPr>
         <w:pStyle w:val="Cmsor3"/>
       </w:pPr>
-      <w:bookmarkStart w:id="81" w:name="_Toc214917776"/>
-      <w:r>
-        <w:t>Ábrajegyzék, táblázatjegyzék</w:t>
-      </w:r>
-      <w:bookmarkEnd w:id="81"/>
-    </w:p>
-    <w:p>
-      <w:r>
-        <w:t>Az esetek többségében felesleges.</w:t>
-      </w:r>
-    </w:p>
-    <w:p>
-      <w:pPr>
-        <w:pStyle w:val="Cmsor3"/>
-      </w:pPr>
-      <w:bookmarkStart w:id="82" w:name="_Toc214917777"/>
-      <w:r>
-        <w:t>Függelék</w:t>
-      </w:r>
-      <w:bookmarkEnd w:id="82"/>
-    </w:p>
-    <w:p>
-      <w:r>
-        <w:t xml:space="preserve">A függelékek </w:t>
-      </w:r>
-      <w:r>
-        <w:t>a törzstartalmon kívüli kiegészítések a dolgozathoz. Ide kerülhetnek a nagyobb ábrák, hosszabb példakódok, vagy részletes algoritmus bemutatások, amelyek csak lazábban kapcsolódnak a témához, ezért a dolgozatod törzsében nem mutattad be részletesen. A függelék nem kötelező tartalmi elem, sok esetben teljesen elhagyható.</w:t>
-      </w:r>
-    </w:p>
-    <w:p>
-      <w:pPr>
-        <w:pStyle w:val="Cmsor2"/>
-      </w:pPr>
-      <w:bookmarkStart w:id="83" w:name="_Toc214917778"/>
-      <w:r>
-        <w:t>Egyéb tartalmi elemek</w:t>
-      </w:r>
-      <w:bookmarkEnd w:id="83"/>
-    </w:p>
-    <w:p>
-      <w:pPr>
-        <w:pStyle w:val="Cmsor3"/>
-      </w:pPr>
-      <w:bookmarkStart w:id="84" w:name="_Toc214917779"/>
-      <w:r>
-        <w:t>Stílus</w:t>
-      </w:r>
-      <w:bookmarkEnd w:id="84"/>
-    </w:p>
-    <w:p>
-      <w:r>
-        <w:t xml:space="preserve">A szakdolgozat/diplomaterv műfaját tekintve félúton van egy szoftverspecifikáció és egy irodalmi </w:t>
-      </w:r>
-      <w:proofErr w:type="gramStart"/>
-      <w:r>
-        <w:t>esszé</w:t>
-      </w:r>
-      <w:proofErr w:type="gramEnd"/>
-      <w:r>
-        <w:t xml:space="preserve"> között. Fontos, hogy a leírtak (a nyilvánvalóan szubjektív részeket leszámítva) általában </w:t>
-      </w:r>
-      <w:proofErr w:type="gramStart"/>
-      <w:r>
-        <w:t>objektív</w:t>
-      </w:r>
-      <w:proofErr w:type="gramEnd"/>
-      <w:r>
-        <w:t xml:space="preserve"> elemzés eredményei legyenek, mérnöki szemléletmódot tükrözzenek.</w:t>
-      </w:r>
-      <w:r>
-        <w:t xml:space="preserve"> Ugyanakkor</w:t>
-      </w:r>
-      <w:r>
-        <w:t xml:space="preserve"> </w:t>
-      </w:r>
-      <w:r>
-        <w:t>k</w:t>
-      </w:r>
-      <w:r>
-        <w:t>erüld a szoftverspecifikációk száraz stílusát, az értelmetlen felsorolásokat, s próbáld inkább (az objektivitás megtartása mellett) elbeszélő stílusban bemutatni a munkádat.</w:t>
-      </w:r>
-    </w:p>
-    <w:p>
-      <w:pPr>
-        <w:pStyle w:val="Cmsor3"/>
-      </w:pPr>
-      <w:bookmarkStart w:id="85" w:name="_Toc214917780"/>
+      <w:bookmarkStart w:id="92" w:name="_Toc215038890"/>
       <w:r>
         <w:t>E/1</w:t>
       </w:r>
-      <w:bookmarkEnd w:id="85"/>
+      <w:bookmarkEnd w:id="92"/>
     </w:p>
     <w:p>
       <w:r>
@@ -16838,12 +17770,11 @@
       <w:pPr>
         <w:pStyle w:val="Cmsor3"/>
       </w:pPr>
-      <w:bookmarkStart w:id="86" w:name="_Toc214917781"/>
-      <w:r>
-        <w:lastRenderedPageBreak/>
+      <w:bookmarkStart w:id="93" w:name="_Toc215038891"/>
+      <w:r>
         <w:t>Rövidítések</w:t>
       </w:r>
-      <w:bookmarkEnd w:id="86"/>
+      <w:bookmarkEnd w:id="93"/>
     </w:p>
     <w:p>
       <w:r>
@@ -16907,13 +17838,14 @@
       <w:pPr>
         <w:pStyle w:val="Cmsor3"/>
       </w:pPr>
-      <w:bookmarkStart w:id="87" w:name="_Ref433103059"/>
-      <w:bookmarkStart w:id="88" w:name="_Toc214917782"/>
-      <w:r>
+      <w:bookmarkStart w:id="94" w:name="_Ref433103059"/>
+      <w:bookmarkStart w:id="95" w:name="_Toc215038892"/>
+      <w:r>
+        <w:lastRenderedPageBreak/>
         <w:t>Technológia megválasztása</w:t>
       </w:r>
-      <w:bookmarkEnd w:id="87"/>
-      <w:bookmarkEnd w:id="88"/>
+      <w:bookmarkEnd w:id="94"/>
+      <w:bookmarkEnd w:id="95"/>
     </w:p>
     <w:p>
       <w:r>
@@ -16981,19 +17913,15 @@
       <w:pPr>
         <w:pStyle w:val="Cmsor2"/>
       </w:pPr>
-      <w:bookmarkStart w:id="89" w:name="_Toc214917783"/>
+      <w:bookmarkStart w:id="96" w:name="_Toc215038893"/>
       <w:r>
         <w:t>Mesterséges intelligencia és generatív MI eszközök</w:t>
       </w:r>
-      <w:bookmarkEnd w:id="89"/>
-    </w:p>
-    <w:p>
-      <w:r>
-        <w:t xml:space="preserve">A Kar támogatja mind az oktatókat, mind a hallgatókat a generatív mesterséges intelligencia (MI) használatában. A generatív MI az utóbbi évtized legnagyobb hatású </w:t>
-      </w:r>
-      <w:r>
-        <w:lastRenderedPageBreak/>
-        <w:t xml:space="preserve">informatikai innovációja, mely hatékonyabbá teszi a mérnöki munkát. Fontos, hogy mind a hallgatók, mind az oktatók ennek a technológiának a szakértői legyenek: képesek legyenek készségszintű használatára, megismerkedjenek erősségeivel és a használatából fakadó </w:t>
+      <w:bookmarkEnd w:id="96"/>
+    </w:p>
+    <w:p>
+      <w:r>
+        <w:t xml:space="preserve">A Kar támogatja mind az oktatókat, mind a hallgatókat a generatív mesterséges intelligencia (MI) használatában. A generatív MI az utóbbi évtized legnagyobb hatású informatikai innovációja, mely hatékonyabbá teszi a mérnöki munkát. Fontos, hogy mind a hallgatók, mind az oktatók ennek a technológiának a szakértői legyenek: képesek legyenek készségszintű használatára, megismerkedjenek erősségeivel és a használatából fakadó </w:t>
       </w:r>
       <w:proofErr w:type="gramStart"/>
       <w:r>
@@ -17040,15 +17968,15 @@
       <w:pPr>
         <w:pStyle w:val="Cmsor1"/>
       </w:pPr>
-      <w:bookmarkStart w:id="90" w:name="_Ref433098485"/>
-      <w:bookmarkStart w:id="91" w:name="_Toc214917784"/>
+      <w:bookmarkStart w:id="97" w:name="_Ref433098485"/>
+      <w:bookmarkStart w:id="98" w:name="_Toc215038894"/>
       <w:r>
         <w:lastRenderedPageBreak/>
         <w:t>Formázási tudnivalók</w:t>
       </w:r>
-      <w:bookmarkEnd w:id="16"/>
-      <w:bookmarkEnd w:id="90"/>
-      <w:bookmarkEnd w:id="91"/>
+      <w:bookmarkEnd w:id="15"/>
+      <w:bookmarkEnd w:id="97"/>
+      <w:bookmarkEnd w:id="98"/>
     </w:p>
     <w:p>
       <w:r>
@@ -17059,11 +17987,11 @@
       <w:pPr>
         <w:pStyle w:val="Cmsor2"/>
       </w:pPr>
-      <w:bookmarkStart w:id="92" w:name="_Toc214917785"/>
+      <w:bookmarkStart w:id="99" w:name="_Toc215038895"/>
       <w:r>
         <w:t>Általános tudnivalók</w:t>
       </w:r>
-      <w:bookmarkEnd w:id="92"/>
+      <w:bookmarkEnd w:id="99"/>
     </w:p>
     <w:p>
       <w:r>
@@ -17123,11 +18051,11 @@
       <w:pPr>
         <w:pStyle w:val="Cmsor2"/>
       </w:pPr>
-      <w:bookmarkStart w:id="93" w:name="_Toc214917786"/>
+      <w:bookmarkStart w:id="100" w:name="_Toc215038896"/>
       <w:r>
         <w:t>Stílusok</w:t>
       </w:r>
-      <w:bookmarkEnd w:id="93"/>
+      <w:bookmarkEnd w:id="100"/>
     </w:p>
     <w:p>
       <w:r>
@@ -17247,13 +18175,13 @@
       <w:pPr>
         <w:pStyle w:val="Cmsor2"/>
       </w:pPr>
-      <w:bookmarkStart w:id="94" w:name="_Toc332797399"/>
-      <w:bookmarkStart w:id="95" w:name="_Toc214917787"/>
+      <w:bookmarkStart w:id="101" w:name="_Toc332797399"/>
+      <w:bookmarkStart w:id="102" w:name="_Toc215038897"/>
       <w:r>
         <w:t>Címsorok</w:t>
       </w:r>
-      <w:bookmarkEnd w:id="94"/>
-      <w:bookmarkEnd w:id="95"/>
+      <w:bookmarkEnd w:id="101"/>
+      <w:bookmarkEnd w:id="102"/>
     </w:p>
     <w:p>
       <w:r>
@@ -17303,11 +18231,11 @@
       <w:pPr>
         <w:pStyle w:val="Cmsor2"/>
       </w:pPr>
-      <w:bookmarkStart w:id="96" w:name="_Toc214917788"/>
+      <w:bookmarkStart w:id="103" w:name="_Toc215038898"/>
       <w:r>
         <w:t>Másolás, beillesztés</w:t>
       </w:r>
-      <w:bookmarkEnd w:id="96"/>
+      <w:bookmarkEnd w:id="103"/>
     </w:p>
     <w:p>
       <w:r>
@@ -17428,12 +18356,12 @@
       <w:pPr>
         <w:pStyle w:val="Cmsor2"/>
       </w:pPr>
-      <w:bookmarkStart w:id="97" w:name="_Toc214917789"/>
+      <w:bookmarkStart w:id="104" w:name="_Toc215038899"/>
       <w:r>
         <w:lastRenderedPageBreak/>
         <w:t>Mezőfrissítés</w:t>
       </w:r>
-      <w:bookmarkEnd w:id="97"/>
+      <w:bookmarkEnd w:id="104"/>
     </w:p>
     <w:p>
       <w:r>
@@ -17460,11 +18388,11 @@
       <w:pPr>
         <w:pStyle w:val="Cmsor2"/>
       </w:pPr>
-      <w:bookmarkStart w:id="98" w:name="_Toc214917790"/>
+      <w:bookmarkStart w:id="105" w:name="_Toc215038900"/>
       <w:r>
         <w:t>Helyesírás</w:t>
       </w:r>
-      <w:bookmarkEnd w:id="98"/>
+      <w:bookmarkEnd w:id="105"/>
     </w:p>
     <w:p>
       <w:r>
@@ -17481,11 +18409,11 @@
       <w:pPr>
         <w:pStyle w:val="Cmsor3"/>
       </w:pPr>
-      <w:bookmarkStart w:id="99" w:name="_Toc214917791"/>
+      <w:bookmarkStart w:id="106" w:name="_Toc215038901"/>
       <w:r>
         <w:t>Elgépelések</w:t>
       </w:r>
-      <w:bookmarkEnd w:id="99"/>
+      <w:bookmarkEnd w:id="106"/>
     </w:p>
     <w:p>
       <w:r>
@@ -17496,11 +18424,11 @@
       <w:pPr>
         <w:pStyle w:val="Cmsor3"/>
       </w:pPr>
-      <w:bookmarkStart w:id="100" w:name="_Toc214917792"/>
+      <w:bookmarkStart w:id="107" w:name="_Toc215038902"/>
       <w:r>
         <w:t>Egyeztetés hiánya</w:t>
       </w:r>
-      <w:bookmarkEnd w:id="100"/>
+      <w:bookmarkEnd w:id="107"/>
     </w:p>
     <w:p>
       <w:r>
@@ -17532,13 +18460,13 @@
       <w:pPr>
         <w:pStyle w:val="Cmsor3"/>
       </w:pPr>
-      <w:bookmarkStart w:id="101" w:name="_Ref433104042"/>
-      <w:bookmarkStart w:id="102" w:name="_Toc214917793"/>
+      <w:bookmarkStart w:id="108" w:name="_Ref433104042"/>
+      <w:bookmarkStart w:id="109" w:name="_Toc215038903"/>
       <w:r>
         <w:t>Külföldi szavak, kifejezések</w:t>
       </w:r>
-      <w:bookmarkEnd w:id="101"/>
-      <w:bookmarkEnd w:id="102"/>
+      <w:bookmarkEnd w:id="108"/>
+      <w:bookmarkEnd w:id="109"/>
     </w:p>
     <w:p>
       <w:r>
@@ -17579,7 +18507,7 @@
         <w:lastRenderedPageBreak/>
         <w:t xml:space="preserve">nehezen </w:t>
       </w:r>
-      <w:del w:id="103" w:author="Csorba Kristóf" w:date="2016-01-31T13:47:00Z">
+      <w:del w:id="110" w:author="Csorba Kristóf" w:date="2016-01-31T13:47:00Z">
         <w:r>
           <w:delText>el</w:delText>
         </w:r>
@@ -17587,7 +18515,7 @@
       <w:r>
         <w:t xml:space="preserve">kerülhető </w:t>
       </w:r>
-      <w:ins w:id="104" w:author="Csorba Kristóf" w:date="2016-01-31T13:47:00Z">
+      <w:ins w:id="111" w:author="Csorba Kristóf" w:date="2016-01-31T13:47:00Z">
         <w:r>
           <w:t xml:space="preserve">el </w:t>
         </w:r>
@@ -17693,14 +18621,14 @@
       <w:pPr>
         <w:pStyle w:val="Cmsor3"/>
       </w:pPr>
-      <w:bookmarkStart w:id="105" w:name="_Toc214917794"/>
+      <w:bookmarkStart w:id="112" w:name="_Toc215038904"/>
       <w:r>
         <w:t>Stb</w:t>
       </w:r>
       <w:r>
         <w:t>.</w:t>
       </w:r>
-      <w:bookmarkEnd w:id="105"/>
+      <w:bookmarkEnd w:id="112"/>
     </w:p>
     <w:p>
       <w:r>
@@ -17714,11 +18642,11 @@
       <w:pPr>
         <w:pStyle w:val="Cmsor3"/>
       </w:pPr>
-      <w:bookmarkStart w:id="106" w:name="_Toc214917795"/>
+      <w:bookmarkStart w:id="113" w:name="_Toc215038905"/>
       <w:r>
         <w:t>Helyesírás ellenőrző</w:t>
       </w:r>
-      <w:bookmarkEnd w:id="106"/>
+      <w:bookmarkEnd w:id="113"/>
     </w:p>
     <w:p>
       <w:r>
@@ -17936,14 +18864,14 @@
       <w:pPr>
         <w:pStyle w:val="Cmsor2"/>
       </w:pPr>
-      <w:bookmarkStart w:id="107" w:name="_Toc332797400"/>
-      <w:bookmarkStart w:id="108" w:name="_Toc214917796"/>
+      <w:bookmarkStart w:id="114" w:name="_Toc332797400"/>
+      <w:bookmarkStart w:id="115" w:name="_Toc215038906"/>
       <w:r>
         <w:lastRenderedPageBreak/>
         <w:t>Képek</w:t>
       </w:r>
-      <w:bookmarkEnd w:id="107"/>
-      <w:bookmarkEnd w:id="108"/>
+      <w:bookmarkEnd w:id="114"/>
+      <w:bookmarkEnd w:id="115"/>
     </w:p>
     <w:p>
       <w:r>
@@ -17954,11 +18882,11 @@
       <w:pPr>
         <w:pStyle w:val="Cmsor3"/>
       </w:pPr>
-      <w:bookmarkStart w:id="109" w:name="_Toc214917797"/>
+      <w:bookmarkStart w:id="116" w:name="_Toc215038907"/>
       <w:r>
         <w:t>Beszúrás, formázás</w:t>
       </w:r>
-      <w:bookmarkEnd w:id="109"/>
+      <w:bookmarkEnd w:id="116"/>
     </w:p>
     <w:p>
       <w:r>
@@ -18114,11 +19042,11 @@
       <w:pPr>
         <w:pStyle w:val="Cmsor3"/>
       </w:pPr>
-      <w:bookmarkStart w:id="110" w:name="_Toc214917798"/>
+      <w:bookmarkStart w:id="117" w:name="_Toc215038908"/>
       <w:r>
         <w:t>Képminőség</w:t>
       </w:r>
-      <w:bookmarkEnd w:id="110"/>
+      <w:bookmarkEnd w:id="117"/>
     </w:p>
     <w:p>
       <w:r>
@@ -18321,7 +19249,7 @@
         </w:drawing>
       </w:r>
     </w:p>
-    <w:bookmarkStart w:id="111" w:name="_Ref433021632"/>
+    <w:bookmarkStart w:id="118" w:name="_Ref433021632"/>
     <w:p>
       <w:pPr>
         <w:pStyle w:val="Kpalrs"/>
@@ -18347,7 +19275,7 @@
       <w:r>
         <w:t>. ábra</w:t>
       </w:r>
-      <w:bookmarkEnd w:id="111"/>
+      <w:bookmarkEnd w:id="118"/>
       <w:r>
         <w:t>: ez az ábra 460*750 pixel felbontású</w:t>
       </w:r>
@@ -18375,11 +19303,11 @@
       <w:pPr>
         <w:pStyle w:val="Cmsor2"/>
       </w:pPr>
-      <w:bookmarkStart w:id="112" w:name="_Toc214917799"/>
+      <w:bookmarkStart w:id="119" w:name="_Toc215038909"/>
       <w:r>
         <w:t>Kereszthivatkozások</w:t>
       </w:r>
-      <w:bookmarkEnd w:id="112"/>
+      <w:bookmarkEnd w:id="119"/>
     </w:p>
     <w:p>
       <w:r>
@@ -18470,7 +19398,7 @@
         </w:drawing>
       </w:r>
     </w:p>
-    <w:bookmarkStart w:id="113" w:name="_Ref433023888"/>
+    <w:bookmarkStart w:id="120" w:name="_Ref433023888"/>
     <w:p>
       <w:pPr>
         <w:pStyle w:val="Kpalrs"/>
@@ -18496,7 +19424,7 @@
       <w:r>
         <w:t>. ábra</w:t>
       </w:r>
-      <w:bookmarkEnd w:id="113"/>
+      <w:bookmarkEnd w:id="120"/>
       <w:r>
         <w:t>: ábrahivatkozás beszúrása</w:t>
       </w:r>
@@ -18510,13 +19438,13 @@
       <w:pPr>
         <w:pStyle w:val="Cmsor2"/>
       </w:pPr>
-      <w:bookmarkStart w:id="114" w:name="_Ref433106519"/>
-      <w:bookmarkStart w:id="115" w:name="_Toc214917800"/>
+      <w:bookmarkStart w:id="121" w:name="_Ref433106519"/>
+      <w:bookmarkStart w:id="122" w:name="_Toc215038910"/>
       <w:r>
         <w:t>Irodalomhivatkozások</w:t>
       </w:r>
-      <w:bookmarkEnd w:id="114"/>
-      <w:bookmarkEnd w:id="115"/>
+      <w:bookmarkEnd w:id="121"/>
+      <w:bookmarkEnd w:id="122"/>
     </w:p>
     <w:p>
       <w:r>
@@ -18642,12 +19570,12 @@
       <w:pPr>
         <w:pStyle w:val="Cmsor3"/>
       </w:pPr>
-      <w:bookmarkStart w:id="116" w:name="_Toc214917801"/>
-      <w:bookmarkStart w:id="117" w:name="_Toc332797401"/>
+      <w:bookmarkStart w:id="123" w:name="_Toc332797401"/>
+      <w:bookmarkStart w:id="124" w:name="_Toc215038911"/>
       <w:r>
         <w:t>Pozícionálás</w:t>
       </w:r>
-      <w:bookmarkEnd w:id="116"/>
+      <w:bookmarkEnd w:id="124"/>
     </w:p>
     <w:p>
       <w:r>
@@ -18671,11 +19599,11 @@
       <w:pPr>
         <w:pStyle w:val="Cmsor3"/>
       </w:pPr>
-      <w:bookmarkStart w:id="118" w:name="_Toc214917802"/>
+      <w:bookmarkStart w:id="125" w:name="_Toc215038912"/>
       <w:r>
         <w:t>Mikor kell hivatkoznom?</w:t>
       </w:r>
-      <w:bookmarkEnd w:id="118"/>
+      <w:bookmarkEnd w:id="125"/>
     </w:p>
     <w:p>
       <w:r>
@@ -18695,17 +19623,17 @@
       <w:pPr>
         <w:pStyle w:val="Cmsor2"/>
       </w:pPr>
-      <w:bookmarkStart w:id="119" w:name="_Toc214917803"/>
+      <w:bookmarkStart w:id="126" w:name="_Toc215038913"/>
       <w:r>
         <w:t>Word tippek és trükkök</w:t>
       </w:r>
-      <w:bookmarkEnd w:id="119"/>
+      <w:bookmarkEnd w:id="126"/>
     </w:p>
     <w:p>
       <w:pPr>
         <w:pStyle w:val="Cmsor3"/>
       </w:pPr>
-      <w:bookmarkStart w:id="120" w:name="_Toc214917804"/>
+      <w:bookmarkStart w:id="127" w:name="_Toc215038914"/>
       <w:proofErr w:type="gramStart"/>
       <w:r>
         <w:t>Navigációs</w:t>
@@ -18714,7 +19642,7 @@
       <w:r>
         <w:t xml:space="preserve"> ablak</w:t>
       </w:r>
-      <w:bookmarkEnd w:id="120"/>
+      <w:bookmarkEnd w:id="127"/>
     </w:p>
     <w:p>
       <w:r>
@@ -18814,18 +19742,26 @@
         <w:fldChar w:fldCharType="end"/>
       </w:r>
       <w:r>
-        <w:t>. ábra: Navigációs ablak</w:t>
+        <w:t xml:space="preserve">. </w:t>
+      </w:r>
+      <w:proofErr w:type="gramStart"/>
+      <w:r>
+        <w:t>ábra</w:t>
+      </w:r>
+      <w:proofErr w:type="gramEnd"/>
+      <w:r>
+        <w:t>: Navigációs ablak</w:t>
       </w:r>
     </w:p>
     <w:p>
       <w:pPr>
         <w:pStyle w:val="Cmsor3"/>
       </w:pPr>
-      <w:bookmarkStart w:id="121" w:name="_Toc214917805"/>
+      <w:bookmarkStart w:id="128" w:name="_Toc215038915"/>
       <w:r>
         <w:t>Megjegyzések</w:t>
       </w:r>
-      <w:bookmarkEnd w:id="121"/>
+      <w:bookmarkEnd w:id="128"/>
     </w:p>
     <w:p>
       <w:r>
@@ -18848,11 +19784,11 @@
       <w:pPr>
         <w:pStyle w:val="Cmsor3"/>
       </w:pPr>
-      <w:bookmarkStart w:id="122" w:name="_Toc214917806"/>
+      <w:bookmarkStart w:id="129" w:name="_Toc215038916"/>
       <w:r>
         <w:t>Korrektúra</w:t>
       </w:r>
-      <w:bookmarkEnd w:id="122"/>
+      <w:bookmarkEnd w:id="129"/>
     </w:p>
     <w:p>
       <w:r>
@@ -18980,51 +19916,51 @@
       <w:pPr>
         <w:pStyle w:val="Cmsor3"/>
       </w:pPr>
-      <w:bookmarkStart w:id="123" w:name="_Toc214917807"/>
+      <w:bookmarkStart w:id="130" w:name="_Toc215038917"/>
       <w:r>
         <w:t>Gyorsbillentyűk</w:t>
       </w:r>
+      <w:bookmarkEnd w:id="130"/>
+    </w:p>
+    <w:p>
+      <w:r>
+        <w:t xml:space="preserve">A Word lehetőséget ad tetszőleges </w:t>
+      </w:r>
+      <w:proofErr w:type="gramStart"/>
+      <w:r>
+        <w:t>funkció</w:t>
+      </w:r>
+      <w:proofErr w:type="gramEnd"/>
+      <w:r>
+        <w:t xml:space="preserve"> gyorsbillentyűre kötésére. Használd a „billentyűparancsok testreszabása” </w:t>
+      </w:r>
+      <w:proofErr w:type="gramStart"/>
+      <w:r>
+        <w:t>funkciót</w:t>
+      </w:r>
+      <w:proofErr w:type="gramEnd"/>
+      <w:r>
+        <w:t>, hogy gyorsbillentyűt rendelj a leggyakrabban használt gombokhoz.</w:t>
+      </w:r>
+    </w:p>
+    <w:p>
+      <w:r>
+        <w:t>Érdemes továbbá gyorsbillentyűt rendelni az alapvető stílusokhoz is</w:t>
+      </w:r>
+      <w:r>
+        <w:t>. Bemelegítésként hozzárendeltük az alt+K kombinációt a „Kép” stílushoz.</w:t>
+      </w:r>
+    </w:p>
+    <w:p>
+      <w:pPr>
+        <w:pStyle w:val="Cmsor2"/>
+      </w:pPr>
+      <w:bookmarkStart w:id="131" w:name="_Toc215038918"/>
+      <w:r>
+        <w:t>Kódrészletek</w:t>
+      </w:r>
       <w:bookmarkEnd w:id="123"/>
-    </w:p>
-    <w:p>
-      <w:r>
-        <w:t xml:space="preserve">A Word lehetőséget ad tetszőleges </w:t>
-      </w:r>
-      <w:proofErr w:type="gramStart"/>
-      <w:r>
-        <w:t>funkció</w:t>
-      </w:r>
-      <w:proofErr w:type="gramEnd"/>
-      <w:r>
-        <w:t xml:space="preserve"> gyorsbillentyűre kötésére. Használd a „billentyűparancsok testreszabása” </w:t>
-      </w:r>
-      <w:proofErr w:type="gramStart"/>
-      <w:r>
-        <w:t>funkciót</w:t>
-      </w:r>
-      <w:proofErr w:type="gramEnd"/>
-      <w:r>
-        <w:t>, hogy gyorsbillentyűt rendelj a leggyakrabban használt gombokhoz.</w:t>
-      </w:r>
-    </w:p>
-    <w:p>
-      <w:r>
-        <w:t>Érdemes továbbá gyorsbillentyűt rendelni az alapvető stílusokhoz is</w:t>
-      </w:r>
-      <w:r>
-        <w:t>. Bemelegítésként hozzárendeltük az alt+K kombinációt a „Kép” stílushoz.</w:t>
-      </w:r>
-    </w:p>
-    <w:p>
-      <w:pPr>
-        <w:pStyle w:val="Cmsor2"/>
-      </w:pPr>
-      <w:bookmarkStart w:id="124" w:name="_Toc214917808"/>
-      <w:r>
-        <w:t>Kódrészletek</w:t>
-      </w:r>
-      <w:bookmarkEnd w:id="117"/>
-      <w:bookmarkEnd w:id="124"/>
+      <w:bookmarkEnd w:id="131"/>
     </w:p>
     <w:p>
       <w:r>
@@ -19043,12 +19979,12 @@
       <w:pPr>
         <w:pStyle w:val="Cmsor3"/>
       </w:pPr>
-      <w:bookmarkStart w:id="125" w:name="_Toc214917809"/>
+      <w:bookmarkStart w:id="132" w:name="_Toc215038919"/>
       <w:r>
         <w:lastRenderedPageBreak/>
         <w:t>Formázás</w:t>
       </w:r>
-      <w:bookmarkEnd w:id="125"/>
+      <w:bookmarkEnd w:id="132"/>
     </w:p>
     <w:p>
       <w:r>
@@ -19681,13 +20617,13 @@
       <w:pPr>
         <w:pStyle w:val="Cmsor3"/>
       </w:pPr>
-      <w:bookmarkStart w:id="126" w:name="_Toc332797402"/>
-      <w:bookmarkStart w:id="127" w:name="_Toc214917810"/>
+      <w:bookmarkStart w:id="133" w:name="_Toc332797402"/>
+      <w:bookmarkStart w:id="134" w:name="_Toc215038920"/>
       <w:r>
         <w:t>Irodalomjegyzék</w:t>
       </w:r>
-      <w:bookmarkEnd w:id="126"/>
-      <w:bookmarkEnd w:id="127"/>
+      <w:bookmarkEnd w:id="133"/>
+      <w:bookmarkEnd w:id="134"/>
     </w:p>
     <w:p>
       <w:r>
@@ -19782,14 +20718,14 @@
       <w:pPr>
         <w:pStyle w:val="Cmsor2"/>
       </w:pPr>
-      <w:bookmarkStart w:id="128" w:name="_Toc332797403"/>
-      <w:bookmarkStart w:id="129" w:name="_Toc214917811"/>
-      <w:commentRangeStart w:id="130"/>
+      <w:bookmarkStart w:id="135" w:name="_Toc332797403"/>
+      <w:bookmarkStart w:id="136" w:name="_Toc215038921"/>
+      <w:commentRangeStart w:id="137"/>
       <w:r>
         <w:t>Utolsó simítások</w:t>
       </w:r>
-      <w:bookmarkEnd w:id="128"/>
-      <w:commentRangeEnd w:id="130"/>
+      <w:bookmarkEnd w:id="135"/>
+      <w:commentRangeEnd w:id="137"/>
       <w:r>
         <w:rPr>
           <w:rStyle w:val="Jegyzethivatkozs"/>
@@ -19798,9 +20734,9 @@
           <w:bCs w:val="0"/>
           <w:iCs w:val="0"/>
         </w:rPr>
-        <w:commentReference w:id="130"/>
-      </w:r>
-      <w:bookmarkEnd w:id="129"/>
+        <w:commentReference w:id="137"/>
+      </w:r>
+      <w:bookmarkEnd w:id="136"/>
     </w:p>
     <w:p>
       <w:pPr>
@@ -19890,12 +20826,12 @@
       <w:pPr>
         <w:pStyle w:val="Cmsor1"/>
       </w:pPr>
-      <w:bookmarkStart w:id="131" w:name="_Toc214917812"/>
+      <w:bookmarkStart w:id="138" w:name="_Toc215038922"/>
       <w:r>
         <w:lastRenderedPageBreak/>
         <w:t>További kérdések</w:t>
       </w:r>
-      <w:bookmarkEnd w:id="131"/>
+      <w:bookmarkEnd w:id="138"/>
     </w:p>
     <w:p>
       <w:r>
@@ -19927,7 +20863,7 @@
       </w:r>
     </w:p>
     <w:p/>
-    <w:bookmarkStart w:id="132" w:name="_Toc214917813" w:displacedByCustomXml="next"/>
+    <w:bookmarkStart w:id="139" w:name="_Toc215038923" w:displacedByCustomXml="next"/>
     <w:sdt>
       <w:sdtPr>
         <w:rPr>
@@ -19952,7 +20888,7 @@
           <w:r>
             <w:t>Irodalomjegyzék</w:t>
           </w:r>
-          <w:bookmarkEnd w:id="132"/>
+          <w:bookmarkEnd w:id="139"/>
         </w:p>
         <w:sdt>
           <w:sdtPr>
@@ -20124,12 +21060,12 @@
       <w:pPr>
         <w:pStyle w:val="Fejezetcimszmozsnlkl"/>
       </w:pPr>
-      <w:bookmarkStart w:id="133" w:name="_Toc214917814"/>
+      <w:bookmarkStart w:id="140" w:name="_Toc215038924"/>
       <w:r>
         <w:lastRenderedPageBreak/>
         <w:t>Függelék</w:t>
       </w:r>
-      <w:bookmarkEnd w:id="133"/>
+      <w:bookmarkEnd w:id="140"/>
     </w:p>
     <w:p/>
     <w:sectPr>
@@ -20386,7 +21322,7 @@
       </w:r>
     </w:p>
   </w:comment>
-  <w:comment w:id="130" w:author="Csorba Kristóf" w:date="2016-01-29T17:02:00Z" w:initials="CK">
+  <w:comment w:id="137" w:author="Csorba Kristóf" w:date="2016-01-29T17:02:00Z" w:initials="CK">
     <w:p>
       <w:pPr>
         <w:pStyle w:val="Jegyzetszveg"/>
@@ -20520,7 +21456,7 @@
         <w:rStyle w:val="Oldalszm"/>
         <w:noProof/>
       </w:rPr>
-      <w:t>48</w:t>
+      <w:t>55</w:t>
     </w:r>
     <w:r>
       <w:rPr>
@@ -22611,6 +23547,119 @@
     </w:lvl>
   </w:abstractNum>
   <w:abstractNum w:abstractNumId="17" w15:restartNumberingAfterBreak="0">
+    <w:nsid w:val="23DF4CB1"/>
+    <w:multiLevelType w:val="hybridMultilevel"/>
+    <w:tmpl w:val="CC52DAC2"/>
+    <w:lvl w:ilvl="0" w:tplc="040E0001">
+      <w:start w:val="1"/>
+      <w:numFmt w:val="bullet"/>
+      <w:lvlText w:val=""/>
+      <w:lvlJc w:val="left"/>
+      <w:pPr>
+        <w:ind w:left="360" w:hanging="360"/>
+      </w:pPr>
+      <w:rPr>
+        <w:rFonts w:ascii="Symbol" w:hAnsi="Symbol" w:hint="default"/>
+      </w:rPr>
+    </w:lvl>
+    <w:lvl w:ilvl="1" w:tplc="040E0003" w:tentative="1">
+      <w:start w:val="1"/>
+      <w:numFmt w:val="bullet"/>
+      <w:lvlText w:val="o"/>
+      <w:lvlJc w:val="left"/>
+      <w:pPr>
+        <w:ind w:left="1080" w:hanging="360"/>
+      </w:pPr>
+      <w:rPr>
+        <w:rFonts w:ascii="Courier New" w:hAnsi="Courier New" w:cs="Courier New" w:hint="default"/>
+      </w:rPr>
+    </w:lvl>
+    <w:lvl w:ilvl="2" w:tplc="040E0005" w:tentative="1">
+      <w:start w:val="1"/>
+      <w:numFmt w:val="bullet"/>
+      <w:lvlText w:val=""/>
+      <w:lvlJc w:val="left"/>
+      <w:pPr>
+        <w:ind w:left="1800" w:hanging="360"/>
+      </w:pPr>
+      <w:rPr>
+        <w:rFonts w:ascii="Wingdings" w:hAnsi="Wingdings" w:hint="default"/>
+      </w:rPr>
+    </w:lvl>
+    <w:lvl w:ilvl="3" w:tplc="040E0001" w:tentative="1">
+      <w:start w:val="1"/>
+      <w:numFmt w:val="bullet"/>
+      <w:lvlText w:val=""/>
+      <w:lvlJc w:val="left"/>
+      <w:pPr>
+        <w:ind w:left="2520" w:hanging="360"/>
+      </w:pPr>
+      <w:rPr>
+        <w:rFonts w:ascii="Symbol" w:hAnsi="Symbol" w:hint="default"/>
+      </w:rPr>
+    </w:lvl>
+    <w:lvl w:ilvl="4" w:tplc="040E0003" w:tentative="1">
+      <w:start w:val="1"/>
+      <w:numFmt w:val="bullet"/>
+      <w:lvlText w:val="o"/>
+      <w:lvlJc w:val="left"/>
+      <w:pPr>
+        <w:ind w:left="3240" w:hanging="360"/>
+      </w:pPr>
+      <w:rPr>
+        <w:rFonts w:ascii="Courier New" w:hAnsi="Courier New" w:cs="Courier New" w:hint="default"/>
+      </w:rPr>
+    </w:lvl>
+    <w:lvl w:ilvl="5" w:tplc="040E0005" w:tentative="1">
+      <w:start w:val="1"/>
+      <w:numFmt w:val="bullet"/>
+      <w:lvlText w:val=""/>
+      <w:lvlJc w:val="left"/>
+      <w:pPr>
+        <w:ind w:left="3960" w:hanging="360"/>
+      </w:pPr>
+      <w:rPr>
+        <w:rFonts w:ascii="Wingdings" w:hAnsi="Wingdings" w:hint="default"/>
+      </w:rPr>
+    </w:lvl>
+    <w:lvl w:ilvl="6" w:tplc="040E0001" w:tentative="1">
+      <w:start w:val="1"/>
+      <w:numFmt w:val="bullet"/>
+      <w:lvlText w:val=""/>
+      <w:lvlJc w:val="left"/>
+      <w:pPr>
+        <w:ind w:left="4680" w:hanging="360"/>
+      </w:pPr>
+      <w:rPr>
+        <w:rFonts w:ascii="Symbol" w:hAnsi="Symbol" w:hint="default"/>
+      </w:rPr>
+    </w:lvl>
+    <w:lvl w:ilvl="7" w:tplc="040E0003" w:tentative="1">
+      <w:start w:val="1"/>
+      <w:numFmt w:val="bullet"/>
+      <w:lvlText w:val="o"/>
+      <w:lvlJc w:val="left"/>
+      <w:pPr>
+        <w:ind w:left="5400" w:hanging="360"/>
+      </w:pPr>
+      <w:rPr>
+        <w:rFonts w:ascii="Courier New" w:hAnsi="Courier New" w:cs="Courier New" w:hint="default"/>
+      </w:rPr>
+    </w:lvl>
+    <w:lvl w:ilvl="8" w:tplc="040E0005" w:tentative="1">
+      <w:start w:val="1"/>
+      <w:numFmt w:val="bullet"/>
+      <w:lvlText w:val=""/>
+      <w:lvlJc w:val="left"/>
+      <w:pPr>
+        <w:ind w:left="6120" w:hanging="360"/>
+      </w:pPr>
+      <w:rPr>
+        <w:rFonts w:ascii="Wingdings" w:hAnsi="Wingdings" w:hint="default"/>
+      </w:rPr>
+    </w:lvl>
+  </w:abstractNum>
+  <w:abstractNum w:abstractNumId="18" w15:restartNumberingAfterBreak="0">
     <w:nsid w:val="243B28D9"/>
     <w:multiLevelType w:val="hybridMultilevel"/>
     <w:tmpl w:val="111CE202"/>
@@ -22723,7 +23772,7 @@
       </w:rPr>
     </w:lvl>
   </w:abstractNum>
-  <w:abstractNum w:abstractNumId="18" w15:restartNumberingAfterBreak="0">
+  <w:abstractNum w:abstractNumId="19" w15:restartNumberingAfterBreak="0">
     <w:nsid w:val="26E27218"/>
     <w:multiLevelType w:val="hybridMultilevel"/>
     <w:tmpl w:val="A33CE0EE"/>
@@ -22836,7 +23885,7 @@
       </w:rPr>
     </w:lvl>
   </w:abstractNum>
-  <w:abstractNum w:abstractNumId="19" w15:restartNumberingAfterBreak="0">
+  <w:abstractNum w:abstractNumId="20" w15:restartNumberingAfterBreak="0">
     <w:nsid w:val="327E39D2"/>
     <w:multiLevelType w:val="hybridMultilevel"/>
     <w:tmpl w:val="D36C53D0"/>
@@ -22949,7 +23998,7 @@
       </w:rPr>
     </w:lvl>
   </w:abstractNum>
-  <w:abstractNum w:abstractNumId="20" w15:restartNumberingAfterBreak="0">
+  <w:abstractNum w:abstractNumId="21" w15:restartNumberingAfterBreak="0">
     <w:nsid w:val="3353475A"/>
     <w:multiLevelType w:val="multilevel"/>
     <w:tmpl w:val="418E4214"/>
@@ -23036,7 +24085,7 @@
       </w:pPr>
     </w:lvl>
   </w:abstractNum>
-  <w:abstractNum w:abstractNumId="21" w15:restartNumberingAfterBreak="0">
+  <w:abstractNum w:abstractNumId="22" w15:restartNumberingAfterBreak="0">
     <w:nsid w:val="346B36D4"/>
     <w:multiLevelType w:val="hybridMultilevel"/>
     <w:tmpl w:val="417C847C"/>
@@ -23122,7 +24171,7 @@
       </w:pPr>
     </w:lvl>
   </w:abstractNum>
-  <w:abstractNum w:abstractNumId="22" w15:restartNumberingAfterBreak="0">
+  <w:abstractNum w:abstractNumId="23" w15:restartNumberingAfterBreak="0">
     <w:nsid w:val="36AB7E05"/>
     <w:multiLevelType w:val="multilevel"/>
     <w:tmpl w:val="FFB42E42"/>
@@ -23239,7 +24288,7 @@
       </w:pPr>
     </w:lvl>
   </w:abstractNum>
-  <w:abstractNum w:abstractNumId="23" w15:restartNumberingAfterBreak="0">
+  <w:abstractNum w:abstractNumId="24" w15:restartNumberingAfterBreak="0">
     <w:nsid w:val="36B04F5A"/>
     <w:multiLevelType w:val="multilevel"/>
     <w:tmpl w:val="907A15EC"/>
@@ -23381,7 +24430,120 @@
       </w:rPr>
     </w:lvl>
   </w:abstractNum>
-  <w:abstractNum w:abstractNumId="24" w15:restartNumberingAfterBreak="0">
+  <w:abstractNum w:abstractNumId="25" w15:restartNumberingAfterBreak="0">
+    <w:nsid w:val="38BD71AD"/>
+    <w:multiLevelType w:val="hybridMultilevel"/>
+    <w:tmpl w:val="83A847EE"/>
+    <w:lvl w:ilvl="0" w:tplc="040E0001">
+      <w:start w:val="1"/>
+      <w:numFmt w:val="bullet"/>
+      <w:lvlText w:val=""/>
+      <w:lvlJc w:val="left"/>
+      <w:pPr>
+        <w:ind w:left="360" w:hanging="360"/>
+      </w:pPr>
+      <w:rPr>
+        <w:rFonts w:ascii="Symbol" w:hAnsi="Symbol" w:hint="default"/>
+      </w:rPr>
+    </w:lvl>
+    <w:lvl w:ilvl="1" w:tplc="040E0003" w:tentative="1">
+      <w:start w:val="1"/>
+      <w:numFmt w:val="bullet"/>
+      <w:lvlText w:val="o"/>
+      <w:lvlJc w:val="left"/>
+      <w:pPr>
+        <w:ind w:left="1080" w:hanging="360"/>
+      </w:pPr>
+      <w:rPr>
+        <w:rFonts w:ascii="Courier New" w:hAnsi="Courier New" w:cs="Courier New" w:hint="default"/>
+      </w:rPr>
+    </w:lvl>
+    <w:lvl w:ilvl="2" w:tplc="040E0005" w:tentative="1">
+      <w:start w:val="1"/>
+      <w:numFmt w:val="bullet"/>
+      <w:lvlText w:val=""/>
+      <w:lvlJc w:val="left"/>
+      <w:pPr>
+        <w:ind w:left="1800" w:hanging="360"/>
+      </w:pPr>
+      <w:rPr>
+        <w:rFonts w:ascii="Wingdings" w:hAnsi="Wingdings" w:hint="default"/>
+      </w:rPr>
+    </w:lvl>
+    <w:lvl w:ilvl="3" w:tplc="040E0001" w:tentative="1">
+      <w:start w:val="1"/>
+      <w:numFmt w:val="bullet"/>
+      <w:lvlText w:val=""/>
+      <w:lvlJc w:val="left"/>
+      <w:pPr>
+        <w:ind w:left="2520" w:hanging="360"/>
+      </w:pPr>
+      <w:rPr>
+        <w:rFonts w:ascii="Symbol" w:hAnsi="Symbol" w:hint="default"/>
+      </w:rPr>
+    </w:lvl>
+    <w:lvl w:ilvl="4" w:tplc="040E0003" w:tentative="1">
+      <w:start w:val="1"/>
+      <w:numFmt w:val="bullet"/>
+      <w:lvlText w:val="o"/>
+      <w:lvlJc w:val="left"/>
+      <w:pPr>
+        <w:ind w:left="3240" w:hanging="360"/>
+      </w:pPr>
+      <w:rPr>
+        <w:rFonts w:ascii="Courier New" w:hAnsi="Courier New" w:cs="Courier New" w:hint="default"/>
+      </w:rPr>
+    </w:lvl>
+    <w:lvl w:ilvl="5" w:tplc="040E0005" w:tentative="1">
+      <w:start w:val="1"/>
+      <w:numFmt w:val="bullet"/>
+      <w:lvlText w:val=""/>
+      <w:lvlJc w:val="left"/>
+      <w:pPr>
+        <w:ind w:left="3960" w:hanging="360"/>
+      </w:pPr>
+      <w:rPr>
+        <w:rFonts w:ascii="Wingdings" w:hAnsi="Wingdings" w:hint="default"/>
+      </w:rPr>
+    </w:lvl>
+    <w:lvl w:ilvl="6" w:tplc="040E0001" w:tentative="1">
+      <w:start w:val="1"/>
+      <w:numFmt w:val="bullet"/>
+      <w:lvlText w:val=""/>
+      <w:lvlJc w:val="left"/>
+      <w:pPr>
+        <w:ind w:left="4680" w:hanging="360"/>
+      </w:pPr>
+      <w:rPr>
+        <w:rFonts w:ascii="Symbol" w:hAnsi="Symbol" w:hint="default"/>
+      </w:rPr>
+    </w:lvl>
+    <w:lvl w:ilvl="7" w:tplc="040E0003" w:tentative="1">
+      <w:start w:val="1"/>
+      <w:numFmt w:val="bullet"/>
+      <w:lvlText w:val="o"/>
+      <w:lvlJc w:val="left"/>
+      <w:pPr>
+        <w:ind w:left="5400" w:hanging="360"/>
+      </w:pPr>
+      <w:rPr>
+        <w:rFonts w:ascii="Courier New" w:hAnsi="Courier New" w:cs="Courier New" w:hint="default"/>
+      </w:rPr>
+    </w:lvl>
+    <w:lvl w:ilvl="8" w:tplc="040E0005" w:tentative="1">
+      <w:start w:val="1"/>
+      <w:numFmt w:val="bullet"/>
+      <w:lvlText w:val=""/>
+      <w:lvlJc w:val="left"/>
+      <w:pPr>
+        <w:ind w:left="6120" w:hanging="360"/>
+      </w:pPr>
+      <w:rPr>
+        <w:rFonts w:ascii="Wingdings" w:hAnsi="Wingdings" w:hint="default"/>
+      </w:rPr>
+    </w:lvl>
+  </w:abstractNum>
+  <w:abstractNum w:abstractNumId="26" w15:restartNumberingAfterBreak="0">
     <w:nsid w:val="3A162A58"/>
     <w:multiLevelType w:val="multilevel"/>
     <w:tmpl w:val="907A15EC"/>
@@ -23525,7 +24687,7 @@
       </w:rPr>
     </w:lvl>
   </w:abstractNum>
-  <w:abstractNum w:abstractNumId="25" w15:restartNumberingAfterBreak="0">
+  <w:abstractNum w:abstractNumId="27" w15:restartNumberingAfterBreak="0">
     <w:nsid w:val="3A603FD1"/>
     <w:multiLevelType w:val="multilevel"/>
     <w:tmpl w:val="DB4EE4AC"/>
@@ -23674,7 +24836,120 @@
       </w:rPr>
     </w:lvl>
   </w:abstractNum>
-  <w:abstractNum w:abstractNumId="26" w15:restartNumberingAfterBreak="0">
+  <w:abstractNum w:abstractNumId="28" w15:restartNumberingAfterBreak="0">
+    <w:nsid w:val="3F8F07B5"/>
+    <w:multiLevelType w:val="hybridMultilevel"/>
+    <w:tmpl w:val="C5E8F062"/>
+    <w:lvl w:ilvl="0" w:tplc="040E0001">
+      <w:start w:val="1"/>
+      <w:numFmt w:val="bullet"/>
+      <w:lvlText w:val=""/>
+      <w:lvlJc w:val="left"/>
+      <w:pPr>
+        <w:ind w:left="360" w:hanging="360"/>
+      </w:pPr>
+      <w:rPr>
+        <w:rFonts w:ascii="Symbol" w:hAnsi="Symbol" w:hint="default"/>
+      </w:rPr>
+    </w:lvl>
+    <w:lvl w:ilvl="1" w:tplc="040E0003" w:tentative="1">
+      <w:start w:val="1"/>
+      <w:numFmt w:val="bullet"/>
+      <w:lvlText w:val="o"/>
+      <w:lvlJc w:val="left"/>
+      <w:pPr>
+        <w:ind w:left="1080" w:hanging="360"/>
+      </w:pPr>
+      <w:rPr>
+        <w:rFonts w:ascii="Courier New" w:hAnsi="Courier New" w:cs="Courier New" w:hint="default"/>
+      </w:rPr>
+    </w:lvl>
+    <w:lvl w:ilvl="2" w:tplc="040E0005" w:tentative="1">
+      <w:start w:val="1"/>
+      <w:numFmt w:val="bullet"/>
+      <w:lvlText w:val=""/>
+      <w:lvlJc w:val="left"/>
+      <w:pPr>
+        <w:ind w:left="1800" w:hanging="360"/>
+      </w:pPr>
+      <w:rPr>
+        <w:rFonts w:ascii="Wingdings" w:hAnsi="Wingdings" w:hint="default"/>
+      </w:rPr>
+    </w:lvl>
+    <w:lvl w:ilvl="3" w:tplc="040E0001" w:tentative="1">
+      <w:start w:val="1"/>
+      <w:numFmt w:val="bullet"/>
+      <w:lvlText w:val=""/>
+      <w:lvlJc w:val="left"/>
+      <w:pPr>
+        <w:ind w:left="2520" w:hanging="360"/>
+      </w:pPr>
+      <w:rPr>
+        <w:rFonts w:ascii="Symbol" w:hAnsi="Symbol" w:hint="default"/>
+      </w:rPr>
+    </w:lvl>
+    <w:lvl w:ilvl="4" w:tplc="040E0003" w:tentative="1">
+      <w:start w:val="1"/>
+      <w:numFmt w:val="bullet"/>
+      <w:lvlText w:val="o"/>
+      <w:lvlJc w:val="left"/>
+      <w:pPr>
+        <w:ind w:left="3240" w:hanging="360"/>
+      </w:pPr>
+      <w:rPr>
+        <w:rFonts w:ascii="Courier New" w:hAnsi="Courier New" w:cs="Courier New" w:hint="default"/>
+      </w:rPr>
+    </w:lvl>
+    <w:lvl w:ilvl="5" w:tplc="040E0005" w:tentative="1">
+      <w:start w:val="1"/>
+      <w:numFmt w:val="bullet"/>
+      <w:lvlText w:val=""/>
+      <w:lvlJc w:val="left"/>
+      <w:pPr>
+        <w:ind w:left="3960" w:hanging="360"/>
+      </w:pPr>
+      <w:rPr>
+        <w:rFonts w:ascii="Wingdings" w:hAnsi="Wingdings" w:hint="default"/>
+      </w:rPr>
+    </w:lvl>
+    <w:lvl w:ilvl="6" w:tplc="040E0001" w:tentative="1">
+      <w:start w:val="1"/>
+      <w:numFmt w:val="bullet"/>
+      <w:lvlText w:val=""/>
+      <w:lvlJc w:val="left"/>
+      <w:pPr>
+        <w:ind w:left="4680" w:hanging="360"/>
+      </w:pPr>
+      <w:rPr>
+        <w:rFonts w:ascii="Symbol" w:hAnsi="Symbol" w:hint="default"/>
+      </w:rPr>
+    </w:lvl>
+    <w:lvl w:ilvl="7" w:tplc="040E0003" w:tentative="1">
+      <w:start w:val="1"/>
+      <w:numFmt w:val="bullet"/>
+      <w:lvlText w:val="o"/>
+      <w:lvlJc w:val="left"/>
+      <w:pPr>
+        <w:ind w:left="5400" w:hanging="360"/>
+      </w:pPr>
+      <w:rPr>
+        <w:rFonts w:ascii="Courier New" w:hAnsi="Courier New" w:cs="Courier New" w:hint="default"/>
+      </w:rPr>
+    </w:lvl>
+    <w:lvl w:ilvl="8" w:tplc="040E0005" w:tentative="1">
+      <w:start w:val="1"/>
+      <w:numFmt w:val="bullet"/>
+      <w:lvlText w:val=""/>
+      <w:lvlJc w:val="left"/>
+      <w:pPr>
+        <w:ind w:left="6120" w:hanging="360"/>
+      </w:pPr>
+      <w:rPr>
+        <w:rFonts w:ascii="Wingdings" w:hAnsi="Wingdings" w:hint="default"/>
+      </w:rPr>
+    </w:lvl>
+  </w:abstractNum>
+  <w:abstractNum w:abstractNumId="29" w15:restartNumberingAfterBreak="0">
     <w:nsid w:val="43AD1628"/>
     <w:multiLevelType w:val="multilevel"/>
     <w:tmpl w:val="907A15EC"/>
@@ -23818,7 +25093,7 @@
       </w:rPr>
     </w:lvl>
   </w:abstractNum>
-  <w:abstractNum w:abstractNumId="27" w15:restartNumberingAfterBreak="0">
+  <w:abstractNum w:abstractNumId="30" w15:restartNumberingAfterBreak="0">
     <w:nsid w:val="49D36BD2"/>
     <w:multiLevelType w:val="multilevel"/>
     <w:tmpl w:val="FEC0CDF8"/>
@@ -23939,7 +25214,7 @@
       </w:rPr>
     </w:lvl>
   </w:abstractNum>
-  <w:abstractNum w:abstractNumId="28" w15:restartNumberingAfterBreak="0">
+  <w:abstractNum w:abstractNumId="31" w15:restartNumberingAfterBreak="0">
     <w:nsid w:val="4B1F31EF"/>
     <w:multiLevelType w:val="hybridMultilevel"/>
     <w:tmpl w:val="8ABE4562"/>
@@ -24052,7 +25327,7 @@
       </w:rPr>
     </w:lvl>
   </w:abstractNum>
-  <w:abstractNum w:abstractNumId="29" w15:restartNumberingAfterBreak="0">
+  <w:abstractNum w:abstractNumId="32" w15:restartNumberingAfterBreak="0">
     <w:nsid w:val="4ED32A79"/>
     <w:multiLevelType w:val="hybridMultilevel"/>
     <w:tmpl w:val="7B167C96"/>
@@ -24165,7 +25440,7 @@
       </w:rPr>
     </w:lvl>
   </w:abstractNum>
-  <w:abstractNum w:abstractNumId="30" w15:restartNumberingAfterBreak="0">
+  <w:abstractNum w:abstractNumId="33" w15:restartNumberingAfterBreak="0">
     <w:nsid w:val="53535320"/>
     <w:multiLevelType w:val="multilevel"/>
     <w:tmpl w:val="907A15EC"/>
@@ -24309,7 +25584,7 @@
       </w:rPr>
     </w:lvl>
   </w:abstractNum>
-  <w:abstractNum w:abstractNumId="31" w15:restartNumberingAfterBreak="0">
+  <w:abstractNum w:abstractNumId="34" w15:restartNumberingAfterBreak="0">
     <w:nsid w:val="5C1C6DB3"/>
     <w:multiLevelType w:val="multilevel"/>
     <w:tmpl w:val="FEC0CDF8"/>
@@ -24430,7 +25705,7 @@
       </w:rPr>
     </w:lvl>
   </w:abstractNum>
-  <w:abstractNum w:abstractNumId="32" w15:restartNumberingAfterBreak="0">
+  <w:abstractNum w:abstractNumId="35" w15:restartNumberingAfterBreak="0">
     <w:nsid w:val="5EA77D20"/>
     <w:multiLevelType w:val="hybridMultilevel"/>
     <w:tmpl w:val="68C607D8"/>
@@ -24543,7 +25818,7 @@
       </w:rPr>
     </w:lvl>
   </w:abstractNum>
-  <w:abstractNum w:abstractNumId="33" w15:restartNumberingAfterBreak="0">
+  <w:abstractNum w:abstractNumId="36" w15:restartNumberingAfterBreak="0">
     <w:nsid w:val="604E55D1"/>
     <w:multiLevelType w:val="multilevel"/>
     <w:tmpl w:val="FEC0CDF8"/>
@@ -24664,7 +25939,7 @@
       </w:rPr>
     </w:lvl>
   </w:abstractNum>
-  <w:abstractNum w:abstractNumId="34" w15:restartNumberingAfterBreak="0">
+  <w:abstractNum w:abstractNumId="37" w15:restartNumberingAfterBreak="0">
     <w:nsid w:val="62617D16"/>
     <w:multiLevelType w:val="multilevel"/>
     <w:tmpl w:val="5E3CA88E"/>
@@ -24785,7 +26060,7 @@
       </w:rPr>
     </w:lvl>
   </w:abstractNum>
-  <w:abstractNum w:abstractNumId="35" w15:restartNumberingAfterBreak="0">
+  <w:abstractNum w:abstractNumId="38" w15:restartNumberingAfterBreak="0">
     <w:nsid w:val="652748B7"/>
     <w:multiLevelType w:val="hybridMultilevel"/>
     <w:tmpl w:val="EB6C336C"/>
@@ -24898,7 +26173,7 @@
       </w:rPr>
     </w:lvl>
   </w:abstractNum>
-  <w:abstractNum w:abstractNumId="36" w15:restartNumberingAfterBreak="0">
+  <w:abstractNum w:abstractNumId="39" w15:restartNumberingAfterBreak="0">
     <w:nsid w:val="6AF62D8E"/>
     <w:multiLevelType w:val="hybridMultilevel"/>
     <w:tmpl w:val="4ABEAAFC"/>
@@ -25011,7 +26286,7 @@
       </w:rPr>
     </w:lvl>
   </w:abstractNum>
-  <w:abstractNum w:abstractNumId="37" w15:restartNumberingAfterBreak="0">
+  <w:abstractNum w:abstractNumId="40" w15:restartNumberingAfterBreak="0">
     <w:nsid w:val="6AFC1994"/>
     <w:multiLevelType w:val="multilevel"/>
     <w:tmpl w:val="907A15EC"/>
@@ -25154,7 +26429,7 @@
       </w:rPr>
     </w:lvl>
   </w:abstractNum>
-  <w:abstractNum w:abstractNumId="38" w15:restartNumberingAfterBreak="0">
+  <w:abstractNum w:abstractNumId="41" w15:restartNumberingAfterBreak="0">
     <w:nsid w:val="6F991606"/>
     <w:multiLevelType w:val="hybridMultilevel"/>
     <w:tmpl w:val="D3864F18"/>
@@ -25267,7 +26542,7 @@
       </w:rPr>
     </w:lvl>
   </w:abstractNum>
-  <w:abstractNum w:abstractNumId="39" w15:restartNumberingAfterBreak="0">
+  <w:abstractNum w:abstractNumId="42" w15:restartNumberingAfterBreak="0">
     <w:nsid w:val="711B63EF"/>
     <w:multiLevelType w:val="multilevel"/>
     <w:tmpl w:val="FEC0CDF8"/>
@@ -25388,7 +26663,7 @@
       </w:rPr>
     </w:lvl>
   </w:abstractNum>
-  <w:abstractNum w:abstractNumId="40" w15:restartNumberingAfterBreak="0">
+  <w:abstractNum w:abstractNumId="43" w15:restartNumberingAfterBreak="0">
     <w:nsid w:val="728B0C57"/>
     <w:multiLevelType w:val="hybridMultilevel"/>
     <w:tmpl w:val="5BE843F4"/>
@@ -25501,7 +26776,7 @@
       </w:rPr>
     </w:lvl>
   </w:abstractNum>
-  <w:abstractNum w:abstractNumId="41" w15:restartNumberingAfterBreak="0">
+  <w:abstractNum w:abstractNumId="44" w15:restartNumberingAfterBreak="0">
     <w:nsid w:val="734A3057"/>
     <w:multiLevelType w:val="hybridMultilevel"/>
     <w:tmpl w:val="D3920486"/>
@@ -25614,7 +26889,7 @@
       </w:rPr>
     </w:lvl>
   </w:abstractNum>
-  <w:abstractNum w:abstractNumId="42" w15:restartNumberingAfterBreak="0">
+  <w:abstractNum w:abstractNumId="45" w15:restartNumberingAfterBreak="0">
     <w:nsid w:val="776229F3"/>
     <w:multiLevelType w:val="multilevel"/>
     <w:tmpl w:val="FEC0CDF8"/>
@@ -25735,7 +27010,7 @@
       </w:rPr>
     </w:lvl>
   </w:abstractNum>
-  <w:abstractNum w:abstractNumId="43" w15:restartNumberingAfterBreak="0">
+  <w:abstractNum w:abstractNumId="46" w15:restartNumberingAfterBreak="0">
     <w:nsid w:val="790F7822"/>
     <w:multiLevelType w:val="multilevel"/>
     <w:tmpl w:val="FEC0CDF8"/>
@@ -25856,7 +27131,7 @@
       </w:rPr>
     </w:lvl>
   </w:abstractNum>
-  <w:abstractNum w:abstractNumId="44" w15:restartNumberingAfterBreak="0">
+  <w:abstractNum w:abstractNumId="47" w15:restartNumberingAfterBreak="0">
     <w:nsid w:val="799C3B84"/>
     <w:multiLevelType w:val="multilevel"/>
     <w:tmpl w:val="227AE3EC"/>
@@ -25996,7 +27271,7 @@
       </w:rPr>
     </w:lvl>
   </w:abstractNum>
-  <w:abstractNum w:abstractNumId="45" w15:restartNumberingAfterBreak="0">
+  <w:abstractNum w:abstractNumId="48" w15:restartNumberingAfterBreak="0">
     <w:nsid w:val="7B9C7031"/>
     <w:multiLevelType w:val="multilevel"/>
     <w:tmpl w:val="5E3CA88E"/>
@@ -26121,76 +27396,76 @@
     <w:abstractNumId w:val="2"/>
   </w:num>
   <w:num w:numId="2">
-    <w:abstractNumId w:val="44"/>
+    <w:abstractNumId w:val="47"/>
   </w:num>
   <w:num w:numId="3">
     <w:abstractNumId w:val="13"/>
   </w:num>
   <w:num w:numId="4">
+    <w:abstractNumId w:val="26"/>
+  </w:num>
+  <w:num w:numId="5">
+    <w:abstractNumId w:val="29"/>
+  </w:num>
+  <w:num w:numId="6">
+    <w:abstractNumId w:val="33"/>
+  </w:num>
+  <w:num w:numId="7">
+    <w:abstractNumId w:val="21"/>
+  </w:num>
+  <w:num w:numId="8">
+    <w:abstractNumId w:val="23"/>
+  </w:num>
+  <w:num w:numId="9">
     <w:abstractNumId w:val="24"/>
   </w:num>
-  <w:num w:numId="5">
-    <w:abstractNumId w:val="26"/>
-  </w:num>
-  <w:num w:numId="6">
-    <w:abstractNumId w:val="30"/>
-  </w:num>
-  <w:num w:numId="7">
-    <w:abstractNumId w:val="20"/>
-  </w:num>
-  <w:num w:numId="8">
-    <w:abstractNumId w:val="22"/>
-  </w:num>
-  <w:num w:numId="9">
-    <w:abstractNumId w:val="23"/>
-  </w:num>
   <w:num w:numId="10">
-    <w:abstractNumId w:val="37"/>
+    <w:abstractNumId w:val="40"/>
   </w:num>
   <w:num w:numId="11">
-    <w:abstractNumId w:val="35"/>
+    <w:abstractNumId w:val="38"/>
   </w:num>
   <w:num w:numId="12">
     <w:abstractNumId w:val="12"/>
   </w:num>
   <w:num w:numId="13">
-    <w:abstractNumId w:val="17"/>
+    <w:abstractNumId w:val="18"/>
   </w:num>
   <w:num w:numId="14">
     <w:abstractNumId w:val="4"/>
   </w:num>
   <w:num w:numId="15">
-    <w:abstractNumId w:val="40"/>
+    <w:abstractNumId w:val="43"/>
   </w:num>
   <w:num w:numId="16">
     <w:abstractNumId w:val="1"/>
   </w:num>
   <w:num w:numId="17">
-    <w:abstractNumId w:val="18"/>
+    <w:abstractNumId w:val="19"/>
   </w:num>
   <w:num w:numId="18">
-    <w:abstractNumId w:val="29"/>
+    <w:abstractNumId w:val="32"/>
   </w:num>
   <w:num w:numId="19">
     <w:abstractNumId w:val="0"/>
   </w:num>
   <w:num w:numId="20">
-    <w:abstractNumId w:val="21"/>
+    <w:abstractNumId w:val="22"/>
   </w:num>
   <w:num w:numId="21">
-    <w:abstractNumId w:val="38"/>
+    <w:abstractNumId w:val="41"/>
   </w:num>
   <w:num w:numId="22">
-    <w:abstractNumId w:val="36"/>
+    <w:abstractNumId w:val="39"/>
   </w:num>
   <w:num w:numId="23">
-    <w:abstractNumId w:val="19"/>
+    <w:abstractNumId w:val="20"/>
   </w:num>
   <w:num w:numId="24">
     <w:abstractNumId w:val="5"/>
   </w:num>
   <w:num w:numId="25">
-    <w:abstractNumId w:val="41"/>
+    <w:abstractNumId w:val="44"/>
   </w:num>
   <w:num w:numId="26">
     <w:abstractNumId w:val="3"/>
@@ -26205,19 +27480,19 @@
     <w:abstractNumId w:val="14"/>
   </w:num>
   <w:num w:numId="30">
-    <w:abstractNumId w:val="25"/>
+    <w:abstractNumId w:val="27"/>
   </w:num>
   <w:num w:numId="31">
     <w:abstractNumId w:val="11"/>
   </w:num>
   <w:num w:numId="32">
-    <w:abstractNumId w:val="28"/>
+    <w:abstractNumId w:val="31"/>
   </w:num>
   <w:num w:numId="33">
-    <w:abstractNumId w:val="32"/>
+    <w:abstractNumId w:val="35"/>
   </w:num>
   <w:num w:numId="34">
-    <w:abstractNumId w:val="45"/>
+    <w:abstractNumId w:val="48"/>
   </w:num>
   <w:num w:numId="35">
     <w:abstractNumId w:val="10"/>
@@ -26226,7 +27501,7 @@
     <w:abstractNumId w:val="16"/>
   </w:num>
   <w:num w:numId="37">
-    <w:abstractNumId w:val="34"/>
+    <w:abstractNumId w:val="37"/>
   </w:num>
   <w:num w:numId="38">
     <w:abstractNumId w:val="6"/>
@@ -26235,25 +27510,34 @@
     <w:abstractNumId w:val="15"/>
   </w:num>
   <w:num w:numId="40">
-    <w:abstractNumId w:val="33"/>
+    <w:abstractNumId w:val="36"/>
   </w:num>
   <w:num w:numId="41">
     <w:abstractNumId w:val="8"/>
   </w:num>
   <w:num w:numId="42">
-    <w:abstractNumId w:val="39"/>
+    <w:abstractNumId w:val="42"/>
   </w:num>
   <w:num w:numId="43">
-    <w:abstractNumId w:val="42"/>
+    <w:abstractNumId w:val="45"/>
   </w:num>
   <w:num w:numId="44">
-    <w:abstractNumId w:val="27"/>
+    <w:abstractNumId w:val="30"/>
   </w:num>
   <w:num w:numId="45">
-    <w:abstractNumId w:val="43"/>
+    <w:abstractNumId w:val="46"/>
   </w:num>
   <w:num w:numId="46">
-    <w:abstractNumId w:val="31"/>
+    <w:abstractNumId w:val="34"/>
+  </w:num>
+  <w:num w:numId="47">
+    <w:abstractNumId w:val="25"/>
+  </w:num>
+  <w:num w:numId="48">
+    <w:abstractNumId w:val="17"/>
+  </w:num>
+  <w:num w:numId="49">
+    <w:abstractNumId w:val="28"/>
   </w:num>
   <w:numIdMacAtCleanup w:val="46"/>
 </w:numbering>
@@ -26644,7 +27928,7 @@
     <w:link w:val="Cmsor3Char"/>
     <w:autoRedefine/>
     <w:qFormat/>
-    <w:rsid w:val="000458E9"/>
+    <w:rsid w:val="00D26590"/>
     <w:pPr>
       <w:keepNext/>
       <w:spacing w:before="240" w:after="60"/>
@@ -27732,7 +29016,7 @@
     <w:name w:val="Címsor 3 Char"/>
     <w:basedOn w:val="Bekezdsalapbettpusa"/>
     <w:link w:val="Cmsor3"/>
-    <w:rsid w:val="000458E9"/>
+    <w:rsid w:val="00D26590"/>
     <w:rPr>
       <w:rFonts w:cs="Arial"/>
       <w:b/>
@@ -28190,7 +29474,7 @@
 </file>
 
 <file path=customXml/itemProps1.xml><?xml version="1.0" encoding="utf-8"?>
-<ds:datastoreItem xmlns:ds="http://schemas.openxmlformats.org/officeDocument/2006/customXml" ds:itemID="{3396A5EA-6740-4202-AEAF-4CB3C43E9BC0}">
+<ds:datastoreItem xmlns:ds="http://schemas.openxmlformats.org/officeDocument/2006/customXml" ds:itemID="{839665EB-F9A2-438F-A0E0-197E685F43FC}">
   <ds:schemaRefs>
     <ds:schemaRef ds:uri="http://schemas.openxmlformats.org/officeDocument/2006/bibliography"/>
   </ds:schemaRefs>

--- a/Egészséges életmódot támogató webalkalmazás fejlesztése ASP.NET MVC és Angular alapokon.docx
+++ b/Egészséges életmódot támogató webalkalmazás fejlesztése ASP.NET MVC és Angular alapokon.docx
@@ -176,15 +176,7 @@
         <w:pStyle w:val="Cm"/>
       </w:pPr>
       <w:r>
-        <w:t xml:space="preserve">Egészséges életmódot támogató webalkalmazás fejlesztése asp.net Mvc </w:t>
-      </w:r>
-      <w:proofErr w:type="gramStart"/>
-      <w:r>
-        <w:t>és</w:t>
-      </w:r>
-      <w:proofErr w:type="gramEnd"/>
-      <w:r>
-        <w:t xml:space="preserve"> angular alapokon</w:t>
+        <w:t>Egészséges életmódot támogató webalkalmazás fejlesztése asp.net Mvc és angular alapokon</w:t>
       </w:r>
     </w:p>
     <w:p>
@@ -295,14 +287,12 @@
           <w:smallCaps/>
         </w:rPr>
       </w:pPr>
-      <w:proofErr w:type="gramStart"/>
       <w:r>
         <w:rPr>
           <w:smallCaps/>
         </w:rPr>
         <w:t>Konzulens</w:t>
       </w:r>
-      <w:proofErr w:type="gramEnd"/>
     </w:p>
     <w:p>
       <w:pPr>
@@ -7705,15 +7695,7 @@
         <w:commentReference w:id="3"/>
       </w:r>
       <w:r>
-        <w:t xml:space="preserve">, </w:t>
-      </w:r>
-      <w:proofErr w:type="gramStart"/>
-      <w:r>
-        <w:t>szigorló hallgató</w:t>
-      </w:r>
-      <w:proofErr w:type="gramEnd"/>
-      <w:r>
-        <w:t xml:space="preserve"> kijelentem, hogy ezt a </w:t>
+        <w:t xml:space="preserve">, szigorló hallgató kijelentem, hogy ezt a </w:t>
       </w:r>
       <w:commentRangeStart w:id="4"/>
       <w:r>
@@ -7750,15 +7732,7 @@
         <w:t>en munkám alapadatait (szerző</w:t>
       </w:r>
       <w:r>
-        <w:t xml:space="preserve">, cím, angol és magyar nyelvű tartalmi kivonat, készítés éve, </w:t>
-      </w:r>
-      <w:proofErr w:type="gramStart"/>
-      <w:r>
-        <w:t>konzulens</w:t>
-      </w:r>
-      <w:proofErr w:type="gramEnd"/>
-      <w:r>
-        <w:t xml:space="preserve">(ek) neve) a BME VIK nyilvánosan hozzáférhető elektronikus formában, a munka teljes szövegét pedig az egyetem belső hálózatán keresztül (vagy </w:t>
+        <w:t xml:space="preserve">, cím, angol és magyar nyelvű tartalmi kivonat, készítés éve, konzulens(ek) neve) a BME VIK nyilvánosan hozzáférhető elektronikus formában, a munka teljes szövegét pedig az egyetem belső hálózatán keresztül (vagy </w:t>
       </w:r>
       <w:r>
         <w:t>hitelesített</w:t>
@@ -7889,15 +7863,7 @@
     <w:p>
       <w:commentRangeStart w:id="9"/>
       <w:r>
-        <w:t xml:space="preserve">E </w:t>
-      </w:r>
-      <w:proofErr w:type="gramStart"/>
-      <w:r>
-        <w:t>dokumentum</w:t>
-      </w:r>
-      <w:proofErr w:type="gramEnd"/>
-      <w:r>
-        <w:t xml:space="preserve"> – amellett, hogy egy általános szerkesztési keretet ad a dolgozatodnak – összefoglalja a szakdolgozat/diplomaterv írás írott és íratlan szabályait. Összeszedjük a Word kezelésének legfontosabb részeit (címsorok, ábrák, irodalomjegyzék stb.), a dolgozat felépítésének általános tartalmi és szerkezeti irányelveit. </w:t>
+        <w:t xml:space="preserve">E dokumentum – amellett, hogy egy általános szerkesztési keretet ad a dolgozatodnak – összefoglalja a szakdolgozat/diplomaterv írás írott és íratlan szabályait. Összeszedjük a Word kezelésének legfontosabb részeit (címsorok, ábrák, irodalomjegyzék stb.), a dolgozat felépítésének általános tartalmi és szerkezeti irányelveit. </w:t>
       </w:r>
       <w:r>
         <w:t>Bár mindenkire igazítható sablon természetesen nem létezik, megadjuk azokat az általános arányokat, oldalszámokat</w:t>
@@ -7914,15 +7880,7 @@
       </w:r>
       <w:commentRangeStart w:id="10"/>
       <w:r>
-        <w:t xml:space="preserve"> amelyek </w:t>
-      </w:r>
-      <w:proofErr w:type="gramStart"/>
-      <w:r>
-        <w:t>betartásával</w:t>
-      </w:r>
-      <w:proofErr w:type="gramEnd"/>
-      <w:r>
-        <w:t xml:space="preserve"> jó eséllyel készíthetsz egy színvonalas dolgozatot. A részletes és pontokba szedett elvárás-lista nem csupán a dolgozat írásakor, de akár más dolgozatok értékelésekor is kiváló támpontként szolgálhat.</w:t>
+        <w:t xml:space="preserve"> amelyek betartásával jó eséllyel készíthetsz egy színvonalas dolgozatot. A részletes és pontokba szedett elvárás-lista nem csupán a dolgozat írásakor, de akár más dolgozatok értékelésekor is kiváló támpontként szolgálhat.</w:t>
       </w:r>
       <w:commentRangeEnd w:id="10"/>
       <w:r>
@@ -7935,15 +7893,7 @@
     <w:p>
       <w:commentRangeStart w:id="11"/>
       <w:r>
-        <w:t xml:space="preserve">Az itt átadott ismeretek és szemléletmód nem csupán az </w:t>
-      </w:r>
-      <w:proofErr w:type="gramStart"/>
-      <w:r>
-        <w:t>aktuális</w:t>
-      </w:r>
-      <w:proofErr w:type="gramEnd"/>
-      <w:r>
-        <w:t xml:space="preserve"> feladatod leküzdésében segíthet, de hosszútávon is számos praktikus fogással bővítheti a szövegszerkesztési és dokumentumkészítési eszköztáradat.</w:t>
+        <w:t>Az itt átadott ismeretek és szemléletmód nem csupán az aktuális feladatod leküzdésében segíthet, de hosszútávon is számos praktikus fogással bővítheti a szövegszerkesztési és dokumentumkészítési eszköztáradat.</w:t>
       </w:r>
       <w:commentRangeEnd w:id="11"/>
       <w:r>
@@ -8023,23 +7973,7 @@
     </w:p>
     <w:p>
       <w:r>
-        <w:t xml:space="preserve">A 21. század társadalmát jelentős életmódbeli változások jellemzik, amelyek új kihívások elé állítják az egyéneket az egészségmegőrzés területén. Az iparosodott világban általánossá vált az ülőmunka, amely a fizikai </w:t>
-      </w:r>
-      <w:proofErr w:type="gramStart"/>
-      <w:r>
-        <w:t>aktivitás</w:t>
-      </w:r>
-      <w:proofErr w:type="gramEnd"/>
-      <w:r>
-        <w:t xml:space="preserve"> drasztikus csökkenésével jár. Ezzel párhuzamosan a mindennapi élet felgyorsult tempója és a folyamatos stressz, valamint a könnyen elérhető, magasan feldolgozott élelmiszerek elterjedése hozzájárult a </w:t>
-      </w:r>
-      <w:proofErr w:type="gramStart"/>
-      <w:r>
-        <w:t>krónikus</w:t>
-      </w:r>
-      <w:proofErr w:type="gramEnd"/>
-      <w:r>
-        <w:t xml:space="preserve"> megbetegedések, mint például az elhízás, a 2-es típusú diabétesz és a szív- és érrendszeri problémák népbetegséggé válásához.</w:t>
+        <w:t>A 21. század társadalmát jelentős életmódbeli változások jellemzik, amelyek új kihívások elé állítják az egyéneket az egészségmegőrzés területén. Az iparosodott világban általánossá vált az ülőmunka, amely a fizikai aktivitás drasztikus csökkenésével jár. Ezzel párhuzamosan a mindennapi élet felgyorsult tempója és a folyamatos stressz, valamint a könnyen elérhető, magasan feldolgozott élelmiszerek elterjedése hozzájárult a krónikus megbetegedések, mint például az elhízás, a 2-es típusú diabétesz és a szív- és érrendszeri problémák népbetegséggé válásához.</w:t>
       </w:r>
     </w:p>
     <w:p>
@@ -8047,15 +7981,7 @@
         <w:t xml:space="preserve"> </w:t>
       </w:r>
       <w:r>
-        <w:t xml:space="preserve">Ebben a megváltozott környezetben az egészségtudatosság és a prevenció szerepe felértékelődött. Az emberek egyre inkább felismerik, hogy az egészségük megőrzéséért </w:t>
-      </w:r>
-      <w:proofErr w:type="gramStart"/>
-      <w:r>
-        <w:t>aktívan</w:t>
-      </w:r>
-      <w:proofErr w:type="gramEnd"/>
-      <w:r>
-        <w:t xml:space="preserve"> tenniük kell, és nem csupán a már kialakult betegségek kezelésére támaszkodhatnak. </w:t>
+        <w:t xml:space="preserve">Ebben a megváltozott környezetben az egészségtudatosság és a prevenció szerepe felértékelődött. Az emberek egyre inkább felismerik, hogy az egészségük megőrzéséért aktívan tenniük kell, és nem csupán a már kialakult betegségek kezelésére támaszkodhatnak. </w:t>
       </w:r>
     </w:p>
     <w:p>
@@ -8085,23 +8011,7 @@
         <w:t>"Quantified Self"</w:t>
       </w:r>
       <w:r>
-        <w:t xml:space="preserve"> (Mért Önmagunk) mozgalom, amelynek központi gondolata, hogy az egyének képesek adatokat gyűjteni saját életmódjukról – legyen szó lépésszámról, alvási ciklusokról, pulzusról vagy éppen tápanyagbevitelről. Ezek az eszközök lehetővé tették, hogy a korábban rejtett vagy csak laboratóriumi körülmények között mérhető biometrikus adatok bárki számára azonnal elérhetővé és értelmezhetővé váljanak. A technológia demokratizálta az adathozzáférést, és ezzel párhuzamosan megnőtt az igény az olyan alkalmazások iránt, amelyek .ezt a nyers adatözönt képesek </w:t>
-      </w:r>
-      <w:proofErr w:type="gramStart"/>
-      <w:r>
-        <w:t>kontextusba</w:t>
-      </w:r>
-      <w:proofErr w:type="gramEnd"/>
-      <w:r>
-        <w:t xml:space="preserve"> helyezni és cselekvési tervvé alakítani. A szoftveres megoldások már nem csupán passzív adatgyűjtők, hanem </w:t>
-      </w:r>
-      <w:proofErr w:type="gramStart"/>
-      <w:r>
-        <w:t>aktív</w:t>
-      </w:r>
-      <w:proofErr w:type="gramEnd"/>
-      <w:r>
-        <w:t xml:space="preserve"> partnerekké váltak az életmódváltás folyamatában. Lehetővé teszik a felhasználók számára, hogy személyre szabott célokat tűzzenek ki – legyen szó napi kalóriabevitelről, makrotápanyag-egyensúlyról, a testsúly kívánt alakulásáról vagy a heti edzésterhelésről. </w:t>
+        <w:t xml:space="preserve"> (Mért Önmagunk) mozgalom, amelynek központi gondolata, hogy az egyének képesek adatokat gyűjteni saját életmódjukról – legyen szó lépésszámról, alvási ciklusokról, pulzusról vagy éppen tápanyagbevitelről. Ezek az eszközök lehetővé tették, hogy a korábban rejtett vagy csak laboratóriumi körülmények között mérhető biometrikus adatok bárki számára azonnal elérhetővé és értelmezhetővé váljanak. A technológia demokratizálta az adathozzáférést, és ezzel párhuzamosan megnőtt az igény az olyan alkalmazások iránt, amelyek .ezt a nyers adatözönt képesek kontextusba helyezni és cselekvési tervvé alakítani. A szoftveres megoldások már nem csupán passzív adatgyűjtők, hanem aktív partnerekké váltak az életmódváltás folyamatában. Lehetővé teszik a felhasználók számára, hogy személyre szabott célokat tűzzenek ki – legyen szó napi kalóriabevitelről, makrotápanyag-egyensúlyról, a testsúly kívánt alakulásáról vagy a heti edzésterhelésről. </w:t>
       </w:r>
     </w:p>
     <w:p>
@@ -8124,30 +8034,38 @@
           <w:b/>
           <w:bCs/>
         </w:rPr>
-        <w:t xml:space="preserve">fizikai </w:t>
-      </w:r>
-      <w:proofErr w:type="gramStart"/>
+        <w:t>fizikai aktivitás</w:t>
+      </w:r>
+      <w:r>
+        <w:t xml:space="preserve">  nyomon követése. Míg a viselhető eszközök az aktivitást egyre nagyobb pontossággal, automatikusan mérik, a táplálkozás naplózása – annak komplexitása miatt – továbbra is jelentős felhasználói beavatkozást és precíz szoftveres támogatást igényel.</w:t>
+      </w:r>
+      <w:r>
+        <w:t xml:space="preserve"> </w:t>
+      </w:r>
+    </w:p>
+    <w:p>
+      <w:pPr>
+        <w:pStyle w:val="NormlWeb"/>
+      </w:pPr>
       <w:r>
         <w:rPr>
           <w:b/>
           <w:bCs/>
         </w:rPr>
-        <w:t>aktivitás</w:t>
-      </w:r>
-      <w:proofErr w:type="gramEnd"/>
-      <w:r>
-        <w:t xml:space="preserve">  nyomon követése. Míg a viselhető eszközök az </w:t>
-      </w:r>
-      <w:proofErr w:type="gramStart"/>
-      <w:r>
-        <w:t>aktivitást</w:t>
-      </w:r>
-      <w:proofErr w:type="gramEnd"/>
-      <w:r>
-        <w:t xml:space="preserve"> egyre nagyobb pontossággal, automatikusan mérik, a táplálkozás naplózása – annak komplexitása miatt – továbbra is jelentős felhasználói beavatkozást és precíz szoftveres támogatást igényel.</w:t>
-      </w:r>
-      <w:r>
-        <w:t xml:space="preserve"> </w:t>
+        <w:t>1.2. A probléma felvetése és a fejlesztés célja</w:t>
+      </w:r>
+      <w:r>
+        <w:t xml:space="preserve"> (EZ A TE 1.1 CÉLKITŰZÉSED)</w:t>
+      </w:r>
+    </w:p>
+    <w:p>
+      <w:r>
+        <w:t>Az informatikai megoldások ebben jelentős támaszt nyújthatnak, hiszen a digitális naplózás, a valós idejű visszajelzések és a statisztikai elemzések segítenek a felhasználóknak tudatosabb döntéseket hozni. Jelen diplomaterv egy olyan webalkalmazás fejlesztését tűzte ki célul, amely az egészséges életmód támogatására alkalmas, modern technológiák (ASP.NET Core és Angular) felhasználásával.</w:t>
+      </w:r>
+    </w:p>
+    <w:p>
+      <w:r>
+        <w:t>A dolgozat az alkalmazás fejlesztési folyamatát és architektúráját mutatja be, külön figyelmet fordítva a rendszer felépítésére, a technológiai döntésekre, valamint a felhasználói funkciók megvalósítására. A rendszer képes a felhasználó napi étkezéseinek, aktivitásainak, testsúlyának és célkitűzéseinek kezelésére, valamint ezek összegzésére és vizualizálására.</w:t>
       </w:r>
     </w:p>
     <w:p>
@@ -8159,126 +8077,37 @@
           <w:b/>
           <w:bCs/>
         </w:rPr>
-        <w:t xml:space="preserve">1.2. A </w:t>
-      </w:r>
-      <w:proofErr w:type="gramStart"/>
+        <w:t>1.3. A megoldás szakmai motivációja</w:t>
+      </w:r>
+      <w:r>
+        <w:t xml:space="preserve"> (EZ A TE 1.2 MOTIVÁCIÓD)</w:t>
+      </w:r>
+    </w:p>
+    <w:p>
+      <w:pPr>
+        <w:pStyle w:val="NormlWeb"/>
+      </w:pPr>
+      <w:r>
+        <w:t>Az egészségtudatosság terjedésével sok felhasználó párhuzamos eszközökben, táblázatokban és különálló mobilalkalmazásokban próbálja követni az étkezéseit és aktivitását, ami időigényes és pontatlanságot szül. A napi makrók kézi összesítése, a receptek és egyedi ételek vegyes kezelése, valamint a visszajelzések hiánya gyakran megtöri a következetes naplózást.</w:t>
+      </w:r>
+    </w:p>
+    <w:p>
+      <w:pPr>
+        <w:pStyle w:val="NormlWeb"/>
+      </w:pPr>
+      <w:r>
+        <w:t>Szükség van egy olyan, egyszerűen használható, mégis bővíthető webes megoldásra, amely egy helyen kezeli az étkezések, receptek és aktivitások rögzítését, valós idejű tápanyag-összegzéssel támogatja a döntéshozatalt, és vizualizációval teszi követhetővé a haladást. A téma szakmailag is indokolt, mert modern, rétegezett webes architektúrára épít, és gyakorlati példán mutatja be, hogyan illeszthetők össze a kliensoldali kényelem, a típushű API-kommunikáció és az adatvédelem követelményei.</w:t>
+      </w:r>
+    </w:p>
+    <w:p>
+      <w:pPr>
+        <w:pStyle w:val="NormlWeb"/>
+      </w:pPr>
       <w:r>
         <w:rPr>
           <w:b/>
           <w:bCs/>
         </w:rPr>
-        <w:t>probléma</w:t>
-      </w:r>
-      <w:proofErr w:type="gramEnd"/>
-      <w:r>
-        <w:rPr>
-          <w:b/>
-          <w:bCs/>
-        </w:rPr>
-        <w:t xml:space="preserve"> felvetése és a fejlesztés célja</w:t>
-      </w:r>
-      <w:r>
-        <w:t xml:space="preserve"> (EZ A TE 1.1 CÉLKITŰZÉSED)</w:t>
-      </w:r>
-    </w:p>
-    <w:p>
-      <w:r>
-        <w:t>Az informatikai megoldások ebben jelentős támaszt nyújthatnak, hiszen a digitális naplózás, a valós idejű visszajelzések és a statisztikai elemzések segítenek a felhasználóknak tudatosabb döntéseket hozni. Jelen diplomaterv egy olyan webalkalmazás fejlesztését tűzte ki célul, amely az egészséges életmód támogatására alkalmas, modern technológiák (ASP</w:t>
-      </w:r>
-      <w:proofErr w:type="gramStart"/>
-      <w:r>
-        <w:t>.NET</w:t>
-      </w:r>
-      <w:proofErr w:type="gramEnd"/>
-      <w:r>
-        <w:t xml:space="preserve"> Core és Angular) felhasználásával.</w:t>
-      </w:r>
-    </w:p>
-    <w:p>
-      <w:r>
-        <w:t xml:space="preserve">A dolgozat az alkalmazás fejlesztési folyamatát és architektúráját mutatja be, külön figyelmet fordítva a rendszer felépítésére, a technológiai döntésekre, valamint a felhasználói </w:t>
-      </w:r>
-      <w:proofErr w:type="gramStart"/>
-      <w:r>
-        <w:t>funkciók</w:t>
-      </w:r>
-      <w:proofErr w:type="gramEnd"/>
-      <w:r>
-        <w:t xml:space="preserve"> megvalósítására. A rendszer képes a felhasználó napi étkezéseinek, </w:t>
-      </w:r>
-      <w:proofErr w:type="gramStart"/>
-      <w:r>
-        <w:t>aktivitásainak</w:t>
-      </w:r>
-      <w:proofErr w:type="gramEnd"/>
-      <w:r>
-        <w:t>, testsúlyának és célkitűzéseinek kezelésére, valamint ezek összegzésére és vizualizálására.</w:t>
-      </w:r>
-    </w:p>
-    <w:p>
-      <w:pPr>
-        <w:pStyle w:val="NormlWeb"/>
-      </w:pPr>
-      <w:r>
-        <w:rPr>
-          <w:b/>
-          <w:bCs/>
-        </w:rPr>
-        <w:t>1.3. A megoldás szakmai motivációja</w:t>
-      </w:r>
-      <w:r>
-        <w:t xml:space="preserve"> (EZ </w:t>
-      </w:r>
-      <w:proofErr w:type="gramStart"/>
-      <w:r>
-        <w:t>A</w:t>
-      </w:r>
-      <w:proofErr w:type="gramEnd"/>
-      <w:r>
-        <w:t xml:space="preserve"> TE 1.2 MOTIVÁCIÓD)</w:t>
-      </w:r>
-    </w:p>
-    <w:p>
-      <w:pPr>
-        <w:pStyle w:val="NormlWeb"/>
-      </w:pPr>
-      <w:r>
-        <w:t xml:space="preserve">Az egészségtudatosság terjedésével sok felhasználó párhuzamos eszközökben, táblázatokban és különálló mobilalkalmazásokban próbálja követni az étkezéseit és </w:t>
-      </w:r>
-      <w:proofErr w:type="gramStart"/>
-      <w:r>
-        <w:t>aktivitását</w:t>
-      </w:r>
-      <w:proofErr w:type="gramEnd"/>
-      <w:r>
-        <w:t>, ami időigényes és pontatlanságot szül. A napi makrók kézi összesítése, a receptek és egyedi ételek vegyes kezelése, valamint a visszajelzések hiánya gyakran megtöri a következetes naplózást.</w:t>
-      </w:r>
-    </w:p>
-    <w:p>
-      <w:pPr>
-        <w:pStyle w:val="NormlWeb"/>
-      </w:pPr>
-      <w:r>
-        <w:t xml:space="preserve">Szükség van egy olyan, egyszerűen használható, mégis bővíthető webes megoldásra, amely egy helyen kezeli az étkezések, receptek és </w:t>
-      </w:r>
-      <w:proofErr w:type="gramStart"/>
-      <w:r>
-        <w:t>aktivitások</w:t>
-      </w:r>
-      <w:proofErr w:type="gramEnd"/>
-      <w:r>
-        <w:t xml:space="preserve"> rögzítését, valós idejű tápanyag-összegzéssel támogatja a döntéshozatalt, és vizualizációval teszi követhetővé a haladást. A téma szakmailag is indokolt, mert modern, rétegezett webes architektúrára épít, és gyakorlati példán mutatja be, hogyan illeszthetők össze a kliensoldali kényelem, a típushű API-kommunikáció és az adatvédelem követelményei.</w:t>
-      </w:r>
-    </w:p>
-    <w:p>
-      <w:pPr>
-        <w:pStyle w:val="NormlWeb"/>
-      </w:pPr>
-      <w:r>
-        <w:rPr>
-          <w:b/>
-          <w:bCs/>
-        </w:rPr>
         <w:t>1.4. A dolgozat felépítése</w:t>
       </w:r>
       <w:r>
@@ -8287,15 +8116,7 @@
     </w:p>
     <w:p>
       <w:r>
-        <w:t>A dolgozat a bevezetést követően, a 2. fejezetben részletezi az alkalmazás megvalósításához felhasznált kulcstechnológiákat. Bemutatja a szerveroldali (ASP</w:t>
-      </w:r>
-      <w:proofErr w:type="gramStart"/>
-      <w:r>
-        <w:t>.NET</w:t>
-      </w:r>
-      <w:proofErr w:type="gramEnd"/>
-      <w:r>
-        <w:t xml:space="preserve"> </w:t>
+        <w:t xml:space="preserve">A dolgozat a bevezetést követően, a 2. fejezetben részletezi az alkalmazás megvalósításához felhasznált kulcstechnológiákat. Bemutatja a szerveroldali (ASP.NET </w:t>
       </w:r>
       <w:r>
         <w:lastRenderedPageBreak/>
@@ -8304,36 +8125,12 @@
     </w:p>
     <w:p>
       <w:r>
-        <w:t xml:space="preserve">A 3. és 4. fejezet a tervezési fázist dokumentálja. A 3. fejezet a követelmény- és </w:t>
-      </w:r>
-      <w:proofErr w:type="gramStart"/>
-      <w:r>
-        <w:t>probléma</w:t>
-      </w:r>
-      <w:proofErr w:type="gramEnd"/>
-      <w:r>
-        <w:t>tér elemzését végzi el, definiálja a funkcionális és nem-funkcionális elvárásokat, valamint a rendszer főbb szerepköreit. Erre épül a 4. fejezet, amely a rendszer- és architektúratervet mutatja be, indokolva a SPA–API–DB (Single Page Application, API, Database) felépítés melletti döntést.</w:t>
-      </w:r>
-    </w:p>
-    <w:p>
-      <w:r>
-        <w:t>A dolgozat törzsét, az önálló munka részletes bemutatását az 5</w:t>
-      </w:r>
-      <w:proofErr w:type="gramStart"/>
-      <w:r>
-        <w:t>.,</w:t>
-      </w:r>
-      <w:proofErr w:type="gramEnd"/>
-      <w:r>
-        <w:t xml:space="preserve"> 6. és 7. fejezet adja. Az 5. fejezet az adatmodellt és az API-végpontokat tervezi meg, míg a 6. fejezet a kliensoldali frontend megvalósítását (</w:t>
-      </w:r>
-      <w:proofErr w:type="gramStart"/>
-      <w:r>
-        <w:t>komponensek</w:t>
-      </w:r>
-      <w:proofErr w:type="gramEnd"/>
-      <w:r>
-        <w:t>, űrlapok, validáció), a 7. fejezet pedig a backend oldali üzleti logikát (szolgáltatási réteg, tranzakciókezelés) ismerteti.</w:t>
+        <w:t>A 3. és 4. fejezet a tervezési fázist dokumentálja. A 3. fejezet a követelmény- és problématér elemzését végzi el, definiálja a funkcionális és nem-funkcionális elvárásokat, valamint a rendszer főbb szerepköreit. Erre épül a 4. fejezet, amely a rendszer- és architektúratervet mutatja be, indokolva a SPA–API–DB (Single Page Application, API, Database) felépítés melletti döntést.</w:t>
+      </w:r>
+    </w:p>
+    <w:p>
+      <w:r>
+        <w:t>A dolgozat törzsét, az önálló munka részletes bemutatását az 5., 6. és 7. fejezet adja. Az 5. fejezet az adatmodellt és az API-végpontokat tervezi meg, míg a 6. fejezet a kliensoldali frontend megvalósítását (komponensek, űrlapok, validáció), a 7. fejezet pedig a backend oldali üzleti logikát (szolgáltatási réteg, tranzakciókezelés) ismerteti.</w:t>
       </w:r>
     </w:p>
     <w:p>
@@ -8372,63 +8169,7 @@
     </w:p>
     <w:p>
       <w:r>
-        <w:t xml:space="preserve">A webalkalmazás két fő </w:t>
-      </w:r>
-      <w:proofErr w:type="gramStart"/>
-      <w:r>
-        <w:t>komponensre</w:t>
-      </w:r>
-      <w:proofErr w:type="gramEnd"/>
-      <w:r>
-        <w:t xml:space="preserve"> bontható: a backendre és a frontendre. A backend ASP</w:t>
-      </w:r>
-      <w:proofErr w:type="gramStart"/>
-      <w:r>
-        <w:t>.NET</w:t>
-      </w:r>
-      <w:proofErr w:type="gramEnd"/>
-      <w:r>
-        <w:t xml:space="preserve"> Core technológiával készült, amely egy modern, moduláris, nyílt forráskódú keretrendszer. A frontend Angular 19 alapon működik, amely egy erős JavaScript keretrendszer, különösen előnyös egyoldalas (SPA) alkalmazások fejlesztéséhez. A backend a Microsoft SQL </w:t>
-      </w:r>
-      <w:proofErr w:type="gramStart"/>
-      <w:r>
-        <w:t>Server adatbázissal</w:t>
-      </w:r>
-      <w:proofErr w:type="gramEnd"/>
-      <w:r>
-        <w:t xml:space="preserve"> kommunikál az Entity Framework Core ORM révén. A rendszer RESTful API-kon </w:t>
-      </w:r>
-      <w:proofErr w:type="gramStart"/>
-      <w:r>
-        <w:t>keresztül biztosít</w:t>
-      </w:r>
-      <w:proofErr w:type="gramEnd"/>
-      <w:r>
-        <w:t xml:space="preserve"> kommunikációt a frontend felé, így szigorúan elválik a kliens és a szerveroldali logika. A DTO-k (Data Transfer Object) használata biztosítja, hogy a backend és a frontend közötti adattovábbítás tömör és biztonságos legyen. A frontend </w:t>
-      </w:r>
-      <w:proofErr w:type="gramStart"/>
-      <w:r>
-        <w:t>komponens</w:t>
-      </w:r>
-      <w:proofErr w:type="gramEnd"/>
-      <w:r>
-        <w:t xml:space="preserve"> az NSwag eszköz segítségével generált TypeScript service osztályokat használ, amelyek automatikusan illeszkednek a backend API-khoz és DTO khoz. A felhasználói felület Angular Material és Bootstrap </w:t>
-      </w:r>
-      <w:proofErr w:type="gramStart"/>
-      <w:r>
-        <w:t>komponenseket</w:t>
-      </w:r>
-      <w:proofErr w:type="gramEnd"/>
-      <w:r>
-        <w:t xml:space="preserve"> alkalmaz a reszponzív, esztétikus megjelenés érdekében. A felhasználókezelést az ASP</w:t>
-      </w:r>
-      <w:proofErr w:type="gramStart"/>
-      <w:r>
-        <w:t>.NET</w:t>
-      </w:r>
-      <w:proofErr w:type="gramEnd"/>
-      <w:r>
-        <w:t xml:space="preserve"> Identity biztosítja, kiterjesztve jelszó-visszaállítási, email-megerősítési és token-alapú hitelesítési lehetőségekkel. Az email küldést a Mailjet API segítségével valósítja meg a rendszer.</w:t>
+        <w:t>A webalkalmazás két fő komponensre bontható: a backendre és a frontendre. A backend ASP.NET Core technológiával készült, amely egy modern, moduláris, nyílt forráskódú keretrendszer. A frontend Angular 19 alapon működik, amely egy erős JavaScript keretrendszer, különösen előnyös egyoldalas (SPA) alkalmazások fejlesztéséhez. A backend a Microsoft SQL Server adatbázissal kommunikál az Entity Framework Core ORM révén. A rendszer RESTful API-kon keresztül biztosít kommunikációt a frontend felé, így szigorúan elválik a kliens és a szerveroldali logika. A DTO-k (Data Transfer Object) használata biztosítja, hogy a backend és a frontend közötti adattovábbítás tömör és biztonságos legyen. A frontend komponens az NSwag eszköz segítségével generált TypeScript service osztályokat használ, amelyek automatikusan illeszkednek a backend API-khoz és DTO khoz. A felhasználói felület Angular Material és Bootstrap komponenseket alkalmaz a reszponzív, esztétikus megjelenés érdekében. A felhasználókezelést az ASP.NET Identity biztosítja, kiterjesztve jelszó-visszaállítási, email-megerősítési és token-alapú hitelesítési lehetőségekkel. Az email küldést a Mailjet API segítségével valósítja meg a rendszer.</w:t>
       </w:r>
     </w:p>
     <w:p/>
@@ -8451,45 +8192,21 @@
       <w:bookmarkStart w:id="21" w:name="_Toc209525205"/>
       <w:bookmarkStart w:id="22" w:name="_Toc215038830"/>
       <w:r>
-        <w:t>ASP</w:t>
-      </w:r>
-      <w:proofErr w:type="gramStart"/>
-      <w:r>
-        <w:t>.NET</w:t>
-      </w:r>
-      <w:proofErr w:type="gramEnd"/>
-      <w:r>
-        <w:t xml:space="preserve"> Core</w:t>
+        <w:t>ASP.NET Core</w:t>
       </w:r>
       <w:bookmarkEnd w:id="21"/>
       <w:bookmarkEnd w:id="22"/>
     </w:p>
     <w:p>
       <w:r>
-        <w:t>A diplomaterv szerveroldali logikáját, a RESTful API-t, ASP</w:t>
-      </w:r>
-      <w:proofErr w:type="gramStart"/>
-      <w:r>
-        <w:t>.NET</w:t>
-      </w:r>
-      <w:proofErr w:type="gramEnd"/>
-      <w:r>
-        <w:t xml:space="preserve"> Core keretrendszerrel valósítottam meg. Mivel a feladatkiírásom is ezt a technológiát jelölte meg, egyértelmű volt a választás. Ez a modern, platformfüggetlen keretrendszer tökéletes alapot adott egy robusztus, nagy teljesítményű webes API elkészítéséhez.</w:t>
+        <w:t>A diplomaterv szerveroldali logikáját, a RESTful API-t, ASP.NET Core keretrendszerrel valósítottam meg. Mivel a feladatkiírásom is ezt a technológiát jelölte meg, egyértelmű volt a választás. Ez a modern, platformfüggetlen keretrendszer tökéletes alapot adott egy robusztus, nagy teljesítményű webes API elkészítéséhez.</w:t>
       </w:r>
     </w:p>
     <w:p/>
     <w:p>
       <w:r>
         <w:lastRenderedPageBreak/>
-        <w:t xml:space="preserve">A fejlesztés során kihasználtam a keretrendszer számos beépített </w:t>
-      </w:r>
-      <w:proofErr w:type="gramStart"/>
-      <w:r>
-        <w:t>funkcióját</w:t>
-      </w:r>
-      <w:proofErr w:type="gramEnd"/>
-      <w:r>
-        <w:t>, amelyek közül a projektem szempontjából a legfontosabbak a következők voltak:</w:t>
+        <w:t>A fejlesztés során kihasználtam a keretrendszer számos beépített funkcióját, amelyek közül a projektem szempontjából a legfontosabbak a következők voltak:</w:t>
       </w:r>
     </w:p>
     <w:p>
@@ -8524,13 +8241,8 @@
           <w:numId w:val="12"/>
         </w:numPr>
       </w:pPr>
-      <w:proofErr w:type="gramStart"/>
-      <w:r>
-        <w:t>Minimális</w:t>
-      </w:r>
-      <w:proofErr w:type="gramEnd"/>
-      <w:r>
-        <w:t xml:space="preserve"> API-k és MVC: Bár a keretrendszer támogatja a minimális API-kat, én a hagyományos Model-View-Controller (MVC) felépítést választottam (kontroller osztályokkal), mert a projekt komplexitása (pl. a DailyNoteController-ben lévő több végpont) így átláthatóbb maradt.</w:t>
+      <w:r>
+        <w:t>Minimális API-k és MVC: Bár a keretrendszer támogatja a minimális API-kat, én a hagyományos Model-View-Controller (MVC) felépítést választottam (kontroller osztályokkal), mert a projekt komplexitása (pl. a DailyNoteController-ben lévő több végpont) így átláthatóbb maradt.</w:t>
       </w:r>
     </w:p>
     <w:p>
@@ -8554,15 +8266,7 @@
         </w:numPr>
       </w:pPr>
       <w:r>
-        <w:t xml:space="preserve">Beépített biztonsági </w:t>
-      </w:r>
-      <w:proofErr w:type="gramStart"/>
-      <w:r>
-        <w:t>funkciók</w:t>
-      </w:r>
-      <w:proofErr w:type="gramEnd"/>
-      <w:r>
-        <w:t>: Ezekre építettem a hitelesítési és autorizációs logikát.</w:t>
+        <w:t>Beépített biztonsági funkciók: Ezekre építettem a hitelesítési és autorizációs logikát.</w:t>
       </w:r>
     </w:p>
     <w:p>
@@ -8580,49 +8284,17 @@
     <w:p>
       <w:bookmarkStart w:id="25" w:name="_Toc209525207"/>
       <w:r>
-        <w:t>A felhasználók biztonságos kezelését és az API végpontok védelmét ASP</w:t>
-      </w:r>
-      <w:proofErr w:type="gramStart"/>
-      <w:r>
-        <w:t>.NET</w:t>
-      </w:r>
-      <w:proofErr w:type="gramEnd"/>
-      <w:r>
-        <w:t xml:space="preserve"> Identity segítségével oldottam meg.</w:t>
-      </w:r>
-    </w:p>
-    <w:p>
-      <w:r>
-        <w:t xml:space="preserve">A kliensoldali Angular alkalmazás és a backend közötti állapotmentes (stateless) kommunikációhoz JSON Web Token (JWT) alapú hitelesítést implementáltam. A Microsoft.AspNetCore.Authentication.JwtBearer csomagot használtam a </w:t>
-      </w:r>
-      <w:proofErr w:type="gramStart"/>
-      <w:r>
-        <w:t>kliens</w:t>
-      </w:r>
-      <w:proofErr w:type="gramEnd"/>
-      <w:r>
-        <w:t xml:space="preserve"> által küldött tokenek validálására.</w:t>
-      </w:r>
-    </w:p>
-    <w:p>
-      <w:r>
-        <w:t xml:space="preserve">A felhasználók, szerepkörök (Roles) és a jelszavak (hash-elt formában) tárolását a Microsoft.AspNetCore.Identity.EntityFrameworkCore csomag tette lehetővé, amely </w:t>
-      </w:r>
-      <w:proofErr w:type="gramStart"/>
-      <w:r>
-        <w:t>automatikusan</w:t>
-      </w:r>
-      <w:proofErr w:type="gramEnd"/>
-      <w:r>
-        <w:t xml:space="preserve"> integrálta az Identity modellt az Entity Framework adatbázis-sémámba. A tokenek tényleges generálását a JWTService-ben, </w:t>
-      </w:r>
-      <w:proofErr w:type="gramStart"/>
-      <w:r>
-        <w:t>a</w:t>
-      </w:r>
-      <w:proofErr w:type="gramEnd"/>
-      <w:r>
-        <w:t xml:space="preserve"> IdentityModel.Tokens.JWT csomag segítségével valósítottam meg.</w:t>
+        <w:t>A felhasználók biztonságos kezelését és az API végpontok védelmét ASP.NET Identity segítségével oldottam meg.</w:t>
+      </w:r>
+    </w:p>
+    <w:p>
+      <w:r>
+        <w:t>A kliensoldali Angular alkalmazás és a backend közötti állapotmentes (stateless) kommunikációhoz JSON Web Token (JWT) alapú hitelesítést implementáltam. A Microsoft.AspNetCore.Authentication.JwtBearer csomagot használtam a kliens által küldött tokenek validálására.</w:t>
+      </w:r>
+    </w:p>
+    <w:p>
+      <w:r>
+        <w:t>A felhasználók, szerepkörök (Roles) és a jelszavak (hash-elt formában) tárolását a Microsoft.AspNetCore.Identity.EntityFrameworkCore csomag tette lehetővé, amely automatikusan integrálta az Identity modellt az Entity Framework adatbázis-sémámba. A tokenek tényleges generálását a JWTService-ben, a IdentityModel.Tokens.JWT csomag segítségével valósítottam meg.</w:t>
       </w:r>
     </w:p>
     <w:p>
@@ -8630,27 +8302,17 @@
         <w:pStyle w:val="Cmsor3"/>
       </w:pPr>
       <w:bookmarkStart w:id="26" w:name="_Toc215038832"/>
-      <w:proofErr w:type="gramStart"/>
       <w:r>
         <w:lastRenderedPageBreak/>
         <w:t>E-mail szolgáltatás</w:t>
       </w:r>
       <w:bookmarkEnd w:id="25"/>
       <w:bookmarkEnd w:id="26"/>
-      <w:proofErr w:type="gramEnd"/>
     </w:p>
     <w:p>
       <w:bookmarkStart w:id="27" w:name="_Toc209525208"/>
       <w:r>
-        <w:t xml:space="preserve">A felhasználói regisztráció megerősítéséhez és az "elfelejtett jelszó" funkcióhoz szükség volt egy megbízható </w:t>
-      </w:r>
-      <w:proofErr w:type="gramStart"/>
-      <w:r>
-        <w:t>e-mail küldő</w:t>
-      </w:r>
-      <w:proofErr w:type="gramEnd"/>
-      <w:r>
-        <w:t xml:space="preserve"> szolgáltatásra. Erre a célra a Mailjet platformját választottam.</w:t>
+        <w:t>A felhasználói regisztráció megerősítéséhez és az "elfelejtett jelszó" funkcióhoz szükség volt egy megbízható e-mail küldő szolgáltatásra. Erre a célra a Mailjet platformját választottam.</w:t>
       </w:r>
     </w:p>
     <w:p>
@@ -8664,15 +8326,7 @@
         </w:rPr>
       </w:pPr>
       <w:r>
-        <w:t xml:space="preserve">A HealthyAPI/Services/EmailService.cs osztályomban implementáltam azt a logikát, amely a Mailjet Representational State Transfer (REST) alapú API-ján </w:t>
-      </w:r>
-      <w:proofErr w:type="gramStart"/>
-      <w:r>
-        <w:t>keresztül küldi</w:t>
-      </w:r>
-      <w:proofErr w:type="gramEnd"/>
-      <w:r>
-        <w:t xml:space="preserve"> ki a leveleket. Az API hívások törzse JavaScript Object Notation (JSON) formátumú adatokat tartalmaz.</w:t>
+        <w:t>A HealthyAPI/Services/EmailService.cs osztályomban implementáltam azt a logikát, amely a Mailjet Representational State Transfer (REST) alapú API-ján keresztül küldi ki a leveleket. Az API hívások törzse JavaScript Object Notation (JSON) formátumú adatokat tartalmaz.</w:t>
       </w:r>
     </w:p>
     <w:p>
@@ -8697,44 +8351,12 @@
     </w:p>
     <w:p>
       <w:r>
-        <w:t xml:space="preserve">Az NSwag a C# kontroller osztályaim (HealthyAPI/Controllers) és DTO-im (HealthyAPI/DTOs) alapján futásidőben </w:t>
-      </w:r>
-      <w:proofErr w:type="gramStart"/>
-      <w:r>
-        <w:t>automatikusan</w:t>
-      </w:r>
-      <w:proofErr w:type="gramEnd"/>
-      <w:r>
-        <w:t xml:space="preserve"> generálta az OpenAPI (Swagger) specifikációt. Ez a swagger.json </w:t>
-      </w:r>
-      <w:proofErr w:type="gramStart"/>
-      <w:r>
-        <w:t>fájl</w:t>
-      </w:r>
-      <w:proofErr w:type="gramEnd"/>
-      <w:r>
-        <w:t xml:space="preserve"> szolgált alapul a böngészőben futó interaktív Swagger UI felülethez, ami felbecsülhetetlen segítség volt a fejlesztés és a tesztelés során.</w:t>
-      </w:r>
-    </w:p>
-    <w:p>
-      <w:r>
-        <w:t xml:space="preserve">A munkafolyamat másik kulcslépéseként az NSwag (az ad.nswag konfigurációs </w:t>
-      </w:r>
-      <w:proofErr w:type="gramStart"/>
-      <w:r>
-        <w:t>fájl</w:t>
-      </w:r>
-      <w:proofErr w:type="gramEnd"/>
-      <w:r>
-        <w:t xml:space="preserve"> alapján) képes volt ebből az OpenAPI specifikációból legenerálni a teljes TypeScript kliens osztályt (Client/src/app/shared/models/Nswag generated/NswagGenerated.ts) az Angular alkalmazásom számára. Így a frontend oldalon típusbiztosan, fordítási időben ellenőrizhető </w:t>
-      </w:r>
-      <w:proofErr w:type="gramStart"/>
-      <w:r>
-        <w:t>metódusokkal</w:t>
-      </w:r>
-      <w:proofErr w:type="gramEnd"/>
-      <w:r>
-        <w:t xml:space="preserve"> hívhattam meg a backend végpontokat, elkerülve a manuális http hívásokból adódó hibákat.</w:t>
+        <w:t>Az NSwag a C# kontroller osztályaim (HealthyAPI/Controllers) és DTO-im (HealthyAPI/DTOs) alapján futásidőben automatikusan generálta az OpenAPI (Swagger) specifikációt. Ez a swagger.json fájl szolgált alapul a böngészőben futó interaktív Swagger UI felülethez, ami felbecsülhetetlen segítség volt a fejlesztés és a tesztelés során.</w:t>
+      </w:r>
+    </w:p>
+    <w:p>
+      <w:r>
+        <w:t>A munkafolyamat másik kulcslépéseként az NSwag (az ad.nswag konfigurációs fájl alapján) képes volt ebből az OpenAPI specifikációból legenerálni a teljes TypeScript kliens osztályt (Client/src/app/shared/models/Nswag generated/NswagGenerated.ts) az Angular alkalmazásom számára. Így a frontend oldalon típusbiztosan, fordítási időben ellenőrizhető metódusokkal hívhattam meg a backend végpontokat, elkerülve a manuális http hívásokból adódó hibákat.</w:t>
       </w:r>
       <w:bookmarkEnd w:id="29"/>
       <w:r>
@@ -8874,42 +8496,18 @@
     </w:p>
     <w:p>
       <w:r>
-        <w:t xml:space="preserve">Az alkalmazás adatainak perzisztens tárolásához Microsoft SQL </w:t>
-      </w:r>
-      <w:proofErr w:type="gramStart"/>
-      <w:r>
-        <w:t>Server adatbázist</w:t>
-      </w:r>
-      <w:proofErr w:type="gramEnd"/>
-      <w:r>
-        <w:t xml:space="preserve"> választottam. Az adatbázis és a C# objektumorientált modellek (HealthyAPI/Models) közötti leképezést az Entity Framework Core (EF Core) keretrendszerrel oldottam meg.</w:t>
-      </w:r>
-    </w:p>
-    <w:p>
-      <w:r>
-        <w:t xml:space="preserve">Ez a modern, </w:t>
-      </w:r>
-      <w:proofErr w:type="gramStart"/>
-      <w:r>
-        <w:t>objektum</w:t>
-      </w:r>
-      <w:proofErr w:type="gramEnd"/>
-      <w:r>
-        <w:t>-relációs leképező (ORM) lehetővé tette, ho</w:t>
+        <w:t>Az alkalmazás adatainak perzisztens tárolásához Microsoft SQL Server adatbázist választottam. Az adatbázis és a C# objektumorientált modellek (HealthyAPI/Models) közötti leképezést az Entity Framework Core (EF Core) keretrendszerrel oldottam meg.</w:t>
+      </w:r>
+    </w:p>
+    <w:p>
+      <w:r>
+        <w:t>Ez a modern, objektum-relációs leképező (ORM) lehetővé tette, ho</w:t>
       </w:r>
       <w:r>
         <w:t>gy tiszta C# osztályokkal</w:t>
       </w:r>
       <w:r>
-        <w:t xml:space="preserve"> definiáljam az adatbázis sémáját, és ne kelljen manuálisan SQL parancsokat írnom. A lekérdezéseket Language-Integrated Query (LINQ) segítségével fogalmaztam meg a szolgáltatási rétegben (pl. a RecipeService-ben). Az adatbázis-séma változásait és verziókövetését az EF Core Migrations </w:t>
-      </w:r>
-      <w:proofErr w:type="gramStart"/>
-      <w:r>
-        <w:t>funkciójával</w:t>
-      </w:r>
-      <w:proofErr w:type="gramEnd"/>
-      <w:r>
-        <w:t xml:space="preserve"> kezeltem.</w:t>
+        <w:t xml:space="preserve"> definiáljam az adatbázis sémáját, és ne kelljen manuálisan SQL parancsokat írnom. A lekérdezéseket Language-Integrated Query (LINQ) segítségével fogalmaztam meg a szolgáltatási rétegben (pl. a RecipeService-ben). Az adatbázis-séma változásait és verziókövetését az EF Core Migrations funkciójával kezeltem.</w:t>
       </w:r>
     </w:p>
     <w:p>
@@ -8918,28 +8516,15 @@
       </w:pPr>
       <w:bookmarkStart w:id="31" w:name="_Toc209525210"/>
       <w:bookmarkStart w:id="32" w:name="_Toc215038835"/>
-      <w:proofErr w:type="gramStart"/>
-      <w:r>
-        <w:t>Kliens</w:t>
-      </w:r>
-      <w:proofErr w:type="gramEnd"/>
-      <w:r>
-        <w:t xml:space="preserve"> oldali technológiák:</w:t>
+      <w:r>
+        <w:t>Kliens oldali technológiák:</w:t>
       </w:r>
       <w:bookmarkEnd w:id="31"/>
       <w:bookmarkEnd w:id="32"/>
     </w:p>
     <w:p>
       <w:r>
-        <w:t xml:space="preserve">A felhasználói felületet (frontend) egy modern, egyoldalas alkalmazásként (SPA - Single Page Application) terveztem meg. Ennek lényege, hogy a szerver csak egyszer tölti be a keretrendszert, a továbbiakban pedig a felhasználói </w:t>
-      </w:r>
-      <w:proofErr w:type="gramStart"/>
-      <w:r>
-        <w:t>interakciók</w:t>
-      </w:r>
-      <w:proofErr w:type="gramEnd"/>
-      <w:r>
-        <w:t xml:space="preserve"> során dinamikusan cserélődik a tartalom, újratöltés nélkül. A fejlesztés során a komponensalapú architektúrát követtem, ami lehetővé tette a kód újrafelhasználhatóságát és</w:t>
+        <w:t>A felhasználói felületet (frontend) egy modern, egyoldalas alkalmazásként (SPA - Single Page Application) terveztem meg. Ennek lényege, hogy a szerver csak egyszer tölti be a keretrendszert, a továbbiakban pedig a felhasználói interakciók során dinamikusan cserélődik a tartalom, újratöltés nélkül. A fejlesztés során a komponensalapú architektúrát követtem, ami lehetővé tette a kód újrafelhasználhatóságát és</w:t>
       </w:r>
       <w:r>
         <w:t xml:space="preserve"> a könnyebb karbantarthatóságot</w:t>
@@ -8984,23 +8569,7 @@
     </w:p>
     <w:p>
       <w:r>
-        <w:t xml:space="preserve">Az Angular a Google által fejlesztett és karbantartott, nyílt forráskódú webes keretrendszer, amelyet kifejezetten skálázható, kliensoldali webalkalmazások építésére terveztek. A </w:t>
-      </w:r>
-      <w:proofErr w:type="gramStart"/>
-      <w:r>
-        <w:t>kliens</w:t>
-      </w:r>
-      <w:proofErr w:type="gramEnd"/>
-      <w:r>
-        <w:t xml:space="preserve"> oldali logikát az Angular 17 verziójára építve valósítottam meg. A projektet modulokra és </w:t>
-      </w:r>
-      <w:proofErr w:type="gramStart"/>
-      <w:r>
-        <w:t>komponensekre</w:t>
-      </w:r>
-      <w:proofErr w:type="gramEnd"/>
-      <w:r>
-        <w:t xml:space="preserve"> bontottam a Client/src/app könyvtárban.</w:t>
+        <w:t>Az Angular a Google által fejlesztett és karbantartott, nyílt forráskódú webes keretrendszer, amelyet kifejezetten skálázható, kliensoldali webalkalmazások építésére terveztek. A kliens oldali logikát az Angular 17 verziójára építve valósítottam meg. A projektet modulokra és komponensekre bontottam a Client/src/app könyvtárban.</w:t>
       </w:r>
     </w:p>
     <w:p>
@@ -9012,23 +8581,7 @@
         </w:numPr>
       </w:pPr>
       <w:r>
-        <w:t xml:space="preserve">Routing modul (AppRoutingModule): Ezzel oldottam meg az oldalak közötti </w:t>
-      </w:r>
-      <w:proofErr w:type="gramStart"/>
-      <w:r>
-        <w:t>navigációt</w:t>
-      </w:r>
-      <w:proofErr w:type="gramEnd"/>
-      <w:r>
-        <w:t xml:space="preserve">. A src/app/app-routing.module.ts </w:t>
-      </w:r>
-      <w:proofErr w:type="gramStart"/>
-      <w:r>
-        <w:t>fájlban</w:t>
-      </w:r>
-      <w:proofErr w:type="gramEnd"/>
-      <w:r>
-        <w:t xml:space="preserve"> definiáltam az útvonalakat (pl. /daily-note, /recipes), amelyekhez a megfelelő komponenseket rendeltem hozzá, így a felhasználó számára az oldalváltás azonnali és zökkenőmentes.</w:t>
+        <w:t>Routing modul (AppRoutingModule): Ezzel oldottam meg az oldalak közötti navigációt. A src/app/app-routing.module.ts fájlban definiáltam az útvonalakat (pl. /daily-note, /recipes), amelyekhez a megfelelő komponenseket rendeltem hozzá, így a felhasználó számára az oldalváltás azonnali és zökkenőmentes.</w:t>
       </w:r>
     </w:p>
     <w:p/>
@@ -9041,15 +8594,7 @@
         </w:numPr>
       </w:pPr>
       <w:r>
-        <w:t xml:space="preserve">Függőséginjektálás (Dependency Injection): Ezt a tervezési mintát használtam a szolgáltatások (Services) beemelésére. Például az AccountService-t a konstruktoron keresztül injektáltam a </w:t>
-      </w:r>
-      <w:proofErr w:type="gramStart"/>
-      <w:r>
-        <w:t>komponensekbe</w:t>
-      </w:r>
-      <w:proofErr w:type="gramEnd"/>
-      <w:r>
-        <w:t>, hogy központosítva kezeljem a bejelentkezési logikát és a felhasználói állapotot.</w:t>
+        <w:t>Függőséginjektálás (Dependency Injection): Ezt a tervezési mintát használtam a szolgáltatások (Services) beemelésére. Például az AccountService-t a konstruktoron keresztül injektáltam a komponensekbe, hogy központosítva kezeljem a bejelentkezési logikát és a felhasználói állapotot.</w:t>
       </w:r>
     </w:p>
     <w:p/>
@@ -9062,21 +8607,8 @@
         </w:numPr>
       </w:pPr>
       <w:r>
-        <w:t xml:space="preserve">Reaktív űrlapok (Reactive Forms): A </w:t>
-      </w:r>
-      <w:proofErr w:type="gramStart"/>
-      <w:r>
-        <w:t>komplex</w:t>
-      </w:r>
-      <w:proofErr w:type="gramEnd"/>
-      <w:r>
-        <w:t xml:space="preserve"> adatbeviteli felületeket, mint például az új receptek létrehozását (CreateRecipesComponent), ezzel a módszerrel kezeltem. Ez lehetővé tette a beviteli mezők validációját (pl. kötelező mezők, formátum ellenőrzés) még azelőtt, hogy az adatokat elküldtem volna a szervernek</w:t>
-      </w:r>
-      <w:proofErr w:type="gramStart"/>
-      <w:r>
-        <w:t>...</w:t>
-      </w:r>
-      <w:proofErr w:type="gramEnd"/>
+        <w:t>Reaktív űrlapok (Reactive Forms): A komplex adatbeviteli felületeket, mint például az új receptek létrehozását (CreateRecipesComponent), ezzel a módszerrel kezeltem. Ez lehetővé tette a beviteli mezők validációját (pl. kötelező mezők, formátum ellenőrzés) még azelőtt, hogy az adatokat elküldtem volna a szervernek...</w:t>
+      </w:r>
       <w:r>
         <w:fldChar w:fldCharType="begin"/>
       </w:r>
@@ -9112,27 +8644,11 @@
     </w:p>
     <w:p>
       <w:r>
-        <w:t xml:space="preserve">Bár a böngészők JavaScriptet futtatnak, a forráskódot TypeScript nyelven írtam. Ez lehetővé tette számomra a szigorú típusosság érvényesítését az egész alkalmazásban. Különösen nagy hasznát vettem az NSwag eszközzel generált DTO-k (Data Transfer Object) esetében. A src/app/shared/models/Nswag generated/NswagGenerated.ts </w:t>
-      </w:r>
-      <w:proofErr w:type="gramStart"/>
-      <w:r>
-        <w:t>fájlban</w:t>
-      </w:r>
-      <w:proofErr w:type="gramEnd"/>
-      <w:r>
-        <w:t xml:space="preserve"> található interfészek (pl. IDailyNoteResponseDto, IRecipeResponseDto) biztosították, hogy a frontend adatmodellje mindig pontosan szinkronban legyen a backend API </w:t>
+        <w:t xml:space="preserve">Bár a böngészők JavaScriptet futtatnak, a forráskódot TypeScript nyelven írtam. Ez lehetővé tette számomra a szigorú típusosság érvényesítését az egész alkalmazásban. Különösen nagy hasznát vettem az NSwag eszközzel generált DTO-k (Data Transfer Object) esetében. A src/app/shared/models/Nswag generated/NswagGenerated.ts fájlban található interfészek (pl. IDailyNoteResponseDto, IRecipeResponseDto) biztosították, hogy a frontend adatmodellje mindig pontosan szinkronban legyen a backend API </w:t>
       </w:r>
       <w:r>
         <w:lastRenderedPageBreak/>
-        <w:t xml:space="preserve">válaszaival. Így, ha a backend megváltozott, a fordító azonnal jelezte a hibát a </w:t>
-      </w:r>
-      <w:proofErr w:type="gramStart"/>
-      <w:r>
-        <w:t>kliens</w:t>
-      </w:r>
-      <w:proofErr w:type="gramEnd"/>
-      <w:r>
-        <w:t xml:space="preserve"> kódban.</w:t>
+        <w:t>válaszaival. Így, ha a backend megváltozott, a fordító azonnal jelezte a hibát a kliens kódban.</w:t>
       </w:r>
       <w:r>
         <w:fldChar w:fldCharType="begin"/>
@@ -9167,31 +8683,7 @@
     </w:p>
     <w:p>
       <w:r>
-        <w:t xml:space="preserve"> A HTML (HyperText Markup Language) a weboldalak szerkezetét leíró nyelv, míg a CSS (Cascading Style Sheets) a megjelenésért és formázásért felelős stílusleíró nyelv. Az alkalmazás vázát HTML5 sablonok segítségével </w:t>
-      </w:r>
-      <w:proofErr w:type="gramStart"/>
-      <w:r>
-        <w:t>definiáltam</w:t>
-      </w:r>
-      <w:proofErr w:type="gramEnd"/>
-      <w:r>
-        <w:t xml:space="preserve">. Minden Angular </w:t>
-      </w:r>
-      <w:proofErr w:type="gramStart"/>
-      <w:r>
-        <w:t>komponenshez</w:t>
-      </w:r>
-      <w:proofErr w:type="gramEnd"/>
-      <w:r>
-        <w:t xml:space="preserve"> (pl. daily-note.component.html) külön HTML fájlt rendeltem, így tisztán szétválasztottam a megjelenítést (View) az üzleti logikától. A stílusozáshoz CSS3-at használtam. Kihasználtam az Angular </w:t>
-      </w:r>
-      <w:proofErr w:type="gramStart"/>
-      <w:r>
-        <w:t>komponens</w:t>
-      </w:r>
-      <w:proofErr w:type="gramEnd"/>
-      <w:r>
-        <w:t>-szintű stílusizolációját (ViewEncapsulation), ami azt jelenti, hogy az egyes komponensekhez írt CSS szabályok (pl. a daily-note.component.css-ben) csak arra az adott komponensre érvényesek, nem "szivárognak át" az alkalmazás többi részére, így elkerültem a stílusütközéseket.</w:t>
+        <w:t xml:space="preserve"> A HTML (HyperText Markup Language) a weboldalak szerkezetét leíró nyelv, míg a CSS (Cascading Style Sheets) a megjelenésért és formázásért felelős stílusleíró nyelv. Az alkalmazás vázát HTML5 sablonok segítségével definiáltam. Minden Angular komponenshez (pl. daily-note.component.html) külön HTML fájlt rendeltem, így tisztán szétválasztottam a megjelenítést (View) az üzleti logikától. A stílusozáshoz CSS3-at használtam. Kihasználtam az Angular komponens-szintű stílusizolációját (ViewEncapsulation), ami azt jelenti, hogy az egyes komponensekhez írt CSS szabályok (pl. a daily-note.component.css-ben) csak arra az adott komponensre érvényesek, nem "szivárognak át" az alkalmazás többi részére, így elkerültem a stílusütközéseket.</w:t>
       </w:r>
     </w:p>
     <w:p>
@@ -9214,15 +8706,7 @@
     </w:p>
     <w:p>
       <w:r>
-        <w:t xml:space="preserve">A Bootstrap a világ legnépszerűbb nyílt forráskódú eszközkészlete reszponzív, mobil-első weboldalak fejlesztéséhez. A Bootswatch pedig előre gyártott témákat kínál a Bootstraphez. Annak érdekében, hogy az alkalmazás reszponzív legyen (azaz mobiltelefonon és asztali gépen is megfelelően jelenjen meg), a Bootstrap 5 keretrendszert integráltam a projektbe. A rácsrendszer (Grid system) osztályait (pl. container, row, col-md-6) alkalmaztam a HTML sablonokban az elrendezések kialakítására. A vizuális megjelenés testreszabásához a Bootswatch csomag Pulse témáját választottam, amelyet az angular.json konfigurációs </w:t>
-      </w:r>
-      <w:proofErr w:type="gramStart"/>
-      <w:r>
-        <w:t>fájlban</w:t>
-      </w:r>
-      <w:proofErr w:type="gramEnd"/>
-      <w:r>
-        <w:t xml:space="preserve"> állítottam be. Ez modern színvilágot és egységes tipográfiát kölcsönzött a felületnek. Emellett az ngx-toastr könyvtárat is beépítettem, amellyel esztétikus felugró üzenetekben (toast notification) adok visszajelzést a felhasználónak a sikeres mentésekről vagy hibákról.</w:t>
+        <w:t>A Bootstrap a világ legnépszerűbb nyílt forráskódú eszközkészlete reszponzív, mobil-első weboldalak fejlesztéséhez. A Bootswatch pedig előre gyártott témákat kínál a Bootstraphez. Annak érdekében, hogy az alkalmazás reszponzív legyen (azaz mobiltelefonon és asztali gépen is megfelelően jelenjen meg), a Bootstrap 5 keretrendszert integráltam a projektbe. A rácsrendszer (Grid system) osztályait (pl. container, row, col-md-6) alkalmaztam a HTML sablonokban az elrendezések kialakítására. A vizuális megjelenés testreszabásához a Bootswatch csomag Pulse témáját választottam, amelyet az angular.json konfigurációs fájlban állítottam be. Ez modern színvilágot és egységes tipográfiát kölcsönzött a felületnek. Emellett az ngx-toastr könyvtárat is beépítettem, amellyel esztétikus felugró üzenetekben (toast notification) adok visszajelzést a felhasználónak a sikeres mentésekről vagy hibákról.</w:t>
       </w:r>
     </w:p>
     <w:p>
@@ -9251,46 +8735,14 @@
     </w:p>
     <w:p>
       <w:r>
-        <w:t xml:space="preserve">A Microsoft SQL Server egy robusztus, vállalati szintű </w:t>
-      </w:r>
-      <w:proofErr w:type="gramStart"/>
-      <w:r>
-        <w:t>relációs</w:t>
-      </w:r>
-      <w:proofErr w:type="gramEnd"/>
-      <w:r>
-        <w:t xml:space="preserve"> adatbázis-kezelő rendszer (RDBMS).</w:t>
+        <w:t>A Microsoft SQL Server egy robusztus, vállalati szintű relációs adatbázis-kezelő rendszer (RDBMS).</w:t>
       </w:r>
       <w:r>
         <w:t xml:space="preserve"> </w:t>
       </w:r>
       <w:bookmarkEnd w:id="42"/>
       <w:r>
-        <w:t xml:space="preserve">Az alkalmazás strukturált adatainak (felhasználók, naplóbejegyzések, receptek) perzisztens tárolására Microsoft SQL </w:t>
-      </w:r>
-      <w:proofErr w:type="gramStart"/>
-      <w:r>
-        <w:t>Server adatbázist</w:t>
-      </w:r>
-      <w:proofErr w:type="gramEnd"/>
-      <w:r>
-        <w:t xml:space="preserve"> (a fejlesztés során LocalDB vagy SQLExpress példányt) alkalmaztam. A választást az indokolta, hogy ez az adatbázis-kezelő natívan és rendkívül hatékonyan integrálható </w:t>
-      </w:r>
-      <w:proofErr w:type="gramStart"/>
-      <w:r>
-        <w:t>a .NET</w:t>
-      </w:r>
-      <w:proofErr w:type="gramEnd"/>
-      <w:r>
-        <w:t xml:space="preserve"> környezetbe és az általam használt Entity Framework Core ORM-be. A kapcsolatot a HealthyAPI/appsettings.json </w:t>
-      </w:r>
-      <w:proofErr w:type="gramStart"/>
-      <w:r>
-        <w:t>fájlban</w:t>
-      </w:r>
-      <w:proofErr w:type="gramEnd"/>
-      <w:r>
-        <w:t xml:space="preserve"> konfiguráltam a DefaultConnection kapcsolati karakterlánccal.</w:t>
+        <w:t>Az alkalmazás strukturált adatainak (felhasználók, naplóbejegyzések, receptek) perzisztens tárolására Microsoft SQL Server adatbázist (a fejlesztés során LocalDB vagy SQLExpress példányt) alkalmaztam. A választást az indokolta, hogy ez az adatbázis-kezelő natívan és rendkívül hatékonyan integrálható a .NET környezetbe és az általam használt Entity Framework Core ORM-be. A kapcsolatot a HealthyAPI/appsettings.json fájlban konfiguráltam a DefaultConnection kapcsolati karakterlánccal.</w:t>
       </w:r>
     </w:p>
     <w:p>
@@ -9322,23 +8774,7 @@
     </w:p>
     <w:p>
       <w:r>
-        <w:t xml:space="preserve">A </w:t>
-      </w:r>
-      <w:proofErr w:type="gramStart"/>
-      <w:r>
-        <w:t>kliens</w:t>
-      </w:r>
-      <w:proofErr w:type="gramEnd"/>
-      <w:r>
-        <w:t xml:space="preserve"> oldali (Angular) fejlesztéshez a Visual Studio Code kódszerkesztőt választottam. Ez a könnyűsúlyú, nyílt forráskódú szerkesztő kiváló támogatást nyújt a TypeScript nyelvhez és a webes technológiákhoz. A fejlesztés során nagyban támaszkodtam a következő </w:t>
-      </w:r>
-      <w:proofErr w:type="gramStart"/>
-      <w:r>
-        <w:t>funkciókra</w:t>
-      </w:r>
-      <w:proofErr w:type="gramEnd"/>
-      <w:r>
-        <w:t>:</w:t>
+        <w:t>A kliens oldali (Angular) fejlesztéshez a Visual Studio Code kódszerkesztőt választottam. Ez a könnyűsúlyú, nyílt forráskódú szerkesztő kiváló támogatást nyújt a TypeScript nyelvhez és a webes technológiákhoz. A fejlesztés során nagyban támaszkodtam a következő funkciókra:</w:t>
       </w:r>
     </w:p>
     <w:p>
@@ -9362,15 +8798,7 @@
         </w:numPr>
       </w:pPr>
       <w:r>
-        <w:t xml:space="preserve">Bővítmények (Extensions): Az Angular Language Service bővítmény használata segített a HTML sablonokban lévő hibák azonnali, gépelés közbeni felismerésében és az </w:t>
-      </w:r>
-      <w:proofErr w:type="gramStart"/>
-      <w:r>
-        <w:t>automatikus</w:t>
-      </w:r>
-      <w:proofErr w:type="gramEnd"/>
-      <w:r>
-        <w:t xml:space="preserve"> kiegészítésben.</w:t>
+        <w:t>Bővítmények (Extensions): Az Angular Language Service bővítmény használata segített a HTML sablonokban lévő hibák azonnali, gépelés közbeni felismerésében és az automatikus kiegészítésben.</w:t>
       </w:r>
     </w:p>
     <w:p>
@@ -9381,13 +8809,8 @@
           <w:numId w:val="14"/>
         </w:numPr>
       </w:pPr>
-      <w:proofErr w:type="gramStart"/>
-      <w:r>
-        <w:t>Fájl</w:t>
-      </w:r>
-      <w:proofErr w:type="gramEnd"/>
-      <w:r>
-        <w:t>kezelés: A Client mappa hierarchiájának átlátható kezelése és a package.json függőségek menedzselése itt történt.</w:t>
+      <w:r>
+        <w:t>Fájlkezelés: A Client mappa hierarchiájának átlátható kezelése és a package.json függőségek menedzselése itt történt.</w:t>
       </w:r>
     </w:p>
     <w:p/>
@@ -9404,23 +8827,7 @@
     </w:p>
     <w:p>
       <w:r>
-        <w:t>A szerver oldali (ASP</w:t>
-      </w:r>
-      <w:proofErr w:type="gramStart"/>
-      <w:r>
-        <w:t>.NET</w:t>
-      </w:r>
-      <w:proofErr w:type="gramEnd"/>
-      <w:r>
-        <w:t xml:space="preserve"> Core) logikát a nagyvállalati környezetben szabványnak számító Visual Studio 2022 integrált fejlesztőkörnyezetben valósítottam meg. A választást az indokolta, hogy ez az eszköz nyújtja a legteljesebb támogatást a C# nyelvhez és </w:t>
-      </w:r>
-      <w:proofErr w:type="gramStart"/>
-      <w:r>
-        <w:t>a .NET</w:t>
-      </w:r>
-      <w:proofErr w:type="gramEnd"/>
-      <w:r>
-        <w:t xml:space="preserve"> ökoszisztémához.</w:t>
+        <w:t>A szerver oldali (ASP.NET Core) logikát a nagyvállalati környezetben szabványnak számító Visual Studio 2022 integrált fejlesztőkörnyezetben valósítottam meg. A választást az indokolta, hogy ez az eszköz nyújtja a legteljesebb támogatást a C# nyelvhez és a .NET ökoszisztémához.</w:t>
       </w:r>
     </w:p>
     <w:p/>
@@ -9433,15 +8840,7 @@
         </w:numPr>
       </w:pPr>
       <w:r>
-        <w:t xml:space="preserve">Solution kezelés: A HealthyAPI.sln solution </w:t>
-      </w:r>
-      <w:proofErr w:type="gramStart"/>
-      <w:r>
-        <w:t>fájl</w:t>
-      </w:r>
-      <w:proofErr w:type="gramEnd"/>
-      <w:r>
-        <w:t xml:space="preserve"> összefogta a projekt összes elemét, a kontrollerektől az adatbázis-migrációkig.</w:t>
+        <w:t>Solution kezelés: A HealthyAPI.sln solution fájl összefogta a projekt összes elemét, a kontrollerektől az adatbázis-migrációkig.</w:t>
       </w:r>
     </w:p>
     <w:p/>
@@ -9454,15 +8853,7 @@
         </w:numPr>
       </w:pPr>
       <w:r>
-        <w:t>NuGet csomagkezelő: Ezen keresztül telepítettem és frissítettem a backend működéséhez szükséges könyvtárakat (pl. Microsoft</w:t>
-      </w:r>
-      <w:proofErr w:type="gramStart"/>
-      <w:r>
-        <w:t>.EntityFrameworkCore</w:t>
-      </w:r>
-      <w:proofErr w:type="gramEnd"/>
-      <w:r>
-        <w:t>, NSwag.AspNetCore).</w:t>
+        <w:t>NuGet csomagkezelő: Ezen keresztül telepítettem és frissítettem a backend működéséhez szükséges könyvtárakat (pl. Microsoft.EntityFrameworkCore, NSwag.AspNetCore).</w:t>
       </w:r>
     </w:p>
     <w:p/>
@@ -9475,15 +8866,7 @@
         </w:numPr>
       </w:pPr>
       <w:r>
-        <w:t xml:space="preserve">Hibakeresés (Debugging): A beépített hibakeresővel lépésről lépésre tudtam követni a backend kód futását, a változók értékét és a kivételeket, ami elengedhetetlen volt a </w:t>
-      </w:r>
-      <w:proofErr w:type="gramStart"/>
-      <w:r>
-        <w:t>komplexebb</w:t>
-      </w:r>
-      <w:proofErr w:type="gramEnd"/>
-      <w:r>
-        <w:t xml:space="preserve"> üzleti logika (pl. DailyNoteService számításai) ellenőrzéséhez.</w:t>
+        <w:t>Hibakeresés (Debugging): A beépített hibakeresővel lépésről lépésre tudtam követni a backend kód futását, a változók értékét és a kivételeket, ami elengedhetetlen volt a komplexebb üzleti logika (pl. DailyNoteService számításai) ellenőrzéséhez.</w:t>
       </w:r>
     </w:p>
     <w:p/>
@@ -9530,15 +8913,7 @@
         </w:numPr>
       </w:pPr>
       <w:r>
-        <w:t xml:space="preserve">Commit-ok: A logikailag összetartozó módosításokat (pl. "Új recept létrehozása </w:t>
-      </w:r>
-      <w:proofErr w:type="gramStart"/>
-      <w:r>
-        <w:t>funkció</w:t>
-      </w:r>
-      <w:proofErr w:type="gramEnd"/>
-      <w:r>
-        <w:t xml:space="preserve"> hozzáadása") rendszeresen rögzítettem (commit), így a fejlesztés bármely pontjára visszatérhettem volna hiba esetén.</w:t>
+        <w:t>Commit-ok: A logikailag összetartozó módosításokat (pl. "Új recept létrehozása funkció hozzáadása") rendszeresen rögzítettem (commit), így a fejlesztés bármely pontjára visszatérhettem volna hiba esetén.</w:t>
       </w:r>
     </w:p>
     <w:p>
@@ -9551,15 +8926,7 @@
       </w:pPr>
       <w:r>
         <w:lastRenderedPageBreak/>
-        <w:t xml:space="preserve">Mappastruktúra védelme: A gyökérkönyvtárban és a Client </w:t>
-      </w:r>
-      <w:proofErr w:type="gramStart"/>
-      <w:r>
-        <w:t>mappában</w:t>
-      </w:r>
-      <w:proofErr w:type="gramEnd"/>
-      <w:r>
-        <w:t xml:space="preserve"> elhelyezett .gitignore fájlok segítségével biztosítottam, hogy a felesleges, generált fájlok (pl. node_modules, bin, obj mappák, felhasználói beállítások) ne kerüljenek fel a felhőbe, csak a tiszta forráskód.</w:t>
+        <w:t>Mappastruktúra védelme: A gyökérkönyvtárban és a Client mappában elhelyezett .gitignore fájlok segítségével biztosítottam, hogy a felesleges, generált fájlok (pl. node_modules, bin, obj mappák, felhasználói beállítások) ne kerüljenek fel a felhőbe, csak a tiszta forráskód.</w:t>
       </w:r>
     </w:p>
     <w:p>
@@ -9571,15 +8938,7 @@
         </w:numPr>
       </w:pPr>
       <w:r>
-        <w:t xml:space="preserve">Szinkronizáció: A </w:t>
-      </w:r>
-      <w:proofErr w:type="gramStart"/>
-      <w:r>
-        <w:t>lokális</w:t>
-      </w:r>
-      <w:proofErr w:type="gramEnd"/>
-      <w:r>
-        <w:t xml:space="preserve"> gépen végzett munkámat rendszeresen szinkronizáltam (push) a GitHub tárolóval, ami nemcsak biztonsági mentésként szolgált, hanem lehetővé tette a kód hordozhatóságát is a különböző fejlesztői gépek között</w:t>
+        <w:t>Szinkronizáció: A lokális gépen végzett munkámat rendszeresen szinkronizáltam (push) a GitHub tárolóval, ami nemcsak biztonsági mentésként szolgált, hanem lehetővé tette a kód hordozhatóságát is a különböző fejlesztői gépek között</w:t>
       </w:r>
     </w:p>
     <w:p>
@@ -9725,38 +9084,17 @@
         <w:pStyle w:val="Cmsor2"/>
       </w:pPr>
       <w:bookmarkStart w:id="50" w:name="_Toc215038848"/>
-      <w:proofErr w:type="gramStart"/>
-      <w:r>
-        <w:t>Funkcionális</w:t>
-      </w:r>
-      <w:proofErr w:type="gramEnd"/>
-      <w:r>
-        <w:t xml:space="preserve"> követelmények</w:t>
+      <w:r>
+        <w:t>Funkcionális követelmények</w:t>
       </w:r>
       <w:bookmarkEnd w:id="50"/>
     </w:p>
     <w:p>
       <w:r>
-        <w:t xml:space="preserve">A </w:t>
-      </w:r>
-      <w:proofErr w:type="gramStart"/>
-      <w:r>
-        <w:t>funkcionális</w:t>
-      </w:r>
-      <w:proofErr w:type="gramEnd"/>
-      <w:r>
-        <w:t xml:space="preserve"> követelmények határozzák meg a rendszer elvárt viselkedését és szolgáltatásait. A feladatkiírás és a saját terveim alapján az</w:t>
-      </w:r>
-      <w:r>
-        <w:t xml:space="preserve"> alábbi </w:t>
-      </w:r>
-      <w:proofErr w:type="gramStart"/>
-      <w:r>
-        <w:t>funkciókat</w:t>
-      </w:r>
-      <w:proofErr w:type="gramEnd"/>
-      <w:r>
-        <w:t xml:space="preserve"> definiáltam:</w:t>
+        <w:t>A funkcionális követelmények határozzák meg a rendszer elvárt viselkedését és szolgáltatásait. A feladatkiírás és a saját terveim alapján az</w:t>
+      </w:r>
+      <w:r>
+        <w:t xml:space="preserve"> alábbi funkciókat definiáltam:</w:t>
       </w:r>
     </w:p>
     <w:p>
@@ -9816,15 +9154,7 @@
         </w:numPr>
       </w:pPr>
       <w:r>
-        <w:t xml:space="preserve">Felhasználói </w:t>
-      </w:r>
-      <w:proofErr w:type="gramStart"/>
-      <w:r>
-        <w:t>profil</w:t>
-      </w:r>
-      <w:proofErr w:type="gramEnd"/>
-      <w:r>
-        <w:t xml:space="preserve"> kezelése (név, életkor, nem, magasság, súly).</w:t>
+        <w:t>Felhasználói profil kezelése (név, életkor, nem, magasság, súly).</w:t>
       </w:r>
     </w:p>
     <w:p>
@@ -9860,15 +9190,7 @@
         </w:numPr>
       </w:pPr>
       <w:r>
-        <w:t xml:space="preserve">Célsúly megadása a </w:t>
-      </w:r>
-      <w:proofErr w:type="gramStart"/>
-      <w:r>
-        <w:t>profilban</w:t>
-      </w:r>
-      <w:proofErr w:type="gramEnd"/>
-      <w:r>
-        <w:t>.</w:t>
+        <w:t>Célsúly megadása a profilban.</w:t>
       </w:r>
     </w:p>
     <w:p>
@@ -9903,13 +9225,8 @@
           <w:numId w:val="17"/>
         </w:numPr>
       </w:pPr>
-      <w:proofErr w:type="gramStart"/>
-      <w:r>
-        <w:t>Komplex</w:t>
-      </w:r>
-      <w:proofErr w:type="gramEnd"/>
-      <w:r>
-        <w:t xml:space="preserve"> receptek (Recipe) összeállítása több alapanyagból, ahol a rendszer automatikusan kiszámolja az összesített tápértéket.</w:t>
+      <w:r>
+        <w:t>Komplex receptek (Recipe) összeállítása több alapanyagból, ahol a rendszer automatikusan kiszámolja az összesített tápértéket.</w:t>
       </w:r>
     </w:p>
     <w:p>
@@ -9980,13 +9297,8 @@
           <w:numId w:val="17"/>
         </w:numPr>
       </w:pPr>
-      <w:proofErr w:type="gramStart"/>
-      <w:r>
-        <w:t>Aktuális</w:t>
-      </w:r>
-      <w:proofErr w:type="gramEnd"/>
-      <w:r>
-        <w:t xml:space="preserve"> napi testsúly rögzítése. </w:t>
+      <w:r>
+        <w:t xml:space="preserve">Aktuális napi testsúly rögzítése. </w:t>
       </w:r>
     </w:p>
     <w:p>
@@ -10010,13 +9322,8 @@
           <w:numId w:val="17"/>
         </w:numPr>
       </w:pPr>
-      <w:proofErr w:type="gramStart"/>
-      <w:r>
-        <w:t>Aktivitás</w:t>
-      </w:r>
-      <w:proofErr w:type="gramEnd"/>
-      <w:r>
-        <w:t>követés:</w:t>
+      <w:r>
+        <w:t>Aktivitáskövetés:</w:t>
       </w:r>
     </w:p>
     <w:p>
@@ -10039,13 +9346,8 @@
           <w:numId w:val="17"/>
         </w:numPr>
       </w:pPr>
-      <w:proofErr w:type="gramStart"/>
-      <w:r>
-        <w:t>Aktivitás</w:t>
-      </w:r>
-      <w:proofErr w:type="gramEnd"/>
-      <w:r>
-        <w:t xml:space="preserve"> időtartamának és az elégetett kalóriának a rögzítése.</w:t>
+      <w:r>
+        <w:t>Aktivitás időtartamának és az elégetett kalóriának a rögzítése.</w:t>
       </w:r>
     </w:p>
     <w:p>
@@ -10069,15 +9371,7 @@
         </w:numPr>
       </w:pPr>
       <w:r>
-        <w:t xml:space="preserve">Naptár </w:t>
-      </w:r>
-      <w:proofErr w:type="gramStart"/>
-      <w:r>
-        <w:t>funkció</w:t>
-      </w:r>
-      <w:proofErr w:type="gramEnd"/>
-      <w:r>
-        <w:t xml:space="preserve"> a korábbi napok adatainak visszakeresésére.</w:t>
+        <w:t>Naptár funkció a korábbi napok adatainak visszakeresésére.</w:t>
       </w:r>
     </w:p>
     <w:p>
@@ -10119,23 +9413,7 @@
         </w:numPr>
       </w:pPr>
       <w:r>
-        <w:t>Biztonság: A jelszavakat nem olvasható formában, hanem hash-elve tárolom az adatbázisban (ASP</w:t>
-      </w:r>
-      <w:proofErr w:type="gramStart"/>
-      <w:r>
-        <w:t>.NET</w:t>
-      </w:r>
-      <w:proofErr w:type="gramEnd"/>
-      <w:r>
-        <w:t xml:space="preserve"> Identity). A kommunikáció a </w:t>
-      </w:r>
-      <w:proofErr w:type="gramStart"/>
-      <w:r>
-        <w:t>kliens</w:t>
-      </w:r>
-      <w:proofErr w:type="gramEnd"/>
-      <w:r>
-        <w:t xml:space="preserve"> és a szerver között HTTPS csatornán zajlik, a végpontokat pedig hitelesítés védi.</w:t>
+        <w:t>Biztonság: A jelszavakat nem olvasható formában, hanem hash-elve tárolom az adatbázisban (ASP.NET Identity). A kommunikáció a kliens és a szerver között HTTPS csatornán zajlik, a végpontokat pedig hitelesítés védi.</w:t>
       </w:r>
     </w:p>
     <w:p>
@@ -10171,15 +9449,7 @@
         </w:numPr>
       </w:pPr>
       <w:r>
-        <w:t xml:space="preserve">Skálázhatóság: A többrétegű architektúra (Layered Architecture) lehetővé teszi a rendszer későbbi bővítését új </w:t>
-      </w:r>
-      <w:proofErr w:type="gramStart"/>
-      <w:r>
-        <w:t>funkciókkal</w:t>
-      </w:r>
-      <w:proofErr w:type="gramEnd"/>
-      <w:r>
-        <w:t xml:space="preserve"> anélkül, hogy a meglévő kódot újra kellene írni.</w:t>
+        <w:t>Skálázhatóság: A többrétegű architektúra (Layered Architecture) lehetővé teszi a rendszer későbbi bővítését új funkciókkal anélkül, hogy a meglévő kódot újra kellene írni.</w:t>
       </w:r>
     </w:p>
     <w:p/>
@@ -10306,26 +9576,10 @@
     </w:p>
     <w:p>
       <w:r>
-        <w:t xml:space="preserve">A rendszert a modern webes fejlesztésben elterjedt </w:t>
-      </w:r>
-      <w:proofErr w:type="gramStart"/>
-      <w:r>
-        <w:t>kliens</w:t>
-      </w:r>
-      <w:proofErr w:type="gramEnd"/>
-      <w:r>
-        <w:t>-szerver architektúrára építettem. A megoldás két fizikailag és logikailag is elkülö</w:t>
-      </w:r>
-      <w:r>
-        <w:t xml:space="preserve">nülő </w:t>
-      </w:r>
-      <w:proofErr w:type="gramStart"/>
-      <w:r>
-        <w:t>komponensből</w:t>
-      </w:r>
-      <w:proofErr w:type="gramEnd"/>
-      <w:r>
-        <w:t xml:space="preserve"> áll:</w:t>
+        <w:t>A rendszert a modern webes fejlesztésben elterjedt kliens-szerver architektúrára építettem. A megoldás két fizikailag és logikailag is elkülö</w:t>
+      </w:r>
+      <w:r>
+        <w:t>nülő komponensből áll:</w:t>
       </w:r>
     </w:p>
     <w:p>
@@ -10338,15 +9592,7 @@
       </w:pPr>
       <w:r>
         <w:lastRenderedPageBreak/>
-        <w:t xml:space="preserve">Frontend (Kliens): Egy Angular alapú egyoldalas alkalmazás (SPA), amely a felhasználó böngészőjében fut. Feladata a felhasználói </w:t>
-      </w:r>
-      <w:proofErr w:type="gramStart"/>
-      <w:r>
-        <w:t>interakciók</w:t>
-      </w:r>
-      <w:proofErr w:type="gramEnd"/>
-      <w:r>
-        <w:t xml:space="preserve"> kezelése és az adatok megjelenítése.</w:t>
+        <w:t>Frontend (Kliens): Egy Angular alapú egyoldalas alkalmazás (SPA), amely a felhasználó böngészőjében fut. Feladata a felhasználói interakciók kezelése és az adatok megjelenítése.</w:t>
       </w:r>
     </w:p>
     <w:p>
@@ -10358,15 +9604,7 @@
         </w:numPr>
       </w:pPr>
       <w:r>
-        <w:t>Backend (Szerver): Egy ASP</w:t>
-      </w:r>
-      <w:proofErr w:type="gramStart"/>
-      <w:r>
-        <w:t>.NET</w:t>
-      </w:r>
-      <w:proofErr w:type="gramEnd"/>
-      <w:r>
-        <w:t xml:space="preserve"> Core Web API, amely az üzleti logikát valósítja meg, és kapcsolatot tart az adatbázissal.</w:t>
+        <w:t>Backend (Szerver): Egy ASP.NET Core Web API, amely az üzleti logikát valósítja meg, és kapcsolatot tart az adatbázissal.</w:t>
       </w:r>
     </w:p>
     <w:p>
@@ -10378,36 +9616,12 @@
         </w:numPr>
       </w:pPr>
       <w:r>
-        <w:t xml:space="preserve">Külső szolgáltatások (3rd Party Services): A regisztrációs folyamat és a biztonságos jelszókezelés támogatására a rendszer egy külső </w:t>
-      </w:r>
-      <w:proofErr w:type="gramStart"/>
-      <w:r>
-        <w:t>e-mail küldő</w:t>
-      </w:r>
-      <w:proofErr w:type="gramEnd"/>
-      <w:r>
-        <w:t xml:space="preserve"> szolgáltatást (Mailjet) integrál. Ez a </w:t>
-      </w:r>
-      <w:proofErr w:type="gramStart"/>
-      <w:r>
-        <w:t>komponens</w:t>
-      </w:r>
-      <w:proofErr w:type="gramEnd"/>
-      <w:r>
-        <w:t xml:space="preserve"> nem része a belső hálózatnak, a backend REST API hívásokon keresztül kommunikál vele a tranzakcionális e-mailek kiküldéséhez.</w:t>
-      </w:r>
-    </w:p>
-    <w:p>
-      <w:r>
-        <w:t xml:space="preserve">A két réteg között a kommunikáció REST (Representational State Transfer) alapú HTTP kérésekkel történik, JSON adatformátumban. Ez a laza csatolás biztosítja, hogy a </w:t>
-      </w:r>
-      <w:proofErr w:type="gramStart"/>
-      <w:r>
-        <w:t>kliens</w:t>
-      </w:r>
-      <w:proofErr w:type="gramEnd"/>
-      <w:r>
-        <w:t xml:space="preserve"> és a szerver egymástól függetlenül fejleszthető legyen.</w:t>
+        <w:t>Külső szolgáltatások (3rd Party Services): A regisztrációs folyamat és a biztonságos jelszókezelés támogatására a rendszer egy külső e-mail küldő szolgáltatást (Mailjet) integrál. Ez a komponens nem része a belső hálózatnak, a backend REST API hívásokon keresztül kommunikál vele a tranzakcionális e-mailek kiküldéséhez.</w:t>
+      </w:r>
+    </w:p>
+    <w:p>
+      <w:r>
+        <w:t>A két réteg között a kommunikáció REST (Representational State Transfer) alapú HTTP kérésekkel történik, JSON adatformátumban. Ez a laza csatolás biztosítja, hogy a kliens és a szerver egymástól függetlenül fejleszthető legyen.</w:t>
       </w:r>
     </w:p>
     <w:p/>
@@ -10474,23 +9688,7 @@
     </w:p>
     <w:p>
       <w:r>
-        <w:t xml:space="preserve">Az adatok tárolására </w:t>
-      </w:r>
-      <w:proofErr w:type="gramStart"/>
-      <w:r>
-        <w:t>relációs</w:t>
-      </w:r>
-      <w:proofErr w:type="gramEnd"/>
-      <w:r>
-        <w:t xml:space="preserve"> adatbázist terveztem (Microsoft SQL Server). A tervezés során a Code-First megközelítést alkalmaztam, azaz először a C# modellosztályokat (Models </w:t>
-      </w:r>
-      <w:proofErr w:type="gramStart"/>
-      <w:r>
-        <w:t>mappa</w:t>
-      </w:r>
-      <w:proofErr w:type="gramEnd"/>
-      <w:r>
-        <w:t xml:space="preserve">) hoztam létre, és ebből generáltam le az adatbázis-sémát az Entity Framework </w:t>
+        <w:t xml:space="preserve">Az adatok tárolására relációs adatbázist terveztem (Microsoft SQL Server). A tervezés során a Code-First megközelítést alkalmaztam, azaz először a C# modellosztályokat (Models mappa) hoztam létre, és ebből generáltam le az adatbázis-sémát az Entity Framework </w:t>
       </w:r>
       <w:r>
         <w:t>Core segítségével.</w:t>
@@ -10526,15 +9724,7 @@
         </w:numPr>
       </w:pPr>
       <w:r>
-        <w:t xml:space="preserve">DailyNote: A napló gerince. Egy felhasználónak naponta egy DailyNote-ja lehet (1:N kapcsolat), amelyhez több étkezés (MealEntry) és </w:t>
-      </w:r>
-      <w:proofErr w:type="gramStart"/>
-      <w:r>
-        <w:t>aktivitás</w:t>
-      </w:r>
-      <w:proofErr w:type="gramEnd"/>
-      <w:r>
-        <w:t xml:space="preserve"> (UserActivity) tartozik.</w:t>
+        <w:t>DailyNote: A napló gerince. Egy felhasználónak naponta egy DailyNote-ja lehet (1:N kapcsolat), amelyhez több étkezés (MealEntry) és aktivitás (UserActivity) tartozik.</w:t>
       </w:r>
     </w:p>
     <w:p>
@@ -10546,15 +9736,7 @@
         </w:numPr>
       </w:pPr>
       <w:r>
-        <w:t>Recipe és Food: A receptek és az ételek közötti kapcsolatot egy kapcsolótábla (RecipeFoods) valósítja meg, mivel egy recept sok ételből állhat, és egy étel sok receptben szerepelhet (N</w:t>
-      </w:r>
-      <w:proofErr w:type="gramStart"/>
-      <w:r>
-        <w:t>:M</w:t>
-      </w:r>
-      <w:proofErr w:type="gramEnd"/>
-      <w:r>
-        <w:t xml:space="preserve"> kapcsolat).</w:t>
+        <w:t>Recipe és Food: A receptek és az ételek közötti kapcsolatot egy kapcsolótábla (RecipeFoods) valósítja meg, mivel egy recept sok ételből állhat, és egy étel sok receptben szerepelhet (N:M kapcsolat).</w:t>
       </w:r>
     </w:p>
     <w:p>
@@ -10612,15 +9794,7 @@
     </w:p>
     <w:p>
       <w:r>
-        <w:t xml:space="preserve">A fejlesztés során a verziókezelést Git rendszerrel oldottam meg, a forráskódot pedig a GitHub felhőszolgáltatásban tároltam. Ez lehetővé tette a változások nyomon követését és a biztonsági mentést. A fejlesztői környezetként a Visual Studio (backend) és a Visual Studio Code (frontend) integrált fejlesztői környezeteket használtam, amelyek hatékony hibakeresési és kódkiegészítési </w:t>
-      </w:r>
-      <w:proofErr w:type="gramStart"/>
-      <w:r>
-        <w:t>funkciókkal</w:t>
-      </w:r>
-      <w:proofErr w:type="gramEnd"/>
-      <w:r>
-        <w:t xml:space="preserve"> támogatták a munkámat.</w:t>
+        <w:t>A fejlesztés során a verziókezelést Git rendszerrel oldottam meg, a forráskódot pedig a GitHub felhőszolgáltatásban tároltam. Ez lehetővé tette a változások nyomon követését és a biztonsági mentést. A fejlesztői környezetként a Visual Studio (backend) és a Visual Studio Code (frontend) integrált fejlesztői környezeteket használtam, amelyek hatékony hibakeresési és kódkiegészítési funkciókkal támogatták a munkámat.</w:t>
       </w:r>
     </w:p>
     <w:p>
@@ -10636,15 +9810,7 @@
     </w:p>
     <w:p>
       <w:r>
-        <w:t xml:space="preserve">A diplomaterv legfontosabb részeként ebben a fejezetben ismertetem az általam fejlesztett webalkalmazás </w:t>
-      </w:r>
-      <w:proofErr w:type="gramStart"/>
-      <w:r>
-        <w:t>konkrét</w:t>
-      </w:r>
-      <w:proofErr w:type="gramEnd"/>
-      <w:r>
-        <w:t xml:space="preserve"> megvalósítását. Részletezem a tervezési döntéseimet, az adatbázis felépítését, valamint a szerver- és kliensoldali üzleti logika implementációját.</w:t>
+        <w:t>A diplomaterv legfontosabb részeként ebben a fejezetben ismertetem az általam fejlesztett webalkalmazás konkrét megvalósítását. Részletezem a tervezési döntéseimet, az adatbázis felépítését, valamint a szerver- és kliensoldali üzleti logika implementációját.</w:t>
       </w:r>
     </w:p>
     <w:p>
@@ -10659,15 +9825,7 @@
     </w:p>
     <w:p>
       <w:r>
-        <w:t xml:space="preserve">A fejlesztés első lépéseként az adatok szerkezetét és a rendszer alapvető működési logikáját </w:t>
-      </w:r>
-      <w:proofErr w:type="gramStart"/>
-      <w:r>
-        <w:t>definiáltam</w:t>
-      </w:r>
-      <w:proofErr w:type="gramEnd"/>
-      <w:r>
-        <w:t>. Mivel az alkalmazás központi eleme a táplálkozási adatok és a felhasználói naplók pontos kezelése, elengedhetetlen volt egy robusztus és jól strukturált adatmodell kialakítása.</w:t>
+        <w:t>A fejlesztés első lépéseként az adatok szerkezetét és a rendszer alapvető működési logikáját definiáltam. Mivel az alkalmazás központi eleme a táplálkozási adatok és a felhasználói naplók pontos kezelése, elengedhetetlen volt egy robusztus és jól strukturált adatmodell kialakítása.</w:t>
       </w:r>
     </w:p>
     <w:p>
@@ -10679,15 +9837,7 @@
       </w:r>
       <w:bookmarkStart w:id="58" w:name="_Toc215038856"/>
       <w:r>
-        <w:t xml:space="preserve">Adatbázis </w:t>
-      </w:r>
-      <w:proofErr w:type="gramStart"/>
-      <w:r>
-        <w:t>koncepció</w:t>
-      </w:r>
-      <w:proofErr w:type="gramEnd"/>
-      <w:r>
-        <w:t>:</w:t>
+        <w:t>Adatbázis koncepció:</w:t>
       </w:r>
       <w:bookmarkEnd w:id="58"/>
     </w:p>
@@ -10696,36 +9846,12 @@
         <w:t xml:space="preserve"> </w:t>
       </w:r>
       <w:r>
-        <w:t xml:space="preserve">Az adatok perzisztens tárolására Microsoft SQL </w:t>
-      </w:r>
-      <w:proofErr w:type="gramStart"/>
-      <w:r>
-        <w:t>Server adatbázis-kezelőt</w:t>
-      </w:r>
-      <w:proofErr w:type="gramEnd"/>
-      <w:r>
-        <w:t xml:space="preserve"> választottam. A döntésemet az indokolta, hogy ez a technológia natívan integrálható a .NET ökoszisztémába, és kiváló teljesítményt nyújt a </w:t>
-      </w:r>
-      <w:proofErr w:type="gramStart"/>
-      <w:r>
-        <w:t>relációs</w:t>
-      </w:r>
-      <w:proofErr w:type="gramEnd"/>
-      <w:r>
-        <w:t xml:space="preserve"> adatok kezelésében.</w:t>
-      </w:r>
-    </w:p>
-    <w:p>
-      <w:r>
-        <w:t xml:space="preserve">A fejlesztés során a Code-First megközelítést alkalmaztam az Entity Framework Core (EF Core) keretrendszer segítségével. Ez a módszer lehetővé tette számomra, hogy az adatbázis sémáját közvetlenül C# osztályokként (modellekként) </w:t>
-      </w:r>
-      <w:proofErr w:type="gramStart"/>
-      <w:r>
-        <w:t>definiáljam</w:t>
-      </w:r>
-      <w:proofErr w:type="gramEnd"/>
-      <w:r>
-        <w:t xml:space="preserve"> a kódban (HealthyAPI/Models), majd ezekből generáljam le az adatbázist.</w:t>
+        <w:t>Az adatok perzisztens tárolására Microsoft SQL Server adatbázis-kezelőt választottam. A döntésemet az indokolta, hogy ez a technológia natívan integrálható a .NET ökoszisztémába, és kiváló teljesítményt nyújt a relációs adatok kezelésében.</w:t>
+      </w:r>
+    </w:p>
+    <w:p>
+      <w:r>
+        <w:t>A fejlesztés során a Code-First megközelítést alkalmaztam az Entity Framework Core (EF Core) keretrendszer segítségével. Ez a módszer lehetővé tette számomra, hogy az adatbázis sémáját közvetlenül C# osztályokként (modellekként) definiáljam a kódban (HealthyAPI/Models), majd ezekből generáljam le az adatbázist.</w:t>
       </w:r>
     </w:p>
     <w:p>
@@ -10757,15 +9883,7 @@
         </w:numPr>
       </w:pPr>
       <w:r>
-        <w:t xml:space="preserve">Típusbiztonság: A C# nyelv szigorú típusossága már a kódolás során biztosította az adatok </w:t>
-      </w:r>
-      <w:proofErr w:type="gramStart"/>
-      <w:r>
-        <w:t>konzisztenciáját</w:t>
-      </w:r>
-      <w:proofErr w:type="gramEnd"/>
-      <w:r>
-        <w:t>.</w:t>
+        <w:t>Típusbiztonság: A C# nyelv szigorú típusossága már a kódolás során biztosította az adatok konzisztenciáját.</w:t>
       </w:r>
     </w:p>
     <w:p>
@@ -10781,15 +9899,7 @@
         </w:rPr>
       </w:pPr>
       <w:r>
-        <w:t xml:space="preserve">Gyorsaság: Nem kellett SQL szkripteket kézzel írnom, az EF Core </w:t>
-      </w:r>
-      <w:proofErr w:type="gramStart"/>
-      <w:r>
-        <w:t>automatikusan</w:t>
-      </w:r>
-      <w:proofErr w:type="gramEnd"/>
-      <w:r>
-        <w:t xml:space="preserve"> elvégezte a táblák és kapcsolatok létrehozását a DbContext konfigurációim alapján.</w:t>
+        <w:t>Gyorsaság: Nem kellett SQL szkripteket kézzel írnom, az EF Core automatikusan elvégezte a táblák és kapcsolatok létrehozását a DbContext konfigurációim alapján.</w:t>
       </w:r>
     </w:p>
     <w:p>
@@ -10804,15 +9914,7 @@
     </w:p>
     <w:p>
       <w:r>
-        <w:t xml:space="preserve">Az alkalmazás adatmodelljét úgy terveztem meg, hogy az támogassa a felhasználók, ételek, receptek és a napi tevékenységek közötti </w:t>
-      </w:r>
-      <w:proofErr w:type="gramStart"/>
-      <w:r>
-        <w:t>komplex</w:t>
-      </w:r>
-      <w:proofErr w:type="gramEnd"/>
-      <w:r>
-        <w:t xml:space="preserve"> kapcsolatokat. A rendszer entitás-kapcsolat (ER) diagramját a 4.1. ábra szemlélteti.</w:t>
+        <w:t>Az alkalmazás adatmodelljét úgy terveztem meg, hogy az támogassa a felhasználók, ételek, receptek és a napi tevékenységek közötti komplex kapcsolatokat. A rendszer entitás-kapcsolat (ER) diagramját a 4.1. ábra szemlélteti.</w:t>
       </w:r>
     </w:p>
     <w:p>
@@ -10880,31 +9982,7 @@
         <w:ind w:left="360"/>
       </w:pPr>
       <w:r>
-        <w:t>User (Felhasználó): Ez a központi entitás, amely kiterjeszti az ASP</w:t>
-      </w:r>
-      <w:proofErr w:type="gramStart"/>
-      <w:r>
-        <w:t>.NET</w:t>
-      </w:r>
-      <w:proofErr w:type="gramEnd"/>
-      <w:r>
-        <w:t xml:space="preserve"> Identity alapértelmezett felhasználói modelljét. A HealthyAPI/Models/User.cs </w:t>
-      </w:r>
-      <w:proofErr w:type="gramStart"/>
-      <w:r>
-        <w:t>fájlban</w:t>
-      </w:r>
-      <w:proofErr w:type="gramEnd"/>
-      <w:r>
-        <w:t xml:space="preserve"> olyan egyedi tulajdonságokat definiáltam, mint az Age (kor), Height (magasság), Weight (jelenlegi súly) és a GoalWeight (célsúly). Itt tárolom a felhasználó napi makrotápanyag-céljait is (TargetCalorie, TargeProtein stb.), amelyeket a rendszer a regisztrációkor vagy a </w:t>
-      </w:r>
-      <w:proofErr w:type="gramStart"/>
-      <w:r>
-        <w:t>profil</w:t>
-      </w:r>
-      <w:proofErr w:type="gramEnd"/>
-      <w:r>
-        <w:t xml:space="preserve"> szerkesztésekor számol ki.</w:t>
+        <w:t>User (Felhasználó): Ez a központi entitás, amely kiterjeszti az ASP.NET Identity alapértelmezett felhasználói modelljét. A HealthyAPI/Models/User.cs fájlban olyan egyedi tulajdonságokat definiáltam, mint az Age (kor), Height (magasság), Weight (jelenlegi súly) és a GoalWeight (célsúly). Itt tárolom a felhasználó napi makrotápanyag-céljait is (TargetCalorie, TargeProtein stb.), amelyeket a rendszer a regisztrációkor vagy a profil szerkesztésekor számol ki.</w:t>
       </w:r>
     </w:p>
     <w:p>
@@ -10930,23 +10008,7 @@
         <w:ind w:left="360"/>
       </w:pPr>
       <w:r>
-        <w:t xml:space="preserve">MealEntry (Étkezés): A DailyNote alatt helyezkedik el, és az egyes napszakokat </w:t>
-      </w:r>
-      <w:proofErr w:type="gramStart"/>
-      <w:r>
-        <w:t>reprezentálja</w:t>
-      </w:r>
-      <w:proofErr w:type="gramEnd"/>
-      <w:r>
-        <w:t xml:space="preserve"> (pl. Reggeli, Ebéd). Egy naplóhoz több étkezés is tartozhat (1</w:t>
-      </w:r>
-      <w:proofErr w:type="gramStart"/>
-      <w:r>
-        <w:t>:N</w:t>
-      </w:r>
-      <w:proofErr w:type="gramEnd"/>
-      <w:r>
-        <w:t xml:space="preserve"> kapcsolat).</w:t>
+        <w:t>MealEntry (Étkezés): A DailyNote alatt helyezkedik el, és az egyes napszakokat reprezentálja (pl. Reggeli, Ebéd). Egy naplóhoz több étkezés is tartozhat (1:N kapcsolat).</w:t>
       </w:r>
     </w:p>
     <w:p>
@@ -10960,15 +10022,7 @@
       </w:pPr>
       <w:r>
         <w:lastRenderedPageBreak/>
-        <w:t xml:space="preserve">Food (Étel) és Recipe (Recept): Az alapanyagokat a Food entitás, az ezekből összeállított fogásokat a Recipe entitás </w:t>
-      </w:r>
-      <w:proofErr w:type="gramStart"/>
-      <w:r>
-        <w:t>reprezentálja</w:t>
-      </w:r>
-      <w:proofErr w:type="gramEnd"/>
-      <w:r>
-        <w:t>. Mindkettő tartalmazza a tápérték adatokat (fehérje, zsír, szénhidrát, kalória).</w:t>
+        <w:t>Food (Étel) és Recipe (Recept): Az alapanyagokat a Food entitás, az ezekből összeállított fogásokat a Recipe entitás reprezentálja. Mindkettő tartalmazza a tápérték adatokat (fehérje, zsír, szénhidrát, kalória).</w:t>
       </w:r>
     </w:p>
     <w:p>
@@ -10981,15 +10035,7 @@
         <w:ind w:left="360"/>
       </w:pPr>
       <w:r>
-        <w:t>RecipeFoods (Recept-összetevők): Mivel egy recept több ételből állhat, és egy étel több receptben is szerepelhet, a Recipe és Food között N</w:t>
-      </w:r>
-      <w:proofErr w:type="gramStart"/>
-      <w:r>
-        <w:t>:M</w:t>
-      </w:r>
-      <w:proofErr w:type="gramEnd"/>
-      <w:r>
-        <w:t xml:space="preserve"> (sok-a-sokhoz) kapcsolat áll fenn. Ezt a RecipeFoods kapcsolótáblával oldottam meg, amely a mennyiséget (Quantity) is tárolja.</w:t>
+        <w:t>RecipeFoods (Recept-összetevők): Mivel egy recept több ételből állhat, és egy étel több receptben is szerepelhet, a Recipe és Food között N:M (sok-a-sokhoz) kapcsolat áll fenn. Ezt a RecipeFoods kapcsolótáblával oldottam meg, amely a mennyiséget (Quantity) is tárolja.</w:t>
       </w:r>
     </w:p>
     <w:p>
@@ -11007,15 +10053,7 @@
         <w:t xml:space="preserve"> </w:t>
       </w:r>
       <w:r>
-        <w:t xml:space="preserve">A fejlesztés során szigorúan elválasztottam az adatbázis-modelleket (amiket fentebb ismertettem) a külvilág felé kommunikált adatoktól. Erre a célra Data Transfer Object-eket (DTO) hoztam létre a HealthyAPI/DTOs </w:t>
-      </w:r>
-      <w:proofErr w:type="gramStart"/>
-      <w:r>
-        <w:t>mappában</w:t>
-      </w:r>
-      <w:proofErr w:type="gramEnd"/>
-      <w:r>
-        <w:t>.</w:t>
+        <w:t>A fejlesztés során szigorúan elválasztottam az adatbázis-modelleket (amiket fentebb ismertettem) a külvilág felé kommunikált adatoktól. Erre a célra Data Transfer Object-eket (DTO) hoztam létre a HealthyAPI/DTOs mappában.</w:t>
       </w:r>
     </w:p>
     <w:p>
@@ -11036,23 +10074,7 @@
         <w:ind w:left="360"/>
       </w:pPr>
       <w:r>
-        <w:t xml:space="preserve">Adatvédelem: Nem akartam minden adatot kiküldeni a </w:t>
-      </w:r>
-      <w:proofErr w:type="gramStart"/>
-      <w:r>
-        <w:t>kliensnek</w:t>
-      </w:r>
-      <w:proofErr w:type="gramEnd"/>
-      <w:r>
-        <w:t xml:space="preserve"> (pl. a felhasználó jelszavának hash-ét vagy belső azonosítókat). </w:t>
-      </w:r>
-      <w:proofErr w:type="gramStart"/>
-      <w:r>
-        <w:t>A</w:t>
-      </w:r>
-      <w:proofErr w:type="gramEnd"/>
-      <w:r>
-        <w:t xml:space="preserve"> UserDto például csak a megjelenítéshez szükséges adatokat (név, token, nem) tartalmazza.</w:t>
+        <w:t>Adatvédelem: Nem akartam minden adatot kiküldeni a kliensnek (pl. a felhasználó jelszavának hash-ét vagy belső azonosítókat). A UserDto például csak a megjelenítéshez szükséges adatokat (név, token, nem) tartalmazza.</w:t>
       </w:r>
     </w:p>
     <w:p>
@@ -11065,15 +10087,7 @@
         <w:ind w:left="360"/>
       </w:pPr>
       <w:r>
-        <w:t xml:space="preserve">Cirkuláris hivatkozások elkerülése: Az Entity Framework modelljei gyakran tartalmaznak körkörös hivatkozásokat (pl. </w:t>
-      </w:r>
-      <w:proofErr w:type="gramStart"/>
-      <w:r>
-        <w:t>a</w:t>
-      </w:r>
-      <w:proofErr w:type="gramEnd"/>
-      <w:r>
-        <w:t xml:space="preserve"> User hivatkozik a DailyNote-ra, ami visszahivatkozik a User-re). Ez a JSON szerializálásnál hibát okozna. A DTO-k (pl. DailyNoteResponseDto) lapos szerkezetűek, így könnyen küldhetők hálózaton.</w:t>
+        <w:t>Cirkuláris hivatkozások elkerülése: Az Entity Framework modelljei gyakran tartalmaznak körkörös hivatkozásokat (pl. a User hivatkozik a DailyNote-ra, ami visszahivatkozik a User-re). Ez a JSON szerializálásnál hibát okozna. A DTO-k (pl. DailyNoteResponseDto) lapos szerkezetűek, így könnyen küldhetők hálózaton.</w:t>
       </w:r>
     </w:p>
     <w:p>
@@ -11085,13 +10099,8 @@
         </w:numPr>
         <w:ind w:left="360"/>
       </w:pPr>
-      <w:proofErr w:type="gramStart"/>
-      <w:r>
-        <w:t>Kliens-specifikus formázás</w:t>
-      </w:r>
-      <w:proofErr w:type="gramEnd"/>
-      <w:r>
-        <w:t>: A DTO-kban lehetőségem volt az adatokat a frontend igényei szerint formázni (pl. dátumok átalakítása), anélkül, hogy az adatbázis szerkezetét módosítanom kellett volna.</w:t>
+      <w:r>
+        <w:t>Kliens-specifikus formázás: A DTO-kban lehetőségem volt az adatokat a frontend igényei szerint formázni (pl. dátumok átalakítása), anélkül, hogy az adatbázis szerkezetét módosítanom kellett volna.</w:t>
       </w:r>
     </w:p>
     <w:p>
@@ -11099,15 +10108,7 @@
         <w:ind w:firstLine="0"/>
       </w:pPr>
       <w:r>
-        <w:t xml:space="preserve">A modellek és DTO-k közötti megfeleltetést (mapping) </w:t>
-      </w:r>
-      <w:proofErr w:type="gramStart"/>
-      <w:r>
-        <w:t>manuálisan</w:t>
-      </w:r>
-      <w:proofErr w:type="gramEnd"/>
-      <w:r>
-        <w:t xml:space="preserve"> végeztem a Service rétegben, hogy teljes kontrollom legyen az adatok áramlása felett.</w:t>
+        <w:t>A modellek és DTO-k közötti megfeleltetést (mapping) manuálisan végeztem a Service rétegben, hogy teljes kontrollom legyen az adatok áramlása felett.</w:t>
       </w:r>
     </w:p>
     <w:p>
@@ -11119,29 +10120,13 @@
       </w:r>
       <w:bookmarkStart w:id="61" w:name="_Toc215038859"/>
       <w:r>
-        <w:t>A Backend megvalósítása (ASP</w:t>
-      </w:r>
-      <w:proofErr w:type="gramStart"/>
-      <w:r>
-        <w:t>.NET</w:t>
-      </w:r>
-      <w:proofErr w:type="gramEnd"/>
-      <w:r>
-        <w:t xml:space="preserve"> Core) (kb. 10-15 oldal)</w:t>
+        <w:t>A Backend megvalósítása (ASP.NET Core) (kb. 10-15 oldal)</w:t>
       </w:r>
       <w:bookmarkEnd w:id="61"/>
     </w:p>
     <w:p>
       <w:r>
-        <w:t>Az alkalmazás szerveroldali logikáját ASP</w:t>
-      </w:r>
-      <w:proofErr w:type="gramStart"/>
-      <w:r>
-        <w:t>.NET</w:t>
-      </w:r>
-      <w:proofErr w:type="gramEnd"/>
-      <w:r>
-        <w:t xml:space="preserve"> Core Web API segítségével valósítottam meg. A fejlesztés során a legfontosabb szempont a tiszta, karbantartható kód architektúra kialakítása és a biztonságos adatkezelés volt. Ebben az alfejezetben </w:t>
+        <w:t xml:space="preserve">Az alkalmazás szerveroldali logikáját ASP.NET Core Web API segítségével valósítottam meg. A fejlesztés során a legfontosabb szempont a tiszta, karbantartható kód architektúra kialakítása és a biztonságos adatkezelés volt. Ebben az alfejezetben </w:t>
       </w:r>
       <w:r>
         <w:lastRenderedPageBreak/>
@@ -11178,15 +10163,7 @@
     </w:p>
     <w:p>
       <w:r>
-        <w:t xml:space="preserve">A backend fejlesztése során a szoftverfejlesztésben elterjedt, többrétegű (N-tier) architektúrát követtem. Különös figyelmet fordítottam a felelősségi körök szétválasztására (Separation of Concerns). Bár az Entity Framework Core használata miatt a </w:t>
-      </w:r>
-      <w:proofErr w:type="gramStart"/>
-      <w:r>
-        <w:t>klasszikus</w:t>
-      </w:r>
-      <w:proofErr w:type="gramEnd"/>
-      <w:r>
-        <w:t xml:space="preserve"> Repository réteget sok modern projektben elhagyják, én a Service (Szolgáltatás) réteget szigorúan alkalmaztam az üzleti logika és az adatbázis-elérés (Controller és DbCon</w:t>
+        <w:t>A backend fejlesztése során a szoftverfejlesztésben elterjedt, többrétegű (N-tier) architektúrát követtem. Különös figyelmet fordítottam a felelősségi körök szétválasztására (Separation of Concerns). Bár az Entity Framework Core használata miatt a klasszikus Repository réteget sok modern projektben elhagyják, én a Service (Szolgáltatás) réteget szigorúan alkalmaztam az üzleti logika és az adatbázis-elérés (Controller és DbCon</w:t>
       </w:r>
       <w:r>
         <w:t>text) szétválasztására.</w:t>
@@ -11194,28 +10171,12 @@
     </w:p>
     <w:p>
       <w:r>
-        <w:t xml:space="preserve">A rétegek közötti laza csatolást a Függőséginjektálás (Dependency Injection - DI) tervezési minta alkalmazásával értem el. A Program.cs </w:t>
-      </w:r>
-      <w:proofErr w:type="gramStart"/>
-      <w:r>
-        <w:t>fájlban</w:t>
-      </w:r>
-      <w:proofErr w:type="gramEnd"/>
-      <w:r>
-        <w:t xml:space="preserve"> regisztráltam az összes általam írt szolgáltatást és azok interfészeit az IoC (Inversion of Control) konténerbe. Megoldásomban a szolgáltatások regisztrációját Scoped élettartammal állítottam be, ami biztosítja, hogy minden HTTP kéréshez új példány jöjjön létre, ezzel optimalizálva az erőforrás-használatot.</w:t>
-      </w:r>
-    </w:p>
-    <w:p>
-      <w:r>
-        <w:t>(Kódrészlet beszúrása: Program.cs-ből a builder</w:t>
-      </w:r>
-      <w:proofErr w:type="gramStart"/>
-      <w:r>
-        <w:t>.Services</w:t>
-      </w:r>
-      <w:proofErr w:type="gramEnd"/>
-      <w:r>
-        <w:t>.AddScoped sorok)</w:t>
+        <w:t>A rétegek közötti laza csatolást a Függőséginjektálás (Dependency Injection - DI) tervezési minta alkalmazásával értem el. A Program.cs fájlban regisztráltam az összes általam írt szolgáltatást és azok interfészeit az IoC (Inversion of Control) konténerbe. Megoldásomban a szolgáltatások regisztrációját Scoped élettartammal állítottam be, ami biztosítja, hogy minden HTTP kéréshez új példány jöjjön létre, ezzel optimalizálva az erőforrás-használatot.</w:t>
+      </w:r>
+    </w:p>
+    <w:p>
+      <w:r>
+        <w:t>(Kódrészlet beszúrása: Program.cs-ből a builder.Services.AddScoped sorok)</w:t>
       </w:r>
     </w:p>
     <w:p>
@@ -11229,23 +10190,7 @@
         </w:rPr>
       </w:pPr>
       <w:r>
-        <w:t xml:space="preserve">Ez a megoldás lehetővé tette, hogy a Controllerek (pl. DailyNoteController) ne függjenek a szolgáltatások </w:t>
-      </w:r>
-      <w:proofErr w:type="gramStart"/>
-      <w:r>
-        <w:t>konkrét</w:t>
-      </w:r>
-      <w:proofErr w:type="gramEnd"/>
-      <w:r>
-        <w:t xml:space="preserve"> implementációjától, csak az absztrakcióktól (interfészektől). A vezérlők (Controllers) feladata kizárólag a HTTP kérések fogadása, a bemeneti adatok (DTO-k) validálása és a megfelelő szolgáltatás meghívása lett, míg a </w:t>
-      </w:r>
-      <w:proofErr w:type="gramStart"/>
-      <w:r>
-        <w:t>komplex</w:t>
-      </w:r>
-      <w:proofErr w:type="gramEnd"/>
-      <w:r>
-        <w:t xml:space="preserve"> számítási logika a Service rétegbe került.</w:t>
+        <w:t>Ez a megoldás lehetővé tette, hogy a Controllerek (pl. DailyNoteController) ne függjenek a szolgáltatások konkrét implementációjától, csak az absztrakcióktól (interfészektől). A vezérlők (Controllers) feladata kizárólag a HTTP kérések fogadása, a bemeneti adatok (DTO-k) validálása és a megfelelő szolgáltatás meghívása lett, míg a komplex számítási logika a Service rétegbe került.</w:t>
       </w:r>
     </w:p>
     <w:p>
@@ -11263,15 +10208,7 @@
         <w:t xml:space="preserve"> </w:t>
       </w:r>
       <w:r>
-        <w:t>Mivel az alkalmazás érzékeny egészségügyi adatokat (súly, testzsír, étkezési szokások) kezel, a biztonságos hitelesítés kritikus fontosságú volt. A rendszert ASP</w:t>
-      </w:r>
-      <w:proofErr w:type="gramStart"/>
-      <w:r>
-        <w:t>.NET</w:t>
-      </w:r>
-      <w:proofErr w:type="gramEnd"/>
-      <w:r>
-        <w:t xml:space="preserve"> Core Identity alapokon építettem fel, amelyet JWT (JSON Web Token) alapú tokenes hitelesítéssel egészítettem ki a stateless (állapotmentes) API kommunikáció érdekében.</w:t>
+        <w:t>Mivel az alkalmazás érzékeny egészségügyi adatokat (súly, testzsír, étkezési szokások) kezel, a biztonságos hitelesítés kritikus fontosságú volt. A rendszert ASP.NET Core Identity alapokon építettem fel, amelyet JWT (JSON Web Token) alapú tokenes hitelesítéssel egészítettem ki a stateless (állapotmentes) API kommunikáció érdekében.</w:t>
       </w:r>
     </w:p>
     <w:p>
@@ -11409,193 +10346,99 @@
         <w:rPr>
           <w:rStyle w:val="citation-23"/>
         </w:rPr>
+        <w:t xml:space="preserve"> fájlból a CreateJWT metódus, ahol a Claim-eket és a tokent létrehozod </w:t>
+      </w:r>
+      <w:r>
+        <w:t>)</w:t>
+      </w:r>
+    </w:p>
+    <w:p>
+      <w:r>
+        <w:t>A fenti kódban látható, hogy a tokenbe (Claim-ként) beégetem a felhasználó egyedi azonosítóját (</w:t>
+      </w:r>
+      <w:r>
+        <w:rPr>
+          <w:rStyle w:val="HTML-kd"/>
+        </w:rPr>
+        <w:t>NameId</w:t>
+      </w:r>
+      <w:r>
+        <w:t>) és e-mail címét. Ez lehetővé teszi, hogy a későbbi kéréseknél a szerver adatbázis-lekérdezés nélkül is tudja, ki indította a kérést. A jelszavakat soha nem tárolom nyílt szövegként; az Identity keretrendszer automatikusan hash-eli azokat a biztonság érdekében.</w:t>
+      </w:r>
+    </w:p>
+    <w:p>
+      <w:pPr>
+        <w:pStyle w:val="Cmsor3"/>
+      </w:pPr>
+      <w:bookmarkStart w:id="64" w:name="_Toc215038862"/>
+      <w:r>
+        <w:t>Felhasználói profil és Célok kezelése</w:t>
+      </w:r>
+      <w:bookmarkEnd w:id="64"/>
+    </w:p>
+    <w:p>
+      <w:r>
+        <w:t>Az alkalmazás "agya" a felhasználói profil, amely alapján a rendszer a napi célokat kalkulálja. Ezt a logikát a UserProfileService osztályban valósítottam meg.</w:t>
+      </w:r>
+    </w:p>
+    <w:p>
+      <w:r>
+        <w:t>A felhasználó a regisztrációkor vagy a profil szerkesztésekor megadja fizikai paramétereit (kor, nem, magasság, súly) és aktivitási szintjét. A rendszer ezekből az adatokból, valamint a választott céltól (pl. fogyás, súlytartás) függően kiszámolja a napi kalória- és makrotápanyag-szükségletet (BMR és TDEE kalkuláció). Ezeket az értékeket a User entitásban tárolom (TargetCalorie, TargetProtein stb.), és ezek szolgálnak alapértelmezettként minden új naplóbejegyzés létrehozásakor.</w:t>
+      </w:r>
+    </w:p>
+    <w:p/>
+    <w:p>
+      <w:pPr>
+        <w:pStyle w:val="Cmsor3"/>
+      </w:pPr>
+      <w:r>
         <w:t xml:space="preserve"> </w:t>
       </w:r>
-      <w:proofErr w:type="gramStart"/>
-      <w:r>
-        <w:rPr>
-          <w:rStyle w:val="citation-23"/>
-        </w:rPr>
-        <w:t>fájlból</w:t>
-      </w:r>
-      <w:proofErr w:type="gramEnd"/>
-      <w:r>
-        <w:rPr>
-          <w:rStyle w:val="citation-23"/>
-        </w:rPr>
-        <w:t xml:space="preserve"> a CreateJWT metódus, ahol a Claim-eket és a tokent létrehozod </w:t>
-      </w:r>
-      <w:r>
-        <w:t>)</w:t>
-      </w:r>
-    </w:p>
-    <w:p>
-      <w:r>
-        <w:t>A fenti kódban látható, hogy a tokenbe (Claim-ként) beégetem a felhasználó egyedi azonosítóját (</w:t>
-      </w:r>
-      <w:r>
-        <w:rPr>
-          <w:rStyle w:val="HTML-kd"/>
-        </w:rPr>
-        <w:t>NameId</w:t>
-      </w:r>
-      <w:r>
-        <w:t xml:space="preserve">) és e-mail címét. Ez lehetővé teszi, hogy a későbbi kéréseknél a szerver adatbázis-lekérdezés nélkül is tudja, ki indította a kérést. A jelszavakat soha nem tárolom nyílt szövegként; az Identity keretrendszer </w:t>
-      </w:r>
-      <w:proofErr w:type="gramStart"/>
-      <w:r>
-        <w:t>automatikusan</w:t>
-      </w:r>
-      <w:proofErr w:type="gramEnd"/>
-      <w:r>
-        <w:t xml:space="preserve"> hash-eli azokat a biztonság érdekében.</w:t>
-      </w:r>
-    </w:p>
+      <w:bookmarkStart w:id="65" w:name="_Toc215038863"/>
+      <w:r>
+        <w:t>Alapanyagok (Food) és Tevékenységek kezelése</w:t>
+      </w:r>
+      <w:bookmarkEnd w:id="65"/>
+    </w:p>
+    <w:p>
+      <w:r>
+        <w:t>A naplózás építőkockáit az ételek és a sporttevékenységek jelentik.</w:t>
+      </w:r>
+    </w:p>
+    <w:p>
+      <w:r>
+        <w:t>Ételek felvétele: A FoodService osztály biztosítja a lehetőséget, hogy a felhasználó új alapanyagokat vigyen fel a rendszerbe. A CreateFoodAsync metódus fogadja az étel nevét és a 100 grammra vetített tápérték adatait. Itt validációt is végez a rendszer (pl. nem lehet negatív kalória), majd menti az új Food entitást, amely azonnal kereshetővé válik.</w:t>
+      </w:r>
+    </w:p>
+    <w:p/>
+    <w:p>
+      <w:r>
+        <w:lastRenderedPageBreak/>
+        <w:t>(Kódrészlet beszúrása: FoodService.cs-ből a CreateFoodAsync metódus)</w:t>
+      </w:r>
+    </w:p>
+    <w:p>
+      <w:r>
+        <w:t>Tevékenységek kezelése: Hasonló módon, az ActivityCatalogService teszi lehetővé a különböző mozgásformák (pl. Futás, Úszás) és a hozzájuk tartozó fajlagos kalóriaégetés kezelését, amelyekből a felhasználó később választhat a naplózás során.</w:t>
+      </w:r>
+    </w:p>
+    <w:p/>
     <w:p>
       <w:pPr>
         <w:pStyle w:val="Cmsor3"/>
       </w:pPr>
-      <w:bookmarkStart w:id="64" w:name="_Toc215038862"/>
-      <w:r>
-        <w:t xml:space="preserve">Felhasználói </w:t>
-      </w:r>
-      <w:proofErr w:type="gramStart"/>
-      <w:r>
-        <w:t>profil</w:t>
-      </w:r>
-      <w:proofErr w:type="gramEnd"/>
-      <w:r>
-        <w:t xml:space="preserve"> és Célok kezelése</w:t>
-      </w:r>
-      <w:bookmarkEnd w:id="64"/>
-    </w:p>
-    <w:p>
-      <w:r>
-        <w:t xml:space="preserve">Az alkalmazás "agya" a felhasználói </w:t>
-      </w:r>
-      <w:proofErr w:type="gramStart"/>
-      <w:r>
-        <w:t>profil</w:t>
-      </w:r>
-      <w:proofErr w:type="gramEnd"/>
-      <w:r>
-        <w:t xml:space="preserve">, amely alapján a rendszer a napi célokat kalkulálja. Ezt a logikát </w:t>
-      </w:r>
-      <w:proofErr w:type="gramStart"/>
-      <w:r>
-        <w:t>a</w:t>
-      </w:r>
-      <w:proofErr w:type="gramEnd"/>
-      <w:r>
-        <w:t xml:space="preserve"> UserProfileService osztályban valósítottam meg.</w:t>
-      </w:r>
-    </w:p>
-    <w:p>
-      <w:r>
-        <w:t xml:space="preserve">A felhasználó a regisztrációkor vagy a </w:t>
-      </w:r>
-      <w:proofErr w:type="gramStart"/>
-      <w:r>
-        <w:t>profil</w:t>
-      </w:r>
-      <w:proofErr w:type="gramEnd"/>
-      <w:r>
-        <w:t xml:space="preserve"> szerkesztésekor megadja fizikai paramétereit (kor, nem, magasság, súly) és aktivitási szintjét. A rendszer ezekből az adatokból, valamint a választott céltól (pl. fogyás, súlytartás) függően kiszámolja a napi kalória- és makrotápanyag-szükségletet (BMR és TDEE </w:t>
-      </w:r>
-      <w:proofErr w:type="gramStart"/>
-      <w:r>
-        <w:t>kalkuláció</w:t>
-      </w:r>
-      <w:proofErr w:type="gramEnd"/>
-      <w:r>
-        <w:t xml:space="preserve">). Ezeket az értékeket </w:t>
-      </w:r>
-      <w:proofErr w:type="gramStart"/>
-      <w:r>
-        <w:t>a</w:t>
-      </w:r>
-      <w:proofErr w:type="gramEnd"/>
-      <w:r>
-        <w:t xml:space="preserve"> User entitásban tárolom (TargetCalorie, TargetProtein stb.), és ezek szolgálnak alapértelmezettként minden új naplóbejegyzés létrehozásakor.</w:t>
-      </w:r>
-    </w:p>
-    <w:p/>
-    <w:p>
-      <w:pPr>
-        <w:pStyle w:val="Cmsor3"/>
-      </w:pPr>
+      <w:bookmarkStart w:id="66" w:name="_Toc215038864"/>
+      <w:r>
+        <w:t>Receptkezelés logikája:</w:t>
+      </w:r>
+      <w:bookmarkEnd w:id="66"/>
       <w:r>
         <w:t xml:space="preserve"> </w:t>
       </w:r>
-      <w:bookmarkStart w:id="65" w:name="_Toc215038863"/>
-      <w:r>
-        <w:t>Alapanyagok (Food) és Tevékenységek kezelése</w:t>
-      </w:r>
-      <w:bookmarkEnd w:id="65"/>
-    </w:p>
-    <w:p>
-      <w:r>
-        <w:t>A naplózás építőkockáit az ételek és a sporttevékenységek jelentik.</w:t>
-      </w:r>
-    </w:p>
-    <w:p>
-      <w:r>
-        <w:t xml:space="preserve">Ételek felvétele: A FoodService osztály biztosítja a lehetőséget, hogy a felhasználó új alapanyagokat vigyen fel a rendszerbe. A CreateFoodAsync </w:t>
-      </w:r>
-      <w:proofErr w:type="gramStart"/>
-      <w:r>
-        <w:t>metódus</w:t>
-      </w:r>
-      <w:proofErr w:type="gramEnd"/>
-      <w:r>
-        <w:t xml:space="preserve"> fogadja az étel nevét és a 100 grammra vetített tápérték adatait. Itt validációt is végez a rendszer (pl. nem lehet negatív kalória), majd menti az új Food entitást, amely azonnal kereshetővé válik.</w:t>
-      </w:r>
-    </w:p>
-    <w:p/>
-    <w:p>
-      <w:r>
-        <w:lastRenderedPageBreak/>
-        <w:t xml:space="preserve">(Kódrészlet beszúrása: FoodService.cs-ből a CreateFoodAsync </w:t>
-      </w:r>
-      <w:proofErr w:type="gramStart"/>
-      <w:r>
-        <w:t>metódus</w:t>
-      </w:r>
-      <w:proofErr w:type="gramEnd"/>
-      <w:r>
-        <w:t>)</w:t>
-      </w:r>
-    </w:p>
-    <w:p>
-      <w:r>
-        <w:t>Tevékenységek kezelése: Hasonló módon, az ActivityCatalogService teszi lehetővé a különböző mozgásformák (pl. Futás, Úszás) és a hozzájuk tartozó fajlagos kalóriaégetés kezelését, amelyekből a felhasználó később választhat a naplózás során.</w:t>
-      </w:r>
-    </w:p>
-    <w:p/>
-    <w:p>
-      <w:pPr>
-        <w:pStyle w:val="Cmsor3"/>
-      </w:pPr>
-      <w:bookmarkStart w:id="66" w:name="_Toc215038864"/>
-      <w:r>
-        <w:t>Receptkezelés logikája:</w:t>
-      </w:r>
-      <w:bookmarkEnd w:id="66"/>
-      <w:r>
-        <w:t xml:space="preserve"> </w:t>
-      </w:r>
-    </w:p>
-    <w:p>
-      <w:r>
-        <w:t xml:space="preserve">A rendszer egyik legbonyolultabb algoritmusa a receptek létrehozása és tápérték-számítása, amelyet a </w:t>
-      </w:r>
-      <w:proofErr w:type="gramStart"/>
-      <w:r>
-        <w:t>RecipeService  végez</w:t>
-      </w:r>
-      <w:proofErr w:type="gramEnd"/>
-      <w:r>
-        <w:t>. A követelmény az volt, hogy a felhasználó összeválogathasson alapanyagokat (Food), megadhassa azok mennyiségét, a rendszer pedig ezekből egyetlen, egységes "Recept" entitást hozzon létre, kiszámolt tápértékekkel.</w:t>
+    </w:p>
+    <w:p>
+      <w:r>
+        <w:t>A rendszer egyik legbonyolultabb algoritmusa a receptek létrehozása és tápérték-számítása, amelyet a RecipeService  végez. A követelmény az volt, hogy a felhasználó összeválogathasson alapanyagokat (Food), megadhassa azok mennyiségét, a rendszer pedig ezekből egyetlen, egységes "Recept" entitást hozzon létre, kiszámolt tápértékekkel.</w:t>
       </w:r>
     </w:p>
     <w:p>
@@ -11603,15 +10446,7 @@
         <w:ind w:firstLine="0"/>
       </w:pPr>
       <w:r>
-        <w:t xml:space="preserve">A CreateRecipeAsync </w:t>
-      </w:r>
-      <w:proofErr w:type="gramStart"/>
-      <w:r>
-        <w:t>metódusban</w:t>
-      </w:r>
-      <w:proofErr w:type="gramEnd"/>
-      <w:r>
-        <w:t xml:space="preserve"> a következő logikát valósítottam meg:</w:t>
+        <w:t>A CreateRecipeAsync metódusban a következő logikát valósítottam meg:</w:t>
       </w:r>
     </w:p>
     <w:p>
@@ -11664,15 +10499,7 @@
     </w:p>
     <w:p>
       <w:r>
-        <w:t xml:space="preserve">(Kódrészlet beszúrása: RecipeService.cs-ből a CreateRecipeAsync </w:t>
-      </w:r>
-      <w:proofErr w:type="gramStart"/>
-      <w:r>
-        <w:t>metódus</w:t>
-      </w:r>
-      <w:proofErr w:type="gramEnd"/>
-      <w:r>
-        <w:t xml:space="preserve"> számítási logikája )</w:t>
+        <w:t>(Kódrészlet beszúrása: RecipeService.cs-ből a CreateRecipeAsync metódus számítási logikája )</w:t>
       </w:r>
     </w:p>
     <w:p>
@@ -11699,31 +10526,7 @@
     </w:p>
     <w:p>
       <w:r>
-        <w:t xml:space="preserve">Az alkalmazás központi </w:t>
-      </w:r>
-      <w:proofErr w:type="gramStart"/>
-      <w:r>
-        <w:t>funkciója</w:t>
-      </w:r>
-      <w:proofErr w:type="gramEnd"/>
-      <w:r>
-        <w:t xml:space="preserve"> a napi táplálkozás és aktivitás nyomon követése. Ezt a </w:t>
-      </w:r>
-      <w:proofErr w:type="gramStart"/>
-      <w:r>
-        <w:t>komplex</w:t>
-      </w:r>
-      <w:proofErr w:type="gramEnd"/>
-      <w:r>
-        <w:t xml:space="preserve"> logikát a DailyNoteService  osztályban implementáltam. A legnagyobb kihívást itt az adatok </w:t>
-      </w:r>
-      <w:proofErr w:type="gramStart"/>
-      <w:r>
-        <w:t>konzisztenciájának</w:t>
-      </w:r>
-      <w:proofErr w:type="gramEnd"/>
-      <w:r>
-        <w:t xml:space="preserve"> megőrzése és a valós idejű újraszámolás jelentette</w:t>
+        <w:t>Az alkalmazás központi funkciója a napi táplálkozás és aktivitás nyomon követése. Ezt a komplex logikát a DailyNoteService  osztályban implementáltam. A legnagyobb kihívást itt az adatok konzisztenciájának megőrzése és a valós idejű újraszámolás jelentette</w:t>
       </w:r>
       <w:r>
         <w:t>.</w:t>
@@ -11752,15 +10555,7 @@
         </w:numPr>
       </w:pPr>
       <w:r>
-        <w:t xml:space="preserve">Ellenőrizni, hogy létezik-e már DailyNote (naplóbejegyzés) az adott napra. Ha nem, létre kell hozni egyet a felhasználó </w:t>
-      </w:r>
-      <w:proofErr w:type="gramStart"/>
-      <w:r>
-        <w:t>aktuális</w:t>
-      </w:r>
-      <w:proofErr w:type="gramEnd"/>
-      <w:r>
-        <w:t xml:space="preserve"> céljaival (Target macros).</w:t>
+        <w:t>Ellenőrizni, hogy létezik-e már DailyNote (naplóbejegyzés) az adott napra. Ha nem, létre kell hozni egyet a felhasználó aktuális céljaival (Target macros).</w:t>
       </w:r>
     </w:p>
     <w:p>
@@ -11784,15 +10579,7 @@
         </w:numPr>
       </w:pPr>
       <w:r>
-        <w:t>Újra</w:t>
-      </w:r>
-      <w:proofErr w:type="gramStart"/>
-      <w:r>
-        <w:t>kalkulálni</w:t>
-      </w:r>
-      <w:proofErr w:type="gramEnd"/>
-      <w:r>
-        <w:t xml:space="preserve"> az adott étkezés (MealEntry) összesített tápértékeit.</w:t>
+        <w:t>Újrakalkulálni az adott étkezés (MealEntry) összesített tápértékeit.</w:t>
       </w:r>
     </w:p>
     <w:p>
@@ -11804,93 +10591,40 @@
         </w:numPr>
       </w:pPr>
       <w:r>
-        <w:t>Újra</w:t>
-      </w:r>
-      <w:proofErr w:type="gramStart"/>
-      <w:r>
-        <w:t>kalkulálni</w:t>
-      </w:r>
-      <w:proofErr w:type="gramEnd"/>
-      <w:r>
-        <w:t xml:space="preserve"> az egész napos (DailyNote) bevitelt.</w:t>
-      </w:r>
-    </w:p>
-    <w:p>
-      <w:r>
-        <w:t xml:space="preserve">Ezt a láncolatot </w:t>
-      </w:r>
-      <w:proofErr w:type="gramStart"/>
-      <w:r>
-        <w:t>a</w:t>
-      </w:r>
-      <w:proofErr w:type="gramEnd"/>
-      <w:r>
-        <w:t xml:space="preserve"> AddFoodToMealAsync metódus vezérli. Külön figyelmet fordítottam arra, hogy a számítások mindig a rögzített mennyiség (Quantity) arányában történjenek, mivel az ételek tápértéke 100 grammra van megadva az adatbázisban.</w:t>
-      </w:r>
-    </w:p>
-    <w:p>
-      <w:r>
-        <w:t xml:space="preserve">(Kódrészlet beszúrása: DailyNoteService.cs-ből </w:t>
-      </w:r>
-      <w:proofErr w:type="gramStart"/>
-      <w:r>
-        <w:t>a</w:t>
-      </w:r>
-      <w:proofErr w:type="gramEnd"/>
-      <w:r>
-        <w:t xml:space="preserve"> AddFoodToMealAsync metódus vagy a RecalculateMealEntryAsync privát metódus )</w:t>
-      </w:r>
-    </w:p>
-    <w:p>
-      <w:r>
-        <w:t xml:space="preserve">Ahogy a kódban is látható, az újraszámolás (RecalculateDailyNoteTotalsAsync) minden módosítás után </w:t>
-      </w:r>
-      <w:proofErr w:type="gramStart"/>
-      <w:r>
-        <w:t>automatikusan</w:t>
-      </w:r>
-      <w:proofErr w:type="gramEnd"/>
-      <w:r>
-        <w:t xml:space="preserve"> lefut. Ez biztosítja, hogy a felhasználó a frontend felületen mindig a legfrissebb, helyes összesítő adatokat lássa a "progress bar"-okon.</w:t>
+        <w:t>Újrakalkulálni az egész napos (DailyNote) bevitelt.</w:t>
+      </w:r>
+    </w:p>
+    <w:p>
+      <w:r>
+        <w:t>Ezt a láncolatot a AddFoodToMealAsync metódus vezérli. Külön figyelmet fordítottam arra, hogy a számítások mindig a rögzített mennyiség (Quantity) arányában történjenek, mivel az ételek tápértéke 100 grammra van megadva az adatbázisban.</w:t>
+      </w:r>
+    </w:p>
+    <w:p>
+      <w:r>
+        <w:t>(Kódrészlet beszúrása: DailyNoteService.cs-ből a AddFoodToMealAsync metódus vagy a RecalculateMealEntryAsync privát metódus )</w:t>
+      </w:r>
+    </w:p>
+    <w:p>
+      <w:r>
+        <w:t>Ahogy a kódban is látható, az újraszámolás (RecalculateDailyNoteTotalsAsync) minden módosítás után automatikusan lefut. Ez biztosítja, hogy a felhasználó a frontend felületen mindig a legfrissebb, helyes összesítő adatokat lássa a "progress bar"-okon.</w:t>
       </w:r>
     </w:p>
     <w:p>
       <w:pPr>
         <w:pStyle w:val="Cmsor4"/>
       </w:pPr>
-      <w:proofErr w:type="gramStart"/>
-      <w:r>
-        <w:t>Aktivitás</w:t>
-      </w:r>
-      <w:proofErr w:type="gramEnd"/>
-      <w:r>
-        <w:t xml:space="preserve"> és Testsúly naplózása</w:t>
-      </w:r>
-    </w:p>
-    <w:p>
-      <w:r>
-        <w:t xml:space="preserve">A táplálkozás mellett a rendszer kezeli a sporttevékenységeket is. A LogActivityAsync </w:t>
-      </w:r>
-      <w:proofErr w:type="gramStart"/>
-      <w:r>
-        <w:t>metódus</w:t>
-      </w:r>
-      <w:proofErr w:type="gramEnd"/>
-      <w:r>
-        <w:t xml:space="preserve"> rögzíti a kiválasztott mozgásformát és annak időtartamát, majd a katalógusadatok alapján kiszámolja és levonja az elégetett kalóriát a napi egyenlegből.</w:t>
-      </w:r>
-    </w:p>
-    <w:p>
-      <w:r>
-        <w:t xml:space="preserve">A testsúly rögzítése (UpdateDayWeightAsync) kettős célt szolgál: frissíti az adott naplóbejegyzést (DailyNote), és egyúttal </w:t>
-      </w:r>
-      <w:proofErr w:type="gramStart"/>
-      <w:r>
-        <w:t>aktualizálja</w:t>
-      </w:r>
-      <w:proofErr w:type="gramEnd"/>
-      <w:r>
-        <w:t xml:space="preserve"> a felhasználó profiljában tárolt aktuális súlyt is (User.Weight), biztosítva az adatkonzisztenciát.</w:t>
+      <w:r>
+        <w:t>Aktivitás és Testsúly naplózása</w:t>
+      </w:r>
+    </w:p>
+    <w:p>
+      <w:r>
+        <w:t>A táplálkozás mellett a rendszer kezeli a sporttevékenységeket is. A LogActivityAsync metódus rögzíti a kiválasztott mozgásformát és annak időtartamát, majd a katalógusadatok alapján kiszámolja és levonja az elégetett kalóriát a napi egyenlegből.</w:t>
+      </w:r>
+    </w:p>
+    <w:p>
+      <w:r>
+        <w:t>A testsúly rögzítése (UpdateDayWeightAsync) kettős célt szolgál: frissíti az adott naplóbejegyzést (DailyNote), és egyúttal aktualizálja a felhasználó profiljában tárolt aktuális súlyt is (User.Weight), biztosítva az adatkonzisztenciát.</w:t>
       </w:r>
     </w:p>
     <w:p>
@@ -11922,15 +10656,7 @@
       </w:pPr>
       <w:r>
         <w:lastRenderedPageBreak/>
-        <w:t xml:space="preserve">Naptárnézet: A DailyNoteService képes havi bontásban visszaadni a naplóbejegyzések rövid kivonatát (kalória, </w:t>
-      </w:r>
-      <w:proofErr w:type="gramStart"/>
-      <w:r>
-        <w:t>dátum</w:t>
-      </w:r>
-      <w:proofErr w:type="gramEnd"/>
-      <w:r>
-        <w:t>), amely alapján a kliens kirajzolja a naptárat.</w:t>
+        <w:t>Naptárnézet: A DailyNoteService képes havi bontásban visszaadni a naplóbejegyzések rövid kivonatát (kalória, dátum), amely alapján a kliens kirajzolja a naptárat.</w:t>
       </w:r>
     </w:p>
     <w:p>
@@ -11943,23 +10669,7 @@
         <w:ind w:left="360"/>
       </w:pPr>
       <w:r>
-        <w:t xml:space="preserve">Súlygrafikon: A GetWeightHistoryAsync </w:t>
-      </w:r>
-      <w:proofErr w:type="gramStart"/>
-      <w:r>
-        <w:t>metódus</w:t>
-      </w:r>
-      <w:proofErr w:type="gramEnd"/>
-      <w:r>
-        <w:t xml:space="preserve"> időrendben adja vissza a rögzített testsúly-adatokat. Mivel a DailyNote tábla tartalmazza a DailyWeight mezőt és a CreatedAt </w:t>
-      </w:r>
-      <w:proofErr w:type="gramStart"/>
-      <w:r>
-        <w:t>dátumot</w:t>
-      </w:r>
-      <w:proofErr w:type="gramEnd"/>
-      <w:r>
-        <w:t>, egy egyszerű LINQ lekérdezéssel kinyerhető a felhasználó súlyváltozásának teljes története, amit a frontend közvetlenül a diagram kirajzolásához használ.</w:t>
+        <w:t>Súlygrafikon: A GetWeightHistoryAsync metódus időrendben adja vissza a rögzített testsúly-adatokat. Mivel a DailyNote tábla tartalmazza a DailyWeight mezőt és a CreatedAt dátumot, egy egyszerű LINQ lekérdezéssel kinyerhető a felhasználó súlyváltozásának teljes története, amit a frontend közvetlenül a diagram kirajzolásához használ.</w:t>
       </w:r>
     </w:p>
     <w:p>
@@ -11992,23 +10702,7 @@
     </w:p>
     <w:p>
       <w:r>
-        <w:t xml:space="preserve">Ennek a megoldásnak a legnagyobb előnye a frontend fejlesztés során jelentkezett. Az NSwag stúdió segítségével (amelynek konfigurációját az ad.nswag </w:t>
-      </w:r>
-      <w:proofErr w:type="gramStart"/>
-      <w:r>
-        <w:t>fájlban</w:t>
-      </w:r>
-      <w:proofErr w:type="gramEnd"/>
-      <w:r>
-        <w:t xml:space="preserve">  tároltam) egyetlen kattintással képes voltam legenerálni a teljes TypeScript kliens kódot (NswagGenerated.ts). Ez azt jelentette, hogy a frontend oldalon nem kellett </w:t>
-      </w:r>
-      <w:proofErr w:type="gramStart"/>
-      <w:r>
-        <w:t>manuálisan</w:t>
-      </w:r>
-      <w:proofErr w:type="gramEnd"/>
-      <w:r>
-        <w:t xml:space="preserve"> megírnom a HTTP hívásokat és a modelleket, hanem egy típusos, autokomplettel támogatott szolgáltatást kaptam, ami drasztikusan csökkentette a hibalehetőségeket és felgyorsította a munkát.</w:t>
+        <w:t>Ennek a megoldásnak a legnagyobb előnye a frontend fejlesztés során jelentkezett. Az NSwag stúdió segítségével (amelynek konfigurációját az ad.nswag fájlban  tároltam) egyetlen kattintással képes voltam legenerálni a teljes TypeScript kliens kódot (NswagGenerated.ts). Ez azt jelentette, hogy a frontend oldalon nem kellett manuálisan megírnom a HTTP hívásokat és a modelleket, hanem egy típusos, autokomplettel támogatott szolgáltatást kaptam, ami drasztikusan csökkentette a hibalehetőségeket és felgyorsította a munkát.</w:t>
       </w:r>
     </w:p>
     <w:p>
@@ -12026,23 +10720,7 @@
         <w:t xml:space="preserve"> </w:t>
       </w:r>
       <w:r>
-        <w:t xml:space="preserve">A felhasználói felületet Angular 17 keretrendszer segítségével, modern egyoldalas alkalmazásként (SPA) valósítottam meg. A </w:t>
-      </w:r>
-      <w:proofErr w:type="gramStart"/>
-      <w:r>
-        <w:t>kliens</w:t>
-      </w:r>
-      <w:proofErr w:type="gramEnd"/>
-      <w:r>
-        <w:t xml:space="preserve"> oldali fejlesztés során a fő célom egy reszponzív, gyors és a backenddel szorosan integrált felület kialakítása volt. Ebben az alfejezetben bemutatom a </w:t>
-      </w:r>
-      <w:proofErr w:type="gramStart"/>
-      <w:r>
-        <w:t>kliens</w:t>
-      </w:r>
-      <w:proofErr w:type="gramEnd"/>
-      <w:r>
-        <w:t xml:space="preserve"> architektúráját, a backenddel való kommunikáció módját, valamint a legösszetettebb komponensek belső logikáját</w:t>
+        <w:t>A felhasználói felületet Angular 17 keretrendszer segítségével, modern egyoldalas alkalmazásként (SPA) valósítottam meg. A kliens oldali fejlesztés során a fő célom egy reszponzív, gyors és a backenddel szorosan integrált felület kialakítása volt. Ebben az alfejezetben bemutatom a kliens architektúráját, a backenddel való kommunikáció módját, valamint a legösszetettebb komponensek belső logikáját</w:t>
       </w:r>
       <w:r>
         <w:t>.</w:t>
@@ -12052,12 +10730,10 @@
       <w:pPr>
         <w:pStyle w:val="Cmsor3"/>
       </w:pPr>
-      <w:proofErr w:type="gramStart"/>
       <w:r>
         <w:lastRenderedPageBreak/>
         <w:t>Kliens</w:t>
       </w:r>
-      <w:proofErr w:type="gramEnd"/>
       <w:r>
         <w:t xml:space="preserve"> oldali architektúra és Modularitás</w:t>
       </w:r>
@@ -12069,15 +10745,7 @@
         </w:rPr>
       </w:pPr>
       <w:r>
-        <w:t xml:space="preserve">Az Angular alkalmazásomat tudatosan moduláris architektúrára terveztem, hogy a kód átlátható, karbantartható és logikusan strukturált legyen. A fejlesztés során a „Separation of Concerns” (Felelősségi körök szétválasztása) elvét követtem, így az alkalmazás különböző </w:t>
-      </w:r>
-      <w:proofErr w:type="gramStart"/>
-      <w:r>
-        <w:t>funkcionális</w:t>
-      </w:r>
-      <w:proofErr w:type="gramEnd"/>
-      <w:r>
-        <w:t xml:space="preserve"> egységeit dedikált könyvtárakba és modulokba szerveztem a src/app mappán belül.</w:t>
+        <w:t>Az Angular alkalmazásomat tudatosan moduláris architektúrára terveztem, hogy a kód átlátható, karbantartható és logikusan strukturált legyen. A fejlesztés során a „Separation of Concerns” (Felelősségi körök szétválasztása) elvét követtem, így az alkalmazás különböző funkcionális egységeit dedikált könyvtárakba és modulokba szerveztem a src/app mappán belül.</w:t>
       </w:r>
     </w:p>
     <w:p>
@@ -12104,130 +10772,46 @@
         <w:rPr>
           <w:lang w:eastAsia="hu-HU"/>
         </w:rPr>
-        <w:t xml:space="preserve">A monolitikus </w:t>
-      </w:r>
-      <w:proofErr w:type="gramStart"/>
-      <w:r>
-        <w:rPr>
-          <w:lang w:eastAsia="hu-HU"/>
-        </w:rPr>
-        <w:t>struktúra</w:t>
-      </w:r>
-      <w:proofErr w:type="gramEnd"/>
-      <w:r>
-        <w:rPr>
-          <w:lang w:eastAsia="hu-HU"/>
-        </w:rPr>
-        <w:t xml:space="preserve"> helyett (ahol minden egyetlen modulban van) három fő modulra bontottam az alkalmazást:</w:t>
-      </w:r>
-    </w:p>
-    <w:p>
-      <w:pPr>
-        <w:rPr>
-          <w:lang w:eastAsia="hu-HU"/>
-        </w:rPr>
-      </w:pPr>
-      <w:r>
-        <w:rPr>
-          <w:lang w:eastAsia="hu-HU"/>
-        </w:rPr>
-        <w:t xml:space="preserve">AppModule (Fő belépési pont): Ez a gyökérmodul (app.module.ts), amely összefogja az alkalmazást. Itt importálom a </w:t>
-      </w:r>
-      <w:proofErr w:type="gramStart"/>
-      <w:r>
-        <w:rPr>
-          <w:lang w:eastAsia="hu-HU"/>
-        </w:rPr>
-        <w:t>globális</w:t>
-      </w:r>
-      <w:proofErr w:type="gramEnd"/>
-      <w:r>
-        <w:rPr>
-          <w:lang w:eastAsia="hu-HU"/>
-        </w:rPr>
-        <w:t xml:space="preserve"> függőségeket (pl. BrowserModule, HttpClientModule) és itt bootstrappelem a fő komponenst (AppComponent). Ez a </w:t>
-      </w:r>
-      <w:proofErr w:type="gramStart"/>
-      <w:r>
-        <w:rPr>
-          <w:lang w:eastAsia="hu-HU"/>
-        </w:rPr>
-        <w:t>modul felelős</w:t>
-      </w:r>
-      <w:proofErr w:type="gramEnd"/>
-      <w:r>
-        <w:rPr>
-          <w:lang w:eastAsia="hu-HU"/>
-        </w:rPr>
-        <w:t xml:space="preserve"> az alkalmazás elindításáért és az alapvető navigáció kezeléséért.</w:t>
-      </w:r>
-    </w:p>
-    <w:p>
-      <w:pPr>
-        <w:rPr>
-          <w:lang w:eastAsia="hu-HU"/>
-        </w:rPr>
-      </w:pPr>
-      <w:r>
-        <w:rPr>
-          <w:lang w:eastAsia="hu-HU"/>
-        </w:rPr>
-        <w:t xml:space="preserve">AccountModule (Felhasználókezelés): A felhasználói azonosítással és fiókkezeléssel kapcsolatos összes logikát egy dedikált modulba (AccountModule) szerveztem ki. Ide tartoznak a bejelentkezés (LoginComponent), a regisztráció (RegisterComponent), valamint a jelszó-visszaállítás </w:t>
-      </w:r>
-      <w:proofErr w:type="gramStart"/>
-      <w:r>
-        <w:rPr>
-          <w:lang w:eastAsia="hu-HU"/>
-        </w:rPr>
-        <w:t>komponensei</w:t>
-      </w:r>
-      <w:proofErr w:type="gramEnd"/>
-      <w:r>
-        <w:rPr>
-          <w:lang w:eastAsia="hu-HU"/>
-        </w:rPr>
-        <w:t xml:space="preserve">. Ezzel a megoldással elértem, hogy a hitelesítési logika fizikailag is elkülönüljön az alkalmazás üzleti </w:t>
-      </w:r>
-      <w:proofErr w:type="gramStart"/>
-      <w:r>
-        <w:rPr>
-          <w:lang w:eastAsia="hu-HU"/>
-        </w:rPr>
-        <w:t>funkcióitól</w:t>
-      </w:r>
-      <w:proofErr w:type="gramEnd"/>
-      <w:r>
-        <w:rPr>
-          <w:lang w:eastAsia="hu-HU"/>
-        </w:rPr>
-        <w:t>, ami átláthatóbbá tette a kódbázist.</w:t>
-      </w:r>
-    </w:p>
-    <w:p>
-      <w:pPr>
-        <w:rPr>
-          <w:lang w:eastAsia="hu-HU"/>
-        </w:rPr>
-      </w:pPr>
-      <w:r>
-        <w:rPr>
-          <w:lang w:eastAsia="hu-HU"/>
-        </w:rPr>
-        <w:t xml:space="preserve">SharedModule (Megosztott erőforrások): A kódduplikáció elkerülése (DRY - Don't Repeat Yourself elv) érdekében létrehoztam egy SharedModule-t. Ide gyűjtöttem minden olyan </w:t>
-      </w:r>
-      <w:proofErr w:type="gramStart"/>
-      <w:r>
-        <w:rPr>
-          <w:lang w:eastAsia="hu-HU"/>
-        </w:rPr>
-        <w:t>komponenst</w:t>
-      </w:r>
-      <w:proofErr w:type="gramEnd"/>
-      <w:r>
-        <w:rPr>
-          <w:lang w:eastAsia="hu-HU"/>
-        </w:rPr>
-        <w:t xml:space="preserve"> és modult, amelyet az alkalmazás több pontján is felhasználok.</w:t>
+        <w:t>A monolitikus struktúra helyett (ahol minden egyetlen modulban van) három fő modulra bontottam az alkalmazást:</w:t>
+      </w:r>
+    </w:p>
+    <w:p>
+      <w:pPr>
+        <w:rPr>
+          <w:lang w:eastAsia="hu-HU"/>
+        </w:rPr>
+      </w:pPr>
+      <w:r>
+        <w:rPr>
+          <w:lang w:eastAsia="hu-HU"/>
+        </w:rPr>
+        <w:t>AppModule (Fő belépési pont): Ez a gyökérmodul (app.module.ts), amely összefogja az alkalmazást. Itt importálom a globális függőségeket (pl. BrowserModule, HttpClientModule) és itt bootstrappelem a fő komponenst (AppComponent). Ez a modul felelős az alkalmazás elindításáért és az alapvető navigáció kezeléséért.</w:t>
+      </w:r>
+    </w:p>
+    <w:p>
+      <w:pPr>
+        <w:rPr>
+          <w:lang w:eastAsia="hu-HU"/>
+        </w:rPr>
+      </w:pPr>
+      <w:r>
+        <w:rPr>
+          <w:lang w:eastAsia="hu-HU"/>
+        </w:rPr>
+        <w:t>AccountModule (Felhasználókezelés): A felhasználói azonosítással és fiókkezeléssel kapcsolatos összes logikát egy dedikált modulba (AccountModule) szerveztem ki. Ide tartoznak a bejelentkezés (LoginComponent), a regisztráció (RegisterComponent), valamint a jelszó-visszaállítás komponensei. Ezzel a megoldással elértem, hogy a hitelesítési logika fizikailag is elkülönüljön az alkalmazás üzleti funkcióitól, ami átláthatóbbá tette a kódbázist.</w:t>
+      </w:r>
+    </w:p>
+    <w:p>
+      <w:pPr>
+        <w:rPr>
+          <w:lang w:eastAsia="hu-HU"/>
+        </w:rPr>
+      </w:pPr>
+      <w:r>
+        <w:rPr>
+          <w:lang w:eastAsia="hu-HU"/>
+        </w:rPr>
+        <w:t>SharedModule (Megosztott erőforrások): A kódduplikáció elkerülése (DRY - Don't Repeat Yourself elv) érdekében létrehoztam egy SharedModule-t. Ide gyűjtöttem minden olyan komponenst és modult, amelyet az alkalmazás több pontján is felhasználok.</w:t>
       </w:r>
     </w:p>
     <w:p>
@@ -12245,21 +10829,7 @@
         <w:rPr>
           <w:lang w:eastAsia="hu-HU"/>
         </w:rPr>
-        <w:t xml:space="preserve">Itt </w:t>
-      </w:r>
-      <w:proofErr w:type="gramStart"/>
-      <w:r>
-        <w:rPr>
-          <w:lang w:eastAsia="hu-HU"/>
-        </w:rPr>
-        <w:t>deklaráltam</w:t>
-      </w:r>
-      <w:proofErr w:type="gramEnd"/>
-      <w:r>
-        <w:rPr>
-          <w:lang w:eastAsia="hu-HU"/>
-        </w:rPr>
-        <w:t xml:space="preserve"> a ValidationMessagesComponent-et, amely egységesen jeleníti meg az űrlaphibákat.</w:t>
+        <w:t>Itt deklaráltam a ValidationMessagesComponent-et, amely egységesen jeleníti meg az űrlaphibákat.</w:t>
       </w:r>
     </w:p>
     <w:p>
@@ -12277,21 +10847,7 @@
         <w:rPr>
           <w:lang w:eastAsia="hu-HU"/>
         </w:rPr>
-        <w:t xml:space="preserve">Ide került a NotificationComponent is, amely a felugró visszajelzéseket kezeli. Ennek a modulnak a használata lehetővé tette, hogy ezeket a </w:t>
-      </w:r>
-      <w:proofErr w:type="gramStart"/>
-      <w:r>
-        <w:rPr>
-          <w:lang w:eastAsia="hu-HU"/>
-        </w:rPr>
-        <w:t>komponenseket</w:t>
-      </w:r>
-      <w:proofErr w:type="gramEnd"/>
-      <w:r>
-        <w:rPr>
-          <w:lang w:eastAsia="hu-HU"/>
-        </w:rPr>
-        <w:t xml:space="preserve"> bárhol egyszerűen beilleszthessem, anélkül, hogy újra kellene definiálnom őket.</w:t>
+        <w:t>Ide került a NotificationComponent is, amely a felugró visszajelzéseket kezeli. Ennek a modulnak a használata lehetővé tette, hogy ezeket a komponenseket bárhol egyszerűen beilleszthessem, anélkül, hogy újra kellene definiálnom őket.</w:t>
       </w:r>
     </w:p>
     <w:p>
@@ -12318,21 +10874,7 @@
         <w:rPr>
           <w:lang w:eastAsia="hu-HU"/>
         </w:rPr>
-        <w:t xml:space="preserve">A </w:t>
-      </w:r>
-      <w:proofErr w:type="gramStart"/>
-      <w:r>
-        <w:rPr>
-          <w:lang w:eastAsia="hu-HU"/>
-        </w:rPr>
-        <w:t>fájl</w:t>
-      </w:r>
-      <w:proofErr w:type="gramEnd"/>
-      <w:r>
-        <w:rPr>
-          <w:lang w:eastAsia="hu-HU"/>
-        </w:rPr>
-        <w:t>rendszer szintjén is szétválasztottam az üzleti és a technikai logikát:</w:t>
+        <w:t>A fájlrendszer szintjén is szétválasztottam az üzleti és a technikai logikát:</w:t>
       </w:r>
     </w:p>
     <w:p>
@@ -12351,35 +10893,7 @@
           <w:lang w:eastAsia="hu-HU"/>
         </w:rPr>
         <w:lastRenderedPageBreak/>
-        <w:t xml:space="preserve">pages könyvtár: </w:t>
-      </w:r>
-      <w:proofErr w:type="gramStart"/>
-      <w:r>
-        <w:rPr>
-          <w:lang w:eastAsia="hu-HU"/>
-        </w:rPr>
-        <w:t>Ide helyeztem</w:t>
-      </w:r>
-      <w:proofErr w:type="gramEnd"/>
-      <w:r>
-        <w:rPr>
-          <w:lang w:eastAsia="hu-HU"/>
-        </w:rPr>
-        <w:t xml:space="preserve"> az alkalmazás "érdemi" oldalait, ahol a felhasználó a napi tevékenységét végzi. Itt találhatóak a naplózás (daily-note), a receptkezelés (recipes, create-recipes) és a profilkezelés (create-profile) </w:t>
-      </w:r>
-      <w:proofErr w:type="gramStart"/>
-      <w:r>
-        <w:rPr>
-          <w:lang w:eastAsia="hu-HU"/>
-        </w:rPr>
-        <w:t>komponensei</w:t>
-      </w:r>
-      <w:proofErr w:type="gramEnd"/>
-      <w:r>
-        <w:rPr>
-          <w:lang w:eastAsia="hu-HU"/>
-        </w:rPr>
-        <w:t>. Ezek alkotják az üzleti logikai réteget.</w:t>
+        <w:t>pages könyvtár: Ide helyeztem az alkalmazás "érdemi" oldalait, ahol a felhasználó a napi tevékenységét végzi. Itt találhatóak a naplózás (daily-note), a receptkezelés (recipes, create-recipes) és a profilkezelés (create-profile) komponensei. Ezek alkotják az üzleti logikai réteget.</w:t>
       </w:r>
     </w:p>
     <w:p>
@@ -12414,44 +10928,12 @@
     </w:p>
     <w:p>
       <w:r>
-        <w:t xml:space="preserve">A felhasználói felület vázát és az alkalmazás belépési pontját az AppComponent adja. Ennek implementálásakor három fő technikai kihívást kellett megoldanom: a reszponzív, mindig az oldal aljára tapadó láblécet (Sticky Footer), a </w:t>
-      </w:r>
-      <w:proofErr w:type="gramStart"/>
-      <w:r>
-        <w:t>navigáció</w:t>
-      </w:r>
-      <w:proofErr w:type="gramEnd"/>
-      <w:r>
-        <w:t xml:space="preserve"> reaktív állapotkezelését, valamint a felhasználói munkamenet (session) automatikus helyreállítását az oldal újratöltésekor.</w:t>
-      </w:r>
-    </w:p>
-    <w:p>
-      <w:r>
-        <w:t xml:space="preserve">Layout technikai megvalósítása (Sticky Footer): A webfejlesztésben gyakori </w:t>
-      </w:r>
-      <w:proofErr w:type="gramStart"/>
-      <w:r>
-        <w:t>probléma</w:t>
-      </w:r>
-      <w:proofErr w:type="gramEnd"/>
-      <w:r>
-        <w:t xml:space="preserve">, hogy kevés tartalom esetén a lábléc "felcsúszik" a képernyő közepére. Ezt a </w:t>
-      </w:r>
-      <w:proofErr w:type="gramStart"/>
-      <w:r>
-        <w:t>problémát</w:t>
-      </w:r>
-      <w:proofErr w:type="gramEnd"/>
-      <w:r>
-        <w:t xml:space="preserve"> modern CSS Flexbox technikával oldottam meg az app.component.html fájlban. A body elemet flexibilis konténerként </w:t>
-      </w:r>
-      <w:proofErr w:type="gramStart"/>
-      <w:r>
-        <w:t>definiáltam</w:t>
-      </w:r>
-      <w:proofErr w:type="gramEnd"/>
-      <w:r>
-        <w:t>, amelynek minimális magasságát a képernyő teljes magasságára (min-height: 100vh) állítottam, az elemek irányát pedig oszloposra (flex-direction: column).</w:t>
+        <w:t>A felhasználói felület vázát és az alkalmazás belépési pontját az AppComponent adja. Ennek implementálásakor három fő technikai kihívást kellett megoldanom: a reszponzív, mindig az oldal aljára tapadó láblécet (Sticky Footer), a navigáció reaktív állapotkezelését, valamint a felhasználói munkamenet (session) automatikus helyreállítását az oldal újratöltésekor.</w:t>
+      </w:r>
+    </w:p>
+    <w:p>
+      <w:r>
+        <w:t>Layout technikai megvalósítása (Sticky Footer): A webfejlesztésben gyakori probléma, hogy kevés tartalom esetén a lábléc "felcsúszik" a képernyő közepére. Ezt a problémát modern CSS Flexbox technikával oldottam meg az app.component.html fájlban. A body elemet flexibilis konténerként definiáltam, amelynek minimális magasságát a képernyő teljes magasságára (min-height: 100vh) állítottam, az elemek irányát pedig oszloposra (flex-direction: column).</w:t>
       </w:r>
     </w:p>
     <w:p>
@@ -12459,15 +10941,7 @@
         <w:ind w:firstLine="0"/>
       </w:pPr>
       <w:r>
-        <w:t xml:space="preserve">A </w:t>
-      </w:r>
-      <w:proofErr w:type="gramStart"/>
-      <w:r>
-        <w:t>struktúra</w:t>
-      </w:r>
-      <w:proofErr w:type="gramEnd"/>
-      <w:r>
-        <w:t xml:space="preserve"> három fő elemből áll:</w:t>
+        <w:t>A struktúra három fő elemből áll:</w:t>
       </w:r>
     </w:p>
     <w:p>
@@ -12479,15 +10953,7 @@
         </w:numPr>
       </w:pPr>
       <w:r>
-        <w:t xml:space="preserve">app-navbar: A felső </w:t>
-      </w:r>
-      <w:proofErr w:type="gramStart"/>
-      <w:r>
-        <w:t>navigációs</w:t>
-      </w:r>
-      <w:proofErr w:type="gramEnd"/>
-      <w:r>
-        <w:t xml:space="preserve"> sáv fix magassággal.</w:t>
+        <w:t>app-navbar: A felső navigációs sáv fix magassággal.</w:t>
       </w:r>
     </w:p>
     <w:p>
@@ -12499,15 +10965,7 @@
         </w:numPr>
       </w:pPr>
       <w:r>
-        <w:t xml:space="preserve">Tartalomtároló (div.container): Ennek az elemnek a flex: 1 stílust adtam. Ez a beállítás arra utasítja a böngészőt, hogy ez az elem töltse ki az összes rendelkezésre álló szabad helyet a fejléc és a lábléc között. Így, ha a tartalom kevés, a </w:t>
-      </w:r>
-      <w:proofErr w:type="gramStart"/>
-      <w:r>
-        <w:t>konténer</w:t>
-      </w:r>
-      <w:proofErr w:type="gramEnd"/>
-      <w:r>
-        <w:t xml:space="preserve"> akkor is "kinyúlik", és a láblécet a képernyő aljára szorítja.</w:t>
+        <w:t>Tartalomtároló (div.container): Ennek az elemnek a flex: 1 stílust adtam. Ez a beállítás arra utasítja a böngészőt, hogy ez az elem töltse ki az összes rendelkezésre álló szabad helyet a fejléc és a lábléc között. Így, ha a tartalom kevés, a konténer akkor is "kinyúlik", és a láblécet a képernyő aljára szorítja.</w:t>
       </w:r>
     </w:p>
     <w:p>
@@ -12519,15 +10977,7 @@
         </w:numPr>
       </w:pPr>
       <w:r>
-        <w:t xml:space="preserve">app-footer: A lábléc, amely így mindig vizuálisan a helyén marad. A FooterComponent-ben dinamikus dátumkezelést is implementáltam (new Date().getFullYear()), hogy a copyright évszám mindig </w:t>
-      </w:r>
-      <w:proofErr w:type="gramStart"/>
-      <w:r>
-        <w:t>aktuális</w:t>
-      </w:r>
-      <w:proofErr w:type="gramEnd"/>
-      <w:r>
-        <w:t xml:space="preserve"> legyen.</w:t>
+        <w:t>app-footer: A lábléc, amely így mindig vizuálisan a helyén marad. A FooterComponent-ben dinamikus dátumkezelést is implementáltam (new Date().getFullYear()), hogy a copyright évszám mindig aktuális legyen.</w:t>
       </w:r>
     </w:p>
     <w:p/>
@@ -12537,28 +10987,12 @@
       </w:pPr>
       <w:r>
         <w:lastRenderedPageBreak/>
-        <w:t xml:space="preserve">Reaktív Navigáció és Menükezelés: A NavbarComponent-ben (navbar.component.html) a Bootstrap navbar-expand-lg osztályát alkalmaztam, így a menü mobilnézetben </w:t>
-      </w:r>
-      <w:proofErr w:type="gramStart"/>
-      <w:r>
-        <w:t>automatikusan</w:t>
-      </w:r>
-      <w:proofErr w:type="gramEnd"/>
-      <w:r>
-        <w:t xml:space="preserve"> összecsukható "hamburger" menüvé alakul, biztosítva a reszponzivitást.</w:t>
-      </w:r>
-    </w:p>
-    <w:p>
-      <w:r>
-        <w:t xml:space="preserve">A menüpontok láthatóságát (pl. "Login" vs. "Logout") nem </w:t>
-      </w:r>
-      <w:proofErr w:type="gramStart"/>
-      <w:r>
-        <w:t>manuális</w:t>
-      </w:r>
-      <w:proofErr w:type="gramEnd"/>
-      <w:r>
-        <w:t xml:space="preserve"> változókkal, hanem reaktív módon, az Angular AsyncPipe (| async) segítségével vezérelem. A nézet közvetlenül feliratkozik az AccountService-ben található user$ observable-re.</w:t>
+        <w:t>Reaktív Navigáció és Menükezelés: A NavbarComponent-ben (navbar.component.html) a Bootstrap navbar-expand-lg osztályát alkalmaztam, így a menü mobilnézetben automatikusan összecsukható "hamburger" menüvé alakul, biztosítva a reszponzivitást.</w:t>
+      </w:r>
+    </w:p>
+    <w:p>
+      <w:r>
+        <w:t>A menüpontok láthatóságát (pl. "Login" vs. "Logout") nem manuális változókkal, hanem reaktív módon, az Angular AsyncPipe (| async) segítségével vezérelem. A nézet közvetlenül feliratkozik az AccountService-ben található user$ observable-re.</w:t>
       </w:r>
     </w:p>
     <w:p>
@@ -12570,15 +11004,7 @@
         </w:numPr>
       </w:pPr>
       <w:r>
-        <w:t xml:space="preserve">Ha az érték </w:t>
-      </w:r>
-      <w:proofErr w:type="gramStart"/>
-      <w:r>
-        <w:t>null</w:t>
-      </w:r>
-      <w:proofErr w:type="gramEnd"/>
-      <w:r>
-        <w:t>, a rendszer a vendég-menüt (Bejelentkezés, Regisztráció) rendereli ki.</w:t>
+        <w:t>Ha az érték null, a rendszer a vendég-menüt (Bejelentkezés, Regisztráció) rendereli ki.</w:t>
       </w:r>
     </w:p>
     <w:p>
@@ -12590,57 +11016,17 @@
         </w:numPr>
       </w:pPr>
       <w:r>
-        <w:t xml:space="preserve">Ha van érvényes User </w:t>
-      </w:r>
-      <w:proofErr w:type="gramStart"/>
-      <w:r>
-        <w:t>objektum</w:t>
-      </w:r>
-      <w:proofErr w:type="gramEnd"/>
-      <w:r>
-        <w:t>, a rendszer a bejelentkezett nézetet mutatja, megjelenítve a felhasználó keresztnevét és a "Logout" gombot.</w:t>
-      </w:r>
-    </w:p>
-    <w:p>
-      <w:r>
-        <w:t xml:space="preserve">A felhasználói élmény javítása érdekében a routerLinkActive="active" </w:t>
-      </w:r>
-      <w:proofErr w:type="gramStart"/>
-      <w:r>
-        <w:t>direktívát</w:t>
-      </w:r>
-      <w:proofErr w:type="gramEnd"/>
-      <w:r>
-        <w:t xml:space="preserve"> használtam. Ez </w:t>
-      </w:r>
-      <w:proofErr w:type="gramStart"/>
-      <w:r>
-        <w:t>automatikusan</w:t>
-      </w:r>
-      <w:proofErr w:type="gramEnd"/>
-      <w:r>
-        <w:t xml:space="preserve"> hozzáadja az active CSS osztályt ahhoz a menüponthoz, amelyen a felhasználó éppen tartózkodik, vizuális visszajelzést adva a navigációról.</w:t>
-      </w:r>
-    </w:p>
-    <w:p>
-      <w:r>
-        <w:t xml:space="preserve">Alkalmazás </w:t>
-      </w:r>
-      <w:proofErr w:type="gramStart"/>
-      <w:r>
-        <w:t>inicializálása</w:t>
-      </w:r>
-      <w:proofErr w:type="gramEnd"/>
-      <w:r>
-        <w:t xml:space="preserve"> és Token-ellenőrzés: Az egyoldalas alkalmazások kritikus pontja, hogy az oldal frissítésekor (F5) ne vesszen el a bejelentkezett állapot. Ezt a logikát az AppComponent TypeScript kódjában, az ngOnInit életciklusban valósítottam meg a refreshUser() </w:t>
-      </w:r>
-      <w:proofErr w:type="gramStart"/>
-      <w:r>
-        <w:t>metódussal</w:t>
-      </w:r>
-      <w:proofErr w:type="gramEnd"/>
-      <w:r>
-        <w:t>.</w:t>
+        <w:t>Ha van érvényes User objektum, a rendszer a bejelentkezett nézetet mutatja, megjelenítve a felhasználó keresztnevét és a "Logout" gombot.</w:t>
+      </w:r>
+    </w:p>
+    <w:p>
+      <w:r>
+        <w:t>A felhasználói élmény javítása érdekében a routerLinkActive="active" direktívát használtam. Ez automatikusan hozzáadja az active CSS osztályt ahhoz a menüponthoz, amelyen a felhasználó éppen tartózkodik, vizuális visszajelzést adva a navigációról.</w:t>
+      </w:r>
+    </w:p>
+    <w:p>
+      <w:r>
+        <w:t>Alkalmazás inicializálása és Token-ellenőrzés: Az egyoldalas alkalmazások kritikus pontja, hogy az oldal frissítésekor (F5) ne vesszen el a bejelentkezett állapot. Ezt a logikát az AppComponent TypeScript kódjában, az ngOnInit életciklusban valósítottam meg a refreshUser() metódussal.</w:t>
       </w:r>
     </w:p>
     <w:p>
@@ -12660,15 +11046,7 @@
         </w:numPr>
       </w:pPr>
       <w:r>
-        <w:t>Az alkalmazás indulásakor a rendszer ellenőrzi, van-e elmentett JWT token a böngésző localStorage-ában (</w:t>
-      </w:r>
-      <w:proofErr w:type="gramStart"/>
-      <w:r>
-        <w:t>this.accountService.getJWT(</w:t>
-      </w:r>
-      <w:proofErr w:type="gramEnd"/>
-      <w:r>
-        <w:t>)).</w:t>
+        <w:t>Az alkalmazás indulásakor a rendszer ellenőrzi, van-e elmentett JWT token a böngésző localStorage-ában (this.accountService.getJWT()).</w:t>
       </w:r>
     </w:p>
     <w:p>
@@ -12692,15 +11070,7 @@
         </w:numPr>
       </w:pPr>
       <w:r>
-        <w:t xml:space="preserve">Hibakezelés: Külön figyelmet fordítottam a lejárt tokenek kezelésére. A subscribe blokk error ágában figyelem a 401 Unauthorized státuszkódot. Ha a szerver elutasítja a tokent (pl. lejárt), a </w:t>
-      </w:r>
-      <w:proofErr w:type="gramStart"/>
-      <w:r>
-        <w:t>kliens</w:t>
-      </w:r>
-      <w:proofErr w:type="gramEnd"/>
-      <w:r>
-        <w:t xml:space="preserve"> automatikusan kijelentkezteti a felhasználót (logout), és a SharedService-en keresztül egy felugró értesítésben ("Account blocked") tájékoztatja a hiba okáról.</w:t>
+        <w:t>Hibakezelés: Külön figyelmet fordítottam a lejárt tokenek kezelésére. A subscribe blokk error ágában figyelem a 401 Unauthorized státuszkódot. Ha a szerver elutasítja a tokent (pl. lejárt), a kliens automatikusan kijelentkezteti a felhasználót (logout), és a SharedService-en keresztül egy felugró értesítésben ("Account blocked") tájékoztatja a hiba okáról.</w:t>
       </w:r>
     </w:p>
     <w:p>
@@ -12708,36 +11078,15 @@
         <w:pStyle w:val="Cmsor3"/>
       </w:pPr>
       <w:bookmarkStart w:id="71" w:name="_Toc215038869"/>
-      <w:proofErr w:type="gramStart"/>
       <w:r>
         <w:lastRenderedPageBreak/>
-        <w:t>Navigáció</w:t>
-      </w:r>
-      <w:proofErr w:type="gramEnd"/>
-      <w:r>
-        <w:t xml:space="preserve"> és Útvonal-védelem (Routing &amp; Security)</w:t>
+        <w:t>Navigáció és Útvonal-védelem (Routing &amp; Security)</w:t>
       </w:r>
       <w:bookmarkEnd w:id="71"/>
     </w:p>
     <w:p>
       <w:r>
-        <w:t xml:space="preserve">Egy egyoldalas alkalmazásnál (SPA) kritikus fontosságú a </w:t>
-      </w:r>
-      <w:proofErr w:type="gramStart"/>
-      <w:r>
-        <w:t>kliens</w:t>
-      </w:r>
-      <w:proofErr w:type="gramEnd"/>
-      <w:r>
-        <w:t xml:space="preserve"> oldali útvonalválasztás (Routing) helyes konfigurálása, hiszen ez határozza meg, hogy a felhasználó milyen tartalmat lát az URL alapján, anélkül, hogy az oldal újratöltődne. Ezt a logikát az Angular beépített RouterModule-jára építve, az app-routing.module.ts </w:t>
-      </w:r>
-      <w:proofErr w:type="gramStart"/>
-      <w:r>
-        <w:t>fájlban</w:t>
-      </w:r>
-      <w:proofErr w:type="gramEnd"/>
-      <w:r>
-        <w:t xml:space="preserve"> definiáltam.</w:t>
+        <w:t>Egy egyoldalas alkalmazásnál (SPA) kritikus fontosságú a kliens oldali útvonalválasztás (Routing) helyes konfigurálása, hiszen ez határozza meg, hogy a felhasználó milyen tartalmat lát az URL alapján, anélkül, hogy az oldal újratöltődne. Ezt a logikát az Angular beépített RouterModule-jára építve, az app-routing.module.ts fájlban definiáltam.</w:t>
       </w:r>
     </w:p>
     <w:p>
@@ -12745,15 +11094,7 @@
         <w:pStyle w:val="Cmsor4"/>
       </w:pPr>
       <w:r>
-        <w:t xml:space="preserve">Útvonalak </w:t>
-      </w:r>
-      <w:proofErr w:type="gramStart"/>
-      <w:r>
-        <w:t>definíciója</w:t>
-      </w:r>
-      <w:proofErr w:type="gramEnd"/>
-      <w:r>
-        <w:t xml:space="preserve"> és Hierarchiája</w:t>
+        <w:t>Útvonalak definíciója és Hierarchiája</w:t>
       </w:r>
     </w:p>
     <w:p>
@@ -12763,15 +11104,7 @@
     </w:p>
     <w:p>
       <w:r>
-        <w:t xml:space="preserve"> Publikus útvonalak (Public Routes): A tömb elején </w:t>
-      </w:r>
-      <w:proofErr w:type="gramStart"/>
-      <w:r>
-        <w:t>definiáltam</w:t>
-      </w:r>
-      <w:proofErr w:type="gramEnd"/>
-      <w:r>
-        <w:t xml:space="preserve"> azokat az oldalakat, amelyek bejelentkezés nélkül is elérhetők bárki számára. Úgy terveztem a rendszert, hogy a látogatók regisztráció nélkül is megtekinthessék az adatbázis tartalmát (katalógusokat), de módosítani ne tudjanak.</w:t>
+        <w:t xml:space="preserve"> Publikus útvonalak (Public Routes): A tömb elején definiáltam azokat az oldalakat, amelyek bejelentkezés nélkül is elérhetők bárki számára. Úgy terveztem a rendszert, hogy a látogatók regisztráció nélkül is megtekinthessék az adatbázis tartalmát (katalógusokat), de módosítani ne tudjanak.</w:t>
       </w:r>
     </w:p>
     <w:p>
@@ -12812,15 +11145,7 @@
     </w:p>
     <w:p>
       <w:r>
-        <w:t xml:space="preserve">Beállítottam egy alapértelmezett átirányítást is: ha a felhasználó az üres gyökér útvonalra (path: '') érkezik, a rendszer </w:t>
-      </w:r>
-      <w:proofErr w:type="gramStart"/>
-      <w:r>
-        <w:t>automatikusan</w:t>
-      </w:r>
-      <w:proofErr w:type="gramEnd"/>
-      <w:r>
-        <w:t xml:space="preserve"> a /food oldalra navigálja (redirectTo: 'food'), így a belépéskor azonnal releváns tartalmat lát.</w:t>
+        <w:t>Beállítottam egy alapértelmezett átirányítást is: ha a felhasználó az üres gyökér útvonalra (path: '') érkezik, a rendszer automatikusan a /food oldalra navigálja (redirectTo: 'food'), így a belépéskor azonnal releváns tartalmat lát.</w:t>
       </w:r>
     </w:p>
     <w:p>
@@ -12830,36 +11155,12 @@
     </w:p>
     <w:p>
       <w:r>
-        <w:t xml:space="preserve">Ezt a szülő útvonalat üres útvonalként (path: '') </w:t>
-      </w:r>
-      <w:proofErr w:type="gramStart"/>
-      <w:r>
-        <w:t>definiáltam</w:t>
-      </w:r>
-      <w:proofErr w:type="gramEnd"/>
-      <w:r>
-        <w:t xml:space="preserve">, és ehhez rendeltem hozzá a canActivate: [AuthorizationGuard] védelmet. A tényleges </w:t>
-      </w:r>
-      <w:proofErr w:type="gramStart"/>
-      <w:r>
-        <w:t>funkcionális</w:t>
-      </w:r>
-      <w:proofErr w:type="gramEnd"/>
-      <w:r>
-        <w:t xml:space="preserve"> oldalakat ennek a szülőnek a children (gyermekek) tömbjében helyeztem el.</w:t>
-      </w:r>
-    </w:p>
-    <w:p>
-      <w:r>
-        <w:t xml:space="preserve">(Kódrészlet beszúrása: Az app-routing.module.ts </w:t>
-      </w:r>
-      <w:proofErr w:type="gramStart"/>
-      <w:r>
-        <w:t>fájlból</w:t>
-      </w:r>
-      <w:proofErr w:type="gramEnd"/>
-      <w:r>
-        <w:t xml:space="preserve"> a children tömböt tartalmazó rész)</w:t>
+        <w:t>Ezt a szülő útvonalat üres útvonalként (path: '') definiáltam, és ehhez rendeltem hozzá a canActivate: [AuthorizationGuard] védelmet. A tényleges funkcionális oldalakat ennek a szülőnek a children (gyermekek) tömbjében helyeztem el.</w:t>
+      </w:r>
+    </w:p>
+    <w:p>
+      <w:r>
+        <w:t>(Kódrészlet beszúrása: Az app-routing.module.ts fájlból a children tömböt tartalmazó rész)</w:t>
       </w:r>
     </w:p>
     <w:p>
@@ -12868,15 +11169,7 @@
       </w:pPr>
       <w:r>
         <w:lastRenderedPageBreak/>
-        <w:t xml:space="preserve">Ennek a </w:t>
-      </w:r>
-      <w:proofErr w:type="gramStart"/>
-      <w:r>
-        <w:t>hierarchikus</w:t>
-      </w:r>
-      <w:proofErr w:type="gramEnd"/>
-      <w:r>
-        <w:t xml:space="preserve"> felépítésnek kettős előnye van:</w:t>
+        <w:t>Ennek a hierarchikus felépítésnek kettős előnye van:</w:t>
       </w:r>
     </w:p>
     <w:p>
@@ -12888,23 +11181,7 @@
         </w:numPr>
       </w:pPr>
       <w:r>
-        <w:t xml:space="preserve">Öröklődés: A children tömbben lévő összes útvonal (pl. /dailynote, /recipes/create) </w:t>
-      </w:r>
-      <w:proofErr w:type="gramStart"/>
-      <w:r>
-        <w:t>automatikusan</w:t>
-      </w:r>
-      <w:proofErr w:type="gramEnd"/>
-      <w:r>
-        <w:t xml:space="preserve"> örökli a szülőre tett Guard-ot. Így </w:t>
-      </w:r>
-      <w:proofErr w:type="gramStart"/>
-      <w:r>
-        <w:t>garantált</w:t>
-      </w:r>
-      <w:proofErr w:type="gramEnd"/>
-      <w:r>
-        <w:t>, hogy a naplóhoz vagy a profil szerkesztéséhez (create-profile) csak bejelentkezett felhasználó férhet hozzá.</w:t>
+        <w:t>Öröklődés: A children tömbben lévő összes útvonal (pl. /dailynote, /recipes/create) automatikusan örökli a szülőre tett Guard-ot. Így garantált, hogy a naplóhoz vagy a profil szerkesztéséhez (create-profile) csak bejelentkezett felhasználó férhet hozzá.</w:t>
       </w:r>
     </w:p>
     <w:p>
@@ -12916,23 +11193,7 @@
         </w:numPr>
       </w:pPr>
       <w:r>
-        <w:t>Dinamikus paraméterek: A szerkesztő útvonalaknál (pl. recipes/edit/</w:t>
-      </w:r>
-      <w:proofErr w:type="gramStart"/>
-      <w:r>
-        <w:t>:id</w:t>
-      </w:r>
-      <w:proofErr w:type="gramEnd"/>
-      <w:r>
-        <w:t xml:space="preserve">) útvonal-paramétereket (:id) alkalmaztam. Ezt az azonosítót a </w:t>
-      </w:r>
-      <w:proofErr w:type="gramStart"/>
-      <w:r>
-        <w:t>komponensekben</w:t>
-      </w:r>
-      <w:proofErr w:type="gramEnd"/>
-      <w:r>
-        <w:t xml:space="preserve"> az ActivatedRoute szolgáltatás segítségével olvasom ki, hogy a backendről betölthessem a szerkesztendő elem adatait.</w:t>
+        <w:t>Dinamikus paraméterek: A szerkesztő útvonalaknál (pl. recipes/edit/:id) útvonal-paramétereket (:id) alkalmaztam. Ezt az azonosítót a komponensekben az ActivatedRoute szolgáltatás segítségével olvasom ki, hogy a backendről betölthessem a szerkesztendő elem adatait.</w:t>
       </w:r>
     </w:p>
     <w:p>
@@ -12940,28 +11201,12 @@
         <w:ind w:firstLine="360"/>
       </w:pPr>
       <w:r>
-        <w:t xml:space="preserve">Lusta betöltés (Lazy Loading): Az alkalmazás indulási idejének optimalizálása érdekében a felhasználókezelést (AccountModule) leválasztottam a fő csomagról. A path: 'account' útvonalnál a loadChildren </w:t>
-      </w:r>
-      <w:proofErr w:type="gramStart"/>
-      <w:r>
-        <w:t>szintaxist</w:t>
-      </w:r>
-      <w:proofErr w:type="gramEnd"/>
-      <w:r>
-        <w:t xml:space="preserve"> alkalmaztam. Ez azt eredményezi, hogy a bejelentkezéshez és regisztrációhoz szükséges JavaScript kód nem töltődik le az első oldalbetöltéskor, hanem csak akkor, amikor a felhasználó ténylegesen rákattint a "Login" gombra.</w:t>
-      </w:r>
-    </w:p>
-    <w:p>
-      <w:r>
-        <w:t xml:space="preserve">Végezetül a hibás URL-ek kezelésére a „wildcard” (**) útvonalat használtam, amely minden, a fentiekben nem </w:t>
-      </w:r>
-      <w:proofErr w:type="gramStart"/>
-      <w:r>
-        <w:t>definiált</w:t>
-      </w:r>
-      <w:proofErr w:type="gramEnd"/>
-      <w:r>
-        <w:t xml:space="preserve"> kérést a NotFoundComponent-re (404-es hibaoldal) irányít át.</w:t>
+        <w:t>Lusta betöltés (Lazy Loading): Az alkalmazás indulási idejének optimalizálása érdekében a felhasználókezelést (AccountModule) leválasztottam a fő csomagról. A path: 'account' útvonalnál a loadChildren szintaxist alkalmaztam. Ez azt eredményezi, hogy a bejelentkezéshez és regisztrációhoz szükséges JavaScript kód nem töltődik le az első oldalbetöltéskor, hanem csak akkor, amikor a felhasználó ténylegesen rákattint a "Login" gombra.</w:t>
+      </w:r>
+    </w:p>
+    <w:p>
+      <w:r>
+        <w:t>Végezetül a hibás URL-ek kezelésére a „wildcard” (**) útvonalat használtam, amely minden, a fentiekben nem definiált kérést a NotFoundComponent-re (404-es hibaoldal) irányít át.</w:t>
       </w:r>
     </w:p>
     <w:p>
@@ -12994,15 +11239,7 @@
         </w:numPr>
       </w:pPr>
       <w:r>
-        <w:t xml:space="preserve">A Guard feliratkozik az AccountService-ben található user$ observable-re, amely a felhasználó </w:t>
-      </w:r>
-      <w:proofErr w:type="gramStart"/>
-      <w:r>
-        <w:t>aktuális</w:t>
-      </w:r>
-      <w:proofErr w:type="gramEnd"/>
-      <w:r>
-        <w:t xml:space="preserve"> állapotát (be van-e jelentkezve) reprezentálja.</w:t>
+        <w:t>A Guard feliratkozik az AccountService-ben található user$ observable-re, amely a felhasználó aktuális állapotát (be van-e jelentkezve) reprezentálja.</w:t>
       </w:r>
     </w:p>
     <w:p>
@@ -13014,15 +11251,7 @@
         </w:numPr>
       </w:pPr>
       <w:r>
-        <w:t xml:space="preserve">A map operátor segítségével megvizsgálom </w:t>
-      </w:r>
-      <w:proofErr w:type="gramStart"/>
-      <w:r>
-        <w:t>a</w:t>
-      </w:r>
-      <w:proofErr w:type="gramEnd"/>
-      <w:r>
-        <w:t xml:space="preserve"> user objektumot:</w:t>
+        <w:t>A map operátor segítségével megvizsgálom a user objektumot:</w:t>
       </w:r>
     </w:p>
     <w:p>
@@ -13034,15 +11263,7 @@
         </w:numPr>
       </w:pPr>
       <w:r>
-        <w:t xml:space="preserve">Ha létezik (nem </w:t>
-      </w:r>
-      <w:proofErr w:type="gramStart"/>
-      <w:r>
-        <w:t>null</w:t>
-      </w:r>
-      <w:proofErr w:type="gramEnd"/>
-      <w:r>
-        <w:t>): A felhasználó hitelesítve van, a Guard true értékkel tér vissza, engedélyezve a navigációt.</w:t>
+        <w:t>Ha létezik (nem null): A felhasználó hitelesítve van, a Guard true értékkel tér vissza, engedélyezve a navigációt.</w:t>
       </w:r>
     </w:p>
     <w:p>
@@ -13070,15 +11291,7 @@
     </w:p>
     <w:p>
       <w:r>
-        <w:t xml:space="preserve">A modern webalkalmazások egyik legkritikusabb pontja a </w:t>
-      </w:r>
-      <w:proofErr w:type="gramStart"/>
-      <w:r>
-        <w:t>kliens</w:t>
-      </w:r>
-      <w:proofErr w:type="gramEnd"/>
-      <w:r>
-        <w:t xml:space="preserve"> és a szerver közötti adatcsere. A fejlesztés során a fő célkitűzésem az volt, hogy ez a kommunikáció típusbiztos, automatizált és könnyen karbantartható legyen, minimalizálva az emberi hiba lehetőségét.</w:t>
+        <w:t>A modern webalkalmazások egyik legkritikusabb pontja a kliens és a szerver közötti adatcsere. A fejlesztés során a fő célkitűzésem az volt, hogy ez a kommunikáció típusbiztos, automatizált és könnyen karbantartható legyen, minimalizálva az emberi hiba lehetőségét.</w:t>
       </w:r>
     </w:p>
     <w:p>
@@ -13091,65 +11304,17 @@
     </w:p>
     <w:p>
       <w:r>
-        <w:t xml:space="preserve">A fejlesztés során a hagyományos, </w:t>
-      </w:r>
-      <w:proofErr w:type="gramStart"/>
-      <w:r>
-        <w:t>manuális</w:t>
-      </w:r>
-      <w:proofErr w:type="gramEnd"/>
-      <w:r>
-        <w:t xml:space="preserve"> megközelítés helyett (ahol minden HTTP kérést kézzel írunk meg) az automatizációt választottam. A backend oldalon konfigurált OpenAPI/Swagger </w:t>
-      </w:r>
-      <w:proofErr w:type="gramStart"/>
-      <w:r>
-        <w:t>specifikációt</w:t>
-      </w:r>
-      <w:proofErr w:type="gramEnd"/>
-      <w:r>
-        <w:t xml:space="preserve"> használtam fel arra, hogy az NSwag eszköztár segítségével legeneráljam a teljes kliens oldali adatelérési réteget.</w:t>
-      </w:r>
-    </w:p>
-    <w:p>
-      <w:r>
-        <w:t xml:space="preserve">A folyamatot az ad.nswag konfigurációs </w:t>
-      </w:r>
-      <w:proofErr w:type="gramStart"/>
-      <w:r>
-        <w:t>fájl</w:t>
-      </w:r>
-      <w:proofErr w:type="gramEnd"/>
-      <w:r>
-        <w:t xml:space="preserve"> vezérli. Ez az eszköz a backend futása közben elérhető swagger.json leíró</w:t>
-      </w:r>
-      <w:proofErr w:type="gramStart"/>
-      <w:r>
-        <w:t>fájl</w:t>
-      </w:r>
-      <w:proofErr w:type="gramEnd"/>
-      <w:r>
-        <w:t xml:space="preserve"> alapján egyetlen, robusztus TypeScript fájlt (src/app/shared/models/Nswag generated/NswagGenerated.ts) hoz létre, amely több mint 3500 sornyi, automatikusan karbantartott kódot tartalmaz.</w:t>
-      </w:r>
-    </w:p>
-    <w:p>
-      <w:r>
-        <w:t xml:space="preserve">Generált Szolgáltatás Kliensek (Service Clients): Az NSwag minden egyes backend kontrollerhez létrehozott egy megfelelő Angular Injectable szolgáltatást. Ezek az osztályok tartalmazzák a végpontok hívásához szükséges teljes logikát (URL összeállítás, HTTP </w:t>
-      </w:r>
-      <w:proofErr w:type="gramStart"/>
-      <w:r>
-        <w:t>metódusok</w:t>
-      </w:r>
-      <w:proofErr w:type="gramEnd"/>
-      <w:r>
-        <w:t xml:space="preserve">, hibakezelés). A projektemben az alábbi </w:t>
-      </w:r>
-      <w:proofErr w:type="gramStart"/>
-      <w:r>
-        <w:t>kliensek</w:t>
-      </w:r>
-      <w:proofErr w:type="gramEnd"/>
-      <w:r>
-        <w:t xml:space="preserve"> jöttek létre, lefedve a teljes üzleti logikát:</w:t>
+        <w:t>A fejlesztés során a hagyományos, manuális megközelítés helyett (ahol minden HTTP kérést kézzel írunk meg) az automatizációt választottam. A backend oldalon konfigurált OpenAPI/Swagger specifikációt használtam fel arra, hogy az NSwag eszköztár segítségével legeneráljam a teljes kliens oldali adatelérési réteget.</w:t>
+      </w:r>
+    </w:p>
+    <w:p>
+      <w:r>
+        <w:t>A folyamatot az ad.nswag konfigurációs fájl vezérli. Ez az eszköz a backend futása közben elérhető swagger.json leírófájl alapján egyetlen, robusztus TypeScript fájlt (src/app/shared/models/Nswag generated/NswagGenerated.ts) hoz létre, amely több mint 3500 sornyi, automatikusan karbantartott kódot tartalmaz.</w:t>
+      </w:r>
+    </w:p>
+    <w:p>
+      <w:r>
+        <w:t>Generált Szolgáltatás Kliensek (Service Clients): Az NSwag minden egyes backend kontrollerhez létrehozott egy megfelelő Angular Injectable szolgáltatást. Ezek az osztályok tartalmazzák a végpontok hívásához szükséges teljes logikát (URL összeállítás, HTTP metódusok, hibakezelés). A projektemben az alábbi kliensek jöttek létre, lefedve a teljes üzleti logikát:</w:t>
       </w:r>
     </w:p>
     <w:p>
@@ -13161,15 +11326,7 @@
         </w:numPr>
       </w:pPr>
       <w:r>
-        <w:t xml:space="preserve">AccountClient: A felhasználókezelésért felel (pl. login, register, confirmEmail </w:t>
-      </w:r>
-      <w:proofErr w:type="gramStart"/>
-      <w:r>
-        <w:t>metódusok</w:t>
-      </w:r>
-      <w:proofErr w:type="gramEnd"/>
-      <w:r>
-        <w:t>), közvetlen kapcsolatot biztosítva az AccountController-rel.</w:t>
+        <w:t>AccountClient: A felhasználókezelésért felel (pl. login, register, confirmEmail metódusok), közvetlen kapcsolatot biztosítva az AccountController-rel.</w:t>
       </w:r>
     </w:p>
     <w:p>
@@ -13181,15 +11338,7 @@
         </w:numPr>
       </w:pPr>
       <w:r>
-        <w:t xml:space="preserve">DailyNoteClient: A naplózás központi eleme. </w:t>
-      </w:r>
-      <w:proofErr w:type="gramStart"/>
-      <w:r>
-        <w:t>Metódusai</w:t>
-      </w:r>
-      <w:proofErr w:type="gramEnd"/>
-      <w:r>
-        <w:t xml:space="preserve"> (pl. getDailyNote, addFoodToMeal) teszik lehetővé a napi bejegyzések lekérdezését és módosítását.</w:t>
+        <w:t>DailyNoteClient: A naplózás központi eleme. Metódusai (pl. getDailyNote, addFoodToMeal) teszik lehetővé a napi bejegyzések lekérdezését és módosítását.</w:t>
       </w:r>
     </w:p>
     <w:p>
@@ -13225,30 +11374,14 @@
         </w:numPr>
       </w:pPr>
       <w:r>
-        <w:t xml:space="preserve">MealEntriesClient, MealFoodsClient: A napló részleteinek (étkezések, tételek) finomhangolását végző </w:t>
-      </w:r>
-      <w:proofErr w:type="gramStart"/>
-      <w:r>
-        <w:t>kliensek</w:t>
-      </w:r>
-      <w:proofErr w:type="gramEnd"/>
-      <w:r>
-        <w:t>.</w:t>
+        <w:t>MealEntriesClient, MealFoodsClient: A napló részleteinek (étkezések, tételek) finomhangolását végző kliensek.</w:t>
       </w:r>
     </w:p>
     <w:p/>
     <w:p>
       <w:r>
         <w:lastRenderedPageBreak/>
-        <w:t xml:space="preserve">Ezeket a </w:t>
-      </w:r>
-      <w:proofErr w:type="gramStart"/>
-      <w:r>
-        <w:t>klienseket</w:t>
-      </w:r>
-      <w:proofErr w:type="gramEnd"/>
-      <w:r>
-        <w:t xml:space="preserve"> a komponenseimben (pl. DailyNoteComponent) függőséginjektálással (DI) érem el, így a kódom tiszta és típusos marad:</w:t>
+        <w:t>Ezeket a klienseket a komponenseimben (pl. DailyNoteComponent) függőséginjektálással (DI) érem el, így a kódom tiszta és típusos marad:</w:t>
       </w:r>
     </w:p>
     <w:p>
@@ -13262,23 +11395,13 @@
       </w:r>
     </w:p>
     <w:p>
-      <w:proofErr w:type="gramStart"/>
-      <w:r>
-        <w:t>constructor(</w:t>
-      </w:r>
-      <w:proofErr w:type="gramEnd"/>
-      <w:r>
-        <w:t>private dailyNoteClient: DailyNoteClient) {}</w:t>
-      </w:r>
-    </w:p>
-    <w:p>
-      <w:proofErr w:type="gramStart"/>
-      <w:r>
-        <w:t>this.dailyNoteClient.getDailyNote(</w:t>
-      </w:r>
-      <w:proofErr w:type="gramEnd"/>
-      <w:r>
-        <w:t>dateString).subscribe(result =&gt; {</w:t>
+      <w:r>
+        <w:t>constructor(private dailyNoteClient: DailyNoteClient) {}</w:t>
+      </w:r>
+    </w:p>
+    <w:p>
+      <w:r>
+        <w:t>this.dailyNoteClient.getDailyNote(dateString).subscribe(result =&gt; {</w:t>
       </w:r>
     </w:p>
     <w:p>
@@ -13293,57 +11416,17 @@
     </w:p>
     <w:p>
       <w:r>
-        <w:t>Típusos DTO-k (Interfészek): A kliens</w:t>
-      </w:r>
-      <w:proofErr w:type="gramStart"/>
-      <w:r>
-        <w:t>fájl</w:t>
-      </w:r>
-      <w:proofErr w:type="gramEnd"/>
-      <w:r>
-        <w:t xml:space="preserve"> nemcsak a logikát, hanem a teljes adatmodellt is tartalmazza TypeScript interfészek formájában. Ez </w:t>
-      </w:r>
-      <w:proofErr w:type="gramStart"/>
-      <w:r>
-        <w:t>garantálja</w:t>
-      </w:r>
-      <w:proofErr w:type="gramEnd"/>
-      <w:r>
-        <w:t>, hogy a frontend és a backend "egy nyelvet beszéljen". A generált modellek között megtalálhatóak:</w:t>
-      </w:r>
-    </w:p>
-    <w:p>
-      <w:r>
-        <w:t xml:space="preserve">Válasz modellek (Response DTOs): Mint például a DailyNoteResponseDto, UserProfileResponseDto vagy RecipeResponseDto. Ezek pontosan </w:t>
-      </w:r>
-      <w:proofErr w:type="gramStart"/>
-      <w:r>
-        <w:t>definiálják</w:t>
-      </w:r>
-      <w:proofErr w:type="gramEnd"/>
-      <w:r>
-        <w:t>, milyen adatokat kap a kliens a szervertől (pl. a DailyNoteResponseDto tartalmazza a dailyTargetCalorie és actualCalorie mezőket).</w:t>
-      </w:r>
-    </w:p>
-    <w:p>
-      <w:r>
-        <w:t xml:space="preserve">Létrehozási modellek (Create DTOs): Az adatok küldésekor használt </w:t>
-      </w:r>
-      <w:proofErr w:type="gramStart"/>
-      <w:r>
-        <w:t>struktúrák</w:t>
-      </w:r>
-      <w:proofErr w:type="gramEnd"/>
-      <w:r>
-        <w:t xml:space="preserve">, mint a RecipeCreateDto vagy UserActivityCreateDto. Ezek biztosítják, hogy csak valid </w:t>
-      </w:r>
-      <w:proofErr w:type="gramStart"/>
-      <w:r>
-        <w:t>struktúrájú</w:t>
-      </w:r>
-      <w:proofErr w:type="gramEnd"/>
-      <w:r>
-        <w:t xml:space="preserve"> adatot küldhessek a szervernek.</w:t>
+        <w:t>Típusos DTO-k (Interfészek): A kliensfájl nemcsak a logikát, hanem a teljes adatmodellt is tartalmazza TypeScript interfészek formájában. Ez garantálja, hogy a frontend és a backend "egy nyelvet beszéljen". A generált modellek között megtalálhatóak:</w:t>
+      </w:r>
+    </w:p>
+    <w:p>
+      <w:r>
+        <w:t>Válasz modellek (Response DTOs): Mint például a DailyNoteResponseDto, UserProfileResponseDto vagy RecipeResponseDto. Ezek pontosan definiálják, milyen adatokat kap a kliens a szervertől (pl. a DailyNoteResponseDto tartalmazza a dailyTargetCalorie és actualCalorie mezőket).</w:t>
+      </w:r>
+    </w:p>
+    <w:p>
+      <w:r>
+        <w:t>Létrehozási modellek (Create DTOs): Az adatok küldésekor használt struktúrák, mint a RecipeCreateDto vagy UserActivityCreateDto. Ezek biztosítják, hogy csak valid struktúrájú adatot küldhessek a szervernek.</w:t>
       </w:r>
     </w:p>
     <w:p>
@@ -13355,15 +11438,7 @@
         </w:rPr>
       </w:pPr>
       <w:r>
-        <w:t xml:space="preserve">Segédtípusok: Olyan enyhébb típusok és interfészek (pl. MealTypeResponseDto, FoodResponseDto), amelyek a </w:t>
-      </w:r>
-      <w:proofErr w:type="gramStart"/>
-      <w:r>
-        <w:t>komplexebb</w:t>
-      </w:r>
-      <w:proofErr w:type="gramEnd"/>
-      <w:r>
-        <w:t xml:space="preserve"> objektumok építőkockái.</w:t>
+        <w:t>Segédtípusok: Olyan enyhébb típusok és interfészek (pl. MealTypeResponseDto, FoodResponseDto), amelyek a komplexebb objektumok építőkockái.</w:t>
       </w:r>
     </w:p>
     <w:p>
@@ -13376,36 +11451,12 @@
     </w:p>
     <w:p>
       <w:r>
-        <w:t xml:space="preserve">A védett API végpontok eléréséhez minden egyes HTTP kérés fejlécében (Header) küldeni kell az érvényes JWT tokent. A DRY (Don't Repeat Yourself) elvét követve ezt a logikát nem a </w:t>
-      </w:r>
-      <w:proofErr w:type="gramStart"/>
-      <w:r>
-        <w:t>komponensekbe</w:t>
-      </w:r>
-      <w:proofErr w:type="gramEnd"/>
-      <w:r>
-        <w:t xml:space="preserve"> égettem be, hanem egy HttpInterceptor segítségével központosítottam.</w:t>
-      </w:r>
-    </w:p>
-    <w:p>
-      <w:r>
-        <w:t xml:space="preserve">A src/app/shared/interceptors/jwt.interceptor.ts </w:t>
-      </w:r>
-      <w:proofErr w:type="gramStart"/>
-      <w:r>
-        <w:t>fájlban</w:t>
-      </w:r>
-      <w:proofErr w:type="gramEnd"/>
-      <w:r>
-        <w:t xml:space="preserve"> implementáltam a JwtInterceptor osztályt, amely implementálja az Angular HttpInterceptor interfészét. Ez a technológia "middleware-ként" működik a </w:t>
-      </w:r>
-      <w:proofErr w:type="gramStart"/>
-      <w:r>
-        <w:t>kliens</w:t>
-      </w:r>
-      <w:proofErr w:type="gramEnd"/>
-      <w:r>
-        <w:t xml:space="preserve"> oldalon: minden kifelé menő kérést elfog, módosít, majd továbbít.</w:t>
+        <w:t>A védett API végpontok eléréséhez minden egyes HTTP kérés fejlécében (Header) küldeni kell az érvényes JWT tokent. A DRY (Don't Repeat Yourself) elvét követve ezt a logikát nem a komponensekbe égettem be, hanem egy HttpInterceptor segítségével központosítottam.</w:t>
+      </w:r>
+    </w:p>
+    <w:p>
+      <w:r>
+        <w:t>A src/app/shared/interceptors/jwt.interceptor.ts fájlban implementáltam a JwtInterceptor osztályt, amely implementálja az Angular HttpInterceptor interfészét. Ez a technológia "middleware-ként" működik a kliens oldalon: minden kifelé menő kérést elfog, módosít, majd továbbít.</w:t>
       </w:r>
     </w:p>
     <w:p>
@@ -13426,15 +11477,7 @@
         </w:numPr>
       </w:pPr>
       <w:r>
-        <w:t xml:space="preserve">Feliratkozás: Az intercept </w:t>
-      </w:r>
-      <w:proofErr w:type="gramStart"/>
-      <w:r>
-        <w:t>metódusban</w:t>
-      </w:r>
-      <w:proofErr w:type="gramEnd"/>
-      <w:r>
-        <w:t xml:space="preserve"> feliratkozom az AccountService-ben tárolt user$ observable-re, de a take(1) operátorral biztosítom, hogy csak az aktuális értéket vegye ki, és azonnal le is iratkozzon (így elkerülhető a memóriaszivárgás).</w:t>
+        <w:t>Feliratkozás: Az intercept metódusban feliratkozom az AccountService-ben tárolt user$ observable-re, de a take(1) operátorral biztosítom, hogy csak az aktuális értéket vegye ki, és azonnal le is iratkozzon (így elkerülhető a memóriaszivárgás).</w:t>
       </w:r>
     </w:p>
     <w:p>
@@ -13446,15 +11489,7 @@
         </w:numPr>
       </w:pPr>
       <w:r>
-        <w:t xml:space="preserve">Ellenőrzés: Megvizsgálom, hogy a felhasználó be van-e jelentkezve (létezik-e </w:t>
-      </w:r>
-      <w:proofErr w:type="gramStart"/>
-      <w:r>
-        <w:t>a</w:t>
-      </w:r>
-      <w:proofErr w:type="gramEnd"/>
-      <w:r>
-        <w:t xml:space="preserve"> user objektum és a hozzá tartozó jwt token).</w:t>
+        <w:t>Ellenőrzés: Megvizsgálom, hogy a felhasználó be van-e jelentkezve (létezik-e a user objektum és a hozzá tartozó jwt token).</w:t>
       </w:r>
     </w:p>
     <w:p>
@@ -13466,15 +11501,7 @@
         </w:numPr>
       </w:pPr>
       <w:r>
-        <w:t xml:space="preserve">Klónozás és Módosítás: Mivel az Angularban a HttpRequest </w:t>
-      </w:r>
-      <w:proofErr w:type="gramStart"/>
-      <w:r>
-        <w:t>objektumok</w:t>
-      </w:r>
-      <w:proofErr w:type="gramEnd"/>
-      <w:r>
-        <w:t xml:space="preserve"> immutábilisak (nem módosíthatók), a kérést a .clone() metódussal lemásolom. A másolat fejlécéhez adom hozzá az Authorization kulcsot a Bearer &lt;token&gt; értékkel.</w:t>
+        <w:t>Klónozás és Módosítás: Mivel az Angularban a HttpRequest objektumok immutábilisak (nem módosíthatók), a kérést a .clone() metódussal lemásolom. A másolat fejlécéhez adom hozzá az Authorization kulcsot a Bearer &lt;token&gt; értékkel.</w:t>
       </w:r>
     </w:p>
     <w:p>
@@ -13486,28 +11513,12 @@
         </w:numPr>
       </w:pPr>
       <w:r>
-        <w:t xml:space="preserve">Továbbítás: A módosított (klónozott) kérést adom át a next.handle() </w:t>
-      </w:r>
-      <w:proofErr w:type="gramStart"/>
-      <w:r>
-        <w:t>metódusnak</w:t>
-      </w:r>
-      <w:proofErr w:type="gramEnd"/>
-      <w:r>
-        <w:t>, amely ténylegesen elküldi azt a szerver felé.</w:t>
-      </w:r>
-    </w:p>
-    <w:p>
-      <w:r>
-        <w:t xml:space="preserve">(Kódrészlet beszúrása: jwt.interceptor.ts-ből az intercept </w:t>
-      </w:r>
-      <w:proofErr w:type="gramStart"/>
-      <w:r>
-        <w:t>metódus</w:t>
-      </w:r>
-      <w:proofErr w:type="gramEnd"/>
-      <w:r>
-        <w:t>)</w:t>
+        <w:t>Továbbítás: A módosított (klónozott) kérést adom át a next.handle() metódusnak, amely ténylegesen elküldi azt a szerver felé.</w:t>
+      </w:r>
+    </w:p>
+    <w:p>
+      <w:r>
+        <w:t>(Kódrészlet beszúrása: jwt.interceptor.ts-ből az intercept metódus)</w:t>
       </w:r>
     </w:p>
     <w:p>
@@ -13532,21 +11543,7 @@
         <w:rPr>
           <w:lang w:eastAsia="hu-HU"/>
         </w:rPr>
-        <w:t xml:space="preserve">A felhasználói fiókok kezelését, a hitelesítést és a biztonsági </w:t>
-      </w:r>
-      <w:proofErr w:type="gramStart"/>
-      <w:r>
-        <w:rPr>
-          <w:lang w:eastAsia="hu-HU"/>
-        </w:rPr>
-        <w:t>funkciókat</w:t>
-      </w:r>
-      <w:proofErr w:type="gramEnd"/>
-      <w:r>
-        <w:rPr>
-          <w:lang w:eastAsia="hu-HU"/>
-        </w:rPr>
-        <w:t xml:space="preserve"> egy dedikált modulban, az AccountModule-ban valósítottam meg. Ez a modul fizikailag is elkülönül az alkalmazás többi részétől (src/app/account), és saját útvonalválasztóval (AccountRoutingModule) rendelkezik, amely a lusta betöltés (Lazy Loading) révén csak szükség esetén töltődik be a böngészőbe.</w:t>
+        <w:t>A felhasználói fiókok kezelését, a hitelesítést és a biztonsági funkciókat egy dedikált modulban, az AccountModule-ban valósítottam meg. Ez a modul fizikailag is elkülönül az alkalmazás többi részétől (src/app/account), és saját útvonalválasztóval (AccountRoutingModule) rendelkezik, amely a lusta betöltés (Lazy Loading) révén csak szükség esetén töltődik be a böngészőbe.</w:t>
       </w:r>
     </w:p>
     <w:p>
@@ -13586,62 +11583,20 @@
         <w:rPr>
           <w:lang w:eastAsia="hu-HU"/>
         </w:rPr>
-        <w:t xml:space="preserve">A legnagyobb kihívást az jelentette, hogy az Angular </w:t>
-      </w:r>
-      <w:proofErr w:type="gramStart"/>
-      <w:r>
-        <w:rPr>
-          <w:lang w:eastAsia="hu-HU"/>
-        </w:rPr>
-        <w:t>komponensek</w:t>
-      </w:r>
-      <w:proofErr w:type="gramEnd"/>
-      <w:r>
-        <w:rPr>
-          <w:lang w:eastAsia="hu-HU"/>
-        </w:rPr>
-        <w:t xml:space="preserve"> (pl. a Navbar) aszinkron módon töltődnek be, így biztosítanom kellett, hogy a bejelentkezési állapot bárki számára, bármikor elérhető legyen. Erre a célra egy ReplaySubject&lt;User | </w:t>
-      </w:r>
-      <w:proofErr w:type="gramStart"/>
-      <w:r>
-        <w:rPr>
-          <w:lang w:eastAsia="hu-HU"/>
-        </w:rPr>
-        <w:t>null</w:t>
-      </w:r>
-      <w:proofErr w:type="gramEnd"/>
-      <w:r>
-        <w:rPr>
-          <w:lang w:eastAsia="hu-HU"/>
-        </w:rPr>
-        <w:t>&gt;(1) típusú objektumot (userSource) alkalmaztam.</w:t>
-      </w:r>
-    </w:p>
-    <w:p>
-      <w:pPr>
-        <w:rPr>
-          <w:lang w:eastAsia="hu-HU"/>
-        </w:rPr>
-      </w:pPr>
-      <w:r>
-        <w:rPr>
-          <w:lang w:eastAsia="hu-HU"/>
-        </w:rPr>
-        <w:t xml:space="preserve">(Kódrészlet beszúrása: account.service.ts-ből </w:t>
-      </w:r>
-      <w:proofErr w:type="gramStart"/>
-      <w:r>
-        <w:rPr>
-          <w:lang w:eastAsia="hu-HU"/>
-        </w:rPr>
-        <w:t>a</w:t>
-      </w:r>
-      <w:proofErr w:type="gramEnd"/>
-      <w:r>
-        <w:rPr>
-          <w:lang w:eastAsia="hu-HU"/>
-        </w:rPr>
-        <w:t xml:space="preserve"> userSource definíciója és a refreshUser metódus)</w:t>
+        <w:t>A legnagyobb kihívást az jelentette, hogy az Angular komponensek (pl. a Navbar) aszinkron módon töltődnek be, így biztosítanom kellett, hogy a bejelentkezési állapot bárki számára, bármikor elérhető legyen. Erre a célra egy ReplaySubject&lt;User | null&gt;(1) típusú objektumot (userSource) alkalmaztam.</w:t>
+      </w:r>
+    </w:p>
+    <w:p>
+      <w:pPr>
+        <w:rPr>
+          <w:lang w:eastAsia="hu-HU"/>
+        </w:rPr>
+      </w:pPr>
+      <w:r>
+        <w:rPr>
+          <w:lang w:eastAsia="hu-HU"/>
+        </w:rPr>
+        <w:t>(Kódrészlet beszúrása: account.service.ts-ből a userSource definíciója és a refreshUser metódus)</w:t>
       </w:r>
     </w:p>
     <w:p>
@@ -13655,62 +11610,20 @@
           <w:lang w:eastAsia="hu-HU"/>
         </w:rPr>
         <w:lastRenderedPageBreak/>
-        <w:t xml:space="preserve">Miért ReplaySubject? Szemben a hagyományos Subject vagy BehaviorSubject megoldásokkal, a </w:t>
-      </w:r>
-      <w:proofErr w:type="gramStart"/>
-      <w:r>
-        <w:rPr>
-          <w:lang w:eastAsia="hu-HU"/>
-        </w:rPr>
-        <w:t>ReplaySubject(</w:t>
-      </w:r>
-      <w:proofErr w:type="gramEnd"/>
-      <w:r>
-        <w:rPr>
-          <w:lang w:eastAsia="hu-HU"/>
-        </w:rPr>
-        <w:t xml:space="preserve">1) eltárolja ("visszajátssza") az utolsó kibocsátott értéket az új feliratkozóknak. Így, ha az AuthGuard csak később iratkozik fel, akkor is azonnal megkapja az </w:t>
-      </w:r>
-      <w:proofErr w:type="gramStart"/>
-      <w:r>
-        <w:rPr>
-          <w:lang w:eastAsia="hu-HU"/>
-        </w:rPr>
-        <w:t>aktuális</w:t>
-      </w:r>
-      <w:proofErr w:type="gramEnd"/>
-      <w:r>
-        <w:rPr>
-          <w:lang w:eastAsia="hu-HU"/>
-        </w:rPr>
-        <w:t xml:space="preserve"> felhasználói objektumot, elkerülve a versenyhelyzeteket (Race Conditions).</w:t>
-      </w:r>
-    </w:p>
-    <w:p>
-      <w:pPr>
-        <w:rPr>
-          <w:lang w:eastAsia="hu-HU"/>
-        </w:rPr>
-      </w:pPr>
-      <w:r>
-        <w:rPr>
-          <w:lang w:eastAsia="hu-HU"/>
-        </w:rPr>
-        <w:t xml:space="preserve">Az oldal újratöltésekor (F5) a munkamenet folytonosságát a localStorage-ba mentett adatokkal és a refreshUser </w:t>
-      </w:r>
-      <w:proofErr w:type="gramStart"/>
-      <w:r>
-        <w:rPr>
-          <w:lang w:eastAsia="hu-HU"/>
-        </w:rPr>
-        <w:t>metódussal</w:t>
-      </w:r>
-      <w:proofErr w:type="gramEnd"/>
-      <w:r>
-        <w:rPr>
-          <w:lang w:eastAsia="hu-HU"/>
-        </w:rPr>
-        <w:t xml:space="preserve"> biztosítom, amely automatikusan megújítja az állapotot, ha talál érvényes tokent.</w:t>
+        <w:t>Miért ReplaySubject? Szemben a hagyományos Subject vagy BehaviorSubject megoldásokkal, a ReplaySubject(1) eltárolja ("visszajátssza") az utolsó kibocsátott értéket az új feliratkozóknak. Így, ha az AuthGuard csak később iratkozik fel, akkor is azonnal megkapja az aktuális felhasználói objektumot, elkerülve a versenyhelyzeteket (Race Conditions).</w:t>
+      </w:r>
+    </w:p>
+    <w:p>
+      <w:pPr>
+        <w:rPr>
+          <w:lang w:eastAsia="hu-HU"/>
+        </w:rPr>
+      </w:pPr>
+      <w:r>
+        <w:rPr>
+          <w:lang w:eastAsia="hu-HU"/>
+        </w:rPr>
+        <w:t>Az oldal újratöltésekor (F5) a munkamenet folytonosságát a localStorage-ba mentett adatokkal és a refreshUser metódussal biztosítom, amely automatikusan megújítja az állapotot, ha talál érvényes tokent.</w:t>
       </w:r>
     </w:p>
     <w:p>
@@ -13737,76 +11650,20 @@
         <w:rPr>
           <w:lang w:eastAsia="hu-HU"/>
         </w:rPr>
-        <w:t xml:space="preserve">A beviteli űrlapok kezeléséhez minden esetben az Angular Reactive Forms modulját használtam, mivel ez lehetőséget ad a </w:t>
-      </w:r>
-      <w:proofErr w:type="gramStart"/>
-      <w:r>
-        <w:rPr>
-          <w:lang w:eastAsia="hu-HU"/>
-        </w:rPr>
-        <w:t>komplex</w:t>
-      </w:r>
-      <w:proofErr w:type="gramEnd"/>
-      <w:r>
-        <w:rPr>
-          <w:lang w:eastAsia="hu-HU"/>
-        </w:rPr>
-        <w:t xml:space="preserve"> validációs logika (pl. jelszóerősség) TypeScript oldali implementálására és tesztelésére.</w:t>
-      </w:r>
-    </w:p>
-    <w:p>
-      <w:pPr>
-        <w:rPr>
-          <w:lang w:eastAsia="hu-HU"/>
-        </w:rPr>
-      </w:pPr>
-      <w:r>
-        <w:rPr>
-          <w:lang w:eastAsia="hu-HU"/>
-        </w:rPr>
-        <w:t xml:space="preserve">Regisztráció (RegisterComponent): Az űrlap (registerForm) validátorai biztosítják, hogy a név minimum 3 </w:t>
-      </w:r>
-      <w:proofErr w:type="gramStart"/>
-      <w:r>
-        <w:rPr>
-          <w:lang w:eastAsia="hu-HU"/>
-        </w:rPr>
-        <w:t>karakter</w:t>
-      </w:r>
-      <w:proofErr w:type="gramEnd"/>
-      <w:r>
-        <w:rPr>
-          <w:lang w:eastAsia="hu-HU"/>
-        </w:rPr>
-        <w:t xml:space="preserve"> legyen, az e-mail cím megfeleljen a szabványos regex mintának, a jelszó pedig 6-15 karakter hosszú legyen. A "Create Account" gomb megnyomásakor a </w:t>
-      </w:r>
-      <w:proofErr w:type="gramStart"/>
-      <w:r>
-        <w:rPr>
-          <w:lang w:eastAsia="hu-HU"/>
-        </w:rPr>
-        <w:t>komponens</w:t>
-      </w:r>
-      <w:proofErr w:type="gramEnd"/>
-      <w:r>
-        <w:rPr>
-          <w:lang w:eastAsia="hu-HU"/>
-        </w:rPr>
-        <w:t xml:space="preserve"> feliratkozik az AccountService.register() metódusára. Siker esetén a SharedService segítségével értesítem a felhasználót, majd a bejelentkezési oldalra </w:t>
-      </w:r>
-      <w:proofErr w:type="gramStart"/>
-      <w:r>
-        <w:rPr>
-          <w:lang w:eastAsia="hu-HU"/>
-        </w:rPr>
-        <w:t>navigálom</w:t>
-      </w:r>
-      <w:proofErr w:type="gramEnd"/>
-      <w:r>
-        <w:rPr>
-          <w:lang w:eastAsia="hu-HU"/>
-        </w:rPr>
-        <w:t>.</w:t>
+        <w:t>A beviteli űrlapok kezeléséhez minden esetben az Angular Reactive Forms modulját használtam, mivel ez lehetőséget ad a komplex validációs logika (pl. jelszóerősség) TypeScript oldali implementálására és tesztelésére.</w:t>
+      </w:r>
+    </w:p>
+    <w:p>
+      <w:pPr>
+        <w:rPr>
+          <w:lang w:eastAsia="hu-HU"/>
+        </w:rPr>
+      </w:pPr>
+      <w:r>
+        <w:rPr>
+          <w:lang w:eastAsia="hu-HU"/>
+        </w:rPr>
+        <w:t>Regisztráció (RegisterComponent): Az űrlap (registerForm) validátorai biztosítják, hogy a név minimum 3 karakter legyen, az e-mail cím megfeleljen a szabványos regex mintának, a jelszó pedig 6-15 karakter hosszú legyen. A "Create Account" gomb megnyomásakor a komponens feliratkozik az AccountService.register() metódusára. Siker esetén a SharedService segítségével értesítem a felhasználót, majd a bejelentkezési oldalra navigálom.</w:t>
       </w:r>
     </w:p>
     <w:p>
@@ -13837,35 +11694,7 @@
         <w:rPr>
           <w:lang w:eastAsia="hu-HU"/>
         </w:rPr>
-        <w:t xml:space="preserve">Intelligens átirányítás: A </w:t>
-      </w:r>
-      <w:proofErr w:type="gramStart"/>
-      <w:r>
-        <w:rPr>
-          <w:lang w:eastAsia="hu-HU"/>
-        </w:rPr>
-        <w:t>komponens</w:t>
-      </w:r>
-      <w:proofErr w:type="gramEnd"/>
-      <w:r>
-        <w:rPr>
-          <w:lang w:eastAsia="hu-HU"/>
-        </w:rPr>
-        <w:t xml:space="preserve"> inicializálásakor (ngOnInit) kiolvasom a returnUrl paramétert az URL-ből. Ha a felhasználó korábban egy védett oldalról (pl. /dailynote) lett átirányítva a bejelentkezéshez, sikeres belépés után a rendszer </w:t>
-      </w:r>
-      <w:proofErr w:type="gramStart"/>
-      <w:r>
-        <w:rPr>
-          <w:lang w:eastAsia="hu-HU"/>
-        </w:rPr>
-        <w:t>automatikusan</w:t>
-      </w:r>
-      <w:proofErr w:type="gramEnd"/>
-      <w:r>
-        <w:rPr>
-          <w:lang w:eastAsia="hu-HU"/>
-        </w:rPr>
-        <w:t xml:space="preserve"> visszanavigálja oda.</w:t>
+        <w:t>Intelligens átirányítás: A komponens inicializálásakor (ngOnInit) kiolvasom a returnUrl paramétert az URL-ből. Ha a felhasználó korábban egy védett oldalról (pl. /dailynote) lett átirányítva a bejelentkezéshez, sikeres belépés után a rendszer automatikusan visszanavigálja oda.</w:t>
       </w:r>
     </w:p>
     <w:p>
@@ -13883,21 +11712,7 @@
         <w:rPr>
           <w:lang w:eastAsia="hu-HU"/>
         </w:rPr>
-        <w:t xml:space="preserve">Email megerősítés kezelése: A HTML sablonban külön figyelmet fordítottam arra az esetre, ha a bejelentkezés azért hiúsul meg, mert a felhasználó még nem erősítette meg az e-mail címét. Ha a hibaüzenet tartalmazza a "Please confirm your email" szöveget, dinamikusan megjelenítek egy </w:t>
-      </w:r>
-      <w:proofErr w:type="gramStart"/>
-      <w:r>
-        <w:rPr>
-          <w:lang w:eastAsia="hu-HU"/>
-        </w:rPr>
-        <w:t>linket</w:t>
-      </w:r>
-      <w:proofErr w:type="gramEnd"/>
-      <w:r>
-        <w:rPr>
-          <w:lang w:eastAsia="hu-HU"/>
-        </w:rPr>
-        <w:t xml:space="preserve"> ("Click here to resend email confirmation link..."), amely meghívja a resendEmailConfirmationLink() metódust.</w:t>
+        <w:t>Email megerősítés kezelése: A HTML sablonban külön figyelmet fordítottam arra az esetre, ha a bejelentkezés azért hiúsul meg, mert a felhasználó még nem erősítette meg az e-mail címét. Ha a hibaüzenet tartalmazza a "Please confirm your email" szöveget, dinamikusan megjelenítek egy linket ("Click here to resend email confirmation link..."), amely meghívja a resendEmailConfirmationLink() metódust.</w:t>
       </w:r>
     </w:p>
     <w:p>
@@ -13925,21 +11740,7 @@
         <w:rPr>
           <w:lang w:eastAsia="hu-HU"/>
         </w:rPr>
-        <w:t xml:space="preserve">A fiókkezelés teljes életciklusát lefedtem az alábbi </w:t>
-      </w:r>
-      <w:proofErr w:type="gramStart"/>
-      <w:r>
-        <w:rPr>
-          <w:lang w:eastAsia="hu-HU"/>
-        </w:rPr>
-        <w:t>komponensekkel</w:t>
-      </w:r>
-      <w:proofErr w:type="gramEnd"/>
-      <w:r>
-        <w:rPr>
-          <w:lang w:eastAsia="hu-HU"/>
-        </w:rPr>
-        <w:t>:</w:t>
+        <w:t>A fiókkezelés teljes életciklusát lefedtem az alábbi komponensekkel:</w:t>
       </w:r>
     </w:p>
     <w:p>
@@ -13953,35 +11754,7 @@
           <w:lang w:eastAsia="hu-HU"/>
         </w:rPr>
         <w:lastRenderedPageBreak/>
-        <w:t xml:space="preserve">ConfirmEmailComponent: Ez a </w:t>
-      </w:r>
-      <w:proofErr w:type="gramStart"/>
-      <w:r>
-        <w:rPr>
-          <w:lang w:eastAsia="hu-HU"/>
-        </w:rPr>
-        <w:t>komponens</w:t>
-      </w:r>
-      <w:proofErr w:type="gramEnd"/>
-      <w:r>
-        <w:rPr>
-          <w:lang w:eastAsia="hu-HU"/>
-        </w:rPr>
-        <w:t xml:space="preserve"> végzi a regisztráció véglegesítését. </w:t>
-      </w:r>
-      <w:proofErr w:type="gramStart"/>
-      <w:r>
-        <w:rPr>
-          <w:lang w:eastAsia="hu-HU"/>
-        </w:rPr>
-        <w:t>Az</w:t>
-      </w:r>
-      <w:proofErr w:type="gramEnd"/>
-      <w:r>
-        <w:rPr>
-          <w:lang w:eastAsia="hu-HU"/>
-        </w:rPr>
-        <w:t xml:space="preserve"> ngOnInit életciklusban feliratkozom az ActivatedRoute paramétereire, és kinyerem az URL-ből érkező hitelesítő tokent és e-mail címet.</w:t>
+        <w:t>ConfirmEmailComponent: Ez a komponens végzi a regisztráció véglegesítését. Az ngOnInit életciklusban feliratkozom az ActivatedRoute paramétereire, és kinyerem az URL-ből érkező hitelesítő tokent és e-mail címet.</w:t>
       </w:r>
     </w:p>
     <w:p>
@@ -13999,21 +11772,7 @@
         <w:rPr>
           <w:lang w:eastAsia="hu-HU"/>
         </w:rPr>
-        <w:t xml:space="preserve">Ezekkel az adatokkal </w:t>
-      </w:r>
-      <w:proofErr w:type="gramStart"/>
-      <w:r>
-        <w:rPr>
-          <w:lang w:eastAsia="hu-HU"/>
-        </w:rPr>
-        <w:t>automatikusan</w:t>
-      </w:r>
-      <w:proofErr w:type="gramEnd"/>
-      <w:r>
-        <w:rPr>
-          <w:lang w:eastAsia="hu-HU"/>
-        </w:rPr>
-        <w:t xml:space="preserve"> meghívom az AccountService.confirmEmail metódust.</w:t>
+        <w:t>Ezekkel az adatokkal automatikusan meghívom az AccountService.confirmEmail metódust.</w:t>
       </w:r>
     </w:p>
     <w:p>
@@ -14031,103 +11790,33 @@
         <w:rPr>
           <w:lang w:eastAsia="hu-HU"/>
         </w:rPr>
-        <w:t xml:space="preserve">A visszajelzést egy success logikai változó vezérli: siker esetén (success = true) a felhasználó egy "Login" gombot lát, hiba esetén (pl. lejárt token) pedig a rendszer felajánlja a megerősítő </w:t>
-      </w:r>
-      <w:proofErr w:type="gramStart"/>
-      <w:r>
-        <w:rPr>
-          <w:lang w:eastAsia="hu-HU"/>
-        </w:rPr>
-        <w:t>link</w:t>
-      </w:r>
-      <w:proofErr w:type="gramEnd"/>
-      <w:r>
-        <w:rPr>
-          <w:lang w:eastAsia="hu-HU"/>
-        </w:rPr>
-        <w:t xml:space="preserve"> újraküldését a resendEmailConfirmationLink() metódus segítségével.</w:t>
-      </w:r>
-    </w:p>
-    <w:p>
-      <w:pPr>
-        <w:rPr>
-          <w:lang w:eastAsia="hu-HU"/>
-        </w:rPr>
-      </w:pPr>
-      <w:r>
-        <w:rPr>
-          <w:lang w:eastAsia="hu-HU"/>
-        </w:rPr>
-        <w:t xml:space="preserve">SendEmailComponent (Többfunkciós űrlap): A kódduplikáció elkerülése érdekében egyetlen </w:t>
-      </w:r>
-      <w:proofErr w:type="gramStart"/>
-      <w:r>
-        <w:rPr>
-          <w:lang w:eastAsia="hu-HU"/>
-        </w:rPr>
-        <w:t>komponenst</w:t>
-      </w:r>
-      <w:proofErr w:type="gramEnd"/>
-      <w:r>
-        <w:rPr>
-          <w:lang w:eastAsia="hu-HU"/>
-        </w:rPr>
-        <w:t xml:space="preserve"> készítettem az "Elfelejtett jelszó" és az "E-mail megerősítés újraküldése" funkciókhoz. A </w:t>
-      </w:r>
-      <w:proofErr w:type="gramStart"/>
-      <w:r>
-        <w:rPr>
-          <w:lang w:eastAsia="hu-HU"/>
-        </w:rPr>
-        <w:t>komponens</w:t>
-      </w:r>
-      <w:proofErr w:type="gramEnd"/>
-      <w:r>
-        <w:rPr>
-          <w:lang w:eastAsia="hu-HU"/>
-        </w:rPr>
-        <w:t xml:space="preserve"> az URL paraméter (mode) alapján dönti el, melyik üzemmódban működjön.</w:t>
-      </w:r>
-    </w:p>
-    <w:p>
-      <w:pPr>
-        <w:rPr>
-          <w:lang w:eastAsia="hu-HU"/>
-        </w:rPr>
-      </w:pPr>
-      <w:r>
-        <w:rPr>
-          <w:lang w:eastAsia="hu-HU"/>
-        </w:rPr>
-        <w:t xml:space="preserve">ResetPasswordComponent: Ez a felület fogadja a felhasználót, amikor az e-mailben kapott jelszó-helyreállító </w:t>
-      </w:r>
-      <w:proofErr w:type="gramStart"/>
-      <w:r>
-        <w:rPr>
-          <w:lang w:eastAsia="hu-HU"/>
-        </w:rPr>
-        <w:t>linkre</w:t>
-      </w:r>
-      <w:proofErr w:type="gramEnd"/>
-      <w:r>
-        <w:rPr>
-          <w:lang w:eastAsia="hu-HU"/>
-        </w:rPr>
-        <w:t xml:space="preserve"> kattint. A rendszer </w:t>
-      </w:r>
-      <w:proofErr w:type="gramStart"/>
-      <w:r>
-        <w:rPr>
-          <w:lang w:eastAsia="hu-HU"/>
-        </w:rPr>
-        <w:t>automatikusan</w:t>
-      </w:r>
-      <w:proofErr w:type="gramEnd"/>
-      <w:r>
-        <w:rPr>
-          <w:lang w:eastAsia="hu-HU"/>
-        </w:rPr>
-        <w:t xml:space="preserve"> beilleszti a tokent és az e-mail címet az űrlapba (az e-mail mezőt letiltva disabled: true), így a felhasználónak csak az új jelszót kell megadnia a resetPasswordForm-ban.</w:t>
+        <w:t>A visszajelzést egy success logikai változó vezérli: siker esetén (success = true) a felhasználó egy "Login" gombot lát, hiba esetén (pl. lejárt token) pedig a rendszer felajánlja a megerősítő link újraküldését a resendEmailConfirmationLink() metódus segítségével.</w:t>
+      </w:r>
+    </w:p>
+    <w:p>
+      <w:pPr>
+        <w:rPr>
+          <w:lang w:eastAsia="hu-HU"/>
+        </w:rPr>
+      </w:pPr>
+      <w:r>
+        <w:rPr>
+          <w:lang w:eastAsia="hu-HU"/>
+        </w:rPr>
+        <w:t>SendEmailComponent (Többfunkciós űrlap): A kódduplikáció elkerülése érdekében egyetlen komponenst készítettem az "Elfelejtett jelszó" és az "E-mail megerősítés újraküldése" funkciókhoz. A komponens az URL paraméter (mode) alapján dönti el, melyik üzemmódban működjön.</w:t>
+      </w:r>
+    </w:p>
+    <w:p>
+      <w:pPr>
+        <w:rPr>
+          <w:lang w:eastAsia="hu-HU"/>
+        </w:rPr>
+      </w:pPr>
+      <w:r>
+        <w:rPr>
+          <w:lang w:eastAsia="hu-HU"/>
+        </w:rPr>
+        <w:t>ResetPasswordComponent: Ez a felület fogadja a felhasználót, amikor az e-mailben kapott jelszó-helyreállító linkre kattint. A rendszer automatikusan beilleszti a tokent és az e-mail címet az űrlapba (az e-mail mezőt letiltva disabled: true), így a felhasználónak csak az új jelszót kell megadnia a resetPasswordForm-ban.</w:t>
       </w:r>
     </w:p>
     <w:p>
@@ -14159,15 +11848,7 @@
         </w:rPr>
       </w:pPr>
       <w:r>
-        <w:t xml:space="preserve">A naplózási </w:t>
-      </w:r>
-      <w:proofErr w:type="gramStart"/>
-      <w:r>
-        <w:t>funkció</w:t>
-      </w:r>
-      <w:proofErr w:type="gramEnd"/>
-      <w:r>
-        <w:t xml:space="preserve"> működéséhez elengedhetetlenek a törzsadatok. Implementáltam a </w:t>
+        <w:t xml:space="preserve">A naplózási funkció működéséhez elengedhetetlenek a törzsadatok. Implementáltam a </w:t>
       </w:r>
       <w:r>
         <w:rPr>
@@ -14242,15 +11923,7 @@
         <w:t>loadActivities()</w:t>
       </w:r>
       <w:r>
-        <w:t xml:space="preserve"> </w:t>
-      </w:r>
-      <w:proofErr w:type="gramStart"/>
-      <w:r>
-        <w:t>metódusok</w:t>
-      </w:r>
-      <w:proofErr w:type="gramEnd"/>
-      <w:r>
-        <w:t xml:space="preserve"> az inicializáláskor (</w:t>
+        <w:t xml:space="preserve"> metódusok az inicializáláskor (</w:t>
       </w:r>
       <w:r>
         <w:rPr>
@@ -14277,15 +11950,7 @@
         <w:t>confirm</w:t>
       </w:r>
       <w:r>
-        <w:t xml:space="preserve">) dob fel. Jóváhagyás esetén a komponens meghívja a törlő végpontot, majd siker </w:t>
-      </w:r>
-      <w:proofErr w:type="gramStart"/>
-      <w:r>
-        <w:t>esetén</w:t>
-      </w:r>
-      <w:proofErr w:type="gramEnd"/>
-      <w:r>
-        <w:t xml:space="preserve"> kliens oldalon, a </w:t>
+        <w:t xml:space="preserve">) dob fel. Jóváhagyás esetén a komponens meghívja a törlő végpontot, majd siker esetén kliens oldalon, a </w:t>
       </w:r>
       <w:r>
         <w:rPr>
@@ -14307,15 +11972,7 @@
         <w:t>Létrehozás és Szerkesztés (Kettős célú űrlapok):</w:t>
       </w:r>
       <w:r>
-        <w:t xml:space="preserve"> A kódduplikáció elkerülése érdekében ugyanazt a </w:t>
-      </w:r>
-      <w:proofErr w:type="gramStart"/>
-      <w:r>
-        <w:t>komponenst</w:t>
-      </w:r>
-      <w:proofErr w:type="gramEnd"/>
-      <w:r>
-        <w:t xml:space="preserve"> (</w:t>
+        <w:t xml:space="preserve"> A kódduplikáció elkerülése érdekében ugyanazt a komponenst (</w:t>
       </w:r>
       <w:r>
         <w:rPr>
@@ -14352,15 +12009,7 @@
         <w:t>Állapotfelismerés:</w:t>
       </w:r>
       <w:r>
-        <w:t xml:space="preserve"> </w:t>
-      </w:r>
-      <w:proofErr w:type="gramStart"/>
-      <w:r>
-        <w:t>Az</w:t>
-      </w:r>
-      <w:proofErr w:type="gramEnd"/>
-      <w:r>
-        <w:t xml:space="preserve"> </w:t>
+        <w:t xml:space="preserve"> Az </w:t>
       </w:r>
       <w:r>
         <w:rPr>
@@ -14387,15 +12036,7 @@
         <w:t>id</w:t>
       </w:r>
       <w:r>
-        <w:t xml:space="preserve">, a </w:t>
-      </w:r>
-      <w:proofErr w:type="gramStart"/>
-      <w:r>
-        <w:t>komponens</w:t>
-      </w:r>
-      <w:proofErr w:type="gramEnd"/>
-      <w:r>
-        <w:t xml:space="preserve"> </w:t>
+        <w:t xml:space="preserve">, a komponens </w:t>
       </w:r>
       <w:r>
         <w:rPr>
@@ -14444,7 +12085,6 @@
       <w:r>
         <w:t xml:space="preserve"> segédfüggvényt futtatok le, amely eltávolítja az üres vagy </w:t>
       </w:r>
-      <w:proofErr w:type="gramStart"/>
       <w:r>
         <w:rPr>
           <w:rStyle w:val="HTML-kd"/>
@@ -14452,11 +12092,7 @@
         <w:t>null</w:t>
       </w:r>
       <w:r>
-        <w:t xml:space="preserve"> értékű</w:t>
-      </w:r>
-      <w:proofErr w:type="gramEnd"/>
-      <w:r>
-        <w:t xml:space="preserve"> mezőket a DTO-ból, biztosítva, hogy csak valid adat kerüljön a szerverre.</w:t>
+        <w:t xml:space="preserve"> értékű mezőket a DTO-ból, biztosítva, hogy csak valid adat kerüljön a szerverre.</w:t>
       </w:r>
     </w:p>
     <w:p>
@@ -14484,449 +12120,257 @@
         <w:t>createOrUpdate</w:t>
       </w:r>
       <w:r>
+        <w:t xml:space="preserve"> metódus dönti el az állapot alapján, hogy a </w:t>
+      </w:r>
+      <w:r>
+        <w:rPr>
+          <w:rStyle w:val="HTML-kd"/>
+        </w:rPr>
+        <w:t>create</w:t>
+      </w:r>
+      <w:r>
+        <w:t xml:space="preserve"> (POST) vagy az </w:t>
+      </w:r>
+      <w:r>
+        <w:rPr>
+          <w:rStyle w:val="HTML-kd"/>
+        </w:rPr>
+        <w:t>update</w:t>
+      </w:r>
+      <w:r>
+        <w:t xml:space="preserve"> (PUT) szolgáltatást hívja-e meg.</w:t>
+      </w:r>
+    </w:p>
+    <w:p>
+      <w:pPr>
+        <w:pStyle w:val="Cmsor4"/>
+        <w:rPr>
+          <w:lang w:eastAsia="hu-HU"/>
+        </w:rPr>
+      </w:pPr>
+      <w:r>
+        <w:rPr>
+          <w:lang w:eastAsia="hu-HU"/>
+        </w:rPr>
+        <w:t xml:space="preserve"> Listázás és UI szintű jogosultságkezelés</w:t>
+      </w:r>
+    </w:p>
+    <w:p>
+      <w:pPr>
+        <w:rPr>
+          <w:lang w:eastAsia="hu-HU"/>
+        </w:rPr>
+      </w:pPr>
+      <w:r>
+        <w:rPr>
+          <w:lang w:eastAsia="hu-HU"/>
+        </w:rPr>
+        <w:t>A FoodComponent és az ActivityCatalogComponent felelős az adatok táblázatos vagy kártyás megjelenítéséért.</w:t>
+      </w:r>
+    </w:p>
+    <w:p>
+      <w:pPr>
+        <w:rPr>
+          <w:lang w:eastAsia="hu-HU"/>
+        </w:rPr>
+      </w:pPr>
+      <w:r>
+        <w:rPr>
+          <w:lang w:eastAsia="hu-HU"/>
+        </w:rPr>
+        <w:t>Mivel a rendszer specifikációja szerint a vendég felhasználók is megtekinthetik az adatokat, de módosítani csak a regisztrált tagok tudják, egy nézet-szintű védelmet implementáltam a HTML sablonokban. Az Angular *ngIf strukturális direktívájával és az AsyncPipe segítségével közvetlenül feliratkoztam az AccountService.user$ observable-re.</w:t>
+      </w:r>
+    </w:p>
+    <w:p>
+      <w:pPr>
+        <w:rPr>
+          <w:lang w:eastAsia="hu-HU"/>
+        </w:rPr>
+      </w:pPr>
+      <w:r>
+        <w:rPr>
+          <w:lang w:eastAsia="hu-HU"/>
+        </w:rPr>
+        <w:t>HTML</w:t>
+      </w:r>
+    </w:p>
+    <w:p>
+      <w:pPr>
+        <w:rPr>
+          <w:lang w:eastAsia="hu-HU"/>
+        </w:rPr>
+      </w:pPr>
+      <w:r>
+        <w:rPr>
+          <w:lang w:eastAsia="hu-HU"/>
+        </w:rPr>
+        <w:t>&lt;div *ngIf="(_accountService.user$ | async) as user"&gt;</w:t>
+      </w:r>
+    </w:p>
+    <w:p>
+      <w:pPr>
+        <w:rPr>
+          <w:lang w:eastAsia="hu-HU"/>
+        </w:rPr>
+      </w:pPr>
+      <w:r>
+        <w:rPr>
+          <w:lang w:eastAsia="hu-HU"/>
+        </w:rPr>
+        <w:t xml:space="preserve">  &lt;button class="btn btn-sm btn-primary" (click)="onEdit(food)"&gt;Edit&lt;/button&gt;</w:t>
+      </w:r>
+    </w:p>
+    <w:p>
+      <w:pPr>
+        <w:rPr>
+          <w:lang w:eastAsia="hu-HU"/>
+        </w:rPr>
+      </w:pPr>
+      <w:r>
+        <w:rPr>
+          <w:lang w:eastAsia="hu-HU"/>
+        </w:rPr>
+        <w:t xml:space="preserve">  &lt;button class="btn btn-sm btn-danger" (click)="onDelete(food)"&gt;Delete&lt;/button&gt;</w:t>
+      </w:r>
+    </w:p>
+    <w:p>
+      <w:pPr>
+        <w:rPr>
+          <w:lang w:eastAsia="hu-HU"/>
+        </w:rPr>
+      </w:pPr>
+      <w:r>
+        <w:rPr>
+          <w:lang w:eastAsia="hu-HU"/>
+        </w:rPr>
+        <w:t>&lt;/div&gt;</w:t>
+      </w:r>
+    </w:p>
+    <w:p>
+      <w:pPr>
+        <w:rPr>
+          <w:lang w:eastAsia="hu-HU"/>
+        </w:rPr>
+      </w:pPr>
+      <w:r>
+        <w:rPr>
+          <w:lang w:eastAsia="hu-HU"/>
+        </w:rPr>
+        <w:t>Ez a megoldás biztosítja, hogy a szerkesztő és törlő gombok fizikailag le sem renderelődnek a DOM-ban, ha a felhasználó nincs bejelentkezve, így a felület letisztult marad a vendégek számára is.</w:t>
+      </w:r>
+    </w:p>
+    <w:p>
+      <w:pPr>
+        <w:rPr>
+          <w:lang w:eastAsia="hu-HU"/>
+        </w:rPr>
+      </w:pPr>
+      <w:r>
+        <w:rPr>
+          <w:lang w:eastAsia="hu-HU"/>
+        </w:rPr>
+        <w:lastRenderedPageBreak/>
+        <w:t>Törlési logika (onDelete): A törlés kritikus művelet, ezért a delete metódus meghívása előtt egy natív megerősítő ablakot (confirm) jelenítek meg. Ha a felhasználó jóváhagyja a műveletet, a komponens feliratkozik a FoodClient.deleteFood observable-re. Sikeres válasz esetén nem töltöm újra a teljes listát a szerverről, hanem kliens oldalon, a filter metódussal távolítom el a törölt elemet a foods tömbből, ezzel csökkentve a hálózati forgalmat és javítva a válaszidőt.</w:t>
+      </w:r>
+    </w:p>
+    <w:p>
+      <w:pPr>
+        <w:pStyle w:val="Cmsor4"/>
+        <w:rPr>
+          <w:lang w:eastAsia="hu-HU"/>
+        </w:rPr>
+      </w:pPr>
+      <w:r>
+        <w:rPr>
+          <w:lang w:eastAsia="hu-HU"/>
+        </w:rPr>
+        <w:t xml:space="preserve"> Létrehozás és Szerkesztés egy komponensben</w:t>
+      </w:r>
+    </w:p>
+    <w:p>
+      <w:pPr>
+        <w:rPr>
+          <w:lang w:eastAsia="hu-HU"/>
+        </w:rPr>
+      </w:pPr>
+      <w:r>
+        <w:rPr>
+          <w:lang w:eastAsia="hu-HU"/>
+        </w:rPr>
+        <w:t>A</w:t>
+      </w:r>
+      <w:r>
+        <w:rPr>
+          <w:lang w:eastAsia="hu-HU"/>
+        </w:rPr>
         <w:t xml:space="preserve"> </w:t>
       </w:r>
-      <w:proofErr w:type="gramStart"/>
-      <w:r>
-        <w:t>metódus</w:t>
-      </w:r>
-      <w:proofErr w:type="gramEnd"/>
-      <w:r>
-        <w:t xml:space="preserve"> dönti el az állapot alapján, hogy a </w:t>
-      </w:r>
-      <w:r>
-        <w:rPr>
-          <w:rStyle w:val="HTML-kd"/>
-        </w:rPr>
-        <w:t>create</w:t>
-      </w:r>
-      <w:r>
-        <w:t xml:space="preserve"> (POST) vagy az </w:t>
-      </w:r>
-      <w:r>
-        <w:rPr>
-          <w:rStyle w:val="HTML-kd"/>
-        </w:rPr>
-        <w:t>update</w:t>
-      </w:r>
-      <w:r>
-        <w:t xml:space="preserve"> (PUT) szolgáltatást hívja-e meg.</w:t>
-      </w:r>
-    </w:p>
-    <w:p>
-      <w:pPr>
-        <w:pStyle w:val="Cmsor4"/>
-        <w:rPr>
-          <w:lang w:eastAsia="hu-HU"/>
-        </w:rPr>
-      </w:pPr>
-      <w:r>
-        <w:rPr>
-          <w:lang w:eastAsia="hu-HU"/>
-        </w:rPr>
-        <w:t xml:space="preserve"> Listázás és UI szintű jogosultságkezelés</w:t>
-      </w:r>
-    </w:p>
-    <w:p>
-      <w:pPr>
-        <w:rPr>
-          <w:lang w:eastAsia="hu-HU"/>
-        </w:rPr>
-      </w:pPr>
-      <w:r>
-        <w:rPr>
-          <w:lang w:eastAsia="hu-HU"/>
-        </w:rPr>
-        <w:t>A FoodComponent és az ActivityCatalogComponent felelős az adatok táblázatos vagy kártyás megjelenítéséért.</w:t>
-      </w:r>
-    </w:p>
-    <w:p>
-      <w:pPr>
-        <w:rPr>
-          <w:lang w:eastAsia="hu-HU"/>
-        </w:rPr>
-      </w:pPr>
-      <w:r>
-        <w:rPr>
-          <w:lang w:eastAsia="hu-HU"/>
-        </w:rPr>
-        <w:t xml:space="preserve">Mivel a rendszer </w:t>
-      </w:r>
-      <w:proofErr w:type="gramStart"/>
-      <w:r>
-        <w:rPr>
-          <w:lang w:eastAsia="hu-HU"/>
-        </w:rPr>
-        <w:t>specifikációja</w:t>
-      </w:r>
-      <w:proofErr w:type="gramEnd"/>
-      <w:r>
-        <w:rPr>
-          <w:lang w:eastAsia="hu-HU"/>
-        </w:rPr>
-        <w:t xml:space="preserve"> szerint a vendég felhasználók is megtekinthetik az adatokat, de módosítani csak a regisztrált tagok tudják, egy nézet-szintű védelmet implementáltam a HTML sablonokban. Az Angular *ngIf </w:t>
-      </w:r>
-      <w:proofErr w:type="gramStart"/>
-      <w:r>
-        <w:rPr>
-          <w:lang w:eastAsia="hu-HU"/>
-        </w:rPr>
-        <w:t>strukturális</w:t>
-      </w:r>
-      <w:proofErr w:type="gramEnd"/>
-      <w:r>
-        <w:rPr>
-          <w:lang w:eastAsia="hu-HU"/>
-        </w:rPr>
-        <w:t xml:space="preserve"> direktívájával és az AsyncPipe segítségével közvetlenül feliratkoztam az AccountService.user$ observable-re.</w:t>
-      </w:r>
-    </w:p>
-    <w:p>
-      <w:pPr>
-        <w:rPr>
-          <w:lang w:eastAsia="hu-HU"/>
-        </w:rPr>
-      </w:pPr>
-      <w:r>
-        <w:rPr>
-          <w:lang w:eastAsia="hu-HU"/>
-        </w:rPr>
-        <w:t>HTML</w:t>
-      </w:r>
-    </w:p>
-    <w:p>
-      <w:pPr>
-        <w:rPr>
-          <w:lang w:eastAsia="hu-HU"/>
-        </w:rPr>
-      </w:pPr>
-      <w:r>
-        <w:rPr>
-          <w:lang w:eastAsia="hu-HU"/>
-        </w:rPr>
-        <w:t>&lt;div *ngIf="(_accountService.user$ | async) as user"&gt;</w:t>
-      </w:r>
-    </w:p>
-    <w:p>
-      <w:pPr>
-        <w:rPr>
-          <w:lang w:eastAsia="hu-HU"/>
-        </w:rPr>
-      </w:pPr>
-      <w:r>
-        <w:rPr>
-          <w:lang w:eastAsia="hu-HU"/>
-        </w:rPr>
-        <w:t xml:space="preserve">  &lt;button class="btn btn-sm btn-primary" (click)="</w:t>
-      </w:r>
-      <w:proofErr w:type="gramStart"/>
-      <w:r>
-        <w:rPr>
-          <w:lang w:eastAsia="hu-HU"/>
-        </w:rPr>
-        <w:t>onEdit(</w:t>
-      </w:r>
-      <w:proofErr w:type="gramEnd"/>
-      <w:r>
-        <w:rPr>
-          <w:lang w:eastAsia="hu-HU"/>
-        </w:rPr>
-        <w:t>food)"&gt;Edit&lt;/button&gt;</w:t>
-      </w:r>
-    </w:p>
-    <w:p>
-      <w:pPr>
-        <w:rPr>
-          <w:lang w:eastAsia="hu-HU"/>
-        </w:rPr>
-      </w:pPr>
-      <w:r>
-        <w:rPr>
-          <w:lang w:eastAsia="hu-HU"/>
-        </w:rPr>
-        <w:t xml:space="preserve">  &lt;button class="btn btn-sm btn-danger" (click)="</w:t>
-      </w:r>
-      <w:proofErr w:type="gramStart"/>
-      <w:r>
-        <w:rPr>
-          <w:lang w:eastAsia="hu-HU"/>
-        </w:rPr>
-        <w:t>onDelete(</w:t>
-      </w:r>
-      <w:proofErr w:type="gramEnd"/>
-      <w:r>
-        <w:rPr>
-          <w:lang w:eastAsia="hu-HU"/>
-        </w:rPr>
-        <w:t>food)"&gt;Delete&lt;/button&gt;</w:t>
-      </w:r>
-    </w:p>
-    <w:p>
-      <w:pPr>
-        <w:rPr>
-          <w:lang w:eastAsia="hu-HU"/>
-        </w:rPr>
-      </w:pPr>
-      <w:r>
-        <w:rPr>
-          <w:lang w:eastAsia="hu-HU"/>
-        </w:rPr>
-        <w:t>&lt;/div&gt;</w:t>
-      </w:r>
-    </w:p>
-    <w:p>
-      <w:pPr>
-        <w:rPr>
-          <w:lang w:eastAsia="hu-HU"/>
-        </w:rPr>
-      </w:pPr>
-      <w:r>
-        <w:rPr>
-          <w:lang w:eastAsia="hu-HU"/>
-        </w:rPr>
-        <w:t>Ez a megoldás biztosítja, hogy a szerkesztő és törlő gombok fizikailag le sem renderelődnek a DOM-ban, ha a felhasználó nincs bejelentkezve, így a felület letisztult marad a vendégek számára is.</w:t>
-      </w:r>
-    </w:p>
-    <w:p>
-      <w:pPr>
-        <w:rPr>
-          <w:lang w:eastAsia="hu-HU"/>
-        </w:rPr>
-      </w:pPr>
-      <w:r>
-        <w:rPr>
-          <w:lang w:eastAsia="hu-HU"/>
-        </w:rPr>
-        <w:lastRenderedPageBreak/>
-        <w:t xml:space="preserve">Törlési logika (onDelete): A törlés kritikus művelet, ezért a delete </w:t>
-      </w:r>
-      <w:proofErr w:type="gramStart"/>
-      <w:r>
-        <w:rPr>
-          <w:lang w:eastAsia="hu-HU"/>
-        </w:rPr>
-        <w:t>metódus</w:t>
-      </w:r>
-      <w:proofErr w:type="gramEnd"/>
-      <w:r>
-        <w:rPr>
-          <w:lang w:eastAsia="hu-HU"/>
-        </w:rPr>
-        <w:t xml:space="preserve"> meghívása előtt egy natív megerősítő ablakot (confirm) jelenítek meg. Ha a felhasználó jóváhagyja a műveletet, a </w:t>
-      </w:r>
-      <w:proofErr w:type="gramStart"/>
-      <w:r>
-        <w:rPr>
-          <w:lang w:eastAsia="hu-HU"/>
-        </w:rPr>
-        <w:t>komponens</w:t>
-      </w:r>
-      <w:proofErr w:type="gramEnd"/>
-      <w:r>
-        <w:rPr>
-          <w:lang w:eastAsia="hu-HU"/>
-        </w:rPr>
-        <w:t xml:space="preserve"> feliratkozik a FoodClient.deleteFood observable-re. Sikeres válasz esetén nem töltöm újra a teljes listát a szerverről, hanem </w:t>
-      </w:r>
-      <w:proofErr w:type="gramStart"/>
-      <w:r>
-        <w:rPr>
-          <w:lang w:eastAsia="hu-HU"/>
-        </w:rPr>
-        <w:t>kliens</w:t>
-      </w:r>
-      <w:proofErr w:type="gramEnd"/>
-      <w:r>
-        <w:rPr>
-          <w:lang w:eastAsia="hu-HU"/>
-        </w:rPr>
-        <w:t xml:space="preserve"> oldalon, a filter metódussal távolítom el a törölt elemet a foods tömbből, ezzel csökkentve a hálózati forgalmat és javítva a válaszidőt.</w:t>
-      </w:r>
-    </w:p>
-    <w:p>
-      <w:pPr>
-        <w:pStyle w:val="Cmsor4"/>
-        <w:rPr>
-          <w:lang w:eastAsia="hu-HU"/>
-        </w:rPr>
-      </w:pPr>
-      <w:r>
-        <w:rPr>
-          <w:lang w:eastAsia="hu-HU"/>
-        </w:rPr>
-        <w:t xml:space="preserve"> Létrehozás és Szerkesztés egy </w:t>
-      </w:r>
-      <w:proofErr w:type="gramStart"/>
-      <w:r>
-        <w:rPr>
-          <w:lang w:eastAsia="hu-HU"/>
-        </w:rPr>
-        <w:t>komponensben</w:t>
-      </w:r>
-      <w:proofErr w:type="gramEnd"/>
-    </w:p>
-    <w:p>
-      <w:pPr>
-        <w:rPr>
-          <w:lang w:eastAsia="hu-HU"/>
-        </w:rPr>
-      </w:pPr>
-      <w:r>
-        <w:rPr>
-          <w:lang w:eastAsia="hu-HU"/>
-        </w:rPr>
-        <w:t>A</w:t>
-      </w:r>
-      <w:r>
-        <w:rPr>
-          <w:lang w:eastAsia="hu-HU"/>
-        </w:rPr>
+      <w:r>
+        <w:rPr>
+          <w:lang w:eastAsia="hu-HU"/>
+        </w:rPr>
+        <w:t>karbantartó felületeknél (CreateFoodComponent, CreateActivityCatalogComponent) egy gyakori tervezési mintát alkalmaztam: ugyanaz a komponens szolgálja ki az új elem létrehozását és a meglévő szerkesztését.</w:t>
+      </w:r>
+    </w:p>
+    <w:p>
+      <w:pPr>
+        <w:rPr>
+          <w:lang w:eastAsia="hu-HU"/>
+        </w:rPr>
+      </w:pPr>
+      <w:r>
+        <w:rPr>
+          <w:lang w:eastAsia="hu-HU"/>
+        </w:rPr>
+        <w:t>Az ngOnInit életciklusban az ActivatedRoute segítségével vizsgálom az URL paramétereket:</w:t>
+      </w:r>
+    </w:p>
+    <w:p>
+      <w:pPr>
+        <w:rPr>
+          <w:lang w:eastAsia="hu-HU"/>
+        </w:rPr>
+      </w:pPr>
+      <w:r>
+        <w:rPr>
+          <w:lang w:eastAsia="hu-HU"/>
+        </w:rPr>
+        <w:t>Szerkesztés mód: Ha az útvonal tartalmaz id paramétert (route.snapshot.paramMap.get('id')), a komponens editing állapotba kerül. Ekkor azonnal meghívom a GetById szolgáltatást, és a kapott adatokkal (Object.assign segítségével) feltöltöm az űrlap mezőit.</w:t>
+      </w:r>
+    </w:p>
+    <w:p>
+      <w:pPr>
+        <w:rPr>
+          <w:lang w:eastAsia="hu-HU"/>
+        </w:rPr>
+      </w:pPr>
+      <w:r>
+        <w:rPr>
+          <w:lang w:eastAsia="hu-HU"/>
+        </w:rPr>
+        <w:t>Létrehozás mód: Ha nincs ID, az űrlap üres állapotban inicializálódik.</w:t>
+      </w:r>
+    </w:p>
+    <w:p>
+      <w:pPr>
+        <w:rPr>
+          <w:lang w:eastAsia="hu-HU"/>
+        </w:rPr>
+      </w:pPr>
+      <w:r>
+        <w:rPr>
+          <w:lang w:eastAsia="hu-HU"/>
+        </w:rPr>
+        <w:t>A mentésért felelős createOrUpdate metódusban egy elágazással döntöm el, hogy a create (POST) vagy az update (PUT) végpontot kell-e meghívni. A kód tisztasága érdekében bevezettem egy beforeSendClean segédfüggvényt is, amely eltávolítja az üres vagy definiálatlan mezőket a DTO-ból a küldés előtt, minimalizálva az adatátvitelt.</w:t>
+      </w:r>
+    </w:p>
+    <w:p>
+      <w:pPr>
+        <w:pStyle w:val="Cmsor3"/>
+      </w:pPr>
+      <w:r>
         <w:t xml:space="preserve"> </w:t>
       </w:r>
-      <w:r>
-        <w:rPr>
-          <w:lang w:eastAsia="hu-HU"/>
-        </w:rPr>
-        <w:t xml:space="preserve">karbantartó felületeknél (CreateFoodComponent, CreateActivityCatalogComponent) egy gyakori tervezési mintát alkalmaztam: ugyanaz a </w:t>
-      </w:r>
-      <w:proofErr w:type="gramStart"/>
-      <w:r>
-        <w:rPr>
-          <w:lang w:eastAsia="hu-HU"/>
-        </w:rPr>
-        <w:t>komponens</w:t>
-      </w:r>
-      <w:proofErr w:type="gramEnd"/>
-      <w:r>
-        <w:rPr>
-          <w:lang w:eastAsia="hu-HU"/>
-        </w:rPr>
-        <w:t xml:space="preserve"> szolgálja ki az új elem létrehozását és a meglévő szerkesztését.</w:t>
-      </w:r>
-    </w:p>
-    <w:p>
-      <w:pPr>
-        <w:rPr>
-          <w:lang w:eastAsia="hu-HU"/>
-        </w:rPr>
-      </w:pPr>
-      <w:proofErr w:type="gramStart"/>
-      <w:r>
-        <w:rPr>
-          <w:lang w:eastAsia="hu-HU"/>
-        </w:rPr>
-        <w:t>Az</w:t>
-      </w:r>
-      <w:proofErr w:type="gramEnd"/>
-      <w:r>
-        <w:rPr>
-          <w:lang w:eastAsia="hu-HU"/>
-        </w:rPr>
-        <w:t xml:space="preserve"> ngOnInit életciklusban az ActivatedRoute segítségével vizsgálom az URL paramétereket:</w:t>
-      </w:r>
-    </w:p>
-    <w:p>
-      <w:pPr>
-        <w:rPr>
-          <w:lang w:eastAsia="hu-HU"/>
-        </w:rPr>
-      </w:pPr>
-      <w:r>
-        <w:rPr>
-          <w:lang w:eastAsia="hu-HU"/>
-        </w:rPr>
-        <w:t xml:space="preserve">Szerkesztés mód: Ha az útvonal tartalmaz id paramétert (route.snapshot.paramMap.get('id')), a </w:t>
-      </w:r>
-      <w:proofErr w:type="gramStart"/>
-      <w:r>
-        <w:rPr>
-          <w:lang w:eastAsia="hu-HU"/>
-        </w:rPr>
-        <w:t>komponens</w:t>
-      </w:r>
-      <w:proofErr w:type="gramEnd"/>
-      <w:r>
-        <w:rPr>
-          <w:lang w:eastAsia="hu-HU"/>
-        </w:rPr>
-        <w:t xml:space="preserve"> editing állapotba kerül. Ekkor azonnal meghívom a GetById szolgáltatást, és a kapott adatokkal (Object.assign segítségével) feltöltöm az űrlap mezőit.</w:t>
-      </w:r>
-    </w:p>
-    <w:p>
-      <w:pPr>
-        <w:rPr>
-          <w:lang w:eastAsia="hu-HU"/>
-        </w:rPr>
-      </w:pPr>
-      <w:r>
-        <w:rPr>
-          <w:lang w:eastAsia="hu-HU"/>
-        </w:rPr>
-        <w:t xml:space="preserve">Létrehozás mód: Ha nincs ID, az űrlap üres állapotban </w:t>
-      </w:r>
-      <w:proofErr w:type="gramStart"/>
-      <w:r>
-        <w:rPr>
-          <w:lang w:eastAsia="hu-HU"/>
-        </w:rPr>
-        <w:t>inicializálódik</w:t>
-      </w:r>
-      <w:proofErr w:type="gramEnd"/>
-      <w:r>
-        <w:rPr>
-          <w:lang w:eastAsia="hu-HU"/>
-        </w:rPr>
-        <w:t>.</w:t>
-      </w:r>
-    </w:p>
-    <w:p>
-      <w:pPr>
-        <w:rPr>
-          <w:lang w:eastAsia="hu-HU"/>
-        </w:rPr>
-      </w:pPr>
-      <w:r>
-        <w:rPr>
-          <w:lang w:eastAsia="hu-HU"/>
-        </w:rPr>
-        <w:t xml:space="preserve">A mentésért felelős createOrUpdate </w:t>
-      </w:r>
-      <w:proofErr w:type="gramStart"/>
-      <w:r>
-        <w:rPr>
-          <w:lang w:eastAsia="hu-HU"/>
-        </w:rPr>
-        <w:t>metódusban</w:t>
-      </w:r>
-      <w:proofErr w:type="gramEnd"/>
-      <w:r>
-        <w:rPr>
-          <w:lang w:eastAsia="hu-HU"/>
-        </w:rPr>
-        <w:t xml:space="preserve"> egy elágazással döntöm el, hogy a create (POST) vagy az update (PUT) végpontot kell-e meghívni. A kód tisztasága érdekében bevezettem egy beforeSendClean segédfüggvényt is, amely eltávolítja az üres vagy </w:t>
-      </w:r>
-      <w:proofErr w:type="gramStart"/>
-      <w:r>
-        <w:rPr>
-          <w:lang w:eastAsia="hu-HU"/>
-        </w:rPr>
-        <w:t>definiálatlan</w:t>
-      </w:r>
-      <w:proofErr w:type="gramEnd"/>
-      <w:r>
-        <w:rPr>
-          <w:lang w:eastAsia="hu-HU"/>
-        </w:rPr>
-        <w:t xml:space="preserve"> mezőket a DTO-ból a küldés előtt, minimalizálva az adatátvitelt.</w:t>
-      </w:r>
-    </w:p>
-    <w:p>
-      <w:pPr>
-        <w:pStyle w:val="Cmsor3"/>
-      </w:pPr>
-      <w:r>
-        <w:t xml:space="preserve"> </w:t>
-      </w:r>
       <w:bookmarkStart w:id="74" w:name="_Toc215038872"/>
       <w:r>
         <w:t>4.3.</w:t>
@@ -14935,15 +12379,7 @@
         <w:t>6</w:t>
       </w:r>
       <w:r>
-        <w:t xml:space="preserve"> </w:t>
-      </w:r>
-      <w:proofErr w:type="gramStart"/>
-      <w:r>
-        <w:t>Komplex</w:t>
-      </w:r>
-      <w:proofErr w:type="gramEnd"/>
-      <w:r>
-        <w:t xml:space="preserve"> űrlapkezelés: Receptkészítő</w:t>
+        <w:t xml:space="preserve"> Komplex űrlapkezelés: Receptkészítő</w:t>
       </w:r>
       <w:bookmarkEnd w:id="74"/>
     </w:p>
@@ -14985,76 +12421,20 @@
         <w:rPr>
           <w:lang w:eastAsia="hu-HU"/>
         </w:rPr>
-        <w:t xml:space="preserve">A recept összetevőit nem közvetlenül az űrlap vezérlőiben, hanem egy </w:t>
-      </w:r>
-      <w:proofErr w:type="gramStart"/>
-      <w:r>
-        <w:rPr>
-          <w:lang w:eastAsia="hu-HU"/>
-        </w:rPr>
-        <w:t>lokális</w:t>
-      </w:r>
-      <w:proofErr w:type="gramEnd"/>
-      <w:r>
-        <w:rPr>
-          <w:lang w:eastAsia="hu-HU"/>
-        </w:rPr>
-        <w:t xml:space="preserve"> tömbben, ingredients néven tárolom (RecipeFoodItemDto[]). A felhasználói </w:t>
-      </w:r>
-      <w:proofErr w:type="gramStart"/>
-      <w:r>
-        <w:rPr>
-          <w:lang w:eastAsia="hu-HU"/>
-        </w:rPr>
-        <w:t>interakciót</w:t>
-      </w:r>
-      <w:proofErr w:type="gramEnd"/>
-      <w:r>
-        <w:rPr>
-          <w:lang w:eastAsia="hu-HU"/>
-        </w:rPr>
-        <w:t xml:space="preserve"> a következő logikai lépésekre bontottam:</w:t>
-      </w:r>
-    </w:p>
-    <w:p>
-      <w:pPr>
-        <w:rPr>
-          <w:lang w:eastAsia="hu-HU"/>
-        </w:rPr>
-      </w:pPr>
-      <w:r>
-        <w:rPr>
-          <w:lang w:eastAsia="hu-HU"/>
-        </w:rPr>
-        <w:t xml:space="preserve">Kiválasztás: A </w:t>
-      </w:r>
-      <w:proofErr w:type="gramStart"/>
-      <w:r>
-        <w:rPr>
-          <w:lang w:eastAsia="hu-HU"/>
-        </w:rPr>
-        <w:t>komponens</w:t>
-      </w:r>
-      <w:proofErr w:type="gramEnd"/>
-      <w:r>
-        <w:rPr>
-          <w:lang w:eastAsia="hu-HU"/>
-        </w:rPr>
-        <w:t xml:space="preserve"> betöltésekor (ngOnInit) a loadFoods() metódus feltölti a foodOptions listát. A felhasználó ebből a legördülő menüből választ alapanyagot, és megadja a mennyiséget grammban. A listában való tájékozódást a </w:t>
-      </w:r>
-      <w:proofErr w:type="gramStart"/>
-      <w:r>
-        <w:rPr>
-          <w:lang w:eastAsia="hu-HU"/>
-        </w:rPr>
-        <w:t>getFoodTitleById(</w:t>
-      </w:r>
-      <w:proofErr w:type="gramEnd"/>
-      <w:r>
-        <w:rPr>
-          <w:lang w:eastAsia="hu-HU"/>
-        </w:rPr>
-        <w:t>id) segédfüggvény támogatja, amely az ID alapján megjeleníti az étel nevét.</w:t>
+        <w:t>A recept összetevőit nem közvetlenül az űrlap vezérlőiben, hanem egy lokális tömbben, ingredients néven tárolom (RecipeFoodItemDto[]). A felhasználói interakciót a következő logikai lépésekre bontottam:</w:t>
+      </w:r>
+    </w:p>
+    <w:p>
+      <w:pPr>
+        <w:rPr>
+          <w:lang w:eastAsia="hu-HU"/>
+        </w:rPr>
+      </w:pPr>
+      <w:r>
+        <w:rPr>
+          <w:lang w:eastAsia="hu-HU"/>
+        </w:rPr>
+        <w:t>Kiválasztás: A komponens betöltésekor (ngOnInit) a loadFoods() metódus feltölti a foodOptions listát. A felhasználó ebből a legördülő menüből választ alapanyagot, és megadja a mennyiséget grammban. A listában való tájékozódást a getFoodTitleById(id) segédfüggvény támogatja, amely az ID alapján megjeleníti az étel nevét.</w:t>
       </w:r>
     </w:p>
     <w:p>
@@ -15085,21 +12465,7 @@
         <w:rPr>
           <w:lang w:eastAsia="hu-HU"/>
         </w:rPr>
-        <w:t xml:space="preserve">Új elem esetén a push() </w:t>
-      </w:r>
-      <w:proofErr w:type="gramStart"/>
-      <w:r>
-        <w:rPr>
-          <w:lang w:eastAsia="hu-HU"/>
-        </w:rPr>
-        <w:t>metódussal</w:t>
-      </w:r>
-      <w:proofErr w:type="gramEnd"/>
-      <w:r>
-        <w:rPr>
-          <w:lang w:eastAsia="hu-HU"/>
-        </w:rPr>
-        <w:t xml:space="preserve"> adom a tömbhöz.</w:t>
+        <w:t>Új elem esetén a push() metódussal adom a tömbhöz.</w:t>
       </w:r>
     </w:p>
     <w:p>
@@ -15117,21 +12483,7 @@
         <w:rPr>
           <w:lang w:eastAsia="hu-HU"/>
         </w:rPr>
-        <w:t xml:space="preserve">Meglévő elem szerkesztésekor (editingIngredientIndex nem </w:t>
-      </w:r>
-      <w:proofErr w:type="gramStart"/>
-      <w:r>
-        <w:rPr>
-          <w:lang w:eastAsia="hu-HU"/>
-        </w:rPr>
-        <w:t>null</w:t>
-      </w:r>
-      <w:proofErr w:type="gramEnd"/>
-      <w:r>
-        <w:rPr>
-          <w:lang w:eastAsia="hu-HU"/>
-        </w:rPr>
-        <w:t>) közvetlenül a tömb adott indexű elemét frissítem.</w:t>
+        <w:t>Meglévő elem szerkesztésekor (editingIngredientIndex nem null) közvetlenül a tömb adott indexű elemét frissítem.</w:t>
       </w:r>
     </w:p>
     <w:p>
@@ -15162,21 +12514,7 @@
         <w:rPr>
           <w:lang w:eastAsia="hu-HU"/>
         </w:rPr>
-        <w:t xml:space="preserve">A loadIngredientForEdit(index) visszatölti az adatokat a beviteli mezőkbe, lehetővé téve a </w:t>
-      </w:r>
-      <w:proofErr w:type="gramStart"/>
-      <w:r>
-        <w:rPr>
-          <w:lang w:eastAsia="hu-HU"/>
-        </w:rPr>
-        <w:t>korrekciót</w:t>
-      </w:r>
-      <w:proofErr w:type="gramEnd"/>
-      <w:r>
-        <w:rPr>
-          <w:lang w:eastAsia="hu-HU"/>
-        </w:rPr>
-        <w:t>.</w:t>
+        <w:t>A loadIngredientForEdit(index) visszatölti az adatokat a beviteli mezőkbe, lehetővé téve a korrekciót.</w:t>
       </w:r>
     </w:p>
     <w:p>
@@ -15194,21 +12532,7 @@
         <w:rPr>
           <w:lang w:eastAsia="hu-HU"/>
         </w:rPr>
-        <w:t xml:space="preserve">A removeIngredient(index) a splice() </w:t>
-      </w:r>
-      <w:proofErr w:type="gramStart"/>
-      <w:r>
-        <w:rPr>
-          <w:lang w:eastAsia="hu-HU"/>
-        </w:rPr>
-        <w:t>metódussal</w:t>
-      </w:r>
-      <w:proofErr w:type="gramEnd"/>
-      <w:r>
-        <w:rPr>
-          <w:lang w:eastAsia="hu-HU"/>
-        </w:rPr>
-        <w:t xml:space="preserve"> véglegesen eltávolítja az elemet a listából.</w:t>
+        <w:t>A removeIngredient(index) a splice() metódussal véglegesen eltávolítja az elemet a listából.</w:t>
       </w:r>
     </w:p>
     <w:p>
@@ -15235,21 +12559,7 @@
         <w:rPr>
           <w:lang w:eastAsia="hu-HU"/>
         </w:rPr>
-        <w:t xml:space="preserve">A felhasználói élmény egyik kulcseleme az azonnali visszajelzés. Nem vártam meg a szerver válaszát a recept tápértékeinek kiszámításához, hanem implementáltam az updateNutrition() </w:t>
-      </w:r>
-      <w:proofErr w:type="gramStart"/>
-      <w:r>
-        <w:rPr>
-          <w:lang w:eastAsia="hu-HU"/>
-        </w:rPr>
-        <w:t>metódust</w:t>
-      </w:r>
-      <w:proofErr w:type="gramEnd"/>
-      <w:r>
-        <w:rPr>
-          <w:lang w:eastAsia="hu-HU"/>
-        </w:rPr>
-        <w:t>.</w:t>
+        <w:t>A felhasználói élmény egyik kulcseleme az azonnali visszajelzés. Nem vártam meg a szerver válaszát a recept tápértékeinek kiszámításához, hanem implementáltam az updateNutrition() metódust.</w:t>
       </w:r>
     </w:p>
     <w:p>
@@ -15288,92 +12598,48 @@
         <w:rPr>
           <w:lang w:eastAsia="hu-HU"/>
         </w:rPr>
-        <w:t xml:space="preserve">// </w:t>
-      </w:r>
-      <w:proofErr w:type="gramStart"/>
-      <w:r>
-        <w:rPr>
-          <w:lang w:eastAsia="hu-HU"/>
-        </w:rPr>
-        <w:t>Kliens</w:t>
-      </w:r>
-      <w:proofErr w:type="gramEnd"/>
-      <w:r>
-        <w:rPr>
-          <w:lang w:eastAsia="hu-HU"/>
-        </w:rPr>
-        <w:t xml:space="preserve"> oldali kalkuláció elve a kódban:</w:t>
-      </w:r>
-    </w:p>
-    <w:p>
-      <w:pPr>
-        <w:rPr>
-          <w:lang w:eastAsia="hu-HU"/>
-        </w:rPr>
-      </w:pPr>
-      <w:proofErr w:type="gramStart"/>
+        <w:t>// Kliens oldali kalkuláció elve a kódban:</w:t>
+      </w:r>
+    </w:p>
+    <w:p>
+      <w:pPr>
+        <w:rPr>
+          <w:lang w:eastAsia="hu-HU"/>
+        </w:rPr>
+      </w:pPr>
       <w:r>
         <w:rPr>
           <w:lang w:eastAsia="hu-HU"/>
         </w:rPr>
         <w:lastRenderedPageBreak/>
-        <w:t>this.ingredients.forEach</w:t>
-      </w:r>
-      <w:proofErr w:type="gramEnd"/>
-      <w:r>
-        <w:rPr>
-          <w:lang w:eastAsia="hu-HU"/>
-        </w:rPr>
-        <w:t>(ing =&gt; {</w:t>
-      </w:r>
-    </w:p>
-    <w:p>
-      <w:pPr>
-        <w:rPr>
-          <w:lang w:eastAsia="hu-HU"/>
-        </w:rPr>
-      </w:pPr>
-      <w:r>
-        <w:rPr>
-          <w:lang w:eastAsia="hu-HU"/>
-        </w:rPr>
-        <w:t xml:space="preserve">  const food = </w:t>
-      </w:r>
-      <w:proofErr w:type="gramStart"/>
-      <w:r>
-        <w:rPr>
-          <w:lang w:eastAsia="hu-HU"/>
-        </w:rPr>
-        <w:t>this.foodOptions.find(</w:t>
-      </w:r>
-      <w:proofErr w:type="gramEnd"/>
-      <w:r>
-        <w:rPr>
-          <w:lang w:eastAsia="hu-HU"/>
-        </w:rPr>
-        <w:t>f =&gt; f.foodID === ing.foodID);</w:t>
-      </w:r>
-    </w:p>
-    <w:p>
-      <w:pPr>
-        <w:rPr>
-          <w:lang w:eastAsia="hu-HU"/>
-        </w:rPr>
-      </w:pPr>
-      <w:r>
-        <w:rPr>
-          <w:lang w:eastAsia="hu-HU"/>
-        </w:rPr>
-        <w:t xml:space="preserve">  if (food) </w:t>
-      </w:r>
-      <w:proofErr w:type="gramStart"/>
-      <w:r>
-        <w:rPr>
-          <w:lang w:eastAsia="hu-HU"/>
-        </w:rPr>
-        <w:t>{</w:t>
-      </w:r>
-      <w:proofErr w:type="gramEnd"/>
+        <w:t>this.ingredients.forEach(ing =&gt; {</w:t>
+      </w:r>
+    </w:p>
+    <w:p>
+      <w:pPr>
+        <w:rPr>
+          <w:lang w:eastAsia="hu-HU"/>
+        </w:rPr>
+      </w:pPr>
+      <w:r>
+        <w:rPr>
+          <w:lang w:eastAsia="hu-HU"/>
+        </w:rPr>
+        <w:t xml:space="preserve">  const food = this.foodOptions.find(f =&gt; f.foodID === ing.foodID);</w:t>
+      </w:r>
+    </w:p>
+    <w:p>
+      <w:pPr>
+        <w:rPr>
+          <w:lang w:eastAsia="hu-HU"/>
+        </w:rPr>
+      </w:pPr>
+      <w:r>
+        <w:rPr>
+          <w:lang w:eastAsia="hu-HU"/>
+        </w:rPr>
+        <w:t xml:space="preserve">  if (food) {</w:t>
+      </w:r>
     </w:p>
     <w:p>
       <w:pPr>
@@ -15398,21 +12664,7 @@
         <w:rPr>
           <w:lang w:eastAsia="hu-HU"/>
         </w:rPr>
-        <w:t xml:space="preserve">     /</w:t>
-      </w:r>
-      <w:proofErr w:type="gramStart"/>
-      <w:r>
-        <w:rPr>
-          <w:lang w:eastAsia="hu-HU"/>
-        </w:rPr>
-        <w:t>/ .</w:t>
-      </w:r>
-      <w:proofErr w:type="gramEnd"/>
-      <w:r>
-        <w:rPr>
-          <w:lang w:eastAsia="hu-HU"/>
-        </w:rPr>
-        <w:t>..többi makró</w:t>
+        <w:t xml:space="preserve">     // ...többi makró</w:t>
       </w:r>
     </w:p>
     <w:p>
@@ -15465,70 +12717,20 @@
         <w:rPr>
           <w:lang w:eastAsia="hu-HU"/>
         </w:rPr>
-        <w:t xml:space="preserve">Mentés és DTO </w:t>
-      </w:r>
-      <w:proofErr w:type="gramStart"/>
-      <w:r>
-        <w:rPr>
-          <w:lang w:eastAsia="hu-HU"/>
-        </w:rPr>
-        <w:t>konverzió</w:t>
-      </w:r>
-      <w:proofErr w:type="gramEnd"/>
-    </w:p>
-    <w:p>
-      <w:pPr>
-        <w:rPr>
-          <w:lang w:eastAsia="hu-HU"/>
-        </w:rPr>
-      </w:pPr>
-      <w:r>
-        <w:rPr>
-          <w:lang w:eastAsia="hu-HU"/>
-        </w:rPr>
-        <w:t xml:space="preserve">A createOrUpdate </w:t>
-      </w:r>
-      <w:proofErr w:type="gramStart"/>
-      <w:r>
-        <w:rPr>
-          <w:lang w:eastAsia="hu-HU"/>
-        </w:rPr>
-        <w:t>metódus</w:t>
-      </w:r>
-      <w:proofErr w:type="gramEnd"/>
-      <w:r>
-        <w:rPr>
-          <w:lang w:eastAsia="hu-HU"/>
-        </w:rPr>
-        <w:t xml:space="preserve"> végzi a végső összeszerelést. Létrehozza a RecipeCreateDto </w:t>
-      </w:r>
-      <w:proofErr w:type="gramStart"/>
-      <w:r>
-        <w:rPr>
-          <w:lang w:eastAsia="hu-HU"/>
-        </w:rPr>
-        <w:t>objektumot</w:t>
-      </w:r>
-      <w:proofErr w:type="gramEnd"/>
-      <w:r>
-        <w:rPr>
-          <w:lang w:eastAsia="hu-HU"/>
-        </w:rPr>
-        <w:t xml:space="preserve">, amely tartalmazza a recept törzsadatait (Cím, Leírás) és a memóriában összeállított ingredients listát. Ezt a </w:t>
-      </w:r>
-      <w:proofErr w:type="gramStart"/>
-      <w:r>
-        <w:rPr>
-          <w:lang w:eastAsia="hu-HU"/>
-        </w:rPr>
-        <w:t>komplex</w:t>
-      </w:r>
-      <w:proofErr w:type="gramEnd"/>
-      <w:r>
-        <w:rPr>
-          <w:lang w:eastAsia="hu-HU"/>
-        </w:rPr>
-        <w:t xml:space="preserve"> objektumot küldöm el a RecipesClient-en keresztül a backendnek, amely tranzakcionálisan menti a receptet és a hozzátartozó kapcsolótábla-bejegyzéseket.</w:t>
+        <w:t>Mentés és DTO konverzió</w:t>
+      </w:r>
+    </w:p>
+    <w:p>
+      <w:pPr>
+        <w:rPr>
+          <w:lang w:eastAsia="hu-HU"/>
+        </w:rPr>
+      </w:pPr>
+      <w:r>
+        <w:rPr>
+          <w:lang w:eastAsia="hu-HU"/>
+        </w:rPr>
+        <w:t>A createOrUpdate metódus végzi a végső összeszerelést. Létrehozza a RecipeCreateDto objektumot, amely tartalmazza a recept törzsadatait (Cím, Leírás) és a memóriában összeállított ingredients listát. Ezt a komplex objektumot küldöm el a RecipesClient-en keresztül a backendnek, amely tranzakcionálisan menti a receptet és a hozzátartozó kapcsolótábla-bejegyzéseket.</w:t>
       </w:r>
     </w:p>
     <w:p>
@@ -15555,49 +12757,7 @@
         <w:rPr>
           <w:lang w:eastAsia="hu-HU"/>
         </w:rPr>
-        <w:t xml:space="preserve">A RecipesComponent felelős a kész receptek </w:t>
-      </w:r>
-      <w:proofErr w:type="gramStart"/>
-      <w:r>
-        <w:rPr>
-          <w:lang w:eastAsia="hu-HU"/>
-        </w:rPr>
-        <w:t>prezentálásáért</w:t>
-      </w:r>
-      <w:proofErr w:type="gramEnd"/>
-      <w:r>
-        <w:rPr>
-          <w:lang w:eastAsia="hu-HU"/>
-        </w:rPr>
-        <w:t>. Itt is érvényesül a jogosultságkezelés: bár a kártyákat bárki láthatja, a szerkesztés (/recipes/edit/</w:t>
-      </w:r>
-      <w:proofErr w:type="gramStart"/>
-      <w:r>
-        <w:rPr>
-          <w:lang w:eastAsia="hu-HU"/>
-        </w:rPr>
-        <w:t>:id</w:t>
-      </w:r>
-      <w:proofErr w:type="gramEnd"/>
-      <w:r>
-        <w:rPr>
-          <w:lang w:eastAsia="hu-HU"/>
-        </w:rPr>
-        <w:t xml:space="preserve">) opció csak a tulajdonosnak vagy bejelentkezett felhasználónak érhető el. A kártyákon (recipes.component.html) már a backend által kiszámolt és tárolt összesített makróértékeket jelenítem meg, így a listázás performancia-igénye </w:t>
-      </w:r>
-      <w:proofErr w:type="gramStart"/>
-      <w:r>
-        <w:rPr>
-          <w:lang w:eastAsia="hu-HU"/>
-        </w:rPr>
-        <w:t>minimális</w:t>
-      </w:r>
-      <w:proofErr w:type="gramEnd"/>
-      <w:r>
-        <w:rPr>
-          <w:lang w:eastAsia="hu-HU"/>
-        </w:rPr>
-        <w:t>.</w:t>
+        <w:t>A RecipesComponent felelős a kész receptek prezentálásáért. Itt is érvényesül a jogosultságkezelés: bár a kártyákat bárki láthatja, a szerkesztés (/recipes/edit/:id) opció csak a tulajdonosnak vagy bejelentkezett felhasználónak érhető el. A kártyákon (recipes.component.html) már a backend által kiszámolt és tárolt összesített makróértékeket jelenítem meg, így a listázás performancia-igénye minimális.</w:t>
       </w:r>
     </w:p>
     <w:p>
@@ -15624,23 +12784,7 @@
     </w:p>
     <w:p>
       <w:r>
-        <w:t xml:space="preserve">Az alkalmazás </w:t>
-      </w:r>
-      <w:proofErr w:type="gramStart"/>
-      <w:r>
-        <w:t>funkcionális</w:t>
-      </w:r>
-      <w:proofErr w:type="gramEnd"/>
-      <w:r>
-        <w:t xml:space="preserve"> központja a DailyNoteComponent, amely egy komplex állapotgépet valósít meg: kezeli a dátumváltást, koordinálja a modális ablakok láncolatát, és valós időben frissíti a napi összesítőket. Ebben a fejezetben részletesen bemutatom a </w:t>
-      </w:r>
-      <w:proofErr w:type="gramStart"/>
-      <w:r>
-        <w:t>komponens</w:t>
-      </w:r>
-      <w:proofErr w:type="gramEnd"/>
-      <w:r>
-        <w:t xml:space="preserve"> belső logikáját és az általa vezérelt folyamatokat.</w:t>
+        <w:t>Az alkalmazás funkcionális központja a DailyNoteComponent, amely egy komplex állapotgépet valósít meg: kezeli a dátumváltást, koordinálja a modális ablakok láncolatát, és valós időben frissíti a napi összesítőket. Ebben a fejezetben részletesen bemutatom a komponens belső logikáját és az általa vezérelt folyamatokat.</w:t>
       </w:r>
     </w:p>
     <w:p>
@@ -15649,36 +12793,12 @@
       </w:pPr>
       <w:r>
         <w:lastRenderedPageBreak/>
-        <w:t xml:space="preserve"> </w:t>
-      </w:r>
-      <w:proofErr w:type="gramStart"/>
-      <w:r>
-        <w:t>Inicializálás</w:t>
-      </w:r>
-      <w:proofErr w:type="gramEnd"/>
-      <w:r>
-        <w:t xml:space="preserve"> és Dátum-navigáció</w:t>
-      </w:r>
-    </w:p>
-    <w:p>
-      <w:r>
-        <w:t xml:space="preserve">A </w:t>
-      </w:r>
-      <w:proofErr w:type="gramStart"/>
-      <w:r>
-        <w:t>komponens</w:t>
-      </w:r>
-      <w:proofErr w:type="gramEnd"/>
-      <w:r>
-        <w:t xml:space="preserve"> életciklusa az ngOnInit metódussal kezdődik. Itt az elsődleges feladatom az volt, hogy a rendszer képes legyen bármilyen </w:t>
-      </w:r>
-      <w:proofErr w:type="gramStart"/>
-      <w:r>
-        <w:t>dátum</w:t>
-      </w:r>
-      <w:proofErr w:type="gramEnd"/>
-      <w:r>
-        <w:t xml:space="preserve"> adatait betölteni, ne csak a mai napét. Ezt az Angular ActivatedRoute szolgáltatásával valósítottam meg, feliratkozva a queryParams változásaira.</w:t>
+        <w:t xml:space="preserve"> Inicializálás és Dátum-navigáció</w:t>
+      </w:r>
+    </w:p>
+    <w:p>
+      <w:r>
+        <w:t>A komponens életciklusa az ngOnInit metódussal kezdődik. Itt az elsődleges feladatom az volt, hogy a rendszer képes legyen bármilyen dátum adatait betölteni, ne csak a mai napét. Ezt az Angular ActivatedRoute szolgáltatásával valósítottam meg, feliratkozva a queryParams változásaira.</w:t>
       </w:r>
     </w:p>
     <w:p>
@@ -15686,70 +12806,22 @@
         <w:ind w:firstLine="0"/>
       </w:pPr>
       <w:r>
-        <w:t xml:space="preserve">A </w:t>
-      </w:r>
-      <w:proofErr w:type="gramStart"/>
-      <w:r>
-        <w:t>navigációt</w:t>
-      </w:r>
-      <w:proofErr w:type="gramEnd"/>
-      <w:r>
-        <w:t xml:space="preserve"> három dedikált metódus támogatja:</w:t>
-      </w:r>
-    </w:p>
-    <w:p>
-      <w:r>
-        <w:t xml:space="preserve">A </w:t>
-      </w:r>
-      <w:proofErr w:type="gramStart"/>
-      <w:r>
-        <w:t>loadDailyNote(</w:t>
-      </w:r>
-      <w:proofErr w:type="gramEnd"/>
-      <w:r>
-        <w:t xml:space="preserve">date: Date) a központi adatbetöltő függvény. Ez a DailyNoteClient-et használva aszinkron módon lekéri a backendtől a teljes napi adathalmazt (DailyNoteResponseDto). A válasz megérkezésekor nemcsak a dailyNote változót frissítem, hanem újraszámolom a "burnedCalories" (elégetett kalória) értékét is a </w:t>
-      </w:r>
-      <w:proofErr w:type="gramStart"/>
-      <w:r>
-        <w:t>calculateBurnedCalories(</w:t>
-      </w:r>
-      <w:proofErr w:type="gramEnd"/>
-      <w:r>
-        <w:t>) segédfüggvény meghívásával.</w:t>
-      </w:r>
-    </w:p>
-    <w:p>
-      <w:r>
-        <w:t xml:space="preserve">A loadPreviousNote() és loadNextNote() </w:t>
-      </w:r>
-      <w:proofErr w:type="gramStart"/>
-      <w:r>
-        <w:t>metódusok</w:t>
-      </w:r>
-      <w:proofErr w:type="gramEnd"/>
-      <w:r>
-        <w:t xml:space="preserve"> egyszerű dátum-aritmetikát végeznek: a jelenleg megjelenített dátumhoz képest egy napot vonnak ki vagy adnak hozzá, majd újra meghívják a betöltő logikát.</w:t>
-      </w:r>
-    </w:p>
-    <w:p>
-      <w:r>
-        <w:t xml:space="preserve">A naptár </w:t>
-      </w:r>
-      <w:proofErr w:type="gramStart"/>
-      <w:r>
-        <w:t>funkciót</w:t>
-      </w:r>
-      <w:proofErr w:type="gramEnd"/>
-      <w:r>
-        <w:t xml:space="preserve"> az openCalendar() metódus kezeli, amely egy NgbDatepicker komponenst tartalmazó modális ablakot nyit meg. A kiválasztás után a handleCalendarConfirm() végzi el a </w:t>
-      </w:r>
-      <w:proofErr w:type="gramStart"/>
-      <w:r>
-        <w:t>konverziót</w:t>
-      </w:r>
-      <w:proofErr w:type="gramEnd"/>
-      <w:r>
-        <w:t xml:space="preserve"> az Angular-specifikus dátumformátum és a natív JavaScript Date objektum között, majd frissíti a nézetet.</w:t>
+        <w:t>A navigációt három dedikált metódus támogatja:</w:t>
+      </w:r>
+    </w:p>
+    <w:p>
+      <w:r>
+        <w:t>A loadDailyNote(date: Date) a központi adatbetöltő függvény. Ez a DailyNoteClient-et használva aszinkron módon lekéri a backendtől a teljes napi adathalmazt (DailyNoteResponseDto). A válasz megérkezésekor nemcsak a dailyNote változót frissítem, hanem újraszámolom a "burnedCalories" (elégetett kalória) értékét is a calculateBurnedCalories() segédfüggvény meghívásával.</w:t>
+      </w:r>
+    </w:p>
+    <w:p>
+      <w:r>
+        <w:t>A loadPreviousNote() és loadNextNote() metódusok egyszerű dátum-aritmetikát végeznek: a jelenleg megjelenített dátumhoz képest egy napot vonnak ki vagy adnak hozzá, majd újra meghívják a betöltő logikát.</w:t>
+      </w:r>
+    </w:p>
+    <w:p>
+      <w:r>
+        <w:t>A naptár funkciót az openCalendar() metódus kezeli, amely egy NgbDatepicker komponenst tartalmazó modális ablakot nyit meg. A kiválasztás után a handleCalendarConfirm() végzi el a konverziót az Angular-specifikus dátumformátum és a natív JavaScript Date objektum között, majd frissíti a nézetet.</w:t>
       </w:r>
     </w:p>
     <w:p>
@@ -15767,95 +12839,31 @@
     </w:p>
     <w:p>
       <w:r>
-        <w:t xml:space="preserve">1. Keresés és Szűrés (MealItemSearchComponent): A folyamat az openMealItemSearchModal(mealEntryId) </w:t>
-      </w:r>
-      <w:proofErr w:type="gramStart"/>
-      <w:r>
-        <w:t>metódussal</w:t>
-      </w:r>
-      <w:proofErr w:type="gramEnd"/>
-      <w:r>
-        <w:t xml:space="preserve"> indul, amelyet a felhasználó az "Add Food" gombra kattintva vált ki. Ez a függvény elmenti a kiválasztott étkezés (pl. Reggeli) azonosítóját, majd </w:t>
-      </w:r>
-      <w:proofErr w:type="gramStart"/>
-      <w:r>
-        <w:t>inicializálja</w:t>
-      </w:r>
-      <w:proofErr w:type="gramEnd"/>
-      <w:r>
-        <w:t xml:space="preserve"> a kereső komponenst. A MealItemSearchComponent-ben az onInputChange() </w:t>
-      </w:r>
-      <w:proofErr w:type="gramStart"/>
-      <w:r>
-        <w:t>metódus</w:t>
-      </w:r>
-      <w:proofErr w:type="gramEnd"/>
-      <w:r>
-        <w:t xml:space="preserve"> figyeli a gépelést. Hogy elkerüljem a szerver túlterhelését, egy RxJS Subject-et és debounceTime(300) operátort alkalmaztam, így a keresés csak akkor indul el (search </w:t>
-      </w:r>
-      <w:proofErr w:type="gramStart"/>
-      <w:r>
-        <w:t>metódus</w:t>
-      </w:r>
-      <w:proofErr w:type="gramEnd"/>
-      <w:r>
-        <w:t xml:space="preserve">), ha a felhasználó 300 milliszekundumig nem gépel. A clear() </w:t>
-      </w:r>
-      <w:proofErr w:type="gramStart"/>
-      <w:r>
-        <w:t>metódus</w:t>
-      </w:r>
-      <w:proofErr w:type="gramEnd"/>
-      <w:r>
-        <w:t xml:space="preserve"> biztosítja, hogy az ablak minden megnyitáskor tiszta találati listával induljon.</w:t>
+        <w:t>1. Keresés és Szűrés (MealItemSearchComponent): A folyamat az openMealItemSearchModal(mealEntryId) metódussal indul, amelyet a felhasználó az "Add Food" gombra kattintva vált ki. Ez a függvény elmenti a kiválasztott étkezés (pl. Reggeli) azonosítóját, majd inicializálja a kereső komponenst. A MealItemSearchComponent-ben az onInputChange() metódus figyeli a gépelést. Hogy elkerüljem a szerver túlterhelését, egy RxJS Subject-et és debounceTime(300) operátort alkalmaztam, így a keresés csak akkor indul el (search metódus), ha a felhasználó 300 milliszekundumig nem gépel. A clear() metódus biztosítja, hogy az ablak minden megnyitáskor tiszta találati listával induljon.</w:t>
       </w:r>
     </w:p>
     <w:p>
       <w:r>
         <w:lastRenderedPageBreak/>
-        <w:t xml:space="preserve">2. Kiválasztás és Típusfelismerés: A keresőablak egy itemSelected eseményt bocsát ki kiválasztáskor. Ezt a fő </w:t>
-      </w:r>
-      <w:proofErr w:type="gramStart"/>
-      <w:r>
-        <w:t>komponens</w:t>
-      </w:r>
-      <w:proofErr w:type="gramEnd"/>
-      <w:r>
-        <w:t xml:space="preserve"> handleItemSelected() metódusa kapja el. Itt egy elágazással vizsgálom meg a kiválasztott elem típusát: amennyiben ételről van szó, bezárom a keresőt és a FoodQuantityModalComponent-et nyitom meg; recept esetén pedig a RecipeQuantityModalComponent-et.</w:t>
-      </w:r>
-    </w:p>
-    <w:p>
-      <w:r>
-        <w:t xml:space="preserve">3. Mennyiség megadása és Valós idejű számolás: A mennyiség-bekérő modálisok (FoodQuantityModalComponent) nemcsak adatbevitelt szolgálnak, hanem számolnak is. Implementáltam az onQuantityChange() </w:t>
-      </w:r>
-      <w:proofErr w:type="gramStart"/>
-      <w:r>
-        <w:t>metódust</w:t>
-      </w:r>
-      <w:proofErr w:type="gramEnd"/>
-      <w:r>
-        <w:t>, amely minden billentyűleütésre (ngModelChange) újraszámolja a tápértékeket. Például a fehérje számítása így történik: this.protein = (this.food.protein * this.quantity) / 100. Ezáltal a felhasználó azonnali visszajelzést kap arról, hogy az általa beírt mennyiség pontosan mennyi tápanyagot tartalmaz.</w:t>
-      </w:r>
-    </w:p>
-    <w:p>
-      <w:r>
-        <w:t xml:space="preserve">4. Mentés: A modális ablak save() </w:t>
-      </w:r>
-      <w:proofErr w:type="gramStart"/>
-      <w:r>
-        <w:t>metódusa</w:t>
-      </w:r>
-      <w:proofErr w:type="gramEnd"/>
-      <w:r>
-        <w:t xml:space="preserve"> végzi a tényleges API hívást. Létrehozza a megfelelő DTO-t (MealFoodCreateDto), és elküldi a szervernek. Siker esetén a modal egy added kimeneti eseményt (Output) emitál. Erre </w:t>
-      </w:r>
-      <w:proofErr w:type="gramStart"/>
-      <w:r>
-        <w:t>reagálva</w:t>
-      </w:r>
-      <w:proofErr w:type="gramEnd"/>
-      <w:r>
-        <w:t xml:space="preserve"> a fő komponens onItemAdded() metódusa lezárja az ablakot, eltünteti a szürke hátteret, és a loadDailyNote() meghívásával frissíti a teljes napi nézetet.</w:t>
+        <w:t>2. Kiválasztás és Típusfelismerés: A keresőablak egy itemSelected eseményt bocsát ki kiválasztáskor. Ezt a fő komponens handleItemSelected() metódusa kapja el. Itt egy elágazással vizsgálom meg a kiválasztott elem típusát: amennyiben ételről van szó, bezárom a keresőt és a FoodQuantityModalComponent-et nyitom meg; recept esetén pedig a RecipeQuantityModalComponent-et.</w:t>
+      </w:r>
+    </w:p>
+    <w:p>
+      <w:r>
+        <w:t>3. Mennyiség megadása és Valós idejű számolás: A mennyiség-bekérő modálisok (FoodQuantityModalComponent) nemcsak adatbevitelt szolgálnak, hanem számolnak is. Implementáltam az onQuantityChange() metódust, amely minden billentyűleütésre (ngModelChange) újraszámolja a tápértékeket. Például a fehérje számítása így történik: this.protein = (this.food.protein * this.quantity) / 100. Ezáltal a felhasználó azonnali visszajelzést kap arról, hogy az általa beírt mennyiség pontosan mennyi tápanyagot tartalmaz.</w:t>
+      </w:r>
+    </w:p>
+    <w:p>
+      <w:r>
+        <w:rPr>
+          <w:b/>
+        </w:rPr>
+        <w:t>4. Mentés:</w:t>
+      </w:r>
+      <w:bookmarkStart w:id="76" w:name="_GoBack"/>
+      <w:bookmarkEnd w:id="76"/>
+      <w:r>
+        <w:t xml:space="preserve"> A modális ablak save() metódusa végzi a tényleges API hívást. Létrehozza a megfelelő DTO-t (MealFoodCreateDto), és elküldi a szervernek. Siker esetén a modal egy added kimeneti eseményt (Output) emitál. Erre reagálva a fő komponens onItemAdded() metódusa lezárja az ablakot, eltünteti a szürke hátteret, és a loadDailyNote() meghívásával frissíti a teljes napi nézetet.</w:t>
       </w:r>
     </w:p>
     <w:p>
@@ -15868,77 +12876,21 @@
     </w:p>
     <w:p>
       <w:r>
-        <w:t xml:space="preserve">A naplóbejegyzések utólagos módosítására teljes körű CRUD funkcionalitást biztosítottam, külön </w:t>
-      </w:r>
-      <w:proofErr w:type="gramStart"/>
-      <w:r>
-        <w:t>metódusokkal</w:t>
-      </w:r>
-      <w:proofErr w:type="gramEnd"/>
-      <w:r>
-        <w:t xml:space="preserve"> kezelve az eltérő entitásokat.</w:t>
-      </w:r>
-    </w:p>
-    <w:p>
-      <w:r>
-        <w:t xml:space="preserve">Szerkesztési logika: Amikor a felhasználó a listában egy tételre kattint, az editMealFood() vagy editMealRecipe() </w:t>
-      </w:r>
-      <w:proofErr w:type="gramStart"/>
-      <w:r>
-        <w:t>metódus</w:t>
-      </w:r>
-      <w:proofErr w:type="gramEnd"/>
-      <w:r>
-        <w:t xml:space="preserve"> fut le. Ez újra megnyitja a mennyiség-bekérő modált, de egy fontos különbséggel: átadja neki a szerkesztendő tétel azonosítóját (editingMealFoodId). A modal ngOnInit </w:t>
-      </w:r>
-      <w:proofErr w:type="gramStart"/>
-      <w:r>
-        <w:t>metódusa</w:t>
-      </w:r>
-      <w:proofErr w:type="gramEnd"/>
-      <w:r>
-        <w:t xml:space="preserve"> ezt érzékeli, és "Létrehozás" helyett "Frissítés" módba kapcsol, az API hívást pedig create-ről update-re cseréli. A sporttevékenységek módosításáért az editActivity() </w:t>
-      </w:r>
-      <w:proofErr w:type="gramStart"/>
-      <w:r>
-        <w:t>metódus</w:t>
-      </w:r>
-      <w:proofErr w:type="gramEnd"/>
-      <w:r>
-        <w:t xml:space="preserve"> felel. Ez visszatölti a kiválasztott tevékenység adatait a durationModal-ba, és engedélyezi a szerkesztést (isEditMode = true).</w:t>
-      </w:r>
-    </w:p>
-    <w:p>
-      <w:r>
-        <w:t xml:space="preserve">Törlés és Technikai kezelés: A deleteMealFood() és deleteActivity() </w:t>
-      </w:r>
-      <w:proofErr w:type="gramStart"/>
-      <w:r>
-        <w:t>metódusok</w:t>
-      </w:r>
-      <w:proofErr w:type="gramEnd"/>
-      <w:r>
-        <w:t xml:space="preserve"> közvetlenül hívják a megfelelő törlő végpontokat, majd a válasz után azonnal frissítik a nézetet. Mivel az alkalmazás sok modális ablakot használ, implementáltam egy </w:t>
-      </w:r>
-      <w:proofErr w:type="gramStart"/>
-      <w:r>
-        <w:t>closeAllModals(</w:t>
-      </w:r>
-      <w:proofErr w:type="gramEnd"/>
-      <w:r>
-        <w:t xml:space="preserve">) technikai segédfüggvényt. Ennek feladata, hogy ablakváltáskor vagy </w:t>
+        <w:t>A naplóbejegyzések utólagos módosítására teljes körű CRUD funkcionalitást biztosítottam, külön metódusokkal kezelve az eltérő entitásokat.</w:t>
+      </w:r>
+    </w:p>
+    <w:p>
+      <w:r>
+        <w:t>Szerkesztési logika: Amikor a felhasználó a listában egy tételre kattint, az editMealFood() vagy editMealRecipe() metódus fut le. Ez újra megnyitja a mennyiség-bekérő modált, de egy fontos különbséggel: átadja neki a szerkesztendő tétel azonosítóját (editingMealFoodId). A modal ngOnInit metódusa ezt érzékeli, és "Létrehozás" helyett "Frissítés" módba kapcsol, az API hívást pedig create-ről update-re cseréli. A sporttevékenységek módosításáért az editActivity() metódus felel. Ez visszatölti a kiválasztott tevékenység adatait a durationModal-ba, és engedélyezi a szerkesztést (isEditMode = true).</w:t>
+      </w:r>
+    </w:p>
+    <w:p>
+      <w:r>
+        <w:t xml:space="preserve">Törlés és Technikai kezelés: A deleteMealFood() és deleteActivity() metódusok közvetlenül hívják a megfelelő törlő végpontokat, majd a válasz után azonnal frissítik a nézetet. Mivel az alkalmazás sok modális ablakot használ, implementáltam egy closeAllModals() technikai segédfüggvényt. Ennek feladata, hogy ablakváltáskor vagy </w:t>
       </w:r>
       <w:r>
         <w:lastRenderedPageBreak/>
-        <w:t xml:space="preserve">mentéskor </w:t>
-      </w:r>
-      <w:proofErr w:type="gramStart"/>
-      <w:r>
-        <w:t>manuálisan</w:t>
-      </w:r>
-      <w:proofErr w:type="gramEnd"/>
-      <w:r>
-        <w:t xml:space="preserve"> eltávolítsa a DOM-ból a beragadó modal-backdrop elemeket és a modal-open osztályt, biztosítva, hogy az alkalmazás felülete sose fagyjon le egy beragadt ablak miatt.</w:t>
+        <w:t>mentéskor manuálisan eltávolítsa a DOM-ból a beragadó modal-backdrop elemeket és a modal-open osztályt, biztosítva, hogy az alkalmazás felülete sose fagyjon le egy beragadt ablak miatt.</w:t>
       </w:r>
     </w:p>
     <w:p>
@@ -15951,73 +12903,17 @@
     </w:p>
     <w:p>
       <w:r>
-        <w:t xml:space="preserve">A testsúly rögzítését a lehető legegyszerűbbre terveztem. A updateWeight() </w:t>
-      </w:r>
-      <w:proofErr w:type="gramStart"/>
-      <w:r>
-        <w:t>metódust</w:t>
-      </w:r>
-      <w:proofErr w:type="gramEnd"/>
-      <w:r>
-        <w:t xml:space="preserve"> közvetlenül a beviteli mező change (fókuszvesztés) eseményéhez kötöttem. Így, amint a felhasználó beírja az új adatot és továbbkattint, a rendszer a háttérben </w:t>
-      </w:r>
-      <w:proofErr w:type="gramStart"/>
-      <w:r>
-        <w:t>automatikusan</w:t>
-      </w:r>
-      <w:proofErr w:type="gramEnd"/>
-      <w:r>
-        <w:t xml:space="preserve"> elmenti azt.</w:t>
-      </w:r>
-    </w:p>
-    <w:p>
-      <w:r>
-        <w:t xml:space="preserve">A sporttevékenységeknél a saveActivity() </w:t>
-      </w:r>
-      <w:proofErr w:type="gramStart"/>
-      <w:r>
-        <w:t>metódus</w:t>
-      </w:r>
-      <w:proofErr w:type="gramEnd"/>
-      <w:r>
-        <w:t xml:space="preserve"> menti el az időtartamot. Ezt követően lefut a calculateBurnedCalories() </w:t>
-      </w:r>
-      <w:proofErr w:type="gramStart"/>
-      <w:r>
-        <w:t>metódus</w:t>
-      </w:r>
-      <w:proofErr w:type="gramEnd"/>
-      <w:r>
-        <w:t xml:space="preserve">. Ez a függvény végigiterál a naphoz tartozó összes aktivitáson, és a katalógusadatok </w:t>
-      </w:r>
-      <w:proofErr w:type="gramStart"/>
-      <w:r>
-        <w:t>alapján</w:t>
-      </w:r>
-      <w:proofErr w:type="gramEnd"/>
-      <w:r>
-        <w:t xml:space="preserve"> kliens oldalon összegzi az elégetett kalóriákat. Ezt az értéket a grafikus felületen, a kalória-folyamatsávon (Progress Bar) egy külön színnel jelenítem meg, vizualizálva a "ledolgozott" energiát.</w:t>
-      </w:r>
-    </w:p>
-    <w:p>
-      <w:r>
-        <w:t xml:space="preserve">Végezetül, az adatok hosszútávú elemzéséhez az openWeightHistoryModal() </w:t>
-      </w:r>
-      <w:proofErr w:type="gramStart"/>
-      <w:r>
-        <w:t>metódus</w:t>
-      </w:r>
-      <w:proofErr w:type="gramEnd"/>
-      <w:r>
-        <w:t xml:space="preserve"> példányosítja a WeightHistoryComponent-et. Ez a </w:t>
-      </w:r>
-      <w:proofErr w:type="gramStart"/>
-      <w:r>
-        <w:t>komponens</w:t>
-      </w:r>
-      <w:proofErr w:type="gramEnd"/>
-      <w:r>
-        <w:t xml:space="preserve"> önállóan kéri le a backendtől az idősoros súlyadatokat, és egy vonaldiagramon ábrázolja a felhasználó fejlődését.</w:t>
+        <w:t>A testsúly rögzítését a lehető legegyszerűbbre terveztem. A updateWeight() metódust közvetlenül a beviteli mező change (fókuszvesztés) eseményéhez kötöttem. Így, amint a felhasználó beírja az új adatot és továbbkattint, a rendszer a háttérben automatikusan elmenti azt.</w:t>
+      </w:r>
+    </w:p>
+    <w:p>
+      <w:r>
+        <w:t>A sporttevékenységeknél a saveActivity() metódus menti el az időtartamot. Ezt követően lefut a calculateBurnedCalories() metódus. Ez a függvény végigiterál a naphoz tartozó összes aktivitáson, és a katalógusadatok alapján kliens oldalon összegzi az elégetett kalóriákat. Ezt az értéket a grafikus felületen, a kalória-folyamatsávon (Progress Bar) egy külön színnel jelenítem meg, vizualizálva a "ledolgozott" energiát.</w:t>
+      </w:r>
+    </w:p>
+    <w:p>
+      <w:r>
+        <w:t>Végezetül, az adatok hosszútávú elemzéséhez az openWeightHistoryModal() metódus példányosítja a WeightHistoryComponent-et. Ez a komponens önállóan kéri le a backendtől az idősoros súlyadatokat, és egy vonaldiagramon ábrázolja a felhasználó fejlődését.</w:t>
       </w:r>
     </w:p>
     <w:p>
@@ -16036,23 +12932,7 @@
           <w:b/>
           <w:bCs/>
         </w:rPr>
-        <w:t xml:space="preserve">. </w:t>
-      </w:r>
-      <w:proofErr w:type="gramStart"/>
-      <w:r>
-        <w:rPr>
-          <w:b/>
-          <w:bCs/>
-        </w:rPr>
-        <w:t>Profil</w:t>
-      </w:r>
-      <w:proofErr w:type="gramEnd"/>
-      <w:r>
-        <w:rPr>
-          <w:b/>
-          <w:bCs/>
-        </w:rPr>
-        <w:t xml:space="preserve"> és Statisztikák</w:t>
+        <w:t>. Profil és Statisztikák</w:t>
       </w:r>
     </w:p>
     <w:p>
@@ -16064,59 +12944,22 @@
       <w:pPr>
         <w:pStyle w:val="Cmsor4"/>
       </w:pPr>
-      <w:proofErr w:type="gramStart"/>
-      <w:r>
-        <w:t>Profil varázsló</w:t>
-      </w:r>
-      <w:proofErr w:type="gramEnd"/>
-      <w:r>
-        <w:t xml:space="preserve"> és Célok automatikus kezelése</w:t>
-      </w:r>
-    </w:p>
-    <w:p>
-      <w:r>
-        <w:t xml:space="preserve">A felhasználói </w:t>
-      </w:r>
-      <w:proofErr w:type="gramStart"/>
-      <w:r>
-        <w:t>profil</w:t>
-      </w:r>
-      <w:proofErr w:type="gramEnd"/>
-      <w:r>
-        <w:t xml:space="preserve"> nem csupán statikus adatok tárolására szolgál, hanem ez vezérli a napi kalória- és makrotápanyag-számításokat. A CreateProfileComponent űrlapját úgy terveztem meg, hogy az első bejelentkezéskor "varázslóként" (wizard) vezesse végig a felhasználót a beállításon, de később bármikor módosítható legyen a </w:t>
-      </w:r>
-      <w:proofErr w:type="gramStart"/>
-      <w:r>
-        <w:t>profil</w:t>
-      </w:r>
-      <w:proofErr w:type="gramEnd"/>
-      <w:r>
-        <w:t xml:space="preserve"> menüpontból.</w:t>
-      </w:r>
-    </w:p>
-    <w:p>
-      <w:r>
-        <w:t xml:space="preserve">Intelligens Cél-detektálás: A felhasználói élmény javítása érdekében nem kérem be </w:t>
-      </w:r>
-      <w:proofErr w:type="gramStart"/>
-      <w:r>
-        <w:t>explicit</w:t>
-      </w:r>
-      <w:proofErr w:type="gramEnd"/>
-      <w:r>
-        <w:t xml:space="preserve"> módon, hogy a felhasználó fogyni vagy hízni szeretne-e. Ehelyett </w:t>
+      <w:r>
+        <w:t>Profil varázsló és Célok automatikus kezelése</w:t>
+      </w:r>
+    </w:p>
+    <w:p>
+      <w:r>
+        <w:t>A felhasználói profil nem csupán statikus adatok tárolására szolgál, hanem ez vezérli a napi kalória- és makrotápanyag-számításokat. A CreateProfileComponent űrlapját úgy terveztem meg, hogy az első bejelentkezéskor "varázslóként" (wizard) vezesse végig a felhasználót a beállításon, de később bármikor módosítható legyen a profil menüpontból.</w:t>
+      </w:r>
+    </w:p>
+    <w:p>
+      <w:r>
+        <w:t xml:space="preserve">Intelligens Cél-detektálás: A felhasználói élmény javítása érdekében nem kérem be explicit módon, hogy a felhasználó fogyni vagy hízni szeretne-e. Ehelyett </w:t>
       </w:r>
       <w:r>
         <w:lastRenderedPageBreak/>
-        <w:t xml:space="preserve">implementáltam az updateGoalType() </w:t>
-      </w:r>
-      <w:proofErr w:type="gramStart"/>
-      <w:r>
-        <w:t>metódust</w:t>
-      </w:r>
-      <w:proofErr w:type="gramEnd"/>
-      <w:r>
-        <w:t>, amely a megadott Jelenlegi súly (weight) és Célsúly (goalWeight) mezők változásait figyeli (valueChanges).</w:t>
+        <w:t>implementáltam az updateGoalType() metódust, amely a megadott Jelenlegi súly (weight) és Célsúly (goalWeight) mezők változásait figyeli (valueChanges).</w:t>
       </w:r>
     </w:p>
     <w:p>
@@ -16128,15 +12971,7 @@
         </w:numPr>
       </w:pPr>
       <w:r>
-        <w:t xml:space="preserve">Ha a célsúly kisebb, mint a jelenlegi, a rendszer </w:t>
-      </w:r>
-      <w:proofErr w:type="gramStart"/>
-      <w:r>
-        <w:t>automatikusan</w:t>
-      </w:r>
-      <w:proofErr w:type="gramEnd"/>
-      <w:r>
-        <w:t xml:space="preserve"> Fogyás (Cutting) módba áll.</w:t>
+        <w:t>Ha a célsúly kisebb, mint a jelenlegi, a rendszer automatikusan Fogyás (Cutting) módba áll.</w:t>
       </w:r>
     </w:p>
     <w:p>
@@ -16164,42 +12999,13 @@
       </w:r>
     </w:p>
     <w:p>
-      <w:proofErr w:type="gramStart"/>
-      <w:r>
-        <w:t>Aktivitási</w:t>
-      </w:r>
-      <w:proofErr w:type="gramEnd"/>
-      <w:r>
-        <w:t xml:space="preserve"> szint: A kalóriaszükséglet (TDEE) pontosításához egy legördülő menüben kínálok fel aktivitási szorzókat (1.2-től 1.9-ig), részletes leírással (pl. "Sedentary", "Very active"), hogy a felhasználó a valósághoz legközelebb álló értéket választhassa.</w:t>
-      </w:r>
-    </w:p>
-    <w:p>
-      <w:r>
-        <w:t xml:space="preserve">Adatbetöltés és Mentés: Az ngOnInit során az </w:t>
-      </w:r>
-      <w:proofErr w:type="gramStart"/>
-      <w:r>
-        <w:t>AccountClient.getProfile(</w:t>
-      </w:r>
-      <w:proofErr w:type="gramEnd"/>
-      <w:r>
-        <w:t xml:space="preserve">) segítségével próbálom betölteni a meglévő adatokat. Ha a szerver 204-es (No Content) választ küld, az azt jelenti, hogy ez egy új regisztráció, így az űrlap üresen </w:t>
-      </w:r>
-      <w:proofErr w:type="gramStart"/>
-      <w:r>
-        <w:t>inicializálódik</w:t>
-      </w:r>
-      <w:proofErr w:type="gramEnd"/>
-      <w:r>
-        <w:t xml:space="preserve">. Mentéskor a submit() </w:t>
-      </w:r>
-      <w:proofErr w:type="gramStart"/>
-      <w:r>
-        <w:t>metódus</w:t>
-      </w:r>
-      <w:proofErr w:type="gramEnd"/>
-      <w:r>
-        <w:t xml:space="preserve"> validálja az űrlapot, és elküldi az UpdateUserProfileDto-t a backendnek.</w:t>
+      <w:r>
+        <w:t>Aktivitási szint: A kalóriaszükséglet (TDEE) pontosításához egy legördülő menüben kínálok fel aktivitási szorzókat (1.2-től 1.9-ig), részletes leírással (pl. "Sedentary", "Very active"), hogy a felhasználó a valósághoz legközelebb álló értéket választhassa.</w:t>
+      </w:r>
+    </w:p>
+    <w:p>
+      <w:r>
+        <w:t>Adatbetöltés és Mentés: Az ngOnInit során az AccountClient.getProfile() segítségével próbálom betölteni a meglévő adatokat. Ha a szerver 204-es (No Content) választ küld, az azt jelenti, hogy ez egy új regisztráció, így az űrlap üresen inicializálódik. Mentéskor a submit() metódus validálja az űrlapot, és elküldi az UpdateUserProfileDto-t a backendnek.</w:t>
       </w:r>
     </w:p>
     <w:p>
@@ -16212,15 +13018,7 @@
     </w:p>
     <w:p>
       <w:r>
-        <w:t xml:space="preserve">A fejlődés vizuális visszacsatolása a legmotiválóbb eszköz. A testsúly alakulásának megjelenítésére a Chart.js </w:t>
-      </w:r>
-      <w:proofErr w:type="gramStart"/>
-      <w:r>
-        <w:t>könyvtárat</w:t>
-      </w:r>
-      <w:proofErr w:type="gramEnd"/>
-      <w:r>
-        <w:t xml:space="preserve"> (és annak idősoros kiegészítőjét, a chartjs-adapter-moment-et) integráltam a WeightHistoryComponent-be.</w:t>
+        <w:t>A fejlődés vizuális visszacsatolása a legmotiválóbb eszköz. A testsúly alakulásának megjelenítésére a Chart.js könyvtárat (és annak idősoros kiegészítőjét, a chartjs-adapter-moment-et) integráltam a WeightHistoryComponent-be.</w:t>
       </w:r>
     </w:p>
     <w:p>
@@ -16230,15 +13028,7 @@
     </w:p>
     <w:p>
       <w:r>
-        <w:t xml:space="preserve">Adatfeldolgozás és Tisztítás: A backendtől kapott nyers DailyNoteResponseDto listát a createChartData() </w:t>
-      </w:r>
-      <w:proofErr w:type="gramStart"/>
-      <w:r>
-        <w:t>metódusban</w:t>
-      </w:r>
-      <w:proofErr w:type="gramEnd"/>
-      <w:r>
-        <w:t xml:space="preserve"> dolgozom fel.</w:t>
+        <w:t>Adatfeldolgozás és Tisztítás: A backendtől kapott nyers DailyNoteResponseDto listát a createChartData() metódusban dolgozom fel.</w:t>
       </w:r>
     </w:p>
     <w:p>
@@ -16262,15 +13052,7 @@
         </w:numPr>
       </w:pPr>
       <w:r>
-        <w:t xml:space="preserve">Mapping: Az adatokat a Chart.js által várt </w:t>
-      </w:r>
-      <w:proofErr w:type="gramStart"/>
-      <w:r>
-        <w:t>{ x</w:t>
-      </w:r>
-      <w:proofErr w:type="gramEnd"/>
-      <w:r>
-        <w:t>: timestamp, y: weight } formátumra alakítom át.</w:t>
+        <w:t>Mapping: Az adatokat a Chart.js által várt { x: timestamp, y: weight } formátumra alakítom át.</w:t>
       </w:r>
     </w:p>
     <w:p>
@@ -16283,57 +13065,17 @@
       </w:pPr>
       <w:r>
         <w:lastRenderedPageBreak/>
-        <w:t xml:space="preserve">Minimum követelmény: A grafikon csak akkor jelenik meg, ha legalább 2 érvényes mérési </w:t>
-      </w:r>
-      <w:proofErr w:type="gramStart"/>
-      <w:r>
-        <w:t>pont rendelkezésre</w:t>
-      </w:r>
-      <w:proofErr w:type="gramEnd"/>
-      <w:r>
-        <w:t xml:space="preserve"> áll; ellenkező esetben egy figyelmeztető üzenetet jelenítek meg.</w:t>
-      </w:r>
-    </w:p>
-    <w:p>
-      <w:r>
-        <w:t xml:space="preserve">Technikai megvalósítás (Canvas kezelés): Mivel a grafikon gyakran modális </w:t>
-      </w:r>
-      <w:proofErr w:type="gramStart"/>
-      <w:r>
-        <w:t>ablakban</w:t>
-      </w:r>
-      <w:proofErr w:type="gramEnd"/>
-      <w:r>
-        <w:t xml:space="preserve"> jelenik meg, kritikus volt a renderelés időzítése. Az AfterViewInit életciklusban, a </w:t>
-      </w:r>
-      <w:proofErr w:type="gramStart"/>
-      <w:r>
-        <w:t>ChangeDetectorRef.detectChanges(</w:t>
-      </w:r>
-      <w:proofErr w:type="gramEnd"/>
-      <w:r>
-        <w:t>) és egy rövid késleltetés (setTimeout) kombinációjával biztosítottam, hogy a &lt;canvas&gt; elem már biztosan létezzen a DOM-ban, mielőtt a Chart.js megpróbálna rajzolni rá. Ezzel elkerültem a modális ablakoknál gyakori "üres grafikon" hibát.</w:t>
-      </w:r>
-    </w:p>
-    <w:p>
-      <w:r>
-        <w:t>Dinamikus Skálázás: A jobb olvashatóság érdekében a grafikon Y-tengelyét (Súly) nem 0-tól indítom, hanem dinamikusan számolom: a felhasználó legkisebb mért súlyából kivonok 5 kg-ot, és ezt állítom be minimumnak (lineChartOptions.scales['y']</w:t>
-      </w:r>
-      <w:proofErr w:type="gramStart"/>
-      <w:r>
-        <w:t>.min</w:t>
-      </w:r>
-      <w:proofErr w:type="gramEnd"/>
-      <w:r>
-        <w:t xml:space="preserve">). Ez biztosítja, hogy a súlyváltozás </w:t>
-      </w:r>
-      <w:proofErr w:type="gramStart"/>
-      <w:r>
-        <w:t>trendje</w:t>
-      </w:r>
-      <w:proofErr w:type="gramEnd"/>
-      <w:r>
-        <w:t xml:space="preserve"> (a vonal emelkedése vagy süllyedése) látványosan kirajzolódjon, még kis változások esetén is.</w:t>
+        <w:t>Minimum követelmény: A grafikon csak akkor jelenik meg, ha legalább 2 érvényes mérési pont rendelkezésre áll; ellenkező esetben egy figyelmeztető üzenetet jelenítek meg.</w:t>
+      </w:r>
+    </w:p>
+    <w:p>
+      <w:r>
+        <w:t>Technikai megvalósítás (Canvas kezelés): Mivel a grafikon gyakran modális ablakban jelenik meg, kritikus volt a renderelés időzítése. Az AfterViewInit életciklusban, a ChangeDetectorRef.detectChanges() és egy rövid késleltetés (setTimeout) kombinációjával biztosítottam, hogy a &lt;canvas&gt; elem már biztosan létezzen a DOM-ban, mielőtt a Chart.js megpróbálna rajzolni rá. Ezzel elkerültem a modális ablakoknál gyakori "üres grafikon" hibát.</w:t>
+      </w:r>
+    </w:p>
+    <w:p>
+      <w:r>
+        <w:t>Dinamikus Skálázás: A jobb olvashatóság érdekében a grafikon Y-tengelyét (Súly) nem 0-tól indítom, hanem dinamikusan számolom: a felhasználó legkisebb mért súlyából kivonok 5 kg-ot, és ezt állítom be minimumnak (lineChartOptions.scales['y'].min). Ez biztosítja, hogy a súlyváltozás trendje (a vonal emelkedése vagy süllyedése) látványosan kirajzolódjon, még kis változások esetén is.</w:t>
       </w:r>
     </w:p>
     <w:p>
@@ -16357,23 +13099,7 @@
     </w:p>
     <w:p>
       <w:r>
-        <w:t xml:space="preserve">Egy modern webalkalmazás nemcsak attól jó, hogy működik, hanem attól is, hogy folyamatosan kommunikál a felhasználóval. A fejlesztés során kiemelt figyelmet fordítottam arra, hogy a felhasználó soha ne érezze magát elveszve: minden sikeres vagy sikertelen műveletről visszajelzést adok, és kezelem a </w:t>
-      </w:r>
-      <w:proofErr w:type="gramStart"/>
-      <w:r>
-        <w:t>navigációs</w:t>
-      </w:r>
-      <w:proofErr w:type="gramEnd"/>
-      <w:r>
-        <w:t xml:space="preserve"> hibákat. Ezeket a </w:t>
-      </w:r>
-      <w:proofErr w:type="gramStart"/>
-      <w:r>
-        <w:t>funkciókat</w:t>
-      </w:r>
-      <w:proofErr w:type="gramEnd"/>
-      <w:r>
-        <w:t xml:space="preserve"> a SharedModule-ban, újrafelhasználható ko</w:t>
+        <w:t>Egy modern webalkalmazás nemcsak attól jó, hogy működik, hanem attól is, hogy folyamatosan kommunikál a felhasználóval. A fejlesztés során kiemelt figyelmet fordítottam arra, hogy a felhasználó soha ne érezze magát elveszve: minden sikeres vagy sikertelen műveletről visszajelzést adok, és kezelem a navigációs hibákat. Ezeket a funkciókat a SharedModule-ban, újrafelhasználható ko</w:t>
       </w:r>
       <w:r>
         <w:t>mponensekként valósítottam meg.</w:t>
@@ -16389,29 +13115,13 @@
     </w:p>
     <w:p>
       <w:r>
-        <w:t xml:space="preserve">A rendszerüzenetek (pl. "Sikeres regisztráció", "Hiba történt") megjelenítésére nem a böngésző beépített </w:t>
-      </w:r>
-      <w:proofErr w:type="gramStart"/>
-      <w:r>
-        <w:t>alert(</w:t>
-      </w:r>
-      <w:proofErr w:type="gramEnd"/>
-      <w:r>
-        <w:t>) ablakát, hanem egy saját fejlesztésű, modális alapú megoldást választottam. A NotificationComponent felelős az üzenetek megjelenítéséért.</w:t>
+        <w:t>A rendszerüzenetek (pl. "Sikeres regisztráció", "Hiba történt") megjelenítésére nem a böngésző beépített alert() ablakát, hanem egy saját fejlesztésű, modális alapú megoldást választottam. A NotificationComponent felelős az üzenetek megjelenítéséért.</w:t>
       </w:r>
     </w:p>
     <w:p/>
     <w:p>
       <w:r>
-        <w:t xml:space="preserve">A </w:t>
-      </w:r>
-      <w:proofErr w:type="gramStart"/>
-      <w:r>
-        <w:t>komponens</w:t>
-      </w:r>
-      <w:proofErr w:type="gramEnd"/>
-      <w:r>
-        <w:t xml:space="preserve"> logikáját úgy terveztem, hogy dinamikusan alkalmazkodjon az üzenet típusához. Egy isSuccess logikai</w:t>
+        <w:t>A komponens logikáját úgy terveztem, hogy dinamikusan alkalmazkodjon az üzenet típusához. Egy isSuccess logikai</w:t>
       </w:r>
       <w:r>
         <w:t xml:space="preserve"> változó vezérli a megjelenést:</w:t>
@@ -16445,23 +13155,7 @@
     <w:p>
       <w:r>
         <w:lastRenderedPageBreak/>
-        <w:t xml:space="preserve">Ezt a dinamikus stílusozást az Angular [ngClass] </w:t>
-      </w:r>
-      <w:proofErr w:type="gramStart"/>
-      <w:r>
-        <w:t>direktívájával</w:t>
-      </w:r>
-      <w:proofErr w:type="gramEnd"/>
-      <w:r>
-        <w:t xml:space="preserve"> oldottam meg a HTML sablonban. A </w:t>
-      </w:r>
-      <w:proofErr w:type="gramStart"/>
-      <w:r>
-        <w:t>komponenst</w:t>
-      </w:r>
-      <w:proofErr w:type="gramEnd"/>
-      <w:r>
-        <w:t xml:space="preserve"> az ngx-bootstrap BsModalRef osztályával integráltam, így az alkalmazás bármely pontjáról (pl. a SharedService-en keresztül) programozottan megnyitha</w:t>
+        <w:t>Ezt a dinamikus stílusozást az Angular [ngClass] direktívájával oldottam meg a HTML sablonban. A komponenst az ngx-bootstrap BsModalRef osztályával integráltam, így az alkalmazás bármely pontjáról (pl. a SharedService-en keresztül) programozottan megnyitha</w:t>
       </w:r>
       <w:r>
         <w:t>tó és bezárható.</w:t>
@@ -16485,39 +13179,7 @@
     </w:p>
     <w:p>
       <w:r>
-        <w:t xml:space="preserve">Ez a </w:t>
-      </w:r>
-      <w:proofErr w:type="gramStart"/>
-      <w:r>
-        <w:t>komponens</w:t>
-      </w:r>
-      <w:proofErr w:type="gramEnd"/>
-      <w:r>
-        <w:t xml:space="preserve"> a "dumb component" (buta komponens) tervezési mintát követi: nincs saját üzleti logikája, kizárólag a megjelenítésért felel. Egy @Input() dekorátorral ellátott errorMessages tömböt vár a szülő </w:t>
-      </w:r>
-      <w:proofErr w:type="gramStart"/>
-      <w:r>
-        <w:t>komponenstől</w:t>
-      </w:r>
-      <w:proofErr w:type="gramEnd"/>
-      <w:r>
-        <w:t xml:space="preserve">. A HTML sablonban az *ngIf </w:t>
-      </w:r>
-      <w:proofErr w:type="gramStart"/>
-      <w:r>
-        <w:t>direktívával</w:t>
-      </w:r>
-      <w:proofErr w:type="gramEnd"/>
-      <w:r>
-        <w:t xml:space="preserve"> ellenőrzöm, hogy van-e megjelenítendő hiba, majd az *ngFor segítségével listázom ki azokat piros színnel (text-danger). Ezzel a megoldással elértem, hogy nem kellett minden egyes űrlapnál újraimplementálnom a hibamegjelenítő HTML </w:t>
-      </w:r>
-      <w:proofErr w:type="gramStart"/>
-      <w:r>
-        <w:t>struktúrát</w:t>
-      </w:r>
-      <w:proofErr w:type="gramEnd"/>
-      <w:r>
-        <w:t>, jelentősen csökkentve a kódduplik</w:t>
+        <w:t>Ez a komponens a "dumb component" (buta komponens) tervezési mintát követi: nincs saját üzleti logikája, kizárólag a megjelenítésért felel. Egy @Input() dekorátorral ellátott errorMessages tömböt vár a szülő komponenstől. A HTML sablonban az *ngIf direktívával ellenőrzöm, hogy van-e megjelenítendő hiba, majd az *ngFor segítségével listázom ki azokat piros színnel (text-danger). Ezzel a megoldással elértem, hogy nem kellett minden egyes űrlapnál újraimplementálnom a hibamegjelenítő HTML struktúrát, jelentősen csökkentve a kódduplik</w:t>
       </w:r>
       <w:r>
         <w:t>ációt.</w:t>
@@ -16533,41 +13195,15 @@
     </w:p>
     <w:p>
       <w:r>
-        <w:t xml:space="preserve">A felhasználói élmény része a </w:t>
-      </w:r>
-      <w:proofErr w:type="gramStart"/>
-      <w:r>
-        <w:t>navigációs</w:t>
-      </w:r>
-      <w:proofErr w:type="gramEnd"/>
-      <w:r>
-        <w:t xml:space="preserve"> hibák elegáns kezelése is. Ha a felhasználó olyan URL-t ír be, amely nem létezik az alkalmazásban, a rendszer nem egy üres oldalt vagy konzolhibát mutat, hanem </w:t>
+        <w:t xml:space="preserve">A felhasználói élmény része a navigációs hibák elegáns kezelése is. Ha a felhasználó olyan URL-t ír be, amely nem létezik az alkalmazásban, a rendszer nem egy üres oldalt vagy konzolhibát mutat, hanem </w:t>
       </w:r>
       <w:r>
         <w:t>betölti a NotFoundComponent-et.</w:t>
       </w:r>
-      <w:bookmarkStart w:id="76" w:name="_GoBack"/>
-      <w:bookmarkEnd w:id="76"/>
-    </w:p>
-    <w:p>
-      <w:r>
-        <w:t xml:space="preserve">Ezt a </w:t>
-      </w:r>
-      <w:proofErr w:type="gramStart"/>
-      <w:r>
-        <w:t>komponenst</w:t>
-      </w:r>
-      <w:proofErr w:type="gramEnd"/>
-      <w:r>
-        <w:t xml:space="preserve"> a routing modul ** (wildcard) útvonalára kötöttem be. A felületen egyértelmű hibaüzenetet és egy "visszaút" gombot helyeztem el, amely a főoldalra (/food) </w:t>
-      </w:r>
-      <w:proofErr w:type="gramStart"/>
-      <w:r>
-        <w:t>navigálja</w:t>
-      </w:r>
-      <w:proofErr w:type="gramEnd"/>
-      <w:r>
-        <w:t xml:space="preserve"> a felhasználót, így biztosítva, hogy sose kerüljön zsákutcába.</w:t>
+    </w:p>
+    <w:p>
+      <w:r>
+        <w:t>Ezt a komponenst a routing modul ** (wildcard) útvonalára kötöttem be. A felületen egyértelmű hibaüzenetet és egy "visszaút" gombot helyeztem el, amely a főoldalra (/food) navigálja a felhasználót, így biztosítva, hogy sose kerüljön zsákutcába.</w:t>
       </w:r>
     </w:p>
     <w:p>
@@ -16581,15 +13217,7 @@
     </w:p>
     <w:p>
       <w:r>
-        <w:t xml:space="preserve">E fejezet szakdolgozatban 3-5, diplomamunkában 6-7 oldal lehet. Célja, hogy összegezve bemutassa az eredményeidet. Például, ha valamilyen algoritmust fejlesztettél, itt mutathatod be mérésekkel, diagramokkal, hogy milyen teljesítményt </w:t>
-      </w:r>
-      <w:proofErr w:type="gramStart"/>
-      <w:r>
-        <w:t>produkál</w:t>
-      </w:r>
-      <w:proofErr w:type="gramEnd"/>
-      <w:r>
-        <w:t xml:space="preserve"> a különböző megvalósításaihoz, vagy éppen mások implementációihoz képest. Ha egy weboldalt, vagy mobil alkalmazást készítettél, és készültek hozzá automatizált felülettesztek, vagy egység-tesztek, esetleg végeztetek felhasználói tesztelést, akkor azokat itt bemutathatod. Itt írhatsz a szoftver utóéletéről, pl. kikerült-e a Store-ba, elkezdték-e élesben használni, mik vele a tapasztalatok? Előfordulhat az is, hogy nincs külön mondanivalód ezekről, vagy ezeket logikusabb elmondani az előző fejezetben. Ilyen esetekben ez és az előző fejezet összevonható és összemosható egymással.</w:t>
+        <w:t>E fejezet szakdolgozatban 3-5, diplomamunkában 6-7 oldal lehet. Célja, hogy összegezve bemutassa az eredményeidet. Például, ha valamilyen algoritmust fejlesztettél, itt mutathatod be mérésekkel, diagramokkal, hogy milyen teljesítményt produkál a különböző megvalósításaihoz, vagy éppen mások implementációihoz képest. Ha egy weboldalt, vagy mobil alkalmazást készítettél, és készültek hozzá automatizált felülettesztek, vagy egység-tesztek, esetleg végeztetek felhasználói tesztelést, akkor azokat itt bemutathatod. Itt írhatsz a szoftver utóéletéről, pl. kikerült-e a Store-ba, elkezdték-e élesben használni, mik vele a tapasztalatok? Előfordulhat az is, hogy nincs külön mondanivalód ezekről, vagy ezeket logikusabb elmondani az előző fejezetben. Ilyen esetekben ez és az előző fejezet összevonható és összemosható egymással.</w:t>
       </w:r>
     </w:p>
     <w:p>
@@ -16629,15 +13257,7 @@
     </w:p>
     <w:p>
       <w:r>
-        <w:t xml:space="preserve">A dolgozat zárásánál sokan zavarba jönnek, miről lehetne írni. </w:t>
-      </w:r>
-      <w:proofErr w:type="gramStart"/>
-      <w:r>
-        <w:t>Praktikus</w:t>
-      </w:r>
-      <w:proofErr w:type="gramEnd"/>
-      <w:r>
-        <w:t xml:space="preserve"> tanács itt, hogy foglald össze a személyes tapasztalataidat (amik itt végre bátran lehetnek akár szubjektívak is </w:t>
+        <w:t xml:space="preserve">A dolgozat zárásánál sokan zavarba jönnek, miről lehetne írni. Praktikus tanács itt, hogy foglald össze a személyes tapasztalataidat (amik itt végre bátran lehetnek akár szubjektívak is </w:t>
       </w:r>
       <w:r>
         <w:sym w:font="Wingdings" w:char="F04A"/>
@@ -16669,26 +13289,10 @@
         <w:t>2</w:t>
       </w:r>
       <w:r>
-        <w:t xml:space="preserve"> oldal hosszú legyen, majd hangulattól és az </w:t>
-      </w:r>
-      <w:proofErr w:type="gramStart"/>
-      <w:r>
-        <w:t>aktuális</w:t>
-      </w:r>
-      <w:proofErr w:type="gramEnd"/>
-      <w:r>
-        <w:t xml:space="preserve"> munkádtól függően tetszőleges sorrendben elkezded őket tartalommal feltölteni. </w:t>
-      </w:r>
-      <w:r>
-        <w:t xml:space="preserve">Ha </w:t>
-      </w:r>
-      <w:proofErr w:type="gramStart"/>
-      <w:r>
-        <w:t>megakadsz</w:t>
-      </w:r>
-      <w:proofErr w:type="gramEnd"/>
-      <w:r>
-        <w:t xml:space="preserve"> és úgy érzed, hogy már mindent leírtál (és még csak 15 oldalnál tartasz), fogj össze egy évfolyamtársaddal: olvassátok el egymás dolgozatát és írjatok bele kérdéseket mindenhova, ahol valami nem egyértelmű. Sokszor neked annyira a fejedben van minden, hogy úgy érzed, többet már nem tudsz írni, de másoknak egy csomó mindent még részletesebben el kell magyarázni.</w:t>
+        <w:t xml:space="preserve"> oldal hosszú legyen, majd hangulattól és az aktuális munkádtól függően tetszőleges sorrendben elkezded őket tartalommal feltölteni. </w:t>
+      </w:r>
+      <w:r>
+        <w:t>Ha megakadsz és úgy érzed, hogy már mindent leírtál (és még csak 15 oldalnál tartasz), fogj össze egy évfolyamtársaddal: olvassátok el egymás dolgozatát és írjatok bele kérdéseket mindenhova, ahol valami nem egyértelmű. Sokszor neked annyira a fejedben van minden, hogy úgy érzed, többet már nem tudsz írni, de másoknak egy csomó mindent még részletesebben el kell magyarázni.</w:t>
       </w:r>
       <w:r>
         <w:t xml:space="preserve"> A </w:t>
@@ -16722,15 +13326,7 @@
     </w:p>
     <w:p>
       <w:r>
-        <w:t xml:space="preserve">A tartalomjegyzéket </w:t>
-      </w:r>
-      <w:proofErr w:type="gramStart"/>
-      <w:r>
-        <w:t>automatikusan</w:t>
-      </w:r>
-      <w:proofErr w:type="gramEnd"/>
-      <w:r>
-        <w:t xml:space="preserve"> generáld a </w:t>
+        <w:t xml:space="preserve">A tartalomjegyzéket automatikusan generáld a </w:t>
       </w:r>
       <w:r>
         <w:t>címsorokból. A tartalomjegyzékben elég az első 3 címsor szintet kezelni (ez a sablon eleve így van beállítva). Figyelj rá, hogy a tartalomjegyzéket (mint minden mezőt) kézzel kell frissíteni, ha változott az elrendezés, vagy új címsorok kerültek a doksiba.</w:t>
@@ -16753,23 +13349,7 @@
     </w:p>
     <w:p>
       <w:r>
-        <w:t xml:space="preserve">A tartalmi összefoglaló készítésének szigorú műfaji szabályai vannak. Bár sokban hasonlít a könyvek hátoldalán látható ajánlókhoz, valójában sokkal több, mint kedvcsináló. Ez alapján az olvasónak el kell tudnia majd dönteni, hogy érdemes-e elolvasnia a dolgozatot, tartalmaz-e számára értékes </w:t>
-      </w:r>
-      <w:proofErr w:type="gramStart"/>
-      <w:r>
-        <w:t>információkat</w:t>
-      </w:r>
-      <w:proofErr w:type="gramEnd"/>
-      <w:r>
-        <w:t xml:space="preserve">. Ennek megfelelően nem csak a kedvcsinálás a cél, hanem az is, hogy az eredmények és a </w:t>
-      </w:r>
-      <w:proofErr w:type="gramStart"/>
-      <w:r>
-        <w:t>kontextus</w:t>
-      </w:r>
-      <w:proofErr w:type="gramEnd"/>
-      <w:r>
-        <w:t xml:space="preserve"> is bemutatásra kerüljön. A tökéletesen összeszedett ajánlásokat</w:t>
+        <w:t>A tartalmi összefoglaló készítésének szigorú műfaji szabályai vannak. Bár sokban hasonlít a könyvek hátoldalán látható ajánlókhoz, valójában sokkal több, mint kedvcsináló. Ez alapján az olvasónak el kell tudnia majd dönteni, hogy érdemes-e elolvasnia a dolgozatot, tartalmaz-e számára értékes információkat. Ennek megfelelően nem csak a kedvcsinálás a cél, hanem az is, hogy az eredmények és a kontextus is bemutatásra kerüljön. A tökéletesen összeszedett ajánlásokat</w:t>
       </w:r>
       <w:sdt>
         <w:sdtPr>
@@ -16804,15 +13384,7 @@
         <w:t>foglalja össze</w:t>
       </w:r>
       <w:r>
-        <w:t xml:space="preserve">. Referenciaként használhatod ennek az útmutatónak az </w:t>
-      </w:r>
-      <w:proofErr w:type="gramStart"/>
-      <w:r>
-        <w:t>absztraktját</w:t>
-      </w:r>
-      <w:proofErr w:type="gramEnd"/>
-      <w:r>
-        <w:t xml:space="preserve"> is.</w:t>
+        <w:t>. Referenciaként használhatod ennek az útmutatónak az absztraktját is.</w:t>
       </w:r>
     </w:p>
     <w:p>
@@ -16821,15 +13393,7 @@
         <w:t>Tipp</w:t>
       </w:r>
       <w:r>
-        <w:t xml:space="preserve">: a tartalmi összefoglalót célszerű a dolgozat végén megírni, hiszen ekkorra áll össze az összes </w:t>
-      </w:r>
-      <w:proofErr w:type="gramStart"/>
-      <w:r>
-        <w:t>információ</w:t>
-      </w:r>
-      <w:proofErr w:type="gramEnd"/>
-      <w:r>
-        <w:t>, ami szükséges hozzá.</w:t>
+        <w:t>: a tartalmi összefoglalót célszerű a dolgozat végén megírni, hiszen ekkorra áll össze az összes információ, ami szükséges hozzá.</w:t>
       </w:r>
     </w:p>
     <w:p>
@@ -16864,15 +13428,7 @@
         <w:t xml:space="preserve"> feladat értelmezése, a</w:t>
       </w:r>
       <w:r>
-        <w:t xml:space="preserve"> motiváció leírása, a </w:t>
-      </w:r>
-      <w:proofErr w:type="gramStart"/>
-      <w:r>
-        <w:t>kontextus</w:t>
-      </w:r>
-      <w:proofErr w:type="gramEnd"/>
-      <w:r>
-        <w:t xml:space="preserve"> megteremtése. Ami a stílust illet</w:t>
+        <w:t xml:space="preserve"> motiváció leírása, a kontextus megteremtése. Ami a stílust illet</w:t>
       </w:r>
       <w:r>
         <w:t>i</w:t>
@@ -16884,13 +13440,8 @@
         <w:t>nem szakmabelinek</w:t>
       </w:r>
       <w:r>
-        <w:t xml:space="preserve"> próbálod elmagyarázni, mit csináltál és miért. Indíts messziről, pl. beszélj a széles értelemben vett területed (web, mobil stb.) fontosságáról, majd fokozatosan közelíts rá arra a szűkebb </w:t>
-      </w:r>
-      <w:proofErr w:type="gramStart"/>
-      <w:r>
-        <w:t>problémára</w:t>
-      </w:r>
-      <w:proofErr w:type="gramEnd"/>
+        <w:t xml:space="preserve"> próbálod elmagyarázni, mit csináltál és miért. Indíts messziről, pl. beszélj a széles értelemben vett területed (web, mobil stb.) fontosságáról, majd fokozatosan közelíts rá arra a szűkebb problémára</w:t>
+      </w:r>
       <w:r>
         <w:t>,</w:t>
       </w:r>
@@ -16899,21 +13450,8 @@
       </w:r>
     </w:p>
     <w:p>
-      <w:proofErr w:type="gramStart"/>
-      <w:r>
-        <w:t>Tipikus</w:t>
-      </w:r>
-      <w:proofErr w:type="gramEnd"/>
-      <w:r>
-        <w:t xml:space="preserve"> hiba szokott lenni, hogy motivációként azt írod le, hogy „a konzulensemtől ezt a feladatot kaptam”. Próbáld inkább egy tágabb </w:t>
-      </w:r>
-      <w:proofErr w:type="gramStart"/>
-      <w:r>
-        <w:t>perspektívából</w:t>
-      </w:r>
-      <w:proofErr w:type="gramEnd"/>
-      <w:r>
-        <w:t xml:space="preserve"> nézni a dolgot és ragadd meg, mitől teszi a te megoldásod/munkád jobbá a világot és erre fókuszálj a bevezetésben.</w:t>
+      <w:r>
+        <w:t>Tipikus hiba szokott lenni, hogy motivációként azt írod le, hogy „a konzulensemtől ezt a feladatot kaptam”. Próbáld inkább egy tágabb perspektívából nézni a dolgot és ragadd meg, mitől teszi a te megoldásod/munkád jobbá a világot és erre fókuszálj a bevezetésben.</w:t>
       </w:r>
     </w:p>
     <w:p>
@@ -16949,15 +13487,7 @@
     </w:p>
     <w:p>
       <w:r>
-        <w:t xml:space="preserve">A bevezetés </w:t>
-      </w:r>
-      <w:proofErr w:type="gramStart"/>
-      <w:r>
-        <w:t>praktikus</w:t>
-      </w:r>
-      <w:proofErr w:type="gramEnd"/>
-      <w:r>
-        <w:t xml:space="preserve"> zárása egy olyan alfejezet, ami a dolgozat további szerkezetét ismerteti.</w:t>
+        <w:t>A bevezetés praktikus zárása egy olyan alfejezet, ami a dolgozat további szerkezetét ismerteti.</w:t>
       </w:r>
     </w:p>
     <w:p/>
@@ -17017,23 +13547,7 @@
       </w:r>
       <w:r>
         <w:lastRenderedPageBreak/>
-        <w:t xml:space="preserve">építetted. Ha tudományosabb munkát végzel, itt bemutathatod a szakirodalmat, mások munkáját, eredményeit, amikhez képest a sajátodat majd később meg tudod határozni. Egy </w:t>
-      </w:r>
-      <w:proofErr w:type="gramStart"/>
-      <w:r>
-        <w:t>tipikus</w:t>
-      </w:r>
-      <w:proofErr w:type="gramEnd"/>
-      <w:r>
-        <w:t xml:space="preserve"> szoftverfejlesztés esetében pedig itt van lehetőséged arra, hogy röviden bemutasd azokat a technológiákat, amikre a munkád során építettél. Fontos, hogy mindig, a témád szempontjából releváns részekről írj, ha például egy webshopot készítesz .NET-ben, teljesen felesleges a </w:t>
-      </w:r>
-      <w:proofErr w:type="gramStart"/>
-      <w:r>
-        <w:t>reflexióról</w:t>
-      </w:r>
-      <w:proofErr w:type="gramEnd"/>
-      <w:r>
-        <w:t xml:space="preserve"> írnod, annál fontosabbak lehet viszont megemlíteni pl. a jQuery technológiát.</w:t>
+        <w:t>építetted. Ha tudományosabb munkát végzel, itt bemutathatod a szakirodalmat, mások munkáját, eredményeit, amikhez képest a sajátodat majd később meg tudod határozni. Egy tipikus szoftverfejlesztés esetében pedig itt van lehetőséged arra, hogy röviden bemutasd azokat a technológiákat, amikre a munkád során építettél. Fontos, hogy mindig, a témád szempontjából releváns részekről írj, ha például egy webshopot készítesz .NET-ben, teljesen felesleges a reflexióról írnod, annál fontosabbak lehet viszont megemlíteni pl. a jQuery technológiát.</w:t>
       </w:r>
       <w:r>
         <w:t xml:space="preserve"> </w:t>
@@ -17042,28 +13556,12 @@
         <w:t>E</w:t>
       </w:r>
       <w:r>
-        <w:t xml:space="preserve">z a fejezet azoknak szól, akik szakmabeliek, de nem </w:t>
-      </w:r>
-      <w:proofErr w:type="gramStart"/>
-      <w:r>
-        <w:t>konkrétan</w:t>
-      </w:r>
-      <w:proofErr w:type="gramEnd"/>
-      <w:r>
-        <w:t xml:space="preserve"> ezzel a területtel foglalkoznak. Itt található meg számukra az az alap, ami a folytatást majd érthetővé teszi.</w:t>
-      </w:r>
-    </w:p>
-    <w:p>
-      <w:r>
-        <w:t xml:space="preserve">Amennyiben úgy döntesz, hogy egy </w:t>
-      </w:r>
-      <w:proofErr w:type="gramStart"/>
-      <w:r>
-        <w:t>klasszikus</w:t>
-      </w:r>
-      <w:proofErr w:type="gramEnd"/>
-      <w:r>
-        <w:t xml:space="preserve"> feladatot (pl. egy interaktív útikönyv alkalmazás készítése) valósítasz meg, feltétlenül érdemes kitérned arra, miként álltak ehhez hozzá mások, s bemutatni 2-3 a területen népszerű alkalmazást, kiemelve azokat az ötleteket, amiket esetleg átvettél belőlük.</w:t>
+        <w:t>z a fejezet azoknak szól, akik szakmabeliek, de nem konkrétan ezzel a területtel foglalkoznak. Itt található meg számukra az az alap, ami a folytatást majd érthetővé teszi.</w:t>
+      </w:r>
+    </w:p>
+    <w:p>
+      <w:r>
+        <w:t>Amennyiben úgy döntesz, hogy egy klasszikus feladatot (pl. egy interaktív útikönyv alkalmazás készítése) valósítasz meg, feltétlenül érdemes kitérned arra, miként álltak ehhez hozzá mások, s bemutatni 2-3 a területen népszerű alkalmazást, kiemelve azokat az ötleteket, amiket esetleg átvettél belőlük.</w:t>
       </w:r>
     </w:p>
     <w:p>
@@ -17077,27 +13575,14 @@
       <w:bookmarkEnd w:id="82"/>
     </w:p>
     <w:p>
-      <w:proofErr w:type="gramStart"/>
-      <w:r>
-        <w:t>Tipikus</w:t>
-      </w:r>
-      <w:proofErr w:type="gramEnd"/>
-      <w:r>
-        <w:t xml:space="preserve"> fejezetcím lehet az „Architektúra”, vagy „Tervezés”, a terjedelme 3-5 oldal szakdolgozat és diplomaterv esetén is. A feladat itt már egyáltalán nem mesélgetés, hanem egy objektív elemzés</w:t>
+      <w:r>
+        <w:t>Tipikus fejezetcím lehet az „Architektúra”, vagy „Tervezés”, a terjedelme 3-5 oldal szakdolgozat és diplomaterv esetén is. A feladat itt már egyáltalán nem mesélgetés, hanem egy objektív elemzés</w:t>
       </w:r>
       <w:r>
         <w:t xml:space="preserve"> </w:t>
       </w:r>
       <w:r>
-        <w:t xml:space="preserve">bemutatása arról, hogy mi is a konkrét feladat, amit meg kell valósítani, milyen funkcionális és nem funkcionális követelmények vannak, hogy néz ki a rendszer </w:t>
-      </w:r>
-      <w:proofErr w:type="gramStart"/>
-      <w:r>
-        <w:t>architektúrája</w:t>
-      </w:r>
-      <w:proofErr w:type="gramEnd"/>
-      <w:r>
-        <w:t xml:space="preserve"> amit </w:t>
+        <w:t xml:space="preserve">bemutatása arról, hogy mi is a konkrét feladat, amit meg kell valósítani, milyen funkcionális és nem funkcionális követelmények vannak, hogy néz ki a rendszer architektúrája amit </w:t>
       </w:r>
       <w:r>
         <w:t xml:space="preserve">terveztél, milyen használati esetek (nem use-case-ek, lásd. </w:t>
@@ -17123,15 +13608,7 @@
     </w:p>
     <w:p>
       <w:r>
-        <w:t xml:space="preserve">Ha esetleg valamilyen </w:t>
-      </w:r>
-      <w:proofErr w:type="gramStart"/>
-      <w:r>
-        <w:t>speciális</w:t>
-      </w:r>
-      <w:proofErr w:type="gramEnd"/>
-      <w:r>
-        <w:t xml:space="preserve"> módszertant </w:t>
+        <w:t xml:space="preserve">Ha esetleg valamilyen speciális módszertant </w:t>
       </w:r>
       <w:r>
         <w:t>követtél/követtetek</w:t>
@@ -17173,21 +13650,8 @@
     <w:p>
       <w:r>
         <w:lastRenderedPageBreak/>
-        <w:t xml:space="preserve">Nagyon fontos, hogy szemben az előző blokkal itt nem cél, hogy egy száraz dokumentációt készítsél. </w:t>
-      </w:r>
-      <w:proofErr w:type="gramStart"/>
-      <w:r>
-        <w:t>Tipikus</w:t>
-      </w:r>
-      <w:proofErr w:type="gramEnd"/>
-      <w:r>
-        <w:t xml:space="preserve"> hiba tud lenni, hogy minden apró részletet és függvényt be akarsz mutatni a programodból. Ennek az eredménye általában csak számos hosszú száraz felsorolás, amit minden jóérzésű bíráló már a második elem után átugrik</w:t>
-      </w:r>
-      <w:proofErr w:type="gramStart"/>
-      <w:r>
-        <w:t>….</w:t>
-      </w:r>
-      <w:proofErr w:type="gramEnd"/>
+        <w:t>Nagyon fontos, hogy szemben az előző blokkal itt nem cél, hogy egy száraz dokumentációt készítsél. Tipikus hiba tud lenni, hogy minden apró részletet és függvényt be akarsz mutatni a programodból. Ennek az eredménye általában csak számos hosszú száraz felsorolás, amit minden jóérzésű bíráló már a második elem után átugrik….</w:t>
+      </w:r>
     </w:p>
     <w:p>
       <w:r>
@@ -17226,15 +13690,7 @@
         <w:t>mindent</w:t>
       </w:r>
       <w:r>
-        <w:t xml:space="preserve"> próbálj bemutatni, hanem </w:t>
-      </w:r>
-      <w:proofErr w:type="gramStart"/>
-      <w:r>
-        <w:t>koncentrálj</w:t>
-      </w:r>
-      <w:proofErr w:type="gramEnd"/>
-      <w:r>
-        <w:t xml:space="preserve"> az érdekesebb, nem triviálisabb megoldásokra.</w:t>
+        <w:t xml:space="preserve"> próbálj bemutatni, hanem koncentrálj az érdekesebb, nem triviálisabb megoldásokra.</w:t>
       </w:r>
     </w:p>
     <w:p>
@@ -17252,21 +13708,7 @@
         <w:rPr>
           <w:i/>
         </w:rPr>
-        <w:t xml:space="preserve">A WordProcessor osztály a következő </w:t>
-      </w:r>
-      <w:proofErr w:type="gramStart"/>
-      <w:r>
-        <w:rPr>
-          <w:i/>
-        </w:rPr>
-        <w:t>funkciókat</w:t>
-      </w:r>
-      <w:proofErr w:type="gramEnd"/>
-      <w:r>
-        <w:rPr>
-          <w:i/>
-        </w:rPr>
-        <w:t xml:space="preserve"> valósítja meg:</w:t>
+        <w:t>A WordProcessor osztály a következő funkciókat valósítja meg:</w:t>
       </w:r>
     </w:p>
     <w:p>
@@ -17366,90 +13808,54 @@
         <w:rPr>
           <w:i/>
         </w:rPr>
-        <w:t xml:space="preserve">: létrehoz egy új </w:t>
-      </w:r>
-      <w:proofErr w:type="gramStart"/>
-      <w:r>
+        <w:t>: létrehoz egy új dokumentumot.</w:t>
+      </w:r>
+    </w:p>
+    <w:p>
+      <w:r>
+        <w:t>Ugyanez helyesen:</w:t>
+      </w:r>
+    </w:p>
+    <w:p>
+      <w:pPr>
         <w:rPr>
           <w:i/>
         </w:rPr>
-        <w:t>dokumentumot</w:t>
-      </w:r>
-      <w:proofErr w:type="gramEnd"/>
+      </w:pPr>
       <w:r>
         <w:rPr>
           <w:i/>
         </w:rPr>
-        <w:t>.</w:t>
-      </w:r>
-    </w:p>
-    <w:p>
-      <w:r>
-        <w:t>Ugyanez helyesen:</w:t>
-      </w:r>
-    </w:p>
-    <w:p>
-      <w:pPr>
+        <w:t xml:space="preserve">Megoldásomban a szavak kezelését a </w:t>
+      </w:r>
+      <w:r>
+        <w:rPr>
+          <w:rFonts w:asciiTheme="minorHAnsi" w:hAnsiTheme="minorHAnsi"/>
+        </w:rPr>
+        <w:t>WordProcessor</w:t>
+      </w:r>
+      <w:r>
         <w:rPr>
           <w:i/>
         </w:rPr>
-      </w:pPr>
+        <w:t xml:space="preserve"> osztály végzi. Első használatkor a </w:t>
+      </w:r>
+      <w:r>
+        <w:rPr>
+          <w:rFonts w:asciiTheme="minorHAnsi" w:hAnsiTheme="minorHAnsi"/>
+        </w:rPr>
+        <w:t>CreateDocument</w:t>
+      </w:r>
       <w:r>
         <w:rPr>
           <w:i/>
         </w:rPr>
-        <w:t xml:space="preserve">Megoldásomban a szavak kezelését a </w:t>
-      </w:r>
-      <w:r>
-        <w:rPr>
-          <w:rFonts w:asciiTheme="minorHAnsi" w:hAnsiTheme="minorHAnsi"/>
-        </w:rPr>
-        <w:t>WordProcessor</w:t>
-      </w:r>
-      <w:r>
-        <w:rPr>
-          <w:i/>
-        </w:rPr>
-        <w:t xml:space="preserve"> osztály végzi. Első használatkor a </w:t>
-      </w:r>
-      <w:r>
-        <w:rPr>
-          <w:rFonts w:asciiTheme="minorHAnsi" w:hAnsiTheme="minorHAnsi"/>
-        </w:rPr>
-        <w:t>CreateDocument</w:t>
-      </w:r>
-      <w:r>
-        <w:rPr>
-          <w:i/>
-        </w:rPr>
-        <w:t xml:space="preserve"> függvényével tudunk egy új </w:t>
-      </w:r>
-      <w:proofErr w:type="gramStart"/>
-      <w:r>
-        <w:rPr>
-          <w:i/>
-        </w:rPr>
-        <w:t>dokumentumot</w:t>
-      </w:r>
-      <w:proofErr w:type="gramEnd"/>
-      <w:r>
-        <w:rPr>
-          <w:i/>
-        </w:rPr>
-        <w:t xml:space="preserve"> létrehozni, majd különböző függvényekkel manipulálni annak tartalmát.</w:t>
-      </w:r>
-    </w:p>
-    <w:p>
-      <w:r>
-        <w:t xml:space="preserve">A fenti példából az is látszik, hogy a programozási elemek (osztálynevek, függvények) elkülönítését hogyan segítheti egy megkülönböztető betűtípus/formázás (következetes!) </w:t>
-      </w:r>
-      <w:proofErr w:type="gramStart"/>
-      <w:r>
-        <w:t>használata</w:t>
-      </w:r>
-      <w:proofErr w:type="gramEnd"/>
-      <w:r>
-        <w:t xml:space="preserve">. </w:t>
+        <w:t xml:space="preserve"> függvényével tudunk egy új dokumentumot létrehozni, majd különböző függvényekkel manipulálni annak tartalmát.</w:t>
+      </w:r>
+    </w:p>
+    <w:p>
+      <w:r>
+        <w:t xml:space="preserve">A fenti példából az is látszik, hogy a programozási elemek (osztálynevek, függvények) elkülönítését hogyan segítheti egy megkülönböztető betűtípus/formázás (következetes!) használata. </w:t>
       </w:r>
     </w:p>
     <w:p>
@@ -17482,19 +13888,11 @@
         <w:t>,</w:t>
       </w:r>
       <w:r>
-        <w:t xml:space="preserve"> ha valamilyen algoritmust fejlesztettél, itt mutathatod be mérésekkel, diagramokkal, hogy milyen teljesítményt </w:t>
-      </w:r>
-      <w:proofErr w:type="gramStart"/>
-      <w:r>
-        <w:t>produkál</w:t>
-      </w:r>
-      <w:proofErr w:type="gramEnd"/>
-      <w:r>
-        <w:t xml:space="preserve"> a különböző megvalósításaihoz, vagy éppen mások implementációihoz képest. Ha egy weboldalt, vagy mobil alkalmazást készítettél, és készültek hozzá automatizált </w:t>
+        <w:t xml:space="preserve"> ha valamilyen algoritmust fejlesztettél, itt mutathatod be mérésekkel, diagramokkal, hogy milyen teljesítményt produkál a különböző megvalósításaihoz, vagy éppen mások implementációihoz képest. Ha egy </w:t>
       </w:r>
       <w:r>
         <w:lastRenderedPageBreak/>
-        <w:t>felülettesztek, vagy egység-tesztek</w:t>
+        <w:t>weboldalt, vagy mobil alkalmazást készítettél, és készültek hozzá automatizált felülettesztek, vagy egység-tesztek</w:t>
       </w:r>
       <w:r>
         <w:t>, esetleg végeztetek felhasználói tesztelést</w:t>
@@ -17525,15 +13923,7 @@
     </w:p>
     <w:p>
       <w:r>
-        <w:t xml:space="preserve">A dolgozat zárásánál sokan zavarba jönnek, miről lehetne írni. </w:t>
-      </w:r>
-      <w:proofErr w:type="gramStart"/>
-      <w:r>
-        <w:t>Praktikus</w:t>
-      </w:r>
-      <w:proofErr w:type="gramEnd"/>
-      <w:r>
-        <w:t xml:space="preserve"> tanács itt, hogy foglald össze a személyes tapasztalataidat (amik itt végre bátran lehetnek akár szubjektívak is </w:t>
+        <w:t xml:space="preserve">A dolgozat zárásánál sokan zavarba jönnek, miről lehetne írni. Praktikus tanács itt, hogy foglald össze a személyes tapasztalataidat (amik itt végre bátran lehetnek akár szubjektívak is </w:t>
       </w:r>
       <w:r>
         <w:sym w:font="Wingdings" w:char="F04A"/>
@@ -17557,34 +13947,10 @@
         <w:t>A</w:t>
       </w:r>
       <w:r>
-        <w:t xml:space="preserve"> legtöbb esetben felesleges blokk, pusztán a </w:t>
-      </w:r>
-      <w:proofErr w:type="gramStart"/>
-      <w:r>
-        <w:t>konzulensednek</w:t>
-      </w:r>
-      <w:proofErr w:type="gramEnd"/>
-      <w:r>
-        <w:t xml:space="preserve"> megköszönni a segítségét nem szükséges. Neki az a dolga, hogy segítsen. Akkor érdemes ezzel foglalkozni, ha például valamilyen harmadik fél (külső cég, külső </w:t>
-      </w:r>
-      <w:proofErr w:type="gramStart"/>
-      <w:r>
-        <w:t>konzulens</w:t>
-      </w:r>
-      <w:proofErr w:type="gramEnd"/>
-      <w:r>
-        <w:t xml:space="preserve">, családod stb.) is említésre méltóan segítette a munkádat és úgy érzed, fontos lenne ebben a formában is kinyilvánítani a háládat. </w:t>
-      </w:r>
-      <w:r>
-        <w:t>Tehát a „Köszönöm a családomnak, és a kiskutyámnak, hogy végig mögöttem álltak</w:t>
-      </w:r>
-      <w:proofErr w:type="gramStart"/>
-      <w:r>
-        <w:t>”, helyett</w:t>
-      </w:r>
-      <w:proofErr w:type="gramEnd"/>
-      <w:r>
-        <w:t xml:space="preserve"> a „Köszönöm XY-nak a JavaScript-ek hibakeresésében nyújtott segítségét és ZX-nek az alkalmazás megjelenéséhez adott értékes tanácsait” típusú köszönetnyilvánításoknak van értelme.</w:t>
+        <w:t xml:space="preserve"> legtöbb esetben felesleges blokk, pusztán a konzulensednek megköszönni a segítségét nem szükséges. Neki az a dolga, hogy segítsen. Akkor érdemes ezzel foglalkozni, ha például valamilyen harmadik fél (külső cég, külső konzulens, családod stb.) is említésre méltóan segítette a munkádat és úgy érzed, fontos lenne ebben a formában is kinyilvánítani a háládat. </w:t>
+      </w:r>
+      <w:r>
+        <w:t>Tehát a „Köszönöm a családomnak, és a kiskutyámnak, hogy végig mögöttem álltak”, helyett a „Köszönöm XY-nak a JavaScript-ek hibakeresésében nyújtott segítségét és ZX-nek az alkalmazás megjelenéséhez adott értékes tanácsait” típusú köszönetnyilvánításoknak van értelme.</w:t>
       </w:r>
     </w:p>
     <w:p>
@@ -17626,6 +13992,7 @@
       </w:pPr>
       <w:bookmarkStart w:id="88" w:name="_Toc215038886"/>
       <w:r>
+        <w:lastRenderedPageBreak/>
         <w:t>Ábrajegyzék, táblázatjegyzék</w:t>
       </w:r>
       <w:bookmarkEnd w:id="88"/>
@@ -17641,7 +14008,6 @@
       </w:pPr>
       <w:bookmarkStart w:id="89" w:name="_Toc215038887"/>
       <w:r>
-        <w:lastRenderedPageBreak/>
         <w:t>Függelék</w:t>
       </w:r>
       <w:bookmarkEnd w:id="89"/>
@@ -17676,23 +14042,7 @@
     </w:p>
     <w:p>
       <w:r>
-        <w:t xml:space="preserve">A szakdolgozat/diplomaterv műfaját tekintve félúton van egy szoftverspecifikáció és egy irodalmi </w:t>
-      </w:r>
-      <w:proofErr w:type="gramStart"/>
-      <w:r>
-        <w:t>esszé</w:t>
-      </w:r>
-      <w:proofErr w:type="gramEnd"/>
-      <w:r>
-        <w:t xml:space="preserve"> között. Fontos, hogy a leírtak (a nyilvánvalóan szubjektív részeket leszámítva) általában </w:t>
-      </w:r>
-      <w:proofErr w:type="gramStart"/>
-      <w:r>
-        <w:t>objektív</w:t>
-      </w:r>
-      <w:proofErr w:type="gramEnd"/>
-      <w:r>
-        <w:t xml:space="preserve"> elemzés eredményei legyenek, mérnöki szemléletmódot tükrözzenek.</w:t>
+        <w:t>A szakdolgozat/diplomaterv műfaját tekintve félúton van egy szoftverspecifikáció és egy irodalmi esszé között. Fontos, hogy a leírtak (a nyilvánvalóan szubjektív részeket leszámítva) általában objektív elemzés eredményei legyenek, mérnöki szemléletmódot tükrözzenek.</w:t>
       </w:r>
       <w:r>
         <w:t xml:space="preserve"> Ugyanakkor</w:t>
@@ -17725,15 +14075,7 @@
         <w:t xml:space="preserve">mondatok </w:t>
       </w:r>
       <w:r>
-        <w:t>használatát. Ne azt írd, hogy „Ez itt az osztálydiagram”, mivel ez simán jelentheti azt is, hogy az ábrán egy osztálydiagramot látunk, amit a netről letöltöttél, hanem írd azt, hogy „</w:t>
-      </w:r>
-      <w:proofErr w:type="gramStart"/>
-      <w:r>
-        <w:t>A</w:t>
-      </w:r>
-      <w:proofErr w:type="gramEnd"/>
-      <w:r>
-        <w:t xml:space="preserve"> 4. ábrán bemutat</w:t>
+        <w:t>használatát. Ne azt írd, hogy „Ez itt az osztálydiagram”, mivel ez simán jelentheti azt is, hogy az ábrán egy osztálydiagramot látunk, amit a netről letöltöttél, hanem írd azt, hogy „A 4. ábrán bemutat</w:t>
       </w:r>
       <w:r>
         <w:rPr>
@@ -17797,6 +14139,7 @@
     </w:p>
     <w:p>
       <w:r>
+        <w:lastRenderedPageBreak/>
         <w:t>Rossz: A weboldalt HTML-ben írtam le.</w:t>
       </w:r>
     </w:p>
@@ -17841,7 +14184,6 @@
       <w:bookmarkStart w:id="94" w:name="_Ref433103059"/>
       <w:bookmarkStart w:id="95" w:name="_Toc215038892"/>
       <w:r>
-        <w:lastRenderedPageBreak/>
         <w:t>Technológia megválasztása</w:t>
       </w:r>
       <w:bookmarkEnd w:id="94"/>
@@ -17849,26 +14191,13 @@
     </w:p>
     <w:p>
       <w:r>
-        <w:t xml:space="preserve">Számos esetben előfordul, hogy egy-egy </w:t>
-      </w:r>
-      <w:proofErr w:type="gramStart"/>
-      <w:r>
-        <w:t>probléma</w:t>
-      </w:r>
-      <w:proofErr w:type="gramEnd"/>
-      <w:r>
-        <w:t xml:space="preserve"> megoldására több különböző technológia áll rendelkezésedre. Amennyiben a feladatkiírásod eleve kikötötte valamelyik technológia (pl. NET, Java stb.) használatát, akkor semmilyen magyarázattal nem tartozol emiatt, használod azt, ami a feladatod volt.</w:t>
-      </w:r>
-    </w:p>
-    <w:p>
-      <w:r>
-        <w:t xml:space="preserve">Ha egyébként a feladatkiírás nem tett a technológiai választásra utalást, akkor sincs gond, amennyiben valamely mainstream technológiára esik a választásod, valószínűleg nincs </w:t>
-      </w:r>
-      <w:proofErr w:type="gramStart"/>
-      <w:r>
-        <w:t>szükség magyarázkodásra</w:t>
-      </w:r>
-      <w:proofErr w:type="gramEnd"/>
+        <w:t>Számos esetben előfordul, hogy egy-egy probléma megoldására több különböző technológia áll rendelkezésedre. Amennyiben a feladatkiírásod eleve kikötötte valamelyik technológia (pl. NET, Java stb.) használatát, akkor semmilyen magyarázattal nem tartozol emiatt, használod azt, ami a feladatod volt.</w:t>
+      </w:r>
+    </w:p>
+    <w:p>
+      <w:r>
+        <w:t>Ha egyébként a feladatkiírás nem tett a technológiai választásra utalást, akkor sincs gond, amennyiben valamely mainstream technológiára esik a választásod, valószínűleg nincs szükség magyarázkodásra</w:t>
+      </w:r>
       <w:r>
         <w:t xml:space="preserve"> (a .NET VS Java példa ebbe a kategóriába esik)</w:t>
       </w:r>
@@ -17898,15 +14227,7 @@
         <w:t>v</w:t>
       </w:r>
       <w:r>
-        <w:t xml:space="preserve">magyarázkodást és a szubjektív érvelést: „Azért választottam az iOS platformot, mert sokkal jobbnak tartom az Androidnál” – az ilyen mondatokat előszeretettel szedik cafatokra a bírálók. Inkább kezeld tényként a </w:t>
-      </w:r>
-      <w:proofErr w:type="gramStart"/>
-      <w:r>
-        <w:t>technológia választást</w:t>
-      </w:r>
-      <w:proofErr w:type="gramEnd"/>
-      <w:r>
-        <w:t>: „Megoldásomat iOS platformon valósítottam meg”.</w:t>
+        <w:t>magyarázkodást és a szubjektív érvelést: „Azért választottam az iOS platformot, mert sokkal jobbnak tartom az Androidnál” – az ilyen mondatokat előszeretettel szedik cafatokra a bírálók. Inkább kezeld tényként a technológia választást: „Megoldásomat iOS platformon valósítottam meg”.</w:t>
       </w:r>
     </w:p>
     <w:p>
@@ -17921,34 +14242,10 @@
     </w:p>
     <w:p>
       <w:r>
-        <w:t xml:space="preserve">A Kar támogatja mind az oktatókat, mind a hallgatókat a generatív mesterséges intelligencia (MI) használatában. A generatív MI az utóbbi évtized legnagyobb hatású informatikai innovációja, mely hatékonyabbá teszi a mérnöki munkát. Fontos, hogy mind a hallgatók, mind az oktatók ennek a technológiának a szakértői legyenek: képesek legyenek készségszintű használatára, megismerkedjenek erősségeivel és a használatából fakadó </w:t>
-      </w:r>
-      <w:proofErr w:type="gramStart"/>
-      <w:r>
-        <w:t>problémákkal</w:t>
-      </w:r>
-      <w:proofErr w:type="gramEnd"/>
-      <w:r>
-        <w:t xml:space="preserve">. A Kar minden polgárát arra biztatjuk, hogy minél jobban használják ki a generatív MI képességeit a tanulás és az oktatás hatékonyabbá tétele érdekében, az </w:t>
-      </w:r>
-      <w:proofErr w:type="gramStart"/>
-      <w:r>
-        <w:t>etikus</w:t>
-      </w:r>
-      <w:proofErr w:type="gramEnd"/>
-      <w:r>
-        <w:t xml:space="preserve"> alkalmazás keretein belül. Az eszközök </w:t>
-      </w:r>
-      <w:proofErr w:type="gramStart"/>
-      <w:r>
-        <w:t>használat</w:t>
-      </w:r>
-      <w:r>
-        <w:t>akor</w:t>
-      </w:r>
-      <w:proofErr w:type="gramEnd"/>
-      <w:r>
-        <w:t xml:space="preserve"> ugyanakkor fontos, hogy tartsuk magunkat a kari iránymutatáshoz, kérlek, ezeket figyelmesen tanulmányozd át:</w:t>
+        <w:t>A Kar támogatja mind az oktatókat, mind a hallgatókat a generatív mesterséges intelligencia (MI) használatában. A generatív MI az utóbbi évtized legnagyobb hatású informatikai innovációja, mely hatékonyabbá teszi a mérnöki munkát. Fontos, hogy mind a hallgatók, mind az oktatók ennek a technológiának a szakértői legyenek: képesek legyenek készségszintű használatára, megismerkedjenek erősségeivel és a használatából fakadó problémákkal. A Kar minden polgárát arra biztatjuk, hogy minél jobban használják ki a generatív MI képességeit a tanulás és az oktatás hatékonyabbá tétele érdekében, az etikus alkalmazás keretein belül. Az eszközök használat</w:t>
+      </w:r>
+      <w:r>
+        <w:t>akor ugyanakkor fontos, hogy tartsuk magunkat a kari iránymutatáshoz, kérlek, ezeket figyelmesen tanulmányozd át:</w:t>
       </w:r>
     </w:p>
     <w:p>
@@ -18059,15 +14356,7 @@
     </w:p>
     <w:p>
       <w:r>
-        <w:t xml:space="preserve">A Word szövegek egységességét stílusok segítéségével lehet a legegyszerűbben </w:t>
-      </w:r>
-      <w:proofErr w:type="gramStart"/>
-      <w:r>
-        <w:t>garantálni</w:t>
-      </w:r>
-      <w:proofErr w:type="gramEnd"/>
-      <w:r>
-        <w:t>. Azt javaslom, rögzítsd ki a stílus eszköztárt jobb oldalra, így folyamatosan nyomon követheted, hogy milyen stílussal dolgozol, illetve a stílusok közti váltást is sokszor kényelmesebb itt kezelni, mint a fenti eszköztáron.</w:t>
+        <w:t>A Word szövegek egységességét stílusok segítéségével lehet a legegyszerűbben garantálni. Azt javaslom, rögzítsd ki a stílus eszköztárt jobb oldalra, így folyamatosan nyomon követheted, hogy milyen stílussal dolgozol, illetve a stílusok közti váltást is sokszor kényelmesebb itt kezelni, mint a fenti eszköztáron.</w:t>
       </w:r>
     </w:p>
     <w:p>
@@ -18218,13 +14507,8 @@
       <w:r>
         <w:t xml:space="preserve">A fejezetcímek </w:t>
       </w:r>
-      <w:proofErr w:type="gramStart"/>
-      <w:r>
-        <w:t>aktuális</w:t>
-      </w:r>
-      <w:proofErr w:type="gramEnd"/>
-      <w:r>
-        <w:t xml:space="preserve"> szintjét gyorsan módosíthatod az alt+shift+[bal/jobb] billentyűkombinációkkal. </w:t>
+      <w:r>
+        <w:t xml:space="preserve">aktuális szintjét gyorsan módosíthatod az alt+shift+[bal/jobb] billentyűkombinációkkal. </w:t>
       </w:r>
     </w:p>
     <w:p>
@@ -18341,15 +14625,7 @@
     </w:p>
     <w:p>
       <w:r>
-        <w:t xml:space="preserve">Amennyiben olyan szövegrészt mozgatsz kivágás/beillesztés párossal, melyben </w:t>
-      </w:r>
-      <w:proofErr w:type="gramStart"/>
-      <w:r>
-        <w:t>automatikus</w:t>
-      </w:r>
-      <w:proofErr w:type="gramEnd"/>
-      <w:r>
-        <w:t xml:space="preserve"> sorszámozás volt (irodalomhivatkozás, ábra, táblázat), akkor figyelj rá, hogy a sorszámok nem frissülnek automatikusan.</w:t>
+        <w:t>Amennyiben olyan szövegrészt mozgatsz kivágás/beillesztés párossal, melyben automatikus sorszámozás volt (irodalomhivatkozás, ábra, táblázat), akkor figyelj rá, hogy a sorszámok nem frissülnek automatikusan.</w:t>
       </w:r>
     </w:p>
     <w:p>
@@ -18365,23 +14641,7 @@
     </w:p>
     <w:p>
       <w:r>
-        <w:t xml:space="preserve">A dolgozatodban számos </w:t>
-      </w:r>
-      <w:proofErr w:type="gramStart"/>
-      <w:r>
-        <w:t>automatikusan</w:t>
-      </w:r>
-      <w:proofErr w:type="gramEnd"/>
-      <w:r>
-        <w:t xml:space="preserve"> kalkulált mező szerepel (ábra sorszámok, irodalomhivatkozások, tartalomjegyzék stb. Ezeket a Word nem tartja automatikusan karban. A mezők értékét érdemes rendszeresen (de a beadás/nyomtatás/pdf generálás előtt feltétlenül) frissíteni. Ehhez jelöld ki a teljes </w:t>
-      </w:r>
-      <w:proofErr w:type="gramStart"/>
-      <w:r>
-        <w:t>dokumentumot</w:t>
-      </w:r>
-      <w:proofErr w:type="gramEnd"/>
-      <w:r>
-        <w:t xml:space="preserve"> (ctrl+A), majd az előugró menüből válaszd a „mezőfrissítés” opciót.</w:t>
+        <w:t>A dolgozatodban számos automatikusan kalkulált mező szerepel (ábra sorszámok, irodalomhivatkozások, tartalomjegyzék stb. Ezeket a Word nem tartja automatikusan karban. A mezők értékét érdemes rendszeresen (de a beadás/nyomtatás/pdf generálás előtt feltétlenül) frissíteni. Ehhez jelöld ki a teljes dokumentumot (ctrl+A), majd az előugró menüből válaszd a „mezőfrissítés” opciót.</w:t>
       </w:r>
     </w:p>
     <w:p>
@@ -18493,15 +14753,7 @@
     </w:p>
     <w:p>
       <w:r>
-        <w:t>Ez sokszor nem intuitív szabály, hiszen a beszélt informatikai szlengben előszeretettel használunk olyan fordulatokat, mint „property-vel”, „compile-olom” stb.</w:t>
-      </w:r>
-      <w:proofErr w:type="gramStart"/>
-      <w:r>
-        <w:t>,  ezek</w:t>
-      </w:r>
-      <w:proofErr w:type="gramEnd"/>
-      <w:r>
-        <w:t xml:space="preserve"> helyett a „tulajdonsággal”, illetve a „lefordítom” százszor jobban néznek ki papíron, könnyítik az olvasást és csökkentik a hibázás esélyét. Néha (például a tulajdonneveknél) </w:t>
+        <w:t xml:space="preserve">Ez sokszor nem intuitív szabály, hiszen a beszélt informatikai szlengben előszeretettel használunk olyan fordulatokat, mint „property-vel”, „compile-olom” stb.,  ezek helyett a „tulajdonsággal”, illetve a „lefordítom” százszor jobban néznek ki papíron, könnyítik az olvasást és csökkentik a hibázás esélyét. Néha (például a tulajdonneveknél) </w:t>
       </w:r>
       <w:r>
         <w:lastRenderedPageBreak/>
@@ -18521,15 +14773,7 @@
         </w:r>
       </w:ins>
       <w:r>
-        <w:t xml:space="preserve">a ragozás, de kis leleményességgel, ügyes fogalmazással itt is megoldható a </w:t>
-      </w:r>
-      <w:proofErr w:type="gramStart"/>
-      <w:r>
-        <w:t>probléma</w:t>
-      </w:r>
-      <w:proofErr w:type="gramEnd"/>
-      <w:r>
-        <w:t>. Pl. „Apache-csal” helyett írjuk azt, hogy „Apache webszerverrel”.</w:t>
+        <w:t>a ragozás, de kis leleményességgel, ügyes fogalmazással itt is megoldható a probléma. Pl. „Apache-csal” helyett írjuk azt, hogy „Apache webszerverrel”.</w:t>
       </w:r>
     </w:p>
     <w:p>
@@ -18551,13 +14795,8 @@
       <w:r>
         <w:sym w:font="Wingdings" w:char="F0E8"/>
       </w:r>
-      <w:proofErr w:type="gramStart"/>
-      <w:r>
-        <w:t>metódus</w:t>
-      </w:r>
-      <w:proofErr w:type="gramEnd"/>
-      <w:r>
-        <w:t>/függvény, debug</w:t>
+      <w:r>
+        <w:t>metódus/függvény, debug</w:t>
       </w:r>
       <w:r>
         <w:sym w:font="Wingdings" w:char="F0E8"/>
@@ -18574,15 +14813,7 @@
     </w:p>
     <w:p>
       <w:r>
-        <w:t xml:space="preserve">Ha mégis belevágsz az angol kifejezések használatába, lelked rajta, de kérlek, legalább ezt a </w:t>
-      </w:r>
-      <w:proofErr w:type="gramStart"/>
-      <w:r>
-        <w:t>minimális</w:t>
-      </w:r>
-      <w:proofErr w:type="gramEnd"/>
-      <w:r>
-        <w:t xml:space="preserve"> </w:t>
+        <w:t xml:space="preserve">Ha mégis belevágsz az angol kifejezések használatába, lelked rajta, de kérlek, legalább ezt a minimális </w:t>
       </w:r>
       <w:r>
         <w:t xml:space="preserve">szabályhalmazt olvasd át előtte </w:t>
@@ -18674,39 +14905,15 @@
         <w:t>elyesírás ellenőrződ</w:t>
       </w:r>
       <w:r>
-        <w:t xml:space="preserve">. E nélkül </w:t>
-      </w:r>
-      <w:proofErr w:type="gramStart"/>
-      <w:r>
-        <w:t>dokumentumot</w:t>
-      </w:r>
-      <w:proofErr w:type="gramEnd"/>
-      <w:r>
-        <w:t xml:space="preserve"> szerkeszteni olyan, mint papíron programozni….</w:t>
-      </w:r>
-    </w:p>
-    <w:p>
-      <w:r>
-        <w:t xml:space="preserve">Figyelj rá, hogy a Word megengedi, hogy többféle nyelv is legyen egy </w:t>
-      </w:r>
-      <w:proofErr w:type="gramStart"/>
-      <w:r>
-        <w:t>dokumentumban</w:t>
-      </w:r>
-      <w:proofErr w:type="gramEnd"/>
-      <w:r>
-        <w:t>, illetve a kívülről beillesztett szövegek nyelvét néha a forrásoldal/forrásdokumentum határozza meg. Érdemes ezekben az esetekben kikényszeríteni, hogy a teljes szakas</w:t>
-      </w:r>
-      <w:r>
-        <w:t>z/</w:t>
-      </w:r>
-      <w:proofErr w:type="gramStart"/>
-      <w:r>
-        <w:t>dokumentum</w:t>
-      </w:r>
-      <w:proofErr w:type="gramEnd"/>
-      <w:r>
-        <w:t xml:space="preserve"> nyelve magyar legyen. Érdemes néha tesztelni a helyesírás ellenőrzőt. Ha pl. beírod, hogy </w:t>
+        <w:t>. E nélkül dokumentumot szerkeszteni olyan, mint papíron programozni….</w:t>
+      </w:r>
+    </w:p>
+    <w:p>
+      <w:r>
+        <w:t>Figyelj rá, hogy a Word megengedi, hogy többféle nyelv is legyen egy dokumentumban, illetve a kívülről beillesztett szövegek nyelvét néha a forrásoldal/forrásdokumentum határozza meg. Érdemes ezekben az esetekben kikényszeríteni, hogy a teljes szakas</w:t>
+      </w:r>
+      <w:r>
+        <w:t xml:space="preserve">z/dokumentum nyelve magyar legyen. Érdemes néha tesztelni a helyesírás ellenőrzőt. Ha pl. beírod, hogy </w:t>
       </w:r>
       <w:r>
         <w:rPr>
@@ -18925,15 +15132,7 @@
         <w:t>cióval adhatod</w:t>
       </w:r>
       <w:r>
-        <w:t xml:space="preserve"> hozzá, így az </w:t>
-      </w:r>
-      <w:proofErr w:type="gramStart"/>
-      <w:r>
-        <w:t>automatikusan</w:t>
-      </w:r>
-      <w:proofErr w:type="gramEnd"/>
-      <w:r>
-        <w:t xml:space="preserve"> </w:t>
+        <w:t xml:space="preserve"> hozzá, így az automatikusan </w:t>
       </w:r>
       <w:r>
         <w:rPr>
@@ -19147,15 +15346,7 @@
     <w:p>
       <w:r>
         <w:lastRenderedPageBreak/>
-        <w:t xml:space="preserve">Ha tehát lehetséges, használjunk vektorgrafikus ábrákat, vagyis a diagramokat, forráskódot stb. ne képenyőképeken keresztül, hanem közvetlen copy-paste megoldással másoljuk át a </w:t>
-      </w:r>
-      <w:proofErr w:type="gramStart"/>
-      <w:r>
-        <w:t>dokumentumunkba</w:t>
-      </w:r>
-      <w:proofErr w:type="gramEnd"/>
-      <w:r>
-        <w:t>.</w:t>
+        <w:t>Ha tehát lehetséges, használjunk vektorgrafikus ábrákat, vagyis a diagramokat, forráskódot stb. ne képenyőképeken keresztül, hanem közvetlen copy-paste megoldással másoljuk át a dokumentumunkba.</w:t>
       </w:r>
     </w:p>
     <w:p>
@@ -19288,15 +15479,7 @@
         <w:sym w:font="Wingdings" w:char="F0E8"/>
       </w:r>
       <w:r>
-        <w:t xml:space="preserve">Pdf </w:t>
-      </w:r>
-      <w:proofErr w:type="gramStart"/>
-      <w:r>
-        <w:t>konverzióra</w:t>
-      </w:r>
-      <w:proofErr w:type="gramEnd"/>
-      <w:r>
-        <w:t>, vagy alaposan eljátszani a Word beállításaival.</w:t>
+        <w:t>Pdf konverzióra, vagy alaposan eljátszani a Word beállításaival.</w:t>
       </w:r>
     </w:p>
     <w:p>
@@ -19448,26 +15631,10 @@
     </w:p>
     <w:p>
       <w:r>
-        <w:t xml:space="preserve">Az irodalomhivatkozások kezelésére a Word egy kényelmes és jól használható </w:t>
-      </w:r>
-      <w:proofErr w:type="gramStart"/>
-      <w:r>
-        <w:t>funkciót</w:t>
-      </w:r>
-      <w:proofErr w:type="gramEnd"/>
-      <w:r>
-        <w:t xml:space="preserve"> kínál. Amikor dolgozatodban egy külső műre, weboldalra, könyvre, előadásra stb. szeretnél hivatkozni, használd a „hivatkozás/források kezelése” menüpontot. Itt felveheted az egyes műveket, illetve a hozzájuk kapcsolódó szerzői adatokat. </w:t>
-      </w:r>
-      <w:r>
-        <w:t xml:space="preserve">Folyóirat cikkeknél a szerzők mellett szerepeljen a pontos cím, a folyóirat címe, évfolyam, szám, oldalszám tól-ig. A folyóirat címeket csak akkor rövidítsük, ha azok nagyon közismertek vagy nagyon hosszúak. Internet hivatkozások megadásakor fontos, hogy az elérési út előtt megadjuk az oldal szerzőjét és címét (mivel a </w:t>
-      </w:r>
-      <w:proofErr w:type="gramStart"/>
-      <w:r>
-        <w:t>link</w:t>
-      </w:r>
-      <w:proofErr w:type="gramEnd"/>
-      <w:r>
-        <w:t xml:space="preserve"> egy idő után akár elérhetetlenné is válhat), valamint az elérés időpontját.</w:t>
+        <w:t xml:space="preserve">Az irodalomhivatkozások kezelésére a Word egy kényelmes és jól használható funkciót kínál. Amikor dolgozatodban egy külső műre, weboldalra, könyvre, előadásra stb. szeretnél hivatkozni, használd a „hivatkozás/források kezelése” menüpontot. Itt felveheted az egyes műveket, illetve a hozzájuk kapcsolódó szerzői adatokat. </w:t>
+      </w:r>
+      <w:r>
+        <w:t>Folyóirat cikkeknél a szerzők mellett szerepeljen a pontos cím, a folyóirat címe, évfolyam, szám, oldalszám tól-ig. A folyóirat címeket csak akkor rövidítsük, ha azok nagyon közismertek vagy nagyon hosszúak. Internet hivatkozások megadásakor fontos, hogy az elérési út előtt megadjuk az oldal szerzőjét és címét (mivel a link egy idő után akár elérhetetlenné is válhat), valamint az elérés időpontját.</w:t>
       </w:r>
     </w:p>
     <w:p>
@@ -19634,27 +15801,14 @@
         <w:pStyle w:val="Cmsor3"/>
       </w:pPr>
       <w:bookmarkStart w:id="127" w:name="_Toc215038914"/>
-      <w:proofErr w:type="gramStart"/>
-      <w:r>
-        <w:t>Navigációs</w:t>
-      </w:r>
-      <w:proofErr w:type="gramEnd"/>
-      <w:r>
-        <w:t xml:space="preserve"> ablak</w:t>
+      <w:r>
+        <w:t>Navigációs ablak</w:t>
       </w:r>
       <w:bookmarkEnd w:id="127"/>
     </w:p>
     <w:p>
       <w:r>
-        <w:t xml:space="preserve">Mivel a fejezeteket nagy valószínűséggel nem sorrendben fogod tartalommal feltölteni, érdemes bekapcsolni a </w:t>
-      </w:r>
-      <w:proofErr w:type="gramStart"/>
-      <w:r>
-        <w:t>navigációs</w:t>
-      </w:r>
-      <w:proofErr w:type="gramEnd"/>
-      <w:r>
-        <w:t xml:space="preserve"> ablakot (nézet/navigációs ablak). Ez gyors és egyszerű keresési és ugrálási lehetőséget biztosít a fejezetek közt</w:t>
+        <w:t>Mivel a fejezeteket nagy valószínűséggel nem sorrendben fogod tartalommal feltölteni, érdemes bekapcsolni a navigációs ablakot (nézet/navigációs ablak). Ez gyors és egyszerű keresési és ugrálási lehetőséget biztosít a fejezetek közt</w:t>
       </w:r>
     </w:p>
     <w:p>
@@ -19742,15 +15896,7 @@
         <w:fldChar w:fldCharType="end"/>
       </w:r>
       <w:r>
-        <w:t xml:space="preserve">. </w:t>
-      </w:r>
-      <w:proofErr w:type="gramStart"/>
-      <w:r>
-        <w:t>ábra</w:t>
-      </w:r>
-      <w:proofErr w:type="gramEnd"/>
-      <w:r>
-        <w:t>: Navigációs ablak</w:t>
+        <w:t>. ábra: Navigációs ablak</w:t>
       </w:r>
     </w:p>
     <w:p>
@@ -19765,15 +15911,7 @@
     </w:p>
     <w:p>
       <w:r>
-        <w:t xml:space="preserve">A véleményezés/megjegyzés menüponttal megjegyzéseket fűzhetsz a szöveg tetszőleges részéhez. Ezt konzulensed </w:t>
-      </w:r>
-      <w:proofErr w:type="gramStart"/>
-      <w:r>
-        <w:t>előszeretettel</w:t>
-      </w:r>
-      <w:proofErr w:type="gramEnd"/>
-      <w:r>
-        <w:t xml:space="preserve"> fogja majd használni az észrevételei megfogalmazásához, de neked is jól jöhet, hogy megjelöld azokat a részeket, ahova még </w:t>
+        <w:t xml:space="preserve">A véleményezés/megjegyzés menüponttal megjegyzéseket fűzhetsz a szöveg tetszőleges részéhez. Ezt konzulensed előszeretettel fogja majd használni az észrevételei megfogalmazásához, de neked is jól jöhet, hogy megjelöld azokat a részeket, ahova még </w:t>
       </w:r>
       <w:r>
         <w:lastRenderedPageBreak/>
@@ -19792,23 +15930,7 @@
     </w:p>
     <w:p>
       <w:r>
-        <w:t xml:space="preserve">Konzulensed, vagy mások, akiket a dolgozat átolvasására </w:t>
-      </w:r>
-      <w:proofErr w:type="gramStart"/>
-      <w:r>
-        <w:t>megkérsz</w:t>
-      </w:r>
-      <w:proofErr w:type="gramEnd"/>
-      <w:r>
-        <w:t xml:space="preserve"> legegyszerűbben a korrektúra funkció használatával tudják úgy javítani a dolgozatod, hogy a javításokat te is lásd. Az átolvasáshoz tehát érdemes bekapcsolni a „változtatások követése” </w:t>
-      </w:r>
-      <w:proofErr w:type="gramStart"/>
-      <w:r>
-        <w:t>funkciót</w:t>
-      </w:r>
-      <w:proofErr w:type="gramEnd"/>
-      <w:r>
-        <w:t xml:space="preserve"> és „Minden korrektúra” mutatására beállítani a rendszert.</w:t>
+        <w:t>Konzulensed, vagy mások, akiket a dolgozat átolvasására megkérsz legegyszerűbben a korrektúra funkció használatával tudják úgy javítani a dolgozatod, hogy a javításokat te is lásd. Az átolvasáshoz tehát érdemes bekapcsolni a „változtatások követése” funkciót és „Minden korrektúra” mutatására beállítani a rendszert.</w:t>
       </w:r>
     </w:p>
     <w:p>
@@ -19901,15 +16023,7 @@
         <w:fldChar w:fldCharType="end"/>
       </w:r>
       <w:r>
-        <w:t xml:space="preserve">. ábra: ellenőrizd, hogy minden bekarikázott </w:t>
-      </w:r>
-      <w:proofErr w:type="gramStart"/>
-      <w:r>
-        <w:t>funkciót</w:t>
-      </w:r>
-      <w:proofErr w:type="gramEnd"/>
-      <w:r>
-        <w:t xml:space="preserve"> ismersz-e!</w:t>
+        <w:t>. ábra: ellenőrizd, hogy minden bekarikázott funkciót ismersz-e!</w:t>
       </w:r>
     </w:p>
     <w:p>
@@ -19924,23 +16038,7 @@
     </w:p>
     <w:p>
       <w:r>
-        <w:t xml:space="preserve">A Word lehetőséget ad tetszőleges </w:t>
-      </w:r>
-      <w:proofErr w:type="gramStart"/>
-      <w:r>
-        <w:t>funkció</w:t>
-      </w:r>
-      <w:proofErr w:type="gramEnd"/>
-      <w:r>
-        <w:t xml:space="preserve"> gyorsbillentyűre kötésére. Használd a „billentyűparancsok testreszabása” </w:t>
-      </w:r>
-      <w:proofErr w:type="gramStart"/>
-      <w:r>
-        <w:t>funkciót</w:t>
-      </w:r>
-      <w:proofErr w:type="gramEnd"/>
-      <w:r>
-        <w:t>, hogy gyorsbillentyűt rendelj a leggyakrabban használt gombokhoz.</w:t>
+        <w:t>A Word lehetőséget ad tetszőleges funkció gyorsbillentyűre kötésére. Használd a „billentyűparancsok testreszabása” funkciót, hogy gyorsbillentyűt rendelj a leggyakrabban használt gombokhoz.</w:t>
       </w:r>
     </w:p>
     <w:p>
@@ -19964,15 +16062,7 @@
     </w:p>
     <w:p>
       <w:r>
-        <w:t xml:space="preserve">Érdekesebb és bonyolultabb programozási megoldásainkat bátran </w:t>
-      </w:r>
-      <w:proofErr w:type="gramStart"/>
-      <w:r>
-        <w:t>illusztrálhatjuk</w:t>
-      </w:r>
-      <w:proofErr w:type="gramEnd"/>
-      <w:r>
-        <w:t xml:space="preserve"> kódrészletek beszúrásával. Fontos, hogy a beillesztett kódrészlet mérete álljon arányban annak a fontosságával, tehát ritkán érdemes egy „bekezdésnyi” kódnál többet beszúrni egyszerre. Amennyiben egy bonyolultabb (akár több oldalas) algoritmust szeretnénk bemutatni, annak a kódját érdemesebb függelékbe rakni.</w:t>
+        <w:t>Érdekesebb és bonyolultabb programozási megoldásainkat bátran illusztrálhatjuk kódrészletek beszúrásával. Fontos, hogy a beillesztett kódrészlet mérete álljon arányban annak a fontosságával, tehát ritkán érdemes egy „bekezdésnyi” kódnál többet beszúrni egyszerre. Amennyiben egy bonyolultabb (akár több oldalas) algoritmust szeretnénk bemutatni, annak a kódját érdemesebb függelékbe rakni.</w:t>
       </w:r>
     </w:p>
     <w:p>
@@ -19988,15 +16078,7 @@
     </w:p>
     <w:p>
       <w:r>
-        <w:t xml:space="preserve">A kódrészletek formázásánál kerüljük a helypazarlást, illetve próbáljuk megelőzni az olvashatóságot rontó sortördelést, akár a forráskód módosításának árán is. Két </w:t>
-      </w:r>
-      <w:proofErr w:type="gramStart"/>
-      <w:r>
-        <w:t>praktikus</w:t>
-      </w:r>
-      <w:proofErr w:type="gramEnd"/>
-      <w:r>
-        <w:t xml:space="preserve"> tipp Visual Studio-hoz:</w:t>
+        <w:t>A kódrészletek formázásánál kerüljük a helypazarlást, illetve próbáljuk megelőzni az olvashatóságot rontó sortördelést, akár a forráskód módosításának árán is. Két praktikus tipp Visual Studio-hoz:</w:t>
       </w:r>
     </w:p>
     <w:p>
@@ -20004,15 +16086,7 @@
         <w:t>M</w:t>
       </w:r>
       <w:r>
-        <w:t xml:space="preserve">ásolás előtt érdemes a behúzások mértékét 4-ről 2 </w:t>
-      </w:r>
-      <w:proofErr w:type="gramStart"/>
-      <w:r>
-        <w:t>karakterre</w:t>
-      </w:r>
-      <w:proofErr w:type="gramEnd"/>
-      <w:r>
-        <w:t xml:space="preserve"> csökkenteni, majd a másolandó kódrészletet újraformázni (ctrl+K, ctrl +D)</w:t>
+        <w:t>ásolás előtt érdemes a behúzások mértékét 4-ről 2 karakterre csökkenteni, majd a másolandó kódrészletet újraformázni (ctrl+K, ctrl +D)</w:t>
       </w:r>
       <w:r>
         <w:t>, alternatívaként persze utólag is kitörölgethetjük a felesleges szóközöket a kódból.</w:t>
@@ -20271,92 +16345,96 @@
           <w:highlight w:val="white"/>
           <w:lang w:eastAsia="hu-HU"/>
         </w:rPr>
-        <w:t xml:space="preserve"> </w:t>
-      </w:r>
-      <w:proofErr w:type="gramStart"/>
+        <w:t xml:space="preserve"> Main(</w:t>
+      </w:r>
+      <w:r>
+        <w:rPr>
+          <w:highlight w:val="white"/>
+          <w:lang w:eastAsia="hu-HU"/>
+        </w:rPr>
+        <w:t>string</w:t>
+      </w:r>
       <w:r>
         <w:rPr>
           <w:color w:val="000000"/>
           <w:highlight w:val="white"/>
           <w:lang w:eastAsia="hu-HU"/>
         </w:rPr>
-        <w:t>Main(</w:t>
-      </w:r>
-      <w:proofErr w:type="gramEnd"/>
-      <w:r>
-        <w:rPr>
-          <w:highlight w:val="white"/>
-          <w:lang w:eastAsia="hu-HU"/>
-        </w:rPr>
-        <w:t>string</w:t>
-      </w:r>
-      <w:r>
+        <w:t>[] args)</w:t>
+      </w:r>
+    </w:p>
+    <w:p>
+      <w:pPr>
+        <w:pStyle w:val="Kd"/>
         <w:rPr>
           <w:color w:val="000000"/>
           <w:highlight w:val="white"/>
           <w:lang w:eastAsia="hu-HU"/>
         </w:rPr>
-        <w:t>[] args)</w:t>
-      </w:r>
-    </w:p>
-    <w:p>
-      <w:pPr>
-        <w:pStyle w:val="Kd"/>
+      </w:pPr>
+      <w:r>
         <w:rPr>
           <w:color w:val="000000"/>
           <w:highlight w:val="white"/>
           <w:lang w:eastAsia="hu-HU"/>
         </w:rPr>
-      </w:pPr>
-      <w:r>
+        <w:t>{</w:t>
+      </w:r>
+    </w:p>
+    <w:p>
+      <w:pPr>
+        <w:pStyle w:val="Kd"/>
         <w:rPr>
           <w:color w:val="000000"/>
           <w:highlight w:val="white"/>
           <w:lang w:eastAsia="hu-HU"/>
         </w:rPr>
-        <w:t>{</w:t>
-      </w:r>
-    </w:p>
-    <w:p>
-      <w:pPr>
-        <w:pStyle w:val="Kd"/>
+      </w:pPr>
+      <w:r>
         <w:rPr>
           <w:color w:val="000000"/>
           <w:highlight w:val="white"/>
           <w:lang w:eastAsia="hu-HU"/>
         </w:rPr>
-      </w:pPr>
+        <w:t xml:space="preserve">  </w:t>
+      </w:r>
+      <w:r>
+        <w:rPr>
+          <w:highlight w:val="white"/>
+          <w:lang w:eastAsia="hu-HU"/>
+        </w:rPr>
+        <w:t>var</w:t>
+      </w:r>
       <w:r>
         <w:rPr>
           <w:color w:val="000000"/>
           <w:highlight w:val="white"/>
           <w:lang w:eastAsia="hu-HU"/>
         </w:rPr>
-        <w:t xml:space="preserve">  </w:t>
-      </w:r>
-      <w:proofErr w:type="gramStart"/>
+        <w:t xml:space="preserve"> ci = </w:t>
+      </w:r>
       <w:r>
         <w:rPr>
           <w:highlight w:val="white"/>
           <w:lang w:eastAsia="hu-HU"/>
         </w:rPr>
-        <w:t>var</w:t>
-      </w:r>
-      <w:proofErr w:type="gramEnd"/>
+        <w:t>new</w:t>
+      </w:r>
       <w:r>
         <w:rPr>
           <w:color w:val="000000"/>
           <w:highlight w:val="white"/>
           <w:lang w:eastAsia="hu-HU"/>
         </w:rPr>
-        <w:t xml:space="preserve"> ci = </w:t>
-      </w:r>
-      <w:r>
-        <w:rPr>
+        <w:t xml:space="preserve"> </w:t>
+      </w:r>
+      <w:r>
+        <w:rPr>
+          <w:color w:val="2B91AF"/>
           <w:highlight w:val="white"/>
           <w:lang w:eastAsia="hu-HU"/>
         </w:rPr>
-        <w:t>new</w:t>
+        <w:t>CultureInfo</w:t>
       </w:r>
       <w:r>
         <w:rPr>
@@ -20364,7 +16442,75 @@
           <w:highlight w:val="white"/>
           <w:lang w:eastAsia="hu-HU"/>
         </w:rPr>
-        <w:t xml:space="preserve"> </w:t>
+        <w:t>(</w:t>
+      </w:r>
+      <w:r>
+        <w:rPr>
+          <w:color w:val="A31515"/>
+          <w:highlight w:val="white"/>
+          <w:lang w:eastAsia="hu-HU"/>
+        </w:rPr>
+        <w:t>"en-us"</w:t>
+      </w:r>
+      <w:r>
+        <w:rPr>
+          <w:color w:val="000000"/>
+          <w:highlight w:val="white"/>
+          <w:lang w:eastAsia="hu-HU"/>
+        </w:rPr>
+        <w:t>);</w:t>
+      </w:r>
+    </w:p>
+    <w:p>
+      <w:pPr>
+        <w:pStyle w:val="Kd"/>
+        <w:rPr>
+          <w:color w:val="000000"/>
+          <w:highlight w:val="white"/>
+          <w:lang w:eastAsia="hu-HU"/>
+        </w:rPr>
+      </w:pPr>
+      <w:r>
+        <w:rPr>
+          <w:color w:val="000000"/>
+          <w:highlight w:val="white"/>
+          <w:lang w:eastAsia="hu-HU"/>
+        </w:rPr>
+        <w:t xml:space="preserve">  ci.NumberFormat.CurrencySymbol = </w:t>
+      </w:r>
+      <w:r>
+        <w:rPr>
+          <w:color w:val="A31515"/>
+          <w:highlight w:val="white"/>
+          <w:lang w:eastAsia="hu-HU"/>
+        </w:rPr>
+        <w:t>""</w:t>
+      </w:r>
+      <w:r>
+        <w:rPr>
+          <w:color w:val="000000"/>
+          <w:highlight w:val="white"/>
+          <w:lang w:eastAsia="hu-HU"/>
+        </w:rPr>
+        <w:t>;</w:t>
+      </w:r>
+    </w:p>
+    <w:p>
+      <w:pPr>
+        <w:pStyle w:val="Kd"/>
+        <w:rPr>
+          <w:color w:val="000000"/>
+          <w:highlight w:val="white"/>
+          <w:lang w:eastAsia="hu-HU"/>
+        </w:rPr>
+      </w:pPr>
+      <w:r>
+        <w:rPr>
+          <w:color w:val="000000"/>
+          <w:highlight w:val="white"/>
+          <w:lang w:eastAsia="hu-HU"/>
+        </w:rPr>
+        <w:t xml:space="preserve">  </w:t>
       </w:r>
       <w:r>
         <w:rPr>
@@ -20372,7 +16518,7 @@
           <w:highlight w:val="white"/>
           <w:lang w:eastAsia="hu-HU"/>
         </w:rPr>
-        <w:t>CultureInfo</w:t>
+        <w:t>Thread</w:t>
       </w:r>
       <w:r>
         <w:rPr>
@@ -20380,7 +16526,76 @@
           <w:highlight w:val="white"/>
           <w:lang w:eastAsia="hu-HU"/>
         </w:rPr>
-        <w:t>(</w:t>
+        <w:t>.CurrentThread.CurrentCulture = ci;</w:t>
+      </w:r>
+    </w:p>
+    <w:p>
+      <w:pPr>
+        <w:pStyle w:val="Kd"/>
+        <w:rPr>
+          <w:color w:val="000000"/>
+          <w:highlight w:val="white"/>
+          <w:lang w:eastAsia="hu-HU"/>
+        </w:rPr>
+      </w:pPr>
+      <w:r>
+        <w:rPr>
+          <w:color w:val="000000"/>
+          <w:highlight w:val="white"/>
+          <w:lang w:eastAsia="hu-HU"/>
+        </w:rPr>
+        <w:t xml:space="preserve">  </w:t>
+      </w:r>
+      <w:r>
+        <w:rPr>
+          <w:color w:val="2B91AF"/>
+          <w:highlight w:val="white"/>
+          <w:lang w:eastAsia="hu-HU"/>
+        </w:rPr>
+        <w:t>Console</w:t>
+      </w:r>
+      <w:r>
+        <w:rPr>
+          <w:color w:val="000000"/>
+          <w:highlight w:val="white"/>
+          <w:lang w:eastAsia="hu-HU"/>
+        </w:rPr>
+        <w:t>.WriteLine(ci);</w:t>
+      </w:r>
+    </w:p>
+    <w:p>
+      <w:pPr>
+        <w:pStyle w:val="Kd"/>
+        <w:rPr>
+          <w:color w:val="000000"/>
+          <w:highlight w:val="white"/>
+          <w:lang w:eastAsia="hu-HU"/>
+        </w:rPr>
+      </w:pPr>
+      <w:r>
+        <w:rPr>
+          <w:color w:val="000000"/>
+          <w:highlight w:val="white"/>
+          <w:lang w:eastAsia="hu-HU"/>
+        </w:rPr>
+        <w:lastRenderedPageBreak/>
+        <w:t xml:space="preserve">  </w:t>
+      </w:r>
+      <w:r>
+        <w:rPr>
+          <w:color w:val="2B91AF"/>
+          <w:highlight w:val="white"/>
+          <w:lang w:eastAsia="hu-HU"/>
+        </w:rPr>
+        <w:t>Console</w:t>
+      </w:r>
+      <w:r>
+        <w:rPr>
+          <w:color w:val="000000"/>
+          <w:highlight w:val="white"/>
+          <w:lang w:eastAsia="hu-HU"/>
+        </w:rPr>
+        <w:t>.WriteLine(</w:t>
       </w:r>
       <w:r>
         <w:rPr>
@@ -20388,7 +16603,7 @@
           <w:highlight w:val="white"/>
           <w:lang w:eastAsia="hu-HU"/>
         </w:rPr>
-        <w:t>"en-us"</w:t>
+        <w:t>"{0:c}"</w:t>
       </w:r>
       <w:r>
         <w:rPr>
@@ -20396,220 +16611,19 @@
           <w:highlight w:val="white"/>
           <w:lang w:eastAsia="hu-HU"/>
         </w:rPr>
-        <w:t>);</w:t>
+        <w:t>, 5.66);</w:t>
       </w:r>
     </w:p>
     <w:p>
       <w:pPr>
         <w:pStyle w:val="Kd"/>
+      </w:pPr>
+      <w:r>
         <w:rPr>
           <w:color w:val="000000"/>
           <w:highlight w:val="white"/>
           <w:lang w:eastAsia="hu-HU"/>
         </w:rPr>
-      </w:pPr>
-      <w:r>
-        <w:rPr>
-          <w:color w:val="000000"/>
-          <w:highlight w:val="white"/>
-          <w:lang w:eastAsia="hu-HU"/>
-        </w:rPr>
-        <w:t xml:space="preserve">  ci</w:t>
-      </w:r>
-      <w:proofErr w:type="gramStart"/>
-      <w:r>
-        <w:rPr>
-          <w:color w:val="000000"/>
-          <w:highlight w:val="white"/>
-          <w:lang w:eastAsia="hu-HU"/>
-        </w:rPr>
-        <w:t>.NumberFormat</w:t>
-      </w:r>
-      <w:proofErr w:type="gramEnd"/>
-      <w:r>
-        <w:rPr>
-          <w:color w:val="000000"/>
-          <w:highlight w:val="white"/>
-          <w:lang w:eastAsia="hu-HU"/>
-        </w:rPr>
-        <w:t xml:space="preserve">.CurrencySymbol = </w:t>
-      </w:r>
-      <w:r>
-        <w:rPr>
-          <w:color w:val="A31515"/>
-          <w:highlight w:val="white"/>
-          <w:lang w:eastAsia="hu-HU"/>
-        </w:rPr>
-        <w:t>""</w:t>
-      </w:r>
-      <w:r>
-        <w:rPr>
-          <w:color w:val="000000"/>
-          <w:highlight w:val="white"/>
-          <w:lang w:eastAsia="hu-HU"/>
-        </w:rPr>
-        <w:t>;</w:t>
-      </w:r>
-    </w:p>
-    <w:p>
-      <w:pPr>
-        <w:pStyle w:val="Kd"/>
-        <w:rPr>
-          <w:color w:val="000000"/>
-          <w:highlight w:val="white"/>
-          <w:lang w:eastAsia="hu-HU"/>
-        </w:rPr>
-      </w:pPr>
-      <w:r>
-        <w:rPr>
-          <w:color w:val="000000"/>
-          <w:highlight w:val="white"/>
-          <w:lang w:eastAsia="hu-HU"/>
-        </w:rPr>
-        <w:t xml:space="preserve">  </w:t>
-      </w:r>
-      <w:r>
-        <w:rPr>
-          <w:color w:val="2B91AF"/>
-          <w:highlight w:val="white"/>
-          <w:lang w:eastAsia="hu-HU"/>
-        </w:rPr>
-        <w:t>Thread</w:t>
-      </w:r>
-      <w:proofErr w:type="gramStart"/>
-      <w:r>
-        <w:rPr>
-          <w:color w:val="000000"/>
-          <w:highlight w:val="white"/>
-          <w:lang w:eastAsia="hu-HU"/>
-        </w:rPr>
-        <w:t>.CurrentThread</w:t>
-      </w:r>
-      <w:proofErr w:type="gramEnd"/>
-      <w:r>
-        <w:rPr>
-          <w:color w:val="000000"/>
-          <w:highlight w:val="white"/>
-          <w:lang w:eastAsia="hu-HU"/>
-        </w:rPr>
-        <w:t>.CurrentCulture = ci;</w:t>
-      </w:r>
-    </w:p>
-    <w:p>
-      <w:pPr>
-        <w:pStyle w:val="Kd"/>
-        <w:rPr>
-          <w:color w:val="000000"/>
-          <w:highlight w:val="white"/>
-          <w:lang w:eastAsia="hu-HU"/>
-        </w:rPr>
-      </w:pPr>
-      <w:r>
-        <w:rPr>
-          <w:color w:val="000000"/>
-          <w:highlight w:val="white"/>
-          <w:lang w:eastAsia="hu-HU"/>
-        </w:rPr>
-        <w:t xml:space="preserve">  </w:t>
-      </w:r>
-      <w:r>
-        <w:rPr>
-          <w:color w:val="2B91AF"/>
-          <w:highlight w:val="white"/>
-          <w:lang w:eastAsia="hu-HU"/>
-        </w:rPr>
-        <w:t>Console</w:t>
-      </w:r>
-      <w:proofErr w:type="gramStart"/>
-      <w:r>
-        <w:rPr>
-          <w:color w:val="000000"/>
-          <w:highlight w:val="white"/>
-          <w:lang w:eastAsia="hu-HU"/>
-        </w:rPr>
-        <w:t>.WriteLine</w:t>
-      </w:r>
-      <w:proofErr w:type="gramEnd"/>
-      <w:r>
-        <w:rPr>
-          <w:color w:val="000000"/>
-          <w:highlight w:val="white"/>
-          <w:lang w:eastAsia="hu-HU"/>
-        </w:rPr>
-        <w:t>(ci);</w:t>
-      </w:r>
-    </w:p>
-    <w:p>
-      <w:pPr>
-        <w:pStyle w:val="Kd"/>
-        <w:rPr>
-          <w:color w:val="000000"/>
-          <w:highlight w:val="white"/>
-          <w:lang w:eastAsia="hu-HU"/>
-        </w:rPr>
-      </w:pPr>
-      <w:r>
-        <w:rPr>
-          <w:color w:val="000000"/>
-          <w:highlight w:val="white"/>
-          <w:lang w:eastAsia="hu-HU"/>
-        </w:rPr>
-        <w:lastRenderedPageBreak/>
-        <w:t xml:space="preserve">  </w:t>
-      </w:r>
-      <w:r>
-        <w:rPr>
-          <w:color w:val="2B91AF"/>
-          <w:highlight w:val="white"/>
-          <w:lang w:eastAsia="hu-HU"/>
-        </w:rPr>
-        <w:t>Console</w:t>
-      </w:r>
-      <w:proofErr w:type="gramStart"/>
-      <w:r>
-        <w:rPr>
-          <w:color w:val="000000"/>
-          <w:highlight w:val="white"/>
-          <w:lang w:eastAsia="hu-HU"/>
-        </w:rPr>
-        <w:t>.WriteLine</w:t>
-      </w:r>
-      <w:proofErr w:type="gramEnd"/>
-      <w:r>
-        <w:rPr>
-          <w:color w:val="000000"/>
-          <w:highlight w:val="white"/>
-          <w:lang w:eastAsia="hu-HU"/>
-        </w:rPr>
-        <w:t>(</w:t>
-      </w:r>
-      <w:r>
-        <w:rPr>
-          <w:color w:val="A31515"/>
-          <w:highlight w:val="white"/>
-          <w:lang w:eastAsia="hu-HU"/>
-        </w:rPr>
-        <w:t>"{0:c}"</w:t>
-      </w:r>
-      <w:r>
-        <w:rPr>
-          <w:color w:val="000000"/>
-          <w:highlight w:val="white"/>
-          <w:lang w:eastAsia="hu-HU"/>
-        </w:rPr>
-        <w:t>, 5.66);</w:t>
-      </w:r>
-    </w:p>
-    <w:p>
-      <w:pPr>
-        <w:pStyle w:val="Kd"/>
-      </w:pPr>
-      <w:r>
-        <w:rPr>
-          <w:color w:val="000000"/>
-          <w:highlight w:val="white"/>
-          <w:lang w:eastAsia="hu-HU"/>
-        </w:rPr>
         <w:t>}</w:t>
       </w:r>
     </w:p>
@@ -20627,15 +16641,7 @@
     </w:p>
     <w:p>
       <w:r>
-        <w:t xml:space="preserve">Az Irodalomjegyzékben </w:t>
-      </w:r>
-      <w:proofErr w:type="gramStart"/>
-      <w:r>
-        <w:t>szereplő hivatkozásokat</w:t>
-      </w:r>
-      <w:proofErr w:type="gramEnd"/>
-      <w:r>
-        <w:t xml:space="preserve"> </w:t>
+        <w:t xml:space="preserve">Az Irodalomjegyzékben szereplő hivatkozásokat </w:t>
       </w:r>
       <w:r>
         <w:rPr>
@@ -20673,15 +16679,7 @@
         <w:t>Kereszthivatkozás beszúrása</w:t>
       </w:r>
       <w:r>
-        <w:t xml:space="preserve"> (Insert cross-reference) </w:t>
-      </w:r>
-      <w:proofErr w:type="gramStart"/>
-      <w:r>
-        <w:t>funkcióval</w:t>
-      </w:r>
-      <w:proofErr w:type="gramEnd"/>
-      <w:r>
-        <w:t xml:space="preserve"> helyezzük el (példa egy így beszúrt hivatkozásra: </w:t>
+        <w:t xml:space="preserve"> (Insert cross-reference) funkcióval helyezzük el (példa egy így beszúrt hivatkozásra: </w:t>
       </w:r>
       <w:r>
         <w:fldChar w:fldCharType="begin"/>
@@ -20703,15 +16701,7 @@
         <w:fldChar w:fldCharType="end"/>
       </w:r>
       <w:r>
-        <w:t xml:space="preserve">), így azok </w:t>
-      </w:r>
-      <w:proofErr w:type="gramStart"/>
-      <w:r>
-        <w:t>automatikusan</w:t>
-      </w:r>
-      <w:proofErr w:type="gramEnd"/>
-      <w:r>
-        <w:t xml:space="preserve"> frissülnek a hivatkozások átrendezésekor.</w:t>
+        <w:t>), így azok automatikusan frissülnek a hivatkozások átrendezésekor.</w:t>
       </w:r>
     </w:p>
     <w:p>
@@ -20760,15 +16750,7 @@
         <w:t>Kereszthivatkozások frissítése:</w:t>
       </w:r>
       <w:r>
-        <w:t xml:space="preserve"> miután kijelöltük a teljes szöveget (Ctrl+</w:t>
-      </w:r>
-      <w:proofErr w:type="gramStart"/>
-      <w:r>
-        <w:t>A</w:t>
-      </w:r>
-      <w:proofErr w:type="gramEnd"/>
-      <w:r>
-        <w:t>), nyomjuk meg az F9 billentyűt, és a Word frissíti az összes kereszthivatkozást. Ilyenkor ellenőrizzük, hogy nem jelent-e meg valahol a "Hiba! A könyvjelző nem létezik." szöveg.</w:t>
+        <w:t xml:space="preserve"> miután kijelöltük a teljes szöveget (Ctrl+A), nyomjuk meg az F9 billentyűt, és a Word frissíti az összes kereszthivatkozást. Ilyenkor ellenőrizzük, hogy nem jelent-e meg valahol a "Hiba! A könyvjelző nem létezik." szöveg.</w:t>
       </w:r>
     </w:p>
     <w:p>
@@ -20778,19 +16760,11 @@
           <w:numId w:val="10"/>
         </w:numPr>
       </w:pPr>
-      <w:proofErr w:type="gramStart"/>
       <w:r>
         <w:rPr>
           <w:rStyle w:val="Kiemels"/>
         </w:rPr>
-        <w:t>Dokumentum</w:t>
-      </w:r>
-      <w:proofErr w:type="gramEnd"/>
-      <w:r>
-        <w:rPr>
-          <w:rStyle w:val="Kiemels"/>
-        </w:rPr>
-        <w:t xml:space="preserve"> tulajdonságok megadása:</w:t>
+        <w:t>Dokumentum tulajdonságok megadása:</w:t>
       </w:r>
       <w:r>
         <w:t xml:space="preserve"> a dokumentumhoz tartozó meta adatok kitöltése (szerző, cím, kulcsszavak stb.). Erre való a Dokumentum tulajdonságai panel, mely a Fájl / Információ / Tulajdonságok / Dokumentumpanel megjelenítése úton érhető el.</w:t>
@@ -20810,15 +16784,7 @@
         <w:t>Kinézet ellenőrzése PDF-ben:</w:t>
       </w:r>
       <w:r>
-        <w:t xml:space="preserve"> a legjobb teszt a végén, ha PDF-et készítünk a </w:t>
-      </w:r>
-      <w:proofErr w:type="gramStart"/>
-      <w:r>
-        <w:t>dokumentumból</w:t>
-      </w:r>
-      <w:proofErr w:type="gramEnd"/>
-      <w:r>
-        <w:t xml:space="preserve">, és azt leellenőrizzük. </w:t>
+        <w:t xml:space="preserve"> a legjobb teszt a végén, ha PDF-et készítünk a dokumentumból, és azt leellenőrizzük. </w:t>
       </w:r>
     </w:p>
     <w:p/>
@@ -20835,15 +16801,7 @@
     </w:p>
     <w:p>
       <w:r>
-        <w:t xml:space="preserve">E </w:t>
-      </w:r>
-      <w:proofErr w:type="gramStart"/>
-      <w:r>
-        <w:t>dokumentumban</w:t>
-      </w:r>
-      <w:proofErr w:type="gramEnd"/>
-      <w:r>
-        <w:t xml:space="preserve"> igyekeztünk a leggyakrabban felmerülő kérdéseket megválaszolni a dolgozat készítésével kapcsolatban. Amennyiben a témaválasztással, beadással</w:t>
+        <w:t>E dokumentumban igyekeztünk a leggyakrabban felmerülő kérdéseket megválaszolni a dolgozat készítésével kapcsolatban. Amennyiben a témaválasztással, beadással</w:t>
       </w:r>
       <w:r>
         <w:t>, külsős témákkal stb. kapcsolatban vannak kérdéseid érdemes meglátogatnod a tudástárunkat:</w:t>
@@ -21095,13 +17053,8 @@
         </w:rPr>
         <w:annotationRef/>
       </w:r>
-      <w:proofErr w:type="gramStart"/>
-      <w:r>
-        <w:t>konzulens</w:t>
-      </w:r>
-      <w:proofErr w:type="gramEnd"/>
-      <w:r>
-        <w:t>(ek) nevei</w:t>
+      <w:r>
+        <w:t>konzulens(ek) nevei</w:t>
       </w:r>
     </w:p>
   </w:comment>
@@ -21116,13 +17069,8 @@
         </w:rPr>
         <w:annotationRef/>
       </w:r>
-      <w:proofErr w:type="gramStart"/>
-      <w:r>
-        <w:t>beadás</w:t>
-      </w:r>
-      <w:proofErr w:type="gramEnd"/>
-      <w:r>
-        <w:t xml:space="preserve"> éve</w:t>
+      <w:r>
+        <w:t>beadás éve</w:t>
       </w:r>
     </w:p>
   </w:comment>
@@ -21155,13 +17103,8 @@
         </w:rPr>
         <w:annotationRef/>
       </w:r>
-      <w:proofErr w:type="gramStart"/>
-      <w:r>
-        <w:t>saját</w:t>
-      </w:r>
-      <w:proofErr w:type="gramEnd"/>
-      <w:r>
-        <w:t xml:space="preserve"> neved</w:t>
+      <w:r>
+        <w:t>saját neved</w:t>
       </w:r>
     </w:p>
   </w:comment>
@@ -21211,13 +17154,8 @@
         <w:annotationRef/>
       </w:r>
       <w:r>
-        <w:t xml:space="preserve">Ne felejtsd </w:t>
-      </w:r>
-      <w:proofErr w:type="gramStart"/>
-      <w:r>
-        <w:t>el frissíteni</w:t>
-      </w:r>
-      <w:proofErr w:type="gramEnd"/>
+        <w:t>Ne felejtsd el frissíteni</w:t>
+      </w:r>
     </w:p>
   </w:comment>
   <w:comment w:id="7" w:author="Kővári Bence" w:date="2015-10-19T11:12:00Z" w:initials="KB">
@@ -21231,11 +17169,9 @@
         </w:rPr>
         <w:annotationRef/>
       </w:r>
-      <w:proofErr w:type="gramStart"/>
       <w:r>
         <w:t>motiváció</w:t>
       </w:r>
-      <w:proofErr w:type="gramEnd"/>
     </w:p>
   </w:comment>
   <w:comment w:id="8" w:author="Kővári Bence" w:date="2015-10-19T11:12:00Z" w:initials="KB">
@@ -21249,13 +17185,8 @@
         </w:rPr>
         <w:annotationRef/>
       </w:r>
-      <w:proofErr w:type="gramStart"/>
-      <w:r>
-        <w:t>probléma</w:t>
-      </w:r>
-      <w:proofErr w:type="gramEnd"/>
-      <w:r>
-        <w:t xml:space="preserve"> bemutatása</w:t>
+      <w:r>
+        <w:t>probléma bemutatása</w:t>
       </w:r>
     </w:p>
   </w:comment>
@@ -21270,13 +17201,8 @@
         </w:rPr>
         <w:annotationRef/>
       </w:r>
-      <w:proofErr w:type="gramStart"/>
-      <w:r>
-        <w:t>megoldás</w:t>
-      </w:r>
-      <w:proofErr w:type="gramEnd"/>
-      <w:r>
-        <w:t xml:space="preserve"> bemutatása</w:t>
+      <w:r>
+        <w:t>megoldás bemutatása</w:t>
       </w:r>
     </w:p>
   </w:comment>
@@ -21291,13 +17217,8 @@
         </w:rPr>
         <w:annotationRef/>
       </w:r>
-      <w:proofErr w:type="gramStart"/>
-      <w:r>
-        <w:t>eredmény</w:t>
-      </w:r>
-      <w:proofErr w:type="gramEnd"/>
-      <w:r>
-        <w:t xml:space="preserve"> összefoglalása</w:t>
+      <w:r>
+        <w:t>eredmény összefoglalása</w:t>
       </w:r>
     </w:p>
   </w:comment>
@@ -21312,13 +17233,8 @@
         </w:rPr>
         <w:annotationRef/>
       </w:r>
-      <w:proofErr w:type="gramStart"/>
-      <w:r>
-        <w:t>konklúzió</w:t>
-      </w:r>
-      <w:proofErr w:type="gramEnd"/>
-      <w:r>
-        <w:t>, kitekintés</w:t>
+      <w:r>
+        <w:t>konklúzió, kitekintés</w:t>
       </w:r>
     </w:p>
   </w:comment>
@@ -21334,15 +17250,7 @@
         <w:annotationRef/>
       </w:r>
       <w:r>
-        <w:t xml:space="preserve">Feltöltéskor feltöltött </w:t>
-      </w:r>
-      <w:proofErr w:type="gramStart"/>
-      <w:r>
-        <w:t>dokumentum</w:t>
-      </w:r>
-      <w:proofErr w:type="gramEnd"/>
-      <w:r>
-        <w:t xml:space="preserve"> jóváhagyása. A késedelmes leadási határidő (konzulensi engedéllyel) pl. hosszabb betegség és hasonló esetekre vonatkozik. A rossz időgazdálkodás nem indokolja a határidő kitolását.</w:t>
+        <w:t>Feltöltéskor feltöltött dokumentum jóváhagyása. A késedelmes leadási határidő (konzulensi engedéllyel) pl. hosszabb betegség és hasonló esetekre vonatkozik. A rossz időgazdálkodás nem indokolja a határidő kitolását.</w:t>
       </w:r>
     </w:p>
   </w:comment>
@@ -21456,7 +17364,7 @@
         <w:rStyle w:val="Oldalszm"/>
         <w:noProof/>
       </w:rPr>
-      <w:t>55</w:t>
+      <w:t>52</w:t>
     </w:r>
     <w:r>
       <w:rPr>
@@ -27134,16 +23042,15 @@
   <w:abstractNum w:abstractNumId="47" w15:restartNumberingAfterBreak="0">
     <w:nsid w:val="799C3B84"/>
     <w:multiLevelType w:val="multilevel"/>
-    <w:tmpl w:val="227AE3EC"/>
+    <w:tmpl w:val="190EB1A6"/>
     <w:lvl w:ilvl="0">
       <w:start w:val="1"/>
       <w:numFmt w:val="decimal"/>
       <w:pStyle w:val="Cmsor1"/>
-      <w:suff w:val="space"/>
       <w:lvlText w:val="%1"/>
       <w:lvlJc w:val="left"/>
       <w:pPr>
-        <w:ind w:left="0" w:firstLine="0"/>
+        <w:ind w:left="432" w:hanging="432"/>
       </w:pPr>
       <w:rPr>
         <w:rFonts w:hint="default"/>
@@ -27153,11 +23060,10 @@
       <w:start w:val="1"/>
       <w:numFmt w:val="decimal"/>
       <w:pStyle w:val="Cmsor2"/>
-      <w:suff w:val="space"/>
       <w:lvlText w:val="%1.%2"/>
       <w:lvlJc w:val="left"/>
       <w:pPr>
-        <w:ind w:left="0" w:firstLine="0"/>
+        <w:ind w:left="576" w:hanging="576"/>
       </w:pPr>
       <w:rPr>
         <w:rFonts w:hint="default"/>
@@ -27166,11 +23072,11 @@
     <w:lvl w:ilvl="2">
       <w:start w:val="1"/>
       <w:numFmt w:val="decimal"/>
-      <w:suff w:val="space"/>
+      <w:pStyle w:val="Cmsor3"/>
       <w:lvlText w:val="%1.%2.%3"/>
       <w:lvlJc w:val="left"/>
       <w:pPr>
-        <w:ind w:left="0" w:firstLine="0"/>
+        <w:ind w:left="720" w:hanging="720"/>
       </w:pPr>
       <w:rPr>
         <w:rFonts w:hint="default"/>
@@ -27180,11 +23086,10 @@
       <w:start w:val="1"/>
       <w:numFmt w:val="decimal"/>
       <w:pStyle w:val="Cmsor4"/>
-      <w:suff w:val="space"/>
       <w:lvlText w:val="%1.%2.%3.%4"/>
       <w:lvlJc w:val="left"/>
       <w:pPr>
-        <w:ind w:left="0" w:firstLine="0"/>
+        <w:ind w:left="864" w:hanging="864"/>
       </w:pPr>
       <w:rPr>
         <w:rFonts w:hint="default"/>
@@ -27197,9 +23102,6 @@
       <w:lvlText w:val="%1.%2.%3.%4.%5"/>
       <w:lvlJc w:val="left"/>
       <w:pPr>
-        <w:tabs>
-          <w:tab w:val="num" w:pos="1008"/>
-        </w:tabs>
         <w:ind w:left="1008" w:hanging="1008"/>
       </w:pPr>
       <w:rPr>
@@ -27213,9 +23115,6 @@
       <w:lvlText w:val="%1.%2.%3.%4.%5.%6"/>
       <w:lvlJc w:val="left"/>
       <w:pPr>
-        <w:tabs>
-          <w:tab w:val="num" w:pos="1152"/>
-        </w:tabs>
         <w:ind w:left="1152" w:hanging="1152"/>
       </w:pPr>
       <w:rPr>
@@ -27229,9 +23128,6 @@
       <w:lvlText w:val="%1.%2.%3.%4.%5.%6.%7"/>
       <w:lvlJc w:val="left"/>
       <w:pPr>
-        <w:tabs>
-          <w:tab w:val="num" w:pos="1296"/>
-        </w:tabs>
         <w:ind w:left="1296" w:hanging="1296"/>
       </w:pPr>
       <w:rPr>
@@ -27245,9 +23141,6 @@
       <w:lvlText w:val="%1.%2.%3.%4.%5.%6.%7.%8"/>
       <w:lvlJc w:val="left"/>
       <w:pPr>
-        <w:tabs>
-          <w:tab w:val="num" w:pos="1440"/>
-        </w:tabs>
         <w:ind w:left="1440" w:hanging="1440"/>
       </w:pPr>
       <w:rPr>
@@ -27261,9 +23154,6 @@
       <w:lvlText w:val="%1.%2.%3.%4.%5.%6.%7.%8.%9"/>
       <w:lvlJc w:val="left"/>
       <w:pPr>
-        <w:tabs>
-          <w:tab w:val="num" w:pos="1584"/>
-        </w:tabs>
         <w:ind w:left="1584" w:hanging="1584"/>
       </w:pPr>
       <w:rPr>
@@ -27538,6 +23428,66 @@
   </w:num>
   <w:num w:numId="49">
     <w:abstractNumId w:val="28"/>
+  </w:num>
+  <w:num w:numId="50">
+    <w:abstractNumId w:val="47"/>
+    <w:lvlOverride w:ilvl="0">
+      <w:startOverride w:val="4"/>
+    </w:lvlOverride>
+    <w:lvlOverride w:ilvl="1">
+      <w:startOverride w:val="3"/>
+    </w:lvlOverride>
+    <w:lvlOverride w:ilvl="2">
+      <w:startOverride w:val="1"/>
+    </w:lvlOverride>
+    <w:lvlOverride w:ilvl="3">
+      <w:startOverride w:val="1"/>
+    </w:lvlOverride>
+    <w:lvlOverride w:ilvl="4">
+      <w:startOverride w:val="1"/>
+    </w:lvlOverride>
+    <w:lvlOverride w:ilvl="5">
+      <w:startOverride w:val="1"/>
+    </w:lvlOverride>
+    <w:lvlOverride w:ilvl="6">
+      <w:startOverride w:val="1"/>
+    </w:lvlOverride>
+    <w:lvlOverride w:ilvl="7">
+      <w:startOverride w:val="1"/>
+    </w:lvlOverride>
+    <w:lvlOverride w:ilvl="8">
+      <w:startOverride w:val="1"/>
+    </w:lvlOverride>
+  </w:num>
+  <w:num w:numId="51">
+    <w:abstractNumId w:val="47"/>
+    <w:lvlOverride w:ilvl="0">
+      <w:startOverride w:val="4"/>
+    </w:lvlOverride>
+    <w:lvlOverride w:ilvl="1">
+      <w:startOverride w:val="3"/>
+    </w:lvlOverride>
+    <w:lvlOverride w:ilvl="2">
+      <w:startOverride w:val="1"/>
+    </w:lvlOverride>
+    <w:lvlOverride w:ilvl="3">
+      <w:startOverride w:val="1"/>
+    </w:lvlOverride>
+    <w:lvlOverride w:ilvl="4">
+      <w:startOverride w:val="1"/>
+    </w:lvlOverride>
+    <w:lvlOverride w:ilvl="5">
+      <w:startOverride w:val="1"/>
+    </w:lvlOverride>
+    <w:lvlOverride w:ilvl="6">
+      <w:startOverride w:val="1"/>
+    </w:lvlOverride>
+    <w:lvlOverride w:ilvl="7">
+      <w:startOverride w:val="1"/>
+    </w:lvlOverride>
+    <w:lvlOverride w:ilvl="8">
+      <w:startOverride w:val="1"/>
+    </w:lvlOverride>
   </w:num>
   <w:numIdMacAtCleanup w:val="46"/>
 </w:numbering>
@@ -27931,8 +23881,11 @@
     <w:rsid w:val="00D26590"/>
     <w:pPr>
       <w:keepNext/>
+      <w:numPr>
+        <w:ilvl w:val="2"/>
+        <w:numId w:val="2"/>
+      </w:numPr>
       <w:spacing w:before="240" w:after="60"/>
-      <w:ind w:firstLine="0"/>
       <w:outlineLvl w:val="2"/>
     </w:pPr>
     <w:rPr>
@@ -27949,7 +23902,7 @@
     <w:next w:val="Norml"/>
     <w:autoRedefine/>
     <w:qFormat/>
-    <w:rsid w:val="001C7C1F"/>
+    <w:rsid w:val="005C24E1"/>
     <w:pPr>
       <w:keepNext/>
       <w:numPr>
@@ -29474,7 +25427,7 @@
 </file>
 
 <file path=customXml/itemProps1.xml><?xml version="1.0" encoding="utf-8"?>
-<ds:datastoreItem xmlns:ds="http://schemas.openxmlformats.org/officeDocument/2006/customXml" ds:itemID="{839665EB-F9A2-438F-A0E0-197E685F43FC}">
+<ds:datastoreItem xmlns:ds="http://schemas.openxmlformats.org/officeDocument/2006/customXml" ds:itemID="{571DC108-6964-460F-894F-24656CA787DB}">
   <ds:schemaRefs>
     <ds:schemaRef ds:uri="http://schemas.openxmlformats.org/officeDocument/2006/bibliography"/>
   </ds:schemaRefs>
